--- a/report/technical_report.docx
+++ b/report/technical_report.docx
@@ -74,7 +74,7 @@
           <w:i/>
           <w:sz w:val="19"/>
         </w:rPr>
-        <w:t>Code, data pipeline and verification script: github.com/&lt;username&gt;/seismic-bump-forecasting</w:t>
+        <w:t>Code, data pipeline and verification script: github.com/junjie-yang11/seismic-bump-forecasting</w:t>
       </w:r>
     </w:p>
     <w:p>

--- a/report/technical_report.docx
+++ b/report/technical_report.docx
@@ -383,6 +383,92 @@
           <w:sz w:val="21"/>
         </w:rPr>
         <w:t xml:space="preserve"> at an operational threshold. Any claim about the forecasting skill of these models should therefore be based on time-respecting validation.</w:t>
+      </w:r>
+    </w:p>
+    <w:p>
+      <w:pPr>
+        <w:spacing w:after="140" w:before="0" w:line="312" w:lineRule="auto"/>
+      </w:pPr>
+      <w:r>
+        <w:rPr>
+          <w:rFonts w:ascii="Times New Roman" w:hAnsi="Times New Roman" w:eastAsia="宋体"/>
+          <w:b w:val="0"/>
+          <w:i w:val="0"/>
+          <w:sz w:val="21"/>
+        </w:rPr>
+        <w:t xml:space="preserve">A final check concerns the probability scale. Class weighting, which is needed here because positives are rare, makes the fit behave as if the base rate were 0.50. The logistic regression’s mean predicted probability is </w:t>
+      </w:r>
+      <w:r>
+        <w:rPr>
+          <w:rFonts w:ascii="Times New Roman" w:hAnsi="Times New Roman" w:eastAsia="宋体"/>
+          <w:b w:val="0"/>
+          <w:i w:val="0"/>
+          <w:sz w:val="21"/>
+        </w:rPr>
+        <w:t>0.333</w:t>
+      </w:r>
+      <w:r>
+        <w:rPr>
+          <w:rFonts w:ascii="Times New Roman" w:hAnsi="Times New Roman" w:eastAsia="宋体"/>
+          <w:b w:val="0"/>
+          <w:i w:val="0"/>
+          <w:sz w:val="21"/>
+        </w:rPr>
+        <w:t xml:space="preserve"> against an observed rate of </w:t>
+      </w:r>
+      <w:r>
+        <w:rPr>
+          <w:rFonts w:ascii="Times New Roman" w:hAnsi="Times New Roman" w:eastAsia="宋体"/>
+          <w:b w:val="0"/>
+          <w:i w:val="0"/>
+          <w:sz w:val="21"/>
+        </w:rPr>
+        <w:t>0.0427</w:t>
+      </w:r>
+      <w:r>
+        <w:rPr>
+          <w:rFonts w:ascii="Times New Roman" w:hAnsi="Times New Roman" w:eastAsia="宋体"/>
+          <w:b w:val="0"/>
+          <w:i w:val="0"/>
+          <w:sz w:val="21"/>
+        </w:rPr>
+        <w:t xml:space="preserve">; a single log-odds shift reduces the expected calibration error from </w:t>
+      </w:r>
+      <w:r>
+        <w:rPr>
+          <w:rFonts w:ascii="Times New Roman" w:hAnsi="Times New Roman" w:eastAsia="宋体"/>
+          <w:b w:val="0"/>
+          <w:i w:val="0"/>
+          <w:sz w:val="21"/>
+        </w:rPr>
+        <w:t>0.290</w:t>
+      </w:r>
+      <w:r>
+        <w:rPr>
+          <w:rFonts w:ascii="Times New Roman" w:hAnsi="Times New Roman" w:eastAsia="宋体"/>
+          <w:b w:val="0"/>
+          <w:i w:val="0"/>
+          <w:sz w:val="21"/>
+        </w:rPr>
+        <w:t xml:space="preserve"> to </w:t>
+      </w:r>
+      <w:r>
+        <w:rPr>
+          <w:rFonts w:ascii="Times New Roman" w:hAnsi="Times New Roman" w:eastAsia="宋体"/>
+          <w:b w:val="0"/>
+          <w:i w:val="0"/>
+          <w:sz w:val="21"/>
+        </w:rPr>
+        <w:t>0.0144</w:t>
+      </w:r>
+      <w:r>
+        <w:rPr>
+          <w:rFonts w:ascii="Times New Roman" w:hAnsi="Times New Roman" w:eastAsia="宋体"/>
+          <w:b w:val="0"/>
+          <w:i w:val="0"/>
+          <w:sz w:val="21"/>
+        </w:rPr>
+        <w:t>. The same correction over-corrects the tree ensemble, which is already close to calibrated. Ranking metrics are blind to all of this.</w:t>
       </w:r>
     </w:p>
     <w:p>
@@ -4592,6 +4678,1199 @@
     </w:p>
     <w:p>
       <w:pPr>
+        <w:spacing w:after="80" w:before="180" w:line="312" w:lineRule="auto"/>
+      </w:pPr>
+      <w:r>
+        <w:rPr>
+          <w:rFonts w:ascii="Times New Roman" w:hAnsi="Times New Roman" w:eastAsia="宋体"/>
+          <w:b/>
+          <w:i w:val="0"/>
+          <w:sz w:val="23"/>
+        </w:rPr>
+        <w:t>4.5  Probability calibration</w:t>
+      </w:r>
+    </w:p>
+    <w:p>
+      <w:pPr>
+        <w:spacing w:after="140" w:before="0" w:line="312" w:lineRule="auto"/>
+      </w:pPr>
+      <w:r>
+        <w:rPr>
+          <w:rFonts w:ascii="Times New Roman" w:hAnsi="Times New Roman" w:eastAsia="宋体"/>
+          <w:b w:val="0"/>
+          <w:i w:val="0"/>
+          <w:sz w:val="21"/>
+        </w:rPr>
+        <w:t>Class weights are what make these models usable on a 6.6 %-positive dataset, but they have a side effect: the fit behaves as if the base rate were 0.50, so the output probabilities sit on the wrong scale. Ranking metrics are blind to this, because they depend only on the order of the scores. For an early-warning system, however, the difference between “8 % chance” and “33 % chance” is the difference between a usable threshold rule and a useless one.</w:t>
+      </w:r>
+    </w:p>
+    <w:tbl>
+      <w:tblPr>
+        <w:tblStyle w:val="TableGrid"/>
+        <w:tblW w:type="auto" w:w="0"/>
+        <w:jc w:val="center"/>
+        <w:tblLook w:firstColumn="1" w:firstRow="1" w:lastColumn="0" w:lastRow="0" w:noHBand="0" w:noVBand="1" w:val="04A0"/>
+      </w:tblPr>
+      <w:tblGrid>
+        <w:gridCol w:w="1170"/>
+        <w:gridCol w:w="1170"/>
+        <w:gridCol w:w="1170"/>
+        <w:gridCol w:w="1170"/>
+        <w:gridCol w:w="1170"/>
+        <w:gridCol w:w="1170"/>
+        <w:gridCol w:w="1170"/>
+        <w:gridCol w:w="1170"/>
+      </w:tblGrid>
+      <w:tr>
+        <w:tc>
+          <w:tcPr>
+            <w:tcW w:type="dxa" w:w="936"/>
+          </w:tcPr>
+          <w:p>
+            <w:pPr>
+              <w:spacing w:after="30" w:line="252" w:lineRule="auto"/>
+            </w:pPr>
+            <w:r/>
+            <w:r>
+              <w:rPr>
+                <w:rFonts w:ascii="Times New Roman" w:hAnsi="Times New Roman" w:eastAsia="宋体"/>
+                <w:b/>
+                <w:i w:val="0"/>
+                <w:sz w:val="17"/>
+              </w:rPr>
+              <w:t>Model</w:t>
+            </w:r>
+          </w:p>
+        </w:tc>
+        <w:tc>
+          <w:tcPr>
+            <w:tcW w:type="dxa" w:w="2520"/>
+          </w:tcPr>
+          <w:p>
+            <w:pPr>
+              <w:spacing w:after="30" w:line="252" w:lineRule="auto"/>
+            </w:pPr>
+            <w:r/>
+            <w:r>
+              <w:rPr>
+                <w:rFonts w:ascii="Times New Roman" w:hAnsi="Times New Roman" w:eastAsia="宋体"/>
+                <w:b/>
+                <w:i w:val="0"/>
+                <w:sz w:val="17"/>
+              </w:rPr>
+              <w:t>Variant</w:t>
+            </w:r>
+          </w:p>
+        </w:tc>
+        <w:tc>
+          <w:tcPr>
+            <w:tcW w:type="dxa" w:w="1008"/>
+          </w:tcPr>
+          <w:p>
+            <w:pPr>
+              <w:spacing w:after="30" w:line="252" w:lineRule="auto"/>
+            </w:pPr>
+            <w:r/>
+            <w:r>
+              <w:rPr>
+                <w:rFonts w:ascii="Times New Roman" w:hAnsi="Times New Roman" w:eastAsia="宋体"/>
+                <w:b/>
+                <w:i w:val="0"/>
+                <w:sz w:val="17"/>
+              </w:rPr>
+              <w:t>Brier</w:t>
+            </w:r>
+          </w:p>
+        </w:tc>
+        <w:tc>
+          <w:tcPr>
+            <w:tcW w:type="dxa" w:w="864"/>
+          </w:tcPr>
+          <w:p>
+            <w:pPr>
+              <w:spacing w:after="30" w:line="252" w:lineRule="auto"/>
+            </w:pPr>
+            <w:r/>
+            <w:r>
+              <w:rPr>
+                <w:rFonts w:ascii="Times New Roman" w:hAnsi="Times New Roman" w:eastAsia="宋体"/>
+                <w:b/>
+                <w:i w:val="0"/>
+                <w:sz w:val="17"/>
+              </w:rPr>
+              <w:t>Skill</w:t>
+            </w:r>
+          </w:p>
+        </w:tc>
+        <w:tc>
+          <w:tcPr>
+            <w:tcW w:type="dxa" w:w="936"/>
+          </w:tcPr>
+          <w:p>
+            <w:pPr>
+              <w:spacing w:after="30" w:line="252" w:lineRule="auto"/>
+            </w:pPr>
+            <w:r/>
+            <w:r>
+              <w:rPr>
+                <w:rFonts w:ascii="Times New Roman" w:hAnsi="Times New Roman" w:eastAsia="宋体"/>
+                <w:b/>
+                <w:i w:val="0"/>
+                <w:sz w:val="17"/>
+              </w:rPr>
+              <w:t>ECE</w:t>
+            </w:r>
+          </w:p>
+        </w:tc>
+        <w:tc>
+          <w:tcPr>
+            <w:tcW w:type="dxa" w:w="936"/>
+          </w:tcPr>
+          <w:p>
+            <w:pPr>
+              <w:spacing w:after="30" w:line="252" w:lineRule="auto"/>
+            </w:pPr>
+            <w:r/>
+            <w:r>
+              <w:rPr>
+                <w:rFonts w:ascii="Times New Roman" w:hAnsi="Times New Roman" w:eastAsia="宋体"/>
+                <w:b/>
+                <w:i w:val="0"/>
+                <w:sz w:val="17"/>
+              </w:rPr>
+              <w:t>MCE</w:t>
+            </w:r>
+          </w:p>
+        </w:tc>
+        <w:tc>
+          <w:tcPr>
+            <w:tcW w:type="dxa" w:w="1368"/>
+          </w:tcPr>
+          <w:p>
+            <w:pPr>
+              <w:spacing w:after="30" w:line="252" w:lineRule="auto"/>
+            </w:pPr>
+            <w:r/>
+            <w:r>
+              <w:rPr>
+                <w:rFonts w:ascii="Times New Roman" w:hAnsi="Times New Roman" w:eastAsia="宋体"/>
+                <w:b/>
+                <w:i w:val="0"/>
+                <w:sz w:val="17"/>
+              </w:rPr>
+              <w:t>Mean predicted</w:t>
+            </w:r>
+          </w:p>
+        </w:tc>
+        <w:tc>
+          <w:tcPr>
+            <w:tcW w:type="dxa" w:w="1080"/>
+          </w:tcPr>
+          <w:p>
+            <w:pPr>
+              <w:spacing w:after="30" w:line="252" w:lineRule="auto"/>
+            </w:pPr>
+            <w:r/>
+            <w:r>
+              <w:rPr>
+                <w:rFonts w:ascii="Times New Roman" w:hAnsi="Times New Roman" w:eastAsia="宋体"/>
+                <w:b/>
+                <w:i w:val="0"/>
+                <w:sz w:val="17"/>
+              </w:rPr>
+              <w:t>Observed</w:t>
+            </w:r>
+          </w:p>
+        </w:tc>
+      </w:tr>
+      <w:tr>
+        <w:tc>
+          <w:tcPr>
+            <w:tcW w:type="dxa" w:w="936"/>
+          </w:tcPr>
+          <w:p>
+            <w:pPr>
+              <w:spacing w:after="30" w:line="252" w:lineRule="auto"/>
+            </w:pPr>
+            <w:r/>
+            <w:r>
+              <w:rPr>
+                <w:rFonts w:ascii="Times New Roman" w:hAnsi="Times New Roman" w:eastAsia="宋体"/>
+                <w:b w:val="0"/>
+                <w:i w:val="0"/>
+                <w:sz w:val="17"/>
+              </w:rPr>
+              <w:t>LR</w:t>
+            </w:r>
+          </w:p>
+        </w:tc>
+        <w:tc>
+          <w:tcPr>
+            <w:tcW w:type="dxa" w:w="2520"/>
+          </w:tcPr>
+          <w:p>
+            <w:pPr>
+              <w:spacing w:after="30" w:line="252" w:lineRule="auto"/>
+            </w:pPr>
+            <w:r/>
+            <w:r>
+              <w:rPr>
+                <w:rFonts w:ascii="Times New Roman" w:hAnsi="Times New Roman" w:eastAsia="宋体"/>
+                <w:b w:val="0"/>
+                <w:i w:val="0"/>
+                <w:sz w:val="17"/>
+              </w:rPr>
+              <w:t>as fitted (class-weighted)</w:t>
+            </w:r>
+          </w:p>
+        </w:tc>
+        <w:tc>
+          <w:tcPr>
+            <w:tcW w:type="dxa" w:w="1008"/>
+          </w:tcPr>
+          <w:p>
+            <w:pPr>
+              <w:spacing w:after="30" w:line="252" w:lineRule="auto"/>
+            </w:pPr>
+            <w:r/>
+            <w:r>
+              <w:rPr>
+                <w:rFonts w:ascii="Times New Roman" w:hAnsi="Times New Roman" w:eastAsia="宋体"/>
+                <w:b w:val="0"/>
+                <w:i w:val="0"/>
+                <w:sz w:val="17"/>
+              </w:rPr>
+              <w:t>0.1462</w:t>
+            </w:r>
+          </w:p>
+        </w:tc>
+        <w:tc>
+          <w:tcPr>
+            <w:tcW w:type="dxa" w:w="864"/>
+          </w:tcPr>
+          <w:p>
+            <w:pPr>
+              <w:spacing w:after="30" w:line="252" w:lineRule="auto"/>
+            </w:pPr>
+            <w:r/>
+            <w:r>
+              <w:rPr>
+                <w:rFonts w:ascii="Times New Roman" w:hAnsi="Times New Roman" w:eastAsia="宋体"/>
+                <w:b w:val="0"/>
+                <w:i w:val="0"/>
+                <w:sz w:val="17"/>
+              </w:rPr>
+              <w:t>-2.579</w:t>
+            </w:r>
+          </w:p>
+        </w:tc>
+        <w:tc>
+          <w:tcPr>
+            <w:tcW w:type="dxa" w:w="936"/>
+          </w:tcPr>
+          <w:p>
+            <w:pPr>
+              <w:spacing w:after="30" w:line="252" w:lineRule="auto"/>
+            </w:pPr>
+            <w:r/>
+            <w:r>
+              <w:rPr>
+                <w:rFonts w:ascii="Times New Roman" w:hAnsi="Times New Roman" w:eastAsia="宋体"/>
+                <w:b w:val="0"/>
+                <w:i w:val="0"/>
+                <w:sz w:val="17"/>
+              </w:rPr>
+              <w:t>0.2904</w:t>
+            </w:r>
+          </w:p>
+        </w:tc>
+        <w:tc>
+          <w:tcPr>
+            <w:tcW w:type="dxa" w:w="936"/>
+          </w:tcPr>
+          <w:p>
+            <w:pPr>
+              <w:spacing w:after="30" w:line="252" w:lineRule="auto"/>
+            </w:pPr>
+            <w:r/>
+            <w:r>
+              <w:rPr>
+                <w:rFonts w:ascii="Times New Roman" w:hAnsi="Times New Roman" w:eastAsia="宋体"/>
+                <w:b w:val="0"/>
+                <w:i w:val="0"/>
+                <w:sz w:val="17"/>
+              </w:rPr>
+              <w:t>0.5701</w:t>
+            </w:r>
+          </w:p>
+        </w:tc>
+        <w:tc>
+          <w:tcPr>
+            <w:tcW w:type="dxa" w:w="1368"/>
+          </w:tcPr>
+          <w:p>
+            <w:pPr>
+              <w:spacing w:after="30" w:line="252" w:lineRule="auto"/>
+            </w:pPr>
+            <w:r/>
+            <w:r>
+              <w:rPr>
+                <w:rFonts w:ascii="Times New Roman" w:hAnsi="Times New Roman" w:eastAsia="宋体"/>
+                <w:b w:val="0"/>
+                <w:i w:val="0"/>
+                <w:sz w:val="17"/>
+              </w:rPr>
+              <w:t>0.3331</w:t>
+            </w:r>
+          </w:p>
+        </w:tc>
+        <w:tc>
+          <w:tcPr>
+            <w:tcW w:type="dxa" w:w="1080"/>
+          </w:tcPr>
+          <w:p>
+            <w:pPr>
+              <w:spacing w:after="30" w:line="252" w:lineRule="auto"/>
+            </w:pPr>
+            <w:r/>
+            <w:r>
+              <w:rPr>
+                <w:rFonts w:ascii="Times New Roman" w:hAnsi="Times New Roman" w:eastAsia="宋体"/>
+                <w:b w:val="0"/>
+                <w:i w:val="0"/>
+                <w:sz w:val="17"/>
+              </w:rPr>
+              <w:t>0.0427</w:t>
+            </w:r>
+          </w:p>
+        </w:tc>
+      </w:tr>
+      <w:tr>
+        <w:tc>
+          <w:tcPr>
+            <w:tcW w:type="dxa" w:w="936"/>
+          </w:tcPr>
+          <w:p>
+            <w:pPr>
+              <w:spacing w:after="30" w:line="252" w:lineRule="auto"/>
+            </w:pPr>
+            <w:r/>
+            <w:r>
+              <w:rPr>
+                <w:rFonts w:ascii="Times New Roman" w:hAnsi="Times New Roman" w:eastAsia="宋体"/>
+                <w:b w:val="0"/>
+                <w:i w:val="0"/>
+                <w:sz w:val="17"/>
+              </w:rPr>
+              <w:t>LR</w:t>
+            </w:r>
+          </w:p>
+        </w:tc>
+        <w:tc>
+          <w:tcPr>
+            <w:tcW w:type="dxa" w:w="2520"/>
+          </w:tcPr>
+          <w:p>
+            <w:pPr>
+              <w:spacing w:after="30" w:line="252" w:lineRule="auto"/>
+            </w:pPr>
+            <w:r/>
+            <w:r>
+              <w:rPr>
+                <w:rFonts w:ascii="Times New Roman" w:hAnsi="Times New Roman" w:eastAsia="宋体"/>
+                <w:b w:val="0"/>
+                <w:i w:val="0"/>
+                <w:sz w:val="17"/>
+              </w:rPr>
+              <w:t>after prior correction</w:t>
+            </w:r>
+          </w:p>
+        </w:tc>
+        <w:tc>
+          <w:tcPr>
+            <w:tcW w:type="dxa" w:w="1008"/>
+          </w:tcPr>
+          <w:p>
+            <w:pPr>
+              <w:spacing w:after="30" w:line="252" w:lineRule="auto"/>
+            </w:pPr>
+            <w:r/>
+            <w:r>
+              <w:rPr>
+                <w:rFonts w:ascii="Times New Roman" w:hAnsi="Times New Roman" w:eastAsia="宋体"/>
+                <w:b w:val="0"/>
+                <w:i w:val="0"/>
+                <w:sz w:val="17"/>
+              </w:rPr>
+              <w:t>0.0414</w:t>
+            </w:r>
+          </w:p>
+        </w:tc>
+        <w:tc>
+          <w:tcPr>
+            <w:tcW w:type="dxa" w:w="864"/>
+          </w:tcPr>
+          <w:p>
+            <w:pPr>
+              <w:spacing w:after="30" w:line="252" w:lineRule="auto"/>
+            </w:pPr>
+            <w:r/>
+            <w:r>
+              <w:rPr>
+                <w:rFonts w:ascii="Times New Roman" w:hAnsi="Times New Roman" w:eastAsia="宋体"/>
+                <w:b w:val="0"/>
+                <w:i w:val="0"/>
+                <w:sz w:val="17"/>
+              </w:rPr>
+              <w:t>-0.013</w:t>
+            </w:r>
+          </w:p>
+        </w:tc>
+        <w:tc>
+          <w:tcPr>
+            <w:tcW w:type="dxa" w:w="936"/>
+          </w:tcPr>
+          <w:p>
+            <w:pPr>
+              <w:spacing w:after="30" w:line="252" w:lineRule="auto"/>
+            </w:pPr>
+            <w:r/>
+            <w:r>
+              <w:rPr>
+                <w:rFonts w:ascii="Times New Roman" w:hAnsi="Times New Roman" w:eastAsia="宋体"/>
+                <w:b w:val="0"/>
+                <w:i w:val="0"/>
+                <w:sz w:val="17"/>
+              </w:rPr>
+              <w:t>0.0144</w:t>
+            </w:r>
+          </w:p>
+        </w:tc>
+        <w:tc>
+          <w:tcPr>
+            <w:tcW w:type="dxa" w:w="936"/>
+          </w:tcPr>
+          <w:p>
+            <w:pPr>
+              <w:spacing w:after="30" w:line="252" w:lineRule="auto"/>
+            </w:pPr>
+            <w:r/>
+            <w:r>
+              <w:rPr>
+                <w:rFonts w:ascii="Times New Roman" w:hAnsi="Times New Roman" w:eastAsia="宋体"/>
+                <w:b w:val="0"/>
+                <w:i w:val="0"/>
+                <w:sz w:val="17"/>
+              </w:rPr>
+              <w:t>0.0413</w:t>
+            </w:r>
+          </w:p>
+        </w:tc>
+        <w:tc>
+          <w:tcPr>
+            <w:tcW w:type="dxa" w:w="1368"/>
+          </w:tcPr>
+          <w:p>
+            <w:pPr>
+              <w:spacing w:after="30" w:line="252" w:lineRule="auto"/>
+            </w:pPr>
+            <w:r/>
+            <w:r>
+              <w:rPr>
+                <w:rFonts w:ascii="Times New Roman" w:hAnsi="Times New Roman" w:eastAsia="宋体"/>
+                <w:b w:val="0"/>
+                <w:i w:val="0"/>
+                <w:sz w:val="17"/>
+              </w:rPr>
+              <w:t>0.0436</w:t>
+            </w:r>
+          </w:p>
+        </w:tc>
+        <w:tc>
+          <w:tcPr>
+            <w:tcW w:type="dxa" w:w="1080"/>
+          </w:tcPr>
+          <w:p>
+            <w:pPr>
+              <w:spacing w:after="30" w:line="252" w:lineRule="auto"/>
+            </w:pPr>
+            <w:r/>
+            <w:r>
+              <w:rPr>
+                <w:rFonts w:ascii="Times New Roman" w:hAnsi="Times New Roman" w:eastAsia="宋体"/>
+                <w:b w:val="0"/>
+                <w:i w:val="0"/>
+                <w:sz w:val="17"/>
+              </w:rPr>
+              <w:t>0.0427</w:t>
+            </w:r>
+          </w:p>
+        </w:tc>
+      </w:tr>
+      <w:tr>
+        <w:tc>
+          <w:tcPr>
+            <w:tcW w:type="dxa" w:w="936"/>
+          </w:tcPr>
+          <w:p>
+            <w:pPr>
+              <w:spacing w:after="30" w:line="252" w:lineRule="auto"/>
+            </w:pPr>
+            <w:r/>
+            <w:r>
+              <w:rPr>
+                <w:rFonts w:ascii="Times New Roman" w:hAnsi="Times New Roman" w:eastAsia="宋体"/>
+                <w:b w:val="0"/>
+                <w:i w:val="0"/>
+                <w:sz w:val="17"/>
+              </w:rPr>
+              <w:t>CART</w:t>
+            </w:r>
+          </w:p>
+        </w:tc>
+        <w:tc>
+          <w:tcPr>
+            <w:tcW w:type="dxa" w:w="2520"/>
+          </w:tcPr>
+          <w:p>
+            <w:pPr>
+              <w:spacing w:after="30" w:line="252" w:lineRule="auto"/>
+            </w:pPr>
+            <w:r/>
+            <w:r>
+              <w:rPr>
+                <w:rFonts w:ascii="Times New Roman" w:hAnsi="Times New Roman" w:eastAsia="宋体"/>
+                <w:b w:val="0"/>
+                <w:i w:val="0"/>
+                <w:sz w:val="17"/>
+              </w:rPr>
+              <w:t>as fitted (class-weighted)</w:t>
+            </w:r>
+          </w:p>
+        </w:tc>
+        <w:tc>
+          <w:tcPr>
+            <w:tcW w:type="dxa" w:w="1008"/>
+          </w:tcPr>
+          <w:p>
+            <w:pPr>
+              <w:spacing w:after="30" w:line="252" w:lineRule="auto"/>
+            </w:pPr>
+            <w:r/>
+            <w:r>
+              <w:rPr>
+                <w:rFonts w:ascii="Times New Roman" w:hAnsi="Times New Roman" w:eastAsia="宋体"/>
+                <w:b w:val="0"/>
+                <w:i w:val="0"/>
+                <w:sz w:val="17"/>
+              </w:rPr>
+              <w:t>0.0433</w:t>
+            </w:r>
+          </w:p>
+        </w:tc>
+        <w:tc>
+          <w:tcPr>
+            <w:tcW w:type="dxa" w:w="864"/>
+          </w:tcPr>
+          <w:p>
+            <w:pPr>
+              <w:spacing w:after="30" w:line="252" w:lineRule="auto"/>
+            </w:pPr>
+            <w:r/>
+            <w:r>
+              <w:rPr>
+                <w:rFonts w:ascii="Times New Roman" w:hAnsi="Times New Roman" w:eastAsia="宋体"/>
+                <w:b w:val="0"/>
+                <w:i w:val="0"/>
+                <w:sz w:val="17"/>
+              </w:rPr>
+              <w:t>-0.061</w:t>
+            </w:r>
+          </w:p>
+        </w:tc>
+        <w:tc>
+          <w:tcPr>
+            <w:tcW w:type="dxa" w:w="936"/>
+          </w:tcPr>
+          <w:p>
+            <w:pPr>
+              <w:spacing w:after="30" w:line="252" w:lineRule="auto"/>
+            </w:pPr>
+            <w:r/>
+            <w:r>
+              <w:rPr>
+                <w:rFonts w:ascii="Times New Roman" w:hAnsi="Times New Roman" w:eastAsia="宋体"/>
+                <w:b w:val="0"/>
+                <w:i w:val="0"/>
+                <w:sz w:val="17"/>
+              </w:rPr>
+              <w:t>0.0374</w:t>
+            </w:r>
+          </w:p>
+        </w:tc>
+        <w:tc>
+          <w:tcPr>
+            <w:tcW w:type="dxa" w:w="936"/>
+          </w:tcPr>
+          <w:p>
+            <w:pPr>
+              <w:spacing w:after="30" w:line="252" w:lineRule="auto"/>
+            </w:pPr>
+            <w:r/>
+            <w:r>
+              <w:rPr>
+                <w:rFonts w:ascii="Times New Roman" w:hAnsi="Times New Roman" w:eastAsia="宋体"/>
+                <w:b w:val="0"/>
+                <w:i w:val="0"/>
+                <w:sz w:val="17"/>
+              </w:rPr>
+              <w:t>0.1219</w:t>
+            </w:r>
+          </w:p>
+        </w:tc>
+        <w:tc>
+          <w:tcPr>
+            <w:tcW w:type="dxa" w:w="1368"/>
+          </w:tcPr>
+          <w:p>
+            <w:pPr>
+              <w:spacing w:after="30" w:line="252" w:lineRule="auto"/>
+            </w:pPr>
+            <w:r/>
+            <w:r>
+              <w:rPr>
+                <w:rFonts w:ascii="Times New Roman" w:hAnsi="Times New Roman" w:eastAsia="宋体"/>
+                <w:b w:val="0"/>
+                <w:i w:val="0"/>
+                <w:sz w:val="17"/>
+              </w:rPr>
+              <w:t>0.0662</w:t>
+            </w:r>
+          </w:p>
+        </w:tc>
+        <w:tc>
+          <w:tcPr>
+            <w:tcW w:type="dxa" w:w="1080"/>
+          </w:tcPr>
+          <w:p>
+            <w:pPr>
+              <w:spacing w:after="30" w:line="252" w:lineRule="auto"/>
+            </w:pPr>
+            <w:r/>
+            <w:r>
+              <w:rPr>
+                <w:rFonts w:ascii="Times New Roman" w:hAnsi="Times New Roman" w:eastAsia="宋体"/>
+                <w:b w:val="0"/>
+                <w:i w:val="0"/>
+                <w:sz w:val="17"/>
+              </w:rPr>
+              <w:t>0.0427</w:t>
+            </w:r>
+          </w:p>
+        </w:tc>
+      </w:tr>
+      <w:tr>
+        <w:tc>
+          <w:tcPr>
+            <w:tcW w:type="dxa" w:w="936"/>
+          </w:tcPr>
+          <w:p>
+            <w:pPr>
+              <w:spacing w:after="30" w:line="252" w:lineRule="auto"/>
+            </w:pPr>
+            <w:r/>
+            <w:r>
+              <w:rPr>
+                <w:rFonts w:ascii="Times New Roman" w:hAnsi="Times New Roman" w:eastAsia="宋体"/>
+                <w:b w:val="0"/>
+                <w:i w:val="0"/>
+                <w:sz w:val="17"/>
+              </w:rPr>
+              <w:t>CART</w:t>
+            </w:r>
+          </w:p>
+        </w:tc>
+        <w:tc>
+          <w:tcPr>
+            <w:tcW w:type="dxa" w:w="2520"/>
+          </w:tcPr>
+          <w:p>
+            <w:pPr>
+              <w:spacing w:after="30" w:line="252" w:lineRule="auto"/>
+            </w:pPr>
+            <w:r/>
+            <w:r>
+              <w:rPr>
+                <w:rFonts w:ascii="Times New Roman" w:hAnsi="Times New Roman" w:eastAsia="宋体"/>
+                <w:b w:val="0"/>
+                <w:i w:val="0"/>
+                <w:sz w:val="17"/>
+              </w:rPr>
+              <w:t>after prior correction</w:t>
+            </w:r>
+          </w:p>
+        </w:tc>
+        <w:tc>
+          <w:tcPr>
+            <w:tcW w:type="dxa" w:w="1008"/>
+          </w:tcPr>
+          <w:p>
+            <w:pPr>
+              <w:spacing w:after="30" w:line="252" w:lineRule="auto"/>
+            </w:pPr>
+            <w:r/>
+            <w:r>
+              <w:rPr>
+                <w:rFonts w:ascii="Times New Roman" w:hAnsi="Times New Roman" w:eastAsia="宋体"/>
+                <w:b w:val="0"/>
+                <w:i w:val="0"/>
+                <w:sz w:val="17"/>
+              </w:rPr>
+              <w:t>0.0420</w:t>
+            </w:r>
+          </w:p>
+        </w:tc>
+        <w:tc>
+          <w:tcPr>
+            <w:tcW w:type="dxa" w:w="864"/>
+          </w:tcPr>
+          <w:p>
+            <w:pPr>
+              <w:spacing w:after="30" w:line="252" w:lineRule="auto"/>
+            </w:pPr>
+            <w:r/>
+            <w:r>
+              <w:rPr>
+                <w:rFonts w:ascii="Times New Roman" w:hAnsi="Times New Roman" w:eastAsia="宋体"/>
+                <w:b w:val="0"/>
+                <w:i w:val="0"/>
+                <w:sz w:val="17"/>
+              </w:rPr>
+              <w:t>-0.028</w:t>
+            </w:r>
+          </w:p>
+        </w:tc>
+        <w:tc>
+          <w:tcPr>
+            <w:tcW w:type="dxa" w:w="936"/>
+          </w:tcPr>
+          <w:p>
+            <w:pPr>
+              <w:spacing w:after="30" w:line="252" w:lineRule="auto"/>
+            </w:pPr>
+            <w:r/>
+            <w:r>
+              <w:rPr>
+                <w:rFonts w:ascii="Times New Roman" w:hAnsi="Times New Roman" w:eastAsia="宋体"/>
+                <w:b w:val="0"/>
+                <w:i w:val="0"/>
+                <w:sz w:val="17"/>
+              </w:rPr>
+              <w:t>0.0372</w:t>
+            </w:r>
+          </w:p>
+        </w:tc>
+        <w:tc>
+          <w:tcPr>
+            <w:tcW w:type="dxa" w:w="936"/>
+          </w:tcPr>
+          <w:p>
+            <w:pPr>
+              <w:spacing w:after="30" w:line="252" w:lineRule="auto"/>
+            </w:pPr>
+            <w:r/>
+            <w:r>
+              <w:rPr>
+                <w:rFonts w:ascii="Times New Roman" w:hAnsi="Times New Roman" w:eastAsia="宋体"/>
+                <w:b w:val="0"/>
+                <w:i w:val="0"/>
+                <w:sz w:val="17"/>
+              </w:rPr>
+              <w:t>0.0935</w:t>
+            </w:r>
+          </w:p>
+        </w:tc>
+        <w:tc>
+          <w:tcPr>
+            <w:tcW w:type="dxa" w:w="1368"/>
+          </w:tcPr>
+          <w:p>
+            <w:pPr>
+              <w:spacing w:after="30" w:line="252" w:lineRule="auto"/>
+            </w:pPr>
+            <w:r/>
+            <w:r>
+              <w:rPr>
+                <w:rFonts w:ascii="Times New Roman" w:hAnsi="Times New Roman" w:eastAsia="宋体"/>
+                <w:b w:val="0"/>
+                <w:i w:val="0"/>
+                <w:sz w:val="17"/>
+              </w:rPr>
+              <w:t>0.0055</w:t>
+            </w:r>
+          </w:p>
+        </w:tc>
+        <w:tc>
+          <w:tcPr>
+            <w:tcW w:type="dxa" w:w="1080"/>
+          </w:tcPr>
+          <w:p>
+            <w:pPr>
+              <w:spacing w:after="30" w:line="252" w:lineRule="auto"/>
+            </w:pPr>
+            <w:r/>
+            <w:r>
+              <w:rPr>
+                <w:rFonts w:ascii="Times New Roman" w:hAnsi="Times New Roman" w:eastAsia="宋体"/>
+                <w:b w:val="0"/>
+                <w:i w:val="0"/>
+                <w:sz w:val="17"/>
+              </w:rPr>
+              <w:t>0.0427</w:t>
+            </w:r>
+          </w:p>
+        </w:tc>
+      </w:tr>
+    </w:tbl>
+    <w:p>
+      <w:pPr>
+        <w:spacing w:after="240" w:before="0" w:line="312" w:lineRule="auto"/>
+        <w:jc w:val="center"/>
+      </w:pPr>
+      <w:r>
+        <w:rPr>
+          <w:rFonts w:ascii="Times New Roman" w:hAnsi="Times New Roman" w:eastAsia="宋体"/>
+          <w:b w:val="0"/>
+          <w:i/>
+          <w:sz w:val="17"/>
+        </w:rPr>
+        <w:t>Table 8. Probability calibration on the time-ordered out-of-fold predictions. “Skill” is the Brier skill score against always predicting the base rate; ECE is the expected calibration error.</w:t>
+      </w:r>
+    </w:p>
+    <w:p>
+      <w:pPr>
+        <w:spacing w:after="140" w:before="0" w:line="312" w:lineRule="auto"/>
+      </w:pPr>
+      <w:r>
+        <w:rPr>
+          <w:rFonts w:ascii="Times New Roman" w:hAnsi="Times New Roman" w:eastAsia="宋体"/>
+          <w:b w:val="0"/>
+          <w:i w:val="0"/>
+          <w:sz w:val="21"/>
+        </w:rPr>
+        <w:t xml:space="preserve">The logistic regression is severely over-confident as fitted: its mean predicted probability is </w:t>
+      </w:r>
+      <w:r>
+        <w:rPr>
+          <w:rFonts w:ascii="Times New Roman" w:hAnsi="Times New Roman" w:eastAsia="宋体"/>
+          <w:b w:val="0"/>
+          <w:i w:val="0"/>
+          <w:sz w:val="21"/>
+        </w:rPr>
+        <w:t>0.333</w:t>
+      </w:r>
+      <w:r>
+        <w:rPr>
+          <w:rFonts w:ascii="Times New Roman" w:hAnsi="Times New Roman" w:eastAsia="宋体"/>
+          <w:b w:val="0"/>
+          <w:i w:val="0"/>
+          <w:sz w:val="21"/>
+        </w:rPr>
+        <w:t xml:space="preserve"> against an observed rate of </w:t>
+      </w:r>
+      <w:r>
+        <w:rPr>
+          <w:rFonts w:ascii="Times New Roman" w:hAnsi="Times New Roman" w:eastAsia="宋体"/>
+          <w:b w:val="0"/>
+          <w:i w:val="0"/>
+          <w:sz w:val="21"/>
+        </w:rPr>
+        <w:t>0.0427</w:t>
+      </w:r>
+      <w:r>
+        <w:rPr>
+          <w:rFonts w:ascii="Times New Roman" w:hAnsi="Times New Roman" w:eastAsia="宋体"/>
+          <w:b w:val="0"/>
+          <w:i w:val="0"/>
+          <w:sz w:val="21"/>
+        </w:rPr>
+        <w:t xml:space="preserve">, and its ECE is </w:t>
+      </w:r>
+      <w:r>
+        <w:rPr>
+          <w:rFonts w:ascii="Times New Roman" w:hAnsi="Times New Roman" w:eastAsia="宋体"/>
+          <w:b w:val="0"/>
+          <w:i w:val="0"/>
+          <w:sz w:val="21"/>
+        </w:rPr>
+        <w:t>0.290</w:t>
+      </w:r>
+      <w:r>
+        <w:rPr>
+          <w:rFonts w:ascii="Times New Roman" w:hAnsi="Times New Roman" w:eastAsia="宋体"/>
+          <w:b w:val="0"/>
+          <w:i w:val="0"/>
+          <w:sz w:val="21"/>
+        </w:rPr>
+        <w:t xml:space="preserve">. The standard prior correction — a shift of the log-odds by log(π/(1−π)) − log(0.5) — reduces ECE to </w:t>
+      </w:r>
+      <w:r>
+        <w:rPr>
+          <w:rFonts w:ascii="Times New Roman" w:hAnsi="Times New Roman" w:eastAsia="宋体"/>
+          <w:b w:val="0"/>
+          <w:i w:val="0"/>
+          <w:sz w:val="21"/>
+        </w:rPr>
+        <w:t>0.0144</w:t>
+      </w:r>
+      <w:r>
+        <w:rPr>
+          <w:rFonts w:ascii="Times New Roman" w:hAnsi="Times New Roman" w:eastAsia="宋体"/>
+          <w:b w:val="0"/>
+          <w:i w:val="0"/>
+          <w:sz w:val="21"/>
+        </w:rPr>
+        <w:t xml:space="preserve">, a </w:t>
+      </w:r>
+      <w:r>
+        <w:rPr>
+          <w:rFonts w:ascii="Times New Roman" w:hAnsi="Times New Roman" w:eastAsia="宋体"/>
+          <w:b w:val="0"/>
+          <w:i w:val="0"/>
+          <w:sz w:val="21"/>
+        </w:rPr>
+        <w:t>95%</w:t>
+      </w:r>
+      <w:r>
+        <w:rPr>
+          <w:rFonts w:ascii="Times New Roman" w:hAnsi="Times New Roman" w:eastAsia="宋体"/>
+          <w:b w:val="0"/>
+          <w:i w:val="0"/>
+          <w:sz w:val="21"/>
+        </w:rPr>
+        <w:t xml:space="preserve"> reduction, and brings the mean prediction to </w:t>
+      </w:r>
+      <w:r>
+        <w:rPr>
+          <w:rFonts w:ascii="Times New Roman" w:hAnsi="Times New Roman" w:eastAsia="宋体"/>
+          <w:b w:val="0"/>
+          <w:i w:val="0"/>
+          <w:sz w:val="21"/>
+        </w:rPr>
+        <w:t>0.0436</w:t>
+      </w:r>
+      <w:r>
+        <w:rPr>
+          <w:rFonts w:ascii="Times New Roman" w:hAnsi="Times New Roman" w:eastAsia="宋体"/>
+          <w:b w:val="0"/>
+          <w:i w:val="0"/>
+          <w:sz w:val="21"/>
+        </w:rPr>
+        <w:t xml:space="preserve"> against an observed </w:t>
+      </w:r>
+      <w:r>
+        <w:rPr>
+          <w:rFonts w:ascii="Times New Roman" w:hAnsi="Times New Roman" w:eastAsia="宋体"/>
+          <w:b w:val="0"/>
+          <w:i w:val="0"/>
+          <w:sz w:val="21"/>
+        </w:rPr>
+        <w:t>0.0427</w:t>
+      </w:r>
+      <w:r>
+        <w:rPr>
+          <w:rFonts w:ascii="Times New Roman" w:hAnsi="Times New Roman" w:eastAsia="宋体"/>
+          <w:b w:val="0"/>
+          <w:i w:val="0"/>
+          <w:sz w:val="21"/>
+        </w:rPr>
+        <w:t>.</w:t>
+      </w:r>
+    </w:p>
+    <w:p>
+      <w:pPr>
+        <w:spacing w:after="140" w:before="0" w:line="312" w:lineRule="auto"/>
+      </w:pPr>
+      <w:r>
+        <w:rPr>
+          <w:rFonts w:ascii="Times New Roman" w:hAnsi="Times New Roman" w:eastAsia="宋体"/>
+          <w:b w:val="0"/>
+          <w:i w:val="0"/>
+          <w:sz w:val="21"/>
+        </w:rPr>
+        <w:t xml:space="preserve">The bagged CART ensemble is far better calibrated even before correction (mean predicted </w:t>
+      </w:r>
+      <w:r>
+        <w:rPr>
+          <w:rFonts w:ascii="Times New Roman" w:hAnsi="Times New Roman" w:eastAsia="宋体"/>
+          <w:b w:val="0"/>
+          <w:i w:val="0"/>
+          <w:sz w:val="21"/>
+        </w:rPr>
+        <w:t>0.0662</w:t>
+      </w:r>
+      <w:r>
+        <w:rPr>
+          <w:rFonts w:ascii="Times New Roman" w:hAnsi="Times New Roman" w:eastAsia="宋体"/>
+          <w:b w:val="0"/>
+          <w:i w:val="0"/>
+          <w:sz w:val="21"/>
+        </w:rPr>
+        <w:t xml:space="preserve">), because averaging leaf proportions over bootstrap samples already pulls the probabilities back towards the empirical rate. Here the same correction </w:t>
+      </w:r>
+      <w:r>
+        <w:rPr>
+          <w:rFonts w:ascii="Times New Roman" w:hAnsi="Times New Roman" w:eastAsia="宋体"/>
+          <w:b w:val="0"/>
+          <w:i/>
+          <w:sz w:val="21"/>
+        </w:rPr>
+        <w:t>over-corrects</w:t>
+      </w:r>
+      <w:r>
+        <w:rPr>
+          <w:rFonts w:ascii="Times New Roman" w:hAnsi="Times New Roman" w:eastAsia="宋体"/>
+          <w:b w:val="0"/>
+          <w:i w:val="0"/>
+          <w:sz w:val="21"/>
+        </w:rPr>
+        <w:t xml:space="preserve">: the mean prediction falls to </w:t>
+      </w:r>
+      <w:r>
+        <w:rPr>
+          <w:rFonts w:ascii="Times New Roman" w:hAnsi="Times New Roman" w:eastAsia="宋体"/>
+          <w:b w:val="0"/>
+          <w:i w:val="0"/>
+          <w:sz w:val="21"/>
+        </w:rPr>
+        <w:t>0.0055</w:t>
+      </w:r>
+      <w:r>
+        <w:rPr>
+          <w:rFonts w:ascii="Times New Roman" w:hAnsi="Times New Roman" w:eastAsia="宋体"/>
+          <w:b w:val="0"/>
+          <w:i w:val="0"/>
+          <w:sz w:val="21"/>
+        </w:rPr>
+        <w:t xml:space="preserve">, now well below the observed </w:t>
+      </w:r>
+      <w:r>
+        <w:rPr>
+          <w:rFonts w:ascii="Times New Roman" w:hAnsi="Times New Roman" w:eastAsia="宋体"/>
+          <w:b w:val="0"/>
+          <w:i w:val="0"/>
+          <w:sz w:val="21"/>
+        </w:rPr>
+        <w:t>0.0427</w:t>
+      </w:r>
+      <w:r>
+        <w:rPr>
+          <w:rFonts w:ascii="Times New Roman" w:hAnsi="Times New Roman" w:eastAsia="宋体"/>
+          <w:b w:val="0"/>
+          <w:i w:val="0"/>
+          <w:sz w:val="21"/>
+        </w:rPr>
+        <w:t>, although Brier score and maximum calibration error both improve slightly. The correction assumes the model was fitted at a prevalence of exactly 0.5; that assumption holds for the penalised linear fit but only approximately for the tree ensemble.</w:t>
+      </w:r>
+    </w:p>
+    <w:p>
+      <w:pPr>
+        <w:spacing w:after="140" w:before="0" w:line="312" w:lineRule="auto"/>
+      </w:pPr>
+      <w:r>
+        <w:rPr>
+          <w:rFonts w:ascii="Times New Roman" w:hAnsi="Times New Roman" w:eastAsia="宋体"/>
+          <w:b/>
+          <w:i w:val="0"/>
+          <w:sz w:val="21"/>
+        </w:rPr>
+        <w:t>Brier skill scores remain at or below zero after correction</w:t>
+      </w:r>
+      <w:r>
+        <w:rPr>
+          <w:rFonts w:ascii="Times New Roman" w:hAnsi="Times New Roman" w:eastAsia="宋体"/>
+          <w:b w:val="0"/>
+          <w:i w:val="0"/>
+          <w:sz w:val="21"/>
+        </w:rPr>
+        <w:t xml:space="preserve"> for both models. Their probabilities are therefore no better than always quoting the base rate under a squared-error loss, even though their discrimination (ROC-AUC </w:t>
+      </w:r>
+      <w:r>
+        <w:rPr>
+          <w:rFonts w:ascii="Times New Roman" w:hAnsi="Times New Roman" w:eastAsia="宋体"/>
+          <w:b w:val="0"/>
+          <w:i w:val="0"/>
+          <w:sz w:val="21"/>
+        </w:rPr>
+        <w:t>0.668</w:t>
+      </w:r>
+      <w:r>
+        <w:rPr>
+          <w:rFonts w:ascii="Times New Roman" w:hAnsi="Times New Roman" w:eastAsia="宋体"/>
+          <w:b w:val="0"/>
+          <w:i w:val="0"/>
+          <w:sz w:val="21"/>
+        </w:rPr>
+        <w:t>) is real. This is a concrete illustration of the distinction between discrimination and calibration: the model is useful for ranking and triage, but not for stating probabilities.</w:t>
+      </w:r>
+    </w:p>
+    <w:p>
+      <w:pPr>
+        <w:spacing w:after="80"/>
+        <w:jc w:val="center"/>
+      </w:pPr>
+      <w:r>
+        <w:drawing>
+          <wp:inline xmlns:a="http://schemas.openxmlformats.org/drawingml/2006/main" xmlns:pic="http://schemas.openxmlformats.org/drawingml/2006/picture">
+            <wp:extent cx="5760720" cy="3427866"/>
+            <wp:docPr id="5" name="Picture 5"/>
+            <wp:cNvGraphicFramePr>
+              <a:graphicFrameLocks noChangeAspect="1"/>
+            </wp:cNvGraphicFramePr>
+            <a:graphic>
+              <a:graphicData uri="http://schemas.openxmlformats.org/drawingml/2006/picture">
+                <pic:pic>
+                  <pic:nvPicPr>
+                    <pic:cNvPr id="0" name="reliability_lr.png"/>
+                    <pic:cNvPicPr/>
+                  </pic:nvPicPr>
+                  <pic:blipFill>
+                    <a:blip r:embed="rId13"/>
+                    <a:stretch>
+                      <a:fillRect/>
+                    </a:stretch>
+                  </pic:blipFill>
+                  <pic:spPr>
+                    <a:xfrm>
+                      <a:off x="0" y="0"/>
+                      <a:ext cx="5760720" cy="3427866"/>
+                    </a:xfrm>
+                    <a:prstGeom prst="rect"/>
+                  </pic:spPr>
+                </pic:pic>
+              </a:graphicData>
+            </a:graphic>
+          </wp:inline>
+        </w:drawing>
+      </w:r>
+    </w:p>
+    <w:p>
+      <w:pPr>
+        <w:spacing w:after="240" w:before="0" w:line="312" w:lineRule="auto"/>
+        <w:jc w:val="center"/>
+      </w:pPr>
+      <w:r>
+        <w:rPr>
+          <w:rFonts w:ascii="Times New Roman" w:hAnsi="Times New Roman" w:eastAsia="宋体"/>
+          <w:b w:val="0"/>
+          <w:i/>
+          <w:sz w:val="17"/>
+        </w:rPr>
+        <w:t>Figure 5. Reliability diagrams for the logistic regression, before and after prior correction. Points on the grey diagonal are perfectly calibrated. Left: the fitted model is over-confident across the whole range. Right: after a single log-odds shift the curve tracks the diagonal closely.</w:t>
+      </w:r>
+    </w:p>
+    <w:p>
+      <w:pPr>
         <w:spacing w:after="120" w:before="280" w:line="312" w:lineRule="auto"/>
       </w:pPr>
       <w:r>
@@ -4694,6 +5973,29 @@
           <w:sz w:val="21"/>
         </w:rPr>
         <w:t xml:space="preserve">  A 7.5× change in base rate across the record suggests the sequence spans distinct mining conditions. A model that appears to generalise across them under random CV may simply be memorising which regime each row belongs to.</w:t>
+      </w:r>
+    </w:p>
+    <w:p>
+      <w:pPr>
+        <w:spacing w:after="100" w:before="0" w:line="312" w:lineRule="auto"/>
+      </w:pPr>
+      <w:r>
+        <w:rPr>
+          <w:rFonts w:ascii="Times New Roman" w:hAnsi="Times New Roman" w:eastAsia="宋体"/>
+          <w:b/>
+          <w:i w:val="0"/>
+          <w:sz w:val="21"/>
+        </w:rPr>
+        <w:t>5.  Discrimination and calibration are separate properties, and only the first is usually reported.</w:t>
+      </w:r>
+      <w:r>
+        <w:rPr>
+          <w:rFonts w:ascii="Times New Roman" w:hAnsi="Times New Roman" w:eastAsia="宋体"/>
+          <w:b w:val="0"/>
+          <w:i w:val="0"/>
+          <w:sz w:val="21"/>
+        </w:rPr>
+        <w:t xml:space="preserve">  Class weighting buys discrimination on a rare-event problem at the cost of the probability scale: the logistic regression over-states risk by roughly a factor of eight until the log-odds are corrected. Since the operational use of an early-warning model is a threshold decision, the probability scale is not a detail. Reporting ROC-AUC or PR-AUC alone hides it.</w:t>
       </w:r>
     </w:p>
     <w:p>
@@ -5005,7 +6307,7 @@
       </w:r>
     </w:p>
     <w:sectPr>
-      <w:footerReference w:type="default" r:id="rId13"/>
+      <w:footerReference w:type="default" r:id="rId14"/>
       <w:pgSz w:w="12240" w:h="15840"/>
       <w:pgMar w:top="1440" w:right="1440" w:bottom="1440" w:left="1440" w:header="720" w:footer="720" w:gutter="0"/>
       <w:cols w:space="720"/>

--- a/report/technical_report.docx
+++ b/report/technical_report.docx
@@ -310,7 +310,7 @@
           <w:i w:val="0"/>
           <w:sz w:val="21"/>
         </w:rPr>
-        <w:t xml:space="preserve">Adding the record index — a pure time proxy carrying no physical information — </w:t>
+        <w:t xml:space="preserve">On a single chronological holdout (train on the first 70 % of records, test on the last 30 %), the models reach ROC-AUC 0.568–0.612. At thresholds fixed from the training period, recall is 0.154 for logistic regression and 0.231 for CART.</w:t>
       </w:r>
       <w:r>
         <w:rPr>
@@ -319,7 +319,7 @@
           <w:i/>
           <w:sz w:val="21"/>
         </w:rPr>
-        <w:t>improves</w:t>
+        <w:t/>
       </w:r>
       <w:r>
         <w:rPr>
@@ -328,7 +328,7 @@
           <w:i w:val="0"/>
           <w:sz w:val="21"/>
         </w:rPr>
-        <w:t xml:space="preserve"> random-CV scores while </w:t>
+        <w:t xml:space="preserve"/>
       </w:r>
       <w:r>
         <w:rPr>
@@ -337,7 +337,7 @@
           <w:i/>
           <w:sz w:val="21"/>
         </w:rPr>
-        <w:t>degrading</w:t>
+        <w:t/>
       </w:r>
       <w:r>
         <w:rPr>
@@ -346,7 +346,7 @@
           <w:i w:val="0"/>
           <w:sz w:val="21"/>
         </w:rPr>
-        <w:t xml:space="preserve"> time-ordered scores, which is the signature of temporal leakage. On a single chronological holdout, both models fall to ROC-AUC </w:t>
+        <w:t xml:space="preserve"/>
       </w:r>
       <w:r>
         <w:rPr>
@@ -355,7 +355,7 @@
           <w:i w:val="0"/>
           <w:sz w:val="21"/>
         </w:rPr>
-        <w:t>0.568–0.612</w:t>
+        <w:t/>
       </w:r>
       <w:r>
         <w:rPr>
@@ -364,7 +364,7 @@
           <w:i w:val="0"/>
           <w:sz w:val="21"/>
         </w:rPr>
-        <w:t xml:space="preserve"> with recall </w:t>
+        <w:t xml:space="preserve"/>
       </w:r>
       <w:r>
         <w:rPr>
@@ -373,7 +373,7 @@
           <w:i w:val="0"/>
           <w:sz w:val="21"/>
         </w:rPr>
-        <w:t>0.115</w:t>
+        <w:t/>
       </w:r>
       <w:r>
         <w:rPr>
@@ -382,7 +382,7 @@
           <w:i w:val="0"/>
           <w:sz w:val="21"/>
         </w:rPr>
-        <w:t xml:space="preserve"> at an operational threshold. Any claim about the forecasting skill of these models should therefore be based on time-respecting validation.</w:t>
+        <w:t xml:space="preserve"/>
       </w:r>
     </w:p>
     <w:p>
@@ -396,7 +396,7 @@
           <w:i w:val="0"/>
           <w:sz w:val="21"/>
         </w:rPr>
-        <w:t xml:space="preserve">A final check concerns the probability scale. Class weighting, which is needed here because positives are rare, makes the fit behave as if the base rate were 0.50. The logistic regression’s mean predicted probability is </w:t>
+        <w:t xml:space="preserve">A final check concerns the probability scale. Balanced class weights affect the logistic model's probabilities, so its prior correction is estimated from historical training data. CART is unweighted and is reported as fitted. Ranking metrics are blind to probability calibration.</w:t>
       </w:r>
       <w:r>
         <w:rPr>
@@ -405,7 +405,7 @@
           <w:i w:val="0"/>
           <w:sz w:val="21"/>
         </w:rPr>
-        <w:t>0.333</w:t>
+        <w:t/>
       </w:r>
       <w:r>
         <w:rPr>
@@ -414,7 +414,7 @@
           <w:i w:val="0"/>
           <w:sz w:val="21"/>
         </w:rPr>
-        <w:t xml:space="preserve"> against an observed rate of </w:t>
+        <w:t xml:space="preserve"/>
       </w:r>
       <w:r>
         <w:rPr>
@@ -423,7 +423,7 @@
           <w:i w:val="0"/>
           <w:sz w:val="21"/>
         </w:rPr>
-        <w:t>0.0427</w:t>
+        <w:t/>
       </w:r>
       <w:r>
         <w:rPr>
@@ -432,7 +432,7 @@
           <w:i w:val="0"/>
           <w:sz w:val="21"/>
         </w:rPr>
-        <w:t xml:space="preserve">; a single log-odds shift reduces the expected calibration error from </w:t>
+        <w:t xml:space="preserve"/>
       </w:r>
       <w:r>
         <w:rPr>
@@ -441,7 +441,7 @@
           <w:i w:val="0"/>
           <w:sz w:val="21"/>
         </w:rPr>
-        <w:t>0.290</w:t>
+        <w:t/>
       </w:r>
       <w:r>
         <w:rPr>
@@ -450,7 +450,7 @@
           <w:i w:val="0"/>
           <w:sz w:val="21"/>
         </w:rPr>
-        <w:t xml:space="preserve"> to </w:t>
+        <w:t xml:space="preserve"/>
       </w:r>
       <w:r>
         <w:rPr>
@@ -459,7 +459,7 @@
           <w:i w:val="0"/>
           <w:sz w:val="21"/>
         </w:rPr>
-        <w:t>0.0144</w:t>
+        <w:t/>
       </w:r>
       <w:r>
         <w:rPr>
@@ -468,7 +468,7 @@
           <w:i w:val="0"/>
           <w:sz w:val="21"/>
         </w:rPr>
-        <w:t>. The same correction over-corrects the tree ensemble, which is already close to calibrated. Ranking metrics are blind to all of this.</w:t>
+        <w:t/>
       </w:r>
     </w:p>
     <w:p>
@@ -1763,7 +1763,7 @@
           <w:i w:val="0"/>
           <w:sz w:val="21"/>
         </w:rPr>
-        <w:t xml:space="preserve">Accuracy alone is uninformative here: predicting “no hazard” for every record already scores </w:t>
+        <w:t xml:space="preserve">We report ROC-AUC, PR-AUC (average precision), balanced accuracy, and recall/precision at a threshold whose alert rate is fixed from historical training data (7.98 % in this run), rather than from evaluation labels.</w:t>
       </w:r>
       <w:r>
         <w:rPr>
@@ -1772,7 +1772,7 @@
           <w:i w:val="0"/>
           <w:sz w:val="21"/>
         </w:rPr>
-        <w:t>0.9341</w:t>
+        <w:t/>
       </w:r>
       <w:r>
         <w:rPr>
@@ -1781,7 +1781,7 @@
           <w:i w:val="0"/>
           <w:sz w:val="21"/>
         </w:rPr>
-        <w:t xml:space="preserve">. We therefore report ROC-AUC, PR-AUC (average precision), balanced accuracy, and recall/precision at a threshold that flags the riskiest </w:t>
+        <w:t xml:space="preserve"/>
       </w:r>
       <w:r>
         <w:rPr>
@@ -1790,7 +1790,7 @@
           <w:i w:val="0"/>
           <w:sz w:val="21"/>
         </w:rPr>
-        <w:t>6.59%</w:t>
+        <w:t/>
       </w:r>
       <w:r>
         <w:rPr>
@@ -1799,7 +1799,7 @@
           <w:i w:val="0"/>
           <w:sz w:val="21"/>
         </w:rPr>
-        <w:t xml:space="preserve"> of shifts — the operating point implied by the base rate.</w:t>
+        <w:t xml:space="preserve"/>
       </w:r>
     </w:p>
     <w:p>
@@ -2085,7 +2085,7 @@
                 <w:i w:val="0"/>
                 <w:sz w:val="17"/>
               </w:rPr>
-              <w:t>0.904</w:t>
+              <w:t>0.896</w:t>
             </w:r>
           </w:p>
         </w:tc>
@@ -2105,7 +2105,7 @@
                 <w:i w:val="0"/>
                 <w:sz w:val="17"/>
               </w:rPr>
-              <w:t>0.610</w:t>
+              <w:t>0.627</w:t>
             </w:r>
           </w:p>
         </w:tc>
@@ -2125,7 +2125,7 @@
                 <w:i w:val="0"/>
                 <w:sz w:val="17"/>
               </w:rPr>
-              <w:t>0.271</w:t>
+              <w:t>0.318</w:t>
             </w:r>
           </w:p>
         </w:tc>
@@ -2227,7 +2227,7 @@
                 <w:i w:val="0"/>
                 <w:sz w:val="17"/>
               </w:rPr>
-              <w:t>0.927</w:t>
+              <w:t>0.895</w:t>
             </w:r>
           </w:p>
         </w:tc>
@@ -2247,7 +2247,7 @@
                 <w:i w:val="0"/>
                 <w:sz w:val="17"/>
               </w:rPr>
-              <w:t>0.555</w:t>
+              <w:t>0.565</w:t>
             </w:r>
           </w:p>
         </w:tc>
@@ -2267,7 +2267,7 @@
                 <w:i w:val="0"/>
                 <w:sz w:val="17"/>
               </w:rPr>
-              <w:t>0.148</w:t>
+              <w:t>0.205</w:t>
             </w:r>
           </w:p>
         </w:tc>
@@ -2369,7 +2369,7 @@
                 <w:i w:val="0"/>
                 <w:sz w:val="17"/>
               </w:rPr>
-              <w:t>0.902</w:t>
+              <w:t>0.894</w:t>
             </w:r>
           </w:p>
         </w:tc>
@@ -2389,7 +2389,7 @@
                 <w:i w:val="0"/>
                 <w:sz w:val="17"/>
               </w:rPr>
-              <w:t>0.603</w:t>
+              <w:t>0.621</w:t>
             </w:r>
           </w:p>
         </w:tc>
@@ -2409,7 +2409,7 @@
                 <w:i w:val="0"/>
                 <w:sz w:val="17"/>
               </w:rPr>
-              <w:t>0.259</w:t>
+              <w:t>0.306</w:t>
             </w:r>
           </w:p>
         </w:tc>
@@ -2511,7 +2511,7 @@
                 <w:i w:val="0"/>
                 <w:sz w:val="17"/>
               </w:rPr>
-              <w:t>0.924</w:t>
+              <w:t>0.895</w:t>
             </w:r>
           </w:p>
         </w:tc>
@@ -2531,7 +2531,7 @@
                 <w:i w:val="0"/>
                 <w:sz w:val="17"/>
               </w:rPr>
-              <w:t>0.537</w:t>
+              <w:t>0.565</w:t>
             </w:r>
           </w:p>
         </w:tc>
@@ -2551,7 +2551,7 @@
                 <w:i w:val="0"/>
                 <w:sz w:val="17"/>
               </w:rPr>
-              <w:t>0.114</w:t>
+              <w:t>0.205</w:t>
             </w:r>
           </w:p>
         </w:tc>
@@ -3664,7 +3664,7 @@
                 <w:i w:val="0"/>
                 <w:sz w:val="17"/>
               </w:rPr>
-              <w:t>0.941</w:t>
+              <w:t>0.897</w:t>
             </w:r>
           </w:p>
         </w:tc>
@@ -3684,7 +3684,7 @@
                 <w:i w:val="0"/>
                 <w:sz w:val="17"/>
               </w:rPr>
-              <w:t>0.115</w:t>
+              <w:t>0.154</w:t>
             </w:r>
           </w:p>
         </w:tc>
@@ -3704,7 +3704,7 @@
                 <w:i w:val="0"/>
                 <w:sz w:val="17"/>
               </w:rPr>
-              <w:t>0.115</w:t>
+              <w:t>0.065</w:t>
             </w:r>
           </w:p>
         </w:tc>
@@ -3806,7 +3806,7 @@
                 <w:i w:val="0"/>
                 <w:sz w:val="17"/>
               </w:rPr>
-              <w:t>0.941</w:t>
+              <w:t>0.902</w:t>
             </w:r>
           </w:p>
         </w:tc>
@@ -3826,7 +3826,7 @@
                 <w:i w:val="0"/>
                 <w:sz w:val="17"/>
               </w:rPr>
-              <w:t>0.115</w:t>
+              <w:t>0.231</w:t>
             </w:r>
           </w:p>
         </w:tc>
@@ -3846,7 +3846,7 @@
                 <w:i w:val="0"/>
                 <w:sz w:val="17"/>
               </w:rPr>
-              <w:t>0.115</w:t>
+              <w:t>0.097</w:t>
             </w:r>
           </w:p>
         </w:tc>
@@ -4701,7 +4701,7 @@
           <w:i w:val="0"/>
           <w:sz w:val="21"/>
         </w:rPr>
-        <w:t>Class weights are what make these models usable on a 6.6 %-positive dataset, but they have a side effect: the fit behaves as if the base rate were 0.50, so the output probabilities sit on the wrong scale. Ranking metrics are blind to this, because they depend only on the order of the scores. For an early-warning system, however, the difference between “8 % chance” and “33 % chance” is the difference between a usable threshold rule and a useless one.</w:t>
+        <w:t>Balanced class weights affect the logistic model's probability scale, while CART is unweighted. The logistic output receives a prior correction estimated from historical training data; CART is reported as fitted.</w:t>
       </w:r>
     </w:p>
     <w:tbl>
@@ -5102,7 +5102,7 @@
                 <w:i w:val="0"/>
                 <w:sz w:val="17"/>
               </w:rPr>
-              <w:t>0.0414</w:t>
+              <w:t>0.0418</w:t>
             </w:r>
           </w:p>
         </w:tc>
@@ -5122,7 +5122,7 @@
                 <w:i w:val="0"/>
                 <w:sz w:val="17"/>
               </w:rPr>
-              <w:t>-0.013</w:t>
+              <w:t>-0.0233</w:t>
             </w:r>
           </w:p>
         </w:tc>
@@ -5142,7 +5142,7 @@
                 <w:i w:val="0"/>
                 <w:sz w:val="17"/>
               </w:rPr>
-              <w:t>0.0144</w:t>
+              <w:t>0.0181</w:t>
             </w:r>
           </w:p>
         </w:tc>
@@ -5162,7 +5162,7 @@
                 <w:i w:val="0"/>
                 <w:sz w:val="17"/>
               </w:rPr>
-              <w:t>0.0413</w:t>
+              <w:t>0.0669</w:t>
             </w:r>
           </w:p>
         </w:tc>
@@ -5182,7 +5182,7 @@
                 <w:i w:val="0"/>
                 <w:sz w:val="17"/>
               </w:rPr>
-              <w:t>0.0436</w:t>
+              <w:t>0.0524</w:t>
             </w:r>
           </w:p>
         </w:tc>
@@ -5244,7 +5244,7 @@
                 <w:i w:val="0"/>
                 <w:sz w:val="17"/>
               </w:rPr>
-              <w:t>as fitted (class-weighted)</w:t>
+              <w:t>as fitted (unweighted)</w:t>
             </w:r>
           </w:p>
         </w:tc>
@@ -5284,7 +5284,7 @@
                 <w:i w:val="0"/>
                 <w:sz w:val="17"/>
               </w:rPr>
-              <w:t>-0.061</w:t>
+              <w:t>-0.0607</w:t>
             </w:r>
           </w:p>
         </w:tc>
@@ -5406,7 +5406,7 @@
                 <w:i w:val="0"/>
                 <w:sz w:val="17"/>
               </w:rPr>
-              <w:t>after prior correction</w:t>
+              <w:t>not applicable (unweighted)</w:t>
             </w:r>
           </w:p>
         </w:tc>
@@ -5426,7 +5426,7 @@
                 <w:i w:val="0"/>
                 <w:sz w:val="17"/>
               </w:rPr>
-              <w:t>0.0420</w:t>
+              <w:t>-</w:t>
             </w:r>
           </w:p>
         </w:tc>
@@ -5446,7 +5446,7 @@
                 <w:i w:val="0"/>
                 <w:sz w:val="17"/>
               </w:rPr>
-              <w:t>-0.028</w:t>
+              <w:t>-</w:t>
             </w:r>
           </w:p>
         </w:tc>
@@ -5466,7 +5466,7 @@
                 <w:i w:val="0"/>
                 <w:sz w:val="17"/>
               </w:rPr>
-              <w:t>0.0372</w:t>
+              <w:t>-</w:t>
             </w:r>
           </w:p>
         </w:tc>
@@ -5486,7 +5486,7 @@
                 <w:i w:val="0"/>
                 <w:sz w:val="17"/>
               </w:rPr>
-              <w:t>0.0935</w:t>
+              <w:t>-</w:t>
             </w:r>
           </w:p>
         </w:tc>
@@ -5506,7 +5506,7 @@
                 <w:i w:val="0"/>
                 <w:sz w:val="17"/>
               </w:rPr>
-              <w:t>0.0055</w:t>
+              <w:t>-</w:t>
             </w:r>
           </w:p>
         </w:tc>
@@ -5698,7 +5698,7 @@
           <w:i w:val="0"/>
           <w:sz w:val="21"/>
         </w:rPr>
-        <w:t xml:space="preserve">The bagged CART ensemble is far better calibrated even before correction (mean predicted </w:t>
+        <w:t xml:space="preserve">The correction is applied only to the balanced logistic fit. CART has no class weighting and is not prior-corrected.</w:t>
       </w:r>
       <w:r>
         <w:rPr>
@@ -5707,7 +5707,7 @@
           <w:i w:val="0"/>
           <w:sz w:val="21"/>
         </w:rPr>
-        <w:t>0.0662</w:t>
+        <w:t/>
       </w:r>
       <w:r>
         <w:rPr>
@@ -5716,7 +5716,7 @@
           <w:i w:val="0"/>
           <w:sz w:val="21"/>
         </w:rPr>
-        <w:t xml:space="preserve">), because averaging leaf proportions over bootstrap samples already pulls the probabilities back towards the empirical rate. Here the same correction </w:t>
+        <w:t xml:space="preserve"/>
       </w:r>
       <w:r>
         <w:rPr>
@@ -5725,7 +5725,7 @@
           <w:i/>
           <w:sz w:val="21"/>
         </w:rPr>
-        <w:t>over-corrects</w:t>
+        <w:t/>
       </w:r>
       <w:r>
         <w:rPr>
@@ -5734,7 +5734,7 @@
           <w:i w:val="0"/>
           <w:sz w:val="21"/>
         </w:rPr>
-        <w:t xml:space="preserve">: the mean prediction falls to </w:t>
+        <w:t xml:space="preserve"/>
       </w:r>
       <w:r>
         <w:rPr>
@@ -5743,7 +5743,7 @@
           <w:i w:val="0"/>
           <w:sz w:val="21"/>
         </w:rPr>
-        <w:t>0.0055</w:t>
+        <w:t/>
       </w:r>
       <w:r>
         <w:rPr>
@@ -5752,7 +5752,7 @@
           <w:i w:val="0"/>
           <w:sz w:val="21"/>
         </w:rPr>
-        <w:t xml:space="preserve">, now well below the observed </w:t>
+        <w:t xml:space="preserve"/>
       </w:r>
       <w:r>
         <w:rPr>
@@ -5761,7 +5761,7 @@
           <w:i w:val="0"/>
           <w:sz w:val="21"/>
         </w:rPr>
-        <w:t>0.0427</w:t>
+        <w:t/>
       </w:r>
       <w:r>
         <w:rPr>
@@ -5770,7 +5770,7 @@
           <w:i w:val="0"/>
           <w:sz w:val="21"/>
         </w:rPr>
-        <w:t>, although Brier score and maximum calibration error both improve slightly. The correction assumes the model was fitted at a prevalence of exactly 0.5; that assumption holds for the penalised linear fit but only approximately for the tree ensemble.</w:t>
+        <w:t/>
       </w:r>
     </w:p>
     <w:p>

--- a/report/technical_report.docx
+++ b/report/technical_report.docx
@@ -4,1055 +4,120 @@
   <w:body>
     <w:p>
       <w:pPr>
-        <w:spacing w:after="80" w:before="0" w:line="312" w:lineRule="auto"/>
-        <w:jc w:val="center"/>
+        <w:pStyle w:val="Title"/>
       </w:pPr>
       <w:r>
-        <w:rPr>
-          <w:rFonts w:ascii="Times New Roman" w:hAnsi="Times New Roman" w:eastAsia="宋体"/>
-          <w:b/>
-          <w:i w:val="0"/>
-          <w:sz w:val="39"/>
-        </w:rPr>
-        <w:t>Does random cross-validation overstate the skill of seismic-bump forecasting models?</w:t>
+        <w:t>Validation and calibration of seismic bump forecasting models</w:t>
+      </w:r>
+    </w:p>
+    <w:p>
+      <w:r>
+        <w:t>Junjie Yang</w:t>
+      </w:r>
+    </w:p>
+    <w:p>
+      <w:r>
+        <w:t>Mining Engineering, Fuzhou University</w:t>
+      </w:r>
+    </w:p>
+    <w:p>
+      <w:r>
+        <w:t>Revised 2 October 2026. Code and result files: https://github.com/junjie-yang11/seismic-bump-forecasting</w:t>
       </w:r>
     </w:p>
     <w:p>
       <w:pPr>
-        <w:spacing w:after="280" w:before="0" w:line="312" w:lineRule="auto"/>
-        <w:jc w:val="center"/>
+        <w:pStyle w:val="Heading1"/>
       </w:pPr>
       <w:r>
-        <w:rPr>
-          <w:rFonts w:ascii="Times New Roman" w:hAnsi="Times New Roman" w:eastAsia="宋体"/>
-          <w:b w:val="0"/>
-          <w:i/>
-          <w:sz w:val="23"/>
-        </w:rPr>
-        <w:t>A leakage study on the UCI Seismic Bumps dataset</w:t>
+        <w:t>Abstract</w:t>
+      </w:r>
+    </w:p>
+    <w:p>
+      <w:r>
+        <w:t>This study compares random stratified validation, validation in record order, and a chronological holdout on the UCI Seismic Bumps mirror. Performance varies with the protocol. The original comparison uses different test populations, so its PR-AUC gap combines test composition, prevalence drift, training history and possible temporal leakage. The same-test comparison below controls the test rows but does not isolate a causal leakage effect. Calibration priors and alert thresholds are now derived separately inside each training fold.</w:t>
       </w:r>
     </w:p>
     <w:p>
       <w:pPr>
-        <w:spacing w:after="20" w:before="0" w:line="312" w:lineRule="auto"/>
-        <w:jc w:val="center"/>
+        <w:pStyle w:val="Heading1"/>
       </w:pPr>
       <w:r>
-        <w:rPr>
-          <w:rFonts w:ascii="Times New Roman" w:hAnsi="Times New Roman" w:eastAsia="宋体"/>
-          <w:b w:val="0"/>
-          <w:i w:val="0"/>
-          <w:sz w:val="21"/>
-        </w:rPr>
-        <w:t>Junjie Yang</w:t>
+        <w:t>1 Data and scope</w:t>
       </w:r>
     </w:p>
     <w:p>
-      <w:pPr>
-        <w:spacing w:after="20" w:before="0" w:line="312" w:lineRule="auto"/>
-        <w:jc w:val="center"/>
-      </w:pPr>
       <w:r>
-        <w:rPr>
-          <w:rFonts w:ascii="Times New Roman" w:hAnsi="Times New Roman" w:eastAsia="宋体"/>
-          <w:b w:val="0"/>
-          <w:i w:val="0"/>
-          <w:sz w:val="19"/>
-        </w:rPr>
-        <w:t>BEng candidate, Mining Engineering, Fuzhou University (Zijin School of Geology and Mining)</w:t>
+        <w:t>The mirror contains 2578 records and 170 positives. Overall prevalence is 0.0659. There are no duplicate rows in this mirror. The task is prediction of hazardous seismic events in the next shift. Row order is used as a temporal proxy; explicit timestamps and longwall identifiers are unavailable. The results are conditional on this order representing a meaningful forecasting sequence. The mirror has six fewer rows than the original 2584-record dataset.</w:t>
       </w:r>
     </w:p>
     <w:p>
-      <w:pPr>
-        <w:spacing w:after="320" w:before="0" w:line="312" w:lineRule="auto"/>
-        <w:jc w:val="center"/>
-      </w:pPr>
       <w:r>
-        <w:rPr>
-          <w:rFonts w:ascii="Times New Roman" w:hAnsi="Times New Roman" w:eastAsia="宋体"/>
-          <w:b w:val="0"/>
-          <w:i/>
-          <w:sz w:val="19"/>
-        </w:rPr>
-        <w:t>Code, data pipeline and verification script: github.com/junjie-yang11/seismic-bump-forecasting</w:t>
-      </w:r>
-    </w:p>
-    <w:p>
-      <w:pPr>
-        <w:spacing w:after="120" w:before="280" w:line="312" w:lineRule="auto"/>
-      </w:pPr>
-      <w:r>
-        <w:rPr>
-          <w:rFonts w:ascii="Times New Roman" w:hAnsi="Times New Roman" w:eastAsia="宋体"/>
-          <w:b/>
-          <w:i w:val="0"/>
-          <w:sz w:val="28"/>
-        </w:rPr>
-        <w:t>Abstract</w:t>
-      </w:r>
-    </w:p>
-    <w:p>
-      <w:pPr>
-        <w:spacing w:after="140" w:before="0" w:line="312" w:lineRule="auto"/>
-      </w:pPr>
-      <w:r>
-        <w:rPr>
-          <w:rFonts w:ascii="Times New Roman" w:hAnsi="Times New Roman" w:eastAsia="宋体"/>
-          <w:b w:val="0"/>
-          <w:i w:val="0"/>
-          <w:sz w:val="21"/>
-        </w:rPr>
-        <w:t xml:space="preserve">Machine-learning results on the UCI Seismic Bumps dataset — shift-level records from a Polish coal mine, where the task is to forecast whether a hazardous seismic event will occur during the </w:t>
-      </w:r>
-      <w:r>
-        <w:rPr>
-          <w:rFonts w:ascii="Times New Roman" w:hAnsi="Times New Roman" w:eastAsia="宋体"/>
-          <w:b w:val="0"/>
-          <w:i/>
-          <w:sz w:val="21"/>
-        </w:rPr>
-        <w:t>next</w:t>
-      </w:r>
-      <w:r>
-        <w:rPr>
-          <w:rFonts w:ascii="Times New Roman" w:hAnsi="Times New Roman" w:eastAsia="宋体"/>
-          <w:b w:val="0"/>
-          <w:i w:val="0"/>
-          <w:sz w:val="21"/>
-        </w:rPr>
-        <w:t xml:space="preserve"> shift — are commonly reported under stratified </w:t>
-      </w:r>
-      <w:r>
-        <w:rPr>
-          <w:rFonts w:ascii="Times New Roman" w:hAnsi="Times New Roman" w:eastAsia="宋体"/>
-          <w:b w:val="0"/>
-          <w:i/>
-          <w:sz w:val="21"/>
-        </w:rPr>
-        <w:t>k</w:t>
-      </w:r>
-      <w:r>
-        <w:rPr>
-          <w:rFonts w:ascii="Times New Roman" w:hAnsi="Times New Roman" w:eastAsia="宋体"/>
-          <w:b w:val="0"/>
-          <w:i w:val="0"/>
-          <w:sz w:val="21"/>
-        </w:rPr>
-        <w:t>-fold cross-validation. Because the records form an ordered sequence and the label is defined relative to the following shift, shuffling rows lets a model train on shifts that occur after the ones it is tested on. This note quantifies the effect.</w:t>
-      </w:r>
-    </w:p>
-    <w:p>
-      <w:pPr>
-        <w:spacing w:after="140" w:before="0" w:line="312" w:lineRule="auto"/>
-      </w:pPr>
-      <w:r>
-        <w:rPr>
-          <w:rFonts w:ascii="Times New Roman" w:hAnsi="Times New Roman" w:eastAsia="宋体"/>
-          <w:b w:val="0"/>
-          <w:i w:val="0"/>
-          <w:sz w:val="21"/>
-        </w:rPr>
-        <w:t xml:space="preserve">Under random stratified 10-fold cross-validation a class-weighted logistic regression reaches ROC-AUC </w:t>
-      </w:r>
-      <w:r>
-        <w:rPr>
-          <w:rFonts w:ascii="Times New Roman" w:hAnsi="Times New Roman" w:eastAsia="宋体"/>
-          <w:b w:val="0"/>
-          <w:i w:val="0"/>
-          <w:sz w:val="21"/>
-        </w:rPr>
-        <w:t>0.755</w:t>
-      </w:r>
-      <w:r>
-        <w:rPr>
-          <w:rFonts w:ascii="Times New Roman" w:hAnsi="Times New Roman" w:eastAsia="宋体"/>
-          <w:b w:val="0"/>
-          <w:i w:val="0"/>
-          <w:sz w:val="21"/>
-        </w:rPr>
-        <w:t xml:space="preserve"> and PR-AUC </w:t>
-      </w:r>
-      <w:r>
-        <w:rPr>
-          <w:rFonts w:ascii="Times New Roman" w:hAnsi="Times New Roman" w:eastAsia="宋体"/>
-          <w:b w:val="0"/>
-          <w:i w:val="0"/>
-          <w:sz w:val="21"/>
-        </w:rPr>
-        <w:t>0.195</w:t>
-      </w:r>
-      <w:r>
-        <w:rPr>
-          <w:rFonts w:ascii="Times New Roman" w:hAnsi="Times New Roman" w:eastAsia="宋体"/>
-          <w:b w:val="0"/>
-          <w:i w:val="0"/>
-          <w:sz w:val="21"/>
-        </w:rPr>
-        <w:t xml:space="preserve">. Under time-ordered expanding-window validation the same model reaches ROC-AUC </w:t>
-      </w:r>
-      <w:r>
-        <w:rPr>
-          <w:rFonts w:ascii="Times New Roman" w:hAnsi="Times New Roman" w:eastAsia="宋体"/>
-          <w:b w:val="0"/>
-          <w:i w:val="0"/>
-          <w:sz w:val="21"/>
-        </w:rPr>
-        <w:t>0.668</w:t>
-      </w:r>
-      <w:r>
-        <w:rPr>
-          <w:rFonts w:ascii="Times New Roman" w:hAnsi="Times New Roman" w:eastAsia="宋体"/>
-          <w:b w:val="0"/>
-          <w:i w:val="0"/>
-          <w:sz w:val="21"/>
-        </w:rPr>
-        <w:t xml:space="preserve"> and PR-AUC </w:t>
-      </w:r>
-      <w:r>
-        <w:rPr>
-          <w:rFonts w:ascii="Times New Roman" w:hAnsi="Times New Roman" w:eastAsia="宋体"/>
-          <w:b w:val="0"/>
-          <w:i w:val="0"/>
-          <w:sz w:val="21"/>
-        </w:rPr>
-        <w:t>0.084</w:t>
-      </w:r>
-      <w:r>
-        <w:rPr>
-          <w:rFonts w:ascii="Times New Roman" w:hAnsi="Times New Roman" w:eastAsia="宋体"/>
-          <w:b w:val="0"/>
-          <w:i w:val="0"/>
-          <w:sz w:val="21"/>
-        </w:rPr>
-        <w:t xml:space="preserve"> — a </w:t>
-      </w:r>
-      <w:r>
-        <w:rPr>
-          <w:rFonts w:ascii="Times New Roman" w:hAnsi="Times New Roman" w:eastAsia="宋体"/>
-          <w:b w:val="0"/>
-          <w:i w:val="0"/>
-          <w:sz w:val="21"/>
-        </w:rPr>
-        <w:t>57%</w:t>
-      </w:r>
-      <w:r>
-        <w:rPr>
-          <w:rFonts w:ascii="Times New Roman" w:hAnsi="Times New Roman" w:eastAsia="宋体"/>
-          <w:b w:val="0"/>
-          <w:i w:val="0"/>
-          <w:sz w:val="21"/>
-        </w:rPr>
-        <w:t xml:space="preserve"> relative loss in PR-AUC. A bagged CART ensemble shows the same pattern more strongly (</w:t>
-      </w:r>
-      <w:r>
-        <w:rPr>
-          <w:rFonts w:ascii="Times New Roman" w:hAnsi="Times New Roman" w:eastAsia="宋体"/>
-          <w:b w:val="0"/>
-          <w:i w:val="0"/>
-          <w:sz w:val="21"/>
-        </w:rPr>
-        <w:t>0.222</w:t>
-      </w:r>
-      <w:r>
-        <w:rPr>
-          <w:rFonts w:ascii="Times New Roman" w:hAnsi="Times New Roman" w:eastAsia="宋体"/>
-          <w:b w:val="0"/>
-          <w:i w:val="0"/>
-          <w:sz w:val="21"/>
-        </w:rPr>
-        <w:t xml:space="preserve"> → </w:t>
-      </w:r>
-      <w:r>
-        <w:rPr>
-          <w:rFonts w:ascii="Times New Roman" w:hAnsi="Times New Roman" w:eastAsia="宋体"/>
-          <w:b w:val="0"/>
-          <w:i w:val="0"/>
-          <w:sz w:val="21"/>
-        </w:rPr>
-        <w:t>0.078</w:t>
-      </w:r>
-      <w:r>
-        <w:rPr>
-          <w:rFonts w:ascii="Times New Roman" w:hAnsi="Times New Roman" w:eastAsia="宋体"/>
-          <w:b w:val="0"/>
-          <w:i w:val="0"/>
-          <w:sz w:val="21"/>
-        </w:rPr>
-        <w:t xml:space="preserve">, </w:t>
-      </w:r>
-      <w:r>
-        <w:rPr>
-          <w:rFonts w:ascii="Times New Roman" w:hAnsi="Times New Roman" w:eastAsia="宋体"/>
-          <w:b w:val="0"/>
-          <w:i w:val="0"/>
-          <w:sz w:val="21"/>
-        </w:rPr>
-        <w:t>--65%</w:t>
-      </w:r>
-      <w:r>
-        <w:rPr>
-          <w:rFonts w:ascii="Times New Roman" w:hAnsi="Times New Roman" w:eastAsia="宋体"/>
-          <w:b w:val="0"/>
-          <w:i w:val="0"/>
-          <w:sz w:val="21"/>
-        </w:rPr>
-        <w:t>).</w:t>
-      </w:r>
-    </w:p>
-    <w:p>
-      <w:pPr>
-        <w:spacing w:after="140" w:before="0" w:line="312" w:lineRule="auto"/>
-      </w:pPr>
-      <w:r>
-        <w:rPr>
-          <w:rFonts w:ascii="Times New Roman" w:hAnsi="Times New Roman" w:eastAsia="宋体"/>
-          <w:b w:val="0"/>
-          <w:i w:val="0"/>
-          <w:sz w:val="21"/>
-        </w:rPr>
-        <w:t xml:space="preserve">On a single chronological holdout (train on the first 70 % of records, test on the last 30 %), the models reach ROC-AUC 0.568–0.612. At thresholds fixed from the training period, recall is 0.154 for logistic regression and 0.231 for CART.</w:t>
-      </w:r>
-      <w:r>
-        <w:rPr>
-          <w:rFonts w:ascii="Times New Roman" w:hAnsi="Times New Roman" w:eastAsia="宋体"/>
-          <w:b w:val="0"/>
-          <w:i/>
-          <w:sz w:val="21"/>
-        </w:rPr>
-        <w:t/>
-      </w:r>
-      <w:r>
-        <w:rPr>
-          <w:rFonts w:ascii="Times New Roman" w:hAnsi="Times New Roman" w:eastAsia="宋体"/>
-          <w:b w:val="0"/>
-          <w:i w:val="0"/>
-          <w:sz w:val="21"/>
-        </w:rPr>
-        <w:t xml:space="preserve"/>
-      </w:r>
-      <w:r>
-        <w:rPr>
-          <w:rFonts w:ascii="Times New Roman" w:hAnsi="Times New Roman" w:eastAsia="宋体"/>
-          <w:b w:val="0"/>
-          <w:i/>
-          <w:sz w:val="21"/>
-        </w:rPr>
-        <w:t/>
-      </w:r>
-      <w:r>
-        <w:rPr>
-          <w:rFonts w:ascii="Times New Roman" w:hAnsi="Times New Roman" w:eastAsia="宋体"/>
-          <w:b w:val="0"/>
-          <w:i w:val="0"/>
-          <w:sz w:val="21"/>
-        </w:rPr>
-        <w:t xml:space="preserve"/>
-      </w:r>
-      <w:r>
-        <w:rPr>
-          <w:rFonts w:ascii="Times New Roman" w:hAnsi="Times New Roman" w:eastAsia="宋体"/>
-          <w:b w:val="0"/>
-          <w:i w:val="0"/>
-          <w:sz w:val="21"/>
-        </w:rPr>
-        <w:t/>
-      </w:r>
-      <w:r>
-        <w:rPr>
-          <w:rFonts w:ascii="Times New Roman" w:hAnsi="Times New Roman" w:eastAsia="宋体"/>
-          <w:b w:val="0"/>
-          <w:i w:val="0"/>
-          <w:sz w:val="21"/>
-        </w:rPr>
-        <w:t xml:space="preserve"/>
-      </w:r>
-      <w:r>
-        <w:rPr>
-          <w:rFonts w:ascii="Times New Roman" w:hAnsi="Times New Roman" w:eastAsia="宋体"/>
-          <w:b w:val="0"/>
-          <w:i w:val="0"/>
-          <w:sz w:val="21"/>
-        </w:rPr>
-        <w:t/>
-      </w:r>
-      <w:r>
-        <w:rPr>
-          <w:rFonts w:ascii="Times New Roman" w:hAnsi="Times New Roman" w:eastAsia="宋体"/>
-          <w:b w:val="0"/>
-          <w:i w:val="0"/>
-          <w:sz w:val="21"/>
-        </w:rPr>
-        <w:t xml:space="preserve"/>
-      </w:r>
-    </w:p>
-    <w:p>
-      <w:pPr>
-        <w:spacing w:after="140" w:before="0" w:line="312" w:lineRule="auto"/>
-      </w:pPr>
-      <w:r>
-        <w:rPr>
-          <w:rFonts w:ascii="Times New Roman" w:hAnsi="Times New Roman" w:eastAsia="宋体"/>
-          <w:b w:val="0"/>
-          <w:i w:val="0"/>
-          <w:sz w:val="21"/>
-        </w:rPr>
-        <w:t xml:space="preserve">A final check concerns the probability scale. Balanced class weights affect the logistic model's probabilities, so its prior correction is estimated from historical training data. CART is unweighted and is reported as fitted. Ranking metrics are blind to probability calibration.</w:t>
-      </w:r>
-      <w:r>
-        <w:rPr>
-          <w:rFonts w:ascii="Times New Roman" w:hAnsi="Times New Roman" w:eastAsia="宋体"/>
-          <w:b w:val="0"/>
-          <w:i w:val="0"/>
-          <w:sz w:val="21"/>
-        </w:rPr>
-        <w:t/>
-      </w:r>
-      <w:r>
-        <w:rPr>
-          <w:rFonts w:ascii="Times New Roman" w:hAnsi="Times New Roman" w:eastAsia="宋体"/>
-          <w:b w:val="0"/>
-          <w:i w:val="0"/>
-          <w:sz w:val="21"/>
-        </w:rPr>
-        <w:t xml:space="preserve"/>
-      </w:r>
-      <w:r>
-        <w:rPr>
-          <w:rFonts w:ascii="Times New Roman" w:hAnsi="Times New Roman" w:eastAsia="宋体"/>
-          <w:b w:val="0"/>
-          <w:i w:val="0"/>
-          <w:sz w:val="21"/>
-        </w:rPr>
-        <w:t/>
-      </w:r>
-      <w:r>
-        <w:rPr>
-          <w:rFonts w:ascii="Times New Roman" w:hAnsi="Times New Roman" w:eastAsia="宋体"/>
-          <w:b w:val="0"/>
-          <w:i w:val="0"/>
-          <w:sz w:val="21"/>
-        </w:rPr>
-        <w:t xml:space="preserve"/>
-      </w:r>
-      <w:r>
-        <w:rPr>
-          <w:rFonts w:ascii="Times New Roman" w:hAnsi="Times New Roman" w:eastAsia="宋体"/>
-          <w:b w:val="0"/>
-          <w:i w:val="0"/>
-          <w:sz w:val="21"/>
-        </w:rPr>
-        <w:t/>
-      </w:r>
-      <w:r>
-        <w:rPr>
-          <w:rFonts w:ascii="Times New Roman" w:hAnsi="Times New Roman" w:eastAsia="宋体"/>
-          <w:b w:val="0"/>
-          <w:i w:val="0"/>
-          <w:sz w:val="21"/>
-        </w:rPr>
-        <w:t xml:space="preserve"/>
-      </w:r>
-      <w:r>
-        <w:rPr>
-          <w:rFonts w:ascii="Times New Roman" w:hAnsi="Times New Roman" w:eastAsia="宋体"/>
-          <w:b w:val="0"/>
-          <w:i w:val="0"/>
-          <w:sz w:val="21"/>
-        </w:rPr>
-        <w:t/>
-      </w:r>
-      <w:r>
-        <w:rPr>
-          <w:rFonts w:ascii="Times New Roman" w:hAnsi="Times New Roman" w:eastAsia="宋体"/>
-          <w:b w:val="0"/>
-          <w:i w:val="0"/>
-          <w:sz w:val="21"/>
-        </w:rPr>
-        <w:t/>
-      </w:r>
-    </w:p>
-    <w:p>
-      <w:pPr>
-        <w:spacing w:after="120" w:before="280" w:line="312" w:lineRule="auto"/>
-      </w:pPr>
-      <w:r>
-        <w:rPr>
-          <w:rFonts w:ascii="Times New Roman" w:hAnsi="Times New Roman" w:eastAsia="宋体"/>
-          <w:b/>
-          <w:i w:val="0"/>
-          <w:sz w:val="28"/>
-        </w:rPr>
-        <w:t>1  Introduction</w:t>
-      </w:r>
-    </w:p>
-    <w:p>
-      <w:pPr>
-        <w:spacing w:after="140" w:before="0" w:line="312" w:lineRule="auto"/>
-      </w:pPr>
-      <w:r>
-        <w:rPr>
-          <w:rFonts w:ascii="Times New Roman" w:hAnsi="Times New Roman" w:eastAsia="宋体"/>
-          <w:b w:val="0"/>
-          <w:i w:val="0"/>
-          <w:sz w:val="21"/>
-        </w:rPr>
-        <w:t>Seismic-bump forecasting is a rare-event prediction problem in which the consequences of a missed event are severe, so the operating point matters more than aggregate accuracy. The dataset’s original study reported results obtained with stratified 10-fold cross-validation repeated ten times, and public reproductions follow the same protocol.</w:t>
-      </w:r>
-    </w:p>
-    <w:p>
-      <w:pPr>
-        <w:spacing w:after="140" w:before="0" w:line="312" w:lineRule="auto"/>
-      </w:pPr>
-      <w:r>
-        <w:rPr>
-          <w:rFonts w:ascii="Times New Roman" w:hAnsi="Times New Roman" w:eastAsia="宋体"/>
-          <w:b w:val="0"/>
-          <w:i w:val="0"/>
-          <w:sz w:val="21"/>
-        </w:rPr>
-        <w:t xml:space="preserve">For a task framed as “given the previous shift, will the next shift be hazardous?”, stratified </w:t>
-      </w:r>
-      <w:r>
-        <w:rPr>
-          <w:rFonts w:ascii="Times New Roman" w:hAnsi="Times New Roman" w:eastAsia="宋体"/>
-          <w:b w:val="0"/>
-          <w:i/>
-          <w:sz w:val="21"/>
-        </w:rPr>
-        <w:t>k</w:t>
-      </w:r>
-      <w:r>
-        <w:rPr>
-          <w:rFonts w:ascii="Times New Roman" w:hAnsi="Times New Roman" w:eastAsia="宋体"/>
-          <w:b w:val="0"/>
-          <w:i w:val="0"/>
-          <w:sz w:val="21"/>
-        </w:rPr>
-        <w:t>-fold is not a valid estimate of forecasting skill, because it breaks the temporal order of the sequence. Three distinct mechanisms can inflate the score: chronological leakage (training rows may post-date test rows); distribution drift (the base rate changes over the record); and duplicate or near-duplicate records. This note isolates the first two on a fixed dataset and two model families, and reports the magnitude of the discrepancy.</w:t>
-      </w:r>
-    </w:p>
-    <w:p>
-      <w:pPr>
-        <w:spacing w:after="120" w:before="280" w:line="312" w:lineRule="auto"/>
-      </w:pPr>
-      <w:r>
-        <w:rPr>
-          <w:rFonts w:ascii="Times New Roman" w:hAnsi="Times New Roman" w:eastAsia="宋体"/>
-          <w:b/>
-          <w:i w:val="0"/>
-          <w:sz w:val="28"/>
-        </w:rPr>
-        <w:t>2  Data</w:t>
-      </w:r>
-    </w:p>
-    <w:p>
-      <w:pPr>
-        <w:spacing w:after="140" w:before="0" w:line="312" w:lineRule="auto"/>
-      </w:pPr>
-      <w:r>
-        <w:rPr>
-          <w:rFonts w:ascii="Times New Roman" w:hAnsi="Times New Roman" w:eastAsia="宋体"/>
-          <w:b w:val="0"/>
-          <w:i w:val="0"/>
-          <w:sz w:val="21"/>
-        </w:rPr>
-        <w:t xml:space="preserve">The dataset comprises </w:t>
-      </w:r>
-      <w:r>
-        <w:rPr>
-          <w:rFonts w:ascii="Times New Roman" w:hAnsi="Times New Roman" w:eastAsia="宋体"/>
-          <w:b w:val="0"/>
-          <w:i w:val="0"/>
-          <w:sz w:val="21"/>
-        </w:rPr>
-        <w:t>2578</w:t>
-      </w:r>
-      <w:r>
-        <w:rPr>
-          <w:rFonts w:ascii="Times New Roman" w:hAnsi="Times New Roman" w:eastAsia="宋体"/>
-          <w:b w:val="0"/>
-          <w:i w:val="0"/>
-          <w:sz w:val="21"/>
-        </w:rPr>
-        <w:t xml:space="preserve"> shift records (8 h each) described by 18 monitoring channels, with a binary target. There are </w:t>
-      </w:r>
-      <w:r>
-        <w:rPr>
-          <w:rFonts w:ascii="Times New Roman" w:hAnsi="Times New Roman" w:eastAsia="宋体"/>
-          <w:b w:val="0"/>
-          <w:i w:val="0"/>
-          <w:sz w:val="21"/>
-        </w:rPr>
-        <w:t>170</w:t>
-      </w:r>
-      <w:r>
-        <w:rPr>
-          <w:rFonts w:ascii="Times New Roman" w:hAnsi="Times New Roman" w:eastAsia="宋体"/>
-          <w:b w:val="0"/>
-          <w:i w:val="0"/>
-          <w:sz w:val="21"/>
-        </w:rPr>
-        <w:t xml:space="preserve"> positive records, a prevalence of </w:t>
-      </w:r>
-      <w:r>
-        <w:rPr>
-          <w:rFonts w:ascii="Times New Roman" w:hAnsi="Times New Roman" w:eastAsia="宋体"/>
-          <w:b w:val="0"/>
-          <w:i w:val="0"/>
-          <w:sz w:val="21"/>
-        </w:rPr>
-        <w:t>0.0659</w:t>
-      </w:r>
-      <w:r>
-        <w:rPr>
-          <w:rFonts w:ascii="Times New Roman" w:hAnsi="Times New Roman" w:eastAsia="宋体"/>
-          <w:b w:val="0"/>
-          <w:i w:val="0"/>
-          <w:sz w:val="21"/>
-        </w:rPr>
-        <w:t>. The mirror used here removes six exact duplicates from the 2,584-row original; the positive count is unchanged, so results are comparable in size but not row-for-row with the original file.</w:t>
-      </w:r>
-    </w:p>
-    <w:p>
-      <w:pPr>
-        <w:spacing w:after="80" w:before="180" w:line="312" w:lineRule="auto"/>
-      </w:pPr>
-      <w:r>
-        <w:rPr>
-          <w:rFonts w:ascii="Times New Roman" w:hAnsi="Times New Roman" w:eastAsia="宋体"/>
-          <w:b/>
-          <w:i w:val="0"/>
-          <w:sz w:val="23"/>
-        </w:rPr>
-        <w:t>2.1  Integrity checks</w:t>
-      </w:r>
-    </w:p>
-    <w:p>
-      <w:pPr>
-        <w:spacing w:after="120" w:before="0" w:line="312" w:lineRule="auto"/>
-      </w:pPr>
-      <w:r>
-        <w:rPr>
-          <w:rFonts w:ascii="Times New Roman" w:hAnsi="Times New Roman" w:eastAsia="宋体"/>
-          <w:b/>
-          <w:i w:val="0"/>
-          <w:sz w:val="21"/>
-        </w:rPr>
-        <w:t>Table 1.</w:t>
-      </w:r>
-      <w:r>
-        <w:rPr>
-          <w:rFonts w:ascii="Times New Roman" w:hAnsi="Times New Roman" w:eastAsia="宋体"/>
-          <w:b w:val="0"/>
-          <w:i w:val="0"/>
-          <w:sz w:val="21"/>
-        </w:rPr>
-        <w:t xml:space="preserve">  Integrity checks performed before any modelling. Two findings are worth noting: three columns carry no information at all, and the bump-range counts are linearly dependent.</w:t>
+        <w:t>The model uses 17 encoded features after removing nbumps. Three retained columns are constant: nbumps6, nbumps7 and nbumps89. Dropping nbumps does not make the design matrix full rank; L2 regularization and constant-safe standardization allow the logistic model to fit.</w:t>
       </w:r>
     </w:p>
     <w:tbl>
       <w:tblPr>
-        <w:tblStyle w:val="TableGrid"/>
         <w:tblW w:type="auto" w:w="0"/>
-        <w:jc w:val="center"/>
+        <w:tblLayout w:type="fixed"/>
         <w:tblLook w:firstColumn="1" w:firstRow="1" w:lastColumn="0" w:lastRow="0" w:noHBand="0" w:noVBand="1" w:val="04A0"/>
       </w:tblPr>
       <w:tblGrid>
-        <w:gridCol w:w="3120"/>
-        <w:gridCol w:w="3120"/>
-        <w:gridCol w:w="3120"/>
+        <w:gridCol w:w="1632"/>
+        <w:gridCol w:w="1632"/>
+        <w:gridCol w:w="1632"/>
+        <w:gridCol w:w="1632"/>
+        <w:gridCol w:w="1632"/>
+        <w:gridCol w:w="1632"/>
       </w:tblGrid>
       <w:tr>
+        <w:trPr>
+          <w:cantSplit/>
+          <w:tblHeader/>
+        </w:trPr>
         <w:tc>
           <w:tcPr>
-            <w:tcW w:type="dxa" w:w="3024"/>
+            <w:tcW w:type="dxa" w:w="1632"/>
+            <w:tcBorders>
+              <w:top w:val="single" w:sz="4" w:color="D9D9D9"/>
+              <w:left w:val="single" w:sz="4" w:color="D9D9D9"/>
+              <w:bottom w:val="single" w:sz="4" w:color="D9D9D9"/>
+              <w:right w:val="single" w:sz="4" w:color="D9D9D9"/>
+            </w:tcBorders>
+            <w:shd w:fill="E8EDF2"/>
           </w:tcPr>
           <w:p>
             <w:pPr>
-              <w:spacing w:after="30" w:line="252" w:lineRule="auto"/>
+              <w:spacing w:before="80" w:after="80"/>
             </w:pPr>
-            <w:r/>
             <w:r>
               <w:rPr>
-                <w:rFonts w:ascii="Times New Roman" w:hAnsi="Times New Roman" w:eastAsia="宋体"/>
                 <w:b/>
-                <w:i w:val="0"/>
-                <w:sz w:val="17"/>
+                <w:sz w:val="18"/>
               </w:rPr>
-              <w:t>Check</w:t>
+              <w:t>Record block</w:t>
             </w:r>
           </w:p>
         </w:tc>
         <w:tc>
           <w:tcPr>
-            <w:tcW w:type="dxa" w:w="2736"/>
+            <w:tcW w:type="dxa" w:w="1632"/>
+            <w:tcBorders>
+              <w:top w:val="single" w:sz="4" w:color="D9D9D9"/>
+              <w:left w:val="single" w:sz="4" w:color="D9D9D9"/>
+              <w:bottom w:val="single" w:sz="4" w:color="D9D9D9"/>
+              <w:right w:val="single" w:sz="4" w:color="D9D9D9"/>
+            </w:tcBorders>
+            <w:shd w:fill="E8EDF2"/>
           </w:tcPr>
           <w:p>
             <w:pPr>
-              <w:spacing w:after="30" w:line="252" w:lineRule="auto"/>
+              <w:spacing w:before="80" w:after="80"/>
             </w:pPr>
-            <w:r/>
             <w:r>
               <w:rPr>
-                <w:rFonts w:ascii="Times New Roman" w:hAnsi="Times New Roman" w:eastAsia="宋体"/>
                 <w:b/>
-                <w:i w:val="0"/>
-                <w:sz w:val="17"/>
-              </w:rPr>
-              <w:t>Result</w:t>
-            </w:r>
-          </w:p>
-        </w:tc>
-        <w:tc>
-          <w:tcPr>
-            <w:tcW w:type="dxa" w:w="3600"/>
-          </w:tcPr>
-          <w:p>
-            <w:pPr>
-              <w:spacing w:after="30" w:line="252" w:lineRule="auto"/>
-            </w:pPr>
-            <w:r/>
-            <w:r>
-              <w:rPr>
-                <w:rFonts w:ascii="Times New Roman" w:hAnsi="Times New Roman" w:eastAsia="宋体"/>
-                <w:b/>
-                <w:i w:val="0"/>
-                <w:sz w:val="17"/>
-              </w:rPr>
-              <w:t>Implication</w:t>
-            </w:r>
-          </w:p>
-        </w:tc>
-      </w:tr>
-      <w:tr>
-        <w:tc>
-          <w:tcPr>
-            <w:tcW w:type="dxa" w:w="3024"/>
-          </w:tcPr>
-          <w:p>
-            <w:pPr>
-              <w:spacing w:after="30" w:line="252" w:lineRule="auto"/>
-            </w:pPr>
-            <w:r/>
-            <w:r>
-              <w:rPr>
-                <w:rFonts w:ascii="Times New Roman" w:hAnsi="Times New Roman" w:eastAsia="宋体"/>
-                <w:b w:val="0"/>
-                <w:i w:val="0"/>
-                <w:sz w:val="17"/>
-              </w:rPr>
-              <w:t>Duplicate rows</w:t>
-            </w:r>
-          </w:p>
-        </w:tc>
-        <w:tc>
-          <w:tcPr>
-            <w:tcW w:type="dxa" w:w="2736"/>
-          </w:tcPr>
-          <w:p>
-            <w:pPr>
-              <w:spacing w:after="30" w:line="252" w:lineRule="auto"/>
-            </w:pPr>
-            <w:r/>
-            <w:r>
-              <w:rPr>
-                <w:rFonts w:ascii="Times New Roman" w:hAnsi="Times New Roman" w:eastAsia="宋体"/>
-                <w:b w:val="0"/>
-                <w:i w:val="0"/>
-                <w:sz w:val="17"/>
-              </w:rPr>
-              <w:t>0</w:t>
-            </w:r>
-          </w:p>
-        </w:tc>
-        <w:tc>
-          <w:tcPr>
-            <w:tcW w:type="dxa" w:w="3600"/>
-          </w:tcPr>
-          <w:p>
-            <w:pPr>
-              <w:spacing w:after="30" w:line="252" w:lineRule="auto"/>
-            </w:pPr>
-            <w:r/>
-            <w:r>
-              <w:rPr>
-                <w:rFonts w:ascii="Times New Roman" w:hAnsi="Times New Roman" w:eastAsia="宋体"/>
-                <w:b w:val="0"/>
-                <w:i w:val="0"/>
-                <w:sz w:val="17"/>
-              </w:rPr>
-              <w:t>none</w:t>
-            </w:r>
-          </w:p>
-        </w:tc>
-      </w:tr>
-      <w:tr>
-        <w:tc>
-          <w:tcPr>
-            <w:tcW w:type="dxa" w:w="3024"/>
-          </w:tcPr>
-          <w:p>
-            <w:pPr>
-              <w:spacing w:after="30" w:line="252" w:lineRule="auto"/>
-            </w:pPr>
-            <w:r/>
-            <w:r>
-              <w:rPr>
-                <w:rFonts w:ascii="Times New Roman" w:hAnsi="Times New Roman" w:eastAsia="宋体"/>
-                <w:b w:val="0"/>
-                <w:i w:val="0"/>
-                <w:sz w:val="17"/>
-              </w:rPr>
-              <w:t>Constant columns</w:t>
-            </w:r>
-          </w:p>
-        </w:tc>
-        <w:tc>
-          <w:tcPr>
-            <w:tcW w:type="dxa" w:w="2736"/>
-          </w:tcPr>
-          <w:p>
-            <w:pPr>
-              <w:spacing w:after="30" w:line="252" w:lineRule="auto"/>
-            </w:pPr>
-            <w:r/>
-            <w:r>
-              <w:rPr>
-                <w:rFonts w:ascii="Times New Roman" w:hAnsi="Times New Roman" w:eastAsia="宋体"/>
-                <w:b w:val="0"/>
-                <w:i w:val="0"/>
-                <w:sz w:val="17"/>
-              </w:rPr>
-              <w:t>nbumps6, nbumps7, nbumps89</w:t>
-            </w:r>
-          </w:p>
-        </w:tc>
-        <w:tc>
-          <w:tcPr>
-            <w:tcW w:type="dxa" w:w="3600"/>
-          </w:tcPr>
-          <w:p>
-            <w:pPr>
-              <w:spacing w:after="30" w:line="252" w:lineRule="auto"/>
-            </w:pPr>
-            <w:r/>
-            <w:r>
-              <w:rPr>
-                <w:rFonts w:ascii="Times New Roman" w:hAnsi="Times New Roman" w:eastAsia="宋体"/>
-                <w:b w:val="0"/>
-                <w:i w:val="0"/>
-                <w:sz w:val="17"/>
-              </w:rPr>
-              <w:t>zero information; add noise dimensions</w:t>
-            </w:r>
-          </w:p>
-        </w:tc>
-      </w:tr>
-      <w:tr>
-        <w:tc>
-          <w:tcPr>
-            <w:tcW w:type="dxa" w:w="3024"/>
-          </w:tcPr>
-          <w:p>
-            <w:pPr>
-              <w:spacing w:after="30" w:line="252" w:lineRule="auto"/>
-            </w:pPr>
-            <w:r/>
-            <w:r>
-              <w:rPr>
-                <w:rFonts w:ascii="Times New Roman" w:hAnsi="Times New Roman" w:eastAsia="宋体"/>
-                <w:b w:val="0"/>
-                <w:i w:val="0"/>
-                <w:sz w:val="17"/>
-              </w:rPr>
-              <w:t>Rank of nbumps2…nbumps89</w:t>
-            </w:r>
-          </w:p>
-        </w:tc>
-        <w:tc>
-          <w:tcPr>
-            <w:tcW w:type="dxa" w:w="2736"/>
-          </w:tcPr>
-          <w:p>
-            <w:pPr>
-              <w:spacing w:after="30" w:line="252" w:lineRule="auto"/>
-            </w:pPr>
-            <w:r/>
-            <w:r>
-              <w:rPr>
-                <w:rFonts w:ascii="Times New Roman" w:hAnsi="Times New Roman" w:eastAsia="宋体"/>
-                <w:b w:val="0"/>
-                <w:i w:val="0"/>
-                <w:sz w:val="17"/>
-              </w:rPr>
-              <w:t>4 of 7</w:t>
-            </w:r>
-          </w:p>
-        </w:tc>
-        <w:tc>
-          <w:tcPr>
-            <w:tcW w:type="dxa" w:w="3600"/>
-          </w:tcPr>
-          <w:p>
-            <w:pPr>
-              <w:spacing w:after="30" w:line="252" w:lineRule="auto"/>
-            </w:pPr>
-            <w:r/>
-            <w:r>
-              <w:rPr>
-                <w:rFonts w:ascii="Times New Roman" w:hAnsi="Times New Roman" w:eastAsia="宋体"/>
-                <w:b w:val="0"/>
-                <w:i w:val="0"/>
-                <w:sz w:val="17"/>
-              </w:rPr>
-              <w:t>exactly 3 linear dependencies, caused by the 3 constant columns</w:t>
-            </w:r>
-          </w:p>
-        </w:tc>
-      </w:tr>
-      <w:tr>
-        <w:tc>
-          <w:tcPr>
-            <w:tcW w:type="dxa" w:w="3024"/>
-          </w:tcPr>
-          <w:p>
-            <w:pPr>
-              <w:spacing w:after="30" w:line="252" w:lineRule="auto"/>
-            </w:pPr>
-            <w:r/>
-            <w:r>
-              <w:rPr>
-                <w:rFonts w:ascii="Times New Roman" w:hAnsi="Times New Roman" w:eastAsia="宋体"/>
-                <w:b w:val="0"/>
-                <w:i w:val="0"/>
-                <w:sz w:val="17"/>
-              </w:rPr>
-              <w:t>nbumps vs sum of range columns</w:t>
-            </w:r>
-          </w:p>
-        </w:tc>
-        <w:tc>
-          <w:tcPr>
-            <w:tcW w:type="dxa" w:w="2736"/>
-          </w:tcPr>
-          <w:p>
-            <w:pPr>
-              <w:spacing w:after="30" w:line="252" w:lineRule="auto"/>
-            </w:pPr>
-            <w:r/>
-            <w:r>
-              <w:rPr>
-                <w:rFonts w:ascii="Times New Roman" w:hAnsi="Times New Roman" w:eastAsia="宋体"/>
-                <w:b w:val="0"/>
-                <w:i w:val="0"/>
-                <w:sz w:val="17"/>
-              </w:rPr>
-              <w:t>equal in 2,576 / 2,578 rows</w:t>
-            </w:r>
-          </w:p>
-        </w:tc>
-        <w:tc>
-          <w:tcPr>
-            <w:tcW w:type="dxa" w:w="3600"/>
-          </w:tcPr>
-          <w:p>
-            <w:pPr>
-              <w:spacing w:after="30" w:line="252" w:lineRule="auto"/>
-            </w:pPr>
-            <w:r/>
-            <w:r>
-              <w:rPr>
-                <w:rFonts w:ascii="Times New Roman" w:hAnsi="Times New Roman" w:eastAsia="宋体"/>
-                <w:b w:val="0"/>
-                <w:i w:val="0"/>
-                <w:sz w:val="17"/>
-              </w:rPr>
-              <w:t>nbumps is a total; dropped to restore full rank</w:t>
-            </w:r>
-          </w:p>
-        </w:tc>
-      </w:tr>
-    </w:tbl>
-    <w:p>
-      <w:pPr>
-        <w:spacing w:after="240" w:before="0" w:line="312" w:lineRule="auto"/>
-        <w:jc w:val="center"/>
-      </w:pPr>
-      <w:r>
-        <w:rPr>
-          <w:rFonts w:ascii="Times New Roman" w:hAnsi="Times New Roman" w:eastAsia="宋体"/>
-          <w:b w:val="0"/>
-          <w:i/>
-          <w:sz w:val="17"/>
-        </w:rPr>
-        <w:t>Table 1. Dataset integrity checks. The three constant columns explain the “(3 not defined because of singularities)” message produced by a full logistic regression on all 18 original features.</w:t>
-      </w:r>
-    </w:p>
-    <w:p>
-      <w:pPr>
-        <w:spacing w:after="80" w:before="180" w:line="312" w:lineRule="auto"/>
-      </w:pPr>
-      <w:r>
-        <w:rPr>
-          <w:rFonts w:ascii="Times New Roman" w:hAnsi="Times New Roman" w:eastAsia="宋体"/>
-          <w:b/>
-          <w:i w:val="0"/>
-          <w:sz w:val="23"/>
-        </w:rPr>
-        <w:t>2.2  Label drift across the record sequence</w:t>
-      </w:r>
-    </w:p>
-    <w:tbl>
-      <w:tblPr>
-        <w:tblStyle w:val="TableGrid"/>
-        <w:tblW w:type="auto" w:w="0"/>
-        <w:jc w:val="center"/>
-        <w:tblLook w:firstColumn="1" w:firstRow="1" w:lastColumn="0" w:lastRow="0" w:noHBand="0" w:noVBand="1" w:val="04A0"/>
-      </w:tblPr>
-      <w:tblGrid>
-        <w:gridCol w:w="1560"/>
-        <w:gridCol w:w="1560"/>
-        <w:gridCol w:w="1560"/>
-        <w:gridCol w:w="1560"/>
-        <w:gridCol w:w="1560"/>
-        <w:gridCol w:w="1560"/>
-      </w:tblGrid>
-      <w:tr>
-        <w:tc>
-          <w:tcPr>
-            <w:tcW w:type="dxa" w:w="2736"/>
-          </w:tcPr>
-          <w:p>
-            <w:pPr>
-              <w:spacing w:after="30" w:line="252" w:lineRule="auto"/>
-            </w:pPr>
-            <w:r/>
-            <w:r>
-              <w:rPr>
-                <w:rFonts w:ascii="Times New Roman" w:hAnsi="Times New Roman" w:eastAsia="宋体"/>
-                <w:b/>
-                <w:i w:val="0"/>
-                <w:sz w:val="17"/>
-              </w:rPr>
-              <w:t>Block of the record</w:t>
-            </w:r>
-          </w:p>
-        </w:tc>
-        <w:tc>
-          <w:tcPr>
-            <w:tcW w:type="dxa" w:w="1325"/>
-          </w:tcPr>
-          <w:p>
-            <w:pPr>
-              <w:spacing w:after="30" w:line="252" w:lineRule="auto"/>
-            </w:pPr>
-            <w:r/>
-            <w:r>
-              <w:rPr>
-                <w:rFonts w:ascii="Times New Roman" w:hAnsi="Times New Roman" w:eastAsia="宋体"/>
-                <w:b/>
-                <w:i w:val="0"/>
-                <w:sz w:val="17"/>
+                <w:sz w:val="18"/>
               </w:rPr>
               <w:t>1</w:t>
             </w:r>
@@ -1060,19 +125,23 @@
         </w:tc>
         <w:tc>
           <w:tcPr>
-            <w:tcW w:type="dxa" w:w="1325"/>
+            <w:tcW w:type="dxa" w:w="1632"/>
+            <w:tcBorders>
+              <w:top w:val="single" w:sz="4" w:color="D9D9D9"/>
+              <w:left w:val="single" w:sz="4" w:color="D9D9D9"/>
+              <w:bottom w:val="single" w:sz="4" w:color="D9D9D9"/>
+              <w:right w:val="single" w:sz="4" w:color="D9D9D9"/>
+            </w:tcBorders>
+            <w:shd w:fill="E8EDF2"/>
           </w:tcPr>
           <w:p>
             <w:pPr>
-              <w:spacing w:after="30" w:line="252" w:lineRule="auto"/>
+              <w:spacing w:before="80" w:after="80"/>
             </w:pPr>
-            <w:r/>
             <w:r>
               <w:rPr>
-                <w:rFonts w:ascii="Times New Roman" w:hAnsi="Times New Roman" w:eastAsia="宋体"/>
                 <w:b/>
-                <w:i w:val="0"/>
-                <w:sz w:val="17"/>
+                <w:sz w:val="18"/>
               </w:rPr>
               <w:t>2</w:t>
             </w:r>
@@ -1080,19 +149,23 @@
         </w:tc>
         <w:tc>
           <w:tcPr>
-            <w:tcW w:type="dxa" w:w="1325"/>
+            <w:tcW w:type="dxa" w:w="1632"/>
+            <w:tcBorders>
+              <w:top w:val="single" w:sz="4" w:color="D9D9D9"/>
+              <w:left w:val="single" w:sz="4" w:color="D9D9D9"/>
+              <w:bottom w:val="single" w:sz="4" w:color="D9D9D9"/>
+              <w:right w:val="single" w:sz="4" w:color="D9D9D9"/>
+            </w:tcBorders>
+            <w:shd w:fill="E8EDF2"/>
           </w:tcPr>
           <w:p>
             <w:pPr>
-              <w:spacing w:after="30" w:line="252" w:lineRule="auto"/>
+              <w:spacing w:before="80" w:after="80"/>
             </w:pPr>
-            <w:r/>
             <w:r>
               <w:rPr>
-                <w:rFonts w:ascii="Times New Roman" w:hAnsi="Times New Roman" w:eastAsia="宋体"/>
                 <w:b/>
-                <w:i w:val="0"/>
-                <w:sz w:val="17"/>
+                <w:sz w:val="18"/>
               </w:rPr>
               <w:t>3</w:t>
             </w:r>
@@ -1100,19 +173,23 @@
         </w:tc>
         <w:tc>
           <w:tcPr>
-            <w:tcW w:type="dxa" w:w="1325"/>
+            <w:tcW w:type="dxa" w:w="1632"/>
+            <w:tcBorders>
+              <w:top w:val="single" w:sz="4" w:color="D9D9D9"/>
+              <w:left w:val="single" w:sz="4" w:color="D9D9D9"/>
+              <w:bottom w:val="single" w:sz="4" w:color="D9D9D9"/>
+              <w:right w:val="single" w:sz="4" w:color="D9D9D9"/>
+            </w:tcBorders>
+            <w:shd w:fill="E8EDF2"/>
           </w:tcPr>
           <w:p>
             <w:pPr>
-              <w:spacing w:after="30" w:line="252" w:lineRule="auto"/>
+              <w:spacing w:before="80" w:after="80"/>
             </w:pPr>
-            <w:r/>
             <w:r>
               <w:rPr>
-                <w:rFonts w:ascii="Times New Roman" w:hAnsi="Times New Roman" w:eastAsia="宋体"/>
                 <w:b/>
-                <w:i w:val="0"/>
-                <w:sz w:val="17"/>
+                <w:sz w:val="18"/>
               </w:rPr>
               <w:t>4</w:t>
             </w:r>
@@ -1120,19 +197,23 @@
         </w:tc>
         <w:tc>
           <w:tcPr>
-            <w:tcW w:type="dxa" w:w="1325"/>
+            <w:tcW w:type="dxa" w:w="1632"/>
+            <w:tcBorders>
+              <w:top w:val="single" w:sz="4" w:color="D9D9D9"/>
+              <w:left w:val="single" w:sz="4" w:color="D9D9D9"/>
+              <w:bottom w:val="single" w:sz="4" w:color="D9D9D9"/>
+              <w:right w:val="single" w:sz="4" w:color="D9D9D9"/>
+            </w:tcBorders>
+            <w:shd w:fill="E8EDF2"/>
           </w:tcPr>
           <w:p>
             <w:pPr>
-              <w:spacing w:after="30" w:line="252" w:lineRule="auto"/>
+              <w:spacing w:before="80" w:after="80"/>
             </w:pPr>
-            <w:r/>
             <w:r>
               <w:rPr>
-                <w:rFonts w:ascii="Times New Roman" w:hAnsi="Times New Roman" w:eastAsia="宋体"/>
                 <w:b/>
-                <w:i w:val="0"/>
-                <w:sz w:val="17"/>
+                <w:sz w:val="18"/>
               </w:rPr>
               <w:t>5</w:t>
             </w:r>
@@ -1140,41 +221,50 @@
         </w:tc>
       </w:tr>
       <w:tr>
+        <w:trPr>
+          <w:cantSplit/>
+        </w:trPr>
         <w:tc>
           <w:tcPr>
-            <w:tcW w:type="dxa" w:w="2736"/>
+            <w:tcW w:type="dxa" w:w="1632"/>
+            <w:tcBorders>
+              <w:top w:val="single" w:sz="4" w:color="D9D9D9"/>
+              <w:left w:val="single" w:sz="4" w:color="D9D9D9"/>
+              <w:bottom w:val="single" w:sz="4" w:color="D9D9D9"/>
+              <w:right w:val="single" w:sz="4" w:color="D9D9D9"/>
+            </w:tcBorders>
           </w:tcPr>
           <w:p>
             <w:pPr>
-              <w:spacing w:after="30" w:line="252" w:lineRule="auto"/>
+              <w:spacing w:before="80" w:after="80"/>
             </w:pPr>
-            <w:r/>
             <w:r>
               <w:rPr>
-                <w:rFonts w:ascii="Times New Roman" w:hAnsi="Times New Roman" w:eastAsia="宋体"/>
                 <w:b w:val="0"/>
-                <w:i w:val="0"/>
-                <w:sz w:val="17"/>
+                <w:sz w:val="18"/>
               </w:rPr>
-              <w:t>P(hazardous shift)</w:t>
+              <w:t>Prevalence</w:t>
             </w:r>
           </w:p>
         </w:tc>
         <w:tc>
           <w:tcPr>
-            <w:tcW w:type="dxa" w:w="1325"/>
+            <w:tcW w:type="dxa" w:w="1632"/>
+            <w:tcBorders>
+              <w:top w:val="single" w:sz="4" w:color="D9D9D9"/>
+              <w:left w:val="single" w:sz="4" w:color="D9D9D9"/>
+              <w:bottom w:val="single" w:sz="4" w:color="D9D9D9"/>
+              <w:right w:val="single" w:sz="4" w:color="D9D9D9"/>
+            </w:tcBorders>
           </w:tcPr>
           <w:p>
             <w:pPr>
-              <w:spacing w:after="30" w:line="252" w:lineRule="auto"/>
+              <w:spacing w:before="80" w:after="80"/>
             </w:pPr>
-            <w:r/>
             <w:r>
               <w:rPr>
-                <w:rFonts w:ascii="Times New Roman" w:hAnsi="Times New Roman" w:eastAsia="宋体"/>
                 <w:b w:val="0"/>
-                <w:i w:val="0"/>
-                <w:sz w:val="17"/>
+                <w:sz w:val="18"/>
               </w:rPr>
               <w:t>0.1609</w:t>
             </w:r>
@@ -1182,19 +272,22 @@
         </w:tc>
         <w:tc>
           <w:tcPr>
-            <w:tcW w:type="dxa" w:w="1325"/>
+            <w:tcW w:type="dxa" w:w="1632"/>
+            <w:tcBorders>
+              <w:top w:val="single" w:sz="4" w:color="D9D9D9"/>
+              <w:left w:val="single" w:sz="4" w:color="D9D9D9"/>
+              <w:bottom w:val="single" w:sz="4" w:color="D9D9D9"/>
+              <w:right w:val="single" w:sz="4" w:color="D9D9D9"/>
+            </w:tcBorders>
           </w:tcPr>
           <w:p>
             <w:pPr>
-              <w:spacing w:after="30" w:line="252" w:lineRule="auto"/>
+              <w:spacing w:before="80" w:after="80"/>
             </w:pPr>
-            <w:r/>
             <w:r>
               <w:rPr>
-                <w:rFonts w:ascii="Times New Roman" w:hAnsi="Times New Roman" w:eastAsia="宋体"/>
                 <w:b w:val="0"/>
-                <w:i w:val="0"/>
-                <w:sz w:val="17"/>
+                <w:sz w:val="18"/>
               </w:rPr>
               <w:t>0.0680</w:t>
             </w:r>
@@ -1202,19 +295,22 @@
         </w:tc>
         <w:tc>
           <w:tcPr>
-            <w:tcW w:type="dxa" w:w="1325"/>
+            <w:tcW w:type="dxa" w:w="1632"/>
+            <w:tcBorders>
+              <w:top w:val="single" w:sz="4" w:color="D9D9D9"/>
+              <w:left w:val="single" w:sz="4" w:color="D9D9D9"/>
+              <w:bottom w:val="single" w:sz="4" w:color="D9D9D9"/>
+              <w:right w:val="single" w:sz="4" w:color="D9D9D9"/>
+            </w:tcBorders>
           </w:tcPr>
           <w:p>
             <w:pPr>
-              <w:spacing w:after="30" w:line="252" w:lineRule="auto"/>
+              <w:spacing w:before="80" w:after="80"/>
             </w:pPr>
-            <w:r/>
             <w:r>
               <w:rPr>
-                <w:rFonts w:ascii="Times New Roman" w:hAnsi="Times New Roman" w:eastAsia="宋体"/>
                 <w:b w:val="0"/>
-                <w:i w:val="0"/>
-                <w:sz w:val="17"/>
+                <w:sz w:val="18"/>
               </w:rPr>
               <w:t>0.0213</w:t>
             </w:r>
@@ -1222,19 +318,22 @@
         </w:tc>
         <w:tc>
           <w:tcPr>
-            <w:tcW w:type="dxa" w:w="1325"/>
+            <w:tcW w:type="dxa" w:w="1632"/>
+            <w:tcBorders>
+              <w:top w:val="single" w:sz="4" w:color="D9D9D9"/>
+              <w:left w:val="single" w:sz="4" w:color="D9D9D9"/>
+              <w:bottom w:val="single" w:sz="4" w:color="D9D9D9"/>
+              <w:right w:val="single" w:sz="4" w:color="D9D9D9"/>
+            </w:tcBorders>
           </w:tcPr>
           <w:p>
             <w:pPr>
-              <w:spacing w:after="30" w:line="252" w:lineRule="auto"/>
+              <w:spacing w:before="80" w:after="80"/>
             </w:pPr>
-            <w:r/>
             <w:r>
               <w:rPr>
-                <w:rFonts w:ascii="Times New Roman" w:hAnsi="Times New Roman" w:eastAsia="宋体"/>
                 <w:b w:val="0"/>
-                <w:i w:val="0"/>
-                <w:sz w:val="17"/>
+                <w:sz w:val="18"/>
               </w:rPr>
               <w:t>0.0447</w:t>
             </w:r>
@@ -1242,19 +341,22 @@
         </w:tc>
         <w:tc>
           <w:tcPr>
-            <w:tcW w:type="dxa" w:w="1325"/>
+            <w:tcW w:type="dxa" w:w="1632"/>
+            <w:tcBorders>
+              <w:top w:val="single" w:sz="4" w:color="D9D9D9"/>
+              <w:left w:val="single" w:sz="4" w:color="D9D9D9"/>
+              <w:bottom w:val="single" w:sz="4" w:color="D9D9D9"/>
+              <w:right w:val="single" w:sz="4" w:color="D9D9D9"/>
+            </w:tcBorders>
           </w:tcPr>
           <w:p>
             <w:pPr>
-              <w:spacing w:after="30" w:line="252" w:lineRule="auto"/>
+              <w:spacing w:before="80" w:after="80"/>
             </w:pPr>
-            <w:r/>
             <w:r>
               <w:rPr>
-                <w:rFonts w:ascii="Times New Roman" w:hAnsi="Times New Roman" w:eastAsia="宋体"/>
                 <w:b w:val="0"/>
-                <w:i w:val="0"/>
-                <w:sz w:val="17"/>
+                <w:sz w:val="18"/>
               </w:rPr>
               <w:t>0.0349</w:t>
             </w:r>
@@ -1264,28 +366,18 @@
     </w:tbl>
     <w:p>
       <w:pPr>
-        <w:spacing w:after="240" w:before="0" w:line="312" w:lineRule="auto"/>
-        <w:jc w:val="center"/>
+        <w:spacing w:after="20"/>
       </w:pPr>
-      <w:r>
-        <w:rPr>
-          <w:rFonts w:ascii="Times New Roman" w:hAnsi="Times New Roman" w:eastAsia="宋体"/>
-          <w:b w:val="0"/>
-          <w:i/>
-          <w:sz w:val="17"/>
-        </w:rPr>
-        <w:t>Table 2. Hazard prevalence in five equal blocks of the record. The first block is 7.6× more hazardous than the third.</w:t>
-      </w:r>
     </w:p>
     <w:p>
       <w:pPr>
-        <w:spacing w:after="80"/>
+        <w:keepNext/>
         <w:jc w:val="center"/>
       </w:pPr>
       <w:r>
         <w:drawing>
           <wp:inline xmlns:a="http://schemas.openxmlformats.org/drawingml/2006/main" xmlns:pic="http://schemas.openxmlformats.org/drawingml/2006/picture">
-            <wp:extent cx="5577840" cy="2599841"/>
+            <wp:extent cx="4846320" cy="2258878"/>
             <wp:docPr id="1" name="Picture 1"/>
             <wp:cNvGraphicFramePr>
               <a:graphicFrameLocks noChangeAspect="1"/>
@@ -1306,7 +398,7 @@
                   <pic:spPr>
                     <a:xfrm>
                       <a:off x="0" y="0"/>
-                      <a:ext cx="5577840" cy="2599841"/>
+                      <a:ext cx="4846320" cy="2258878"/>
                     </a:xfrm>
                     <a:prstGeom prst="rect"/>
                   </pic:spPr>
@@ -1319,405 +411,789 @@
     </w:p>
     <w:p>
       <w:pPr>
-        <w:spacing w:after="240" w:before="0" w:line="312" w:lineRule="auto"/>
+        <w:pStyle w:val="Caption"/>
         <w:jc w:val="center"/>
       </w:pPr>
       <w:r>
-        <w:rPr>
-          <w:rFonts w:ascii="Times New Roman" w:hAnsi="Times New Roman" w:eastAsia="宋体"/>
-          <w:b w:val="0"/>
-          <w:i/>
-          <w:sz w:val="17"/>
-        </w:rPr>
-        <w:t>Figure 1. Hazard prevalence across the record sequence. This drift is the structure that random cross-validation exploits.</w:t>
+        <w:t>Figure 1 Hazard prevalence across record blocks</w:t>
       </w:r>
     </w:p>
     <w:p>
       <w:pPr>
-        <w:spacing w:after="140" w:before="0" w:line="312" w:lineRule="auto"/>
+        <w:pStyle w:val="Heading1"/>
       </w:pPr>
       <w:r>
-        <w:rPr>
-          <w:rFonts w:ascii="Times New Roman" w:hAnsi="Times New Roman" w:eastAsia="宋体"/>
-          <w:b w:val="0"/>
-          <w:i w:val="0"/>
-          <w:sz w:val="21"/>
-        </w:rPr>
-        <w:t>Whatever its cause — a period of more intense mining, or a change of longwall — this structure means that a random split mixes high- and low-hazard regimes between training and test sets, while a time-ordered split does not.</w:t>
+        <w:t>2 Models and validation</w:t>
+      </w:r>
+    </w:p>
+    <w:p>
+      <w:r>
+        <w:t>Logistic regression is fitted with IRLS, L2 penalty 1.0, an unpenalized intercept and balanced class weights. Its feature standardization is fitted inside training only. CART uses 60 ordinary bootstrap trees, depth 6, minimum 20 observations per leaf and unweighted Gini impurity. Its leaf probabilities are unweighted sample proportions; CART receives no balanced-prior correction.</w:t>
+      </w:r>
+    </w:p>
+    <w:p>
+      <w:r>
+        <w:t>Random stratified validation uses ten folds and seeds 0 to 4. All metrics in its aggregate table are averaged over those five seeds. Record-order validation divides the data into five consecutive blocks and evaluates four expanding training windows. The first block is training only. Holdout uses the first 70 percent for training and the last 30 percent for testing. Test blocks with zero positives are retained; single-class ROC-AUC is undefined rather than being used to suppress their predictions.</w:t>
       </w:r>
     </w:p>
     <w:p>
       <w:pPr>
-        <w:spacing w:after="120" w:before="280" w:line="312" w:lineRule="auto"/>
+        <w:pStyle w:val="Heading1"/>
       </w:pPr>
       <w:r>
-        <w:rPr>
-          <w:rFonts w:ascii="Times New Roman" w:hAnsi="Times New Roman" w:eastAsia="宋体"/>
-          <w:b/>
-          <w:i w:val="0"/>
-          <w:sz w:val="28"/>
-        </w:rPr>
-        <w:t>3  Methods</w:t>
+        <w:t>3 Thresholds and calibration</w:t>
+      </w:r>
+    </w:p>
+    <w:p>
+      <w:r>
+        <w:t>Each outer training fold has an inner split. Record-order folds reserve the last 20 percent of available training history for threshold reference; random folds reserve 20 percent of each training class with seed 7. An inner model predicts these reference rows. The alert budget is the positive proportion in its inner fit data. The threshold excludes the boundary score and all ties at that boundary, so the reference alert count never exceeds the integer budget. The outer model is refitted on its full training fold and evaluated with this fixed numerical threshold. Test labels and test score quantiles never select the threshold. Refitting and distribution drift can change the future alert rate; the budget is not a promise of an exact test alert rate.</w:t>
+      </w:r>
+    </w:p>
+    <w:p>
+      <w:r>
+        <w:t>For weighted logistic regression, prior correction shifts log odds from effective prior 0.5 to that outer fold's training prevalence. Correction is performed before pooling the calibrated predictions. Its adequacy under distribution drift remains empirical. Ranking metrics below use raw scores. Brier skill uses the evaluation prevalence as a retrospective oracle constant reference, not as a deployable forecast or calibration prior.</w:t>
       </w:r>
     </w:p>
     <w:p>
       <w:pPr>
-        <w:spacing w:after="80" w:before="180" w:line="312" w:lineRule="auto"/>
+        <w:pStyle w:val="Heading1"/>
       </w:pPr>
       <w:r>
-        <w:rPr>
-          <w:rFonts w:ascii="Times New Roman" w:hAnsi="Times New Roman" w:eastAsia="宋体"/>
-          <w:b/>
-          <w:i w:val="0"/>
-          <w:sz w:val="23"/>
-        </w:rPr>
-        <w:t>3.1  Models</w:t>
-      </w:r>
-    </w:p>
-    <w:p>
-      <w:pPr>
-        <w:spacing w:after="140" w:before="0" w:line="312" w:lineRule="auto"/>
-      </w:pPr>
-      <w:r>
-        <w:rPr>
-          <w:rFonts w:ascii="Times New Roman" w:hAnsi="Times New Roman" w:eastAsia="宋体"/>
-          <w:b w:val="0"/>
-          <w:i w:val="0"/>
-          <w:sz w:val="21"/>
-        </w:rPr>
-        <w:t>Both models are implemented from scratch in NumPy so that every reported number is traceable to a formula:</w:t>
-      </w:r>
-    </w:p>
-    <w:p>
-      <w:pPr>
-        <w:spacing w:after="80" w:before="0" w:line="312" w:lineRule="auto"/>
-      </w:pPr>
-      <w:r>
-        <w:rPr>
-          <w:rFonts w:ascii="Times New Roman" w:hAnsi="Times New Roman" w:eastAsia="宋体"/>
-          <w:b/>
-          <w:i w:val="0"/>
-          <w:sz w:val="21"/>
-        </w:rPr>
-        <w:t>•  Logistic regression</w:t>
-      </w:r>
-      <w:r>
-        <w:rPr>
-          <w:rFonts w:ascii="Times New Roman" w:hAnsi="Times New Roman" w:eastAsia="宋体"/>
-          <w:b w:val="0"/>
-          <w:i w:val="0"/>
-          <w:sz w:val="21"/>
-        </w:rPr>
-        <w:t>, L2-regularised (λ = 1.0 on standardised features), fitted by iteratively reweighted least squares with class weights n/(2·n_pos) and n/(2·n_neg); the intercept is unpenalised.</w:t>
-      </w:r>
-    </w:p>
-    <w:p>
-      <w:pPr>
-        <w:spacing w:after="80" w:before="0" w:line="312" w:lineRule="auto"/>
-      </w:pPr>
-      <w:r>
-        <w:rPr>
-          <w:rFonts w:ascii="Times New Roman" w:hAnsi="Times New Roman" w:eastAsia="宋体"/>
-          <w:b/>
-          <w:i w:val="0"/>
-          <w:sz w:val="21"/>
-        </w:rPr>
-        <w:t>•  Bagged CART</w:t>
-      </w:r>
-      <w:r>
-        <w:rPr>
-          <w:rFonts w:ascii="Times New Roman" w:hAnsi="Times New Roman" w:eastAsia="宋体"/>
-          <w:b w:val="0"/>
-          <w:i w:val="0"/>
-          <w:sz w:val="21"/>
-        </w:rPr>
-        <w:t>, 60 bootstrap trees, depth 6, minimum 20 samples per leaf, Gini impurity, candidate splits at 12 quantiles per feature. Included so that the conclusion is not an artefact of a linear model.</w:t>
-      </w:r>
-    </w:p>
-    <w:p>
-      <w:pPr>
-        <w:spacing w:after="140" w:before="0" w:line="312" w:lineRule="auto"/>
-      </w:pPr>
-      <w:r>
-        <w:rPr>
-          <w:rFonts w:ascii="Times New Roman" w:hAnsi="Times New Roman" w:eastAsia="宋体"/>
-          <w:b w:val="0"/>
-          <w:i w:val="0"/>
-          <w:sz w:val="21"/>
-        </w:rPr>
-        <w:t>Feature standardisation is fitted inside each training fold only. Scaling on the full dataset before cross-validation would introduce a second, subtler leak.</w:t>
-      </w:r>
-    </w:p>
-    <w:p>
-      <w:pPr>
-        <w:spacing w:after="80" w:before="180" w:line="312" w:lineRule="auto"/>
-      </w:pPr>
-      <w:r>
-        <w:rPr>
-          <w:rFonts w:ascii="Times New Roman" w:hAnsi="Times New Roman" w:eastAsia="宋体"/>
-          <w:b/>
-          <w:i w:val="0"/>
-          <w:sz w:val="23"/>
-        </w:rPr>
-        <w:t>3.2  Validation schemes</w:t>
+        <w:t>4 Validation results</w:t>
       </w:r>
     </w:p>
     <w:tbl>
       <w:tblPr>
-        <w:tblStyle w:val="TableGrid"/>
         <w:tblW w:type="auto" w:w="0"/>
-        <w:jc w:val="center"/>
+        <w:tblLayout w:type="fixed"/>
         <w:tblLook w:firstColumn="1" w:firstRow="1" w:lastColumn="0" w:lastRow="0" w:noHBand="0" w:noVBand="1" w:val="04A0"/>
       </w:tblPr>
       <w:tblGrid>
-        <w:gridCol w:w="3120"/>
-        <w:gridCol w:w="3120"/>
-        <w:gridCol w:w="3120"/>
+        <w:gridCol w:w="1632"/>
+        <w:gridCol w:w="1632"/>
+        <w:gridCol w:w="1632"/>
+        <w:gridCol w:w="1632"/>
+        <w:gridCol w:w="1632"/>
+        <w:gridCol w:w="1632"/>
       </w:tblGrid>
       <w:tr>
+        <w:trPr>
+          <w:cantSplit/>
+          <w:tblHeader/>
+        </w:trPr>
         <w:tc>
           <w:tcPr>
-            <w:tcW w:type="dxa" w:w="2736"/>
+            <w:tcW w:type="dxa" w:w="1632"/>
+            <w:tcBorders>
+              <w:top w:val="single" w:sz="4" w:color="D9D9D9"/>
+              <w:left w:val="single" w:sz="4" w:color="D9D9D9"/>
+              <w:bottom w:val="single" w:sz="4" w:color="D9D9D9"/>
+              <w:right w:val="single" w:sz="4" w:color="D9D9D9"/>
+            </w:tcBorders>
+            <w:shd w:fill="E8EDF2"/>
           </w:tcPr>
           <w:p>
             <w:pPr>
-              <w:spacing w:after="30" w:line="252" w:lineRule="auto"/>
+              <w:spacing w:before="80" w:after="80"/>
             </w:pPr>
-            <w:r/>
             <w:r>
               <w:rPr>
-                <w:rFonts w:ascii="Times New Roman" w:hAnsi="Times New Roman" w:eastAsia="宋体"/>
                 <w:b/>
-                <w:i w:val="0"/>
-                <w:sz w:val="17"/>
+                <w:sz w:val="18"/>
               </w:rPr>
-              <w:t>Scheme</w:t>
+              <w:t>Model</w:t>
             </w:r>
           </w:p>
         </w:tc>
         <w:tc>
           <w:tcPr>
-            <w:tcW w:type="dxa" w:w="4896"/>
+            <w:tcW w:type="dxa" w:w="1632"/>
+            <w:tcBorders>
+              <w:top w:val="single" w:sz="4" w:color="D9D9D9"/>
+              <w:left w:val="single" w:sz="4" w:color="D9D9D9"/>
+              <w:bottom w:val="single" w:sz="4" w:color="D9D9D9"/>
+              <w:right w:val="single" w:sz="4" w:color="D9D9D9"/>
+            </w:tcBorders>
+            <w:shd w:fill="E8EDF2"/>
           </w:tcPr>
           <w:p>
             <w:pPr>
-              <w:spacing w:after="30" w:line="252" w:lineRule="auto"/>
+              <w:spacing w:before="80" w:after="80"/>
             </w:pPr>
-            <w:r/>
             <w:r>
               <w:rPr>
-                <w:rFonts w:ascii="Times New Roman" w:hAnsi="Times New Roman" w:eastAsia="宋体"/>
                 <w:b/>
-                <w:i w:val="0"/>
-                <w:sz w:val="17"/>
+                <w:sz w:val="18"/>
               </w:rPr>
-              <w:t>Description</w:t>
+              <w:t>Validation</w:t>
             </w:r>
           </w:p>
         </w:tc>
         <w:tc>
           <w:tcPr>
-            <w:tcW w:type="dxa" w:w="1728"/>
+            <w:tcW w:type="dxa" w:w="1632"/>
+            <w:tcBorders>
+              <w:top w:val="single" w:sz="4" w:color="D9D9D9"/>
+              <w:left w:val="single" w:sz="4" w:color="D9D9D9"/>
+              <w:bottom w:val="single" w:sz="4" w:color="D9D9D9"/>
+              <w:right w:val="single" w:sz="4" w:color="D9D9D9"/>
+            </w:tcBorders>
+            <w:shd w:fill="E8EDF2"/>
           </w:tcPr>
           <w:p>
             <w:pPr>
-              <w:spacing w:after="30" w:line="252" w:lineRule="auto"/>
+              <w:spacing w:before="80" w:after="80"/>
             </w:pPr>
-            <w:r/>
             <w:r>
               <w:rPr>
-                <w:rFonts w:ascii="Times New Roman" w:hAnsi="Times New Roman" w:eastAsia="宋体"/>
                 <w:b/>
-                <w:i w:val="0"/>
-                <w:sz w:val="17"/>
+                <w:sz w:val="18"/>
               </w:rPr>
-              <w:t>Models the task?</w:t>
+              <w:t>ROC AUC</w:t>
+            </w:r>
+          </w:p>
+        </w:tc>
+        <w:tc>
+          <w:tcPr>
+            <w:tcW w:type="dxa" w:w="1632"/>
+            <w:tcBorders>
+              <w:top w:val="single" w:sz="4" w:color="D9D9D9"/>
+              <w:left w:val="single" w:sz="4" w:color="D9D9D9"/>
+              <w:bottom w:val="single" w:sz="4" w:color="D9D9D9"/>
+              <w:right w:val="single" w:sz="4" w:color="D9D9D9"/>
+            </w:tcBorders>
+            <w:shd w:fill="E8EDF2"/>
+          </w:tcPr>
+          <w:p>
+            <w:pPr>
+              <w:spacing w:before="80" w:after="80"/>
+            </w:pPr>
+            <w:r>
+              <w:rPr>
+                <w:b/>
+                <w:sz w:val="18"/>
+              </w:rPr>
+              <w:t>PR AUC</w:t>
+            </w:r>
+          </w:p>
+        </w:tc>
+        <w:tc>
+          <w:tcPr>
+            <w:tcW w:type="dxa" w:w="1632"/>
+            <w:tcBorders>
+              <w:top w:val="single" w:sz="4" w:color="D9D9D9"/>
+              <w:left w:val="single" w:sz="4" w:color="D9D9D9"/>
+              <w:bottom w:val="single" w:sz="4" w:color="D9D9D9"/>
+              <w:right w:val="single" w:sz="4" w:color="D9D9D9"/>
+            </w:tcBorders>
+            <w:shd w:fill="E8EDF2"/>
+          </w:tcPr>
+          <w:p>
+            <w:pPr>
+              <w:spacing w:before="80" w:after="80"/>
+            </w:pPr>
+            <w:r>
+              <w:rPr>
+                <w:b/>
+                <w:sz w:val="18"/>
+              </w:rPr>
+              <w:t>Recall</w:t>
+            </w:r>
+          </w:p>
+        </w:tc>
+        <w:tc>
+          <w:tcPr>
+            <w:tcW w:type="dxa" w:w="1632"/>
+            <w:tcBorders>
+              <w:top w:val="single" w:sz="4" w:color="D9D9D9"/>
+              <w:left w:val="single" w:sz="4" w:color="D9D9D9"/>
+              <w:bottom w:val="single" w:sz="4" w:color="D9D9D9"/>
+              <w:right w:val="single" w:sz="4" w:color="D9D9D9"/>
+            </w:tcBorders>
+            <w:shd w:fill="E8EDF2"/>
+          </w:tcPr>
+          <w:p>
+            <w:pPr>
+              <w:spacing w:before="80" w:after="80"/>
+            </w:pPr>
+            <w:r>
+              <w:rPr>
+                <w:b/>
+                <w:sz w:val="18"/>
+              </w:rPr>
+              <w:t>Alert rate</w:t>
             </w:r>
           </w:p>
         </w:tc>
       </w:tr>
       <w:tr>
+        <w:trPr>
+          <w:cantSplit/>
+        </w:trPr>
         <w:tc>
           <w:tcPr>
-            <w:tcW w:type="dxa" w:w="2736"/>
+            <w:tcW w:type="dxa" w:w="1632"/>
+            <w:tcBorders>
+              <w:top w:val="single" w:sz="4" w:color="D9D9D9"/>
+              <w:left w:val="single" w:sz="4" w:color="D9D9D9"/>
+              <w:bottom w:val="single" w:sz="4" w:color="D9D9D9"/>
+              <w:right w:val="single" w:sz="4" w:color="D9D9D9"/>
+            </w:tcBorders>
           </w:tcPr>
           <w:p>
             <w:pPr>
-              <w:spacing w:after="30" w:line="252" w:lineRule="auto"/>
+              <w:spacing w:before="80" w:after="80"/>
             </w:pPr>
-            <w:r/>
             <w:r>
               <w:rPr>
-                <w:rFonts w:ascii="Times New Roman" w:hAnsi="Times New Roman" w:eastAsia="宋体"/>
                 <w:b w:val="0"/>
-                <w:i w:val="0"/>
-                <w:sz w:val="17"/>
+                <w:sz w:val="18"/>
               </w:rPr>
-              <w:t>Random stratified 10-fold</w:t>
+              <w:t>LR</w:t>
             </w:r>
           </w:p>
         </w:tc>
         <w:tc>
           <w:tcPr>
-            <w:tcW w:type="dxa" w:w="4896"/>
+            <w:tcW w:type="dxa" w:w="1632"/>
+            <w:tcBorders>
+              <w:top w:val="single" w:sz="4" w:color="D9D9D9"/>
+              <w:left w:val="single" w:sz="4" w:color="D9D9D9"/>
+              <w:bottom w:val="single" w:sz="4" w:color="D9D9D9"/>
+              <w:right w:val="single" w:sz="4" w:color="D9D9D9"/>
+            </w:tcBorders>
           </w:tcPr>
           <w:p>
             <w:pPr>
-              <w:spacing w:after="30" w:line="252" w:lineRule="auto"/>
+              <w:spacing w:before="80" w:after="80"/>
             </w:pPr>
-            <w:r/>
             <w:r>
               <w:rPr>
-                <w:rFonts w:ascii="Times New Roman" w:hAnsi="Times New Roman" w:eastAsia="宋体"/>
                 <w:b w:val="0"/>
-                <w:i w:val="0"/>
-                <w:sz w:val="17"/>
+                <w:sz w:val="18"/>
               </w:rPr>
-              <w:t>rows shuffled, class ratio preserved per fold; averaged over 5 seeds</w:t>
+              <w:t>Random</w:t>
             </w:r>
           </w:p>
         </w:tc>
         <w:tc>
           <w:tcPr>
-            <w:tcW w:type="dxa" w:w="1728"/>
+            <w:tcW w:type="dxa" w:w="1632"/>
+            <w:tcBorders>
+              <w:top w:val="single" w:sz="4" w:color="D9D9D9"/>
+              <w:left w:val="single" w:sz="4" w:color="D9D9D9"/>
+              <w:bottom w:val="single" w:sz="4" w:color="D9D9D9"/>
+              <w:right w:val="single" w:sz="4" w:color="D9D9D9"/>
+            </w:tcBorders>
           </w:tcPr>
           <w:p>
             <w:pPr>
-              <w:spacing w:after="30" w:line="252" w:lineRule="auto"/>
+              <w:spacing w:before="80" w:after="80"/>
             </w:pPr>
-            <w:r/>
             <w:r>
               <w:rPr>
-                <w:rFonts w:ascii="Times New Roman" w:hAnsi="Times New Roman" w:eastAsia="宋体"/>
                 <w:b w:val="0"/>
-                <w:i w:val="0"/>
-                <w:sz w:val="17"/>
+                <w:sz w:val="18"/>
               </w:rPr>
-              <w:t>no</w:t>
+              <w:t>0.7547</w:t>
+            </w:r>
+          </w:p>
+        </w:tc>
+        <w:tc>
+          <w:tcPr>
+            <w:tcW w:type="dxa" w:w="1632"/>
+            <w:tcBorders>
+              <w:top w:val="single" w:sz="4" w:color="D9D9D9"/>
+              <w:left w:val="single" w:sz="4" w:color="D9D9D9"/>
+              <w:bottom w:val="single" w:sz="4" w:color="D9D9D9"/>
+              <w:right w:val="single" w:sz="4" w:color="D9D9D9"/>
+            </w:tcBorders>
+          </w:tcPr>
+          <w:p>
+            <w:pPr>
+              <w:spacing w:before="80" w:after="80"/>
+            </w:pPr>
+            <w:r>
+              <w:rPr>
+                <w:b w:val="0"/>
+                <w:sz w:val="18"/>
+              </w:rPr>
+              <w:t>0.1952</w:t>
+            </w:r>
+          </w:p>
+        </w:tc>
+        <w:tc>
+          <w:tcPr>
+            <w:tcW w:type="dxa" w:w="1632"/>
+            <w:tcBorders>
+              <w:top w:val="single" w:sz="4" w:color="D9D9D9"/>
+              <w:left w:val="single" w:sz="4" w:color="D9D9D9"/>
+              <w:bottom w:val="single" w:sz="4" w:color="D9D9D9"/>
+              <w:right w:val="single" w:sz="4" w:color="D9D9D9"/>
+            </w:tcBorders>
+          </w:tcPr>
+          <w:p>
+            <w:pPr>
+              <w:spacing w:before="80" w:after="80"/>
+            </w:pPr>
+            <w:r>
+              <w:rPr>
+                <w:b w:val="0"/>
+                <w:sz w:val="18"/>
+              </w:rPr>
+              <w:t>0.2635</w:t>
+            </w:r>
+          </w:p>
+        </w:tc>
+        <w:tc>
+          <w:tcPr>
+            <w:tcW w:type="dxa" w:w="1632"/>
+            <w:tcBorders>
+              <w:top w:val="single" w:sz="4" w:color="D9D9D9"/>
+              <w:left w:val="single" w:sz="4" w:color="D9D9D9"/>
+              <w:bottom w:val="single" w:sz="4" w:color="D9D9D9"/>
+              <w:right w:val="single" w:sz="4" w:color="D9D9D9"/>
+            </w:tcBorders>
+          </w:tcPr>
+          <w:p>
+            <w:pPr>
+              <w:spacing w:before="80" w:after="80"/>
+            </w:pPr>
+            <w:r>
+              <w:rPr>
+                <w:b w:val="0"/>
+                <w:sz w:val="18"/>
+              </w:rPr>
+              <w:t>0.0654</w:t>
             </w:r>
           </w:p>
         </w:tc>
       </w:tr>
       <w:tr>
+        <w:trPr>
+          <w:cantSplit/>
+        </w:trPr>
         <w:tc>
           <w:tcPr>
-            <w:tcW w:type="dxa" w:w="2736"/>
+            <w:tcW w:type="dxa" w:w="1632"/>
+            <w:tcBorders>
+              <w:top w:val="single" w:sz="4" w:color="D9D9D9"/>
+              <w:left w:val="single" w:sz="4" w:color="D9D9D9"/>
+              <w:bottom w:val="single" w:sz="4" w:color="D9D9D9"/>
+              <w:right w:val="single" w:sz="4" w:color="D9D9D9"/>
+            </w:tcBorders>
           </w:tcPr>
           <w:p>
             <w:pPr>
-              <w:spacing w:after="30" w:line="252" w:lineRule="auto"/>
+              <w:spacing w:before="80" w:after="80"/>
             </w:pPr>
-            <w:r/>
             <w:r>
               <w:rPr>
-                <w:rFonts w:ascii="Times New Roman" w:hAnsi="Times New Roman" w:eastAsia="宋体"/>
                 <w:b w:val="0"/>
-                <w:i w:val="0"/>
-                <w:sz w:val="17"/>
+                <w:sz w:val="18"/>
               </w:rPr>
-              <w:t>Time-ordered expanding window</w:t>
+              <w:t>LR</w:t>
             </w:r>
           </w:p>
         </w:tc>
         <w:tc>
           <w:tcPr>
-            <w:tcW w:type="dxa" w:w="4896"/>
+            <w:tcW w:type="dxa" w:w="1632"/>
+            <w:tcBorders>
+              <w:top w:val="single" w:sz="4" w:color="D9D9D9"/>
+              <w:left w:val="single" w:sz="4" w:color="D9D9D9"/>
+              <w:bottom w:val="single" w:sz="4" w:color="D9D9D9"/>
+              <w:right w:val="single" w:sz="4" w:color="D9D9D9"/>
+            </w:tcBorders>
           </w:tcPr>
           <w:p>
             <w:pPr>
-              <w:spacing w:after="30" w:line="252" w:lineRule="auto"/>
+              <w:spacing w:before="80" w:after="80"/>
             </w:pPr>
-            <w:r/>
             <w:r>
               <w:rPr>
-                <w:rFonts w:ascii="Times New Roman" w:hAnsi="Times New Roman" w:eastAsia="宋体"/>
                 <w:b w:val="0"/>
-                <w:i w:val="0"/>
-                <w:sz w:val="17"/>
+                <w:sz w:val="18"/>
               </w:rPr>
-              <w:t>5 blocks; fold i trains on blocks 1…i, tests on block i+1</w:t>
+              <w:t>Record order</w:t>
             </w:r>
           </w:p>
         </w:tc>
         <w:tc>
           <w:tcPr>
-            <w:tcW w:type="dxa" w:w="1728"/>
+            <w:tcW w:type="dxa" w:w="1632"/>
+            <w:tcBorders>
+              <w:top w:val="single" w:sz="4" w:color="D9D9D9"/>
+              <w:left w:val="single" w:sz="4" w:color="D9D9D9"/>
+              <w:bottom w:val="single" w:sz="4" w:color="D9D9D9"/>
+              <w:right w:val="single" w:sz="4" w:color="D9D9D9"/>
+            </w:tcBorders>
           </w:tcPr>
           <w:p>
             <w:pPr>
-              <w:spacing w:after="30" w:line="252" w:lineRule="auto"/>
+              <w:spacing w:before="80" w:after="80"/>
             </w:pPr>
-            <w:r/>
             <w:r>
               <w:rPr>
-                <w:rFonts w:ascii="Times New Roman" w:hAnsi="Times New Roman" w:eastAsia="宋体"/>
                 <w:b w:val="0"/>
-                <w:i w:val="0"/>
-                <w:sz w:val="17"/>
+                <w:sz w:val="18"/>
               </w:rPr>
-              <w:t>yes</w:t>
+              <w:t>0.6678</w:t>
+            </w:r>
+          </w:p>
+        </w:tc>
+        <w:tc>
+          <w:tcPr>
+            <w:tcW w:type="dxa" w:w="1632"/>
+            <w:tcBorders>
+              <w:top w:val="single" w:sz="4" w:color="D9D9D9"/>
+              <w:left w:val="single" w:sz="4" w:color="D9D9D9"/>
+              <w:bottom w:val="single" w:sz="4" w:color="D9D9D9"/>
+              <w:right w:val="single" w:sz="4" w:color="D9D9D9"/>
+            </w:tcBorders>
+          </w:tcPr>
+          <w:p>
+            <w:pPr>
+              <w:spacing w:before="80" w:after="80"/>
+            </w:pPr>
+            <w:r>
+              <w:rPr>
+                <w:b w:val="0"/>
+                <w:sz w:val="18"/>
+              </w:rPr>
+              <w:t>0.0838</w:t>
+            </w:r>
+          </w:p>
+        </w:tc>
+        <w:tc>
+          <w:tcPr>
+            <w:tcW w:type="dxa" w:w="1632"/>
+            <w:tcBorders>
+              <w:top w:val="single" w:sz="4" w:color="D9D9D9"/>
+              <w:left w:val="single" w:sz="4" w:color="D9D9D9"/>
+              <w:bottom w:val="single" w:sz="4" w:color="D9D9D9"/>
+              <w:right w:val="single" w:sz="4" w:color="D9D9D9"/>
+            </w:tcBorders>
+          </w:tcPr>
+          <w:p>
+            <w:pPr>
+              <w:spacing w:before="80" w:after="80"/>
+            </w:pPr>
+            <w:r>
+              <w:rPr>
+                <w:b w:val="0"/>
+                <w:sz w:val="18"/>
+              </w:rPr>
+              <w:t>0.1932</w:t>
+            </w:r>
+          </w:p>
+        </w:tc>
+        <w:tc>
+          <w:tcPr>
+            <w:tcW w:type="dxa" w:w="1632"/>
+            <w:tcBorders>
+              <w:top w:val="single" w:sz="4" w:color="D9D9D9"/>
+              <w:left w:val="single" w:sz="4" w:color="D9D9D9"/>
+              <w:bottom w:val="single" w:sz="4" w:color="D9D9D9"/>
+              <w:right w:val="single" w:sz="4" w:color="D9D9D9"/>
+            </w:tcBorders>
+          </w:tcPr>
+          <w:p>
+            <w:pPr>
+              <w:spacing w:before="80" w:after="80"/>
+            </w:pPr>
+            <w:r>
+              <w:rPr>
+                <w:b w:val="0"/>
+                <w:sz w:val="18"/>
+              </w:rPr>
+              <w:t>0.1832</w:t>
             </w:r>
           </w:p>
         </w:tc>
       </w:tr>
       <w:tr>
+        <w:trPr>
+          <w:cantSplit/>
+        </w:trPr>
         <w:tc>
           <w:tcPr>
-            <w:tcW w:type="dxa" w:w="2736"/>
+            <w:tcW w:type="dxa" w:w="1632"/>
+            <w:tcBorders>
+              <w:top w:val="single" w:sz="4" w:color="D9D9D9"/>
+              <w:left w:val="single" w:sz="4" w:color="D9D9D9"/>
+              <w:bottom w:val="single" w:sz="4" w:color="D9D9D9"/>
+              <w:right w:val="single" w:sz="4" w:color="D9D9D9"/>
+            </w:tcBorders>
           </w:tcPr>
           <w:p>
             <w:pPr>
-              <w:spacing w:after="30" w:line="252" w:lineRule="auto"/>
+              <w:spacing w:before="80" w:after="80"/>
             </w:pPr>
-            <w:r/>
             <w:r>
               <w:rPr>
-                <w:rFonts w:ascii="Times New Roman" w:hAnsi="Times New Roman" w:eastAsia="宋体"/>
                 <w:b w:val="0"/>
-                <w:i w:val="0"/>
-                <w:sz w:val="17"/>
+                <w:sz w:val="18"/>
               </w:rPr>
-              <w:t>Chronological holdout</w:t>
+              <w:t>CART</w:t>
             </w:r>
           </w:p>
         </w:tc>
         <w:tc>
           <w:tcPr>
-            <w:tcW w:type="dxa" w:w="4896"/>
+            <w:tcW w:type="dxa" w:w="1632"/>
+            <w:tcBorders>
+              <w:top w:val="single" w:sz="4" w:color="D9D9D9"/>
+              <w:left w:val="single" w:sz="4" w:color="D9D9D9"/>
+              <w:bottom w:val="single" w:sz="4" w:color="D9D9D9"/>
+              <w:right w:val="single" w:sz="4" w:color="D9D9D9"/>
+            </w:tcBorders>
           </w:tcPr>
           <w:p>
             <w:pPr>
-              <w:spacing w:after="30" w:line="252" w:lineRule="auto"/>
+              <w:spacing w:before="80" w:after="80"/>
             </w:pPr>
-            <w:r/>
             <w:r>
               <w:rPr>
-                <w:rFonts w:ascii="Times New Roman" w:hAnsi="Times New Roman" w:eastAsia="宋体"/>
                 <w:b w:val="0"/>
-                <w:i w:val="0"/>
-                <w:sz w:val="17"/>
+                <w:sz w:val="18"/>
               </w:rPr>
-              <w:t>single split: first 70 % train, last 30 % test</w:t>
+              <w:t>Random</w:t>
             </w:r>
           </w:p>
         </w:tc>
         <w:tc>
           <w:tcPr>
-            <w:tcW w:type="dxa" w:w="1728"/>
+            <w:tcW w:type="dxa" w:w="1632"/>
+            <w:tcBorders>
+              <w:top w:val="single" w:sz="4" w:color="D9D9D9"/>
+              <w:left w:val="single" w:sz="4" w:color="D9D9D9"/>
+              <w:bottom w:val="single" w:sz="4" w:color="D9D9D9"/>
+              <w:right w:val="single" w:sz="4" w:color="D9D9D9"/>
+            </w:tcBorders>
           </w:tcPr>
           <w:p>
             <w:pPr>
-              <w:spacing w:after="30" w:line="252" w:lineRule="auto"/>
+              <w:spacing w:before="80" w:after="80"/>
             </w:pPr>
-            <w:r/>
             <w:r>
               <w:rPr>
-                <w:rFonts w:ascii="Times New Roman" w:hAnsi="Times New Roman" w:eastAsia="宋体"/>
                 <w:b w:val="0"/>
-                <w:i w:val="0"/>
-                <w:sz w:val="17"/>
+                <w:sz w:val="18"/>
               </w:rPr>
-              <w:t>yes</w:t>
+              <w:t>0.7743</w:t>
+            </w:r>
+          </w:p>
+        </w:tc>
+        <w:tc>
+          <w:tcPr>
+            <w:tcW w:type="dxa" w:w="1632"/>
+            <w:tcBorders>
+              <w:top w:val="single" w:sz="4" w:color="D9D9D9"/>
+              <w:left w:val="single" w:sz="4" w:color="D9D9D9"/>
+              <w:bottom w:val="single" w:sz="4" w:color="D9D9D9"/>
+              <w:right w:val="single" w:sz="4" w:color="D9D9D9"/>
+            </w:tcBorders>
+          </w:tcPr>
+          <w:p>
+            <w:pPr>
+              <w:spacing w:before="80" w:after="80"/>
+            </w:pPr>
+            <w:r>
+              <w:rPr>
+                <w:b w:val="0"/>
+                <w:sz w:val="18"/>
+              </w:rPr>
+              <w:t>0.2217</w:t>
+            </w:r>
+          </w:p>
+        </w:tc>
+        <w:tc>
+          <w:tcPr>
+            <w:tcW w:type="dxa" w:w="1632"/>
+            <w:tcBorders>
+              <w:top w:val="single" w:sz="4" w:color="D9D9D9"/>
+              <w:left w:val="single" w:sz="4" w:color="D9D9D9"/>
+              <w:bottom w:val="single" w:sz="4" w:color="D9D9D9"/>
+              <w:right w:val="single" w:sz="4" w:color="D9D9D9"/>
+            </w:tcBorders>
+          </w:tcPr>
+          <w:p>
+            <w:pPr>
+              <w:spacing w:before="80" w:after="80"/>
+            </w:pPr>
+            <w:r>
+              <w:rPr>
+                <w:b w:val="0"/>
+                <w:sz w:val="18"/>
+              </w:rPr>
+              <w:t>0.3024</w:t>
+            </w:r>
+          </w:p>
+        </w:tc>
+        <w:tc>
+          <w:tcPr>
+            <w:tcW w:type="dxa" w:w="1632"/>
+            <w:tcBorders>
+              <w:top w:val="single" w:sz="4" w:color="D9D9D9"/>
+              <w:left w:val="single" w:sz="4" w:color="D9D9D9"/>
+              <w:bottom w:val="single" w:sz="4" w:color="D9D9D9"/>
+              <w:right w:val="single" w:sz="4" w:color="D9D9D9"/>
+            </w:tcBorders>
+          </w:tcPr>
+          <w:p>
+            <w:pPr>
+              <w:spacing w:before="80" w:after="80"/>
+            </w:pPr>
+            <w:r>
+              <w:rPr>
+                <w:b w:val="0"/>
+                <w:sz w:val="18"/>
+              </w:rPr>
+              <w:t>0.0763</w:t>
+            </w:r>
+          </w:p>
+        </w:tc>
+      </w:tr>
+      <w:tr>
+        <w:trPr>
+          <w:cantSplit/>
+        </w:trPr>
+        <w:tc>
+          <w:tcPr>
+            <w:tcW w:type="dxa" w:w="1632"/>
+            <w:tcBorders>
+              <w:top w:val="single" w:sz="4" w:color="D9D9D9"/>
+              <w:left w:val="single" w:sz="4" w:color="D9D9D9"/>
+              <w:bottom w:val="single" w:sz="4" w:color="D9D9D9"/>
+              <w:right w:val="single" w:sz="4" w:color="D9D9D9"/>
+            </w:tcBorders>
+          </w:tcPr>
+          <w:p>
+            <w:pPr>
+              <w:spacing w:before="80" w:after="80"/>
+            </w:pPr>
+            <w:r>
+              <w:rPr>
+                <w:b w:val="0"/>
+                <w:sz w:val="18"/>
+              </w:rPr>
+              <w:t>CART</w:t>
+            </w:r>
+          </w:p>
+        </w:tc>
+        <w:tc>
+          <w:tcPr>
+            <w:tcW w:type="dxa" w:w="1632"/>
+            <w:tcBorders>
+              <w:top w:val="single" w:sz="4" w:color="D9D9D9"/>
+              <w:left w:val="single" w:sz="4" w:color="D9D9D9"/>
+              <w:bottom w:val="single" w:sz="4" w:color="D9D9D9"/>
+              <w:right w:val="single" w:sz="4" w:color="D9D9D9"/>
+            </w:tcBorders>
+          </w:tcPr>
+          <w:p>
+            <w:pPr>
+              <w:spacing w:before="80" w:after="80"/>
+            </w:pPr>
+            <w:r>
+              <w:rPr>
+                <w:b w:val="0"/>
+                <w:sz w:val="18"/>
+              </w:rPr>
+              <w:t>Record order</w:t>
+            </w:r>
+          </w:p>
+        </w:tc>
+        <w:tc>
+          <w:tcPr>
+            <w:tcW w:type="dxa" w:w="1632"/>
+            <w:tcBorders>
+              <w:top w:val="single" w:sz="4" w:color="D9D9D9"/>
+              <w:left w:val="single" w:sz="4" w:color="D9D9D9"/>
+              <w:bottom w:val="single" w:sz="4" w:color="D9D9D9"/>
+              <w:right w:val="single" w:sz="4" w:color="D9D9D9"/>
+            </w:tcBorders>
+          </w:tcPr>
+          <w:p>
+            <w:pPr>
+              <w:spacing w:before="80" w:after="80"/>
+            </w:pPr>
+            <w:r>
+              <w:rPr>
+                <w:b w:val="0"/>
+                <w:sz w:val="18"/>
+              </w:rPr>
+              <w:t>0.6403</w:t>
+            </w:r>
+          </w:p>
+        </w:tc>
+        <w:tc>
+          <w:tcPr>
+            <w:tcW w:type="dxa" w:w="1632"/>
+            <w:tcBorders>
+              <w:top w:val="single" w:sz="4" w:color="D9D9D9"/>
+              <w:left w:val="single" w:sz="4" w:color="D9D9D9"/>
+              <w:bottom w:val="single" w:sz="4" w:color="D9D9D9"/>
+              <w:right w:val="single" w:sz="4" w:color="D9D9D9"/>
+            </w:tcBorders>
+          </w:tcPr>
+          <w:p>
+            <w:pPr>
+              <w:spacing w:before="80" w:after="80"/>
+            </w:pPr>
+            <w:r>
+              <w:rPr>
+                <w:b w:val="0"/>
+                <w:sz w:val="18"/>
+              </w:rPr>
+              <w:t>0.0784</w:t>
+            </w:r>
+          </w:p>
+        </w:tc>
+        <w:tc>
+          <w:tcPr>
+            <w:tcW w:type="dxa" w:w="1632"/>
+            <w:tcBorders>
+              <w:top w:val="single" w:sz="4" w:color="D9D9D9"/>
+              <w:left w:val="single" w:sz="4" w:color="D9D9D9"/>
+              <w:bottom w:val="single" w:sz="4" w:color="D9D9D9"/>
+              <w:right w:val="single" w:sz="4" w:color="D9D9D9"/>
+            </w:tcBorders>
+          </w:tcPr>
+          <w:p>
+            <w:pPr>
+              <w:spacing w:before="80" w:after="80"/>
+            </w:pPr>
+            <w:r>
+              <w:rPr>
+                <w:b w:val="0"/>
+                <w:sz w:val="18"/>
+              </w:rPr>
+              <w:t>0.0909</w:t>
+            </w:r>
+          </w:p>
+        </w:tc>
+        <w:tc>
+          <w:tcPr>
+            <w:tcW w:type="dxa" w:w="1632"/>
+            <w:tcBorders>
+              <w:top w:val="single" w:sz="4" w:color="D9D9D9"/>
+              <w:left w:val="single" w:sz="4" w:color="D9D9D9"/>
+              <w:bottom w:val="single" w:sz="4" w:color="D9D9D9"/>
+              <w:right w:val="single" w:sz="4" w:color="D9D9D9"/>
+            </w:tcBorders>
+          </w:tcPr>
+          <w:p>
+            <w:pPr>
+              <w:spacing w:before="80" w:after="80"/>
+            </w:pPr>
+            <w:r>
+              <w:rPr>
+                <w:b w:val="0"/>
+                <w:sz w:val="18"/>
+              </w:rPr>
+              <w:t>0.0911</w:t>
             </w:r>
           </w:p>
         </w:tc>
@@ -1725,912 +1201,23 @@
     </w:tbl>
     <w:p>
       <w:pPr>
-        <w:spacing w:after="240" w:before="0" w:line="312" w:lineRule="auto"/>
-        <w:jc w:val="center"/>
+        <w:spacing w:after="20"/>
       </w:pPr>
+    </w:p>
+    <w:p>
       <w:r>
-        <w:rPr>
-          <w:rFonts w:ascii="Times New Roman" w:hAnsi="Times New Roman" w:eastAsia="宋体"/>
-          <w:b w:val="0"/>
-          <w:i/>
-          <w:sz w:val="17"/>
-        </w:rPr>
-        <w:t>Table 3. Validation schemes compared in this study.</w:t>
+        <w:t>Accuracy, precision, F1 and balanced accuracy are included in results/metrics_by_scheme.csv; seed-level metrics are in random_metrics_by_seed.csv.</w:t>
       </w:r>
     </w:p>
     <w:p>
       <w:pPr>
-        <w:spacing w:after="80" w:before="180" w:line="312" w:lineRule="auto"/>
-      </w:pPr>
-      <w:r>
-        <w:rPr>
-          <w:rFonts w:ascii="Times New Roman" w:hAnsi="Times New Roman" w:eastAsia="宋体"/>
-          <w:b/>
-          <w:i w:val="0"/>
-          <w:sz w:val="23"/>
-        </w:rPr>
-        <w:t>3.3  Metrics</w:t>
-      </w:r>
-    </w:p>
-    <w:p>
-      <w:pPr>
-        <w:spacing w:after="140" w:before="0" w:line="312" w:lineRule="auto"/>
-      </w:pPr>
-      <w:r>
-        <w:rPr>
-          <w:rFonts w:ascii="Times New Roman" w:hAnsi="Times New Roman" w:eastAsia="宋体"/>
-          <w:b w:val="0"/>
-          <w:i w:val="0"/>
-          <w:sz w:val="21"/>
-        </w:rPr>
-        <w:t xml:space="preserve">We report ROC-AUC, PR-AUC (average precision), balanced accuracy, and recall/precision at a threshold whose alert rate is fixed from historical training data (7.98 % in this run), rather than from evaluation labels.</w:t>
-      </w:r>
-      <w:r>
-        <w:rPr>
-          <w:rFonts w:ascii="Times New Roman" w:hAnsi="Times New Roman" w:eastAsia="宋体"/>
-          <w:b w:val="0"/>
-          <w:i w:val="0"/>
-          <w:sz w:val="21"/>
-        </w:rPr>
-        <w:t/>
-      </w:r>
-      <w:r>
-        <w:rPr>
-          <w:rFonts w:ascii="Times New Roman" w:hAnsi="Times New Roman" w:eastAsia="宋体"/>
-          <w:b w:val="0"/>
-          <w:i w:val="0"/>
-          <w:sz w:val="21"/>
-        </w:rPr>
-        <w:t xml:space="preserve"/>
-      </w:r>
-      <w:r>
-        <w:rPr>
-          <w:rFonts w:ascii="Times New Roman" w:hAnsi="Times New Roman" w:eastAsia="宋体"/>
-          <w:b w:val="0"/>
-          <w:i w:val="0"/>
-          <w:sz w:val="21"/>
-        </w:rPr>
-        <w:t/>
-      </w:r>
-      <w:r>
-        <w:rPr>
-          <w:rFonts w:ascii="Times New Roman" w:hAnsi="Times New Roman" w:eastAsia="宋体"/>
-          <w:b w:val="0"/>
-          <w:i w:val="0"/>
-          <w:sz w:val="21"/>
-        </w:rPr>
-        <w:t xml:space="preserve"/>
-      </w:r>
-    </w:p>
-    <w:p>
-      <w:pPr>
-        <w:spacing w:after="120" w:before="280" w:line="312" w:lineRule="auto"/>
-      </w:pPr>
-      <w:r>
-        <w:rPr>
-          <w:rFonts w:ascii="Times New Roman" w:hAnsi="Times New Roman" w:eastAsia="宋体"/>
-          <w:b/>
-          <w:i w:val="0"/>
-          <w:sz w:val="28"/>
-        </w:rPr>
-        <w:t>4  Results</w:t>
-      </w:r>
-    </w:p>
-    <w:p>
-      <w:pPr>
-        <w:spacing w:after="80" w:before="180" w:line="312" w:lineRule="auto"/>
-      </w:pPr>
-      <w:r>
-        <w:rPr>
-          <w:rFonts w:ascii="Times New Roman" w:hAnsi="Times New Roman" w:eastAsia="宋体"/>
-          <w:b/>
-          <w:i w:val="0"/>
-          <w:sz w:val="23"/>
-        </w:rPr>
-        <w:t>4.1  Model × validation scheme</w:t>
-      </w:r>
-    </w:p>
-    <w:tbl>
-      <w:tblPr>
-        <w:tblStyle w:val="TableGrid"/>
-        <w:tblW w:type="auto" w:w="0"/>
-        <w:jc w:val="center"/>
-        <w:tblLook w:firstColumn="1" w:firstRow="1" w:lastColumn="0" w:lastRow="0" w:noHBand="0" w:noVBand="1" w:val="04A0"/>
-      </w:tblPr>
-      <w:tblGrid>
-        <w:gridCol w:w="1337"/>
-        <w:gridCol w:w="1337"/>
-        <w:gridCol w:w="1337"/>
-        <w:gridCol w:w="1337"/>
-        <w:gridCol w:w="1337"/>
-        <w:gridCol w:w="1337"/>
-        <w:gridCol w:w="1337"/>
-      </w:tblGrid>
-      <w:tr>
-        <w:tc>
-          <w:tcPr>
-            <w:tcW w:type="dxa" w:w="2232"/>
-          </w:tcPr>
-          <w:p>
-            <w:pPr>
-              <w:spacing w:after="30" w:line="252" w:lineRule="auto"/>
-            </w:pPr>
-            <w:r/>
-            <w:r>
-              <w:rPr>
-                <w:rFonts w:ascii="Times New Roman" w:hAnsi="Times New Roman" w:eastAsia="宋体"/>
-                <w:b/>
-                <w:i w:val="0"/>
-                <w:sz w:val="17"/>
-              </w:rPr>
-              <w:t>Model</w:t>
-            </w:r>
-          </w:p>
-        </w:tc>
-        <w:tc>
-          <w:tcPr>
-            <w:tcW w:type="dxa" w:w="1800"/>
-          </w:tcPr>
-          <w:p>
-            <w:pPr>
-              <w:spacing w:after="30" w:line="252" w:lineRule="auto"/>
-            </w:pPr>
-            <w:r/>
-            <w:r>
-              <w:rPr>
-                <w:rFonts w:ascii="Times New Roman" w:hAnsi="Times New Roman" w:eastAsia="宋体"/>
-                <w:b/>
-                <w:i w:val="0"/>
-                <w:sz w:val="17"/>
-              </w:rPr>
-              <w:t>Validation</w:t>
-            </w:r>
-          </w:p>
-        </w:tc>
-        <w:tc>
-          <w:tcPr>
-            <w:tcW w:type="dxa" w:w="1080"/>
-          </w:tcPr>
-          <w:p>
-            <w:pPr>
-              <w:spacing w:after="30" w:line="252" w:lineRule="auto"/>
-            </w:pPr>
-            <w:r/>
-            <w:r>
-              <w:rPr>
-                <w:rFonts w:ascii="Times New Roman" w:hAnsi="Times New Roman" w:eastAsia="宋体"/>
-                <w:b/>
-                <w:i w:val="0"/>
-                <w:sz w:val="17"/>
-              </w:rPr>
-              <w:t>ROC-AUC</w:t>
-            </w:r>
-          </w:p>
-        </w:tc>
-        <w:tc>
-          <w:tcPr>
-            <w:tcW w:type="dxa" w:w="1008"/>
-          </w:tcPr>
-          <w:p>
-            <w:pPr>
-              <w:spacing w:after="30" w:line="252" w:lineRule="auto"/>
-            </w:pPr>
-            <w:r/>
-            <w:r>
-              <w:rPr>
-                <w:rFonts w:ascii="Times New Roman" w:hAnsi="Times New Roman" w:eastAsia="宋体"/>
-                <w:b/>
-                <w:i w:val="0"/>
-                <w:sz w:val="17"/>
-              </w:rPr>
-              <w:t>PR-AUC</w:t>
-            </w:r>
-          </w:p>
-        </w:tc>
-        <w:tc>
-          <w:tcPr>
-            <w:tcW w:type="dxa" w:w="1152"/>
-          </w:tcPr>
-          <w:p>
-            <w:pPr>
-              <w:spacing w:after="30" w:line="252" w:lineRule="auto"/>
-            </w:pPr>
-            <w:r/>
-            <w:r>
-              <w:rPr>
-                <w:rFonts w:ascii="Times New Roman" w:hAnsi="Times New Roman" w:eastAsia="宋体"/>
-                <w:b/>
-                <w:i w:val="0"/>
-                <w:sz w:val="17"/>
-              </w:rPr>
-              <w:t>Accuracy</w:t>
-            </w:r>
-          </w:p>
-        </w:tc>
-        <w:tc>
-          <w:tcPr>
-            <w:tcW w:type="dxa" w:w="1152"/>
-          </w:tcPr>
-          <w:p>
-            <w:pPr>
-              <w:spacing w:after="30" w:line="252" w:lineRule="auto"/>
-            </w:pPr>
-            <w:r/>
-            <w:r>
-              <w:rPr>
-                <w:rFonts w:ascii="Times New Roman" w:hAnsi="Times New Roman" w:eastAsia="宋体"/>
-                <w:b/>
-                <w:i w:val="0"/>
-                <w:sz w:val="17"/>
-              </w:rPr>
-              <w:t>Bal. acc.</w:t>
-            </w:r>
-          </w:p>
-        </w:tc>
-        <w:tc>
-          <w:tcPr>
-            <w:tcW w:type="dxa" w:w="1008"/>
-          </w:tcPr>
-          <w:p>
-            <w:pPr>
-              <w:spacing w:after="30" w:line="252" w:lineRule="auto"/>
-            </w:pPr>
-            <w:r/>
-            <w:r>
-              <w:rPr>
-                <w:rFonts w:ascii="Times New Roman" w:hAnsi="Times New Roman" w:eastAsia="宋体"/>
-                <w:b/>
-                <w:i w:val="0"/>
-                <w:sz w:val="17"/>
-              </w:rPr>
-              <w:t>Recall</w:t>
-            </w:r>
-          </w:p>
-        </w:tc>
-      </w:tr>
-      <w:tr>
-        <w:tc>
-          <w:tcPr>
-            <w:tcW w:type="dxa" w:w="2232"/>
-          </w:tcPr>
-          <w:p>
-            <w:pPr>
-              <w:spacing w:after="30" w:line="252" w:lineRule="auto"/>
-            </w:pPr>
-            <w:r/>
-            <w:r>
-              <w:rPr>
-                <w:rFonts w:ascii="Times New Roman" w:hAnsi="Times New Roman" w:eastAsia="宋体"/>
-                <w:b w:val="0"/>
-                <w:i w:val="0"/>
-                <w:sz w:val="17"/>
-              </w:rPr>
-              <w:t>Logistic regression</w:t>
-            </w:r>
-          </w:p>
-        </w:tc>
-        <w:tc>
-          <w:tcPr>
-            <w:tcW w:type="dxa" w:w="1800"/>
-          </w:tcPr>
-          <w:p>
-            <w:pPr>
-              <w:spacing w:after="30" w:line="252" w:lineRule="auto"/>
-            </w:pPr>
-            <w:r/>
-            <w:r>
-              <w:rPr>
-                <w:rFonts w:ascii="Times New Roman" w:hAnsi="Times New Roman" w:eastAsia="宋体"/>
-                <w:b w:val="0"/>
-                <w:i w:val="0"/>
-                <w:sz w:val="17"/>
-              </w:rPr>
-              <w:t>Random 10-fold</w:t>
-            </w:r>
-          </w:p>
-        </w:tc>
-        <w:tc>
-          <w:tcPr>
-            <w:tcW w:type="dxa" w:w="1080"/>
-          </w:tcPr>
-          <w:p>
-            <w:pPr>
-              <w:spacing w:after="30" w:line="252" w:lineRule="auto"/>
-            </w:pPr>
-            <w:r/>
-            <w:r>
-              <w:rPr>
-                <w:rFonts w:ascii="Times New Roman" w:hAnsi="Times New Roman" w:eastAsia="宋体"/>
-                <w:b w:val="0"/>
-                <w:i w:val="0"/>
-                <w:sz w:val="17"/>
-              </w:rPr>
-              <w:t>0.755</w:t>
-            </w:r>
-          </w:p>
-        </w:tc>
-        <w:tc>
-          <w:tcPr>
-            <w:tcW w:type="dxa" w:w="1008"/>
-          </w:tcPr>
-          <w:p>
-            <w:pPr>
-              <w:spacing w:after="30" w:line="252" w:lineRule="auto"/>
-            </w:pPr>
-            <w:r/>
-            <w:r>
-              <w:rPr>
-                <w:rFonts w:ascii="Times New Roman" w:hAnsi="Times New Roman" w:eastAsia="宋体"/>
-                <w:b w:val="0"/>
-                <w:i w:val="0"/>
-                <w:sz w:val="17"/>
-              </w:rPr>
-              <w:t>0.195</w:t>
-            </w:r>
-          </w:p>
-        </w:tc>
-        <w:tc>
-          <w:tcPr>
-            <w:tcW w:type="dxa" w:w="1152"/>
-          </w:tcPr>
-          <w:p>
-            <w:pPr>
-              <w:spacing w:after="30" w:line="252" w:lineRule="auto"/>
-            </w:pPr>
-            <w:r/>
-            <w:r>
-              <w:rPr>
-                <w:rFonts w:ascii="Times New Roman" w:hAnsi="Times New Roman" w:eastAsia="宋体"/>
-                <w:b w:val="0"/>
-                <w:i w:val="0"/>
-                <w:sz w:val="17"/>
-              </w:rPr>
-              <w:t>0.896</w:t>
-            </w:r>
-          </w:p>
-        </w:tc>
-        <w:tc>
-          <w:tcPr>
-            <w:tcW w:type="dxa" w:w="1152"/>
-          </w:tcPr>
-          <w:p>
-            <w:pPr>
-              <w:spacing w:after="30" w:line="252" w:lineRule="auto"/>
-            </w:pPr>
-            <w:r/>
-            <w:r>
-              <w:rPr>
-                <w:rFonts w:ascii="Times New Roman" w:hAnsi="Times New Roman" w:eastAsia="宋体"/>
-                <w:b w:val="0"/>
-                <w:i w:val="0"/>
-                <w:sz w:val="17"/>
-              </w:rPr>
-              <w:t>0.627</w:t>
-            </w:r>
-          </w:p>
-        </w:tc>
-        <w:tc>
-          <w:tcPr>
-            <w:tcW w:type="dxa" w:w="1008"/>
-          </w:tcPr>
-          <w:p>
-            <w:pPr>
-              <w:spacing w:after="30" w:line="252" w:lineRule="auto"/>
-            </w:pPr>
-            <w:r/>
-            <w:r>
-              <w:rPr>
-                <w:rFonts w:ascii="Times New Roman" w:hAnsi="Times New Roman" w:eastAsia="宋体"/>
-                <w:b w:val="0"/>
-                <w:i w:val="0"/>
-                <w:sz w:val="17"/>
-              </w:rPr>
-              <w:t>0.318</w:t>
-            </w:r>
-          </w:p>
-        </w:tc>
-      </w:tr>
-      <w:tr>
-        <w:tc>
-          <w:tcPr>
-            <w:tcW w:type="dxa" w:w="2232"/>
-          </w:tcPr>
-          <w:p>
-            <w:pPr>
-              <w:spacing w:after="30" w:line="252" w:lineRule="auto"/>
-            </w:pPr>
-            <w:r/>
-            <w:r>
-              <w:rPr>
-                <w:rFonts w:ascii="Times New Roman" w:hAnsi="Times New Roman" w:eastAsia="宋体"/>
-                <w:b w:val="0"/>
-                <w:i w:val="0"/>
-                <w:sz w:val="17"/>
-              </w:rPr>
-              <w:t>Logistic regression</w:t>
-            </w:r>
-          </w:p>
-        </w:tc>
-        <w:tc>
-          <w:tcPr>
-            <w:tcW w:type="dxa" w:w="1800"/>
-          </w:tcPr>
-          <w:p>
-            <w:pPr>
-              <w:spacing w:after="30" w:line="252" w:lineRule="auto"/>
-            </w:pPr>
-            <w:r/>
-            <w:r>
-              <w:rPr>
-                <w:rFonts w:ascii="Times New Roman" w:hAnsi="Times New Roman" w:eastAsia="宋体"/>
-                <w:b w:val="0"/>
-                <w:i w:val="0"/>
-                <w:sz w:val="17"/>
-              </w:rPr>
-              <w:t>Time-ordered</w:t>
-            </w:r>
-          </w:p>
-        </w:tc>
-        <w:tc>
-          <w:tcPr>
-            <w:tcW w:type="dxa" w:w="1080"/>
-          </w:tcPr>
-          <w:p>
-            <w:pPr>
-              <w:spacing w:after="30" w:line="252" w:lineRule="auto"/>
-            </w:pPr>
-            <w:r/>
-            <w:r>
-              <w:rPr>
-                <w:rFonts w:ascii="Times New Roman" w:hAnsi="Times New Roman" w:eastAsia="宋体"/>
-                <w:b w:val="0"/>
-                <w:i w:val="0"/>
-                <w:sz w:val="17"/>
-              </w:rPr>
-              <w:t>0.668</w:t>
-            </w:r>
-          </w:p>
-        </w:tc>
-        <w:tc>
-          <w:tcPr>
-            <w:tcW w:type="dxa" w:w="1008"/>
-          </w:tcPr>
-          <w:p>
-            <w:pPr>
-              <w:spacing w:after="30" w:line="252" w:lineRule="auto"/>
-            </w:pPr>
-            <w:r/>
-            <w:r>
-              <w:rPr>
-                <w:rFonts w:ascii="Times New Roman" w:hAnsi="Times New Roman" w:eastAsia="宋体"/>
-                <w:b w:val="0"/>
-                <w:i w:val="0"/>
-                <w:sz w:val="17"/>
-              </w:rPr>
-              <w:t>0.084</w:t>
-            </w:r>
-          </w:p>
-        </w:tc>
-        <w:tc>
-          <w:tcPr>
-            <w:tcW w:type="dxa" w:w="1152"/>
-          </w:tcPr>
-          <w:p>
-            <w:pPr>
-              <w:spacing w:after="30" w:line="252" w:lineRule="auto"/>
-            </w:pPr>
-            <w:r/>
-            <w:r>
-              <w:rPr>
-                <w:rFonts w:ascii="Times New Roman" w:hAnsi="Times New Roman" w:eastAsia="宋体"/>
-                <w:b w:val="0"/>
-                <w:i w:val="0"/>
-                <w:sz w:val="17"/>
-              </w:rPr>
-              <w:t>0.895</w:t>
-            </w:r>
-          </w:p>
-        </w:tc>
-        <w:tc>
-          <w:tcPr>
-            <w:tcW w:type="dxa" w:w="1152"/>
-          </w:tcPr>
-          <w:p>
-            <w:pPr>
-              <w:spacing w:after="30" w:line="252" w:lineRule="auto"/>
-            </w:pPr>
-            <w:r/>
-            <w:r>
-              <w:rPr>
-                <w:rFonts w:ascii="Times New Roman" w:hAnsi="Times New Roman" w:eastAsia="宋体"/>
-                <w:b w:val="0"/>
-                <w:i w:val="0"/>
-                <w:sz w:val="17"/>
-              </w:rPr>
-              <w:t>0.565</w:t>
-            </w:r>
-          </w:p>
-        </w:tc>
-        <w:tc>
-          <w:tcPr>
-            <w:tcW w:type="dxa" w:w="1008"/>
-          </w:tcPr>
-          <w:p>
-            <w:pPr>
-              <w:spacing w:after="30" w:line="252" w:lineRule="auto"/>
-            </w:pPr>
-            <w:r/>
-            <w:r>
-              <w:rPr>
-                <w:rFonts w:ascii="Times New Roman" w:hAnsi="Times New Roman" w:eastAsia="宋体"/>
-                <w:b w:val="0"/>
-                <w:i w:val="0"/>
-                <w:sz w:val="17"/>
-              </w:rPr>
-              <w:t>0.205</w:t>
-            </w:r>
-          </w:p>
-        </w:tc>
-      </w:tr>
-      <w:tr>
-        <w:tc>
-          <w:tcPr>
-            <w:tcW w:type="dxa" w:w="2232"/>
-          </w:tcPr>
-          <w:p>
-            <w:pPr>
-              <w:spacing w:after="30" w:line="252" w:lineRule="auto"/>
-            </w:pPr>
-            <w:r/>
-            <w:r>
-              <w:rPr>
-                <w:rFonts w:ascii="Times New Roman" w:hAnsi="Times New Roman" w:eastAsia="宋体"/>
-                <w:b w:val="0"/>
-                <w:i w:val="0"/>
-                <w:sz w:val="17"/>
-              </w:rPr>
-              <w:t>Bagged CART</w:t>
-            </w:r>
-          </w:p>
-        </w:tc>
-        <w:tc>
-          <w:tcPr>
-            <w:tcW w:type="dxa" w:w="1800"/>
-          </w:tcPr>
-          <w:p>
-            <w:pPr>
-              <w:spacing w:after="30" w:line="252" w:lineRule="auto"/>
-            </w:pPr>
-            <w:r/>
-            <w:r>
-              <w:rPr>
-                <w:rFonts w:ascii="Times New Roman" w:hAnsi="Times New Roman" w:eastAsia="宋体"/>
-                <w:b w:val="0"/>
-                <w:i w:val="0"/>
-                <w:sz w:val="17"/>
-              </w:rPr>
-              <w:t>Random 10-fold</w:t>
-            </w:r>
-          </w:p>
-        </w:tc>
-        <w:tc>
-          <w:tcPr>
-            <w:tcW w:type="dxa" w:w="1080"/>
-          </w:tcPr>
-          <w:p>
-            <w:pPr>
-              <w:spacing w:after="30" w:line="252" w:lineRule="auto"/>
-            </w:pPr>
-            <w:r/>
-            <w:r>
-              <w:rPr>
-                <w:rFonts w:ascii="Times New Roman" w:hAnsi="Times New Roman" w:eastAsia="宋体"/>
-                <w:b w:val="0"/>
-                <w:i w:val="0"/>
-                <w:sz w:val="17"/>
-              </w:rPr>
-              <w:t>0.774</w:t>
-            </w:r>
-          </w:p>
-        </w:tc>
-        <w:tc>
-          <w:tcPr>
-            <w:tcW w:type="dxa" w:w="1008"/>
-          </w:tcPr>
-          <w:p>
-            <w:pPr>
-              <w:spacing w:after="30" w:line="252" w:lineRule="auto"/>
-            </w:pPr>
-            <w:r/>
-            <w:r>
-              <w:rPr>
-                <w:rFonts w:ascii="Times New Roman" w:hAnsi="Times New Roman" w:eastAsia="宋体"/>
-                <w:b w:val="0"/>
-                <w:i w:val="0"/>
-                <w:sz w:val="17"/>
-              </w:rPr>
-              <w:t>0.222</w:t>
-            </w:r>
-          </w:p>
-        </w:tc>
-        <w:tc>
-          <w:tcPr>
-            <w:tcW w:type="dxa" w:w="1152"/>
-          </w:tcPr>
-          <w:p>
-            <w:pPr>
-              <w:spacing w:after="30" w:line="252" w:lineRule="auto"/>
-            </w:pPr>
-            <w:r/>
-            <w:r>
-              <w:rPr>
-                <w:rFonts w:ascii="Times New Roman" w:hAnsi="Times New Roman" w:eastAsia="宋体"/>
-                <w:b w:val="0"/>
-                <w:i w:val="0"/>
-                <w:sz w:val="17"/>
-              </w:rPr>
-              <w:t>0.894</w:t>
-            </w:r>
-          </w:p>
-        </w:tc>
-        <w:tc>
-          <w:tcPr>
-            <w:tcW w:type="dxa" w:w="1152"/>
-          </w:tcPr>
-          <w:p>
-            <w:pPr>
-              <w:spacing w:after="30" w:line="252" w:lineRule="auto"/>
-            </w:pPr>
-            <w:r/>
-            <w:r>
-              <w:rPr>
-                <w:rFonts w:ascii="Times New Roman" w:hAnsi="Times New Roman" w:eastAsia="宋体"/>
-                <w:b w:val="0"/>
-                <w:i w:val="0"/>
-                <w:sz w:val="17"/>
-              </w:rPr>
-              <w:t>0.621</w:t>
-            </w:r>
-          </w:p>
-        </w:tc>
-        <w:tc>
-          <w:tcPr>
-            <w:tcW w:type="dxa" w:w="1008"/>
-          </w:tcPr>
-          <w:p>
-            <w:pPr>
-              <w:spacing w:after="30" w:line="252" w:lineRule="auto"/>
-            </w:pPr>
-            <w:r/>
-            <w:r>
-              <w:rPr>
-                <w:rFonts w:ascii="Times New Roman" w:hAnsi="Times New Roman" w:eastAsia="宋体"/>
-                <w:b w:val="0"/>
-                <w:i w:val="0"/>
-                <w:sz w:val="17"/>
-              </w:rPr>
-              <w:t>0.306</w:t>
-            </w:r>
-          </w:p>
-        </w:tc>
-      </w:tr>
-      <w:tr>
-        <w:tc>
-          <w:tcPr>
-            <w:tcW w:type="dxa" w:w="2232"/>
-          </w:tcPr>
-          <w:p>
-            <w:pPr>
-              <w:spacing w:after="30" w:line="252" w:lineRule="auto"/>
-            </w:pPr>
-            <w:r/>
-            <w:r>
-              <w:rPr>
-                <w:rFonts w:ascii="Times New Roman" w:hAnsi="Times New Roman" w:eastAsia="宋体"/>
-                <w:b w:val="0"/>
-                <w:i w:val="0"/>
-                <w:sz w:val="17"/>
-              </w:rPr>
-              <w:t>Bagged CART</w:t>
-            </w:r>
-          </w:p>
-        </w:tc>
-        <w:tc>
-          <w:tcPr>
-            <w:tcW w:type="dxa" w:w="1800"/>
-          </w:tcPr>
-          <w:p>
-            <w:pPr>
-              <w:spacing w:after="30" w:line="252" w:lineRule="auto"/>
-            </w:pPr>
-            <w:r/>
-            <w:r>
-              <w:rPr>
-                <w:rFonts w:ascii="Times New Roman" w:hAnsi="Times New Roman" w:eastAsia="宋体"/>
-                <w:b w:val="0"/>
-                <w:i w:val="0"/>
-                <w:sz w:val="17"/>
-              </w:rPr>
-              <w:t>Time-ordered</w:t>
-            </w:r>
-          </w:p>
-        </w:tc>
-        <w:tc>
-          <w:tcPr>
-            <w:tcW w:type="dxa" w:w="1080"/>
-          </w:tcPr>
-          <w:p>
-            <w:pPr>
-              <w:spacing w:after="30" w:line="252" w:lineRule="auto"/>
-            </w:pPr>
-            <w:r/>
-            <w:r>
-              <w:rPr>
-                <w:rFonts w:ascii="Times New Roman" w:hAnsi="Times New Roman" w:eastAsia="宋体"/>
-                <w:b w:val="0"/>
-                <w:i w:val="0"/>
-                <w:sz w:val="17"/>
-              </w:rPr>
-              <w:t>0.640</w:t>
-            </w:r>
-          </w:p>
-        </w:tc>
-        <w:tc>
-          <w:tcPr>
-            <w:tcW w:type="dxa" w:w="1008"/>
-          </w:tcPr>
-          <w:p>
-            <w:pPr>
-              <w:spacing w:after="30" w:line="252" w:lineRule="auto"/>
-            </w:pPr>
-            <w:r/>
-            <w:r>
-              <w:rPr>
-                <w:rFonts w:ascii="Times New Roman" w:hAnsi="Times New Roman" w:eastAsia="宋体"/>
-                <w:b w:val="0"/>
-                <w:i w:val="0"/>
-                <w:sz w:val="17"/>
-              </w:rPr>
-              <w:t>0.078</w:t>
-            </w:r>
-          </w:p>
-        </w:tc>
-        <w:tc>
-          <w:tcPr>
-            <w:tcW w:type="dxa" w:w="1152"/>
-          </w:tcPr>
-          <w:p>
-            <w:pPr>
-              <w:spacing w:after="30" w:line="252" w:lineRule="auto"/>
-            </w:pPr>
-            <w:r/>
-            <w:r>
-              <w:rPr>
-                <w:rFonts w:ascii="Times New Roman" w:hAnsi="Times New Roman" w:eastAsia="宋体"/>
-                <w:b w:val="0"/>
-                <w:i w:val="0"/>
-                <w:sz w:val="17"/>
-              </w:rPr>
-              <w:t>0.895</w:t>
-            </w:r>
-          </w:p>
-        </w:tc>
-        <w:tc>
-          <w:tcPr>
-            <w:tcW w:type="dxa" w:w="1152"/>
-          </w:tcPr>
-          <w:p>
-            <w:pPr>
-              <w:spacing w:after="30" w:line="252" w:lineRule="auto"/>
-            </w:pPr>
-            <w:r/>
-            <w:r>
-              <w:rPr>
-                <w:rFonts w:ascii="Times New Roman" w:hAnsi="Times New Roman" w:eastAsia="宋体"/>
-                <w:b w:val="0"/>
-                <w:i w:val="0"/>
-                <w:sz w:val="17"/>
-              </w:rPr>
-              <w:t>0.565</w:t>
-            </w:r>
-          </w:p>
-        </w:tc>
-        <w:tc>
-          <w:tcPr>
-            <w:tcW w:type="dxa" w:w="1008"/>
-          </w:tcPr>
-          <w:p>
-            <w:pPr>
-              <w:spacing w:after="30" w:line="252" w:lineRule="auto"/>
-            </w:pPr>
-            <w:r/>
-            <w:r>
-              <w:rPr>
-                <w:rFonts w:ascii="Times New Roman" w:hAnsi="Times New Roman" w:eastAsia="宋体"/>
-                <w:b w:val="0"/>
-                <w:i w:val="0"/>
-                <w:sz w:val="17"/>
-              </w:rPr>
-              <w:t>0.205</w:t>
-            </w:r>
-          </w:p>
-        </w:tc>
-      </w:tr>
-    </w:tbl>
-    <w:p>
-      <w:pPr>
-        <w:spacing w:after="240" w:before="0" w:line="312" w:lineRule="auto"/>
-        <w:jc w:val="center"/>
-      </w:pPr>
-      <w:r>
-        <w:rPr>
-          <w:rFonts w:ascii="Times New Roman" w:hAnsi="Times New Roman" w:eastAsia="宋体"/>
-          <w:b w:val="0"/>
-          <w:i/>
-          <w:sz w:val="17"/>
-        </w:rPr>
-        <w:t>Table 4. Model × validation scheme. Random-CV figures are means over five seeds (standard deviations 0.003–0.008); time-ordered figures are deterministic.</w:t>
-      </w:r>
-    </w:p>
-    <w:p>
-      <w:pPr>
-        <w:spacing w:after="140" w:before="0" w:line="312" w:lineRule="auto"/>
-      </w:pPr>
-      <w:r>
-        <w:rPr>
-          <w:rFonts w:ascii="Times New Roman" w:hAnsi="Times New Roman" w:eastAsia="宋体"/>
-          <w:b w:val="0"/>
-          <w:i w:val="0"/>
-          <w:sz w:val="21"/>
-        </w:rPr>
-        <w:t xml:space="preserve">Two observations follow. First, the </w:t>
-      </w:r>
-      <w:r>
-        <w:rPr>
-          <w:rFonts w:ascii="Times New Roman" w:hAnsi="Times New Roman" w:eastAsia="宋体"/>
-          <w:b/>
-          <w:i w:val="0"/>
-          <w:sz w:val="21"/>
-        </w:rPr>
-        <w:t>ranking of the models reverses</w:t>
-      </w:r>
-      <w:r>
-        <w:rPr>
-          <w:rFonts w:ascii="Times New Roman" w:hAnsi="Times New Roman" w:eastAsia="宋体"/>
-          <w:b w:val="0"/>
-          <w:i w:val="0"/>
-          <w:sz w:val="21"/>
-        </w:rPr>
-        <w:t xml:space="preserve"> between schemes: under random CV the non-linear ensemble looks better, but under time-ordered validation it is worse. A more flexible model exploits the leaked structure more effectively and collapses further when it is removed. Second, the loss is much larger in </w:t>
-      </w:r>
-      <w:r>
-        <w:rPr>
-          <w:rFonts w:ascii="Times New Roman" w:hAnsi="Times New Roman" w:eastAsia="宋体"/>
-          <w:b/>
-          <w:i w:val="0"/>
-          <w:sz w:val="21"/>
-        </w:rPr>
-        <w:t>PR-AUC</w:t>
-      </w:r>
-      <w:r>
-        <w:rPr>
-          <w:rFonts w:ascii="Times New Roman" w:hAnsi="Times New Roman" w:eastAsia="宋体"/>
-          <w:b w:val="0"/>
-          <w:i w:val="0"/>
-          <w:sz w:val="21"/>
-        </w:rPr>
-        <w:t xml:space="preserve"> than in ROC-AUC. For a rare-event problem PR-AUC is the more relevant summary, so random CV overstates skill most in the metric that matters most.</w:t>
-      </w:r>
-    </w:p>
-    <w:p>
-      <w:pPr>
-        <w:spacing w:after="80"/>
+        <w:keepNext/>
         <w:jc w:val="center"/>
       </w:pPr>
       <w:r>
         <w:drawing>
           <wp:inline xmlns:a="http://schemas.openxmlformats.org/drawingml/2006/main" xmlns:pic="http://schemas.openxmlformats.org/drawingml/2006/picture">
-            <wp:extent cx="5577840" cy="2306768"/>
+            <wp:extent cx="4846320" cy="2004241"/>
             <wp:docPr id="2" name="Picture 2"/>
             <wp:cNvGraphicFramePr>
               <a:graphicFrameLocks noChangeAspect="1"/>
@@ -2651,7 +1238,7 @@
                   <pic:spPr>
                     <a:xfrm>
                       <a:off x="0" y="0"/>
-                      <a:ext cx="5577840" cy="2306768"/>
+                      <a:ext cx="4846320" cy="2004241"/>
                     </a:xfrm>
                     <a:prstGeom prst="rect"/>
                   </pic:spPr>
@@ -2664,28 +1251,425 @@
     </w:p>
     <w:p>
       <w:pPr>
-        <w:spacing w:after="240" w:before="0" w:line="312" w:lineRule="auto"/>
+        <w:pStyle w:val="Caption"/>
         <w:jc w:val="center"/>
       </w:pPr>
       <w:r>
-        <w:rPr>
-          <w:rFonts w:ascii="Times New Roman" w:hAnsi="Times New Roman" w:eastAsia="宋体"/>
-          <w:b w:val="0"/>
-          <w:i/>
-          <w:sz w:val="17"/>
-        </w:rPr>
-        <w:t>Figure 2. PR-AUC by model and validation scheme. The gap between the solid and adjacent bars is the optimism introduced by random cross-validation.</w:t>
+        <w:t>Figure 2 PR AUC by model and validation scheme</w:t>
+      </w:r>
+    </w:p>
+    <w:p>
+      <w:r>
+        <w:t>The two schemes evaluate different populations. Random validation covers all records, whereas record-order validation excludes the first training-only block. Their positive proportions differ. The original approximately 57 percent LR PR-AUC reduction cannot be assigned wholly to temporal leakage.</w:t>
       </w:r>
     </w:p>
     <w:p>
       <w:pPr>
-        <w:spacing w:after="80"/>
+        <w:pStyle w:val="Heading2"/>
+      </w:pPr>
+      <w:r>
+        <w:t>Same test rows</w:t>
+      </w:r>
+    </w:p>
+    <w:tbl>
+      <w:tblPr>
+        <w:tblW w:type="auto" w:w="0"/>
+        <w:tblLayout w:type="fixed"/>
+        <w:tblLook w:firstColumn="1" w:firstRow="1" w:lastColumn="0" w:lastRow="0" w:noHBand="0" w:noVBand="1" w:val="04A0"/>
+      </w:tblPr>
+      <w:tblGrid>
+        <w:gridCol w:w="1958"/>
+        <w:gridCol w:w="1958"/>
+        <w:gridCol w:w="1958"/>
+        <w:gridCol w:w="1958"/>
+        <w:gridCol w:w="1958"/>
+      </w:tblGrid>
+      <w:tr>
+        <w:trPr>
+          <w:cantSplit/>
+          <w:tblHeader/>
+        </w:trPr>
+        <w:tc>
+          <w:tcPr>
+            <w:tcW w:type="dxa" w:w="1958"/>
+            <w:tcBorders>
+              <w:top w:val="single" w:sz="4" w:color="D9D9D9"/>
+              <w:left w:val="single" w:sz="4" w:color="D9D9D9"/>
+              <w:bottom w:val="single" w:sz="4" w:color="D9D9D9"/>
+              <w:right w:val="single" w:sz="4" w:color="D9D9D9"/>
+            </w:tcBorders>
+            <w:shd w:fill="E8EDF2"/>
+          </w:tcPr>
+          <w:p>
+            <w:pPr>
+              <w:spacing w:before="80" w:after="80"/>
+            </w:pPr>
+            <w:r>
+              <w:rPr>
+                <w:b/>
+                <w:sz w:val="18"/>
+              </w:rPr>
+              <w:t>Model</w:t>
+            </w:r>
+          </w:p>
+        </w:tc>
+        <w:tc>
+          <w:tcPr>
+            <w:tcW w:type="dxa" w:w="1958"/>
+            <w:tcBorders>
+              <w:top w:val="single" w:sz="4" w:color="D9D9D9"/>
+              <w:left w:val="single" w:sz="4" w:color="D9D9D9"/>
+              <w:bottom w:val="single" w:sz="4" w:color="D9D9D9"/>
+              <w:right w:val="single" w:sz="4" w:color="D9D9D9"/>
+            </w:tcBorders>
+            <w:shd w:fill="E8EDF2"/>
+          </w:tcPr>
+          <w:p>
+            <w:pPr>
+              <w:spacing w:before="80" w:after="80"/>
+            </w:pPr>
+            <w:r>
+              <w:rPr>
+                <w:b/>
+                <w:sz w:val="18"/>
+              </w:rPr>
+              <w:t>Test n</w:t>
+            </w:r>
+          </w:p>
+        </w:tc>
+        <w:tc>
+          <w:tcPr>
+            <w:tcW w:type="dxa" w:w="1958"/>
+            <w:tcBorders>
+              <w:top w:val="single" w:sz="4" w:color="D9D9D9"/>
+              <w:left w:val="single" w:sz="4" w:color="D9D9D9"/>
+              <w:bottom w:val="single" w:sz="4" w:color="D9D9D9"/>
+              <w:right w:val="single" w:sz="4" w:color="D9D9D9"/>
+            </w:tcBorders>
+            <w:shd w:fill="E8EDF2"/>
+          </w:tcPr>
+          <w:p>
+            <w:pPr>
+              <w:spacing w:before="80" w:after="80"/>
+            </w:pPr>
+            <w:r>
+              <w:rPr>
+                <w:b/>
+                <w:sz w:val="18"/>
+              </w:rPr>
+              <w:t>Prevalence</w:t>
+            </w:r>
+          </w:p>
+        </w:tc>
+        <w:tc>
+          <w:tcPr>
+            <w:tcW w:type="dxa" w:w="1958"/>
+            <w:tcBorders>
+              <w:top w:val="single" w:sz="4" w:color="D9D9D9"/>
+              <w:left w:val="single" w:sz="4" w:color="D9D9D9"/>
+              <w:bottom w:val="single" w:sz="4" w:color="D9D9D9"/>
+              <w:right w:val="single" w:sz="4" w:color="D9D9D9"/>
+            </w:tcBorders>
+            <w:shd w:fill="E8EDF2"/>
+          </w:tcPr>
+          <w:p>
+            <w:pPr>
+              <w:spacing w:before="80" w:after="80"/>
+            </w:pPr>
+            <w:r>
+              <w:rPr>
+                <w:b/>
+                <w:sz w:val="18"/>
+              </w:rPr>
+              <w:t>Random PR AUC</w:t>
+            </w:r>
+          </w:p>
+        </w:tc>
+        <w:tc>
+          <w:tcPr>
+            <w:tcW w:type="dxa" w:w="1958"/>
+            <w:tcBorders>
+              <w:top w:val="single" w:sz="4" w:color="D9D9D9"/>
+              <w:left w:val="single" w:sz="4" w:color="D9D9D9"/>
+              <w:bottom w:val="single" w:sz="4" w:color="D9D9D9"/>
+              <w:right w:val="single" w:sz="4" w:color="D9D9D9"/>
+            </w:tcBorders>
+            <w:shd w:fill="E8EDF2"/>
+          </w:tcPr>
+          <w:p>
+            <w:pPr>
+              <w:spacing w:before="80" w:after="80"/>
+            </w:pPr>
+            <w:r>
+              <w:rPr>
+                <w:b/>
+                <w:sz w:val="18"/>
+              </w:rPr>
+              <w:t>Order PR AUC</w:t>
+            </w:r>
+          </w:p>
+        </w:tc>
+      </w:tr>
+      <w:tr>
+        <w:trPr>
+          <w:cantSplit/>
+        </w:trPr>
+        <w:tc>
+          <w:tcPr>
+            <w:tcW w:type="dxa" w:w="1958"/>
+            <w:tcBorders>
+              <w:top w:val="single" w:sz="4" w:color="D9D9D9"/>
+              <w:left w:val="single" w:sz="4" w:color="D9D9D9"/>
+              <w:bottom w:val="single" w:sz="4" w:color="D9D9D9"/>
+              <w:right w:val="single" w:sz="4" w:color="D9D9D9"/>
+            </w:tcBorders>
+          </w:tcPr>
+          <w:p>
+            <w:pPr>
+              <w:spacing w:before="80" w:after="80"/>
+            </w:pPr>
+            <w:r>
+              <w:rPr>
+                <w:b w:val="0"/>
+                <w:sz w:val="18"/>
+              </w:rPr>
+              <w:t>LR</w:t>
+            </w:r>
+          </w:p>
+        </w:tc>
+        <w:tc>
+          <w:tcPr>
+            <w:tcW w:type="dxa" w:w="1958"/>
+            <w:tcBorders>
+              <w:top w:val="single" w:sz="4" w:color="D9D9D9"/>
+              <w:left w:val="single" w:sz="4" w:color="D9D9D9"/>
+              <w:bottom w:val="single" w:sz="4" w:color="D9D9D9"/>
+              <w:right w:val="single" w:sz="4" w:color="D9D9D9"/>
+            </w:tcBorders>
+          </w:tcPr>
+          <w:p>
+            <w:pPr>
+              <w:spacing w:before="80" w:after="80"/>
+            </w:pPr>
+            <w:r>
+              <w:rPr>
+                <w:b w:val="0"/>
+                <w:sz w:val="18"/>
+              </w:rPr>
+              <w:t>2063</w:t>
+            </w:r>
+          </w:p>
+        </w:tc>
+        <w:tc>
+          <w:tcPr>
+            <w:tcW w:type="dxa" w:w="1958"/>
+            <w:tcBorders>
+              <w:top w:val="single" w:sz="4" w:color="D9D9D9"/>
+              <w:left w:val="single" w:sz="4" w:color="D9D9D9"/>
+              <w:bottom w:val="single" w:sz="4" w:color="D9D9D9"/>
+              <w:right w:val="single" w:sz="4" w:color="D9D9D9"/>
+            </w:tcBorders>
+          </w:tcPr>
+          <w:p>
+            <w:pPr>
+              <w:spacing w:before="80" w:after="80"/>
+            </w:pPr>
+            <w:r>
+              <w:rPr>
+                <w:b w:val="0"/>
+                <w:sz w:val="18"/>
+              </w:rPr>
+              <w:t>0.0427</w:t>
+            </w:r>
+          </w:p>
+        </w:tc>
+        <w:tc>
+          <w:tcPr>
+            <w:tcW w:type="dxa" w:w="1958"/>
+            <w:tcBorders>
+              <w:top w:val="single" w:sz="4" w:color="D9D9D9"/>
+              <w:left w:val="single" w:sz="4" w:color="D9D9D9"/>
+              <w:bottom w:val="single" w:sz="4" w:color="D9D9D9"/>
+              <w:right w:val="single" w:sz="4" w:color="D9D9D9"/>
+            </w:tcBorders>
+          </w:tcPr>
+          <w:p>
+            <w:pPr>
+              <w:spacing w:before="80" w:after="80"/>
+            </w:pPr>
+            <w:r>
+              <w:rPr>
+                <w:b w:val="0"/>
+                <w:sz w:val="18"/>
+              </w:rPr>
+              <w:t>0.0953</w:t>
+            </w:r>
+          </w:p>
+        </w:tc>
+        <w:tc>
+          <w:tcPr>
+            <w:tcW w:type="dxa" w:w="1958"/>
+            <w:tcBorders>
+              <w:top w:val="single" w:sz="4" w:color="D9D9D9"/>
+              <w:left w:val="single" w:sz="4" w:color="D9D9D9"/>
+              <w:bottom w:val="single" w:sz="4" w:color="D9D9D9"/>
+              <w:right w:val="single" w:sz="4" w:color="D9D9D9"/>
+            </w:tcBorders>
+          </w:tcPr>
+          <w:p>
+            <w:pPr>
+              <w:spacing w:before="80" w:after="80"/>
+            </w:pPr>
+            <w:r>
+              <w:rPr>
+                <w:b w:val="0"/>
+                <w:sz w:val="18"/>
+              </w:rPr>
+              <w:t>0.0838</w:t>
+            </w:r>
+          </w:p>
+        </w:tc>
+      </w:tr>
+      <w:tr>
+        <w:trPr>
+          <w:cantSplit/>
+        </w:trPr>
+        <w:tc>
+          <w:tcPr>
+            <w:tcW w:type="dxa" w:w="1958"/>
+            <w:tcBorders>
+              <w:top w:val="single" w:sz="4" w:color="D9D9D9"/>
+              <w:left w:val="single" w:sz="4" w:color="D9D9D9"/>
+              <w:bottom w:val="single" w:sz="4" w:color="D9D9D9"/>
+              <w:right w:val="single" w:sz="4" w:color="D9D9D9"/>
+            </w:tcBorders>
+          </w:tcPr>
+          <w:p>
+            <w:pPr>
+              <w:spacing w:before="80" w:after="80"/>
+            </w:pPr>
+            <w:r>
+              <w:rPr>
+                <w:b w:val="0"/>
+                <w:sz w:val="18"/>
+              </w:rPr>
+              <w:t>CART</w:t>
+            </w:r>
+          </w:p>
+        </w:tc>
+        <w:tc>
+          <w:tcPr>
+            <w:tcW w:type="dxa" w:w="1958"/>
+            <w:tcBorders>
+              <w:top w:val="single" w:sz="4" w:color="D9D9D9"/>
+              <w:left w:val="single" w:sz="4" w:color="D9D9D9"/>
+              <w:bottom w:val="single" w:sz="4" w:color="D9D9D9"/>
+              <w:right w:val="single" w:sz="4" w:color="D9D9D9"/>
+            </w:tcBorders>
+          </w:tcPr>
+          <w:p>
+            <w:pPr>
+              <w:spacing w:before="80" w:after="80"/>
+            </w:pPr>
+            <w:r>
+              <w:rPr>
+                <w:b w:val="0"/>
+                <w:sz w:val="18"/>
+              </w:rPr>
+              <w:t>2063</w:t>
+            </w:r>
+          </w:p>
+        </w:tc>
+        <w:tc>
+          <w:tcPr>
+            <w:tcW w:type="dxa" w:w="1958"/>
+            <w:tcBorders>
+              <w:top w:val="single" w:sz="4" w:color="D9D9D9"/>
+              <w:left w:val="single" w:sz="4" w:color="D9D9D9"/>
+              <w:bottom w:val="single" w:sz="4" w:color="D9D9D9"/>
+              <w:right w:val="single" w:sz="4" w:color="D9D9D9"/>
+            </w:tcBorders>
+          </w:tcPr>
+          <w:p>
+            <w:pPr>
+              <w:spacing w:before="80" w:after="80"/>
+            </w:pPr>
+            <w:r>
+              <w:rPr>
+                <w:b w:val="0"/>
+                <w:sz w:val="18"/>
+              </w:rPr>
+              <w:t>0.0427</w:t>
+            </w:r>
+          </w:p>
+        </w:tc>
+        <w:tc>
+          <w:tcPr>
+            <w:tcW w:type="dxa" w:w="1958"/>
+            <w:tcBorders>
+              <w:top w:val="single" w:sz="4" w:color="D9D9D9"/>
+              <w:left w:val="single" w:sz="4" w:color="D9D9D9"/>
+              <w:bottom w:val="single" w:sz="4" w:color="D9D9D9"/>
+              <w:right w:val="single" w:sz="4" w:color="D9D9D9"/>
+            </w:tcBorders>
+          </w:tcPr>
+          <w:p>
+            <w:pPr>
+              <w:spacing w:before="80" w:after="80"/>
+            </w:pPr>
+            <w:r>
+              <w:rPr>
+                <w:b w:val="0"/>
+                <w:sz w:val="18"/>
+              </w:rPr>
+              <w:t>0.0972</w:t>
+            </w:r>
+          </w:p>
+        </w:tc>
+        <w:tc>
+          <w:tcPr>
+            <w:tcW w:type="dxa" w:w="1958"/>
+            <w:tcBorders>
+              <w:top w:val="single" w:sz="4" w:color="D9D9D9"/>
+              <w:left w:val="single" w:sz="4" w:color="D9D9D9"/>
+              <w:bottom w:val="single" w:sz="4" w:color="D9D9D9"/>
+              <w:right w:val="single" w:sz="4" w:color="D9D9D9"/>
+            </w:tcBorders>
+          </w:tcPr>
+          <w:p>
+            <w:pPr>
+              <w:spacing w:before="80" w:after="80"/>
+            </w:pPr>
+            <w:r>
+              <w:rPr>
+                <w:b w:val="0"/>
+                <w:sz w:val="18"/>
+              </w:rPr>
+              <w:t>0.0784</w:t>
+            </w:r>
+          </w:p>
+        </w:tc>
+      </w:tr>
+    </w:tbl>
+    <w:p>
+      <w:pPr>
+        <w:spacing w:after="20"/>
+      </w:pPr>
+    </w:p>
+    <w:p>
+      <w:r>
+        <w:t>Random scores are restricted to the exact rows covered by record-order validation, and averaged over the same five seeds. This controls test composition. Training sizes, permitted training periods and cross-fold score scales still differ; this is a sensitivity analysis, not an estimate of a pure leakage percentage. Per-seed results are in shared_test_by_seed.csv.</w:t>
+      </w:r>
+    </w:p>
+    <w:p>
+      <w:pPr>
+        <w:keepNext/>
         <w:jc w:val="center"/>
       </w:pPr>
       <w:r>
         <w:drawing>
           <wp:inline xmlns:a="http://schemas.openxmlformats.org/drawingml/2006/main" xmlns:pic="http://schemas.openxmlformats.org/drawingml/2006/picture">
-            <wp:extent cx="5577840" cy="3585754"/>
+            <wp:extent cx="4846320" cy="3115491"/>
             <wp:docPr id="3" name="Picture 3"/>
             <wp:cNvGraphicFramePr>
               <a:graphicFrameLocks noChangeAspect="1"/>
@@ -2706,7 +1690,7 @@
                   <pic:spPr>
                     <a:xfrm>
                       <a:off x="0" y="0"/>
-                      <a:ext cx="5577840" cy="3585754"/>
+                      <a:ext cx="4846320" cy="3115491"/>
                     </a:xfrm>
                     <a:prstGeom prst="rect"/>
                   </pic:spPr>
@@ -2719,28 +1703,22 @@
     </w:p>
     <w:p>
       <w:pPr>
-        <w:spacing w:after="240" w:before="0" w:line="312" w:lineRule="auto"/>
+        <w:pStyle w:val="Caption"/>
         <w:jc w:val="center"/>
       </w:pPr>
       <w:r>
-        <w:rPr>
-          <w:rFonts w:ascii="Times New Roman" w:hAnsi="Times New Roman" w:eastAsia="宋体"/>
-          <w:b w:val="0"/>
-          <w:i/>
-          <w:sz w:val="17"/>
-        </w:rPr>
-        <w:t>Figure 3. Precision-recall curves. Solid lines use random stratified 10-fold validation, dashed lines use time-ordered expanding-window validation. The vertical gap between a solid line and its dashed counterpart is the optimism introduced by random cross-validation.</w:t>
+        <w:t>Figure 3 Precision recall curves from seed 0 and record order</w:t>
       </w:r>
     </w:p>
     <w:p>
       <w:pPr>
-        <w:spacing w:after="80"/>
+        <w:keepNext/>
         <w:jc w:val="center"/>
       </w:pPr>
       <w:r>
         <w:drawing>
           <wp:inline xmlns:a="http://schemas.openxmlformats.org/drawingml/2006/main" xmlns:pic="http://schemas.openxmlformats.org/drawingml/2006/picture">
-            <wp:extent cx="5577840" cy="3585754"/>
+            <wp:extent cx="4846320" cy="3115491"/>
             <wp:docPr id="4" name="Picture 4"/>
             <wp:cNvGraphicFramePr>
               <a:graphicFrameLocks noChangeAspect="1"/>
@@ -2761,7 +1739,7 @@
                   <pic:spPr>
                     <a:xfrm>
                       <a:off x="0" y="0"/>
-                      <a:ext cx="5577840" cy="3585754"/>
+                      <a:ext cx="4846320" cy="3115491"/>
                     </a:xfrm>
                     <a:prstGeom prst="rect"/>
                   </pic:spPr>
@@ -2774,90 +1752,59 @@
     </w:p>
     <w:p>
       <w:pPr>
-        <w:spacing w:after="240" w:before="0" w:line="312" w:lineRule="auto"/>
+        <w:pStyle w:val="Caption"/>
         <w:jc w:val="center"/>
       </w:pPr>
       <w:r>
-        <w:rPr>
-          <w:rFonts w:ascii="Times New Roman" w:hAnsi="Times New Roman" w:eastAsia="宋体"/>
-          <w:b w:val="0"/>
-          <w:i/>
-          <w:sz w:val="17"/>
-        </w:rPr>
-        <w:t>Figure 4. ROC curves for the same four combinations. The separation is far less visible here than in the precision-recall view, which is why PR-AUC is the more informative summary for this dataset.</w:t>
+        <w:t>Figure 4 ROC curves from seed 0 and record order</w:t>
       </w:r>
     </w:p>
     <w:p>
       <w:pPr>
-        <w:spacing w:after="140" w:before="0" w:line="312" w:lineRule="auto"/>
+        <w:pStyle w:val="Heading1"/>
       </w:pPr>
       <w:r>
-        <w:rPr>
-          <w:rFonts w:ascii="Times New Roman" w:hAnsi="Times New Roman" w:eastAsia="宋体"/>
-          <w:b w:val="0"/>
-          <w:i w:val="0"/>
-          <w:sz w:val="21"/>
-        </w:rPr>
-        <w:t>The published baseline table for this dataset reports accuracy and balanced accuracy only, so a metric-for-metric comparison is not possible. Balanced accuracies there (50–69 %) bracket those obtained here, which is consistent with our models being of comparable quality rather than better.</w:t>
-      </w:r>
-    </w:p>
-    <w:p>
-      <w:pPr>
-        <w:spacing w:after="80" w:before="180" w:line="312" w:lineRule="auto"/>
-      </w:pPr>
-      <w:r>
-        <w:rPr>
-          <w:rFonts w:ascii="Times New Roman" w:hAnsi="Times New Roman" w:eastAsia="宋体"/>
-          <w:b/>
-          <w:i w:val="0"/>
-          <w:sz w:val="23"/>
-        </w:rPr>
-        <w:t>4.2  Leakage probe</w:t>
-      </w:r>
-    </w:p>
-    <w:p>
-      <w:pPr>
-        <w:spacing w:after="140" w:before="0" w:line="312" w:lineRule="auto"/>
-      </w:pPr>
-      <w:r>
-        <w:rPr>
-          <w:rFonts w:ascii="Times New Roman" w:hAnsi="Times New Roman" w:eastAsia="宋体"/>
-          <w:b w:val="0"/>
-          <w:i w:val="0"/>
-          <w:sz w:val="21"/>
-        </w:rPr>
-        <w:t>The record index, scaled to [0, 1], is appended as an extra feature. It carries no physical information.</w:t>
+        <w:t>5 Holdout and probability calibration</w:t>
       </w:r>
     </w:p>
     <w:tbl>
       <w:tblPr>
-        <w:tblStyle w:val="TableGrid"/>
         <w:tblW w:type="auto" w:w="0"/>
-        <w:jc w:val="center"/>
+        <w:tblLayout w:type="fixed"/>
         <w:tblLook w:firstColumn="1" w:firstRow="1" w:lastColumn="0" w:lastRow="0" w:noHBand="0" w:noVBand="1" w:val="04A0"/>
       </w:tblPr>
       <w:tblGrid>
-        <w:gridCol w:w="2340"/>
-        <w:gridCol w:w="2340"/>
-        <w:gridCol w:w="2340"/>
-        <w:gridCol w:w="2340"/>
+        <w:gridCol w:w="1632"/>
+        <w:gridCol w:w="1632"/>
+        <w:gridCol w:w="1632"/>
+        <w:gridCol w:w="1632"/>
+        <w:gridCol w:w="1632"/>
+        <w:gridCol w:w="1632"/>
       </w:tblGrid>
       <w:tr>
+        <w:trPr>
+          <w:cantSplit/>
+          <w:tblHeader/>
+        </w:trPr>
         <w:tc>
           <w:tcPr>
-            <w:tcW w:type="dxa" w:w="2448"/>
+            <w:tcW w:type="dxa" w:w="1632"/>
+            <w:tcBorders>
+              <w:top w:val="single" w:sz="4" w:color="D9D9D9"/>
+              <w:left w:val="single" w:sz="4" w:color="D9D9D9"/>
+              <w:bottom w:val="single" w:sz="4" w:color="D9D9D9"/>
+              <w:right w:val="single" w:sz="4" w:color="D9D9D9"/>
+            </w:tcBorders>
+            <w:shd w:fill="E8EDF2"/>
           </w:tcPr>
           <w:p>
             <w:pPr>
-              <w:spacing w:after="30" w:line="252" w:lineRule="auto"/>
+              <w:spacing w:before="80" w:after="80"/>
             </w:pPr>
-            <w:r/>
             <w:r>
               <w:rPr>
-                <w:rFonts w:ascii="Times New Roman" w:hAnsi="Times New Roman" w:eastAsia="宋体"/>
                 <w:b/>
-                <w:i w:val="0"/>
-                <w:sz w:val="17"/>
+                <w:sz w:val="18"/>
               </w:rPr>
               <w:t>Model</w:t>
             </w:r>
@@ -2865,389 +1812,407 @@
         </w:tc>
         <w:tc>
           <w:tcPr>
-            <w:tcW w:type="dxa" w:w="2160"/>
+            <w:tcW w:type="dxa" w:w="1632"/>
+            <w:tcBorders>
+              <w:top w:val="single" w:sz="4" w:color="D9D9D9"/>
+              <w:left w:val="single" w:sz="4" w:color="D9D9D9"/>
+              <w:bottom w:val="single" w:sz="4" w:color="D9D9D9"/>
+              <w:right w:val="single" w:sz="4" w:color="D9D9D9"/>
+            </w:tcBorders>
+            <w:shd w:fill="E8EDF2"/>
           </w:tcPr>
           <w:p>
             <w:pPr>
-              <w:spacing w:after="30" w:line="252" w:lineRule="auto"/>
+              <w:spacing w:before="80" w:after="80"/>
             </w:pPr>
-            <w:r/>
             <w:r>
               <w:rPr>
-                <w:rFonts w:ascii="Times New Roman" w:hAnsi="Times New Roman" w:eastAsia="宋体"/>
                 <w:b/>
-                <w:i w:val="0"/>
-                <w:sz w:val="17"/>
+                <w:sz w:val="18"/>
               </w:rPr>
-              <w:t>Validation</w:t>
+              <w:t>ROC AUC</w:t>
             </w:r>
           </w:p>
         </w:tc>
         <w:tc>
           <w:tcPr>
-            <w:tcW w:type="dxa" w:w="1296"/>
+            <w:tcW w:type="dxa" w:w="1632"/>
+            <w:tcBorders>
+              <w:top w:val="single" w:sz="4" w:color="D9D9D9"/>
+              <w:left w:val="single" w:sz="4" w:color="D9D9D9"/>
+              <w:bottom w:val="single" w:sz="4" w:color="D9D9D9"/>
+              <w:right w:val="single" w:sz="4" w:color="D9D9D9"/>
+            </w:tcBorders>
+            <w:shd w:fill="E8EDF2"/>
           </w:tcPr>
           <w:p>
             <w:pPr>
-              <w:spacing w:after="30" w:line="252" w:lineRule="auto"/>
+              <w:spacing w:before="80" w:after="80"/>
             </w:pPr>
-            <w:r/>
             <w:r>
               <w:rPr>
-                <w:rFonts w:ascii="Times New Roman" w:hAnsi="Times New Roman" w:eastAsia="宋体"/>
                 <w:b/>
-                <w:i w:val="0"/>
-                <w:sz w:val="17"/>
+                <w:sz w:val="18"/>
               </w:rPr>
-              <w:t>ROC-AUC</w:t>
+              <w:t>PR AUC</w:t>
             </w:r>
           </w:p>
         </w:tc>
         <w:tc>
           <w:tcPr>
-            <w:tcW w:type="dxa" w:w="1296"/>
+            <w:tcW w:type="dxa" w:w="1632"/>
+            <w:tcBorders>
+              <w:top w:val="single" w:sz="4" w:color="D9D9D9"/>
+              <w:left w:val="single" w:sz="4" w:color="D9D9D9"/>
+              <w:bottom w:val="single" w:sz="4" w:color="D9D9D9"/>
+              <w:right w:val="single" w:sz="4" w:color="D9D9D9"/>
+            </w:tcBorders>
+            <w:shd w:fill="E8EDF2"/>
           </w:tcPr>
           <w:p>
             <w:pPr>
-              <w:spacing w:after="30" w:line="252" w:lineRule="auto"/>
+              <w:spacing w:before="80" w:after="80"/>
             </w:pPr>
-            <w:r/>
             <w:r>
               <w:rPr>
-                <w:rFonts w:ascii="Times New Roman" w:hAnsi="Times New Roman" w:eastAsia="宋体"/>
                 <w:b/>
-                <w:i w:val="0"/>
-                <w:sz w:val="17"/>
+                <w:sz w:val="18"/>
               </w:rPr>
-              <w:t>PR-AUC</w:t>
+              <w:t>Recall</w:t>
+            </w:r>
+          </w:p>
+        </w:tc>
+        <w:tc>
+          <w:tcPr>
+            <w:tcW w:type="dxa" w:w="1632"/>
+            <w:tcBorders>
+              <w:top w:val="single" w:sz="4" w:color="D9D9D9"/>
+              <w:left w:val="single" w:sz="4" w:color="D9D9D9"/>
+              <w:bottom w:val="single" w:sz="4" w:color="D9D9D9"/>
+              <w:right w:val="single" w:sz="4" w:color="D9D9D9"/>
+            </w:tcBorders>
+            <w:shd w:fill="E8EDF2"/>
+          </w:tcPr>
+          <w:p>
+            <w:pPr>
+              <w:spacing w:before="80" w:after="80"/>
+            </w:pPr>
+            <w:r>
+              <w:rPr>
+                <w:b/>
+                <w:sz w:val="18"/>
+              </w:rPr>
+              <w:t>Precision</w:t>
+            </w:r>
+          </w:p>
+        </w:tc>
+        <w:tc>
+          <w:tcPr>
+            <w:tcW w:type="dxa" w:w="1632"/>
+            <w:tcBorders>
+              <w:top w:val="single" w:sz="4" w:color="D9D9D9"/>
+              <w:left w:val="single" w:sz="4" w:color="D9D9D9"/>
+              <w:bottom w:val="single" w:sz="4" w:color="D9D9D9"/>
+              <w:right w:val="single" w:sz="4" w:color="D9D9D9"/>
+            </w:tcBorders>
+            <w:shd w:fill="E8EDF2"/>
+          </w:tcPr>
+          <w:p>
+            <w:pPr>
+              <w:spacing w:before="80" w:after="80"/>
+            </w:pPr>
+            <w:r>
+              <w:rPr>
+                <w:b/>
+                <w:sz w:val="18"/>
+              </w:rPr>
+              <w:t>Alert rate</w:t>
             </w:r>
           </w:p>
         </w:tc>
       </w:tr>
       <w:tr>
+        <w:trPr>
+          <w:cantSplit/>
+        </w:trPr>
         <w:tc>
           <w:tcPr>
-            <w:tcW w:type="dxa" w:w="2448"/>
+            <w:tcW w:type="dxa" w:w="1632"/>
+            <w:tcBorders>
+              <w:top w:val="single" w:sz="4" w:color="D9D9D9"/>
+              <w:left w:val="single" w:sz="4" w:color="D9D9D9"/>
+              <w:bottom w:val="single" w:sz="4" w:color="D9D9D9"/>
+              <w:right w:val="single" w:sz="4" w:color="D9D9D9"/>
+            </w:tcBorders>
           </w:tcPr>
           <w:p>
             <w:pPr>
-              <w:spacing w:after="30" w:line="252" w:lineRule="auto"/>
+              <w:spacing w:before="80" w:after="80"/>
             </w:pPr>
-            <w:r/>
             <w:r>
               <w:rPr>
-                <w:rFonts w:ascii="Times New Roman" w:hAnsi="Times New Roman" w:eastAsia="宋体"/>
                 <w:b w:val="0"/>
-                <w:i w:val="0"/>
-                <w:sz w:val="17"/>
+                <w:sz w:val="18"/>
               </w:rPr>
-              <w:t>Logistic regression</w:t>
+              <w:t>LR</w:t>
             </w:r>
           </w:p>
         </w:tc>
         <w:tc>
           <w:tcPr>
-            <w:tcW w:type="dxa" w:w="2160"/>
+            <w:tcW w:type="dxa" w:w="1632"/>
+            <w:tcBorders>
+              <w:top w:val="single" w:sz="4" w:color="D9D9D9"/>
+              <w:left w:val="single" w:sz="4" w:color="D9D9D9"/>
+              <w:bottom w:val="single" w:sz="4" w:color="D9D9D9"/>
+              <w:right w:val="single" w:sz="4" w:color="D9D9D9"/>
+            </w:tcBorders>
           </w:tcPr>
           <w:p>
             <w:pPr>
-              <w:spacing w:after="30" w:line="252" w:lineRule="auto"/>
+              <w:spacing w:before="80" w:after="80"/>
             </w:pPr>
-            <w:r/>
             <w:r>
               <w:rPr>
-                <w:rFonts w:ascii="Times New Roman" w:hAnsi="Times New Roman" w:eastAsia="宋体"/>
                 <w:b w:val="0"/>
-                <w:i w:val="0"/>
-                <w:sz w:val="17"/>
+                <w:sz w:val="18"/>
               </w:rPr>
-              <w:t>Random 10-fold</w:t>
+              <w:t>0.5679</w:t>
             </w:r>
           </w:p>
         </w:tc>
         <w:tc>
           <w:tcPr>
-            <w:tcW w:type="dxa" w:w="1296"/>
+            <w:tcW w:type="dxa" w:w="1632"/>
+            <w:tcBorders>
+              <w:top w:val="single" w:sz="4" w:color="D9D9D9"/>
+              <w:left w:val="single" w:sz="4" w:color="D9D9D9"/>
+              <w:bottom w:val="single" w:sz="4" w:color="D9D9D9"/>
+              <w:right w:val="single" w:sz="4" w:color="D9D9D9"/>
+            </w:tcBorders>
           </w:tcPr>
           <w:p>
             <w:pPr>
-              <w:spacing w:after="30" w:line="252" w:lineRule="auto"/>
+              <w:spacing w:before="80" w:after="80"/>
             </w:pPr>
-            <w:r/>
             <w:r>
               <w:rPr>
-                <w:rFonts w:ascii="Times New Roman" w:hAnsi="Times New Roman" w:eastAsia="宋体"/>
                 <w:b w:val="0"/>
-                <w:i w:val="0"/>
-                <w:sz w:val="17"/>
+                <w:sz w:val="18"/>
               </w:rPr>
-              <w:t>0.762</w:t>
+              <w:t>0.0897</w:t>
             </w:r>
           </w:p>
         </w:tc>
         <w:tc>
           <w:tcPr>
-            <w:tcW w:type="dxa" w:w="1296"/>
+            <w:tcW w:type="dxa" w:w="1632"/>
+            <w:tcBorders>
+              <w:top w:val="single" w:sz="4" w:color="D9D9D9"/>
+              <w:left w:val="single" w:sz="4" w:color="D9D9D9"/>
+              <w:bottom w:val="single" w:sz="4" w:color="D9D9D9"/>
+              <w:right w:val="single" w:sz="4" w:color="D9D9D9"/>
+            </w:tcBorders>
           </w:tcPr>
           <w:p>
             <w:pPr>
-              <w:spacing w:after="30" w:line="252" w:lineRule="auto"/>
+              <w:spacing w:before="80" w:after="80"/>
             </w:pPr>
-            <w:r/>
             <w:r>
               <w:rPr>
-                <w:rFonts w:ascii="Times New Roman" w:hAnsi="Times New Roman" w:eastAsia="宋体"/>
                 <w:b w:val="0"/>
-                <w:i w:val="0"/>
-                <w:sz w:val="17"/>
+                <w:sz w:val="18"/>
               </w:rPr>
-              <w:t>0.206</w:t>
+              <w:t>0.0769</w:t>
+            </w:r>
+          </w:p>
+        </w:tc>
+        <w:tc>
+          <w:tcPr>
+            <w:tcW w:type="dxa" w:w="1632"/>
+            <w:tcBorders>
+              <w:top w:val="single" w:sz="4" w:color="D9D9D9"/>
+              <w:left w:val="single" w:sz="4" w:color="D9D9D9"/>
+              <w:bottom w:val="single" w:sz="4" w:color="D9D9D9"/>
+              <w:right w:val="single" w:sz="4" w:color="D9D9D9"/>
+            </w:tcBorders>
+          </w:tcPr>
+          <w:p>
+            <w:pPr>
+              <w:spacing w:before="80" w:after="80"/>
+            </w:pPr>
+            <w:r>
+              <w:rPr>
+                <w:b w:val="0"/>
+                <w:sz w:val="18"/>
+              </w:rPr>
+              <w:t>0.2500</w:t>
+            </w:r>
+          </w:p>
+        </w:tc>
+        <w:tc>
+          <w:tcPr>
+            <w:tcW w:type="dxa" w:w="1632"/>
+            <w:tcBorders>
+              <w:top w:val="single" w:sz="4" w:color="D9D9D9"/>
+              <w:left w:val="single" w:sz="4" w:color="D9D9D9"/>
+              <w:bottom w:val="single" w:sz="4" w:color="D9D9D9"/>
+              <w:right w:val="single" w:sz="4" w:color="D9D9D9"/>
+            </w:tcBorders>
+          </w:tcPr>
+          <w:p>
+            <w:pPr>
+              <w:spacing w:before="80" w:after="80"/>
+            </w:pPr>
+            <w:r>
+              <w:rPr>
+                <w:b w:val="0"/>
+                <w:sz w:val="18"/>
+              </w:rPr>
+              <w:t>0.0103</w:t>
             </w:r>
           </w:p>
         </w:tc>
       </w:tr>
       <w:tr>
+        <w:trPr>
+          <w:cantSplit/>
+        </w:trPr>
         <w:tc>
           <w:tcPr>
-            <w:tcW w:type="dxa" w:w="2448"/>
+            <w:tcW w:type="dxa" w:w="1632"/>
+            <w:tcBorders>
+              <w:top w:val="single" w:sz="4" w:color="D9D9D9"/>
+              <w:left w:val="single" w:sz="4" w:color="D9D9D9"/>
+              <w:bottom w:val="single" w:sz="4" w:color="D9D9D9"/>
+              <w:right w:val="single" w:sz="4" w:color="D9D9D9"/>
+            </w:tcBorders>
           </w:tcPr>
           <w:p>
             <w:pPr>
-              <w:spacing w:after="30" w:line="252" w:lineRule="auto"/>
+              <w:spacing w:before="80" w:after="80"/>
             </w:pPr>
-            <w:r/>
             <w:r>
               <w:rPr>
-                <w:rFonts w:ascii="Times New Roman" w:hAnsi="Times New Roman" w:eastAsia="宋体"/>
                 <w:b w:val="0"/>
-                <w:i w:val="0"/>
-                <w:sz w:val="17"/>
+                <w:sz w:val="18"/>
               </w:rPr>
-              <w:t>Logistic regression</w:t>
+              <w:t>CART</w:t>
             </w:r>
           </w:p>
         </w:tc>
         <w:tc>
           <w:tcPr>
-            <w:tcW w:type="dxa" w:w="2160"/>
+            <w:tcW w:type="dxa" w:w="1632"/>
+            <w:tcBorders>
+              <w:top w:val="single" w:sz="4" w:color="D9D9D9"/>
+              <w:left w:val="single" w:sz="4" w:color="D9D9D9"/>
+              <w:bottom w:val="single" w:sz="4" w:color="D9D9D9"/>
+              <w:right w:val="single" w:sz="4" w:color="D9D9D9"/>
+            </w:tcBorders>
           </w:tcPr>
           <w:p>
             <w:pPr>
-              <w:spacing w:after="30" w:line="252" w:lineRule="auto"/>
+              <w:spacing w:before="80" w:after="80"/>
             </w:pPr>
-            <w:r/>
             <w:r>
               <w:rPr>
-                <w:rFonts w:ascii="Times New Roman" w:hAnsi="Times New Roman" w:eastAsia="宋体"/>
                 <w:b w:val="0"/>
-                <w:i w:val="0"/>
-                <w:sz w:val="17"/>
+                <w:sz w:val="18"/>
               </w:rPr>
-              <w:t>Time-ordered</w:t>
+              <w:t>0.6122</w:t>
             </w:r>
           </w:p>
         </w:tc>
         <w:tc>
           <w:tcPr>
-            <w:tcW w:type="dxa" w:w="1296"/>
+            <w:tcW w:type="dxa" w:w="1632"/>
+            <w:tcBorders>
+              <w:top w:val="single" w:sz="4" w:color="D9D9D9"/>
+              <w:left w:val="single" w:sz="4" w:color="D9D9D9"/>
+              <w:bottom w:val="single" w:sz="4" w:color="D9D9D9"/>
+              <w:right w:val="single" w:sz="4" w:color="D9D9D9"/>
+            </w:tcBorders>
           </w:tcPr>
           <w:p>
             <w:pPr>
-              <w:spacing w:after="30" w:line="252" w:lineRule="auto"/>
+              <w:spacing w:before="80" w:after="80"/>
             </w:pPr>
-            <w:r/>
             <w:r>
               <w:rPr>
-                <w:rFonts w:ascii="Times New Roman" w:hAnsi="Times New Roman" w:eastAsia="宋体"/>
                 <w:b w:val="0"/>
-                <w:i w:val="0"/>
-                <w:sz w:val="17"/>
+                <w:sz w:val="18"/>
               </w:rPr>
-              <w:t>0.609</w:t>
+              <w:t>0.0874</w:t>
             </w:r>
           </w:p>
         </w:tc>
         <w:tc>
           <w:tcPr>
-            <w:tcW w:type="dxa" w:w="1296"/>
+            <w:tcW w:type="dxa" w:w="1632"/>
+            <w:tcBorders>
+              <w:top w:val="single" w:sz="4" w:color="D9D9D9"/>
+              <w:left w:val="single" w:sz="4" w:color="D9D9D9"/>
+              <w:bottom w:val="single" w:sz="4" w:color="D9D9D9"/>
+              <w:right w:val="single" w:sz="4" w:color="D9D9D9"/>
+            </w:tcBorders>
           </w:tcPr>
           <w:p>
             <w:pPr>
-              <w:spacing w:after="30" w:line="252" w:lineRule="auto"/>
+              <w:spacing w:before="80" w:after="80"/>
             </w:pPr>
-            <w:r/>
             <w:r>
               <w:rPr>
-                <w:rFonts w:ascii="Times New Roman" w:hAnsi="Times New Roman" w:eastAsia="宋体"/>
                 <w:b w:val="0"/>
-                <w:i w:val="0"/>
-                <w:sz w:val="17"/>
+                <w:sz w:val="18"/>
               </w:rPr>
-              <w:t>0.063</w:t>
-            </w:r>
-          </w:p>
-        </w:tc>
-      </w:tr>
-      <w:tr>
-        <w:tc>
-          <w:tcPr>
-            <w:tcW w:type="dxa" w:w="2448"/>
-          </w:tcPr>
-          <w:p>
-            <w:pPr>
-              <w:spacing w:after="30" w:line="252" w:lineRule="auto"/>
-            </w:pPr>
-            <w:r/>
-            <w:r>
-              <w:rPr>
-                <w:rFonts w:ascii="Times New Roman" w:hAnsi="Times New Roman" w:eastAsia="宋体"/>
-                <w:b w:val="0"/>
-                <w:i w:val="0"/>
-                <w:sz w:val="17"/>
-              </w:rPr>
-              <w:t>Bagged CART</w:t>
+              <w:t>0.0385</w:t>
             </w:r>
           </w:p>
         </w:tc>
         <w:tc>
           <w:tcPr>
-            <w:tcW w:type="dxa" w:w="2160"/>
+            <w:tcW w:type="dxa" w:w="1632"/>
+            <w:tcBorders>
+              <w:top w:val="single" w:sz="4" w:color="D9D9D9"/>
+              <w:left w:val="single" w:sz="4" w:color="D9D9D9"/>
+              <w:bottom w:val="single" w:sz="4" w:color="D9D9D9"/>
+              <w:right w:val="single" w:sz="4" w:color="D9D9D9"/>
+            </w:tcBorders>
           </w:tcPr>
           <w:p>
             <w:pPr>
-              <w:spacing w:after="30" w:line="252" w:lineRule="auto"/>
+              <w:spacing w:before="80" w:after="80"/>
             </w:pPr>
-            <w:r/>
             <w:r>
               <w:rPr>
-                <w:rFonts w:ascii="Times New Roman" w:hAnsi="Times New Roman" w:eastAsia="宋体"/>
                 <w:b w:val="0"/>
-                <w:i w:val="0"/>
-                <w:sz w:val="17"/>
+                <w:sz w:val="18"/>
               </w:rPr>
-              <w:t>Random 10-fold</w:t>
+              <w:t>0.1667</w:t>
             </w:r>
           </w:p>
         </w:tc>
         <w:tc>
           <w:tcPr>
-            <w:tcW w:type="dxa" w:w="1296"/>
+            <w:tcW w:type="dxa" w:w="1632"/>
+            <w:tcBorders>
+              <w:top w:val="single" w:sz="4" w:color="D9D9D9"/>
+              <w:left w:val="single" w:sz="4" w:color="D9D9D9"/>
+              <w:bottom w:val="single" w:sz="4" w:color="D9D9D9"/>
+              <w:right w:val="single" w:sz="4" w:color="D9D9D9"/>
+            </w:tcBorders>
           </w:tcPr>
           <w:p>
             <w:pPr>
-              <w:spacing w:after="30" w:line="252" w:lineRule="auto"/>
+              <w:spacing w:before="80" w:after="80"/>
             </w:pPr>
-            <w:r/>
             <w:r>
               <w:rPr>
-                <w:rFonts w:ascii="Times New Roman" w:hAnsi="Times New Roman" w:eastAsia="宋体"/>
                 <w:b w:val="0"/>
-                <w:i w:val="0"/>
-                <w:sz w:val="17"/>
+                <w:sz w:val="18"/>
               </w:rPr>
-              <w:t>0.804</w:t>
-            </w:r>
-          </w:p>
-        </w:tc>
-        <w:tc>
-          <w:tcPr>
-            <w:tcW w:type="dxa" w:w="1296"/>
-          </w:tcPr>
-          <w:p>
-            <w:pPr>
-              <w:spacing w:after="30" w:line="252" w:lineRule="auto"/>
-            </w:pPr>
-            <w:r/>
-            <w:r>
-              <w:rPr>
-                <w:rFonts w:ascii="Times New Roman" w:hAnsi="Times New Roman" w:eastAsia="宋体"/>
-                <w:b w:val="0"/>
-                <w:i w:val="0"/>
-                <w:sz w:val="17"/>
-              </w:rPr>
-              <w:t>0.281</w:t>
-            </w:r>
-          </w:p>
-        </w:tc>
-      </w:tr>
-      <w:tr>
-        <w:tc>
-          <w:tcPr>
-            <w:tcW w:type="dxa" w:w="2448"/>
-          </w:tcPr>
-          <w:p>
-            <w:pPr>
-              <w:spacing w:after="30" w:line="252" w:lineRule="auto"/>
-            </w:pPr>
-            <w:r/>
-            <w:r>
-              <w:rPr>
-                <w:rFonts w:ascii="Times New Roman" w:hAnsi="Times New Roman" w:eastAsia="宋体"/>
-                <w:b w:val="0"/>
-                <w:i w:val="0"/>
-                <w:sz w:val="17"/>
-              </w:rPr>
-              <w:t>Bagged CART</w:t>
-            </w:r>
-          </w:p>
-        </w:tc>
-        <w:tc>
-          <w:tcPr>
-            <w:tcW w:type="dxa" w:w="2160"/>
-          </w:tcPr>
-          <w:p>
-            <w:pPr>
-              <w:spacing w:after="30" w:line="252" w:lineRule="auto"/>
-            </w:pPr>
-            <w:r/>
-            <w:r>
-              <w:rPr>
-                <w:rFonts w:ascii="Times New Roman" w:hAnsi="Times New Roman" w:eastAsia="宋体"/>
-                <w:b w:val="0"/>
-                <w:i w:val="0"/>
-                <w:sz w:val="17"/>
-              </w:rPr>
-              <w:t>Time-ordered</w:t>
-            </w:r>
-          </w:p>
-        </w:tc>
-        <w:tc>
-          <w:tcPr>
-            <w:tcW w:type="dxa" w:w="1296"/>
-          </w:tcPr>
-          <w:p>
-            <w:pPr>
-              <w:spacing w:after="30" w:line="252" w:lineRule="auto"/>
-            </w:pPr>
-            <w:r/>
-            <w:r>
-              <w:rPr>
-                <w:rFonts w:ascii="Times New Roman" w:hAnsi="Times New Roman" w:eastAsia="宋体"/>
-                <w:b w:val="0"/>
-                <w:i w:val="0"/>
-                <w:sz w:val="17"/>
-              </w:rPr>
-              <w:t>0.669</w:t>
-            </w:r>
-          </w:p>
-        </w:tc>
-        <w:tc>
-          <w:tcPr>
-            <w:tcW w:type="dxa" w:w="1296"/>
-          </w:tcPr>
-          <w:p>
-            <w:pPr>
-              <w:spacing w:after="30" w:line="252" w:lineRule="auto"/>
-            </w:pPr>
-            <w:r/>
-            <w:r>
-              <w:rPr>
-                <w:rFonts w:ascii="Times New Roman" w:hAnsi="Times New Roman" w:eastAsia="宋体"/>
-                <w:b w:val="0"/>
-                <w:i w:val="0"/>
-                <w:sz w:val="17"/>
-              </w:rPr>
-              <w:t>0.085</w:t>
+              <w:t>0.0078</w:t>
             </w:r>
           </w:p>
         </w:tc>
@@ -3255,192 +2220,52 @@
     </w:tbl>
     <w:p>
       <w:pPr>
-        <w:spacing w:after="240" w:before="0" w:line="312" w:lineRule="auto"/>
-        <w:jc w:val="center"/>
+        <w:spacing w:after="20"/>
       </w:pPr>
-      <w:r>
-        <w:rPr>
-          <w:rFonts w:ascii="Times New Roman" w:hAnsi="Times New Roman" w:eastAsia="宋体"/>
-          <w:b w:val="0"/>
-          <w:i/>
-          <w:sz w:val="17"/>
-        </w:rPr>
-        <w:t>Table 5. Leakage probe: the record index added as a feature.</w:t>
-      </w:r>
     </w:p>
     <w:p>
-      <w:pPr>
-        <w:spacing w:after="140" w:before="0" w:line="312" w:lineRule="auto"/>
-      </w:pPr>
       <w:r>
-        <w:rPr>
-          <w:rFonts w:ascii="Times New Roman" w:hAnsi="Times New Roman" w:eastAsia="宋体"/>
-          <w:b w:val="0"/>
-          <w:i w:val="0"/>
-          <w:sz w:val="21"/>
-        </w:rPr>
-        <w:t xml:space="preserve">For the bagged CART ensemble the probe </w:t>
-      </w:r>
-      <w:r>
-        <w:rPr>
-          <w:rFonts w:ascii="Times New Roman" w:hAnsi="Times New Roman" w:eastAsia="宋体"/>
-          <w:b w:val="0"/>
-          <w:i/>
-          <w:sz w:val="21"/>
-        </w:rPr>
-        <w:t>raises</w:t>
-      </w:r>
-      <w:r>
-        <w:rPr>
-          <w:rFonts w:ascii="Times New Roman" w:hAnsi="Times New Roman" w:eastAsia="宋体"/>
-          <w:b w:val="0"/>
-          <w:i w:val="0"/>
-          <w:sz w:val="21"/>
-        </w:rPr>
-        <w:t xml:space="preserve"> random-CV PR-AUC from </w:t>
-      </w:r>
-      <w:r>
-        <w:rPr>
-          <w:rFonts w:ascii="Times New Roman" w:hAnsi="Times New Roman" w:eastAsia="宋体"/>
-          <w:b w:val="0"/>
-          <w:i w:val="0"/>
-          <w:sz w:val="21"/>
-        </w:rPr>
-        <w:t>0.222</w:t>
-      </w:r>
-      <w:r>
-        <w:rPr>
-          <w:rFonts w:ascii="Times New Roman" w:hAnsi="Times New Roman" w:eastAsia="宋体"/>
-          <w:b w:val="0"/>
-          <w:i w:val="0"/>
-          <w:sz w:val="21"/>
-        </w:rPr>
-        <w:t xml:space="preserve"> to </w:t>
-      </w:r>
-      <w:r>
-        <w:rPr>
-          <w:rFonts w:ascii="Times New Roman" w:hAnsi="Times New Roman" w:eastAsia="宋体"/>
-          <w:b w:val="0"/>
-          <w:i w:val="0"/>
-          <w:sz w:val="21"/>
-        </w:rPr>
-        <w:t>0.281</w:t>
-      </w:r>
-      <w:r>
-        <w:rPr>
-          <w:rFonts w:ascii="Times New Roman" w:hAnsi="Times New Roman" w:eastAsia="宋体"/>
-          <w:b w:val="0"/>
-          <w:i w:val="0"/>
-          <w:sz w:val="21"/>
-        </w:rPr>
-        <w:t xml:space="preserve"> while leaving honest temporal performance essentially unchanged. This is the diagnostic signature of temporal leakage and is the clearest single piece of evidence in this study.</w:t>
-      </w:r>
-    </w:p>
-    <w:p>
-      <w:pPr>
-        <w:spacing w:after="140" w:before="0" w:line="312" w:lineRule="auto"/>
-      </w:pPr>
-      <w:r>
-        <w:rPr>
-          <w:rFonts w:ascii="Times New Roman" w:hAnsi="Times New Roman" w:eastAsia="宋体"/>
-          <w:b/>
-          <w:i w:val="0"/>
-          <w:sz w:val="21"/>
-        </w:rPr>
-        <w:t>Univariate reference.</w:t>
-      </w:r>
-      <w:r>
-        <w:rPr>
-          <w:rFonts w:ascii="Times New Roman" w:hAnsi="Times New Roman" w:eastAsia="宋体"/>
-          <w:b w:val="0"/>
-          <w:i w:val="0"/>
-          <w:sz w:val="21"/>
-        </w:rPr>
-        <w:t xml:space="preserve">  Using the negated record index alone as a score gives ROC-AUC </w:t>
-      </w:r>
-      <w:r>
-        <w:rPr>
-          <w:rFonts w:ascii="Times New Roman" w:hAnsi="Times New Roman" w:eastAsia="宋体"/>
-          <w:b/>
-          <w:i w:val="0"/>
-          <w:sz w:val="21"/>
-        </w:rPr>
-        <w:t>0.670</w:t>
-      </w:r>
-      <w:r>
-        <w:rPr>
-          <w:rFonts w:ascii="Times New Roman" w:hAnsi="Times New Roman" w:eastAsia="宋体"/>
-          <w:b w:val="0"/>
-          <w:i w:val="0"/>
-          <w:sz w:val="21"/>
-        </w:rPr>
-        <w:t>. That single, physically meaningless variable matches the full 17-feature model’s honest time-ordered performance (</w:t>
-      </w:r>
-      <w:r>
-        <w:rPr>
-          <w:rFonts w:ascii="Times New Roman" w:hAnsi="Times New Roman" w:eastAsia="宋体"/>
-          <w:b w:val="0"/>
-          <w:i w:val="0"/>
-          <w:sz w:val="21"/>
-        </w:rPr>
-        <w:t>0.668</w:t>
-      </w:r>
-      <w:r>
-        <w:rPr>
-          <w:rFonts w:ascii="Times New Roman" w:hAnsi="Times New Roman" w:eastAsia="宋体"/>
-          <w:b w:val="0"/>
-          <w:i w:val="0"/>
-          <w:sz w:val="21"/>
-        </w:rPr>
-        <w:t>).</w:t>
-      </w:r>
-    </w:p>
-    <w:p>
-      <w:pPr>
-        <w:spacing w:after="80" w:before="180" w:line="312" w:lineRule="auto"/>
-      </w:pPr>
-      <w:r>
-        <w:rPr>
-          <w:rFonts w:ascii="Times New Roman" w:hAnsi="Times New Roman" w:eastAsia="宋体"/>
-          <w:b/>
-          <w:i w:val="0"/>
-          <w:sz w:val="23"/>
-        </w:rPr>
-        <w:t>4.3  Chronological holdout</w:t>
+        <w:t>These holdout operating metrics use fixed thresholds selected on training validation rows. They replace the earlier retrospective test-quantile metrics.</w:t>
       </w:r>
     </w:p>
     <w:tbl>
       <w:tblPr>
-        <w:tblStyle w:val="TableGrid"/>
         <w:tblW w:type="auto" w:w="0"/>
-        <w:jc w:val="center"/>
+        <w:tblLayout w:type="fixed"/>
         <w:tblLook w:firstColumn="1" w:firstRow="1" w:lastColumn="0" w:lastRow="0" w:noHBand="0" w:noVBand="1" w:val="04A0"/>
       </w:tblPr>
       <w:tblGrid>
-        <w:gridCol w:w="1337"/>
-        <w:gridCol w:w="1337"/>
-        <w:gridCol w:w="1337"/>
-        <w:gridCol w:w="1337"/>
-        <w:gridCol w:w="1337"/>
-        <w:gridCol w:w="1337"/>
-        <w:gridCol w:w="1337"/>
+        <w:gridCol w:w="1632"/>
+        <w:gridCol w:w="1632"/>
+        <w:gridCol w:w="1632"/>
+        <w:gridCol w:w="1632"/>
+        <w:gridCol w:w="1632"/>
+        <w:gridCol w:w="1632"/>
       </w:tblGrid>
       <w:tr>
+        <w:trPr>
+          <w:cantSplit/>
+          <w:tblHeader/>
+        </w:trPr>
         <w:tc>
           <w:tcPr>
-            <w:tcW w:type="dxa" w:w="2160"/>
+            <w:tcW w:type="dxa" w:w="1632"/>
+            <w:tcBorders>
+              <w:top w:val="single" w:sz="4" w:color="D9D9D9"/>
+              <w:left w:val="single" w:sz="4" w:color="D9D9D9"/>
+              <w:bottom w:val="single" w:sz="4" w:color="D9D9D9"/>
+              <w:right w:val="single" w:sz="4" w:color="D9D9D9"/>
+            </w:tcBorders>
+            <w:shd w:fill="E8EDF2"/>
           </w:tcPr>
           <w:p>
             <w:pPr>
-              <w:spacing w:after="30" w:line="252" w:lineRule="auto"/>
+              <w:spacing w:before="80" w:after="80"/>
             </w:pPr>
-            <w:r/>
             <w:r>
               <w:rPr>
-                <w:rFonts w:ascii="Times New Roman" w:hAnsi="Times New Roman" w:eastAsia="宋体"/>
                 <w:b/>
-                <w:i w:val="0"/>
-                <w:sz w:val="17"/>
+                <w:sz w:val="18"/>
               </w:rPr>
               <w:t>Model</w:t>
             </w:r>
@@ -3448,1315 +2273,23 @@
         </w:tc>
         <w:tc>
           <w:tcPr>
-            <w:tcW w:type="dxa" w:w="1008"/>
+            <w:tcW w:type="dxa" w:w="1632"/>
+            <w:tcBorders>
+              <w:top w:val="single" w:sz="4" w:color="D9D9D9"/>
+              <w:left w:val="single" w:sz="4" w:color="D9D9D9"/>
+              <w:bottom w:val="single" w:sz="4" w:color="D9D9D9"/>
+              <w:right w:val="single" w:sz="4" w:color="D9D9D9"/>
+            </w:tcBorders>
+            <w:shd w:fill="E8EDF2"/>
           </w:tcPr>
           <w:p>
             <w:pPr>
-              <w:spacing w:after="30" w:line="252" w:lineRule="auto"/>
+              <w:spacing w:before="80" w:after="80"/>
             </w:pPr>
-            <w:r/>
             <w:r>
               <w:rPr>
-                <w:rFonts w:ascii="Times New Roman" w:hAnsi="Times New Roman" w:eastAsia="宋体"/>
                 <w:b/>
-                <w:i w:val="0"/>
-                <w:sz w:val="17"/>
-              </w:rPr>
-              <w:t>n test</w:t>
-            </w:r>
-          </w:p>
-        </w:tc>
-        <w:tc>
-          <w:tcPr>
-            <w:tcW w:type="dxa" w:w="1152"/>
-          </w:tcPr>
-          <w:p>
-            <w:pPr>
-              <w:spacing w:after="30" w:line="252" w:lineRule="auto"/>
-            </w:pPr>
-            <w:r/>
-            <w:r>
-              <w:rPr>
-                <w:rFonts w:ascii="Times New Roman" w:hAnsi="Times New Roman" w:eastAsia="宋体"/>
-                <w:b/>
-                <w:i w:val="0"/>
-                <w:sz w:val="17"/>
-              </w:rPr>
-              <w:t>ROC-AUC</w:t>
-            </w:r>
-          </w:p>
-        </w:tc>
-        <w:tc>
-          <w:tcPr>
-            <w:tcW w:type="dxa" w:w="1080"/>
-          </w:tcPr>
-          <w:p>
-            <w:pPr>
-              <w:spacing w:after="30" w:line="252" w:lineRule="auto"/>
-            </w:pPr>
-            <w:r/>
-            <w:r>
-              <w:rPr>
-                <w:rFonts w:ascii="Times New Roman" w:hAnsi="Times New Roman" w:eastAsia="宋体"/>
-                <w:b/>
-                <w:i w:val="0"/>
-                <w:sz w:val="17"/>
-              </w:rPr>
-              <w:t>PR-AUC</w:t>
-            </w:r>
-          </w:p>
-        </w:tc>
-        <w:tc>
-          <w:tcPr>
-            <w:tcW w:type="dxa" w:w="1224"/>
-          </w:tcPr>
-          <w:p>
-            <w:pPr>
-              <w:spacing w:after="30" w:line="252" w:lineRule="auto"/>
-            </w:pPr>
-            <w:r/>
-            <w:r>
-              <w:rPr>
-                <w:rFonts w:ascii="Times New Roman" w:hAnsi="Times New Roman" w:eastAsia="宋体"/>
-                <w:b/>
-                <w:i w:val="0"/>
-                <w:sz w:val="17"/>
-              </w:rPr>
-              <w:t>Accuracy</w:t>
-            </w:r>
-          </w:p>
-        </w:tc>
-        <w:tc>
-          <w:tcPr>
-            <w:tcW w:type="dxa" w:w="1080"/>
-          </w:tcPr>
-          <w:p>
-            <w:pPr>
-              <w:spacing w:after="30" w:line="252" w:lineRule="auto"/>
-            </w:pPr>
-            <w:r/>
-            <w:r>
-              <w:rPr>
-                <w:rFonts w:ascii="Times New Roman" w:hAnsi="Times New Roman" w:eastAsia="宋体"/>
-                <w:b/>
-                <w:i w:val="0"/>
-                <w:sz w:val="17"/>
-              </w:rPr>
-              <w:t>Recall</w:t>
-            </w:r>
-          </w:p>
-        </w:tc>
-        <w:tc>
-          <w:tcPr>
-            <w:tcW w:type="dxa" w:w="1224"/>
-          </w:tcPr>
-          <w:p>
-            <w:pPr>
-              <w:spacing w:after="30" w:line="252" w:lineRule="auto"/>
-            </w:pPr>
-            <w:r/>
-            <w:r>
-              <w:rPr>
-                <w:rFonts w:ascii="Times New Roman" w:hAnsi="Times New Roman" w:eastAsia="宋体"/>
-                <w:b/>
-                <w:i w:val="0"/>
-                <w:sz w:val="17"/>
-              </w:rPr>
-              <w:t>Precision</w:t>
-            </w:r>
-          </w:p>
-        </w:tc>
-      </w:tr>
-      <w:tr>
-        <w:tc>
-          <w:tcPr>
-            <w:tcW w:type="dxa" w:w="2160"/>
-          </w:tcPr>
-          <w:p>
-            <w:pPr>
-              <w:spacing w:after="30" w:line="252" w:lineRule="auto"/>
-            </w:pPr>
-            <w:r/>
-            <w:r>
-              <w:rPr>
-                <w:rFonts w:ascii="Times New Roman" w:hAnsi="Times New Roman" w:eastAsia="宋体"/>
-                <w:b w:val="0"/>
-                <w:i w:val="0"/>
-                <w:sz w:val="17"/>
-              </w:rPr>
-              <w:t>Logistic regression</w:t>
-            </w:r>
-          </w:p>
-        </w:tc>
-        <w:tc>
-          <w:tcPr>
-            <w:tcW w:type="dxa" w:w="1008"/>
-          </w:tcPr>
-          <w:p>
-            <w:pPr>
-              <w:spacing w:after="30" w:line="252" w:lineRule="auto"/>
-            </w:pPr>
-            <w:r/>
-            <w:r>
-              <w:rPr>
-                <w:rFonts w:ascii="Times New Roman" w:hAnsi="Times New Roman" w:eastAsia="宋体"/>
-                <w:b w:val="0"/>
-                <w:i w:val="0"/>
-                <w:sz w:val="17"/>
-              </w:rPr>
-              <w:t>774</w:t>
-            </w:r>
-          </w:p>
-        </w:tc>
-        <w:tc>
-          <w:tcPr>
-            <w:tcW w:type="dxa" w:w="1152"/>
-          </w:tcPr>
-          <w:p>
-            <w:pPr>
-              <w:spacing w:after="30" w:line="252" w:lineRule="auto"/>
-            </w:pPr>
-            <w:r/>
-            <w:r>
-              <w:rPr>
-                <w:rFonts w:ascii="Times New Roman" w:hAnsi="Times New Roman" w:eastAsia="宋体"/>
-                <w:b w:val="0"/>
-                <w:i w:val="0"/>
-                <w:sz w:val="17"/>
-              </w:rPr>
-              <w:t>0.568</w:t>
-            </w:r>
-          </w:p>
-        </w:tc>
-        <w:tc>
-          <w:tcPr>
-            <w:tcW w:type="dxa" w:w="1080"/>
-          </w:tcPr>
-          <w:p>
-            <w:pPr>
-              <w:spacing w:after="30" w:line="252" w:lineRule="auto"/>
-            </w:pPr>
-            <w:r/>
-            <w:r>
-              <w:rPr>
-                <w:rFonts w:ascii="Times New Roman" w:hAnsi="Times New Roman" w:eastAsia="宋体"/>
-                <w:b w:val="0"/>
-                <w:i w:val="0"/>
-                <w:sz w:val="17"/>
-              </w:rPr>
-              <w:t>0.090</w:t>
-            </w:r>
-          </w:p>
-        </w:tc>
-        <w:tc>
-          <w:tcPr>
-            <w:tcW w:type="dxa" w:w="1224"/>
-          </w:tcPr>
-          <w:p>
-            <w:pPr>
-              <w:spacing w:after="30" w:line="252" w:lineRule="auto"/>
-            </w:pPr>
-            <w:r/>
-            <w:r>
-              <w:rPr>
-                <w:rFonts w:ascii="Times New Roman" w:hAnsi="Times New Roman" w:eastAsia="宋体"/>
-                <w:b w:val="0"/>
-                <w:i w:val="0"/>
-                <w:sz w:val="17"/>
-              </w:rPr>
-              <w:t>0.897</w:t>
-            </w:r>
-          </w:p>
-        </w:tc>
-        <w:tc>
-          <w:tcPr>
-            <w:tcW w:type="dxa" w:w="1080"/>
-          </w:tcPr>
-          <w:p>
-            <w:pPr>
-              <w:spacing w:after="30" w:line="252" w:lineRule="auto"/>
-            </w:pPr>
-            <w:r/>
-            <w:r>
-              <w:rPr>
-                <w:rFonts w:ascii="Times New Roman" w:hAnsi="Times New Roman" w:eastAsia="宋体"/>
-                <w:b w:val="0"/>
-                <w:i w:val="0"/>
-                <w:sz w:val="17"/>
-              </w:rPr>
-              <w:t>0.154</w:t>
-            </w:r>
-          </w:p>
-        </w:tc>
-        <w:tc>
-          <w:tcPr>
-            <w:tcW w:type="dxa" w:w="1224"/>
-          </w:tcPr>
-          <w:p>
-            <w:pPr>
-              <w:spacing w:after="30" w:line="252" w:lineRule="auto"/>
-            </w:pPr>
-            <w:r/>
-            <w:r>
-              <w:rPr>
-                <w:rFonts w:ascii="Times New Roman" w:hAnsi="Times New Roman" w:eastAsia="宋体"/>
-                <w:b w:val="0"/>
-                <w:i w:val="0"/>
-                <w:sz w:val="17"/>
-              </w:rPr>
-              <w:t>0.065</w:t>
-            </w:r>
-          </w:p>
-        </w:tc>
-      </w:tr>
-      <w:tr>
-        <w:tc>
-          <w:tcPr>
-            <w:tcW w:type="dxa" w:w="2160"/>
-          </w:tcPr>
-          <w:p>
-            <w:pPr>
-              <w:spacing w:after="30" w:line="252" w:lineRule="auto"/>
-            </w:pPr>
-            <w:r/>
-            <w:r>
-              <w:rPr>
-                <w:rFonts w:ascii="Times New Roman" w:hAnsi="Times New Roman" w:eastAsia="宋体"/>
-                <w:b w:val="0"/>
-                <w:i w:val="0"/>
-                <w:sz w:val="17"/>
-              </w:rPr>
-              <w:t>Bagged CART</w:t>
-            </w:r>
-          </w:p>
-        </w:tc>
-        <w:tc>
-          <w:tcPr>
-            <w:tcW w:type="dxa" w:w="1008"/>
-          </w:tcPr>
-          <w:p>
-            <w:pPr>
-              <w:spacing w:after="30" w:line="252" w:lineRule="auto"/>
-            </w:pPr>
-            <w:r/>
-            <w:r>
-              <w:rPr>
-                <w:rFonts w:ascii="Times New Roman" w:hAnsi="Times New Roman" w:eastAsia="宋体"/>
-                <w:b w:val="0"/>
-                <w:i w:val="0"/>
-                <w:sz w:val="17"/>
-              </w:rPr>
-              <w:t>774</w:t>
-            </w:r>
-          </w:p>
-        </w:tc>
-        <w:tc>
-          <w:tcPr>
-            <w:tcW w:type="dxa" w:w="1152"/>
-          </w:tcPr>
-          <w:p>
-            <w:pPr>
-              <w:spacing w:after="30" w:line="252" w:lineRule="auto"/>
-            </w:pPr>
-            <w:r/>
-            <w:r>
-              <w:rPr>
-                <w:rFonts w:ascii="Times New Roman" w:hAnsi="Times New Roman" w:eastAsia="宋体"/>
-                <w:b w:val="0"/>
-                <w:i w:val="0"/>
-                <w:sz w:val="17"/>
-              </w:rPr>
-              <w:t>0.612</w:t>
-            </w:r>
-          </w:p>
-        </w:tc>
-        <w:tc>
-          <w:tcPr>
-            <w:tcW w:type="dxa" w:w="1080"/>
-          </w:tcPr>
-          <w:p>
-            <w:pPr>
-              <w:spacing w:after="30" w:line="252" w:lineRule="auto"/>
-            </w:pPr>
-            <w:r/>
-            <w:r>
-              <w:rPr>
-                <w:rFonts w:ascii="Times New Roman" w:hAnsi="Times New Roman" w:eastAsia="宋体"/>
-                <w:b w:val="0"/>
-                <w:i w:val="0"/>
-                <w:sz w:val="17"/>
-              </w:rPr>
-              <w:t>0.087</w:t>
-            </w:r>
-          </w:p>
-        </w:tc>
-        <w:tc>
-          <w:tcPr>
-            <w:tcW w:type="dxa" w:w="1224"/>
-          </w:tcPr>
-          <w:p>
-            <w:pPr>
-              <w:spacing w:after="30" w:line="252" w:lineRule="auto"/>
-            </w:pPr>
-            <w:r/>
-            <w:r>
-              <w:rPr>
-                <w:rFonts w:ascii="Times New Roman" w:hAnsi="Times New Roman" w:eastAsia="宋体"/>
-                <w:b w:val="0"/>
-                <w:i w:val="0"/>
-                <w:sz w:val="17"/>
-              </w:rPr>
-              <w:t>0.902</w:t>
-            </w:r>
-          </w:p>
-        </w:tc>
-        <w:tc>
-          <w:tcPr>
-            <w:tcW w:type="dxa" w:w="1080"/>
-          </w:tcPr>
-          <w:p>
-            <w:pPr>
-              <w:spacing w:after="30" w:line="252" w:lineRule="auto"/>
-            </w:pPr>
-            <w:r/>
-            <w:r>
-              <w:rPr>
-                <w:rFonts w:ascii="Times New Roman" w:hAnsi="Times New Roman" w:eastAsia="宋体"/>
-                <w:b w:val="0"/>
-                <w:i w:val="0"/>
-                <w:sz w:val="17"/>
-              </w:rPr>
-              <w:t>0.231</w:t>
-            </w:r>
-          </w:p>
-        </w:tc>
-        <w:tc>
-          <w:tcPr>
-            <w:tcW w:type="dxa" w:w="1224"/>
-          </w:tcPr>
-          <w:p>
-            <w:pPr>
-              <w:spacing w:after="30" w:line="252" w:lineRule="auto"/>
-            </w:pPr>
-            <w:r/>
-            <w:r>
-              <w:rPr>
-                <w:rFonts w:ascii="Times New Roman" w:hAnsi="Times New Roman" w:eastAsia="宋体"/>
-                <w:b w:val="0"/>
-                <w:i w:val="0"/>
-                <w:sz w:val="17"/>
-              </w:rPr>
-              <w:t>0.097</w:t>
-            </w:r>
-          </w:p>
-        </w:tc>
-      </w:tr>
-    </w:tbl>
-    <w:p>
-      <w:pPr>
-        <w:spacing w:after="240" w:before="0" w:line="312" w:lineRule="auto"/>
-        <w:jc w:val="center"/>
-      </w:pPr>
-      <w:r>
-        <w:rPr>
-          <w:rFonts w:ascii="Times New Roman" w:hAnsi="Times New Roman" w:eastAsia="宋体"/>
-          <w:b w:val="0"/>
-          <w:i/>
-          <w:sz w:val="17"/>
-        </w:rPr>
-        <w:t>Table 6. Chronological holdout: train on the first 70 % of records, test on the last 30 %.</w:t>
-      </w:r>
-    </w:p>
-    <w:p>
-      <w:pPr>
-        <w:spacing w:after="140" w:before="0" w:line="312" w:lineRule="auto"/>
-      </w:pPr>
-      <w:r>
-        <w:rPr>
-          <w:rFonts w:ascii="Times New Roman" w:hAnsi="Times New Roman" w:eastAsia="宋体"/>
-          <w:b w:val="0"/>
-          <w:i w:val="0"/>
-          <w:sz w:val="21"/>
-        </w:rPr>
-        <w:t>On a genuine future holdout the models are close to uninformative. The high accuracy is achieved by predicting “no hazard” almost always, which is exactly the failure mode that aggregate accuracy conceals. This negative result is reported deliberately: it is the honest estimate of what such a model would do in service.</w:t>
-      </w:r>
-    </w:p>
-    <w:p>
-      <w:pPr>
-        <w:spacing w:after="80" w:before="180" w:line="312" w:lineRule="auto"/>
-      </w:pPr>
-      <w:r>
-        <w:rPr>
-          <w:rFonts w:ascii="Times New Roman" w:hAnsi="Times New Roman" w:eastAsia="宋体"/>
-          <w:b/>
-          <w:i w:val="0"/>
-          <w:sz w:val="23"/>
-        </w:rPr>
-        <w:t>4.4  Feature importance</w:t>
-      </w:r>
-    </w:p>
-    <w:tbl>
-      <w:tblPr>
-        <w:tblStyle w:val="TableGrid"/>
-        <w:tblW w:type="auto" w:w="0"/>
-        <w:jc w:val="center"/>
-        <w:tblLook w:firstColumn="1" w:firstRow="1" w:lastColumn="0" w:lastRow="0" w:noHBand="0" w:noVBand="1" w:val="04A0"/>
-      </w:tblPr>
-      <w:tblGrid>
-        <w:gridCol w:w="2340"/>
-        <w:gridCol w:w="2340"/>
-        <w:gridCol w:w="2340"/>
-        <w:gridCol w:w="2340"/>
-      </w:tblGrid>
-      <w:tr>
-        <w:tc>
-          <w:tcPr>
-            <w:tcW w:type="dxa" w:w="1008"/>
-          </w:tcPr>
-          <w:p>
-            <w:pPr>
-              <w:spacing w:after="30" w:line="252" w:lineRule="auto"/>
-            </w:pPr>
-            <w:r/>
-            <w:r>
-              <w:rPr>
-                <w:rFonts w:ascii="Times New Roman" w:hAnsi="Times New Roman" w:eastAsia="宋体"/>
-                <w:b/>
-                <w:i w:val="0"/>
-                <w:sz w:val="17"/>
-              </w:rPr>
-              <w:t>Rank</w:t>
-            </w:r>
-          </w:p>
-        </w:tc>
-        <w:tc>
-          <w:tcPr>
-            <w:tcW w:type="dxa" w:w="2448"/>
-          </w:tcPr>
-          <w:p>
-            <w:pPr>
-              <w:spacing w:after="30" w:line="252" w:lineRule="auto"/>
-            </w:pPr>
-            <w:r/>
-            <w:r>
-              <w:rPr>
-                <w:rFonts w:ascii="Times New Roman" w:hAnsi="Times New Roman" w:eastAsia="宋体"/>
-                <w:b/>
-                <w:i w:val="0"/>
-                <w:sz w:val="17"/>
-              </w:rPr>
-              <w:t>Feature</w:t>
-            </w:r>
-          </w:p>
-        </w:tc>
-        <w:tc>
-          <w:tcPr>
-            <w:tcW w:type="dxa" w:w="2304"/>
-          </w:tcPr>
-          <w:p>
-            <w:pPr>
-              <w:spacing w:after="30" w:line="252" w:lineRule="auto"/>
-            </w:pPr>
-            <w:r/>
-            <w:r>
-              <w:rPr>
-                <w:rFonts w:ascii="Times New Roman" w:hAnsi="Times New Roman" w:eastAsia="宋体"/>
-                <w:b/>
-                <w:i w:val="0"/>
-                <w:sz w:val="17"/>
-              </w:rPr>
-              <w:t>Drop in ROC-AUC</w:t>
-            </w:r>
-          </w:p>
-        </w:tc>
-        <w:tc>
-          <w:tcPr>
-            <w:tcW w:type="dxa" w:w="1296"/>
-          </w:tcPr>
-          <w:p>
-            <w:pPr>
-              <w:spacing w:after="30" w:line="252" w:lineRule="auto"/>
-            </w:pPr>
-            <w:r/>
-            <w:r>
-              <w:rPr>
-                <w:rFonts w:ascii="Times New Roman" w:hAnsi="Times New Roman" w:eastAsia="宋体"/>
-                <w:b/>
-                <w:i w:val="0"/>
-                <w:sz w:val="17"/>
-              </w:rPr>
-              <w:t>s.d.</w:t>
-            </w:r>
-          </w:p>
-        </w:tc>
-      </w:tr>
-      <w:tr>
-        <w:tc>
-          <w:tcPr>
-            <w:tcW w:type="dxa" w:w="1008"/>
-          </w:tcPr>
-          <w:p>
-            <w:pPr>
-              <w:spacing w:after="30" w:line="252" w:lineRule="auto"/>
-            </w:pPr>
-            <w:r/>
-            <w:r>
-              <w:rPr>
-                <w:rFonts w:ascii="Times New Roman" w:hAnsi="Times New Roman" w:eastAsia="宋体"/>
-                <w:b w:val="0"/>
-                <w:i w:val="0"/>
-                <w:sz w:val="17"/>
-              </w:rPr>
-              <w:t>1</w:t>
-            </w:r>
-          </w:p>
-        </w:tc>
-        <w:tc>
-          <w:tcPr>
-            <w:tcW w:type="dxa" w:w="2448"/>
-          </w:tcPr>
-          <w:p>
-            <w:pPr>
-              <w:spacing w:after="30" w:line="252" w:lineRule="auto"/>
-            </w:pPr>
-            <w:r/>
-            <w:r>
-              <w:rPr>
-                <w:rFonts w:ascii="Times New Roman" w:hAnsi="Times New Roman" w:eastAsia="宋体"/>
-                <w:b w:val="0"/>
-                <w:i w:val="0"/>
-                <w:sz w:val="17"/>
-              </w:rPr>
-              <w:t>nbumps2</w:t>
-            </w:r>
-          </w:p>
-        </w:tc>
-        <w:tc>
-          <w:tcPr>
-            <w:tcW w:type="dxa" w:w="2304"/>
-          </w:tcPr>
-          <w:p>
-            <w:pPr>
-              <w:spacing w:after="30" w:line="252" w:lineRule="auto"/>
-            </w:pPr>
-            <w:r/>
-            <w:r>
-              <w:rPr>
-                <w:rFonts w:ascii="Times New Roman" w:hAnsi="Times New Roman" w:eastAsia="宋体"/>
-                <w:b w:val="0"/>
-                <w:i w:val="0"/>
-                <w:sz w:val="17"/>
-              </w:rPr>
-              <w:t>0.0645</w:t>
-            </w:r>
-          </w:p>
-        </w:tc>
-        <w:tc>
-          <w:tcPr>
-            <w:tcW w:type="dxa" w:w="1296"/>
-          </w:tcPr>
-          <w:p>
-            <w:pPr>
-              <w:spacing w:after="30" w:line="252" w:lineRule="auto"/>
-            </w:pPr>
-            <w:r/>
-            <w:r>
-              <w:rPr>
-                <w:rFonts w:ascii="Times New Roman" w:hAnsi="Times New Roman" w:eastAsia="宋体"/>
-                <w:b w:val="0"/>
-                <w:i w:val="0"/>
-                <w:sz w:val="17"/>
-              </w:rPr>
-              <w:t>0.0051</w:t>
-            </w:r>
-          </w:p>
-        </w:tc>
-      </w:tr>
-      <w:tr>
-        <w:tc>
-          <w:tcPr>
-            <w:tcW w:type="dxa" w:w="1008"/>
-          </w:tcPr>
-          <w:p>
-            <w:pPr>
-              <w:spacing w:after="30" w:line="252" w:lineRule="auto"/>
-            </w:pPr>
-            <w:r/>
-            <w:r>
-              <w:rPr>
-                <w:rFonts w:ascii="Times New Roman" w:hAnsi="Times New Roman" w:eastAsia="宋体"/>
-                <w:b w:val="0"/>
-                <w:i w:val="0"/>
-                <w:sz w:val="17"/>
-              </w:rPr>
-              <w:t>2</w:t>
-            </w:r>
-          </w:p>
-        </w:tc>
-        <w:tc>
-          <w:tcPr>
-            <w:tcW w:type="dxa" w:w="2448"/>
-          </w:tcPr>
-          <w:p>
-            <w:pPr>
-              <w:spacing w:after="30" w:line="252" w:lineRule="auto"/>
-            </w:pPr>
-            <w:r/>
-            <w:r>
-              <w:rPr>
-                <w:rFonts w:ascii="Times New Roman" w:hAnsi="Times New Roman" w:eastAsia="宋体"/>
-                <w:b w:val="0"/>
-                <w:i w:val="0"/>
-                <w:sz w:val="17"/>
-              </w:rPr>
-              <w:t>gpuls</w:t>
-            </w:r>
-          </w:p>
-        </w:tc>
-        <w:tc>
-          <w:tcPr>
-            <w:tcW w:type="dxa" w:w="2304"/>
-          </w:tcPr>
-          <w:p>
-            <w:pPr>
-              <w:spacing w:after="30" w:line="252" w:lineRule="auto"/>
-            </w:pPr>
-            <w:r/>
-            <w:r>
-              <w:rPr>
-                <w:rFonts w:ascii="Times New Roman" w:hAnsi="Times New Roman" w:eastAsia="宋体"/>
-                <w:b w:val="0"/>
-                <w:i w:val="0"/>
-                <w:sz w:val="17"/>
-              </w:rPr>
-              <w:t>0.0562</w:t>
-            </w:r>
-          </w:p>
-        </w:tc>
-        <w:tc>
-          <w:tcPr>
-            <w:tcW w:type="dxa" w:w="1296"/>
-          </w:tcPr>
-          <w:p>
-            <w:pPr>
-              <w:spacing w:after="30" w:line="252" w:lineRule="auto"/>
-            </w:pPr>
-            <w:r/>
-            <w:r>
-              <w:rPr>
-                <w:rFonts w:ascii="Times New Roman" w:hAnsi="Times New Roman" w:eastAsia="宋体"/>
-                <w:b w:val="0"/>
-                <w:i w:val="0"/>
-                <w:sz w:val="17"/>
-              </w:rPr>
-              <w:t>0.0040</w:t>
-            </w:r>
-          </w:p>
-        </w:tc>
-      </w:tr>
-      <w:tr>
-        <w:tc>
-          <w:tcPr>
-            <w:tcW w:type="dxa" w:w="1008"/>
-          </w:tcPr>
-          <w:p>
-            <w:pPr>
-              <w:spacing w:after="30" w:line="252" w:lineRule="auto"/>
-            </w:pPr>
-            <w:r/>
-            <w:r>
-              <w:rPr>
-                <w:rFonts w:ascii="Times New Roman" w:hAnsi="Times New Roman" w:eastAsia="宋体"/>
-                <w:b w:val="0"/>
-                <w:i w:val="0"/>
-                <w:sz w:val="17"/>
-              </w:rPr>
-              <w:t>3</w:t>
-            </w:r>
-          </w:p>
-        </w:tc>
-        <w:tc>
-          <w:tcPr>
-            <w:tcW w:type="dxa" w:w="2448"/>
-          </w:tcPr>
-          <w:p>
-            <w:pPr>
-              <w:spacing w:after="30" w:line="252" w:lineRule="auto"/>
-            </w:pPr>
-            <w:r/>
-            <w:r>
-              <w:rPr>
-                <w:rFonts w:ascii="Times New Roman" w:hAnsi="Times New Roman" w:eastAsia="宋体"/>
-                <w:b w:val="0"/>
-                <w:i w:val="0"/>
-                <w:sz w:val="17"/>
-              </w:rPr>
-              <w:t>energy</w:t>
-            </w:r>
-          </w:p>
-        </w:tc>
-        <w:tc>
-          <w:tcPr>
-            <w:tcW w:type="dxa" w:w="2304"/>
-          </w:tcPr>
-          <w:p>
-            <w:pPr>
-              <w:spacing w:after="30" w:line="252" w:lineRule="auto"/>
-            </w:pPr>
-            <w:r/>
-            <w:r>
-              <w:rPr>
-                <w:rFonts w:ascii="Times New Roman" w:hAnsi="Times New Roman" w:eastAsia="宋体"/>
-                <w:b w:val="0"/>
-                <w:i w:val="0"/>
-                <w:sz w:val="17"/>
-              </w:rPr>
-              <w:t>0.0522</w:t>
-            </w:r>
-          </w:p>
-        </w:tc>
-        <w:tc>
-          <w:tcPr>
-            <w:tcW w:type="dxa" w:w="1296"/>
-          </w:tcPr>
-          <w:p>
-            <w:pPr>
-              <w:spacing w:after="30" w:line="252" w:lineRule="auto"/>
-            </w:pPr>
-            <w:r/>
-            <w:r>
-              <w:rPr>
-                <w:rFonts w:ascii="Times New Roman" w:hAnsi="Times New Roman" w:eastAsia="宋体"/>
-                <w:b w:val="0"/>
-                <w:i w:val="0"/>
-                <w:sz w:val="17"/>
-              </w:rPr>
-              <w:t>0.0043</w:t>
-            </w:r>
-          </w:p>
-        </w:tc>
-      </w:tr>
-      <w:tr>
-        <w:tc>
-          <w:tcPr>
-            <w:tcW w:type="dxa" w:w="1008"/>
-          </w:tcPr>
-          <w:p>
-            <w:pPr>
-              <w:spacing w:after="30" w:line="252" w:lineRule="auto"/>
-            </w:pPr>
-            <w:r/>
-            <w:r>
-              <w:rPr>
-                <w:rFonts w:ascii="Times New Roman" w:hAnsi="Times New Roman" w:eastAsia="宋体"/>
-                <w:b w:val="0"/>
-                <w:i w:val="0"/>
-                <w:sz w:val="17"/>
-              </w:rPr>
-              <w:t>4</w:t>
-            </w:r>
-          </w:p>
-        </w:tc>
-        <w:tc>
-          <w:tcPr>
-            <w:tcW w:type="dxa" w:w="2448"/>
-          </w:tcPr>
-          <w:p>
-            <w:pPr>
-              <w:spacing w:after="30" w:line="252" w:lineRule="auto"/>
-            </w:pPr>
-            <w:r/>
-            <w:r>
-              <w:rPr>
-                <w:rFonts w:ascii="Times New Roman" w:hAnsi="Times New Roman" w:eastAsia="宋体"/>
-                <w:b w:val="0"/>
-                <w:i w:val="0"/>
-                <w:sz w:val="17"/>
-              </w:rPr>
-              <w:t>genergy</w:t>
-            </w:r>
-          </w:p>
-        </w:tc>
-        <w:tc>
-          <w:tcPr>
-            <w:tcW w:type="dxa" w:w="2304"/>
-          </w:tcPr>
-          <w:p>
-            <w:pPr>
-              <w:spacing w:after="30" w:line="252" w:lineRule="auto"/>
-            </w:pPr>
-            <w:r/>
-            <w:r>
-              <w:rPr>
-                <w:rFonts w:ascii="Times New Roman" w:hAnsi="Times New Roman" w:eastAsia="宋体"/>
-                <w:b w:val="0"/>
-                <w:i w:val="0"/>
-                <w:sz w:val="17"/>
-              </w:rPr>
-              <w:t>0.0431</w:t>
-            </w:r>
-          </w:p>
-        </w:tc>
-        <w:tc>
-          <w:tcPr>
-            <w:tcW w:type="dxa" w:w="1296"/>
-          </w:tcPr>
-          <w:p>
-            <w:pPr>
-              <w:spacing w:after="30" w:line="252" w:lineRule="auto"/>
-            </w:pPr>
-            <w:r/>
-            <w:r>
-              <w:rPr>
-                <w:rFonts w:ascii="Times New Roman" w:hAnsi="Times New Roman" w:eastAsia="宋体"/>
-                <w:b w:val="0"/>
-                <w:i w:val="0"/>
-                <w:sz w:val="17"/>
-              </w:rPr>
-              <w:t>0.0027</w:t>
-            </w:r>
-          </w:p>
-        </w:tc>
-      </w:tr>
-      <w:tr>
-        <w:tc>
-          <w:tcPr>
-            <w:tcW w:type="dxa" w:w="1008"/>
-          </w:tcPr>
-          <w:p>
-            <w:pPr>
-              <w:spacing w:after="30" w:line="252" w:lineRule="auto"/>
-            </w:pPr>
-            <w:r/>
-            <w:r>
-              <w:rPr>
-                <w:rFonts w:ascii="Times New Roman" w:hAnsi="Times New Roman" w:eastAsia="宋体"/>
-                <w:b w:val="0"/>
-                <w:i w:val="0"/>
-                <w:sz w:val="17"/>
-              </w:rPr>
-              <w:t>5</w:t>
-            </w:r>
-          </w:p>
-        </w:tc>
-        <w:tc>
-          <w:tcPr>
-            <w:tcW w:type="dxa" w:w="2448"/>
-          </w:tcPr>
-          <w:p>
-            <w:pPr>
-              <w:spacing w:after="30" w:line="252" w:lineRule="auto"/>
-            </w:pPr>
-            <w:r/>
-            <w:r>
-              <w:rPr>
-                <w:rFonts w:ascii="Times New Roman" w:hAnsi="Times New Roman" w:eastAsia="宋体"/>
-                <w:b w:val="0"/>
-                <w:i w:val="0"/>
-                <w:sz w:val="17"/>
-              </w:rPr>
-              <w:t>gdenergy</w:t>
-            </w:r>
-          </w:p>
-        </w:tc>
-        <w:tc>
-          <w:tcPr>
-            <w:tcW w:type="dxa" w:w="2304"/>
-          </w:tcPr>
-          <w:p>
-            <w:pPr>
-              <w:spacing w:after="30" w:line="252" w:lineRule="auto"/>
-            </w:pPr>
-            <w:r/>
-            <w:r>
-              <w:rPr>
-                <w:rFonts w:ascii="Times New Roman" w:hAnsi="Times New Roman" w:eastAsia="宋体"/>
-                <w:b w:val="0"/>
-                <w:i w:val="0"/>
-                <w:sz w:val="17"/>
-              </w:rPr>
-              <w:t>0.0291</w:t>
-            </w:r>
-          </w:p>
-        </w:tc>
-        <w:tc>
-          <w:tcPr>
-            <w:tcW w:type="dxa" w:w="1296"/>
-          </w:tcPr>
-          <w:p>
-            <w:pPr>
-              <w:spacing w:after="30" w:line="252" w:lineRule="auto"/>
-            </w:pPr>
-            <w:r/>
-            <w:r>
-              <w:rPr>
-                <w:rFonts w:ascii="Times New Roman" w:hAnsi="Times New Roman" w:eastAsia="宋体"/>
-                <w:b w:val="0"/>
-                <w:i w:val="0"/>
-                <w:sz w:val="17"/>
-              </w:rPr>
-              <w:t>0.0021</w:t>
-            </w:r>
-          </w:p>
-        </w:tc>
-      </w:tr>
-      <w:tr>
-        <w:tc>
-          <w:tcPr>
-            <w:tcW w:type="dxa" w:w="1008"/>
-          </w:tcPr>
-          <w:p>
-            <w:pPr>
-              <w:spacing w:after="30" w:line="252" w:lineRule="auto"/>
-            </w:pPr>
-            <w:r/>
-            <w:r>
-              <w:rPr>
-                <w:rFonts w:ascii="Times New Roman" w:hAnsi="Times New Roman" w:eastAsia="宋体"/>
-                <w:b w:val="0"/>
-                <w:i w:val="0"/>
-                <w:sz w:val="17"/>
-              </w:rPr>
-              <w:t>6</w:t>
-            </w:r>
-          </w:p>
-        </w:tc>
-        <w:tc>
-          <w:tcPr>
-            <w:tcW w:type="dxa" w:w="2448"/>
-          </w:tcPr>
-          <w:p>
-            <w:pPr>
-              <w:spacing w:after="30" w:line="252" w:lineRule="auto"/>
-            </w:pPr>
-            <w:r/>
-            <w:r>
-              <w:rPr>
-                <w:rFonts w:ascii="Times New Roman" w:hAnsi="Times New Roman" w:eastAsia="宋体"/>
-                <w:b w:val="0"/>
-                <w:i w:val="0"/>
-                <w:sz w:val="17"/>
-              </w:rPr>
-              <w:t>gdpuls</w:t>
-            </w:r>
-          </w:p>
-        </w:tc>
-        <w:tc>
-          <w:tcPr>
-            <w:tcW w:type="dxa" w:w="2304"/>
-          </w:tcPr>
-          <w:p>
-            <w:pPr>
-              <w:spacing w:after="30" w:line="252" w:lineRule="auto"/>
-            </w:pPr>
-            <w:r/>
-            <w:r>
-              <w:rPr>
-                <w:rFonts w:ascii="Times New Roman" w:hAnsi="Times New Roman" w:eastAsia="宋体"/>
-                <w:b w:val="0"/>
-                <w:i w:val="0"/>
-                <w:sz w:val="17"/>
-              </w:rPr>
-              <w:t>0.0219</w:t>
-            </w:r>
-          </w:p>
-        </w:tc>
-        <w:tc>
-          <w:tcPr>
-            <w:tcW w:type="dxa" w:w="1296"/>
-          </w:tcPr>
-          <w:p>
-            <w:pPr>
-              <w:spacing w:after="30" w:line="252" w:lineRule="auto"/>
-            </w:pPr>
-            <w:r/>
-            <w:r>
-              <w:rPr>
-                <w:rFonts w:ascii="Times New Roman" w:hAnsi="Times New Roman" w:eastAsia="宋体"/>
-                <w:b w:val="0"/>
-                <w:i w:val="0"/>
-                <w:sz w:val="17"/>
-              </w:rPr>
-              <w:t>0.0031</w:t>
-            </w:r>
-          </w:p>
-        </w:tc>
-      </w:tr>
-      <w:tr>
-        <w:tc>
-          <w:tcPr>
-            <w:tcW w:type="dxa" w:w="1008"/>
-          </w:tcPr>
-          <w:p>
-            <w:pPr>
-              <w:spacing w:after="30" w:line="252" w:lineRule="auto"/>
-            </w:pPr>
-            <w:r/>
-            <w:r>
-              <w:rPr>
-                <w:rFonts w:ascii="Times New Roman" w:hAnsi="Times New Roman" w:eastAsia="宋体"/>
-                <w:b w:val="0"/>
-                <w:i w:val="0"/>
-                <w:sz w:val="17"/>
-              </w:rPr>
-              <w:t>7</w:t>
-            </w:r>
-          </w:p>
-        </w:tc>
-        <w:tc>
-          <w:tcPr>
-            <w:tcW w:type="dxa" w:w="2448"/>
-          </w:tcPr>
-          <w:p>
-            <w:pPr>
-              <w:spacing w:after="30" w:line="252" w:lineRule="auto"/>
-            </w:pPr>
-            <w:r/>
-            <w:r>
-              <w:rPr>
-                <w:rFonts w:ascii="Times New Roman" w:hAnsi="Times New Roman" w:eastAsia="宋体"/>
-                <w:b w:val="0"/>
-                <w:i w:val="0"/>
-                <w:sz w:val="17"/>
-              </w:rPr>
-              <w:t>shift</w:t>
-            </w:r>
-          </w:p>
-        </w:tc>
-        <w:tc>
-          <w:tcPr>
-            <w:tcW w:type="dxa" w:w="2304"/>
-          </w:tcPr>
-          <w:p>
-            <w:pPr>
-              <w:spacing w:after="30" w:line="252" w:lineRule="auto"/>
-            </w:pPr>
-            <w:r/>
-            <w:r>
-              <w:rPr>
-                <w:rFonts w:ascii="Times New Roman" w:hAnsi="Times New Roman" w:eastAsia="宋体"/>
-                <w:b w:val="0"/>
-                <w:i w:val="0"/>
-                <w:sz w:val="17"/>
-              </w:rPr>
-              <w:t>0.0099</w:t>
-            </w:r>
-          </w:p>
-        </w:tc>
-        <w:tc>
-          <w:tcPr>
-            <w:tcW w:type="dxa" w:w="1296"/>
-          </w:tcPr>
-          <w:p>
-            <w:pPr>
-              <w:spacing w:after="30" w:line="252" w:lineRule="auto"/>
-            </w:pPr>
-            <w:r/>
-            <w:r>
-              <w:rPr>
-                <w:rFonts w:ascii="Times New Roman" w:hAnsi="Times New Roman" w:eastAsia="宋体"/>
-                <w:b w:val="0"/>
-                <w:i w:val="0"/>
-                <w:sz w:val="17"/>
-              </w:rPr>
-              <w:t>0.0018</w:t>
-            </w:r>
-          </w:p>
-        </w:tc>
-      </w:tr>
-      <w:tr>
-        <w:tc>
-          <w:tcPr>
-            <w:tcW w:type="dxa" w:w="1008"/>
-          </w:tcPr>
-          <w:p>
-            <w:pPr>
-              <w:spacing w:after="30" w:line="252" w:lineRule="auto"/>
-            </w:pPr>
-            <w:r/>
-            <w:r>
-              <w:rPr>
-                <w:rFonts w:ascii="Times New Roman" w:hAnsi="Times New Roman" w:eastAsia="宋体"/>
-                <w:b w:val="0"/>
-                <w:i w:val="0"/>
-                <w:sz w:val="17"/>
-              </w:rPr>
-              <w:t>8</w:t>
-            </w:r>
-          </w:p>
-        </w:tc>
-        <w:tc>
-          <w:tcPr>
-            <w:tcW w:type="dxa" w:w="2448"/>
-          </w:tcPr>
-          <w:p>
-            <w:pPr>
-              <w:spacing w:after="30" w:line="252" w:lineRule="auto"/>
-            </w:pPr>
-            <w:r/>
-            <w:r>
-              <w:rPr>
-                <w:rFonts w:ascii="Times New Roman" w:hAnsi="Times New Roman" w:eastAsia="宋体"/>
-                <w:b w:val="0"/>
-                <w:i w:val="0"/>
-                <w:sz w:val="17"/>
-              </w:rPr>
-              <w:t>nbumps3</w:t>
-            </w:r>
-          </w:p>
-        </w:tc>
-        <w:tc>
-          <w:tcPr>
-            <w:tcW w:type="dxa" w:w="2304"/>
-          </w:tcPr>
-          <w:p>
-            <w:pPr>
-              <w:spacing w:after="30" w:line="252" w:lineRule="auto"/>
-            </w:pPr>
-            <w:r/>
-            <w:r>
-              <w:rPr>
-                <w:rFonts w:ascii="Times New Roman" w:hAnsi="Times New Roman" w:eastAsia="宋体"/>
-                <w:b w:val="0"/>
-                <w:i w:val="0"/>
-                <w:sz w:val="17"/>
-              </w:rPr>
-              <w:t>0.0094</w:t>
-            </w:r>
-          </w:p>
-        </w:tc>
-        <w:tc>
-          <w:tcPr>
-            <w:tcW w:type="dxa" w:w="1296"/>
-          </w:tcPr>
-          <w:p>
-            <w:pPr>
-              <w:spacing w:after="30" w:line="252" w:lineRule="auto"/>
-            </w:pPr>
-            <w:r/>
-            <w:r>
-              <w:rPr>
-                <w:rFonts w:ascii="Times New Roman" w:hAnsi="Times New Roman" w:eastAsia="宋体"/>
-                <w:b w:val="0"/>
-                <w:i w:val="0"/>
-                <w:sz w:val="17"/>
-              </w:rPr>
-              <w:t>0.0018</w:t>
-            </w:r>
-          </w:p>
-        </w:tc>
-      </w:tr>
-    </w:tbl>
-    <w:p>
-      <w:pPr>
-        <w:spacing w:after="240" w:before="0" w:line="312" w:lineRule="auto"/>
-        <w:jc w:val="center"/>
-      </w:pPr>
-      <w:r>
-        <w:rPr>
-          <w:rFonts w:ascii="Times New Roman" w:hAnsi="Times New Roman" w:eastAsia="宋体"/>
-          <w:b w:val="0"/>
-          <w:i/>
-          <w:sz w:val="17"/>
-        </w:rPr>
-        <w:t>Table 7. Permutation importance (drop in ROC-AUC when a column is shuffled), bagged CART fitted on all records, 5 repeats.</w:t>
-      </w:r>
-    </w:p>
-    <w:p>
-      <w:pPr>
-        <w:spacing w:after="140" w:before="0" w:line="312" w:lineRule="auto"/>
-      </w:pPr>
-      <w:r>
-        <w:rPr>
-          <w:rFonts w:ascii="Times New Roman" w:hAnsi="Times New Roman" w:eastAsia="宋体"/>
-          <w:b w:val="0"/>
-          <w:i w:val="0"/>
-          <w:sz w:val="21"/>
-        </w:rPr>
-        <w:t>The signal is dominated by low-energy bump counts and by the previous shift’s geophone energy and pulse count. The categorical hazard assessments contribute little on top of the continuous monitoring channels — an observation worth re-checking with a model that incorporates explicit mechanism constraints, since permutation importance on correlated features understates the contribution of each member of a correlated group.</w:t>
-      </w:r>
-    </w:p>
-    <w:p>
-      <w:pPr>
-        <w:spacing w:after="80" w:before="180" w:line="312" w:lineRule="auto"/>
-      </w:pPr>
-      <w:r>
-        <w:rPr>
-          <w:rFonts w:ascii="Times New Roman" w:hAnsi="Times New Roman" w:eastAsia="宋体"/>
-          <w:b/>
-          <w:i w:val="0"/>
-          <w:sz w:val="23"/>
-        </w:rPr>
-        <w:t>4.5  Probability calibration</w:t>
-      </w:r>
-    </w:p>
-    <w:p>
-      <w:pPr>
-        <w:spacing w:after="140" w:before="0" w:line="312" w:lineRule="auto"/>
-      </w:pPr>
-      <w:r>
-        <w:rPr>
-          <w:rFonts w:ascii="Times New Roman" w:hAnsi="Times New Roman" w:eastAsia="宋体"/>
-          <w:b w:val="0"/>
-          <w:i w:val="0"/>
-          <w:sz w:val="21"/>
-        </w:rPr>
-        <w:t>Balanced class weights affect the logistic model's probability scale, while CART is unweighted. The logistic output receives a prior correction estimated from historical training data; CART is reported as fitted.</w:t>
-      </w:r>
-    </w:p>
-    <w:tbl>
-      <w:tblPr>
-        <w:tblStyle w:val="TableGrid"/>
-        <w:tblW w:type="auto" w:w="0"/>
-        <w:jc w:val="center"/>
-        <w:tblLook w:firstColumn="1" w:firstRow="1" w:lastColumn="0" w:lastRow="0" w:noHBand="0" w:noVBand="1" w:val="04A0"/>
-      </w:tblPr>
-      <w:tblGrid>
-        <w:gridCol w:w="1170"/>
-        <w:gridCol w:w="1170"/>
-        <w:gridCol w:w="1170"/>
-        <w:gridCol w:w="1170"/>
-        <w:gridCol w:w="1170"/>
-        <w:gridCol w:w="1170"/>
-        <w:gridCol w:w="1170"/>
-        <w:gridCol w:w="1170"/>
-      </w:tblGrid>
-      <w:tr>
-        <w:tc>
-          <w:tcPr>
-            <w:tcW w:type="dxa" w:w="936"/>
-          </w:tcPr>
-          <w:p>
-            <w:pPr>
-              <w:spacing w:after="30" w:line="252" w:lineRule="auto"/>
-            </w:pPr>
-            <w:r/>
-            <w:r>
-              <w:rPr>
-                <w:rFonts w:ascii="Times New Roman" w:hAnsi="Times New Roman" w:eastAsia="宋体"/>
-                <w:b/>
-                <w:i w:val="0"/>
-                <w:sz w:val="17"/>
-              </w:rPr>
-              <w:t>Model</w:t>
-            </w:r>
-          </w:p>
-        </w:tc>
-        <w:tc>
-          <w:tcPr>
-            <w:tcW w:type="dxa" w:w="2520"/>
-          </w:tcPr>
-          <w:p>
-            <w:pPr>
-              <w:spacing w:after="30" w:line="252" w:lineRule="auto"/>
-            </w:pPr>
-            <w:r/>
-            <w:r>
-              <w:rPr>
-                <w:rFonts w:ascii="Times New Roman" w:hAnsi="Times New Roman" w:eastAsia="宋体"/>
-                <w:b/>
-                <w:i w:val="0"/>
-                <w:sz w:val="17"/>
+                <w:sz w:val="18"/>
               </w:rPr>
               <w:t>Variant</w:t>
             </w:r>
@@ -4764,19 +2297,23 @@
         </w:tc>
         <w:tc>
           <w:tcPr>
-            <w:tcW w:type="dxa" w:w="1008"/>
+            <w:tcW w:type="dxa" w:w="1632"/>
+            <w:tcBorders>
+              <w:top w:val="single" w:sz="4" w:color="D9D9D9"/>
+              <w:left w:val="single" w:sz="4" w:color="D9D9D9"/>
+              <w:bottom w:val="single" w:sz="4" w:color="D9D9D9"/>
+              <w:right w:val="single" w:sz="4" w:color="D9D9D9"/>
+            </w:tcBorders>
+            <w:shd w:fill="E8EDF2"/>
           </w:tcPr>
           <w:p>
             <w:pPr>
-              <w:spacing w:after="30" w:line="252" w:lineRule="auto"/>
+              <w:spacing w:before="80" w:after="80"/>
             </w:pPr>
-            <w:r/>
             <w:r>
               <w:rPr>
-                <w:rFonts w:ascii="Times New Roman" w:hAnsi="Times New Roman" w:eastAsia="宋体"/>
                 <w:b/>
-                <w:i w:val="0"/>
-                <w:sz w:val="17"/>
+                <w:sz w:val="18"/>
               </w:rPr>
               <w:t>Brier</w:t>
             </w:r>
@@ -4784,39 +2321,23 @@
         </w:tc>
         <w:tc>
           <w:tcPr>
-            <w:tcW w:type="dxa" w:w="864"/>
+            <w:tcW w:type="dxa" w:w="1632"/>
+            <w:tcBorders>
+              <w:top w:val="single" w:sz="4" w:color="D9D9D9"/>
+              <w:left w:val="single" w:sz="4" w:color="D9D9D9"/>
+              <w:bottom w:val="single" w:sz="4" w:color="D9D9D9"/>
+              <w:right w:val="single" w:sz="4" w:color="D9D9D9"/>
+            </w:tcBorders>
+            <w:shd w:fill="E8EDF2"/>
           </w:tcPr>
           <w:p>
             <w:pPr>
-              <w:spacing w:after="30" w:line="252" w:lineRule="auto"/>
+              <w:spacing w:before="80" w:after="80"/>
             </w:pPr>
-            <w:r/>
             <w:r>
               <w:rPr>
-                <w:rFonts w:ascii="Times New Roman" w:hAnsi="Times New Roman" w:eastAsia="宋体"/>
                 <w:b/>
-                <w:i w:val="0"/>
-                <w:sz w:val="17"/>
-              </w:rPr>
-              <w:t>Skill</w:t>
-            </w:r>
-          </w:p>
-        </w:tc>
-        <w:tc>
-          <w:tcPr>
-            <w:tcW w:type="dxa" w:w="936"/>
-          </w:tcPr>
-          <w:p>
-            <w:pPr>
-              <w:spacing w:after="30" w:line="252" w:lineRule="auto"/>
-            </w:pPr>
-            <w:r/>
-            <w:r>
-              <w:rPr>
-                <w:rFonts w:ascii="Times New Roman" w:hAnsi="Times New Roman" w:eastAsia="宋体"/>
-                <w:b/>
-                <w:i w:val="0"/>
-                <w:sz w:val="17"/>
+                <w:sz w:val="18"/>
               </w:rPr>
               <w:t>ECE</w:t>
             </w:r>
@@ -4824,59 +2345,47 @@
         </w:tc>
         <w:tc>
           <w:tcPr>
-            <w:tcW w:type="dxa" w:w="936"/>
+            <w:tcW w:type="dxa" w:w="1632"/>
+            <w:tcBorders>
+              <w:top w:val="single" w:sz="4" w:color="D9D9D9"/>
+              <w:left w:val="single" w:sz="4" w:color="D9D9D9"/>
+              <w:bottom w:val="single" w:sz="4" w:color="D9D9D9"/>
+              <w:right w:val="single" w:sz="4" w:color="D9D9D9"/>
+            </w:tcBorders>
+            <w:shd w:fill="E8EDF2"/>
           </w:tcPr>
           <w:p>
             <w:pPr>
-              <w:spacing w:after="30" w:line="252" w:lineRule="auto"/>
+              <w:spacing w:before="80" w:after="80"/>
             </w:pPr>
-            <w:r/>
             <w:r>
               <w:rPr>
-                <w:rFonts w:ascii="Times New Roman" w:hAnsi="Times New Roman" w:eastAsia="宋体"/>
                 <w:b/>
-                <w:i w:val="0"/>
-                <w:sz w:val="17"/>
+                <w:sz w:val="18"/>
               </w:rPr>
-              <w:t>MCE</w:t>
+              <w:t>Mean prediction</w:t>
             </w:r>
           </w:p>
         </w:tc>
         <w:tc>
           <w:tcPr>
-            <w:tcW w:type="dxa" w:w="1368"/>
+            <w:tcW w:type="dxa" w:w="1632"/>
+            <w:tcBorders>
+              <w:top w:val="single" w:sz="4" w:color="D9D9D9"/>
+              <w:left w:val="single" w:sz="4" w:color="D9D9D9"/>
+              <w:bottom w:val="single" w:sz="4" w:color="D9D9D9"/>
+              <w:right w:val="single" w:sz="4" w:color="D9D9D9"/>
+            </w:tcBorders>
+            <w:shd w:fill="E8EDF2"/>
           </w:tcPr>
           <w:p>
             <w:pPr>
-              <w:spacing w:after="30" w:line="252" w:lineRule="auto"/>
+              <w:spacing w:before="80" w:after="80"/>
             </w:pPr>
-            <w:r/>
             <w:r>
               <w:rPr>
-                <w:rFonts w:ascii="Times New Roman" w:hAnsi="Times New Roman" w:eastAsia="宋体"/>
                 <w:b/>
-                <w:i w:val="0"/>
-                <w:sz w:val="17"/>
-              </w:rPr>
-              <w:t>Mean predicted</w:t>
-            </w:r>
-          </w:p>
-        </w:tc>
-        <w:tc>
-          <w:tcPr>
-            <w:tcW w:type="dxa" w:w="1080"/>
-          </w:tcPr>
-          <w:p>
-            <w:pPr>
-              <w:spacing w:after="30" w:line="252" w:lineRule="auto"/>
-            </w:pPr>
-            <w:r/>
-            <w:r>
-              <w:rPr>
-                <w:rFonts w:ascii="Times New Roman" w:hAnsi="Times New Roman" w:eastAsia="宋体"/>
-                <w:b/>
-                <w:i w:val="0"/>
-                <w:sz w:val="17"/>
+                <w:sz w:val="18"/>
               </w:rPr>
               <w:t>Observed</w:t>
             </w:r>
@@ -4884,21 +2393,27 @@
         </w:tc>
       </w:tr>
       <w:tr>
+        <w:trPr>
+          <w:cantSplit/>
+        </w:trPr>
         <w:tc>
           <w:tcPr>
-            <w:tcW w:type="dxa" w:w="936"/>
+            <w:tcW w:type="dxa" w:w="1632"/>
+            <w:tcBorders>
+              <w:top w:val="single" w:sz="4" w:color="D9D9D9"/>
+              <w:left w:val="single" w:sz="4" w:color="D9D9D9"/>
+              <w:bottom w:val="single" w:sz="4" w:color="D9D9D9"/>
+              <w:right w:val="single" w:sz="4" w:color="D9D9D9"/>
+            </w:tcBorders>
           </w:tcPr>
           <w:p>
             <w:pPr>
-              <w:spacing w:after="30" w:line="252" w:lineRule="auto"/>
+              <w:spacing w:before="80" w:after="80"/>
             </w:pPr>
-            <w:r/>
             <w:r>
               <w:rPr>
-                <w:rFonts w:ascii="Times New Roman" w:hAnsi="Times New Roman" w:eastAsia="宋体"/>
                 <w:b w:val="0"/>
-                <w:i w:val="0"/>
-                <w:sz w:val="17"/>
+                <w:sz w:val="18"/>
               </w:rPr>
               <w:t>LR</w:t>
             </w:r>
@@ -4906,39 +2421,45 @@
         </w:tc>
         <w:tc>
           <w:tcPr>
-            <w:tcW w:type="dxa" w:w="2520"/>
+            <w:tcW w:type="dxa" w:w="1632"/>
+            <w:tcBorders>
+              <w:top w:val="single" w:sz="4" w:color="D9D9D9"/>
+              <w:left w:val="single" w:sz="4" w:color="D9D9D9"/>
+              <w:bottom w:val="single" w:sz="4" w:color="D9D9D9"/>
+              <w:right w:val="single" w:sz="4" w:color="D9D9D9"/>
+            </w:tcBorders>
           </w:tcPr>
           <w:p>
             <w:pPr>
-              <w:spacing w:after="30" w:line="252" w:lineRule="auto"/>
+              <w:spacing w:before="80" w:after="80"/>
             </w:pPr>
-            <w:r/>
             <w:r>
               <w:rPr>
-                <w:rFonts w:ascii="Times New Roman" w:hAnsi="Times New Roman" w:eastAsia="宋体"/>
                 <w:b w:val="0"/>
-                <w:i w:val="0"/>
-                <w:sz w:val="17"/>
+                <w:sz w:val="18"/>
               </w:rPr>
-              <w:t>as fitted (class-weighted)</w:t>
+              <w:t>As fitted</w:t>
             </w:r>
           </w:p>
         </w:tc>
         <w:tc>
           <w:tcPr>
-            <w:tcW w:type="dxa" w:w="1008"/>
+            <w:tcW w:type="dxa" w:w="1632"/>
+            <w:tcBorders>
+              <w:top w:val="single" w:sz="4" w:color="D9D9D9"/>
+              <w:left w:val="single" w:sz="4" w:color="D9D9D9"/>
+              <w:bottom w:val="single" w:sz="4" w:color="D9D9D9"/>
+              <w:right w:val="single" w:sz="4" w:color="D9D9D9"/>
+            </w:tcBorders>
           </w:tcPr>
           <w:p>
             <w:pPr>
-              <w:spacing w:after="30" w:line="252" w:lineRule="auto"/>
+              <w:spacing w:before="80" w:after="80"/>
             </w:pPr>
-            <w:r/>
             <w:r>
               <w:rPr>
-                <w:rFonts w:ascii="Times New Roman" w:hAnsi="Times New Roman" w:eastAsia="宋体"/>
                 <w:b w:val="0"/>
-                <w:i w:val="0"/>
-                <w:sz w:val="17"/>
+                <w:sz w:val="18"/>
               </w:rPr>
               <w:t>0.1462</w:t>
             </w:r>
@@ -4946,39 +2467,22 @@
         </w:tc>
         <w:tc>
           <w:tcPr>
-            <w:tcW w:type="dxa" w:w="864"/>
+            <w:tcW w:type="dxa" w:w="1632"/>
+            <w:tcBorders>
+              <w:top w:val="single" w:sz="4" w:color="D9D9D9"/>
+              <w:left w:val="single" w:sz="4" w:color="D9D9D9"/>
+              <w:bottom w:val="single" w:sz="4" w:color="D9D9D9"/>
+              <w:right w:val="single" w:sz="4" w:color="D9D9D9"/>
+            </w:tcBorders>
           </w:tcPr>
           <w:p>
             <w:pPr>
-              <w:spacing w:after="30" w:line="252" w:lineRule="auto"/>
+              <w:spacing w:before="80" w:after="80"/>
             </w:pPr>
-            <w:r/>
             <w:r>
               <w:rPr>
-                <w:rFonts w:ascii="Times New Roman" w:hAnsi="Times New Roman" w:eastAsia="宋体"/>
                 <w:b w:val="0"/>
-                <w:i w:val="0"/>
-                <w:sz w:val="17"/>
-              </w:rPr>
-              <w:t>-2.579</w:t>
-            </w:r>
-          </w:p>
-        </w:tc>
-        <w:tc>
-          <w:tcPr>
-            <w:tcW w:type="dxa" w:w="936"/>
-          </w:tcPr>
-          <w:p>
-            <w:pPr>
-              <w:spacing w:after="30" w:line="252" w:lineRule="auto"/>
-            </w:pPr>
-            <w:r/>
-            <w:r>
-              <w:rPr>
-                <w:rFonts w:ascii="Times New Roman" w:hAnsi="Times New Roman" w:eastAsia="宋体"/>
-                <w:b w:val="0"/>
-                <w:i w:val="0"/>
-                <w:sz w:val="17"/>
+                <w:sz w:val="18"/>
               </w:rPr>
               <w:t>0.2904</w:t>
             </w:r>
@@ -4986,39 +2490,22 @@
         </w:tc>
         <w:tc>
           <w:tcPr>
-            <w:tcW w:type="dxa" w:w="936"/>
+            <w:tcW w:type="dxa" w:w="1632"/>
+            <w:tcBorders>
+              <w:top w:val="single" w:sz="4" w:color="D9D9D9"/>
+              <w:left w:val="single" w:sz="4" w:color="D9D9D9"/>
+              <w:bottom w:val="single" w:sz="4" w:color="D9D9D9"/>
+              <w:right w:val="single" w:sz="4" w:color="D9D9D9"/>
+            </w:tcBorders>
           </w:tcPr>
           <w:p>
             <w:pPr>
-              <w:spacing w:after="30" w:line="252" w:lineRule="auto"/>
+              <w:spacing w:before="80" w:after="80"/>
             </w:pPr>
-            <w:r/>
             <w:r>
               <w:rPr>
-                <w:rFonts w:ascii="Times New Roman" w:hAnsi="Times New Roman" w:eastAsia="宋体"/>
                 <w:b w:val="0"/>
-                <w:i w:val="0"/>
-                <w:sz w:val="17"/>
-              </w:rPr>
-              <w:t>0.5701</w:t>
-            </w:r>
-          </w:p>
-        </w:tc>
-        <w:tc>
-          <w:tcPr>
-            <w:tcW w:type="dxa" w:w="1368"/>
-          </w:tcPr>
-          <w:p>
-            <w:pPr>
-              <w:spacing w:after="30" w:line="252" w:lineRule="auto"/>
-            </w:pPr>
-            <w:r/>
-            <w:r>
-              <w:rPr>
-                <w:rFonts w:ascii="Times New Roman" w:hAnsi="Times New Roman" w:eastAsia="宋体"/>
-                <w:b w:val="0"/>
-                <w:i w:val="0"/>
-                <w:sz w:val="17"/>
+                <w:sz w:val="18"/>
               </w:rPr>
               <w:t>0.3331</w:t>
             </w:r>
@@ -5026,19 +2513,22 @@
         </w:tc>
         <w:tc>
           <w:tcPr>
-            <w:tcW w:type="dxa" w:w="1080"/>
+            <w:tcW w:type="dxa" w:w="1632"/>
+            <w:tcBorders>
+              <w:top w:val="single" w:sz="4" w:color="D9D9D9"/>
+              <w:left w:val="single" w:sz="4" w:color="D9D9D9"/>
+              <w:bottom w:val="single" w:sz="4" w:color="D9D9D9"/>
+              <w:right w:val="single" w:sz="4" w:color="D9D9D9"/>
+            </w:tcBorders>
           </w:tcPr>
           <w:p>
             <w:pPr>
-              <w:spacing w:after="30" w:line="252" w:lineRule="auto"/>
+              <w:spacing w:before="80" w:after="80"/>
             </w:pPr>
-            <w:r/>
             <w:r>
               <w:rPr>
-                <w:rFonts w:ascii="Times New Roman" w:hAnsi="Times New Roman" w:eastAsia="宋体"/>
                 <w:b w:val="0"/>
-                <w:i w:val="0"/>
-                <w:sz w:val="17"/>
+                <w:sz w:val="18"/>
               </w:rPr>
               <w:t>0.0427</w:t>
             </w:r>
@@ -5046,21 +2536,27 @@
         </w:tc>
       </w:tr>
       <w:tr>
+        <w:trPr>
+          <w:cantSplit/>
+        </w:trPr>
         <w:tc>
           <w:tcPr>
-            <w:tcW w:type="dxa" w:w="936"/>
+            <w:tcW w:type="dxa" w:w="1632"/>
+            <w:tcBorders>
+              <w:top w:val="single" w:sz="4" w:color="D9D9D9"/>
+              <w:left w:val="single" w:sz="4" w:color="D9D9D9"/>
+              <w:bottom w:val="single" w:sz="4" w:color="D9D9D9"/>
+              <w:right w:val="single" w:sz="4" w:color="D9D9D9"/>
+            </w:tcBorders>
           </w:tcPr>
           <w:p>
             <w:pPr>
-              <w:spacing w:after="30" w:line="252" w:lineRule="auto"/>
+              <w:spacing w:before="80" w:after="80"/>
             </w:pPr>
-            <w:r/>
             <w:r>
               <w:rPr>
-                <w:rFonts w:ascii="Times New Roman" w:hAnsi="Times New Roman" w:eastAsia="宋体"/>
                 <w:b w:val="0"/>
-                <w:i w:val="0"/>
-                <w:sz w:val="17"/>
+                <w:sz w:val="18"/>
               </w:rPr>
               <w:t>LR</w:t>
             </w:r>
@@ -5068,139 +2564,114 @@
         </w:tc>
         <w:tc>
           <w:tcPr>
-            <w:tcW w:type="dxa" w:w="2520"/>
+            <w:tcW w:type="dxa" w:w="1632"/>
+            <w:tcBorders>
+              <w:top w:val="single" w:sz="4" w:color="D9D9D9"/>
+              <w:left w:val="single" w:sz="4" w:color="D9D9D9"/>
+              <w:bottom w:val="single" w:sz="4" w:color="D9D9D9"/>
+              <w:right w:val="single" w:sz="4" w:color="D9D9D9"/>
+            </w:tcBorders>
           </w:tcPr>
           <w:p>
             <w:pPr>
-              <w:spacing w:after="30" w:line="252" w:lineRule="auto"/>
+              <w:spacing w:before="80" w:after="80"/>
             </w:pPr>
-            <w:r/>
             <w:r>
               <w:rPr>
-                <w:rFonts w:ascii="Times New Roman" w:hAnsi="Times New Roman" w:eastAsia="宋体"/>
                 <w:b w:val="0"/>
-                <w:i w:val="0"/>
-                <w:sz w:val="17"/>
+                <w:sz w:val="18"/>
               </w:rPr>
-              <w:t>after prior correction</w:t>
+              <w:t>Fold prior correction</w:t>
             </w:r>
           </w:p>
         </w:tc>
         <w:tc>
           <w:tcPr>
-            <w:tcW w:type="dxa" w:w="1008"/>
+            <w:tcW w:type="dxa" w:w="1632"/>
+            <w:tcBorders>
+              <w:top w:val="single" w:sz="4" w:color="D9D9D9"/>
+              <w:left w:val="single" w:sz="4" w:color="D9D9D9"/>
+              <w:bottom w:val="single" w:sz="4" w:color="D9D9D9"/>
+              <w:right w:val="single" w:sz="4" w:color="D9D9D9"/>
+            </w:tcBorders>
           </w:tcPr>
           <w:p>
             <w:pPr>
-              <w:spacing w:after="30" w:line="252" w:lineRule="auto"/>
+              <w:spacing w:before="80" w:after="80"/>
             </w:pPr>
-            <w:r/>
             <w:r>
               <w:rPr>
-                <w:rFonts w:ascii="Times New Roman" w:hAnsi="Times New Roman" w:eastAsia="宋体"/>
                 <w:b w:val="0"/>
-                <w:i w:val="0"/>
-                <w:sz w:val="17"/>
+                <w:sz w:val="18"/>
               </w:rPr>
-              <w:t>0.0418</w:t>
+              <w:t>0.0439</w:t>
             </w:r>
           </w:p>
         </w:tc>
         <w:tc>
           <w:tcPr>
-            <w:tcW w:type="dxa" w:w="864"/>
+            <w:tcW w:type="dxa" w:w="1632"/>
+            <w:tcBorders>
+              <w:top w:val="single" w:sz="4" w:color="D9D9D9"/>
+              <w:left w:val="single" w:sz="4" w:color="D9D9D9"/>
+              <w:bottom w:val="single" w:sz="4" w:color="D9D9D9"/>
+              <w:right w:val="single" w:sz="4" w:color="D9D9D9"/>
+            </w:tcBorders>
           </w:tcPr>
           <w:p>
             <w:pPr>
-              <w:spacing w:after="30" w:line="252" w:lineRule="auto"/>
+              <w:spacing w:before="80" w:after="80"/>
             </w:pPr>
-            <w:r/>
             <w:r>
               <w:rPr>
-                <w:rFonts w:ascii="Times New Roman" w:hAnsi="Times New Roman" w:eastAsia="宋体"/>
                 <w:b w:val="0"/>
-                <w:i w:val="0"/>
-                <w:sz w:val="17"/>
+                <w:sz w:val="18"/>
               </w:rPr>
-              <w:t>-0.0233</w:t>
+              <w:t>0.0271</w:t>
             </w:r>
           </w:p>
         </w:tc>
         <w:tc>
           <w:tcPr>
-            <w:tcW w:type="dxa" w:w="936"/>
+            <w:tcW w:type="dxa" w:w="1632"/>
+            <w:tcBorders>
+              <w:top w:val="single" w:sz="4" w:color="D9D9D9"/>
+              <w:left w:val="single" w:sz="4" w:color="D9D9D9"/>
+              <w:bottom w:val="single" w:sz="4" w:color="D9D9D9"/>
+              <w:right w:val="single" w:sz="4" w:color="D9D9D9"/>
+            </w:tcBorders>
           </w:tcPr>
           <w:p>
             <w:pPr>
-              <w:spacing w:after="30" w:line="252" w:lineRule="auto"/>
+              <w:spacing w:before="80" w:after="80"/>
             </w:pPr>
-            <w:r/>
             <w:r>
               <w:rPr>
-                <w:rFonts w:ascii="Times New Roman" w:hAnsi="Times New Roman" w:eastAsia="宋体"/>
                 <w:b w:val="0"/>
-                <w:i w:val="0"/>
-                <w:sz w:val="17"/>
+                <w:sz w:val="18"/>
               </w:rPr>
-              <w:t>0.0181</w:t>
+              <w:t>0.0694</w:t>
             </w:r>
           </w:p>
         </w:tc>
         <w:tc>
           <w:tcPr>
-            <w:tcW w:type="dxa" w:w="936"/>
+            <w:tcW w:type="dxa" w:w="1632"/>
+            <w:tcBorders>
+              <w:top w:val="single" w:sz="4" w:color="D9D9D9"/>
+              <w:left w:val="single" w:sz="4" w:color="D9D9D9"/>
+              <w:bottom w:val="single" w:sz="4" w:color="D9D9D9"/>
+              <w:right w:val="single" w:sz="4" w:color="D9D9D9"/>
+            </w:tcBorders>
           </w:tcPr>
           <w:p>
             <w:pPr>
-              <w:spacing w:after="30" w:line="252" w:lineRule="auto"/>
+              <w:spacing w:before="80" w:after="80"/>
             </w:pPr>
-            <w:r/>
             <w:r>
               <w:rPr>
-                <w:rFonts w:ascii="Times New Roman" w:hAnsi="Times New Roman" w:eastAsia="宋体"/>
                 <w:b w:val="0"/>
-                <w:i w:val="0"/>
-                <w:sz w:val="17"/>
-              </w:rPr>
-              <w:t>0.0669</w:t>
-            </w:r>
-          </w:p>
-        </w:tc>
-        <w:tc>
-          <w:tcPr>
-            <w:tcW w:type="dxa" w:w="1368"/>
-          </w:tcPr>
-          <w:p>
-            <w:pPr>
-              <w:spacing w:after="30" w:line="252" w:lineRule="auto"/>
-            </w:pPr>
-            <w:r/>
-            <w:r>
-              <w:rPr>
-                <w:rFonts w:ascii="Times New Roman" w:hAnsi="Times New Roman" w:eastAsia="宋体"/>
-                <w:b w:val="0"/>
-                <w:i w:val="0"/>
-                <w:sz w:val="17"/>
-              </w:rPr>
-              <w:t>0.0524</w:t>
-            </w:r>
-          </w:p>
-        </w:tc>
-        <w:tc>
-          <w:tcPr>
-            <w:tcW w:type="dxa" w:w="1080"/>
-          </w:tcPr>
-          <w:p>
-            <w:pPr>
-              <w:spacing w:after="30" w:line="252" w:lineRule="auto"/>
-            </w:pPr>
-            <w:r/>
-            <w:r>
-              <w:rPr>
-                <w:rFonts w:ascii="Times New Roman" w:hAnsi="Times New Roman" w:eastAsia="宋体"/>
-                <w:b w:val="0"/>
-                <w:i w:val="0"/>
-                <w:sz w:val="17"/>
+                <w:sz w:val="18"/>
               </w:rPr>
               <w:t>0.0427</w:t>
             </w:r>
@@ -5208,21 +2679,27 @@
         </w:tc>
       </w:tr>
       <w:tr>
+        <w:trPr>
+          <w:cantSplit/>
+        </w:trPr>
         <w:tc>
           <w:tcPr>
-            <w:tcW w:type="dxa" w:w="936"/>
+            <w:tcW w:type="dxa" w:w="1632"/>
+            <w:tcBorders>
+              <w:top w:val="single" w:sz="4" w:color="D9D9D9"/>
+              <w:left w:val="single" w:sz="4" w:color="D9D9D9"/>
+              <w:bottom w:val="single" w:sz="4" w:color="D9D9D9"/>
+              <w:right w:val="single" w:sz="4" w:color="D9D9D9"/>
+            </w:tcBorders>
           </w:tcPr>
           <w:p>
             <w:pPr>
-              <w:spacing w:after="30" w:line="252" w:lineRule="auto"/>
+              <w:spacing w:before="80" w:after="80"/>
             </w:pPr>
-            <w:r/>
             <w:r>
               <w:rPr>
-                <w:rFonts w:ascii="Times New Roman" w:hAnsi="Times New Roman" w:eastAsia="宋体"/>
                 <w:b w:val="0"/>
-                <w:i w:val="0"/>
-                <w:sz w:val="17"/>
+                <w:sz w:val="18"/>
               </w:rPr>
               <w:t>CART</w:t>
             </w:r>
@@ -5230,39 +2707,45 @@
         </w:tc>
         <w:tc>
           <w:tcPr>
-            <w:tcW w:type="dxa" w:w="2520"/>
+            <w:tcW w:type="dxa" w:w="1632"/>
+            <w:tcBorders>
+              <w:top w:val="single" w:sz="4" w:color="D9D9D9"/>
+              <w:left w:val="single" w:sz="4" w:color="D9D9D9"/>
+              <w:bottom w:val="single" w:sz="4" w:color="D9D9D9"/>
+              <w:right w:val="single" w:sz="4" w:color="D9D9D9"/>
+            </w:tcBorders>
           </w:tcPr>
           <w:p>
             <w:pPr>
-              <w:spacing w:after="30" w:line="252" w:lineRule="auto"/>
+              <w:spacing w:before="80" w:after="80"/>
             </w:pPr>
-            <w:r/>
             <w:r>
               <w:rPr>
-                <w:rFonts w:ascii="Times New Roman" w:hAnsi="Times New Roman" w:eastAsia="宋体"/>
                 <w:b w:val="0"/>
-                <w:i w:val="0"/>
-                <w:sz w:val="17"/>
+                <w:sz w:val="18"/>
               </w:rPr>
-              <w:t>as fitted (unweighted)</w:t>
+              <w:t>As fitted</w:t>
             </w:r>
           </w:p>
         </w:tc>
         <w:tc>
           <w:tcPr>
-            <w:tcW w:type="dxa" w:w="1008"/>
+            <w:tcW w:type="dxa" w:w="1632"/>
+            <w:tcBorders>
+              <w:top w:val="single" w:sz="4" w:color="D9D9D9"/>
+              <w:left w:val="single" w:sz="4" w:color="D9D9D9"/>
+              <w:bottom w:val="single" w:sz="4" w:color="D9D9D9"/>
+              <w:right w:val="single" w:sz="4" w:color="D9D9D9"/>
+            </w:tcBorders>
           </w:tcPr>
           <w:p>
             <w:pPr>
-              <w:spacing w:after="30" w:line="252" w:lineRule="auto"/>
+              <w:spacing w:before="80" w:after="80"/>
             </w:pPr>
-            <w:r/>
             <w:r>
               <w:rPr>
-                <w:rFonts w:ascii="Times New Roman" w:hAnsi="Times New Roman" w:eastAsia="宋体"/>
                 <w:b w:val="0"/>
-                <w:i w:val="0"/>
-                <w:sz w:val="17"/>
+                <w:sz w:val="18"/>
               </w:rPr>
               <w:t>0.0433</w:t>
             </w:r>
@@ -5270,39 +2753,22 @@
         </w:tc>
         <w:tc>
           <w:tcPr>
-            <w:tcW w:type="dxa" w:w="864"/>
+            <w:tcW w:type="dxa" w:w="1632"/>
+            <w:tcBorders>
+              <w:top w:val="single" w:sz="4" w:color="D9D9D9"/>
+              <w:left w:val="single" w:sz="4" w:color="D9D9D9"/>
+              <w:bottom w:val="single" w:sz="4" w:color="D9D9D9"/>
+              <w:right w:val="single" w:sz="4" w:color="D9D9D9"/>
+            </w:tcBorders>
           </w:tcPr>
           <w:p>
             <w:pPr>
-              <w:spacing w:after="30" w:line="252" w:lineRule="auto"/>
+              <w:spacing w:before="80" w:after="80"/>
             </w:pPr>
-            <w:r/>
             <w:r>
               <w:rPr>
-                <w:rFonts w:ascii="Times New Roman" w:hAnsi="Times New Roman" w:eastAsia="宋体"/>
                 <w:b w:val="0"/>
-                <w:i w:val="0"/>
-                <w:sz w:val="17"/>
-              </w:rPr>
-              <w:t>-0.0607</w:t>
-            </w:r>
-          </w:p>
-        </w:tc>
-        <w:tc>
-          <w:tcPr>
-            <w:tcW w:type="dxa" w:w="936"/>
-          </w:tcPr>
-          <w:p>
-            <w:pPr>
-              <w:spacing w:after="30" w:line="252" w:lineRule="auto"/>
-            </w:pPr>
-            <w:r/>
-            <w:r>
-              <w:rPr>
-                <w:rFonts w:ascii="Times New Roman" w:hAnsi="Times New Roman" w:eastAsia="宋体"/>
-                <w:b w:val="0"/>
-                <w:i w:val="0"/>
-                <w:sz w:val="17"/>
+                <w:sz w:val="18"/>
               </w:rPr>
               <w:t>0.0374</w:t>
             </w:r>
@@ -5310,39 +2776,22 @@
         </w:tc>
         <w:tc>
           <w:tcPr>
-            <w:tcW w:type="dxa" w:w="936"/>
+            <w:tcW w:type="dxa" w:w="1632"/>
+            <w:tcBorders>
+              <w:top w:val="single" w:sz="4" w:color="D9D9D9"/>
+              <w:left w:val="single" w:sz="4" w:color="D9D9D9"/>
+              <w:bottom w:val="single" w:sz="4" w:color="D9D9D9"/>
+              <w:right w:val="single" w:sz="4" w:color="D9D9D9"/>
+            </w:tcBorders>
           </w:tcPr>
           <w:p>
             <w:pPr>
-              <w:spacing w:after="30" w:line="252" w:lineRule="auto"/>
+              <w:spacing w:before="80" w:after="80"/>
             </w:pPr>
-            <w:r/>
             <w:r>
               <w:rPr>
-                <w:rFonts w:ascii="Times New Roman" w:hAnsi="Times New Roman" w:eastAsia="宋体"/>
                 <w:b w:val="0"/>
-                <w:i w:val="0"/>
-                <w:sz w:val="17"/>
-              </w:rPr>
-              <w:t>0.1219</w:t>
-            </w:r>
-          </w:p>
-        </w:tc>
-        <w:tc>
-          <w:tcPr>
-            <w:tcW w:type="dxa" w:w="1368"/>
-          </w:tcPr>
-          <w:p>
-            <w:pPr>
-              <w:spacing w:after="30" w:line="252" w:lineRule="auto"/>
-            </w:pPr>
-            <w:r/>
-            <w:r>
-              <w:rPr>
-                <w:rFonts w:ascii="Times New Roman" w:hAnsi="Times New Roman" w:eastAsia="宋体"/>
-                <w:b w:val="0"/>
-                <w:i w:val="0"/>
-                <w:sz w:val="17"/>
+                <w:sz w:val="18"/>
               </w:rPr>
               <w:t>0.0662</w:t>
             </w:r>
@@ -5350,181 +2799,22 @@
         </w:tc>
         <w:tc>
           <w:tcPr>
-            <w:tcW w:type="dxa" w:w="1080"/>
+            <w:tcW w:type="dxa" w:w="1632"/>
+            <w:tcBorders>
+              <w:top w:val="single" w:sz="4" w:color="D9D9D9"/>
+              <w:left w:val="single" w:sz="4" w:color="D9D9D9"/>
+              <w:bottom w:val="single" w:sz="4" w:color="D9D9D9"/>
+              <w:right w:val="single" w:sz="4" w:color="D9D9D9"/>
+            </w:tcBorders>
           </w:tcPr>
           <w:p>
             <w:pPr>
-              <w:spacing w:after="30" w:line="252" w:lineRule="auto"/>
+              <w:spacing w:before="80" w:after="80"/>
             </w:pPr>
-            <w:r/>
             <w:r>
               <w:rPr>
-                <w:rFonts w:ascii="Times New Roman" w:hAnsi="Times New Roman" w:eastAsia="宋体"/>
                 <w:b w:val="0"/>
-                <w:i w:val="0"/>
-                <w:sz w:val="17"/>
-              </w:rPr>
-              <w:t>0.0427</w:t>
-            </w:r>
-          </w:p>
-        </w:tc>
-      </w:tr>
-      <w:tr>
-        <w:tc>
-          <w:tcPr>
-            <w:tcW w:type="dxa" w:w="936"/>
-          </w:tcPr>
-          <w:p>
-            <w:pPr>
-              <w:spacing w:after="30" w:line="252" w:lineRule="auto"/>
-            </w:pPr>
-            <w:r/>
-            <w:r>
-              <w:rPr>
-                <w:rFonts w:ascii="Times New Roman" w:hAnsi="Times New Roman" w:eastAsia="宋体"/>
-                <w:b w:val="0"/>
-                <w:i w:val="0"/>
-                <w:sz w:val="17"/>
-              </w:rPr>
-              <w:t>CART</w:t>
-            </w:r>
-          </w:p>
-        </w:tc>
-        <w:tc>
-          <w:tcPr>
-            <w:tcW w:type="dxa" w:w="2520"/>
-          </w:tcPr>
-          <w:p>
-            <w:pPr>
-              <w:spacing w:after="30" w:line="252" w:lineRule="auto"/>
-            </w:pPr>
-            <w:r/>
-            <w:r>
-              <w:rPr>
-                <w:rFonts w:ascii="Times New Roman" w:hAnsi="Times New Roman" w:eastAsia="宋体"/>
-                <w:b w:val="0"/>
-                <w:i w:val="0"/>
-                <w:sz w:val="17"/>
-              </w:rPr>
-              <w:t>not applicable (unweighted)</w:t>
-            </w:r>
-          </w:p>
-        </w:tc>
-        <w:tc>
-          <w:tcPr>
-            <w:tcW w:type="dxa" w:w="1008"/>
-          </w:tcPr>
-          <w:p>
-            <w:pPr>
-              <w:spacing w:after="30" w:line="252" w:lineRule="auto"/>
-            </w:pPr>
-            <w:r/>
-            <w:r>
-              <w:rPr>
-                <w:rFonts w:ascii="Times New Roman" w:hAnsi="Times New Roman" w:eastAsia="宋体"/>
-                <w:b w:val="0"/>
-                <w:i w:val="0"/>
-                <w:sz w:val="17"/>
-              </w:rPr>
-              <w:t>-</w:t>
-            </w:r>
-          </w:p>
-        </w:tc>
-        <w:tc>
-          <w:tcPr>
-            <w:tcW w:type="dxa" w:w="864"/>
-          </w:tcPr>
-          <w:p>
-            <w:pPr>
-              <w:spacing w:after="30" w:line="252" w:lineRule="auto"/>
-            </w:pPr>
-            <w:r/>
-            <w:r>
-              <w:rPr>
-                <w:rFonts w:ascii="Times New Roman" w:hAnsi="Times New Roman" w:eastAsia="宋体"/>
-                <w:b w:val="0"/>
-                <w:i w:val="0"/>
-                <w:sz w:val="17"/>
-              </w:rPr>
-              <w:t>-</w:t>
-            </w:r>
-          </w:p>
-        </w:tc>
-        <w:tc>
-          <w:tcPr>
-            <w:tcW w:type="dxa" w:w="936"/>
-          </w:tcPr>
-          <w:p>
-            <w:pPr>
-              <w:spacing w:after="30" w:line="252" w:lineRule="auto"/>
-            </w:pPr>
-            <w:r/>
-            <w:r>
-              <w:rPr>
-                <w:rFonts w:ascii="Times New Roman" w:hAnsi="Times New Roman" w:eastAsia="宋体"/>
-                <w:b w:val="0"/>
-                <w:i w:val="0"/>
-                <w:sz w:val="17"/>
-              </w:rPr>
-              <w:t>-</w:t>
-            </w:r>
-          </w:p>
-        </w:tc>
-        <w:tc>
-          <w:tcPr>
-            <w:tcW w:type="dxa" w:w="936"/>
-          </w:tcPr>
-          <w:p>
-            <w:pPr>
-              <w:spacing w:after="30" w:line="252" w:lineRule="auto"/>
-            </w:pPr>
-            <w:r/>
-            <w:r>
-              <w:rPr>
-                <w:rFonts w:ascii="Times New Roman" w:hAnsi="Times New Roman" w:eastAsia="宋体"/>
-                <w:b w:val="0"/>
-                <w:i w:val="0"/>
-                <w:sz w:val="17"/>
-              </w:rPr>
-              <w:t>-</w:t>
-            </w:r>
-          </w:p>
-        </w:tc>
-        <w:tc>
-          <w:tcPr>
-            <w:tcW w:type="dxa" w:w="1368"/>
-          </w:tcPr>
-          <w:p>
-            <w:pPr>
-              <w:spacing w:after="30" w:line="252" w:lineRule="auto"/>
-            </w:pPr>
-            <w:r/>
-            <w:r>
-              <w:rPr>
-                <w:rFonts w:ascii="Times New Roman" w:hAnsi="Times New Roman" w:eastAsia="宋体"/>
-                <w:b w:val="0"/>
-                <w:i w:val="0"/>
-                <w:sz w:val="17"/>
-              </w:rPr>
-              <w:t>-</w:t>
-            </w:r>
-          </w:p>
-        </w:tc>
-        <w:tc>
-          <w:tcPr>
-            <w:tcW w:type="dxa" w:w="1080"/>
-          </w:tcPr>
-          <w:p>
-            <w:pPr>
-              <w:spacing w:after="30" w:line="252" w:lineRule="auto"/>
-            </w:pPr>
-            <w:r/>
-            <w:r>
-              <w:rPr>
-                <w:rFonts w:ascii="Times New Roman" w:hAnsi="Times New Roman" w:eastAsia="宋体"/>
-                <w:b w:val="0"/>
-                <w:i w:val="0"/>
-                <w:sz w:val="17"/>
+                <w:sz w:val="18"/>
               </w:rPr>
               <w:t>0.0427</w:t>
             </w:r>
@@ -5534,295 +2824,23 @@
     </w:tbl>
     <w:p>
       <w:pPr>
-        <w:spacing w:after="240" w:before="0" w:line="312" w:lineRule="auto"/>
-        <w:jc w:val="center"/>
+        <w:spacing w:after="20"/>
       </w:pPr>
+    </w:p>
+    <w:p>
       <w:r>
-        <w:rPr>
-          <w:rFonts w:ascii="Times New Roman" w:hAnsi="Times New Roman" w:eastAsia="宋体"/>
-          <w:b w:val="0"/>
-          <w:i/>
-          <w:sz w:val="17"/>
-        </w:rPr>
-        <w:t>Table 8. Probability calibration on the time-ordered out-of-fold predictions. “Skill” is the Brier skill score against always predicting the base rate; ECE is the expected calibration error.</w:t>
+        <w:t>Calibration numbers in this table come directly from results/calibration.csv. MCE and Brier skill are available in that file. Only LR has a corrected variant.</w:t>
       </w:r>
     </w:p>
     <w:p>
       <w:pPr>
-        <w:spacing w:after="140" w:before="0" w:line="312" w:lineRule="auto"/>
-      </w:pPr>
-      <w:r>
-        <w:rPr>
-          <w:rFonts w:ascii="Times New Roman" w:hAnsi="Times New Roman" w:eastAsia="宋体"/>
-          <w:b w:val="0"/>
-          <w:i w:val="0"/>
-          <w:sz w:val="21"/>
-        </w:rPr>
-        <w:t xml:space="preserve">The logistic regression is severely over-confident as fitted: its mean predicted probability is </w:t>
-      </w:r>
-      <w:r>
-        <w:rPr>
-          <w:rFonts w:ascii="Times New Roman" w:hAnsi="Times New Roman" w:eastAsia="宋体"/>
-          <w:b w:val="0"/>
-          <w:i w:val="0"/>
-          <w:sz w:val="21"/>
-        </w:rPr>
-        <w:t>0.333</w:t>
-      </w:r>
-      <w:r>
-        <w:rPr>
-          <w:rFonts w:ascii="Times New Roman" w:hAnsi="Times New Roman" w:eastAsia="宋体"/>
-          <w:b w:val="0"/>
-          <w:i w:val="0"/>
-          <w:sz w:val="21"/>
-        </w:rPr>
-        <w:t xml:space="preserve"> against an observed rate of </w:t>
-      </w:r>
-      <w:r>
-        <w:rPr>
-          <w:rFonts w:ascii="Times New Roman" w:hAnsi="Times New Roman" w:eastAsia="宋体"/>
-          <w:b w:val="0"/>
-          <w:i w:val="0"/>
-          <w:sz w:val="21"/>
-        </w:rPr>
-        <w:t>0.0427</w:t>
-      </w:r>
-      <w:r>
-        <w:rPr>
-          <w:rFonts w:ascii="Times New Roman" w:hAnsi="Times New Roman" w:eastAsia="宋体"/>
-          <w:b w:val="0"/>
-          <w:i w:val="0"/>
-          <w:sz w:val="21"/>
-        </w:rPr>
-        <w:t xml:space="preserve">, and its ECE is </w:t>
-      </w:r>
-      <w:r>
-        <w:rPr>
-          <w:rFonts w:ascii="Times New Roman" w:hAnsi="Times New Roman" w:eastAsia="宋体"/>
-          <w:b w:val="0"/>
-          <w:i w:val="0"/>
-          <w:sz w:val="21"/>
-        </w:rPr>
-        <w:t>0.290</w:t>
-      </w:r>
-      <w:r>
-        <w:rPr>
-          <w:rFonts w:ascii="Times New Roman" w:hAnsi="Times New Roman" w:eastAsia="宋体"/>
-          <w:b w:val="0"/>
-          <w:i w:val="0"/>
-          <w:sz w:val="21"/>
-        </w:rPr>
-        <w:t xml:space="preserve">. The standard prior correction — a shift of the log-odds by log(π/(1−π)) − log(0.5) — reduces ECE to </w:t>
-      </w:r>
-      <w:r>
-        <w:rPr>
-          <w:rFonts w:ascii="Times New Roman" w:hAnsi="Times New Roman" w:eastAsia="宋体"/>
-          <w:b w:val="0"/>
-          <w:i w:val="0"/>
-          <w:sz w:val="21"/>
-        </w:rPr>
-        <w:t>0.0144</w:t>
-      </w:r>
-      <w:r>
-        <w:rPr>
-          <w:rFonts w:ascii="Times New Roman" w:hAnsi="Times New Roman" w:eastAsia="宋体"/>
-          <w:b w:val="0"/>
-          <w:i w:val="0"/>
-          <w:sz w:val="21"/>
-        </w:rPr>
-        <w:t xml:space="preserve">, a </w:t>
-      </w:r>
-      <w:r>
-        <w:rPr>
-          <w:rFonts w:ascii="Times New Roman" w:hAnsi="Times New Roman" w:eastAsia="宋体"/>
-          <w:b w:val="0"/>
-          <w:i w:val="0"/>
-          <w:sz w:val="21"/>
-        </w:rPr>
-        <w:t>95%</w:t>
-      </w:r>
-      <w:r>
-        <w:rPr>
-          <w:rFonts w:ascii="Times New Roman" w:hAnsi="Times New Roman" w:eastAsia="宋体"/>
-          <w:b w:val="0"/>
-          <w:i w:val="0"/>
-          <w:sz w:val="21"/>
-        </w:rPr>
-        <w:t xml:space="preserve"> reduction, and brings the mean prediction to </w:t>
-      </w:r>
-      <w:r>
-        <w:rPr>
-          <w:rFonts w:ascii="Times New Roman" w:hAnsi="Times New Roman" w:eastAsia="宋体"/>
-          <w:b w:val="0"/>
-          <w:i w:val="0"/>
-          <w:sz w:val="21"/>
-        </w:rPr>
-        <w:t>0.0436</w:t>
-      </w:r>
-      <w:r>
-        <w:rPr>
-          <w:rFonts w:ascii="Times New Roman" w:hAnsi="Times New Roman" w:eastAsia="宋体"/>
-          <w:b w:val="0"/>
-          <w:i w:val="0"/>
-          <w:sz w:val="21"/>
-        </w:rPr>
-        <w:t xml:space="preserve"> against an observed </w:t>
-      </w:r>
-      <w:r>
-        <w:rPr>
-          <w:rFonts w:ascii="Times New Roman" w:hAnsi="Times New Roman" w:eastAsia="宋体"/>
-          <w:b w:val="0"/>
-          <w:i w:val="0"/>
-          <w:sz w:val="21"/>
-        </w:rPr>
-        <w:t>0.0427</w:t>
-      </w:r>
-      <w:r>
-        <w:rPr>
-          <w:rFonts w:ascii="Times New Roman" w:hAnsi="Times New Roman" w:eastAsia="宋体"/>
-          <w:b w:val="0"/>
-          <w:i w:val="0"/>
-          <w:sz w:val="21"/>
-        </w:rPr>
-        <w:t>.</w:t>
-      </w:r>
-    </w:p>
-    <w:p>
-      <w:pPr>
-        <w:spacing w:after="140" w:before="0" w:line="312" w:lineRule="auto"/>
-      </w:pPr>
-      <w:r>
-        <w:rPr>
-          <w:rFonts w:ascii="Times New Roman" w:hAnsi="Times New Roman" w:eastAsia="宋体"/>
-          <w:b w:val="0"/>
-          <w:i w:val="0"/>
-          <w:sz w:val="21"/>
-        </w:rPr>
-        <w:t xml:space="preserve">The correction is applied only to the balanced logistic fit. CART has no class weighting and is not prior-corrected.</w:t>
-      </w:r>
-      <w:r>
-        <w:rPr>
-          <w:rFonts w:ascii="Times New Roman" w:hAnsi="Times New Roman" w:eastAsia="宋体"/>
-          <w:b w:val="0"/>
-          <w:i w:val="0"/>
-          <w:sz w:val="21"/>
-        </w:rPr>
-        <w:t/>
-      </w:r>
-      <w:r>
-        <w:rPr>
-          <w:rFonts w:ascii="Times New Roman" w:hAnsi="Times New Roman" w:eastAsia="宋体"/>
-          <w:b w:val="0"/>
-          <w:i w:val="0"/>
-          <w:sz w:val="21"/>
-        </w:rPr>
-        <w:t xml:space="preserve"/>
-      </w:r>
-      <w:r>
-        <w:rPr>
-          <w:rFonts w:ascii="Times New Roman" w:hAnsi="Times New Roman" w:eastAsia="宋体"/>
-          <w:b w:val="0"/>
-          <w:i/>
-          <w:sz w:val="21"/>
-        </w:rPr>
-        <w:t/>
-      </w:r>
-      <w:r>
-        <w:rPr>
-          <w:rFonts w:ascii="Times New Roman" w:hAnsi="Times New Roman" w:eastAsia="宋体"/>
-          <w:b w:val="0"/>
-          <w:i w:val="0"/>
-          <w:sz w:val="21"/>
-        </w:rPr>
-        <w:t xml:space="preserve"/>
-      </w:r>
-      <w:r>
-        <w:rPr>
-          <w:rFonts w:ascii="Times New Roman" w:hAnsi="Times New Roman" w:eastAsia="宋体"/>
-          <w:b w:val="0"/>
-          <w:i w:val="0"/>
-          <w:sz w:val="21"/>
-        </w:rPr>
-        <w:t/>
-      </w:r>
-      <w:r>
-        <w:rPr>
-          <w:rFonts w:ascii="Times New Roman" w:hAnsi="Times New Roman" w:eastAsia="宋体"/>
-          <w:b w:val="0"/>
-          <w:i w:val="0"/>
-          <w:sz w:val="21"/>
-        </w:rPr>
-        <w:t xml:space="preserve"/>
-      </w:r>
-      <w:r>
-        <w:rPr>
-          <w:rFonts w:ascii="Times New Roman" w:hAnsi="Times New Roman" w:eastAsia="宋体"/>
-          <w:b w:val="0"/>
-          <w:i w:val="0"/>
-          <w:sz w:val="21"/>
-        </w:rPr>
-        <w:t/>
-      </w:r>
-      <w:r>
-        <w:rPr>
-          <w:rFonts w:ascii="Times New Roman" w:hAnsi="Times New Roman" w:eastAsia="宋体"/>
-          <w:b w:val="0"/>
-          <w:i w:val="0"/>
-          <w:sz w:val="21"/>
-        </w:rPr>
-        <w:t/>
-      </w:r>
-    </w:p>
-    <w:p>
-      <w:pPr>
-        <w:spacing w:after="140" w:before="0" w:line="312" w:lineRule="auto"/>
-      </w:pPr>
-      <w:r>
-        <w:rPr>
-          <w:rFonts w:ascii="Times New Roman" w:hAnsi="Times New Roman" w:eastAsia="宋体"/>
-          <w:b/>
-          <w:i w:val="0"/>
-          <w:sz w:val="21"/>
-        </w:rPr>
-        <w:t>Brier skill scores remain at or below zero after correction</w:t>
-      </w:r>
-      <w:r>
-        <w:rPr>
-          <w:rFonts w:ascii="Times New Roman" w:hAnsi="Times New Roman" w:eastAsia="宋体"/>
-          <w:b w:val="0"/>
-          <w:i w:val="0"/>
-          <w:sz w:val="21"/>
-        </w:rPr>
-        <w:t xml:space="preserve"> for both models. Their probabilities are therefore no better than always quoting the base rate under a squared-error loss, even though their discrimination (ROC-AUC </w:t>
-      </w:r>
-      <w:r>
-        <w:rPr>
-          <w:rFonts w:ascii="Times New Roman" w:hAnsi="Times New Roman" w:eastAsia="宋体"/>
-          <w:b w:val="0"/>
-          <w:i w:val="0"/>
-          <w:sz w:val="21"/>
-        </w:rPr>
-        <w:t>0.668</w:t>
-      </w:r>
-      <w:r>
-        <w:rPr>
-          <w:rFonts w:ascii="Times New Roman" w:hAnsi="Times New Roman" w:eastAsia="宋体"/>
-          <w:b w:val="0"/>
-          <w:i w:val="0"/>
-          <w:sz w:val="21"/>
-        </w:rPr>
-        <w:t>) is real. This is a concrete illustration of the distinction between discrimination and calibration: the model is useful for ranking and triage, but not for stating probabilities.</w:t>
-      </w:r>
-    </w:p>
-    <w:p>
-      <w:pPr>
-        <w:spacing w:after="80"/>
+        <w:keepNext/>
         <w:jc w:val="center"/>
       </w:pPr>
       <w:r>
         <w:drawing>
           <wp:inline xmlns:a="http://schemas.openxmlformats.org/drawingml/2006/main" xmlns:pic="http://schemas.openxmlformats.org/drawingml/2006/picture">
-            <wp:extent cx="5760720" cy="3427866"/>
+            <wp:extent cx="4846320" cy="2883761"/>
             <wp:docPr id="5" name="Picture 5"/>
             <wp:cNvGraphicFramePr>
               <a:graphicFrameLocks noChangeAspect="1"/>
@@ -5843,7 +2861,7 @@
                   <pic:spPr>
                     <a:xfrm>
                       <a:off x="0" y="0"/>
-                      <a:ext cx="5760720" cy="3427866"/>
+                      <a:ext cx="4846320" cy="2883761"/>
                     </a:xfrm>
                     <a:prstGeom prst="rect"/>
                   </pic:spPr>
@@ -5856,460 +2874,1281 @@
     </w:p>
     <w:p>
       <w:pPr>
-        <w:spacing w:after="240" w:before="0" w:line="312" w:lineRule="auto"/>
+        <w:pStyle w:val="Caption"/>
         <w:jc w:val="center"/>
       </w:pPr>
       <w:r>
-        <w:rPr>
-          <w:rFonts w:ascii="Times New Roman" w:hAnsi="Times New Roman" w:eastAsia="宋体"/>
-          <w:b w:val="0"/>
-          <w:i/>
-          <w:sz w:val="17"/>
-        </w:rPr>
-        <w:t>Figure 5. Reliability diagrams for the logistic regression, before and after prior correction. Points on the grey diagonal are perfectly calibrated. Left: the fitted model is over-confident across the whole range. Right: after a single log-odds shift the curve tracks the diagonal closely.</w:t>
+        <w:t>Figure 5 Logistic regression calibration with fold local priors</w:t>
       </w:r>
     </w:p>
     <w:p>
       <w:pPr>
-        <w:spacing w:after="120" w:before="280" w:line="312" w:lineRule="auto"/>
+        <w:pStyle w:val="Heading1"/>
       </w:pPr>
       <w:r>
-        <w:rPr>
-          <w:rFonts w:ascii="Times New Roman" w:hAnsi="Times New Roman" w:eastAsia="宋体"/>
-          <w:b/>
-          <w:i w:val="0"/>
-          <w:sz w:val="28"/>
-        </w:rPr>
-        <w:t>5  Discussion</w:t>
+        <w:t>6 Record index probe and feature importance</w:t>
+      </w:r>
+    </w:p>
+    <w:tbl>
+      <w:tblPr>
+        <w:tblW w:type="auto" w:w="0"/>
+        <w:tblLayout w:type="fixed"/>
+        <w:tblLook w:firstColumn="1" w:firstRow="1" w:lastColumn="0" w:lastRow="0" w:noHBand="0" w:noVBand="1" w:val="04A0"/>
+      </w:tblPr>
+      <w:tblGrid>
+        <w:gridCol w:w="2448"/>
+        <w:gridCol w:w="2448"/>
+        <w:gridCol w:w="2448"/>
+        <w:gridCol w:w="2448"/>
+      </w:tblGrid>
+      <w:tr>
+        <w:trPr>
+          <w:cantSplit/>
+          <w:tblHeader/>
+        </w:trPr>
+        <w:tc>
+          <w:tcPr>
+            <w:tcW w:type="dxa" w:w="2448"/>
+            <w:tcBorders>
+              <w:top w:val="single" w:sz="4" w:color="D9D9D9"/>
+              <w:left w:val="single" w:sz="4" w:color="D9D9D9"/>
+              <w:bottom w:val="single" w:sz="4" w:color="D9D9D9"/>
+              <w:right w:val="single" w:sz="4" w:color="D9D9D9"/>
+            </w:tcBorders>
+            <w:shd w:fill="E8EDF2"/>
+          </w:tcPr>
+          <w:p>
+            <w:pPr>
+              <w:spacing w:before="80" w:after="80"/>
+            </w:pPr>
+            <w:r>
+              <w:rPr>
+                <w:b/>
+                <w:sz w:val="18"/>
+              </w:rPr>
+              <w:t>Model</w:t>
+            </w:r>
+          </w:p>
+        </w:tc>
+        <w:tc>
+          <w:tcPr>
+            <w:tcW w:type="dxa" w:w="2448"/>
+            <w:tcBorders>
+              <w:top w:val="single" w:sz="4" w:color="D9D9D9"/>
+              <w:left w:val="single" w:sz="4" w:color="D9D9D9"/>
+              <w:bottom w:val="single" w:sz="4" w:color="D9D9D9"/>
+              <w:right w:val="single" w:sz="4" w:color="D9D9D9"/>
+            </w:tcBorders>
+            <w:shd w:fill="E8EDF2"/>
+          </w:tcPr>
+          <w:p>
+            <w:pPr>
+              <w:spacing w:before="80" w:after="80"/>
+            </w:pPr>
+            <w:r>
+              <w:rPr>
+                <w:b/>
+                <w:sz w:val="18"/>
+              </w:rPr>
+              <w:t>Validation</w:t>
+            </w:r>
+          </w:p>
+        </w:tc>
+        <w:tc>
+          <w:tcPr>
+            <w:tcW w:type="dxa" w:w="2448"/>
+            <w:tcBorders>
+              <w:top w:val="single" w:sz="4" w:color="D9D9D9"/>
+              <w:left w:val="single" w:sz="4" w:color="D9D9D9"/>
+              <w:bottom w:val="single" w:sz="4" w:color="D9D9D9"/>
+              <w:right w:val="single" w:sz="4" w:color="D9D9D9"/>
+            </w:tcBorders>
+            <w:shd w:fill="E8EDF2"/>
+          </w:tcPr>
+          <w:p>
+            <w:pPr>
+              <w:spacing w:before="80" w:after="80"/>
+            </w:pPr>
+            <w:r>
+              <w:rPr>
+                <w:b/>
+                <w:sz w:val="18"/>
+              </w:rPr>
+              <w:t>ROC AUC</w:t>
+            </w:r>
+          </w:p>
+        </w:tc>
+        <w:tc>
+          <w:tcPr>
+            <w:tcW w:type="dxa" w:w="2448"/>
+            <w:tcBorders>
+              <w:top w:val="single" w:sz="4" w:color="D9D9D9"/>
+              <w:left w:val="single" w:sz="4" w:color="D9D9D9"/>
+              <w:bottom w:val="single" w:sz="4" w:color="D9D9D9"/>
+              <w:right w:val="single" w:sz="4" w:color="D9D9D9"/>
+            </w:tcBorders>
+            <w:shd w:fill="E8EDF2"/>
+          </w:tcPr>
+          <w:p>
+            <w:pPr>
+              <w:spacing w:before="80" w:after="80"/>
+            </w:pPr>
+            <w:r>
+              <w:rPr>
+                <w:b/>
+                <w:sz w:val="18"/>
+              </w:rPr>
+              <w:t>PR AUC</w:t>
+            </w:r>
+          </w:p>
+        </w:tc>
+      </w:tr>
+      <w:tr>
+        <w:trPr>
+          <w:cantSplit/>
+        </w:trPr>
+        <w:tc>
+          <w:tcPr>
+            <w:tcW w:type="dxa" w:w="2448"/>
+            <w:tcBorders>
+              <w:top w:val="single" w:sz="4" w:color="D9D9D9"/>
+              <w:left w:val="single" w:sz="4" w:color="D9D9D9"/>
+              <w:bottom w:val="single" w:sz="4" w:color="D9D9D9"/>
+              <w:right w:val="single" w:sz="4" w:color="D9D9D9"/>
+            </w:tcBorders>
+          </w:tcPr>
+          <w:p>
+            <w:pPr>
+              <w:spacing w:before="80" w:after="80"/>
+            </w:pPr>
+            <w:r>
+              <w:rPr>
+                <w:b w:val="0"/>
+                <w:sz w:val="18"/>
+              </w:rPr>
+              <w:t>LR</w:t>
+            </w:r>
+          </w:p>
+        </w:tc>
+        <w:tc>
+          <w:tcPr>
+            <w:tcW w:type="dxa" w:w="2448"/>
+            <w:tcBorders>
+              <w:top w:val="single" w:sz="4" w:color="D9D9D9"/>
+              <w:left w:val="single" w:sz="4" w:color="D9D9D9"/>
+              <w:bottom w:val="single" w:sz="4" w:color="D9D9D9"/>
+              <w:right w:val="single" w:sz="4" w:color="D9D9D9"/>
+            </w:tcBorders>
+          </w:tcPr>
+          <w:p>
+            <w:pPr>
+              <w:spacing w:before="80" w:after="80"/>
+            </w:pPr>
+            <w:r>
+              <w:rPr>
+                <w:b w:val="0"/>
+                <w:sz w:val="18"/>
+              </w:rPr>
+              <w:t>Random seed 0</w:t>
+            </w:r>
+          </w:p>
+        </w:tc>
+        <w:tc>
+          <w:tcPr>
+            <w:tcW w:type="dxa" w:w="2448"/>
+            <w:tcBorders>
+              <w:top w:val="single" w:sz="4" w:color="D9D9D9"/>
+              <w:left w:val="single" w:sz="4" w:color="D9D9D9"/>
+              <w:bottom w:val="single" w:sz="4" w:color="D9D9D9"/>
+              <w:right w:val="single" w:sz="4" w:color="D9D9D9"/>
+            </w:tcBorders>
+          </w:tcPr>
+          <w:p>
+            <w:pPr>
+              <w:spacing w:before="80" w:after="80"/>
+            </w:pPr>
+            <w:r>
+              <w:rPr>
+                <w:b w:val="0"/>
+                <w:sz w:val="18"/>
+              </w:rPr>
+              <w:t>0.7619</w:t>
+            </w:r>
+          </w:p>
+        </w:tc>
+        <w:tc>
+          <w:tcPr>
+            <w:tcW w:type="dxa" w:w="2448"/>
+            <w:tcBorders>
+              <w:top w:val="single" w:sz="4" w:color="D9D9D9"/>
+              <w:left w:val="single" w:sz="4" w:color="D9D9D9"/>
+              <w:bottom w:val="single" w:sz="4" w:color="D9D9D9"/>
+              <w:right w:val="single" w:sz="4" w:color="D9D9D9"/>
+            </w:tcBorders>
+          </w:tcPr>
+          <w:p>
+            <w:pPr>
+              <w:spacing w:before="80" w:after="80"/>
+            </w:pPr>
+            <w:r>
+              <w:rPr>
+                <w:b w:val="0"/>
+                <w:sz w:val="18"/>
+              </w:rPr>
+              <w:t>0.2065</w:t>
+            </w:r>
+          </w:p>
+        </w:tc>
+      </w:tr>
+      <w:tr>
+        <w:trPr>
+          <w:cantSplit/>
+        </w:trPr>
+        <w:tc>
+          <w:tcPr>
+            <w:tcW w:type="dxa" w:w="2448"/>
+            <w:tcBorders>
+              <w:top w:val="single" w:sz="4" w:color="D9D9D9"/>
+              <w:left w:val="single" w:sz="4" w:color="D9D9D9"/>
+              <w:bottom w:val="single" w:sz="4" w:color="D9D9D9"/>
+              <w:right w:val="single" w:sz="4" w:color="D9D9D9"/>
+            </w:tcBorders>
+          </w:tcPr>
+          <w:p>
+            <w:pPr>
+              <w:spacing w:before="80" w:after="80"/>
+            </w:pPr>
+            <w:r>
+              <w:rPr>
+                <w:b w:val="0"/>
+                <w:sz w:val="18"/>
+              </w:rPr>
+              <w:t>LR</w:t>
+            </w:r>
+          </w:p>
+        </w:tc>
+        <w:tc>
+          <w:tcPr>
+            <w:tcW w:type="dxa" w:w="2448"/>
+            <w:tcBorders>
+              <w:top w:val="single" w:sz="4" w:color="D9D9D9"/>
+              <w:left w:val="single" w:sz="4" w:color="D9D9D9"/>
+              <w:bottom w:val="single" w:sz="4" w:color="D9D9D9"/>
+              <w:right w:val="single" w:sz="4" w:color="D9D9D9"/>
+            </w:tcBorders>
+          </w:tcPr>
+          <w:p>
+            <w:pPr>
+              <w:spacing w:before="80" w:after="80"/>
+            </w:pPr>
+            <w:r>
+              <w:rPr>
+                <w:b w:val="0"/>
+                <w:sz w:val="18"/>
+              </w:rPr>
+              <w:t>Record order</w:t>
+            </w:r>
+          </w:p>
+        </w:tc>
+        <w:tc>
+          <w:tcPr>
+            <w:tcW w:type="dxa" w:w="2448"/>
+            <w:tcBorders>
+              <w:top w:val="single" w:sz="4" w:color="D9D9D9"/>
+              <w:left w:val="single" w:sz="4" w:color="D9D9D9"/>
+              <w:bottom w:val="single" w:sz="4" w:color="D9D9D9"/>
+              <w:right w:val="single" w:sz="4" w:color="D9D9D9"/>
+            </w:tcBorders>
+          </w:tcPr>
+          <w:p>
+            <w:pPr>
+              <w:spacing w:before="80" w:after="80"/>
+            </w:pPr>
+            <w:r>
+              <w:rPr>
+                <w:b w:val="0"/>
+                <w:sz w:val="18"/>
+              </w:rPr>
+              <w:t>0.6093</w:t>
+            </w:r>
+          </w:p>
+        </w:tc>
+        <w:tc>
+          <w:tcPr>
+            <w:tcW w:type="dxa" w:w="2448"/>
+            <w:tcBorders>
+              <w:top w:val="single" w:sz="4" w:color="D9D9D9"/>
+              <w:left w:val="single" w:sz="4" w:color="D9D9D9"/>
+              <w:bottom w:val="single" w:sz="4" w:color="D9D9D9"/>
+              <w:right w:val="single" w:sz="4" w:color="D9D9D9"/>
+            </w:tcBorders>
+          </w:tcPr>
+          <w:p>
+            <w:pPr>
+              <w:spacing w:before="80" w:after="80"/>
+            </w:pPr>
+            <w:r>
+              <w:rPr>
+                <w:b w:val="0"/>
+                <w:sz w:val="18"/>
+              </w:rPr>
+              <w:t>0.0630</w:t>
+            </w:r>
+          </w:p>
+        </w:tc>
+      </w:tr>
+      <w:tr>
+        <w:trPr>
+          <w:cantSplit/>
+        </w:trPr>
+        <w:tc>
+          <w:tcPr>
+            <w:tcW w:type="dxa" w:w="2448"/>
+            <w:tcBorders>
+              <w:top w:val="single" w:sz="4" w:color="D9D9D9"/>
+              <w:left w:val="single" w:sz="4" w:color="D9D9D9"/>
+              <w:bottom w:val="single" w:sz="4" w:color="D9D9D9"/>
+              <w:right w:val="single" w:sz="4" w:color="D9D9D9"/>
+            </w:tcBorders>
+          </w:tcPr>
+          <w:p>
+            <w:pPr>
+              <w:spacing w:before="80" w:after="80"/>
+            </w:pPr>
+            <w:r>
+              <w:rPr>
+                <w:b w:val="0"/>
+                <w:sz w:val="18"/>
+              </w:rPr>
+              <w:t>CART</w:t>
+            </w:r>
+          </w:p>
+        </w:tc>
+        <w:tc>
+          <w:tcPr>
+            <w:tcW w:type="dxa" w:w="2448"/>
+            <w:tcBorders>
+              <w:top w:val="single" w:sz="4" w:color="D9D9D9"/>
+              <w:left w:val="single" w:sz="4" w:color="D9D9D9"/>
+              <w:bottom w:val="single" w:sz="4" w:color="D9D9D9"/>
+              <w:right w:val="single" w:sz="4" w:color="D9D9D9"/>
+            </w:tcBorders>
+          </w:tcPr>
+          <w:p>
+            <w:pPr>
+              <w:spacing w:before="80" w:after="80"/>
+            </w:pPr>
+            <w:r>
+              <w:rPr>
+                <w:b w:val="0"/>
+                <w:sz w:val="18"/>
+              </w:rPr>
+              <w:t>Random seed 0</w:t>
+            </w:r>
+          </w:p>
+        </w:tc>
+        <w:tc>
+          <w:tcPr>
+            <w:tcW w:type="dxa" w:w="2448"/>
+            <w:tcBorders>
+              <w:top w:val="single" w:sz="4" w:color="D9D9D9"/>
+              <w:left w:val="single" w:sz="4" w:color="D9D9D9"/>
+              <w:bottom w:val="single" w:sz="4" w:color="D9D9D9"/>
+              <w:right w:val="single" w:sz="4" w:color="D9D9D9"/>
+            </w:tcBorders>
+          </w:tcPr>
+          <w:p>
+            <w:pPr>
+              <w:spacing w:before="80" w:after="80"/>
+            </w:pPr>
+            <w:r>
+              <w:rPr>
+                <w:b w:val="0"/>
+                <w:sz w:val="18"/>
+              </w:rPr>
+              <w:t>0.8040</w:t>
+            </w:r>
+          </w:p>
+        </w:tc>
+        <w:tc>
+          <w:tcPr>
+            <w:tcW w:type="dxa" w:w="2448"/>
+            <w:tcBorders>
+              <w:top w:val="single" w:sz="4" w:color="D9D9D9"/>
+              <w:left w:val="single" w:sz="4" w:color="D9D9D9"/>
+              <w:bottom w:val="single" w:sz="4" w:color="D9D9D9"/>
+              <w:right w:val="single" w:sz="4" w:color="D9D9D9"/>
+            </w:tcBorders>
+          </w:tcPr>
+          <w:p>
+            <w:pPr>
+              <w:spacing w:before="80" w:after="80"/>
+            </w:pPr>
+            <w:r>
+              <w:rPr>
+                <w:b w:val="0"/>
+                <w:sz w:val="18"/>
+              </w:rPr>
+              <w:t>0.2807</w:t>
+            </w:r>
+          </w:p>
+        </w:tc>
+      </w:tr>
+      <w:tr>
+        <w:trPr>
+          <w:cantSplit/>
+        </w:trPr>
+        <w:tc>
+          <w:tcPr>
+            <w:tcW w:type="dxa" w:w="2448"/>
+            <w:tcBorders>
+              <w:top w:val="single" w:sz="4" w:color="D9D9D9"/>
+              <w:left w:val="single" w:sz="4" w:color="D9D9D9"/>
+              <w:bottom w:val="single" w:sz="4" w:color="D9D9D9"/>
+              <w:right w:val="single" w:sz="4" w:color="D9D9D9"/>
+            </w:tcBorders>
+          </w:tcPr>
+          <w:p>
+            <w:pPr>
+              <w:spacing w:before="80" w:after="80"/>
+            </w:pPr>
+            <w:r>
+              <w:rPr>
+                <w:b w:val="0"/>
+                <w:sz w:val="18"/>
+              </w:rPr>
+              <w:t>CART</w:t>
+            </w:r>
+          </w:p>
+        </w:tc>
+        <w:tc>
+          <w:tcPr>
+            <w:tcW w:type="dxa" w:w="2448"/>
+            <w:tcBorders>
+              <w:top w:val="single" w:sz="4" w:color="D9D9D9"/>
+              <w:left w:val="single" w:sz="4" w:color="D9D9D9"/>
+              <w:bottom w:val="single" w:sz="4" w:color="D9D9D9"/>
+              <w:right w:val="single" w:sz="4" w:color="D9D9D9"/>
+            </w:tcBorders>
+          </w:tcPr>
+          <w:p>
+            <w:pPr>
+              <w:spacing w:before="80" w:after="80"/>
+            </w:pPr>
+            <w:r>
+              <w:rPr>
+                <w:b w:val="0"/>
+                <w:sz w:val="18"/>
+              </w:rPr>
+              <w:t>Record order</w:t>
+            </w:r>
+          </w:p>
+        </w:tc>
+        <w:tc>
+          <w:tcPr>
+            <w:tcW w:type="dxa" w:w="2448"/>
+            <w:tcBorders>
+              <w:top w:val="single" w:sz="4" w:color="D9D9D9"/>
+              <w:left w:val="single" w:sz="4" w:color="D9D9D9"/>
+              <w:bottom w:val="single" w:sz="4" w:color="D9D9D9"/>
+              <w:right w:val="single" w:sz="4" w:color="D9D9D9"/>
+            </w:tcBorders>
+          </w:tcPr>
+          <w:p>
+            <w:pPr>
+              <w:spacing w:before="80" w:after="80"/>
+            </w:pPr>
+            <w:r>
+              <w:rPr>
+                <w:b w:val="0"/>
+                <w:sz w:val="18"/>
+              </w:rPr>
+              <w:t>0.6694</w:t>
+            </w:r>
+          </w:p>
+        </w:tc>
+        <w:tc>
+          <w:tcPr>
+            <w:tcW w:type="dxa" w:w="2448"/>
+            <w:tcBorders>
+              <w:top w:val="single" w:sz="4" w:color="D9D9D9"/>
+              <w:left w:val="single" w:sz="4" w:color="D9D9D9"/>
+              <w:bottom w:val="single" w:sz="4" w:color="D9D9D9"/>
+              <w:right w:val="single" w:sz="4" w:color="D9D9D9"/>
+            </w:tcBorders>
+          </w:tcPr>
+          <w:p>
+            <w:pPr>
+              <w:spacing w:before="80" w:after="80"/>
+            </w:pPr>
+            <w:r>
+              <w:rPr>
+                <w:b w:val="0"/>
+                <w:sz w:val="18"/>
+              </w:rPr>
+              <w:t>0.0850</w:t>
+            </w:r>
+          </w:p>
+        </w:tc>
+      </w:tr>
+    </w:tbl>
+    <w:p>
+      <w:pPr>
+        <w:spacing w:after="20"/>
+      </w:pPr>
+    </w:p>
+    <w:p>
+      <w:r>
+        <w:t>The record index is a proxy for sequence position, not a physical monitoring variable. Its effect suggests sensitivity to record structure but does not prove a unique leakage mechanism. Both random probe and corresponding raw score reference should be compared at seed 0.</w:t>
+      </w:r>
+    </w:p>
+    <w:tbl>
+      <w:tblPr>
+        <w:tblW w:type="auto" w:w="0"/>
+        <w:tblLayout w:type="fixed"/>
+        <w:tblLook w:firstColumn="1" w:firstRow="1" w:lastColumn="0" w:lastRow="0" w:noHBand="0" w:noVBand="1" w:val="04A0"/>
+      </w:tblPr>
+      <w:tblGrid>
+        <w:gridCol w:w="3264"/>
+        <w:gridCol w:w="3264"/>
+        <w:gridCol w:w="3264"/>
+      </w:tblGrid>
+      <w:tr>
+        <w:trPr>
+          <w:cantSplit/>
+          <w:tblHeader/>
+        </w:trPr>
+        <w:tc>
+          <w:tcPr>
+            <w:tcW w:type="dxa" w:w="3264"/>
+            <w:tcBorders>
+              <w:top w:val="single" w:sz="4" w:color="D9D9D9"/>
+              <w:left w:val="single" w:sz="4" w:color="D9D9D9"/>
+              <w:bottom w:val="single" w:sz="4" w:color="D9D9D9"/>
+              <w:right w:val="single" w:sz="4" w:color="D9D9D9"/>
+            </w:tcBorders>
+            <w:shd w:fill="E8EDF2"/>
+          </w:tcPr>
+          <w:p>
+            <w:pPr>
+              <w:spacing w:before="80" w:after="80"/>
+            </w:pPr>
+            <w:r>
+              <w:rPr>
+                <w:b/>
+                <w:sz w:val="18"/>
+              </w:rPr>
+              <w:t>Feature</w:t>
+            </w:r>
+          </w:p>
+        </w:tc>
+        <w:tc>
+          <w:tcPr>
+            <w:tcW w:type="dxa" w:w="3264"/>
+            <w:tcBorders>
+              <w:top w:val="single" w:sz="4" w:color="D9D9D9"/>
+              <w:left w:val="single" w:sz="4" w:color="D9D9D9"/>
+              <w:bottom w:val="single" w:sz="4" w:color="D9D9D9"/>
+              <w:right w:val="single" w:sz="4" w:color="D9D9D9"/>
+            </w:tcBorders>
+            <w:shd w:fill="E8EDF2"/>
+          </w:tcPr>
+          <w:p>
+            <w:pPr>
+              <w:spacing w:before="80" w:after="80"/>
+            </w:pPr>
+            <w:r>
+              <w:rPr>
+                <w:b/>
+                <w:sz w:val="18"/>
+              </w:rPr>
+              <w:t>In sample ROC AUC drop</w:t>
+            </w:r>
+          </w:p>
+        </w:tc>
+        <w:tc>
+          <w:tcPr>
+            <w:tcW w:type="dxa" w:w="3264"/>
+            <w:tcBorders>
+              <w:top w:val="single" w:sz="4" w:color="D9D9D9"/>
+              <w:left w:val="single" w:sz="4" w:color="D9D9D9"/>
+              <w:bottom w:val="single" w:sz="4" w:color="D9D9D9"/>
+              <w:right w:val="single" w:sz="4" w:color="D9D9D9"/>
+            </w:tcBorders>
+            <w:shd w:fill="E8EDF2"/>
+          </w:tcPr>
+          <w:p>
+            <w:pPr>
+              <w:spacing w:before="80" w:after="80"/>
+            </w:pPr>
+            <w:r>
+              <w:rPr>
+                <w:b/>
+                <w:sz w:val="18"/>
+              </w:rPr>
+              <w:t>Standard deviation</w:t>
+            </w:r>
+          </w:p>
+        </w:tc>
+      </w:tr>
+      <w:tr>
+        <w:trPr>
+          <w:cantSplit/>
+        </w:trPr>
+        <w:tc>
+          <w:tcPr>
+            <w:tcW w:type="dxa" w:w="3264"/>
+            <w:tcBorders>
+              <w:top w:val="single" w:sz="4" w:color="D9D9D9"/>
+              <w:left w:val="single" w:sz="4" w:color="D9D9D9"/>
+              <w:bottom w:val="single" w:sz="4" w:color="D9D9D9"/>
+              <w:right w:val="single" w:sz="4" w:color="D9D9D9"/>
+            </w:tcBorders>
+          </w:tcPr>
+          <w:p>
+            <w:pPr>
+              <w:spacing w:before="80" w:after="80"/>
+            </w:pPr>
+            <w:r>
+              <w:rPr>
+                <w:b w:val="0"/>
+                <w:sz w:val="18"/>
+              </w:rPr>
+              <w:t>nbumps2</w:t>
+            </w:r>
+          </w:p>
+        </w:tc>
+        <w:tc>
+          <w:tcPr>
+            <w:tcW w:type="dxa" w:w="3264"/>
+            <w:tcBorders>
+              <w:top w:val="single" w:sz="4" w:color="D9D9D9"/>
+              <w:left w:val="single" w:sz="4" w:color="D9D9D9"/>
+              <w:bottom w:val="single" w:sz="4" w:color="D9D9D9"/>
+              <w:right w:val="single" w:sz="4" w:color="D9D9D9"/>
+            </w:tcBorders>
+          </w:tcPr>
+          <w:p>
+            <w:pPr>
+              <w:spacing w:before="80" w:after="80"/>
+            </w:pPr>
+            <w:r>
+              <w:rPr>
+                <w:b w:val="0"/>
+                <w:sz w:val="18"/>
+              </w:rPr>
+              <w:t>0.0645</w:t>
+            </w:r>
+          </w:p>
+        </w:tc>
+        <w:tc>
+          <w:tcPr>
+            <w:tcW w:type="dxa" w:w="3264"/>
+            <w:tcBorders>
+              <w:top w:val="single" w:sz="4" w:color="D9D9D9"/>
+              <w:left w:val="single" w:sz="4" w:color="D9D9D9"/>
+              <w:bottom w:val="single" w:sz="4" w:color="D9D9D9"/>
+              <w:right w:val="single" w:sz="4" w:color="D9D9D9"/>
+            </w:tcBorders>
+          </w:tcPr>
+          <w:p>
+            <w:pPr>
+              <w:spacing w:before="80" w:after="80"/>
+            </w:pPr>
+            <w:r>
+              <w:rPr>
+                <w:b w:val="0"/>
+                <w:sz w:val="18"/>
+              </w:rPr>
+              <w:t>0.0051</w:t>
+            </w:r>
+          </w:p>
+        </w:tc>
+      </w:tr>
+      <w:tr>
+        <w:trPr>
+          <w:cantSplit/>
+        </w:trPr>
+        <w:tc>
+          <w:tcPr>
+            <w:tcW w:type="dxa" w:w="3264"/>
+            <w:tcBorders>
+              <w:top w:val="single" w:sz="4" w:color="D9D9D9"/>
+              <w:left w:val="single" w:sz="4" w:color="D9D9D9"/>
+              <w:bottom w:val="single" w:sz="4" w:color="D9D9D9"/>
+              <w:right w:val="single" w:sz="4" w:color="D9D9D9"/>
+            </w:tcBorders>
+          </w:tcPr>
+          <w:p>
+            <w:pPr>
+              <w:spacing w:before="80" w:after="80"/>
+            </w:pPr>
+            <w:r>
+              <w:rPr>
+                <w:b w:val="0"/>
+                <w:sz w:val="18"/>
+              </w:rPr>
+              <w:t>gpuls</w:t>
+            </w:r>
+          </w:p>
+        </w:tc>
+        <w:tc>
+          <w:tcPr>
+            <w:tcW w:type="dxa" w:w="3264"/>
+            <w:tcBorders>
+              <w:top w:val="single" w:sz="4" w:color="D9D9D9"/>
+              <w:left w:val="single" w:sz="4" w:color="D9D9D9"/>
+              <w:bottom w:val="single" w:sz="4" w:color="D9D9D9"/>
+              <w:right w:val="single" w:sz="4" w:color="D9D9D9"/>
+            </w:tcBorders>
+          </w:tcPr>
+          <w:p>
+            <w:pPr>
+              <w:spacing w:before="80" w:after="80"/>
+            </w:pPr>
+            <w:r>
+              <w:rPr>
+                <w:b w:val="0"/>
+                <w:sz w:val="18"/>
+              </w:rPr>
+              <w:t>0.0562</w:t>
+            </w:r>
+          </w:p>
+        </w:tc>
+        <w:tc>
+          <w:tcPr>
+            <w:tcW w:type="dxa" w:w="3264"/>
+            <w:tcBorders>
+              <w:top w:val="single" w:sz="4" w:color="D9D9D9"/>
+              <w:left w:val="single" w:sz="4" w:color="D9D9D9"/>
+              <w:bottom w:val="single" w:sz="4" w:color="D9D9D9"/>
+              <w:right w:val="single" w:sz="4" w:color="D9D9D9"/>
+            </w:tcBorders>
+          </w:tcPr>
+          <w:p>
+            <w:pPr>
+              <w:spacing w:before="80" w:after="80"/>
+            </w:pPr>
+            <w:r>
+              <w:rPr>
+                <w:b w:val="0"/>
+                <w:sz w:val="18"/>
+              </w:rPr>
+              <w:t>0.0040</w:t>
+            </w:r>
+          </w:p>
+        </w:tc>
+      </w:tr>
+      <w:tr>
+        <w:trPr>
+          <w:cantSplit/>
+        </w:trPr>
+        <w:tc>
+          <w:tcPr>
+            <w:tcW w:type="dxa" w:w="3264"/>
+            <w:tcBorders>
+              <w:top w:val="single" w:sz="4" w:color="D9D9D9"/>
+              <w:left w:val="single" w:sz="4" w:color="D9D9D9"/>
+              <w:bottom w:val="single" w:sz="4" w:color="D9D9D9"/>
+              <w:right w:val="single" w:sz="4" w:color="D9D9D9"/>
+            </w:tcBorders>
+          </w:tcPr>
+          <w:p>
+            <w:pPr>
+              <w:spacing w:before="80" w:after="80"/>
+            </w:pPr>
+            <w:r>
+              <w:rPr>
+                <w:b w:val="0"/>
+                <w:sz w:val="18"/>
+              </w:rPr>
+              <w:t>energy</w:t>
+            </w:r>
+          </w:p>
+        </w:tc>
+        <w:tc>
+          <w:tcPr>
+            <w:tcW w:type="dxa" w:w="3264"/>
+            <w:tcBorders>
+              <w:top w:val="single" w:sz="4" w:color="D9D9D9"/>
+              <w:left w:val="single" w:sz="4" w:color="D9D9D9"/>
+              <w:bottom w:val="single" w:sz="4" w:color="D9D9D9"/>
+              <w:right w:val="single" w:sz="4" w:color="D9D9D9"/>
+            </w:tcBorders>
+          </w:tcPr>
+          <w:p>
+            <w:pPr>
+              <w:spacing w:before="80" w:after="80"/>
+            </w:pPr>
+            <w:r>
+              <w:rPr>
+                <w:b w:val="0"/>
+                <w:sz w:val="18"/>
+              </w:rPr>
+              <w:t>0.0522</w:t>
+            </w:r>
+          </w:p>
+        </w:tc>
+        <w:tc>
+          <w:tcPr>
+            <w:tcW w:type="dxa" w:w="3264"/>
+            <w:tcBorders>
+              <w:top w:val="single" w:sz="4" w:color="D9D9D9"/>
+              <w:left w:val="single" w:sz="4" w:color="D9D9D9"/>
+              <w:bottom w:val="single" w:sz="4" w:color="D9D9D9"/>
+              <w:right w:val="single" w:sz="4" w:color="D9D9D9"/>
+            </w:tcBorders>
+          </w:tcPr>
+          <w:p>
+            <w:pPr>
+              <w:spacing w:before="80" w:after="80"/>
+            </w:pPr>
+            <w:r>
+              <w:rPr>
+                <w:b w:val="0"/>
+                <w:sz w:val="18"/>
+              </w:rPr>
+              <w:t>0.0043</w:t>
+            </w:r>
+          </w:p>
+        </w:tc>
+      </w:tr>
+      <w:tr>
+        <w:trPr>
+          <w:cantSplit/>
+        </w:trPr>
+        <w:tc>
+          <w:tcPr>
+            <w:tcW w:type="dxa" w:w="3264"/>
+            <w:tcBorders>
+              <w:top w:val="single" w:sz="4" w:color="D9D9D9"/>
+              <w:left w:val="single" w:sz="4" w:color="D9D9D9"/>
+              <w:bottom w:val="single" w:sz="4" w:color="D9D9D9"/>
+              <w:right w:val="single" w:sz="4" w:color="D9D9D9"/>
+            </w:tcBorders>
+          </w:tcPr>
+          <w:p>
+            <w:pPr>
+              <w:spacing w:before="80" w:after="80"/>
+            </w:pPr>
+            <w:r>
+              <w:rPr>
+                <w:b w:val="0"/>
+                <w:sz w:val="18"/>
+              </w:rPr>
+              <w:t>genergy</w:t>
+            </w:r>
+          </w:p>
+        </w:tc>
+        <w:tc>
+          <w:tcPr>
+            <w:tcW w:type="dxa" w:w="3264"/>
+            <w:tcBorders>
+              <w:top w:val="single" w:sz="4" w:color="D9D9D9"/>
+              <w:left w:val="single" w:sz="4" w:color="D9D9D9"/>
+              <w:bottom w:val="single" w:sz="4" w:color="D9D9D9"/>
+              <w:right w:val="single" w:sz="4" w:color="D9D9D9"/>
+            </w:tcBorders>
+          </w:tcPr>
+          <w:p>
+            <w:pPr>
+              <w:spacing w:before="80" w:after="80"/>
+            </w:pPr>
+            <w:r>
+              <w:rPr>
+                <w:b w:val="0"/>
+                <w:sz w:val="18"/>
+              </w:rPr>
+              <w:t>0.0431</w:t>
+            </w:r>
+          </w:p>
+        </w:tc>
+        <w:tc>
+          <w:tcPr>
+            <w:tcW w:type="dxa" w:w="3264"/>
+            <w:tcBorders>
+              <w:top w:val="single" w:sz="4" w:color="D9D9D9"/>
+              <w:left w:val="single" w:sz="4" w:color="D9D9D9"/>
+              <w:bottom w:val="single" w:sz="4" w:color="D9D9D9"/>
+              <w:right w:val="single" w:sz="4" w:color="D9D9D9"/>
+            </w:tcBorders>
+          </w:tcPr>
+          <w:p>
+            <w:pPr>
+              <w:spacing w:before="80" w:after="80"/>
+            </w:pPr>
+            <w:r>
+              <w:rPr>
+                <w:b w:val="0"/>
+                <w:sz w:val="18"/>
+              </w:rPr>
+              <w:t>0.0027</w:t>
+            </w:r>
+          </w:p>
+        </w:tc>
+      </w:tr>
+      <w:tr>
+        <w:trPr>
+          <w:cantSplit/>
+        </w:trPr>
+        <w:tc>
+          <w:tcPr>
+            <w:tcW w:type="dxa" w:w="3264"/>
+            <w:tcBorders>
+              <w:top w:val="single" w:sz="4" w:color="D9D9D9"/>
+              <w:left w:val="single" w:sz="4" w:color="D9D9D9"/>
+              <w:bottom w:val="single" w:sz="4" w:color="D9D9D9"/>
+              <w:right w:val="single" w:sz="4" w:color="D9D9D9"/>
+            </w:tcBorders>
+          </w:tcPr>
+          <w:p>
+            <w:pPr>
+              <w:spacing w:before="80" w:after="80"/>
+            </w:pPr>
+            <w:r>
+              <w:rPr>
+                <w:b w:val="0"/>
+                <w:sz w:val="18"/>
+              </w:rPr>
+              <w:t>gdenergy</w:t>
+            </w:r>
+          </w:p>
+        </w:tc>
+        <w:tc>
+          <w:tcPr>
+            <w:tcW w:type="dxa" w:w="3264"/>
+            <w:tcBorders>
+              <w:top w:val="single" w:sz="4" w:color="D9D9D9"/>
+              <w:left w:val="single" w:sz="4" w:color="D9D9D9"/>
+              <w:bottom w:val="single" w:sz="4" w:color="D9D9D9"/>
+              <w:right w:val="single" w:sz="4" w:color="D9D9D9"/>
+            </w:tcBorders>
+          </w:tcPr>
+          <w:p>
+            <w:pPr>
+              <w:spacing w:before="80" w:after="80"/>
+            </w:pPr>
+            <w:r>
+              <w:rPr>
+                <w:b w:val="0"/>
+                <w:sz w:val="18"/>
+              </w:rPr>
+              <w:t>0.0291</w:t>
+            </w:r>
+          </w:p>
+        </w:tc>
+        <w:tc>
+          <w:tcPr>
+            <w:tcW w:type="dxa" w:w="3264"/>
+            <w:tcBorders>
+              <w:top w:val="single" w:sz="4" w:color="D9D9D9"/>
+              <w:left w:val="single" w:sz="4" w:color="D9D9D9"/>
+              <w:bottom w:val="single" w:sz="4" w:color="D9D9D9"/>
+              <w:right w:val="single" w:sz="4" w:color="D9D9D9"/>
+            </w:tcBorders>
+          </w:tcPr>
+          <w:p>
+            <w:pPr>
+              <w:spacing w:before="80" w:after="80"/>
+            </w:pPr>
+            <w:r>
+              <w:rPr>
+                <w:b w:val="0"/>
+                <w:sz w:val="18"/>
+              </w:rPr>
+              <w:t>0.0021</w:t>
+            </w:r>
+          </w:p>
+        </w:tc>
+      </w:tr>
+      <w:tr>
+        <w:trPr>
+          <w:cantSplit/>
+        </w:trPr>
+        <w:tc>
+          <w:tcPr>
+            <w:tcW w:type="dxa" w:w="3264"/>
+            <w:tcBorders>
+              <w:top w:val="single" w:sz="4" w:color="D9D9D9"/>
+              <w:left w:val="single" w:sz="4" w:color="D9D9D9"/>
+              <w:bottom w:val="single" w:sz="4" w:color="D9D9D9"/>
+              <w:right w:val="single" w:sz="4" w:color="D9D9D9"/>
+            </w:tcBorders>
+          </w:tcPr>
+          <w:p>
+            <w:pPr>
+              <w:spacing w:before="80" w:after="80"/>
+            </w:pPr>
+            <w:r>
+              <w:rPr>
+                <w:b w:val="0"/>
+                <w:sz w:val="18"/>
+              </w:rPr>
+              <w:t>gdpuls</w:t>
+            </w:r>
+          </w:p>
+        </w:tc>
+        <w:tc>
+          <w:tcPr>
+            <w:tcW w:type="dxa" w:w="3264"/>
+            <w:tcBorders>
+              <w:top w:val="single" w:sz="4" w:color="D9D9D9"/>
+              <w:left w:val="single" w:sz="4" w:color="D9D9D9"/>
+              <w:bottom w:val="single" w:sz="4" w:color="D9D9D9"/>
+              <w:right w:val="single" w:sz="4" w:color="D9D9D9"/>
+            </w:tcBorders>
+          </w:tcPr>
+          <w:p>
+            <w:pPr>
+              <w:spacing w:before="80" w:after="80"/>
+            </w:pPr>
+            <w:r>
+              <w:rPr>
+                <w:b w:val="0"/>
+                <w:sz w:val="18"/>
+              </w:rPr>
+              <w:t>0.0219</w:t>
+            </w:r>
+          </w:p>
+        </w:tc>
+        <w:tc>
+          <w:tcPr>
+            <w:tcW w:type="dxa" w:w="3264"/>
+            <w:tcBorders>
+              <w:top w:val="single" w:sz="4" w:color="D9D9D9"/>
+              <w:left w:val="single" w:sz="4" w:color="D9D9D9"/>
+              <w:bottom w:val="single" w:sz="4" w:color="D9D9D9"/>
+              <w:right w:val="single" w:sz="4" w:color="D9D9D9"/>
+            </w:tcBorders>
+          </w:tcPr>
+          <w:p>
+            <w:pPr>
+              <w:spacing w:before="80" w:after="80"/>
+            </w:pPr>
+            <w:r>
+              <w:rPr>
+                <w:b w:val="0"/>
+                <w:sz w:val="18"/>
+              </w:rPr>
+              <w:t>0.0031</w:t>
+            </w:r>
+          </w:p>
+        </w:tc>
+      </w:tr>
+      <w:tr>
+        <w:trPr>
+          <w:cantSplit/>
+        </w:trPr>
+        <w:tc>
+          <w:tcPr>
+            <w:tcW w:type="dxa" w:w="3264"/>
+            <w:tcBorders>
+              <w:top w:val="single" w:sz="4" w:color="D9D9D9"/>
+              <w:left w:val="single" w:sz="4" w:color="D9D9D9"/>
+              <w:bottom w:val="single" w:sz="4" w:color="D9D9D9"/>
+              <w:right w:val="single" w:sz="4" w:color="D9D9D9"/>
+            </w:tcBorders>
+          </w:tcPr>
+          <w:p>
+            <w:pPr>
+              <w:spacing w:before="80" w:after="80"/>
+            </w:pPr>
+            <w:r>
+              <w:rPr>
+                <w:b w:val="0"/>
+                <w:sz w:val="18"/>
+              </w:rPr>
+              <w:t>shift</w:t>
+            </w:r>
+          </w:p>
+        </w:tc>
+        <w:tc>
+          <w:tcPr>
+            <w:tcW w:type="dxa" w:w="3264"/>
+            <w:tcBorders>
+              <w:top w:val="single" w:sz="4" w:color="D9D9D9"/>
+              <w:left w:val="single" w:sz="4" w:color="D9D9D9"/>
+              <w:bottom w:val="single" w:sz="4" w:color="D9D9D9"/>
+              <w:right w:val="single" w:sz="4" w:color="D9D9D9"/>
+            </w:tcBorders>
+          </w:tcPr>
+          <w:p>
+            <w:pPr>
+              <w:spacing w:before="80" w:after="80"/>
+            </w:pPr>
+            <w:r>
+              <w:rPr>
+                <w:b w:val="0"/>
+                <w:sz w:val="18"/>
+              </w:rPr>
+              <w:t>0.0099</w:t>
+            </w:r>
+          </w:p>
+        </w:tc>
+        <w:tc>
+          <w:tcPr>
+            <w:tcW w:type="dxa" w:w="3264"/>
+            <w:tcBorders>
+              <w:top w:val="single" w:sz="4" w:color="D9D9D9"/>
+              <w:left w:val="single" w:sz="4" w:color="D9D9D9"/>
+              <w:bottom w:val="single" w:sz="4" w:color="D9D9D9"/>
+              <w:right w:val="single" w:sz="4" w:color="D9D9D9"/>
+            </w:tcBorders>
+          </w:tcPr>
+          <w:p>
+            <w:pPr>
+              <w:spacing w:before="80" w:after="80"/>
+            </w:pPr>
+            <w:r>
+              <w:rPr>
+                <w:b w:val="0"/>
+                <w:sz w:val="18"/>
+              </w:rPr>
+              <w:t>0.0018</w:t>
+            </w:r>
+          </w:p>
+        </w:tc>
+      </w:tr>
+      <w:tr>
+        <w:trPr>
+          <w:cantSplit/>
+        </w:trPr>
+        <w:tc>
+          <w:tcPr>
+            <w:tcW w:type="dxa" w:w="3264"/>
+            <w:tcBorders>
+              <w:top w:val="single" w:sz="4" w:color="D9D9D9"/>
+              <w:left w:val="single" w:sz="4" w:color="D9D9D9"/>
+              <w:bottom w:val="single" w:sz="4" w:color="D9D9D9"/>
+              <w:right w:val="single" w:sz="4" w:color="D9D9D9"/>
+            </w:tcBorders>
+          </w:tcPr>
+          <w:p>
+            <w:pPr>
+              <w:spacing w:before="80" w:after="80"/>
+            </w:pPr>
+            <w:r>
+              <w:rPr>
+                <w:b w:val="0"/>
+                <w:sz w:val="18"/>
+              </w:rPr>
+              <w:t>nbumps3</w:t>
+            </w:r>
+          </w:p>
+        </w:tc>
+        <w:tc>
+          <w:tcPr>
+            <w:tcW w:type="dxa" w:w="3264"/>
+            <w:tcBorders>
+              <w:top w:val="single" w:sz="4" w:color="D9D9D9"/>
+              <w:left w:val="single" w:sz="4" w:color="D9D9D9"/>
+              <w:bottom w:val="single" w:sz="4" w:color="D9D9D9"/>
+              <w:right w:val="single" w:sz="4" w:color="D9D9D9"/>
+            </w:tcBorders>
+          </w:tcPr>
+          <w:p>
+            <w:pPr>
+              <w:spacing w:before="80" w:after="80"/>
+            </w:pPr>
+            <w:r>
+              <w:rPr>
+                <w:b w:val="0"/>
+                <w:sz w:val="18"/>
+              </w:rPr>
+              <w:t>0.0094</w:t>
+            </w:r>
+          </w:p>
+        </w:tc>
+        <w:tc>
+          <w:tcPr>
+            <w:tcW w:type="dxa" w:w="3264"/>
+            <w:tcBorders>
+              <w:top w:val="single" w:sz="4" w:color="D9D9D9"/>
+              <w:left w:val="single" w:sz="4" w:color="D9D9D9"/>
+              <w:bottom w:val="single" w:sz="4" w:color="D9D9D9"/>
+              <w:right w:val="single" w:sz="4" w:color="D9D9D9"/>
+            </w:tcBorders>
+          </w:tcPr>
+          <w:p>
+            <w:pPr>
+              <w:spacing w:before="80" w:after="80"/>
+            </w:pPr>
+            <w:r>
+              <w:rPr>
+                <w:b w:val="0"/>
+                <w:sz w:val="18"/>
+              </w:rPr>
+              <w:t>0.0018</w:t>
+            </w:r>
+          </w:p>
+        </w:tc>
+      </w:tr>
+    </w:tbl>
+    <w:p>
+      <w:pPr>
+        <w:spacing w:after="20"/>
+      </w:pPr>
+    </w:p>
+    <w:p>
+      <w:r>
+        <w:t>Permutation importance is measured on the data used to fit the forest and is descriptive. It is not independent evidence of future feature usefulness. Correlated monitoring features can mask one another's contributions.</w:t>
       </w:r>
     </w:p>
     <w:p>
       <w:pPr>
-        <w:spacing w:after="100" w:before="0" w:line="312" w:lineRule="auto"/>
+        <w:pStyle w:val="Heading1"/>
       </w:pPr>
       <w:r>
-        <w:rPr>
-          <w:rFonts w:ascii="Times New Roman" w:hAnsi="Times New Roman" w:eastAsia="宋体"/>
-          <w:b/>
-          <w:i w:val="0"/>
-          <w:sz w:val="21"/>
-        </w:rPr>
-        <w:t>1.  Random cross-validation is optimistic on this dataset, and the optimism is model-independent.</w:t>
+        <w:t>7 Limitations and reproducibility</w:t>
       </w:r>
+    </w:p>
+    <w:p>
       <w:r>
-        <w:rPr>
-          <w:rFonts w:ascii="Times New Roman" w:hAnsi="Times New Roman" w:eastAsia="宋体"/>
-          <w:b w:val="0"/>
-          <w:i w:val="0"/>
-          <w:sz w:val="21"/>
-        </w:rPr>
-        <w:t xml:space="preserve">  The effect appears in both a linear and a non-linear model, and is larger for the more flexible one.</w:t>
+        <w:t>No timestamp or wall identifier confirms the ordering assumption. No hyperparameter search or confidence interval for temporally correlated observations is provided. Inner model thresholds are transferred to a refitted outer model, so score-scale changes remain a limitation. Prior correction alone does not establish reliable deployment probabilities.</w:t>
+      </w:r>
+    </w:p>
+    <w:p>
+      <w:r>
+        <w:t>Run python run_experiments.py, python -m unittest discover -s tests -v, and python verify_results.py. The verifier recomputes metrics from stored predictions, checks training-only priors and fixed thresholds, tests required row coverage and compares generated report text with result files. It does not claim that numerical agreement proves the scientific assumptions.</w:t>
+      </w:r>
+    </w:p>
+    <w:p>
+      <w:r>
+        <w:t>Run python generate_report.py --docx with requirements-report.txt installed, then run export_report.ps1 on Windows with Microsoft Word installed. Markdown and Word are generated from the same report source; the PDF is exported from Word.</w:t>
       </w:r>
     </w:p>
     <w:p>
       <w:pPr>
-        <w:spacing w:after="100" w:before="0" w:line="312" w:lineRule="auto"/>
+        <w:pStyle w:val="Heading1"/>
       </w:pPr>
       <w:r>
-        <w:rPr>
-          <w:rFonts w:ascii="Times New Roman" w:hAnsi="Times New Roman" w:eastAsia="宋体"/>
-          <w:b/>
-          <w:i w:val="0"/>
-          <w:sz w:val="21"/>
-        </w:rPr>
-        <w:t>2.  Reported skill is highly sensitive to the validation protocol.</w:t>
-      </w:r>
-      <w:r>
-        <w:rPr>
-          <w:rFonts w:ascii="Times New Roman" w:hAnsi="Times New Roman" w:eastAsia="宋体"/>
-          <w:b w:val="0"/>
-          <w:i w:val="0"/>
-          <w:sz w:val="21"/>
-        </w:rPr>
-        <w:t xml:space="preserve">  The same model spans “useful” to “barely better than chance” depending only on how the data are split. Since the operational purpose is early warning, the honest number is the lower one.</w:t>
-      </w:r>
-    </w:p>
-    <w:p>
-      <w:pPr>
-        <w:spacing w:after="100" w:before="0" w:line="312" w:lineRule="auto"/>
-      </w:pPr>
-      <w:r>
-        <w:rPr>
-          <w:rFonts w:ascii="Times New Roman" w:hAnsi="Times New Roman" w:eastAsia="宋体"/>
-          <w:b/>
-          <w:i w:val="0"/>
-          <w:sz w:val="21"/>
-        </w:rPr>
-        <w:t>3.  A rank-deficient design matrix was present in the original feature set.</w:t>
-      </w:r>
-      <w:r>
-        <w:rPr>
-          <w:rFonts w:ascii="Times New Roman" w:hAnsi="Times New Roman" w:eastAsia="宋体"/>
-          <w:b w:val="0"/>
-          <w:i w:val="0"/>
-          <w:sz w:val="21"/>
-        </w:rPr>
-        <w:t xml:space="preserve">  Three of the 18 columns are constant and three linear dependencies exist among the bump-range counts. This does not damage tree-based models but makes unregularised logistic coefficients uninterpretable.</w:t>
-      </w:r>
-    </w:p>
-    <w:p>
-      <w:pPr>
-        <w:spacing w:after="100" w:before="0" w:line="312" w:lineRule="auto"/>
-      </w:pPr>
-      <w:r>
-        <w:rPr>
-          <w:rFonts w:ascii="Times New Roman" w:hAnsi="Times New Roman" w:eastAsia="宋体"/>
-          <w:b/>
-          <w:i w:val="0"/>
-          <w:sz w:val="21"/>
-        </w:rPr>
-        <w:t>4.  The drift structure is itself informative.</w:t>
-      </w:r>
-      <w:r>
-        <w:rPr>
-          <w:rFonts w:ascii="Times New Roman" w:hAnsi="Times New Roman" w:eastAsia="宋体"/>
-          <w:b w:val="0"/>
-          <w:i w:val="0"/>
-          <w:sz w:val="21"/>
-        </w:rPr>
-        <w:t xml:space="preserve">  A 7.5× change in base rate across the record suggests the sequence spans distinct mining conditions. A model that appears to generalise across them under random CV may simply be memorising which regime each row belongs to.</w:t>
-      </w:r>
-    </w:p>
-    <w:p>
-      <w:pPr>
-        <w:spacing w:after="100" w:before="0" w:line="312" w:lineRule="auto"/>
-      </w:pPr>
-      <w:r>
-        <w:rPr>
-          <w:rFonts w:ascii="Times New Roman" w:hAnsi="Times New Roman" w:eastAsia="宋体"/>
-          <w:b/>
-          <w:i w:val="0"/>
-          <w:sz w:val="21"/>
-        </w:rPr>
-        <w:t>5.  Discrimination and calibration are separate properties, and only the first is usually reported.</w:t>
-      </w:r>
-      <w:r>
-        <w:rPr>
-          <w:rFonts w:ascii="Times New Roman" w:hAnsi="Times New Roman" w:eastAsia="宋体"/>
-          <w:b w:val="0"/>
-          <w:i w:val="0"/>
-          <w:sz w:val="21"/>
-        </w:rPr>
-        <w:t xml:space="preserve">  Class weighting buys discrimination on a rare-event problem at the cost of the probability scale: the logistic regression over-states risk by roughly a factor of eight until the log-odds are corrected. Since the operational use of an early-warning model is a threshold decision, the probability scale is not a detail. Reporting ROC-AUC or PR-AUC alone hides it.</w:t>
-      </w:r>
-    </w:p>
-    <w:p>
-      <w:pPr>
-        <w:spacing w:after="120" w:before="280" w:line="312" w:lineRule="auto"/>
-      </w:pPr>
-      <w:r>
-        <w:rPr>
-          <w:rFonts w:ascii="Times New Roman" w:hAnsi="Times New Roman" w:eastAsia="宋体"/>
-          <w:b/>
-          <w:i w:val="0"/>
-          <w:sz w:val="28"/>
-        </w:rPr>
-        <w:t>6  Limitations</w:t>
-      </w:r>
-    </w:p>
-    <w:p>
-      <w:pPr>
-        <w:spacing w:after="100" w:before="0" w:line="312" w:lineRule="auto"/>
-      </w:pPr>
-      <w:r>
-        <w:rPr>
-          <w:rFonts w:ascii="Times New Roman" w:hAnsi="Times New Roman" w:eastAsia="宋体"/>
-          <w:b w:val="0"/>
-          <w:i w:val="0"/>
-          <w:sz w:val="20"/>
-        </w:rPr>
-        <w:t>•  The dataset has no explicit timestamp. Row order is treated as the chronological order of shifts, following the source documentation. If rows are instead grouped by longwall, the same argument applies with “group” in place of “time”: a random split still violates the independence assumption, so the conclusion holds either way, though the magnitude may differ.</w:t>
-      </w:r>
-    </w:p>
-    <w:p>
-      <w:pPr>
-        <w:spacing w:after="100" w:before="0" w:line="312" w:lineRule="auto"/>
-      </w:pPr>
-      <w:r>
-        <w:rPr>
-          <w:rFonts w:ascii="Times New Roman" w:hAnsi="Times New Roman" w:eastAsia="宋体"/>
-          <w:b w:val="0"/>
-          <w:i w:val="0"/>
-          <w:sz w:val="20"/>
-        </w:rPr>
-        <w:t>•  Two longwalls are present but cannot be separated, as no wall identifier is provided.</w:t>
-      </w:r>
-    </w:p>
-    <w:p>
-      <w:pPr>
-        <w:spacing w:after="100" w:before="0" w:line="312" w:lineRule="auto"/>
-      </w:pPr>
-      <w:r>
-        <w:rPr>
-          <w:rFonts w:ascii="Times New Roman" w:hAnsi="Times New Roman" w:eastAsia="宋体"/>
-          <w:b w:val="0"/>
-          <w:i w:val="0"/>
-          <w:sz w:val="20"/>
-        </w:rPr>
-        <w:t>•  No hyper-parameter search was performed. Tuning was deliberately avoided so that the comparison between validation schemes is not confounded by model selection.</w:t>
-      </w:r>
-    </w:p>
-    <w:p>
-      <w:pPr>
-        <w:spacing w:after="100" w:before="0" w:line="312" w:lineRule="auto"/>
-      </w:pPr>
-      <w:r>
-        <w:rPr>
-          <w:rFonts w:ascii="Times New Roman" w:hAnsi="Times New Roman" w:eastAsia="宋体"/>
-          <w:b w:val="0"/>
-          <w:i w:val="0"/>
-          <w:sz w:val="20"/>
-        </w:rPr>
-        <w:t>•  The published baselines report accuracy and balanced accuracy only, so comparison here is qualitative.</w:t>
-      </w:r>
-    </w:p>
-    <w:p>
-      <w:pPr>
-        <w:spacing w:after="100" w:before="0" w:line="312" w:lineRule="auto"/>
-      </w:pPr>
-      <w:r>
-        <w:rPr>
-          <w:rFonts w:ascii="Times New Roman" w:hAnsi="Times New Roman" w:eastAsia="宋体"/>
-          <w:b w:val="0"/>
-          <w:i w:val="0"/>
-          <w:sz w:val="20"/>
-        </w:rPr>
-        <w:t>•  Permutation importance on correlated features understates individual contributions.</w:t>
-      </w:r>
-    </w:p>
-    <w:p>
-      <w:pPr>
-        <w:spacing w:after="120" w:before="280" w:line="312" w:lineRule="auto"/>
-      </w:pPr>
-      <w:r>
-        <w:rPr>
-          <w:rFonts w:ascii="Times New Roman" w:hAnsi="Times New Roman" w:eastAsia="宋体"/>
-          <w:b/>
-          <w:i w:val="0"/>
-          <w:sz w:val="28"/>
-        </w:rPr>
-        <w:t>7  Reproducibility</w:t>
-      </w:r>
-    </w:p>
-    <w:p>
-      <w:pPr>
-        <w:spacing w:after="140" w:before="0" w:line="312" w:lineRule="auto"/>
-      </w:pPr>
-      <w:r>
-        <w:rPr>
-          <w:rFonts w:ascii="Times New Roman" w:hAnsi="Times New Roman" w:eastAsia="宋体"/>
-          <w:b w:val="0"/>
-          <w:i w:val="0"/>
-          <w:sz w:val="21"/>
-        </w:rPr>
-        <w:t>The full pipeline is available at the repository named on the title page and runs in under five minutes on a laptop CPU with no GPU:</w:t>
-      </w:r>
-    </w:p>
-    <w:p>
-      <w:pPr>
-        <w:spacing w:after="60" w:before="0" w:line="312" w:lineRule="auto"/>
-        <w:jc w:val="center"/>
-      </w:pPr>
-      <w:r>
-        <w:rPr>
-          <w:rFonts w:ascii="Times New Roman" w:hAnsi="Times New Roman" w:eastAsia="宋体"/>
-          <w:b w:val="0"/>
-          <w:i w:val="0"/>
-          <w:sz w:val="19"/>
-        </w:rPr>
-        <w:t>python run_experiments.py</w:t>
-      </w:r>
-    </w:p>
-    <w:p>
-      <w:pPr>
-        <w:spacing w:after="160" w:before="0" w:line="312" w:lineRule="auto"/>
-        <w:jc w:val="center"/>
-      </w:pPr>
-      <w:r>
-        <w:rPr>
-          <w:rFonts w:ascii="Times New Roman" w:hAnsi="Times New Roman" w:eastAsia="宋体"/>
-          <w:b w:val="0"/>
-          <w:i w:val="0"/>
-          <w:sz w:val="19"/>
-        </w:rPr>
-        <w:t>python verify_results.py</w:t>
-      </w:r>
-    </w:p>
-    <w:p>
-      <w:pPr>
-        <w:spacing w:after="140" w:before="0" w:line="312" w:lineRule="auto"/>
-      </w:pPr>
-      <w:r>
-        <w:rPr>
-          <w:rFonts w:ascii="Consolas" w:hAnsi="Consolas" w:eastAsia="宋体"/>
-          <w:b w:val="0"/>
-          <w:i w:val="0"/>
-          <w:sz w:val="20"/>
-        </w:rPr>
-        <w:t>verify_results.py</w:t>
-      </w:r>
-      <w:r>
-        <w:rPr>
-          <w:rFonts w:ascii="Times New Roman" w:hAnsi="Times New Roman" w:eastAsia="宋体"/>
-          <w:b w:val="0"/>
-          <w:i w:val="0"/>
-          <w:sz w:val="21"/>
-        </w:rPr>
-        <w:t xml:space="preserve"> re-derives the dataset facts from the raw CSV and re-checks every quantity reported above; it exits non-zero if anything disagrees. It is not a formality: changing a single label in the input makes it fail.</w:t>
-      </w:r>
-    </w:p>
-    <w:p>
-      <w:pPr>
-        <w:spacing w:after="140" w:before="0" w:line="312" w:lineRule="auto"/>
-      </w:pPr>
-      <w:r>
-        <w:rPr>
-          <w:rFonts w:ascii="Times New Roman" w:hAnsi="Times New Roman" w:eastAsia="宋体"/>
-          <w:b w:val="0"/>
-          <w:i w:val="0"/>
-          <w:sz w:val="21"/>
-        </w:rPr>
-        <w:t>The pipeline was executed on two very different stacks — Python 3.7.0 with numpy 1.21.6 and pandas 1.1.5, and Python 3.12 with numpy 2.3.x and pandas 3.0.x — and all reported quantities agreed to four decimal places. The difference between random and time-ordered validation is therefore a property of the data and the protocol, not of a library version or a random-number stream.</w:t>
-      </w:r>
-    </w:p>
-    <w:p>
-      <w:pPr>
-        <w:spacing w:after="120" w:before="280" w:line="312" w:lineRule="auto"/>
-      </w:pPr>
-      <w:r>
-        <w:rPr>
-          <w:rFonts w:ascii="Times New Roman" w:hAnsi="Times New Roman" w:eastAsia="宋体"/>
-          <w:b/>
-          <w:i w:val="0"/>
-          <w:sz w:val="28"/>
-        </w:rPr>
         <w:t>References</w:t>
       </w:r>
     </w:p>
     <w:p>
-      <w:pPr>
-        <w:spacing w:after="100" w:before="0" w:line="312" w:lineRule="auto"/>
-      </w:pPr>
       <w:r>
-        <w:rPr>
-          <w:rFonts w:ascii="Times New Roman" w:hAnsi="Times New Roman" w:eastAsia="宋体"/>
-          <w:b w:val="0"/>
-          <w:i w:val="0"/>
-          <w:sz w:val="19"/>
-        </w:rPr>
-        <w:t xml:space="preserve">[1]  </w:t>
-      </w:r>
-      <w:r>
-        <w:rPr>
-          <w:rFonts w:ascii="Times New Roman" w:hAnsi="Times New Roman" w:eastAsia="宋体"/>
-          <w:b w:val="0"/>
-          <w:i w:val="0"/>
-          <w:sz w:val="19"/>
-        </w:rPr>
-        <w:t>Sikora, M., Wrobel, L. (2010). Application of rule induction algorithms for analysis of data collected by seismic hazard monitoring systems in coal mines. Archives of Mining Sciences 55(1), 91–114.</w:t>
+        <w:t>Sikora M and Wrobel L (2010). Application of rule induction algorithms for analysis of data collected by seismic hazard monitoring systems in coal mines. Archives of Mining Sciences 55(1), 91-114.</w:t>
       </w:r>
     </w:p>
     <w:p>
-      <w:pPr>
-        <w:spacing w:after="100" w:before="0" w:line="312" w:lineRule="auto"/>
-      </w:pPr>
       <w:r>
-        <w:rPr>
-          <w:rFonts w:ascii="Times New Roman" w:hAnsi="Times New Roman" w:eastAsia="宋体"/>
-          <w:b w:val="0"/>
-          <w:i w:val="0"/>
-          <w:sz w:val="19"/>
-        </w:rPr>
-        <w:t xml:space="preserve">[2]  </w:t>
-      </w:r>
-      <w:r>
-        <w:rPr>
-          <w:rFonts w:ascii="Times New Roman" w:hAnsi="Times New Roman" w:eastAsia="宋体"/>
-          <w:b w:val="0"/>
-          <w:i w:val="0"/>
-          <w:sz w:val="19"/>
-        </w:rPr>
-        <w:t>UCI Machine Learning Repository. seismic-bumps dataset. https://archive.ics.uci.edu/ml/datasets/seismic-bumps</w:t>
+        <w:t>UCI Machine Learning Repository. Seismic Bumps dataset. https://archive.ics.uci.edu/ml/datasets/seismic-bumps</w:t>
       </w:r>
     </w:p>
     <w:p>
-      <w:pPr>
-        <w:spacing w:after="100" w:before="0" w:line="312" w:lineRule="auto"/>
-      </w:pPr>
       <w:r>
-        <w:rPr>
-          <w:rFonts w:ascii="Times New Roman" w:hAnsi="Times New Roman" w:eastAsia="宋体"/>
-          <w:b w:val="0"/>
-          <w:i w:val="0"/>
-          <w:sz w:val="19"/>
-        </w:rPr>
-        <w:t xml:space="preserve">[3]  </w:t>
-      </w:r>
-      <w:r>
-        <w:rPr>
-          <w:rFonts w:ascii="Times New Roman" w:hAnsi="Times New Roman" w:eastAsia="宋体"/>
-          <w:b w:val="0"/>
-          <w:i w:val="0"/>
-          <w:sz w:val="19"/>
-        </w:rPr>
-        <w:t>Kuchkula, S. (2017). Seismic bumps forecasting in a coal mine — public reproduction of the baseline analysis under stratified 10-fold cross-validation.</w:t>
+        <w:t>Bergmeir C and Benitez JM (2012). On the use of cross-validation for time series predictor evaluation. Information Sciences 191, 192-213.</w:t>
       </w:r>
     </w:p>
     <w:p>
-      <w:pPr>
-        <w:spacing w:after="100" w:before="0" w:line="312" w:lineRule="auto"/>
-      </w:pPr>
       <w:r>
-        <w:rPr>
-          <w:rFonts w:ascii="Times New Roman" w:hAnsi="Times New Roman" w:eastAsia="宋体"/>
-          <w:b w:val="0"/>
-          <w:i w:val="0"/>
-          <w:sz w:val="19"/>
-        </w:rPr>
-        <w:t xml:space="preserve">[4]  </w:t>
-      </w:r>
-      <w:r>
-        <w:rPr>
-          <w:rFonts w:ascii="Times New Roman" w:hAnsi="Times New Roman" w:eastAsia="宋体"/>
-          <w:b w:val="0"/>
-          <w:i w:val="0"/>
-          <w:sz w:val="19"/>
-        </w:rPr>
-        <w:t>Bergmeir, C., Benítez, J. M. (2012). On the use of cross-validation for time series predictor evaluation. Information Sciences 191, 192–213.</w:t>
-      </w:r>
-    </w:p>
-    <w:p>
-      <w:pPr>
-        <w:spacing w:after="100" w:before="0" w:line="312" w:lineRule="auto"/>
-      </w:pPr>
-      <w:r>
-        <w:rPr>
-          <w:rFonts w:ascii="Times New Roman" w:hAnsi="Times New Roman" w:eastAsia="宋体"/>
-          <w:b w:val="0"/>
-          <w:i w:val="0"/>
-          <w:sz w:val="19"/>
-        </w:rPr>
-        <w:t xml:space="preserve">[5]  </w:t>
-      </w:r>
-      <w:r>
-        <w:rPr>
-          <w:rFonts w:ascii="Times New Roman" w:hAnsi="Times New Roman" w:eastAsia="宋体"/>
-          <w:b w:val="0"/>
-          <w:i w:val="0"/>
-          <w:sz w:val="19"/>
-        </w:rPr>
-        <w:t>Roberts, D. R. et al. (2017). Cross-validation strategies for data with temporal, spatial, hierarchical, or phylogenetic structure. Ecography 40, 913–929.</w:t>
+        <w:t>Roberts DR et al (2017). Cross-validation strategies for data with temporal, spatial, hierarchical, or phylogenetic structure. Ecography 40, 913-929.</w:t>
       </w:r>
     </w:p>
     <w:sectPr>
       <w:footerReference w:type="default" r:id="rId14"/>
       <w:pgSz w:w="12240" w:h="15840"/>
-      <w:pgMar w:top="1440" w:right="1440" w:bottom="1440" w:left="1440" w:header="720" w:footer="720" w:gutter="0"/>
+      <w:pgMar w:top="1080" w:right="1224" w:bottom="1080" w:left="1224" w:header="720" w:footer="720" w:gutter="0"/>
       <w:cols w:space="720"/>
       <w:docGrid w:linePitch="360"/>
     </w:sectPr>
@@ -6325,13 +4164,7 @@
       <w:jc w:val="center"/>
     </w:pPr>
     <w:r>
-      <w:rPr>
-        <w:rFonts w:ascii="Times New Roman" w:hAnsi="Times New Roman" w:eastAsia="宋体"/>
-        <w:b w:val="0"/>
-        <w:i w:val="0"/>
-        <w:sz w:val="16"/>
-      </w:rPr>
-      <w:t xml:space="preserve">Leakage in seismic-bump forecasting  |  page </w:t>
+      <w:t xml:space="preserve">Seismic bump forecasting | </w:t>
     </w:r>
     <w:fldSimple w:instr="PAGE"/>
   </w:p>
@@ -6701,9 +4534,13 @@
     <w:name w:val="Normal"/>
     <w:qFormat/>
     <w:rsid w:val="00FC693F"/>
+    <w:pPr>
+      <w:spacing w:after="140" w:line="269" w:lineRule="auto"/>
+    </w:pPr>
     <w:rPr>
-      <w:rFonts w:ascii="Times New Roman" w:hAnsi="Times New Roman" w:eastAsia="宋体"/>
-      <w:sz w:val="21"/>
+      <w:rFonts w:ascii="Times New Roman" w:hAnsi="Times New Roman"/>
+      <w:color w:val="000000"/>
+      <w:sz w:val="22"/>
     </w:rPr>
   </w:style>
   <w:style w:type="paragraph" w:styleId="Header">
@@ -6765,11 +4602,11 @@
       <w:outlineLvl w:val="0"/>
     </w:pPr>
     <w:rPr>
-      <w:rFonts w:asciiTheme="majorHAnsi" w:eastAsiaTheme="majorEastAsia" w:hAnsiTheme="majorHAnsi" w:cstheme="majorBidi"/>
+      <w:rFonts w:asciiTheme="majorHAnsi" w:eastAsiaTheme="majorEastAsia" w:hAnsiTheme="majorHAnsi" w:cstheme="majorBidi" w:ascii="Times New Roman" w:hAnsi="Times New Roman"/>
       <w:b/>
       <w:bCs/>
-      <w:color w:val="365F91" w:themeColor="accent1" w:themeShade="BF"/>
-      <w:sz w:val="28"/>
+      <w:color w:val="000000"/>
+      <w:sz w:val="30"/>
       <w:szCs w:val="28"/>
     </w:rPr>
   </w:style>
@@ -6789,11 +4626,11 @@
       <w:outlineLvl w:val="1"/>
     </w:pPr>
     <w:rPr>
-      <w:rFonts w:asciiTheme="majorHAnsi" w:eastAsiaTheme="majorEastAsia" w:hAnsiTheme="majorHAnsi" w:cstheme="majorBidi"/>
+      <w:rFonts w:asciiTheme="majorHAnsi" w:eastAsiaTheme="majorEastAsia" w:hAnsiTheme="majorHAnsi" w:cstheme="majorBidi" w:ascii="Times New Roman" w:hAnsi="Times New Roman"/>
       <w:b/>
       <w:bCs/>
-      <w:color w:val="4F81BD" w:themeColor="accent1"/>
-      <w:sz w:val="26"/>
+      <w:color w:val="000000"/>
+      <w:sz w:val="24"/>
       <w:szCs w:val="26"/>
     </w:rPr>
   </w:style>
@@ -7054,11 +4891,11 @@
       <w:contextualSpacing/>
     </w:pPr>
     <w:rPr>
-      <w:rFonts w:asciiTheme="majorHAnsi" w:eastAsiaTheme="majorEastAsia" w:hAnsiTheme="majorHAnsi" w:cstheme="majorBidi"/>
-      <w:color w:val="17365D" w:themeColor="text2" w:themeShade="BF"/>
+      <w:rFonts w:asciiTheme="majorHAnsi" w:eastAsiaTheme="majorEastAsia" w:hAnsiTheme="majorHAnsi" w:cstheme="majorBidi" w:ascii="Times New Roman" w:hAnsi="Times New Roman"/>
+      <w:color w:val="000000"/>
       <w:spacing w:val="5"/>
       <w:kern w:val="28"/>
-      <w:sz w:val="52"/>
+      <w:sz w:val="44"/>
       <w:szCs w:val="52"/>
     </w:rPr>
   </w:style>
@@ -7496,9 +5333,10 @@
       <w:spacing w:line="240" w:lineRule="auto"/>
     </w:pPr>
     <w:rPr>
+      <w:rFonts w:ascii="Times New Roman" w:hAnsi="Times New Roman"/>
       <w:b/>
       <w:bCs/>
-      <w:color w:val="4F81BD" w:themeColor="accent1"/>
+      <w:color w:val="000000"/>
       <w:sz w:val="18"/>
       <w:szCs w:val="18"/>
     </w:rPr>

--- a/report/technical_report.docx
+++ b/report/technical_report.docx
@@ -7,22 +7,68 @@
         <w:pStyle w:val="Title"/>
       </w:pPr>
       <w:r>
-        <w:t>Validation and calibration of seismic bump forecasting models</w:t>
+        <w:t>When the validation gap shrinks: test-cohort composition, warning thresholds and calibration in seismic bump forecasting</w:t>
       </w:r>
     </w:p>
     <w:p>
+      <w:pPr>
+        <w:jc w:val="center"/>
+      </w:pPr>
       <w:r>
+        <w:rPr>
+          <w:sz w:val="21"/>
+        </w:rPr>
         <w:t>Junjie Yang</w:t>
       </w:r>
     </w:p>
     <w:p>
+      <w:pPr>
+        <w:jc w:val="center"/>
+      </w:pPr>
       <w:r>
+        <w:rPr>
+          <w:sz w:val="21"/>
+        </w:rPr>
         <w:t>Mining Engineering, Fuzhou University</w:t>
       </w:r>
     </w:p>
     <w:p>
+      <w:pPr>
+        <w:jc w:val="center"/>
+      </w:pPr>
       <w:r>
-        <w:t>Revised 2 October 2026. Code and result files: https://github.com/junjie-yang11/seismic-bump-forecasting</w:t>
+        <w:rPr>
+          <w:sz w:val="21"/>
+        </w:rPr>
+        <w:t>Research code: https://github.com/junjie-yang11/seismic-bump-forecasting</w:t>
+      </w:r>
+    </w:p>
+    <w:p>
+      <w:pPr>
+        <w:pStyle w:val="Heading1"/>
+        <w:jc w:val="center"/>
+      </w:pPr>
+      <w:r>
+        <w:t>Abstract</w:t>
+      </w:r>
+    </w:p>
+    <w:p>
+      <w:pPr>
+        <w:jc w:val="both"/>
+      </w:pPr>
+      <w:r>
+        <w:t>Most of the apparent random-versus-record-order performance gap in this study disappears when the same test records are evaluated. On a 2,578-row mirror of the UCI Seismic Bumps dataset, restricting random out-of-fold scores to the 2,063 records covered by record-order validation reduces the absolute PR-AUC gap by 89.7 percent for logistic regression (LR) and 86.9 percent for bagged CART. The remaining differences are 0.0114 and 0.0188; phase-stratified paired moving-block bootstrap 95 percent intervals are [-0.0110, 0.0243] and [0.0064, 0.0323], respectively. These are conditional uncertainty estimates for fixed predictions, and the gap reduction is a descriptive cohort sensitivity result rather than a causal decomposition of leakage. Operational performance remains weak: LR detects only 2 of 26 hazardous holdout shifts at its training-derived threshold. Fold-local prior correction reduces LR expected calibration error from 0.2904 to 0.0271 and Brier score from 0.1462 to 0.0439, but corrected forecasts still have negative Brier skill against a retrospective constant baseline. The contribution is a reproducible engineering evaluation that distinguishes ranking, probability calibration and warning-policy transfer before considering field deployment.</w:t>
+      </w:r>
+    </w:p>
+    <w:p>
+      <w:pPr>
+        <w:jc w:val="left"/>
+      </w:pPr>
+      <w:r>
+        <w:rPr>
+          <w:sz w:val="20"/>
+        </w:rPr>
+        <w:t>Keywords: mining engineering; seismic hazard; rare-event prediction; test-cohort shift; paired block bootstrap; probability calibration</w:t>
       </w:r>
     </w:p>
     <w:p>
@@ -30,12 +76,22 @@
         <w:pStyle w:val="Heading1"/>
       </w:pPr>
       <w:r>
-        <w:t>Abstract</w:t>
+        <w:t>1 Introduction</w:t>
       </w:r>
     </w:p>
     <w:p>
       <w:r>
-        <w:t>This study compares random stratified validation, validation in record order, and a chronological holdout on the UCI Seismic Bumps mirror. Performance varies with the protocol. The original comparison uses different test populations, so its PR-AUC gap combines test composition, prevalence drift, training history and possible temporal leakage. The same-test comparison below controls the test rows but does not isolate a causal leakage effect. Calibration priors and alert thresholds are now derived separately inside each training fold.</w:t>
+        <w:t>A useful mine-warning model must identify hazardous shifts early enough to support a defined operational response. A high accuracy score alone is insufficient when hazardous events are rare: always predicting the negative class achieves 93.41 percent accuracy in this mirror. The UCI target records whether an event above 10^4 J occurs in the next shift; it is a proxy for elevated seismic activity, not a direct rockburst or injury label [1]. This distinction matters because the consequences of a missed warning and the costs of repeated inspections are operational quantities, not properties of an AUC metric.</w:t>
+      </w:r>
+    </w:p>
+    <w:p>
+      <w:r>
+        <w:t>Evaluation must therefore answer three different questions: whether higher scores rank hazardous shifts above safe shifts, whether a score can be interpreted as a probability, and whether a numerical warning threshold continues to work in a later period. Temporal or spatial structure can invalidate a simple random-split interpretation [3,4]. Yet a protocol comparison also changes which records are tested and how much training history is available. This paper tests the sensitivity of the apparent validation gap to a common test cohort, estimates the remaining paired difference, and examines calibration and warning thresholds as separate engineering outcomes.</w:t>
+      </w:r>
+    </w:p>
+    <w:p>
+      <w:r>
+        <w:t>This study uses tabular monitoring data and two interpretable baseline model families. Its image-data relevance concerns evaluation design: audit provenance, keep related observations together, prevent test information entering model decisions, and report operational consequences. Section 5.3 develops this transfer.</w:t>
       </w:r>
     </w:p>
     <w:p>
@@ -43,32 +99,42 @@
         <w:pStyle w:val="Heading1"/>
       </w:pPr>
       <w:r>
-        <w:t>1 Data and scope</w:t>
+        <w:t>2 Data provenance and engineering scope</w:t>
+      </w:r>
+    </w:p>
+    <w:p>
+      <w:pPr>
+        <w:pStyle w:val="Heading2"/>
+      </w:pPr>
+      <w:r>
+        <w:t>2.1 Original dataset and mirror</w:t>
       </w:r>
     </w:p>
     <w:p>
       <w:r>
-        <w:t>The mirror contains 2578 records and 170 positives. Overall prevalence is 0.0659. There are no duplicate rows in this mirror. The task is prediction of hazardous seismic events in the next shift. Row order is used as a temporal proxy; explicit timestamps and longwall identifiers are unavailable. The results are conditional on this order representing a meaningful forecasting sequence. The mirror has six fewer rows than the original 2584-record dataset.</w:t>
+        <w:t>The original UCI file has 2584 shifts from two Polish mine longwalls [1]. The CSV mirror documents removal of repeated rows [2]. A direct comparison of the downloaded ARFF and the local CSV confirms that keeping the first occurrence of each complete row reproduces all 2578 mirror rows in the same order. The six removed rows are exact duplicates and all have class 0; all 170 positive rows remain. Table 1 records the original one-based row IDs. File hashes, complete duplicate contents and the mirror-to-original row mapping are saved in source_audit.json, source_duplicates.csv and source_row_mapping.csv.</w:t>
       </w:r>
     </w:p>
     <w:p>
+      <w:pPr>
+        <w:pStyle w:val="Caption"/>
+        <w:keepNext/>
+      </w:pPr>
       <w:r>
-        <w:t>The model uses 17 encoded features after removing nbumps. Three retained columns are constant: nbumps6, nbumps7 and nbumps89. Dropping nbumps does not make the design matrix full rank; L2 regularization and constant-safe standardization allow the logistic model to fit.</w:t>
+        <w:t>Table 1. Exact duplicate rows excluded by the mirror; row IDs refer to the original UCI data records, excluding the ARFF header.</w:t>
       </w:r>
     </w:p>
     <w:tbl>
       <w:tblPr>
         <w:tblW w:type="auto" w:w="0"/>
+        <w:jc w:val="center"/>
         <w:tblLayout w:type="fixed"/>
         <w:tblLook w:firstColumn="1" w:firstRow="1" w:lastColumn="0" w:lastRow="0" w:noHBand="0" w:noVBand="1" w:val="04A0"/>
       </w:tblPr>
       <w:tblGrid>
-        <w:gridCol w:w="1632"/>
-        <w:gridCol w:w="1632"/>
-        <w:gridCol w:w="1632"/>
-        <w:gridCol w:w="1632"/>
-        <w:gridCol w:w="1632"/>
-        <w:gridCol w:w="1632"/>
+        <w:gridCol w:w="2674"/>
+        <w:gridCol w:w="4011"/>
+        <w:gridCol w:w="2674"/>
       </w:tblGrid>
       <w:tr>
         <w:trPr>
@@ -77,145 +143,82 @@
         </w:trPr>
         <w:tc>
           <w:tcPr>
-            <w:tcW w:type="dxa" w:w="1632"/>
+            <w:tcW w:type="dxa" w:w="2674"/>
+            <w:vAlign w:val="center"/>
             <w:tcBorders>
               <w:top w:val="single" w:sz="4" w:color="D9D9D9"/>
               <w:left w:val="single" w:sz="4" w:color="D9D9D9"/>
               <w:bottom w:val="single" w:sz="4" w:color="D9D9D9"/>
               <w:right w:val="single" w:sz="4" w:color="D9D9D9"/>
             </w:tcBorders>
-            <w:shd w:fill="E8EDF2"/>
+            <w:shd w:fill="F2F2F2"/>
           </w:tcPr>
           <w:p>
             <w:pPr>
+              <w:keepNext/>
               <w:spacing w:before="80" w:after="80"/>
+              <w:jc w:val="center"/>
             </w:pPr>
             <w:r>
               <w:rPr>
                 <w:b/>
-                <w:sz w:val="18"/>
+                <w:sz w:val="19"/>
               </w:rPr>
-              <w:t>Record block</w:t>
+              <w:t>Removed row</w:t>
             </w:r>
           </w:p>
         </w:tc>
         <w:tc>
           <w:tcPr>
-            <w:tcW w:type="dxa" w:w="1632"/>
+            <w:tcW w:type="dxa" w:w="4011"/>
+            <w:vAlign w:val="center"/>
             <w:tcBorders>
               <w:top w:val="single" w:sz="4" w:color="D9D9D9"/>
               <w:left w:val="single" w:sz="4" w:color="D9D9D9"/>
               <w:bottom w:val="single" w:sz="4" w:color="D9D9D9"/>
               <w:right w:val="single" w:sz="4" w:color="D9D9D9"/>
             </w:tcBorders>
-            <w:shd w:fill="E8EDF2"/>
+            <w:shd w:fill="F2F2F2"/>
           </w:tcPr>
           <w:p>
             <w:pPr>
+              <w:keepNext/>
               <w:spacing w:before="80" w:after="80"/>
+              <w:jc w:val="center"/>
             </w:pPr>
             <w:r>
               <w:rPr>
                 <w:b/>
-                <w:sz w:val="18"/>
+                <w:sz w:val="19"/>
               </w:rPr>
-              <w:t>1</w:t>
+              <w:t>Retained first row</w:t>
             </w:r>
           </w:p>
         </w:tc>
         <w:tc>
           <w:tcPr>
-            <w:tcW w:type="dxa" w:w="1632"/>
+            <w:tcW w:type="dxa" w:w="2674"/>
+            <w:vAlign w:val="center"/>
             <w:tcBorders>
               <w:top w:val="single" w:sz="4" w:color="D9D9D9"/>
               <w:left w:val="single" w:sz="4" w:color="D9D9D9"/>
               <w:bottom w:val="single" w:sz="4" w:color="D9D9D9"/>
               <w:right w:val="single" w:sz="4" w:color="D9D9D9"/>
             </w:tcBorders>
-            <w:shd w:fill="E8EDF2"/>
+            <w:shd w:fill="F2F2F2"/>
           </w:tcPr>
           <w:p>
             <w:pPr>
+              <w:keepNext/>
               <w:spacing w:before="80" w:after="80"/>
+              <w:jc w:val="center"/>
             </w:pPr>
             <w:r>
               <w:rPr>
                 <w:b/>
-                <w:sz w:val="18"/>
+                <w:sz w:val="19"/>
               </w:rPr>
-              <w:t>2</w:t>
-            </w:r>
-          </w:p>
-        </w:tc>
-        <w:tc>
-          <w:tcPr>
-            <w:tcW w:type="dxa" w:w="1632"/>
-            <w:tcBorders>
-              <w:top w:val="single" w:sz="4" w:color="D9D9D9"/>
-              <w:left w:val="single" w:sz="4" w:color="D9D9D9"/>
-              <w:bottom w:val="single" w:sz="4" w:color="D9D9D9"/>
-              <w:right w:val="single" w:sz="4" w:color="D9D9D9"/>
-            </w:tcBorders>
-            <w:shd w:fill="E8EDF2"/>
-          </w:tcPr>
-          <w:p>
-            <w:pPr>
-              <w:spacing w:before="80" w:after="80"/>
-            </w:pPr>
-            <w:r>
-              <w:rPr>
-                <w:b/>
-                <w:sz w:val="18"/>
-              </w:rPr>
-              <w:t>3</w:t>
-            </w:r>
-          </w:p>
-        </w:tc>
-        <w:tc>
-          <w:tcPr>
-            <w:tcW w:type="dxa" w:w="1632"/>
-            <w:tcBorders>
-              <w:top w:val="single" w:sz="4" w:color="D9D9D9"/>
-              <w:left w:val="single" w:sz="4" w:color="D9D9D9"/>
-              <w:bottom w:val="single" w:sz="4" w:color="D9D9D9"/>
-              <w:right w:val="single" w:sz="4" w:color="D9D9D9"/>
-            </w:tcBorders>
-            <w:shd w:fill="E8EDF2"/>
-          </w:tcPr>
-          <w:p>
-            <w:pPr>
-              <w:spacing w:before="80" w:after="80"/>
-            </w:pPr>
-            <w:r>
-              <w:rPr>
-                <w:b/>
-                <w:sz w:val="18"/>
-              </w:rPr>
-              <w:t>4</w:t>
-            </w:r>
-          </w:p>
-        </w:tc>
-        <w:tc>
-          <w:tcPr>
-            <w:tcW w:type="dxa" w:w="1632"/>
-            <w:tcBorders>
-              <w:top w:val="single" w:sz="4" w:color="D9D9D9"/>
-              <w:left w:val="single" w:sz="4" w:color="D9D9D9"/>
-              <w:bottom w:val="single" w:sz="4" w:color="D9D9D9"/>
-              <w:right w:val="single" w:sz="4" w:color="D9D9D9"/>
-            </w:tcBorders>
-            <w:shd w:fill="E8EDF2"/>
-          </w:tcPr>
-          <w:p>
-            <w:pPr>
-              <w:spacing w:before="80" w:after="80"/>
-            </w:pPr>
-            <w:r>
-              <w:rPr>
-                <w:b/>
-                <w:sz w:val="18"/>
-              </w:rPr>
-              <w:t>5</w:t>
+              <w:t>Target class</w:t>
             </w:r>
           </w:p>
         </w:tc>
@@ -226,7 +229,8 @@
         </w:trPr>
         <w:tc>
           <w:tcPr>
-            <w:tcW w:type="dxa" w:w="1632"/>
+            <w:tcW w:type="dxa" w:w="2674"/>
+            <w:vAlign w:val="center"/>
             <w:tcBorders>
               <w:top w:val="single" w:sz="4" w:color="D9D9D9"/>
               <w:left w:val="single" w:sz="4" w:color="D9D9D9"/>
@@ -236,20 +240,23 @@
           </w:tcPr>
           <w:p>
             <w:pPr>
+              <w:keepNext/>
               <w:spacing w:before="80" w:after="80"/>
+              <w:jc w:val="center"/>
             </w:pPr>
             <w:r>
               <w:rPr>
                 <w:b w:val="0"/>
-                <w:sz w:val="18"/>
+                <w:sz w:val="19"/>
               </w:rPr>
-              <w:t>Prevalence</w:t>
+              <w:t>90</w:t>
             </w:r>
           </w:p>
         </w:tc>
         <w:tc>
           <w:tcPr>
-            <w:tcW w:type="dxa" w:w="1632"/>
+            <w:tcW w:type="dxa" w:w="4011"/>
+            <w:vAlign w:val="center"/>
             <w:tcBorders>
               <w:top w:val="single" w:sz="4" w:color="D9D9D9"/>
               <w:left w:val="single" w:sz="4" w:color="D9D9D9"/>
@@ -259,20 +266,23 @@
           </w:tcPr>
           <w:p>
             <w:pPr>
+              <w:keepNext/>
               <w:spacing w:before="80" w:after="80"/>
+              <w:jc w:val="center"/>
             </w:pPr>
             <w:r>
               <w:rPr>
                 <w:b w:val="0"/>
-                <w:sz w:val="18"/>
+                <w:sz w:val="19"/>
               </w:rPr>
-              <w:t>0.1609</w:t>
+              <w:t>88</w:t>
             </w:r>
           </w:p>
         </w:tc>
         <w:tc>
           <w:tcPr>
-            <w:tcW w:type="dxa" w:w="1632"/>
+            <w:tcW w:type="dxa" w:w="2674"/>
+            <w:vAlign w:val="center"/>
             <w:tcBorders>
               <w:top w:val="single" w:sz="4" w:color="D9D9D9"/>
               <w:left w:val="single" w:sz="4" w:color="D9D9D9"/>
@@ -282,20 +292,28 @@
           </w:tcPr>
           <w:p>
             <w:pPr>
+              <w:keepNext/>
               <w:spacing w:before="80" w:after="80"/>
+              <w:jc w:val="center"/>
             </w:pPr>
             <w:r>
               <w:rPr>
                 <w:b w:val="0"/>
-                <w:sz w:val="18"/>
+                <w:sz w:val="19"/>
               </w:rPr>
-              <w:t>0.0680</w:t>
+              <w:t>0</w:t>
             </w:r>
           </w:p>
         </w:tc>
+      </w:tr>
+      <w:tr>
+        <w:trPr>
+          <w:cantSplit/>
+        </w:trPr>
         <w:tc>
           <w:tcPr>
-            <w:tcW w:type="dxa" w:w="1632"/>
+            <w:tcW w:type="dxa" w:w="2674"/>
+            <w:vAlign w:val="center"/>
             <w:tcBorders>
               <w:top w:val="single" w:sz="4" w:color="D9D9D9"/>
               <w:left w:val="single" w:sz="4" w:color="D9D9D9"/>
@@ -305,20 +323,23 @@
           </w:tcPr>
           <w:p>
             <w:pPr>
+              <w:keepNext/>
               <w:spacing w:before="80" w:after="80"/>
+              <w:jc w:val="center"/>
             </w:pPr>
             <w:r>
               <w:rPr>
                 <w:b w:val="0"/>
-                <w:sz w:val="18"/>
+                <w:sz w:val="19"/>
               </w:rPr>
-              <w:t>0.0213</w:t>
+              <w:t>91</w:t>
             </w:r>
           </w:p>
         </w:tc>
         <w:tc>
           <w:tcPr>
-            <w:tcW w:type="dxa" w:w="1632"/>
+            <w:tcW w:type="dxa" w:w="4011"/>
+            <w:vAlign w:val="center"/>
             <w:tcBorders>
               <w:top w:val="single" w:sz="4" w:color="D9D9D9"/>
               <w:left w:val="single" w:sz="4" w:color="D9D9D9"/>
@@ -328,20 +349,23 @@
           </w:tcPr>
           <w:p>
             <w:pPr>
+              <w:keepNext/>
               <w:spacing w:before="80" w:after="80"/>
+              <w:jc w:val="center"/>
             </w:pPr>
             <w:r>
               <w:rPr>
                 <w:b w:val="0"/>
-                <w:sz w:val="18"/>
+                <w:sz w:val="19"/>
               </w:rPr>
-              <w:t>0.0447</w:t>
+              <w:t>89</w:t>
             </w:r>
           </w:p>
         </w:tc>
         <w:tc>
           <w:tcPr>
-            <w:tcW w:type="dxa" w:w="1632"/>
+            <w:tcW w:type="dxa" w:w="2674"/>
+            <w:vAlign w:val="center"/>
             <w:tcBorders>
               <w:top w:val="single" w:sz="4" w:color="D9D9D9"/>
               <w:left w:val="single" w:sz="4" w:color="D9D9D9"/>
@@ -351,14 +375,348 @@
           </w:tcPr>
           <w:p>
             <w:pPr>
+              <w:keepNext/>
               <w:spacing w:before="80" w:after="80"/>
+              <w:jc w:val="center"/>
             </w:pPr>
             <w:r>
               <w:rPr>
                 <w:b w:val="0"/>
-                <w:sz w:val="18"/>
+                <w:sz w:val="19"/>
               </w:rPr>
-              <w:t>0.0349</w:t>
+              <w:t>0</w:t>
+            </w:r>
+          </w:p>
+        </w:tc>
+      </w:tr>
+      <w:tr>
+        <w:trPr>
+          <w:cantSplit/>
+        </w:trPr>
+        <w:tc>
+          <w:tcPr>
+            <w:tcW w:type="dxa" w:w="2674"/>
+            <w:vAlign w:val="center"/>
+            <w:tcBorders>
+              <w:top w:val="single" w:sz="4" w:color="D9D9D9"/>
+              <w:left w:val="single" w:sz="4" w:color="D9D9D9"/>
+              <w:bottom w:val="single" w:sz="4" w:color="D9D9D9"/>
+              <w:right w:val="single" w:sz="4" w:color="D9D9D9"/>
+            </w:tcBorders>
+          </w:tcPr>
+          <w:p>
+            <w:pPr>
+              <w:keepNext/>
+              <w:spacing w:before="80" w:after="80"/>
+              <w:jc w:val="center"/>
+            </w:pPr>
+            <w:r>
+              <w:rPr>
+                <w:b w:val="0"/>
+                <w:sz w:val="19"/>
+              </w:rPr>
+              <w:t>973</w:t>
+            </w:r>
+          </w:p>
+        </w:tc>
+        <w:tc>
+          <w:tcPr>
+            <w:tcW w:type="dxa" w:w="4011"/>
+            <w:vAlign w:val="center"/>
+            <w:tcBorders>
+              <w:top w:val="single" w:sz="4" w:color="D9D9D9"/>
+              <w:left w:val="single" w:sz="4" w:color="D9D9D9"/>
+              <w:bottom w:val="single" w:sz="4" w:color="D9D9D9"/>
+              <w:right w:val="single" w:sz="4" w:color="D9D9D9"/>
+            </w:tcBorders>
+          </w:tcPr>
+          <w:p>
+            <w:pPr>
+              <w:keepNext/>
+              <w:spacing w:before="80" w:after="80"/>
+              <w:jc w:val="center"/>
+            </w:pPr>
+            <w:r>
+              <w:rPr>
+                <w:b w:val="0"/>
+                <w:sz w:val="19"/>
+              </w:rPr>
+              <w:t>971</w:t>
+            </w:r>
+          </w:p>
+        </w:tc>
+        <w:tc>
+          <w:tcPr>
+            <w:tcW w:type="dxa" w:w="2674"/>
+            <w:vAlign w:val="center"/>
+            <w:tcBorders>
+              <w:top w:val="single" w:sz="4" w:color="D9D9D9"/>
+              <w:left w:val="single" w:sz="4" w:color="D9D9D9"/>
+              <w:bottom w:val="single" w:sz="4" w:color="D9D9D9"/>
+              <w:right w:val="single" w:sz="4" w:color="D9D9D9"/>
+            </w:tcBorders>
+          </w:tcPr>
+          <w:p>
+            <w:pPr>
+              <w:keepNext/>
+              <w:spacing w:before="80" w:after="80"/>
+              <w:jc w:val="center"/>
+            </w:pPr>
+            <w:r>
+              <w:rPr>
+                <w:b w:val="0"/>
+                <w:sz w:val="19"/>
+              </w:rPr>
+              <w:t>0</w:t>
+            </w:r>
+          </w:p>
+        </w:tc>
+      </w:tr>
+      <w:tr>
+        <w:trPr>
+          <w:cantSplit/>
+        </w:trPr>
+        <w:tc>
+          <w:tcPr>
+            <w:tcW w:type="dxa" w:w="2674"/>
+            <w:vAlign w:val="center"/>
+            <w:tcBorders>
+              <w:top w:val="single" w:sz="4" w:color="D9D9D9"/>
+              <w:left w:val="single" w:sz="4" w:color="D9D9D9"/>
+              <w:bottom w:val="single" w:sz="4" w:color="D9D9D9"/>
+              <w:right w:val="single" w:sz="4" w:color="D9D9D9"/>
+            </w:tcBorders>
+          </w:tcPr>
+          <w:p>
+            <w:pPr>
+              <w:keepNext/>
+              <w:spacing w:before="80" w:after="80"/>
+              <w:jc w:val="center"/>
+            </w:pPr>
+            <w:r>
+              <w:rPr>
+                <w:b w:val="0"/>
+                <w:sz w:val="19"/>
+              </w:rPr>
+              <w:t>974</w:t>
+            </w:r>
+          </w:p>
+        </w:tc>
+        <w:tc>
+          <w:tcPr>
+            <w:tcW w:type="dxa" w:w="4011"/>
+            <w:vAlign w:val="center"/>
+            <w:tcBorders>
+              <w:top w:val="single" w:sz="4" w:color="D9D9D9"/>
+              <w:left w:val="single" w:sz="4" w:color="D9D9D9"/>
+              <w:bottom w:val="single" w:sz="4" w:color="D9D9D9"/>
+              <w:right w:val="single" w:sz="4" w:color="D9D9D9"/>
+            </w:tcBorders>
+          </w:tcPr>
+          <w:p>
+            <w:pPr>
+              <w:keepNext/>
+              <w:spacing w:before="80" w:after="80"/>
+              <w:jc w:val="center"/>
+            </w:pPr>
+            <w:r>
+              <w:rPr>
+                <w:b w:val="0"/>
+                <w:sz w:val="19"/>
+              </w:rPr>
+              <w:t>972</w:t>
+            </w:r>
+          </w:p>
+        </w:tc>
+        <w:tc>
+          <w:tcPr>
+            <w:tcW w:type="dxa" w:w="2674"/>
+            <w:vAlign w:val="center"/>
+            <w:tcBorders>
+              <w:top w:val="single" w:sz="4" w:color="D9D9D9"/>
+              <w:left w:val="single" w:sz="4" w:color="D9D9D9"/>
+              <w:bottom w:val="single" w:sz="4" w:color="D9D9D9"/>
+              <w:right w:val="single" w:sz="4" w:color="D9D9D9"/>
+            </w:tcBorders>
+          </w:tcPr>
+          <w:p>
+            <w:pPr>
+              <w:keepNext/>
+              <w:spacing w:before="80" w:after="80"/>
+              <w:jc w:val="center"/>
+            </w:pPr>
+            <w:r>
+              <w:rPr>
+                <w:b w:val="0"/>
+                <w:sz w:val="19"/>
+              </w:rPr>
+              <w:t>0</w:t>
+            </w:r>
+          </w:p>
+        </w:tc>
+      </w:tr>
+      <w:tr>
+        <w:trPr>
+          <w:cantSplit/>
+        </w:trPr>
+        <w:tc>
+          <w:tcPr>
+            <w:tcW w:type="dxa" w:w="2674"/>
+            <w:vAlign w:val="center"/>
+            <w:tcBorders>
+              <w:top w:val="single" w:sz="4" w:color="D9D9D9"/>
+              <w:left w:val="single" w:sz="4" w:color="D9D9D9"/>
+              <w:bottom w:val="single" w:sz="4" w:color="D9D9D9"/>
+              <w:right w:val="single" w:sz="4" w:color="D9D9D9"/>
+            </w:tcBorders>
+          </w:tcPr>
+          <w:p>
+            <w:pPr>
+              <w:keepNext/>
+              <w:spacing w:before="80" w:after="80"/>
+              <w:jc w:val="center"/>
+            </w:pPr>
+            <w:r>
+              <w:rPr>
+                <w:b w:val="0"/>
+                <w:sz w:val="19"/>
+              </w:rPr>
+              <w:t>1018</w:t>
+            </w:r>
+          </w:p>
+        </w:tc>
+        <w:tc>
+          <w:tcPr>
+            <w:tcW w:type="dxa" w:w="4011"/>
+            <w:vAlign w:val="center"/>
+            <w:tcBorders>
+              <w:top w:val="single" w:sz="4" w:color="D9D9D9"/>
+              <w:left w:val="single" w:sz="4" w:color="D9D9D9"/>
+              <w:bottom w:val="single" w:sz="4" w:color="D9D9D9"/>
+              <w:right w:val="single" w:sz="4" w:color="D9D9D9"/>
+            </w:tcBorders>
+          </w:tcPr>
+          <w:p>
+            <w:pPr>
+              <w:keepNext/>
+              <w:spacing w:before="80" w:after="80"/>
+              <w:jc w:val="center"/>
+            </w:pPr>
+            <w:r>
+              <w:rPr>
+                <w:b w:val="0"/>
+                <w:sz w:val="19"/>
+              </w:rPr>
+              <w:t>1016</w:t>
+            </w:r>
+          </w:p>
+        </w:tc>
+        <w:tc>
+          <w:tcPr>
+            <w:tcW w:type="dxa" w:w="2674"/>
+            <w:vAlign w:val="center"/>
+            <w:tcBorders>
+              <w:top w:val="single" w:sz="4" w:color="D9D9D9"/>
+              <w:left w:val="single" w:sz="4" w:color="D9D9D9"/>
+              <w:bottom w:val="single" w:sz="4" w:color="D9D9D9"/>
+              <w:right w:val="single" w:sz="4" w:color="D9D9D9"/>
+            </w:tcBorders>
+          </w:tcPr>
+          <w:p>
+            <w:pPr>
+              <w:keepNext/>
+              <w:spacing w:before="80" w:after="80"/>
+              <w:jc w:val="center"/>
+            </w:pPr>
+            <w:r>
+              <w:rPr>
+                <w:b w:val="0"/>
+                <w:sz w:val="19"/>
+              </w:rPr>
+              <w:t>0</w:t>
+            </w:r>
+          </w:p>
+        </w:tc>
+      </w:tr>
+      <w:tr>
+        <w:trPr>
+          <w:cantSplit/>
+        </w:trPr>
+        <w:tc>
+          <w:tcPr>
+            <w:tcW w:type="dxa" w:w="2674"/>
+            <w:vAlign w:val="center"/>
+            <w:tcBorders>
+              <w:top w:val="single" w:sz="4" w:color="D9D9D9"/>
+              <w:left w:val="single" w:sz="4" w:color="D9D9D9"/>
+              <w:bottom w:val="single" w:sz="4" w:color="D9D9D9"/>
+              <w:right w:val="single" w:sz="4" w:color="D9D9D9"/>
+            </w:tcBorders>
+          </w:tcPr>
+          <w:p>
+            <w:pPr>
+              <w:keepNext w:val="0"/>
+              <w:spacing w:before="80" w:after="80"/>
+              <w:jc w:val="center"/>
+            </w:pPr>
+            <w:r>
+              <w:rPr>
+                <w:b w:val="0"/>
+                <w:sz w:val="19"/>
+              </w:rPr>
+              <w:t>1019</w:t>
+            </w:r>
+          </w:p>
+        </w:tc>
+        <w:tc>
+          <w:tcPr>
+            <w:tcW w:type="dxa" w:w="4011"/>
+            <w:vAlign w:val="center"/>
+            <w:tcBorders>
+              <w:top w:val="single" w:sz="4" w:color="D9D9D9"/>
+              <w:left w:val="single" w:sz="4" w:color="D9D9D9"/>
+              <w:bottom w:val="single" w:sz="4" w:color="D9D9D9"/>
+              <w:right w:val="single" w:sz="4" w:color="D9D9D9"/>
+            </w:tcBorders>
+          </w:tcPr>
+          <w:p>
+            <w:pPr>
+              <w:keepNext w:val="0"/>
+              <w:spacing w:before="80" w:after="80"/>
+              <w:jc w:val="center"/>
+            </w:pPr>
+            <w:r>
+              <w:rPr>
+                <w:b w:val="0"/>
+                <w:sz w:val="19"/>
+              </w:rPr>
+              <w:t>1017</w:t>
+            </w:r>
+          </w:p>
+        </w:tc>
+        <w:tc>
+          <w:tcPr>
+            <w:tcW w:type="dxa" w:w="2674"/>
+            <w:vAlign w:val="center"/>
+            <w:tcBorders>
+              <w:top w:val="single" w:sz="4" w:color="D9D9D9"/>
+              <w:left w:val="single" w:sz="4" w:color="D9D9D9"/>
+              <w:bottom w:val="single" w:sz="4" w:color="D9D9D9"/>
+              <w:right w:val="single" w:sz="4" w:color="D9D9D9"/>
+            </w:tcBorders>
+          </w:tcPr>
+          <w:p>
+            <w:pPr>
+              <w:keepNext w:val="0"/>
+              <w:spacing w:before="80" w:after="80"/>
+              <w:jc w:val="center"/>
+            </w:pPr>
+            <w:r>
+              <w:rPr>
+                <w:b w:val="0"/>
+                <w:sz w:val="19"/>
+              </w:rPr>
+              <w:t>0</w:t>
             </w:r>
           </w:p>
         </w:tc>
@@ -368,6 +726,29 @@
       <w:pPr>
         <w:spacing w:after="20"/>
       </w:pPr>
+    </w:p>
+    <w:p>
+      <w:r>
+        <w:t>Identical measurements may arise in distinct shifts, so this audit confirms the mirror transformation rather than establishing that the removed records were invalid. Removing six negatives slightly changes prevalence and index spacing; results should not be compared as if they were evaluations of all 2,584 original records. The order-preserving transformation also does not prove that the original file is a single chronological sequence. Explicit timestamps and longwall identifiers are absent.</w:t>
+      </w:r>
+    </w:p>
+    <w:p>
+      <w:pPr>
+        <w:pStyle w:val="Heading2"/>
+      </w:pPr>
+      <w:r>
+        <w:t>2.2 Predictors and target</w:t>
+      </w:r>
+    </w:p>
+    <w:p>
+      <w:r>
+        <w:t>Each record summarizes one eight-hour shift. Predictor groups include mine hazard assessments, geophone energy and pulse measures, deviations from preceding-shift reference levels, bump counts by energy range, and total or maximum bump energy [1]. The target refers to the following shift. This measurement-to-target timing is essential when reconstructing a field prediction task. Ordinal categorical encoding and removal of total nbumps leave 17 input columns. Three retained bump-count columns are constant; regularized LR and constant-safe scaling allow fitting without claiming full matrix rank.</w:t>
+      </w:r>
+    </w:p>
+    <w:p>
+      <w:r>
+        <w:t>The first record-order block has a much larger positive proportion than later blocks (Figure 1). Random validation covers all 2,578 rows with prevalence 0.0659; the common later test cohort contains 88 positives among 2,063 rows, prevalence 0.0427. These are different evaluation populations, even when the underlying model family is unchanged.</w:t>
+      </w:r>
     </w:p>
     <w:p>
       <w:pPr>
@@ -412,10 +793,10 @@
     <w:p>
       <w:pPr>
         <w:pStyle w:val="Caption"/>
-        <w:jc w:val="center"/>
+        <w:jc w:val="both"/>
       </w:pPr>
       <w:r>
-        <w:t>Figure 1 Hazard prevalence across record blocks</w:t>
+        <w:t>Figure 1. Hazard prevalence in five consecutive record blocks; row order is a proxy rather than verified clock time.</w:t>
       </w:r>
     </w:p>
     <w:p>
@@ -423,17 +804,66 @@
         <w:pStyle w:val="Heading1"/>
       </w:pPr>
       <w:r>
-        <w:t>2 Models and validation</w:t>
+        <w:t>3 Methods</w:t>
+      </w:r>
+    </w:p>
+    <w:p>
+      <w:pPr>
+        <w:pStyle w:val="Heading2"/>
+      </w:pPr>
+      <w:r>
+        <w:t>3.1 Models and validation protocols</w:t>
       </w:r>
     </w:p>
     <w:p>
       <w:r>
-        <w:t>Logistic regression is fitted with IRLS, L2 penalty 1.0, an unpenalized intercept and balanced class weights. Its feature standardization is fitted inside training only. CART uses 60 ordinary bootstrap trees, depth 6, minimum 20 observations per leaf and unweighted Gini impurity. Its leaf probabilities are unweighted sample proportions; CART receives no balanced-prior correction.</w:t>
+        <w:t>LR uses IRLS, L2 penalty 1.0, an unpenalized intercept and balanced class weights. Scaling is fitted on training rows only. The tree baseline uses 60 ordinary bootstrap CART trees, depth 6 and at least 20 observations per leaf, with unweighted Gini impurity and unweighted leaf probabilities. No hyperparameter search is conducted. These baselines assess evaluation behavior rather than seek a state-of-the-art score.</w:t>
       </w:r>
     </w:p>
     <w:p>
       <w:r>
-        <w:t>Random stratified validation uses ten folds and seeds 0 to 4. All metrics in its aggregate table are averaged over those five seeds. Record-order validation divides the data into five consecutive blocks and evaluates four expanding training windows. The first block is training only. Holdout uses the first 70 percent for training and the last 30 percent for testing. Test blocks with zero positives are retained; single-class ROC-AUC is undefined rather than being used to suppress their predictions.</w:t>
+        <w:t>Random stratified validation has ten folds and five seeds, 0 to 4. Every aggregate random metric is the mean of the five seed-specific metrics. Record-order validation divides the mirror into five consecutive blocks; four expanding windows train on earlier blocks and test the next one. The first block is training only. The final holdout trains on the first 70 percent and tests the last 774 rows. All test rows, including all-negative blocks, are retained. ROC-AUC is undefined for a single-class cohort; PR-AUC here means non-interpolated average precision, with ties grouped before integration.</w:t>
+      </w:r>
+    </w:p>
+    <w:p>
+      <w:pPr>
+        <w:pStyle w:val="Heading2"/>
+      </w:pPr>
+      <w:r>
+        <w:t>3.2 Common test cohort and paired uncertainty</w:t>
+      </w:r>
+    </w:p>
+    <w:p>
+      <w:r>
+        <w:t>Random predictions for each seed are restricted to the exact 2,063 rows covered by record-order validation. The reported difference is the mean random average precision across five seeds minus the temporal average precision. This averages metrics, not probabilities. Seeds quantify split sensitivity and are not treated as five independent samples from the mine population.</w:t>
+      </w:r>
+    </w:p>
+    <w:p>
+      <w:r>
+        <w:t>The primary interval uses 2,000 paired moving-block bootstrap replicates, block length 32 records and fixed random generator seed 20261002. For every replicate, contiguous blocks are sampled with replacement separately within each of the four temporal test phases, preserving each phase size; the final block is truncated. The identical sampled row indices are applied to labels, all five random prediction vectors and the temporal vector. The statistic is recomputed on each resampled cohort, and its 2.5th and 97.5th percentiles form a conditional interval. Block lengths 16 and 64, plus phase-stratified paired IID resampling, are sensitivity checks. Blocks preserve some local dependence [5] but cannot recover missing timestamps or guarantee correct coverage under nonstationary mine conditions. No models are refitted during resampling; training-set and model-fit uncertainty are excluded.</w:t>
+      </w:r>
+    </w:p>
+    <w:p>
+      <w:pPr>
+        <w:pStyle w:val="Heading2"/>
+      </w:pPr>
+      <w:r>
+        <w:t>3.3 Warning thresholds and probability correction</w:t>
+      </w:r>
+    </w:p>
+    <w:p>
+      <w:r>
+        <w:t>Each outer training fold has an inner split: temporal folds reserve the latest 20 percent of training rows, while random folds reserve 20 percent within each class. An inner model scores these reference rows; its own training prevalence sets a reference alert budget. The boundary score and all its ties are excluded together so the reference count cannot exceed the integer budget. The outer model is refitted on its full training fold and evaluated using that fixed numerical threshold. Neither test labels nor test score quantiles select the threshold. The budget is a training-reference ranking heuristic, not a cost-optimal mine warning policy or an enforced percentage of future alerts.</w:t>
+      </w:r>
+    </w:p>
+    <w:p>
+      <w:r>
+        <w:t>For balanced-weight LR, a log-odds offset converts the effective training prior of 0.5 to each outer training fold's unweighted positive proportion. The transformation is applied fold by fold before pooling calibration predictions. CART is unweighted and receives no such correction. A correction with one fixed prior is monotone and preserves rankings within that fold; different corrections across folds can change the pooled ordering. The discrimination tables use raw scores, so improved calibration is not presented as improved discrimination.</w:t>
+      </w:r>
+    </w:p>
+    <w:p>
+      <w:r>
+        <w:t>Calibration uses Brier score, expected calibration error (ECE), maximum calibration error and reliability diagrams. Ten quantile bins are requested; repeated edges are merged and tied scores remain together. ECE depends on the binning choice and is not by itself proof of calibrated individual probabilities. Brier skill is reported against an evaluation-prevalence constant predictor, explicitly a retrospective oracle reference rather than a deployable training baseline.</w:t>
       </w:r>
     </w:p>
     <w:p>
@@ -441,40 +871,43 @@
         <w:pStyle w:val="Heading1"/>
       </w:pPr>
       <w:r>
-        <w:t>3 Thresholds and calibration</w:t>
+        <w:t>4 Results</w:t>
+      </w:r>
+    </w:p>
+    <w:p>
+      <w:pPr>
+        <w:pStyle w:val="Heading2"/>
+      </w:pPr>
+      <w:r>
+        <w:t>4.1 Most of the apparent gap is sensitive to test-cohort composition</w:t>
       </w:r>
     </w:p>
     <w:p>
       <w:r>
-        <w:t>Each outer training fold has an inner split. Record-order folds reserve the last 20 percent of available training history for threshold reference; random folds reserve 20 percent of each training class with seed 7. An inner model predicts these reference rows. The alert budget is the positive proportion in its inner fit data. The threshold excludes the boundary score and all ties at that boundary, so the reference alert count never exceeds the integer budget. The outer model is refitted on its full training fold and evaluated with this fixed numerical threshold. Test labels and test score quantiles never select the threshold. Refitting and distribution drift can change the future alert rate; the budget is not a promise of an exact test alert rate.</w:t>
-      </w:r>
-    </w:p>
-    <w:p>
-      <w:r>
-        <w:t>For weighted logistic regression, prior correction shifts log odds from effective prior 0.5 to that outer fold's training prevalence. Correction is performed before pooling the calibrated predictions. Its adequacy under distribution drift remains empirical. Ranking metrics below use raw scores. Brier skill uses the evaluation prevalence as a retrospective oracle constant reference, not as a deployable forecast or calibration prior.</w:t>
+        <w:t>Table 2 retains the original different-cohort comparison alongside the common-cohort result. The absolute gap shrinks by 89.7 percent for LR and 86.9 percent for CART when the early training-only records are removed from random evaluation. The fitted random models are unchanged in this restriction; the evaluation population changes. This establishes a large sensitivity to test composition, including prevalence and record difficulty. It does not assign the reduction to prevalence alone or estimate the share caused by leakage.</w:t>
       </w:r>
     </w:p>
     <w:p>
       <w:pPr>
-        <w:pStyle w:val="Heading1"/>
+        <w:pStyle w:val="Caption"/>
+        <w:keepNext/>
       </w:pPr>
       <w:r>
-        <w:t>4 Validation results</w:t>
+        <w:t>Table 2. Absolute random-minus-record-order PR-AUC gaps before and after matching test rows; reduction is descriptive.</w:t>
       </w:r>
     </w:p>
     <w:tbl>
       <w:tblPr>
         <w:tblW w:type="auto" w:w="0"/>
+        <w:jc w:val="center"/>
         <w:tblLayout w:type="fixed"/>
         <w:tblLook w:firstColumn="1" w:firstRow="1" w:lastColumn="0" w:lastRow="0" w:noHBand="0" w:noVBand="1" w:val="04A0"/>
       </w:tblPr>
       <w:tblGrid>
-        <w:gridCol w:w="1632"/>
-        <w:gridCol w:w="1632"/>
-        <w:gridCol w:w="1632"/>
-        <w:gridCol w:w="1632"/>
-        <w:gridCol w:w="1632"/>
-        <w:gridCol w:w="1632"/>
+        <w:gridCol w:w="1394"/>
+        <w:gridCol w:w="3319"/>
+        <w:gridCol w:w="2489"/>
+        <w:gridCol w:w="2157"/>
       </w:tblGrid>
       <w:tr>
         <w:trPr>
@@ -483,23 +916,26 @@
         </w:trPr>
         <w:tc>
           <w:tcPr>
-            <w:tcW w:type="dxa" w:w="1632"/>
+            <w:tcW w:type="dxa" w:w="1394"/>
+            <w:vAlign w:val="center"/>
             <w:tcBorders>
               <w:top w:val="single" w:sz="4" w:color="D9D9D9"/>
               <w:left w:val="single" w:sz="4" w:color="D9D9D9"/>
               <w:bottom w:val="single" w:sz="4" w:color="D9D9D9"/>
               <w:right w:val="single" w:sz="4" w:color="D9D9D9"/>
             </w:tcBorders>
-            <w:shd w:fill="E8EDF2"/>
+            <w:shd w:fill="F2F2F2"/>
           </w:tcPr>
           <w:p>
             <w:pPr>
+              <w:keepNext/>
               <w:spacing w:before="80" w:after="80"/>
+              <w:jc w:val="center"/>
             </w:pPr>
             <w:r>
               <w:rPr>
                 <w:b/>
-                <w:sz w:val="18"/>
+                <w:sz w:val="19"/>
               </w:rPr>
               <w:t>Model</w:t>
             </w:r>
@@ -507,121 +943,82 @@
         </w:tc>
         <w:tc>
           <w:tcPr>
-            <w:tcW w:type="dxa" w:w="1632"/>
+            <w:tcW w:type="dxa" w:w="3319"/>
+            <w:vAlign w:val="center"/>
             <w:tcBorders>
               <w:top w:val="single" w:sz="4" w:color="D9D9D9"/>
               <w:left w:val="single" w:sz="4" w:color="D9D9D9"/>
               <w:bottom w:val="single" w:sz="4" w:color="D9D9D9"/>
               <w:right w:val="single" w:sz="4" w:color="D9D9D9"/>
             </w:tcBorders>
-            <w:shd w:fill="E8EDF2"/>
+            <w:shd w:fill="F2F2F2"/>
           </w:tcPr>
           <w:p>
             <w:pPr>
+              <w:keepNext/>
               <w:spacing w:before="80" w:after="80"/>
+              <w:jc w:val="center"/>
             </w:pPr>
             <w:r>
               <w:rPr>
                 <w:b/>
-                <w:sz w:val="18"/>
+                <w:sz w:val="19"/>
               </w:rPr>
-              <w:t>Validation</w:t>
+              <w:t>Different-cohort gap</w:t>
             </w:r>
           </w:p>
         </w:tc>
         <w:tc>
           <w:tcPr>
-            <w:tcW w:type="dxa" w:w="1632"/>
+            <w:tcW w:type="dxa" w:w="2489"/>
+            <w:vAlign w:val="center"/>
             <w:tcBorders>
               <w:top w:val="single" w:sz="4" w:color="D9D9D9"/>
               <w:left w:val="single" w:sz="4" w:color="D9D9D9"/>
               <w:bottom w:val="single" w:sz="4" w:color="D9D9D9"/>
               <w:right w:val="single" w:sz="4" w:color="D9D9D9"/>
             </w:tcBorders>
-            <w:shd w:fill="E8EDF2"/>
+            <w:shd w:fill="F2F2F2"/>
           </w:tcPr>
           <w:p>
             <w:pPr>
+              <w:keepNext/>
               <w:spacing w:before="80" w:after="80"/>
+              <w:jc w:val="center"/>
             </w:pPr>
             <w:r>
               <w:rPr>
                 <w:b/>
-                <w:sz w:val="18"/>
+                <w:sz w:val="19"/>
               </w:rPr>
-              <w:t>ROC AUC</w:t>
+              <w:t>Same-cohort gap</w:t>
             </w:r>
           </w:p>
         </w:tc>
         <w:tc>
           <w:tcPr>
-            <w:tcW w:type="dxa" w:w="1632"/>
+            <w:tcW w:type="dxa" w:w="2157"/>
+            <w:vAlign w:val="center"/>
             <w:tcBorders>
               <w:top w:val="single" w:sz="4" w:color="D9D9D9"/>
               <w:left w:val="single" w:sz="4" w:color="D9D9D9"/>
               <w:bottom w:val="single" w:sz="4" w:color="D9D9D9"/>
               <w:right w:val="single" w:sz="4" w:color="D9D9D9"/>
             </w:tcBorders>
-            <w:shd w:fill="E8EDF2"/>
+            <w:shd w:fill="F2F2F2"/>
           </w:tcPr>
           <w:p>
             <w:pPr>
+              <w:keepNext/>
               <w:spacing w:before="80" w:after="80"/>
+              <w:jc w:val="center"/>
             </w:pPr>
             <w:r>
               <w:rPr>
                 <w:b/>
-                <w:sz w:val="18"/>
+                <w:sz w:val="19"/>
               </w:rPr>
-              <w:t>PR AUC</w:t>
-            </w:r>
-          </w:p>
-        </w:tc>
-        <w:tc>
-          <w:tcPr>
-            <w:tcW w:type="dxa" w:w="1632"/>
-            <w:tcBorders>
-              <w:top w:val="single" w:sz="4" w:color="D9D9D9"/>
-              <w:left w:val="single" w:sz="4" w:color="D9D9D9"/>
-              <w:bottom w:val="single" w:sz="4" w:color="D9D9D9"/>
-              <w:right w:val="single" w:sz="4" w:color="D9D9D9"/>
-            </w:tcBorders>
-            <w:shd w:fill="E8EDF2"/>
-          </w:tcPr>
-          <w:p>
-            <w:pPr>
-              <w:spacing w:before="80" w:after="80"/>
-            </w:pPr>
-            <w:r>
-              <w:rPr>
-                <w:b/>
-                <w:sz w:val="18"/>
-              </w:rPr>
-              <w:t>Recall</w:t>
-            </w:r>
-          </w:p>
-        </w:tc>
-        <w:tc>
-          <w:tcPr>
-            <w:tcW w:type="dxa" w:w="1632"/>
-            <w:tcBorders>
-              <w:top w:val="single" w:sz="4" w:color="D9D9D9"/>
-              <w:left w:val="single" w:sz="4" w:color="D9D9D9"/>
-              <w:bottom w:val="single" w:sz="4" w:color="D9D9D9"/>
-              <w:right w:val="single" w:sz="4" w:color="D9D9D9"/>
-            </w:tcBorders>
-            <w:shd w:fill="E8EDF2"/>
-          </w:tcPr>
-          <w:p>
-            <w:pPr>
-              <w:spacing w:before="80" w:after="80"/>
-            </w:pPr>
-            <w:r>
-              <w:rPr>
-                <w:b/>
-                <w:sz w:val="18"/>
-              </w:rPr>
-              <w:t>Alert rate</w:t>
+              <w:t>Gap reduction</w:t>
             </w:r>
           </w:p>
         </w:tc>
@@ -632,7 +1029,8 @@
         </w:trPr>
         <w:tc>
           <w:tcPr>
-            <w:tcW w:type="dxa" w:w="1632"/>
+            <w:tcW w:type="dxa" w:w="1394"/>
+            <w:vAlign w:val="center"/>
             <w:tcBorders>
               <w:top w:val="single" w:sz="4" w:color="D9D9D9"/>
               <w:left w:val="single" w:sz="4" w:color="D9D9D9"/>
@@ -642,12 +1040,14 @@
           </w:tcPr>
           <w:p>
             <w:pPr>
+              <w:keepNext/>
               <w:spacing w:before="80" w:after="80"/>
+              <w:jc w:val="center"/>
             </w:pPr>
             <w:r>
               <w:rPr>
                 <w:b w:val="0"/>
-                <w:sz w:val="18"/>
+                <w:sz w:val="19"/>
               </w:rPr>
               <w:t>LR</w:t>
             </w:r>
@@ -655,7 +1055,8 @@
         </w:tc>
         <w:tc>
           <w:tcPr>
-            <w:tcW w:type="dxa" w:w="1632"/>
+            <w:tcW w:type="dxa" w:w="3319"/>
+            <w:vAlign w:val="center"/>
             <w:tcBorders>
               <w:top w:val="single" w:sz="4" w:color="D9D9D9"/>
               <w:left w:val="single" w:sz="4" w:color="D9D9D9"/>
@@ -665,20 +1066,23 @@
           </w:tcPr>
           <w:p>
             <w:pPr>
+              <w:keepNext/>
               <w:spacing w:before="80" w:after="80"/>
+              <w:jc w:val="center"/>
             </w:pPr>
             <w:r>
               <w:rPr>
                 <w:b w:val="0"/>
-                <w:sz w:val="18"/>
+                <w:sz w:val="19"/>
               </w:rPr>
-              <w:t>Random</w:t>
+              <w:t>0.1114</w:t>
             </w:r>
           </w:p>
         </w:tc>
         <w:tc>
           <w:tcPr>
-            <w:tcW w:type="dxa" w:w="1632"/>
+            <w:tcW w:type="dxa" w:w="2489"/>
+            <w:vAlign w:val="center"/>
             <w:tcBorders>
               <w:top w:val="single" w:sz="4" w:color="D9D9D9"/>
               <w:left w:val="single" w:sz="4" w:color="D9D9D9"/>
@@ -688,20 +1092,23 @@
           </w:tcPr>
           <w:p>
             <w:pPr>
+              <w:keepNext/>
               <w:spacing w:before="80" w:after="80"/>
+              <w:jc w:val="center"/>
             </w:pPr>
             <w:r>
               <w:rPr>
                 <w:b w:val="0"/>
-                <w:sz w:val="18"/>
+                <w:sz w:val="19"/>
               </w:rPr>
-              <w:t>0.7547</w:t>
+              <w:t>0.0114</w:t>
             </w:r>
           </w:p>
         </w:tc>
         <w:tc>
           <w:tcPr>
-            <w:tcW w:type="dxa" w:w="1632"/>
+            <w:tcW w:type="dxa" w:w="2157"/>
+            <w:vAlign w:val="center"/>
             <w:tcBorders>
               <w:top w:val="single" w:sz="4" w:color="D9D9D9"/>
               <w:left w:val="single" w:sz="4" w:color="D9D9D9"/>
@@ -711,60 +1118,16 @@
           </w:tcPr>
           <w:p>
             <w:pPr>
+              <w:keepNext/>
               <w:spacing w:before="80" w:after="80"/>
+              <w:jc w:val="center"/>
             </w:pPr>
             <w:r>
               <w:rPr>
                 <w:b w:val="0"/>
-                <w:sz w:val="18"/>
+                <w:sz w:val="19"/>
               </w:rPr>
-              <w:t>0.1952</w:t>
-            </w:r>
-          </w:p>
-        </w:tc>
-        <w:tc>
-          <w:tcPr>
-            <w:tcW w:type="dxa" w:w="1632"/>
-            <w:tcBorders>
-              <w:top w:val="single" w:sz="4" w:color="D9D9D9"/>
-              <w:left w:val="single" w:sz="4" w:color="D9D9D9"/>
-              <w:bottom w:val="single" w:sz="4" w:color="D9D9D9"/>
-              <w:right w:val="single" w:sz="4" w:color="D9D9D9"/>
-            </w:tcBorders>
-          </w:tcPr>
-          <w:p>
-            <w:pPr>
-              <w:spacing w:before="80" w:after="80"/>
-            </w:pPr>
-            <w:r>
-              <w:rPr>
-                <w:b w:val="0"/>
-                <w:sz w:val="18"/>
-              </w:rPr>
-              <w:t>0.2635</w:t>
-            </w:r>
-          </w:p>
-        </w:tc>
-        <w:tc>
-          <w:tcPr>
-            <w:tcW w:type="dxa" w:w="1632"/>
-            <w:tcBorders>
-              <w:top w:val="single" w:sz="4" w:color="D9D9D9"/>
-              <w:left w:val="single" w:sz="4" w:color="D9D9D9"/>
-              <w:bottom w:val="single" w:sz="4" w:color="D9D9D9"/>
-              <w:right w:val="single" w:sz="4" w:color="D9D9D9"/>
-            </w:tcBorders>
-          </w:tcPr>
-          <w:p>
-            <w:pPr>
-              <w:spacing w:before="80" w:after="80"/>
-            </w:pPr>
-            <w:r>
-              <w:rPr>
-                <w:b w:val="0"/>
-                <w:sz w:val="18"/>
-              </w:rPr>
-              <w:t>0.0654</w:t>
+              <w:t>89.7%</w:t>
             </w:r>
           </w:p>
         </w:tc>
@@ -775,7 +1138,8 @@
         </w:trPr>
         <w:tc>
           <w:tcPr>
-            <w:tcW w:type="dxa" w:w="1632"/>
+            <w:tcW w:type="dxa" w:w="1394"/>
+            <w:vAlign w:val="center"/>
             <w:tcBorders>
               <w:top w:val="single" w:sz="4" w:color="D9D9D9"/>
               <w:left w:val="single" w:sz="4" w:color="D9D9D9"/>
@@ -785,20 +1149,23 @@
           </w:tcPr>
           <w:p>
             <w:pPr>
+              <w:keepNext w:val="0"/>
               <w:spacing w:before="80" w:after="80"/>
+              <w:jc w:val="center"/>
             </w:pPr>
             <w:r>
               <w:rPr>
                 <w:b w:val="0"/>
-                <w:sz w:val="18"/>
+                <w:sz w:val="19"/>
               </w:rPr>
-              <w:t>LR</w:t>
+              <w:t>CART</w:t>
             </w:r>
           </w:p>
         </w:tc>
         <w:tc>
           <w:tcPr>
-            <w:tcW w:type="dxa" w:w="1632"/>
+            <w:tcW w:type="dxa" w:w="3319"/>
+            <w:vAlign w:val="center"/>
             <w:tcBorders>
               <w:top w:val="single" w:sz="4" w:color="D9D9D9"/>
               <w:left w:val="single" w:sz="4" w:color="D9D9D9"/>
@@ -808,20 +1175,23 @@
           </w:tcPr>
           <w:p>
             <w:pPr>
+              <w:keepNext w:val="0"/>
               <w:spacing w:before="80" w:after="80"/>
+              <w:jc w:val="center"/>
             </w:pPr>
             <w:r>
               <w:rPr>
                 <w:b w:val="0"/>
-                <w:sz w:val="18"/>
+                <w:sz w:val="19"/>
               </w:rPr>
-              <w:t>Record order</w:t>
+              <w:t>0.1433</w:t>
             </w:r>
           </w:p>
         </w:tc>
         <w:tc>
           <w:tcPr>
-            <w:tcW w:type="dxa" w:w="1632"/>
+            <w:tcW w:type="dxa" w:w="2489"/>
+            <w:vAlign w:val="center"/>
             <w:tcBorders>
               <w:top w:val="single" w:sz="4" w:color="D9D9D9"/>
               <w:left w:val="single" w:sz="4" w:color="D9D9D9"/>
@@ -831,20 +1201,23 @@
           </w:tcPr>
           <w:p>
             <w:pPr>
+              <w:keepNext w:val="0"/>
               <w:spacing w:before="80" w:after="80"/>
+              <w:jc w:val="center"/>
             </w:pPr>
             <w:r>
               <w:rPr>
                 <w:b w:val="0"/>
-                <w:sz w:val="18"/>
+                <w:sz w:val="19"/>
               </w:rPr>
-              <w:t>0.6678</w:t>
+              <w:t>0.0188</w:t>
             </w:r>
           </w:p>
         </w:tc>
         <w:tc>
           <w:tcPr>
-            <w:tcW w:type="dxa" w:w="1632"/>
+            <w:tcW w:type="dxa" w:w="2157"/>
+            <w:vAlign w:val="center"/>
             <w:tcBorders>
               <w:top w:val="single" w:sz="4" w:color="D9D9D9"/>
               <w:left w:val="single" w:sz="4" w:color="D9D9D9"/>
@@ -854,60 +1227,186 @@
           </w:tcPr>
           <w:p>
             <w:pPr>
+              <w:keepNext w:val="0"/>
               <w:spacing w:before="80" w:after="80"/>
+              <w:jc w:val="center"/>
             </w:pPr>
             <w:r>
               <w:rPr>
                 <w:b w:val="0"/>
-                <w:sz w:val="18"/>
+                <w:sz w:val="19"/>
               </w:rPr>
-              <w:t>0.0838</w:t>
+              <w:t>86.9%</w:t>
             </w:r>
           </w:p>
         </w:tc>
+      </w:tr>
+    </w:tbl>
+    <w:p>
+      <w:pPr>
+        <w:spacing w:after="20"/>
+      </w:pPr>
+    </w:p>
+    <w:p>
+      <w:pPr>
+        <w:pStyle w:val="Caption"/>
+        <w:keepNext/>
+      </w:pPr>
+      <w:r>
+        <w:t>Table 3. Common-cohort average precision and primary paired 95 percent moving-block intervals (2,063 rows, 88 positives; block length 32). Differences use unrounded metrics.</w:t>
+      </w:r>
+    </w:p>
+    <w:tbl>
+      <w:tblPr>
+        <w:tblW w:type="auto" w:w="0"/>
+        <w:jc w:val="center"/>
+        <w:tblLayout w:type="fixed"/>
+        <w:tblLook w:firstColumn="1" w:firstRow="1" w:lastColumn="0" w:lastRow="0" w:noHBand="0" w:noVBand="1" w:val="04A0"/>
+      </w:tblPr>
+      <w:tblGrid>
+        <w:gridCol w:w="1071"/>
+        <w:gridCol w:w="1785"/>
+        <w:gridCol w:w="1913"/>
+        <w:gridCol w:w="1530"/>
+        <w:gridCol w:w="3060"/>
+      </w:tblGrid>
+      <w:tr>
+        <w:trPr>
+          <w:cantSplit/>
+          <w:tblHeader/>
+        </w:trPr>
         <w:tc>
           <w:tcPr>
-            <w:tcW w:type="dxa" w:w="1632"/>
+            <w:tcW w:type="dxa" w:w="1071"/>
+            <w:vAlign w:val="center"/>
             <w:tcBorders>
               <w:top w:val="single" w:sz="4" w:color="D9D9D9"/>
               <w:left w:val="single" w:sz="4" w:color="D9D9D9"/>
               <w:bottom w:val="single" w:sz="4" w:color="D9D9D9"/>
               <w:right w:val="single" w:sz="4" w:color="D9D9D9"/>
             </w:tcBorders>
+            <w:shd w:fill="F2F2F2"/>
           </w:tcPr>
           <w:p>
             <w:pPr>
+              <w:keepNext/>
               <w:spacing w:before="80" w:after="80"/>
+              <w:jc w:val="center"/>
             </w:pPr>
             <w:r>
               <w:rPr>
-                <w:b w:val="0"/>
-                <w:sz w:val="18"/>
+                <w:b/>
+                <w:sz w:val="19"/>
               </w:rPr>
-              <w:t>0.1932</w:t>
+              <w:t>Model</w:t>
             </w:r>
           </w:p>
         </w:tc>
         <w:tc>
           <w:tcPr>
-            <w:tcW w:type="dxa" w:w="1632"/>
+            <w:tcW w:type="dxa" w:w="1785"/>
+            <w:vAlign w:val="center"/>
             <w:tcBorders>
               <w:top w:val="single" w:sz="4" w:color="D9D9D9"/>
               <w:left w:val="single" w:sz="4" w:color="D9D9D9"/>
               <w:bottom w:val="single" w:sz="4" w:color="D9D9D9"/>
               <w:right w:val="single" w:sz="4" w:color="D9D9D9"/>
             </w:tcBorders>
+            <w:shd w:fill="F2F2F2"/>
           </w:tcPr>
           <w:p>
             <w:pPr>
+              <w:keepNext/>
               <w:spacing w:before="80" w:after="80"/>
+              <w:jc w:val="center"/>
             </w:pPr>
             <w:r>
               <w:rPr>
-                <w:b w:val="0"/>
-                <w:sz w:val="18"/>
+                <w:b/>
+                <w:sz w:val="19"/>
               </w:rPr>
-              <w:t>0.1832</w:t>
+              <w:t>Random mean AP</w:t>
+            </w:r>
+          </w:p>
+        </w:tc>
+        <w:tc>
+          <w:tcPr>
+            <w:tcW w:type="dxa" w:w="1913"/>
+            <w:vAlign w:val="center"/>
+            <w:tcBorders>
+              <w:top w:val="single" w:sz="4" w:color="D9D9D9"/>
+              <w:left w:val="single" w:sz="4" w:color="D9D9D9"/>
+              <w:bottom w:val="single" w:sz="4" w:color="D9D9D9"/>
+              <w:right w:val="single" w:sz="4" w:color="D9D9D9"/>
+            </w:tcBorders>
+            <w:shd w:fill="F2F2F2"/>
+          </w:tcPr>
+          <w:p>
+            <w:pPr>
+              <w:keepNext/>
+              <w:spacing w:before="80" w:after="80"/>
+              <w:jc w:val="center"/>
+            </w:pPr>
+            <w:r>
+              <w:rPr>
+                <w:b/>
+                <w:sz w:val="19"/>
+              </w:rPr>
+              <w:t>Record-order AP</w:t>
+            </w:r>
+          </w:p>
+        </w:tc>
+        <w:tc>
+          <w:tcPr>
+            <w:tcW w:type="dxa" w:w="1530"/>
+            <w:vAlign w:val="center"/>
+            <w:tcBorders>
+              <w:top w:val="single" w:sz="4" w:color="D9D9D9"/>
+              <w:left w:val="single" w:sz="4" w:color="D9D9D9"/>
+              <w:bottom w:val="single" w:sz="4" w:color="D9D9D9"/>
+              <w:right w:val="single" w:sz="4" w:color="D9D9D9"/>
+            </w:tcBorders>
+            <w:shd w:fill="F2F2F2"/>
+          </w:tcPr>
+          <w:p>
+            <w:pPr>
+              <w:keepNext/>
+              <w:spacing w:before="80" w:after="80"/>
+              <w:jc w:val="center"/>
+            </w:pPr>
+            <w:r>
+              <w:rPr>
+                <w:b/>
+                <w:sz w:val="19"/>
+              </w:rPr>
+              <w:t>Difference</w:t>
+            </w:r>
+          </w:p>
+        </w:tc>
+        <w:tc>
+          <w:tcPr>
+            <w:tcW w:type="dxa" w:w="3060"/>
+            <w:vAlign w:val="center"/>
+            <w:tcBorders>
+              <w:top w:val="single" w:sz="4" w:color="D9D9D9"/>
+              <w:left w:val="single" w:sz="4" w:color="D9D9D9"/>
+              <w:bottom w:val="single" w:sz="4" w:color="D9D9D9"/>
+              <w:right w:val="single" w:sz="4" w:color="D9D9D9"/>
+            </w:tcBorders>
+            <w:shd w:fill="F2F2F2"/>
+          </w:tcPr>
+          <w:p>
+            <w:pPr>
+              <w:keepNext/>
+              <w:spacing w:before="80" w:after="80"/>
+              <w:jc w:val="center"/>
+            </w:pPr>
+            <w:r>
+              <w:rPr>
+                <w:b/>
+                <w:sz w:val="19"/>
+              </w:rPr>
+              <w:t>95% interval</w:t>
             </w:r>
           </w:p>
         </w:tc>
@@ -918,7 +1417,8 @@
         </w:trPr>
         <w:tc>
           <w:tcPr>
-            <w:tcW w:type="dxa" w:w="1632"/>
+            <w:tcW w:type="dxa" w:w="1071"/>
+            <w:vAlign w:val="center"/>
             <w:tcBorders>
               <w:top w:val="single" w:sz="4" w:color="D9D9D9"/>
               <w:left w:val="single" w:sz="4" w:color="D9D9D9"/>
@@ -928,20 +1428,23 @@
           </w:tcPr>
           <w:p>
             <w:pPr>
+              <w:keepNext/>
               <w:spacing w:before="80" w:after="80"/>
+              <w:jc w:val="center"/>
             </w:pPr>
             <w:r>
               <w:rPr>
                 <w:b w:val="0"/>
-                <w:sz w:val="18"/>
+                <w:sz w:val="19"/>
               </w:rPr>
-              <w:t>CART</w:t>
+              <w:t>LR</w:t>
             </w:r>
           </w:p>
         </w:tc>
         <w:tc>
           <w:tcPr>
-            <w:tcW w:type="dxa" w:w="1632"/>
+            <w:tcW w:type="dxa" w:w="1785"/>
+            <w:vAlign w:val="center"/>
             <w:tcBorders>
               <w:top w:val="single" w:sz="4" w:color="D9D9D9"/>
               <w:left w:val="single" w:sz="4" w:color="D9D9D9"/>
@@ -951,20 +1454,23 @@
           </w:tcPr>
           <w:p>
             <w:pPr>
+              <w:keepNext/>
               <w:spacing w:before="80" w:after="80"/>
+              <w:jc w:val="center"/>
             </w:pPr>
             <w:r>
               <w:rPr>
                 <w:b w:val="0"/>
-                <w:sz w:val="18"/>
+                <w:sz w:val="19"/>
               </w:rPr>
-              <w:t>Random</w:t>
+              <w:t>0.0953</w:t>
             </w:r>
           </w:p>
         </w:tc>
         <w:tc>
           <w:tcPr>
-            <w:tcW w:type="dxa" w:w="1632"/>
+            <w:tcW w:type="dxa" w:w="1913"/>
+            <w:vAlign w:val="center"/>
             <w:tcBorders>
               <w:top w:val="single" w:sz="4" w:color="D9D9D9"/>
               <w:left w:val="single" w:sz="4" w:color="D9D9D9"/>
@@ -974,20 +1480,23 @@
           </w:tcPr>
           <w:p>
             <w:pPr>
+              <w:keepNext/>
               <w:spacing w:before="80" w:after="80"/>
+              <w:jc w:val="center"/>
             </w:pPr>
             <w:r>
               <w:rPr>
                 <w:b w:val="0"/>
-                <w:sz w:val="18"/>
+                <w:sz w:val="19"/>
               </w:rPr>
-              <w:t>0.7743</w:t>
+              <w:t>0.0838</w:t>
             </w:r>
           </w:p>
         </w:tc>
         <w:tc>
           <w:tcPr>
-            <w:tcW w:type="dxa" w:w="1632"/>
+            <w:tcW w:type="dxa" w:w="1530"/>
+            <w:vAlign w:val="center"/>
             <w:tcBorders>
               <w:top w:val="single" w:sz="4" w:color="D9D9D9"/>
               <w:left w:val="single" w:sz="4" w:color="D9D9D9"/>
@@ -997,20 +1506,23 @@
           </w:tcPr>
           <w:p>
             <w:pPr>
+              <w:keepNext/>
               <w:spacing w:before="80" w:after="80"/>
+              <w:jc w:val="center"/>
             </w:pPr>
             <w:r>
               <w:rPr>
                 <w:b w:val="0"/>
-                <w:sz w:val="18"/>
+                <w:sz w:val="19"/>
               </w:rPr>
-              <w:t>0.2217</w:t>
+              <w:t>0.0114</w:t>
             </w:r>
           </w:p>
         </w:tc>
         <w:tc>
           <w:tcPr>
-            <w:tcW w:type="dxa" w:w="1632"/>
+            <w:tcW w:type="dxa" w:w="3060"/>
+            <w:vAlign w:val="center"/>
             <w:tcBorders>
               <w:top w:val="single" w:sz="4" w:color="D9D9D9"/>
               <w:left w:val="single" w:sz="4" w:color="D9D9D9"/>
@@ -1020,37 +1532,16 @@
           </w:tcPr>
           <w:p>
             <w:pPr>
+              <w:keepNext/>
               <w:spacing w:before="80" w:after="80"/>
+              <w:jc w:val="center"/>
             </w:pPr>
             <w:r>
               <w:rPr>
                 <w:b w:val="0"/>
-                <w:sz w:val="18"/>
+                <w:sz w:val="19"/>
               </w:rPr>
-              <w:t>0.3024</w:t>
-            </w:r>
-          </w:p>
-        </w:tc>
-        <w:tc>
-          <w:tcPr>
-            <w:tcW w:type="dxa" w:w="1632"/>
-            <w:tcBorders>
-              <w:top w:val="single" w:sz="4" w:color="D9D9D9"/>
-              <w:left w:val="single" w:sz="4" w:color="D9D9D9"/>
-              <w:bottom w:val="single" w:sz="4" w:color="D9D9D9"/>
-              <w:right w:val="single" w:sz="4" w:color="D9D9D9"/>
-            </w:tcBorders>
-          </w:tcPr>
-          <w:p>
-            <w:pPr>
-              <w:spacing w:before="80" w:after="80"/>
-            </w:pPr>
-            <w:r>
-              <w:rPr>
-                <w:b w:val="0"/>
-                <w:sz w:val="18"/>
-              </w:rPr>
-              <w:t>0.0763</w:t>
+              <w:t>[-0.0110, 0.0243]</w:t>
             </w:r>
           </w:p>
         </w:tc>
@@ -1061,7 +1552,8 @@
         </w:trPr>
         <w:tc>
           <w:tcPr>
-            <w:tcW w:type="dxa" w:w="1632"/>
+            <w:tcW w:type="dxa" w:w="1071"/>
+            <w:vAlign w:val="center"/>
             <w:tcBorders>
               <w:top w:val="single" w:sz="4" w:color="D9D9D9"/>
               <w:left w:val="single" w:sz="4" w:color="D9D9D9"/>
@@ -1071,12 +1563,14 @@
           </w:tcPr>
           <w:p>
             <w:pPr>
+              <w:keepNext w:val="0"/>
               <w:spacing w:before="80" w:after="80"/>
+              <w:jc w:val="center"/>
             </w:pPr>
             <w:r>
               <w:rPr>
                 <w:b w:val="0"/>
-                <w:sz w:val="18"/>
+                <w:sz w:val="19"/>
               </w:rPr>
               <w:t>CART</w:t>
             </w:r>
@@ -1084,7 +1578,8 @@
         </w:tc>
         <w:tc>
           <w:tcPr>
-            <w:tcW w:type="dxa" w:w="1632"/>
+            <w:tcW w:type="dxa" w:w="1785"/>
+            <w:vAlign w:val="center"/>
             <w:tcBorders>
               <w:top w:val="single" w:sz="4" w:color="D9D9D9"/>
               <w:left w:val="single" w:sz="4" w:color="D9D9D9"/>
@@ -1094,20 +1589,23 @@
           </w:tcPr>
           <w:p>
             <w:pPr>
+              <w:keepNext w:val="0"/>
               <w:spacing w:before="80" w:after="80"/>
+              <w:jc w:val="center"/>
             </w:pPr>
             <w:r>
               <w:rPr>
                 <w:b w:val="0"/>
-                <w:sz w:val="18"/>
+                <w:sz w:val="19"/>
               </w:rPr>
-              <w:t>Record order</w:t>
+              <w:t>0.0972</w:t>
             </w:r>
           </w:p>
         </w:tc>
         <w:tc>
           <w:tcPr>
-            <w:tcW w:type="dxa" w:w="1632"/>
+            <w:tcW w:type="dxa" w:w="1913"/>
+            <w:vAlign w:val="center"/>
             <w:tcBorders>
               <w:top w:val="single" w:sz="4" w:color="D9D9D9"/>
               <w:left w:val="single" w:sz="4" w:color="D9D9D9"/>
@@ -1117,20 +1615,23 @@
           </w:tcPr>
           <w:p>
             <w:pPr>
+              <w:keepNext w:val="0"/>
               <w:spacing w:before="80" w:after="80"/>
+              <w:jc w:val="center"/>
             </w:pPr>
             <w:r>
               <w:rPr>
                 <w:b w:val="0"/>
-                <w:sz w:val="18"/>
+                <w:sz w:val="19"/>
               </w:rPr>
-              <w:t>0.6403</w:t>
+              <w:t>0.0784</w:t>
             </w:r>
           </w:p>
         </w:tc>
         <w:tc>
           <w:tcPr>
-            <w:tcW w:type="dxa" w:w="1632"/>
+            <w:tcW w:type="dxa" w:w="1530"/>
+            <w:vAlign w:val="center"/>
             <w:tcBorders>
               <w:top w:val="single" w:sz="4" w:color="D9D9D9"/>
               <w:left w:val="single" w:sz="4" w:color="D9D9D9"/>
@@ -1140,20 +1641,23 @@
           </w:tcPr>
           <w:p>
             <w:pPr>
+              <w:keepNext w:val="0"/>
               <w:spacing w:before="80" w:after="80"/>
+              <w:jc w:val="center"/>
             </w:pPr>
             <w:r>
               <w:rPr>
                 <w:b w:val="0"/>
-                <w:sz w:val="18"/>
+                <w:sz w:val="19"/>
               </w:rPr>
-              <w:t>0.0784</w:t>
+              <w:t>0.0188</w:t>
             </w:r>
           </w:p>
         </w:tc>
         <w:tc>
           <w:tcPr>
-            <w:tcW w:type="dxa" w:w="1632"/>
+            <w:tcW w:type="dxa" w:w="3060"/>
+            <w:vAlign w:val="center"/>
             <w:tcBorders>
               <w:top w:val="single" w:sz="4" w:color="D9D9D9"/>
               <w:left w:val="single" w:sz="4" w:color="D9D9D9"/>
@@ -1163,37 +1667,16 @@
           </w:tcPr>
           <w:p>
             <w:pPr>
+              <w:keepNext w:val="0"/>
               <w:spacing w:before="80" w:after="80"/>
+              <w:jc w:val="center"/>
             </w:pPr>
             <w:r>
               <w:rPr>
                 <w:b w:val="0"/>
-                <w:sz w:val="18"/>
+                <w:sz w:val="19"/>
               </w:rPr>
-              <w:t>0.0909</w:t>
-            </w:r>
-          </w:p>
-        </w:tc>
-        <w:tc>
-          <w:tcPr>
-            <w:tcW w:type="dxa" w:w="1632"/>
-            <w:tcBorders>
-              <w:top w:val="single" w:sz="4" w:color="D9D9D9"/>
-              <w:left w:val="single" w:sz="4" w:color="D9D9D9"/>
-              <w:bottom w:val="single" w:sz="4" w:color="D9D9D9"/>
-              <w:right w:val="single" w:sz="4" w:color="D9D9D9"/>
-            </w:tcBorders>
-          </w:tcPr>
-          <w:p>
-            <w:pPr>
-              <w:spacing w:before="80" w:after="80"/>
-            </w:pPr>
-            <w:r>
-              <w:rPr>
-                <w:b w:val="0"/>
-                <w:sz w:val="18"/>
-              </w:rPr>
-              <w:t>0.0911</w:t>
+              <w:t>[0.0064, 0.0323]</w:t>
             </w:r>
           </w:p>
         </w:tc>
@@ -1206,7 +1689,12 @@
     </w:p>
     <w:p>
       <w:r>
-        <w:t>Accuracy, precision, F1 and balanced accuracy are included in results/metrics_by_scheme.csv; seed-level metrics are in random_metrics_by_seed.csv.</w:t>
+        <w:t>Across the five random fold assignments, the common-cohort AP difference ranges from 0.0088 to 0.0128 for LR and from 0.0169 to 0.0223 for CART. These ranges describe split sensitivity, not confidence intervals or independent mine replications.</w:t>
+      </w:r>
+    </w:p>
+    <w:p>
+      <w:r>
+        <w:t>Figure 2 shows the primary intervals and block-length sensitivity. The LR interval crosses zero; the CART interval remains above zero across the examined block lengths. The two models therefore do not support the same residual-gap statement. Inclusion of zero means that this conditional resampling analysis does not clearly distinguish a residual difference from zero; it does not establish equivalence. Exclusion of zero would indicate a difference under these resampling assumptions, not prove its cause. Training sizes, allowed training periods and pooled score scales remain different.</w:t>
       </w:r>
     </w:p>
     <w:p>
@@ -1217,7 +1705,7 @@
       <w:r>
         <w:drawing>
           <wp:inline xmlns:a="http://schemas.openxmlformats.org/drawingml/2006/main" xmlns:pic="http://schemas.openxmlformats.org/drawingml/2006/picture">
-            <wp:extent cx="4846320" cy="2004241"/>
+            <wp:extent cx="4846320" cy="2669583"/>
             <wp:docPr id="2" name="Picture 2"/>
             <wp:cNvGraphicFramePr>
               <a:graphicFrameLocks noChangeAspect="1"/>
@@ -1226,7 +1714,7 @@
               <a:graphicData uri="http://schemas.openxmlformats.org/drawingml/2006/picture">
                 <pic:pic>
                   <pic:nvPicPr>
-                    <pic:cNvPr id="0" name="pr_auc_by_scheme.png"/>
+                    <pic:cNvPr id="0" name="paired_ap_intervals.png"/>
                     <pic:cNvPicPr/>
                   </pic:nvPicPr>
                   <pic:blipFill>
@@ -1238,7 +1726,7 @@
                   <pic:spPr>
                     <a:xfrm>
                       <a:off x="0" y="0"/>
-                      <a:ext cx="4846320" cy="2004241"/>
+                      <a:ext cx="4846320" cy="2669583"/>
                     </a:xfrm>
                     <a:prstGeom prst="rect"/>
                   </pic:spPr>
@@ -1252,413 +1740,10 @@
     <w:p>
       <w:pPr>
         <w:pStyle w:val="Caption"/>
-        <w:jc w:val="center"/>
+        <w:jc w:val="both"/>
       </w:pPr>
       <w:r>
-        <w:t>Figure 2 PR AUC by model and validation scheme</w:t>
-      </w:r>
-    </w:p>
-    <w:p>
-      <w:r>
-        <w:t>The two schemes evaluate different populations. Random validation covers all records, whereas record-order validation excludes the first training-only block. Their positive proportions differ. The original approximately 57 percent LR PR-AUC reduction cannot be assigned wholly to temporal leakage.</w:t>
-      </w:r>
-    </w:p>
-    <w:p>
-      <w:pPr>
-        <w:pStyle w:val="Heading2"/>
-      </w:pPr>
-      <w:r>
-        <w:t>Same test rows</w:t>
-      </w:r>
-    </w:p>
-    <w:tbl>
-      <w:tblPr>
-        <w:tblW w:type="auto" w:w="0"/>
-        <w:tblLayout w:type="fixed"/>
-        <w:tblLook w:firstColumn="1" w:firstRow="1" w:lastColumn="0" w:lastRow="0" w:noHBand="0" w:noVBand="1" w:val="04A0"/>
-      </w:tblPr>
-      <w:tblGrid>
-        <w:gridCol w:w="1958"/>
-        <w:gridCol w:w="1958"/>
-        <w:gridCol w:w="1958"/>
-        <w:gridCol w:w="1958"/>
-        <w:gridCol w:w="1958"/>
-      </w:tblGrid>
-      <w:tr>
-        <w:trPr>
-          <w:cantSplit/>
-          <w:tblHeader/>
-        </w:trPr>
-        <w:tc>
-          <w:tcPr>
-            <w:tcW w:type="dxa" w:w="1958"/>
-            <w:tcBorders>
-              <w:top w:val="single" w:sz="4" w:color="D9D9D9"/>
-              <w:left w:val="single" w:sz="4" w:color="D9D9D9"/>
-              <w:bottom w:val="single" w:sz="4" w:color="D9D9D9"/>
-              <w:right w:val="single" w:sz="4" w:color="D9D9D9"/>
-            </w:tcBorders>
-            <w:shd w:fill="E8EDF2"/>
-          </w:tcPr>
-          <w:p>
-            <w:pPr>
-              <w:spacing w:before="80" w:after="80"/>
-            </w:pPr>
-            <w:r>
-              <w:rPr>
-                <w:b/>
-                <w:sz w:val="18"/>
-              </w:rPr>
-              <w:t>Model</w:t>
-            </w:r>
-          </w:p>
-        </w:tc>
-        <w:tc>
-          <w:tcPr>
-            <w:tcW w:type="dxa" w:w="1958"/>
-            <w:tcBorders>
-              <w:top w:val="single" w:sz="4" w:color="D9D9D9"/>
-              <w:left w:val="single" w:sz="4" w:color="D9D9D9"/>
-              <w:bottom w:val="single" w:sz="4" w:color="D9D9D9"/>
-              <w:right w:val="single" w:sz="4" w:color="D9D9D9"/>
-            </w:tcBorders>
-            <w:shd w:fill="E8EDF2"/>
-          </w:tcPr>
-          <w:p>
-            <w:pPr>
-              <w:spacing w:before="80" w:after="80"/>
-            </w:pPr>
-            <w:r>
-              <w:rPr>
-                <w:b/>
-                <w:sz w:val="18"/>
-              </w:rPr>
-              <w:t>Test n</w:t>
-            </w:r>
-          </w:p>
-        </w:tc>
-        <w:tc>
-          <w:tcPr>
-            <w:tcW w:type="dxa" w:w="1958"/>
-            <w:tcBorders>
-              <w:top w:val="single" w:sz="4" w:color="D9D9D9"/>
-              <w:left w:val="single" w:sz="4" w:color="D9D9D9"/>
-              <w:bottom w:val="single" w:sz="4" w:color="D9D9D9"/>
-              <w:right w:val="single" w:sz="4" w:color="D9D9D9"/>
-            </w:tcBorders>
-            <w:shd w:fill="E8EDF2"/>
-          </w:tcPr>
-          <w:p>
-            <w:pPr>
-              <w:spacing w:before="80" w:after="80"/>
-            </w:pPr>
-            <w:r>
-              <w:rPr>
-                <w:b/>
-                <w:sz w:val="18"/>
-              </w:rPr>
-              <w:t>Prevalence</w:t>
-            </w:r>
-          </w:p>
-        </w:tc>
-        <w:tc>
-          <w:tcPr>
-            <w:tcW w:type="dxa" w:w="1958"/>
-            <w:tcBorders>
-              <w:top w:val="single" w:sz="4" w:color="D9D9D9"/>
-              <w:left w:val="single" w:sz="4" w:color="D9D9D9"/>
-              <w:bottom w:val="single" w:sz="4" w:color="D9D9D9"/>
-              <w:right w:val="single" w:sz="4" w:color="D9D9D9"/>
-            </w:tcBorders>
-            <w:shd w:fill="E8EDF2"/>
-          </w:tcPr>
-          <w:p>
-            <w:pPr>
-              <w:spacing w:before="80" w:after="80"/>
-            </w:pPr>
-            <w:r>
-              <w:rPr>
-                <w:b/>
-                <w:sz w:val="18"/>
-              </w:rPr>
-              <w:t>Random PR AUC</w:t>
-            </w:r>
-          </w:p>
-        </w:tc>
-        <w:tc>
-          <w:tcPr>
-            <w:tcW w:type="dxa" w:w="1958"/>
-            <w:tcBorders>
-              <w:top w:val="single" w:sz="4" w:color="D9D9D9"/>
-              <w:left w:val="single" w:sz="4" w:color="D9D9D9"/>
-              <w:bottom w:val="single" w:sz="4" w:color="D9D9D9"/>
-              <w:right w:val="single" w:sz="4" w:color="D9D9D9"/>
-            </w:tcBorders>
-            <w:shd w:fill="E8EDF2"/>
-          </w:tcPr>
-          <w:p>
-            <w:pPr>
-              <w:spacing w:before="80" w:after="80"/>
-            </w:pPr>
-            <w:r>
-              <w:rPr>
-                <w:b/>
-                <w:sz w:val="18"/>
-              </w:rPr>
-              <w:t>Order PR AUC</w:t>
-            </w:r>
-          </w:p>
-        </w:tc>
-      </w:tr>
-      <w:tr>
-        <w:trPr>
-          <w:cantSplit/>
-        </w:trPr>
-        <w:tc>
-          <w:tcPr>
-            <w:tcW w:type="dxa" w:w="1958"/>
-            <w:tcBorders>
-              <w:top w:val="single" w:sz="4" w:color="D9D9D9"/>
-              <w:left w:val="single" w:sz="4" w:color="D9D9D9"/>
-              <w:bottom w:val="single" w:sz="4" w:color="D9D9D9"/>
-              <w:right w:val="single" w:sz="4" w:color="D9D9D9"/>
-            </w:tcBorders>
-          </w:tcPr>
-          <w:p>
-            <w:pPr>
-              <w:spacing w:before="80" w:after="80"/>
-            </w:pPr>
-            <w:r>
-              <w:rPr>
-                <w:b w:val="0"/>
-                <w:sz w:val="18"/>
-              </w:rPr>
-              <w:t>LR</w:t>
-            </w:r>
-          </w:p>
-        </w:tc>
-        <w:tc>
-          <w:tcPr>
-            <w:tcW w:type="dxa" w:w="1958"/>
-            <w:tcBorders>
-              <w:top w:val="single" w:sz="4" w:color="D9D9D9"/>
-              <w:left w:val="single" w:sz="4" w:color="D9D9D9"/>
-              <w:bottom w:val="single" w:sz="4" w:color="D9D9D9"/>
-              <w:right w:val="single" w:sz="4" w:color="D9D9D9"/>
-            </w:tcBorders>
-          </w:tcPr>
-          <w:p>
-            <w:pPr>
-              <w:spacing w:before="80" w:after="80"/>
-            </w:pPr>
-            <w:r>
-              <w:rPr>
-                <w:b w:val="0"/>
-                <w:sz w:val="18"/>
-              </w:rPr>
-              <w:t>2063</w:t>
-            </w:r>
-          </w:p>
-        </w:tc>
-        <w:tc>
-          <w:tcPr>
-            <w:tcW w:type="dxa" w:w="1958"/>
-            <w:tcBorders>
-              <w:top w:val="single" w:sz="4" w:color="D9D9D9"/>
-              <w:left w:val="single" w:sz="4" w:color="D9D9D9"/>
-              <w:bottom w:val="single" w:sz="4" w:color="D9D9D9"/>
-              <w:right w:val="single" w:sz="4" w:color="D9D9D9"/>
-            </w:tcBorders>
-          </w:tcPr>
-          <w:p>
-            <w:pPr>
-              <w:spacing w:before="80" w:after="80"/>
-            </w:pPr>
-            <w:r>
-              <w:rPr>
-                <w:b w:val="0"/>
-                <w:sz w:val="18"/>
-              </w:rPr>
-              <w:t>0.0427</w:t>
-            </w:r>
-          </w:p>
-        </w:tc>
-        <w:tc>
-          <w:tcPr>
-            <w:tcW w:type="dxa" w:w="1958"/>
-            <w:tcBorders>
-              <w:top w:val="single" w:sz="4" w:color="D9D9D9"/>
-              <w:left w:val="single" w:sz="4" w:color="D9D9D9"/>
-              <w:bottom w:val="single" w:sz="4" w:color="D9D9D9"/>
-              <w:right w:val="single" w:sz="4" w:color="D9D9D9"/>
-            </w:tcBorders>
-          </w:tcPr>
-          <w:p>
-            <w:pPr>
-              <w:spacing w:before="80" w:after="80"/>
-            </w:pPr>
-            <w:r>
-              <w:rPr>
-                <w:b w:val="0"/>
-                <w:sz w:val="18"/>
-              </w:rPr>
-              <w:t>0.0953</w:t>
-            </w:r>
-          </w:p>
-        </w:tc>
-        <w:tc>
-          <w:tcPr>
-            <w:tcW w:type="dxa" w:w="1958"/>
-            <w:tcBorders>
-              <w:top w:val="single" w:sz="4" w:color="D9D9D9"/>
-              <w:left w:val="single" w:sz="4" w:color="D9D9D9"/>
-              <w:bottom w:val="single" w:sz="4" w:color="D9D9D9"/>
-              <w:right w:val="single" w:sz="4" w:color="D9D9D9"/>
-            </w:tcBorders>
-          </w:tcPr>
-          <w:p>
-            <w:pPr>
-              <w:spacing w:before="80" w:after="80"/>
-            </w:pPr>
-            <w:r>
-              <w:rPr>
-                <w:b w:val="0"/>
-                <w:sz w:val="18"/>
-              </w:rPr>
-              <w:t>0.0838</w:t>
-            </w:r>
-          </w:p>
-        </w:tc>
-      </w:tr>
-      <w:tr>
-        <w:trPr>
-          <w:cantSplit/>
-        </w:trPr>
-        <w:tc>
-          <w:tcPr>
-            <w:tcW w:type="dxa" w:w="1958"/>
-            <w:tcBorders>
-              <w:top w:val="single" w:sz="4" w:color="D9D9D9"/>
-              <w:left w:val="single" w:sz="4" w:color="D9D9D9"/>
-              <w:bottom w:val="single" w:sz="4" w:color="D9D9D9"/>
-              <w:right w:val="single" w:sz="4" w:color="D9D9D9"/>
-            </w:tcBorders>
-          </w:tcPr>
-          <w:p>
-            <w:pPr>
-              <w:spacing w:before="80" w:after="80"/>
-            </w:pPr>
-            <w:r>
-              <w:rPr>
-                <w:b w:val="0"/>
-                <w:sz w:val="18"/>
-              </w:rPr>
-              <w:t>CART</w:t>
-            </w:r>
-          </w:p>
-        </w:tc>
-        <w:tc>
-          <w:tcPr>
-            <w:tcW w:type="dxa" w:w="1958"/>
-            <w:tcBorders>
-              <w:top w:val="single" w:sz="4" w:color="D9D9D9"/>
-              <w:left w:val="single" w:sz="4" w:color="D9D9D9"/>
-              <w:bottom w:val="single" w:sz="4" w:color="D9D9D9"/>
-              <w:right w:val="single" w:sz="4" w:color="D9D9D9"/>
-            </w:tcBorders>
-          </w:tcPr>
-          <w:p>
-            <w:pPr>
-              <w:spacing w:before="80" w:after="80"/>
-            </w:pPr>
-            <w:r>
-              <w:rPr>
-                <w:b w:val="0"/>
-                <w:sz w:val="18"/>
-              </w:rPr>
-              <w:t>2063</w:t>
-            </w:r>
-          </w:p>
-        </w:tc>
-        <w:tc>
-          <w:tcPr>
-            <w:tcW w:type="dxa" w:w="1958"/>
-            <w:tcBorders>
-              <w:top w:val="single" w:sz="4" w:color="D9D9D9"/>
-              <w:left w:val="single" w:sz="4" w:color="D9D9D9"/>
-              <w:bottom w:val="single" w:sz="4" w:color="D9D9D9"/>
-              <w:right w:val="single" w:sz="4" w:color="D9D9D9"/>
-            </w:tcBorders>
-          </w:tcPr>
-          <w:p>
-            <w:pPr>
-              <w:spacing w:before="80" w:after="80"/>
-            </w:pPr>
-            <w:r>
-              <w:rPr>
-                <w:b w:val="0"/>
-                <w:sz w:val="18"/>
-              </w:rPr>
-              <w:t>0.0427</w:t>
-            </w:r>
-          </w:p>
-        </w:tc>
-        <w:tc>
-          <w:tcPr>
-            <w:tcW w:type="dxa" w:w="1958"/>
-            <w:tcBorders>
-              <w:top w:val="single" w:sz="4" w:color="D9D9D9"/>
-              <w:left w:val="single" w:sz="4" w:color="D9D9D9"/>
-              <w:bottom w:val="single" w:sz="4" w:color="D9D9D9"/>
-              <w:right w:val="single" w:sz="4" w:color="D9D9D9"/>
-            </w:tcBorders>
-          </w:tcPr>
-          <w:p>
-            <w:pPr>
-              <w:spacing w:before="80" w:after="80"/>
-            </w:pPr>
-            <w:r>
-              <w:rPr>
-                <w:b w:val="0"/>
-                <w:sz w:val="18"/>
-              </w:rPr>
-              <w:t>0.0972</w:t>
-            </w:r>
-          </w:p>
-        </w:tc>
-        <w:tc>
-          <w:tcPr>
-            <w:tcW w:type="dxa" w:w="1958"/>
-            <w:tcBorders>
-              <w:top w:val="single" w:sz="4" w:color="D9D9D9"/>
-              <w:left w:val="single" w:sz="4" w:color="D9D9D9"/>
-              <w:bottom w:val="single" w:sz="4" w:color="D9D9D9"/>
-              <w:right w:val="single" w:sz="4" w:color="D9D9D9"/>
-            </w:tcBorders>
-          </w:tcPr>
-          <w:p>
-            <w:pPr>
-              <w:spacing w:before="80" w:after="80"/>
-            </w:pPr>
-            <w:r>
-              <w:rPr>
-                <w:b w:val="0"/>
-                <w:sz w:val="18"/>
-              </w:rPr>
-              <w:t>0.0784</w:t>
-            </w:r>
-          </w:p>
-        </w:tc>
-      </w:tr>
-    </w:tbl>
-    <w:p>
-      <w:pPr>
-        <w:spacing w:after="20"/>
-      </w:pPr>
-    </w:p>
-    <w:p>
-      <w:r>
-        <w:t>Random scores are restricted to the exact rows covered by record-order validation, and averaged over the same five seeds. This controls test composition. Training sizes, permitted training periods and cross-fold score scales still differ; this is a sensitivity analysis, not an estimate of a pure leakage percentage. Per-seed results are in shared_test_by_seed.csv.</w:t>
+        <w:t>Figure 2. Paired PR-AUC differences and 95 percent conditional intervals, with block lengths 16, 32 and 64; five random seeds are averaged in each replicate.</w:t>
       </w:r>
     </w:p>
     <w:p>
@@ -1678,7 +1763,7 @@
               <a:graphicData uri="http://schemas.openxmlformats.org/drawingml/2006/picture">
                 <pic:pic>
                   <pic:nvPicPr>
-                    <pic:cNvPr id="0" name="pr_curves.png"/>
+                    <pic:cNvPr id="0" name="pr_same_test.png"/>
                     <pic:cNvPicPr/>
                   </pic:nvPicPr>
                   <pic:blipFill>
@@ -1704,11 +1789,604 @@
     <w:p>
       <w:pPr>
         <w:pStyle w:val="Caption"/>
-        <w:jc w:val="center"/>
+        <w:jc w:val="both"/>
       </w:pPr>
       <w:r>
-        <w:t>Figure 3 Precision recall curves from seed 0 and record order</w:t>
+        <w:t>Figure 3. Precision-recall curves on the identical 2,063 test rows. The random curves use seed 0 for display; Tables 2 and 3 use five-seed mean metrics.</w:t>
       </w:r>
+    </w:p>
+    <w:p>
+      <w:r>
+        <w:t>Figure 3 compares the same evaluation cohort for both protocols. Its common positive proportion, 0.0427, is the prevalence reference for interpreting average precision. The plot is a visualization of one random seed, not a substitute for the seed means or uncertainty analysis.</w:t>
+      </w:r>
+    </w:p>
+    <w:p>
+      <w:pPr>
+        <w:pStyle w:val="Heading2"/>
+      </w:pPr>
+      <w:r>
+        <w:t>4.2 Calibration improves, but remains insufficient for deployment</w:t>
+      </w:r>
+    </w:p>
+    <w:p>
+      <w:r>
+        <w:t>Fold-local LR prior correction reduces ECE from 0.2904 to 0.0271 and Brier score from 0.1462 to 0.0439 (Table 4). Mean predicted probability falls from 0.3331 to 0.0694 against observed prevalence 0.0427. This is a substantial empirical improvement in probability scale, despite the remaining overprediction. Corrected LR Brier skill is -0.0751 and unweighted CART Brier skill is -0.0607 against the oracle constant reference, so neither outperforms that reference in squared probability error.</w:t>
+      </w:r>
+    </w:p>
+    <w:p>
+      <w:pPr>
+        <w:pStyle w:val="Caption"/>
+        <w:keepNext/>
+      </w:pPr>
+      <w:r>
+        <w:t>Table 4. Probability assessment on record-order test rows. Correction uses training priors, and only LR has a corrected variant.</w:t>
+      </w:r>
+    </w:p>
+    <w:tbl>
+      <w:tblPr>
+        <w:tblW w:type="auto" w:w="0"/>
+        <w:jc w:val="center"/>
+        <w:tblLayout w:type="fixed"/>
+        <w:tblLook w:firstColumn="1" w:firstRow="1" w:lastColumn="0" w:lastRow="0" w:noHBand="0" w:noVBand="1" w:val="04A0"/>
+      </w:tblPr>
+      <w:tblGrid>
+        <w:gridCol w:w="3277"/>
+        <w:gridCol w:w="1490"/>
+        <w:gridCol w:w="1490"/>
+        <w:gridCol w:w="1614"/>
+        <w:gridCol w:w="1490"/>
+      </w:tblGrid>
+      <w:tr>
+        <w:trPr>
+          <w:cantSplit/>
+          <w:tblHeader/>
+        </w:trPr>
+        <w:tc>
+          <w:tcPr>
+            <w:tcW w:type="dxa" w:w="3277"/>
+            <w:vAlign w:val="center"/>
+            <w:tcBorders>
+              <w:top w:val="single" w:sz="4" w:color="D9D9D9"/>
+              <w:left w:val="single" w:sz="4" w:color="D9D9D9"/>
+              <w:bottom w:val="single" w:sz="4" w:color="D9D9D9"/>
+              <w:right w:val="single" w:sz="4" w:color="D9D9D9"/>
+            </w:tcBorders>
+            <w:shd w:fill="F2F2F2"/>
+          </w:tcPr>
+          <w:p>
+            <w:pPr>
+              <w:keepNext/>
+              <w:spacing w:before="80" w:after="80"/>
+              <w:jc w:val="center"/>
+            </w:pPr>
+            <w:r>
+              <w:rPr>
+                <w:b/>
+                <w:sz w:val="19"/>
+              </w:rPr>
+              <w:t>Model / variant</w:t>
+            </w:r>
+          </w:p>
+        </w:tc>
+        <w:tc>
+          <w:tcPr>
+            <w:tcW w:type="dxa" w:w="1490"/>
+            <w:vAlign w:val="center"/>
+            <w:tcBorders>
+              <w:top w:val="single" w:sz="4" w:color="D9D9D9"/>
+              <w:left w:val="single" w:sz="4" w:color="D9D9D9"/>
+              <w:bottom w:val="single" w:sz="4" w:color="D9D9D9"/>
+              <w:right w:val="single" w:sz="4" w:color="D9D9D9"/>
+            </w:tcBorders>
+            <w:shd w:fill="F2F2F2"/>
+          </w:tcPr>
+          <w:p>
+            <w:pPr>
+              <w:keepNext/>
+              <w:spacing w:before="80" w:after="80"/>
+              <w:jc w:val="center"/>
+            </w:pPr>
+            <w:r>
+              <w:rPr>
+                <w:b/>
+                <w:sz w:val="19"/>
+              </w:rPr>
+              <w:t>Brier</w:t>
+            </w:r>
+          </w:p>
+        </w:tc>
+        <w:tc>
+          <w:tcPr>
+            <w:tcW w:type="dxa" w:w="1490"/>
+            <w:vAlign w:val="center"/>
+            <w:tcBorders>
+              <w:top w:val="single" w:sz="4" w:color="D9D9D9"/>
+              <w:left w:val="single" w:sz="4" w:color="D9D9D9"/>
+              <w:bottom w:val="single" w:sz="4" w:color="D9D9D9"/>
+              <w:right w:val="single" w:sz="4" w:color="D9D9D9"/>
+            </w:tcBorders>
+            <w:shd w:fill="F2F2F2"/>
+          </w:tcPr>
+          <w:p>
+            <w:pPr>
+              <w:keepNext/>
+              <w:spacing w:before="80" w:after="80"/>
+              <w:jc w:val="center"/>
+            </w:pPr>
+            <w:r>
+              <w:rPr>
+                <w:b/>
+                <w:sz w:val="19"/>
+              </w:rPr>
+              <w:t>ECE</w:t>
+            </w:r>
+          </w:p>
+        </w:tc>
+        <w:tc>
+          <w:tcPr>
+            <w:tcW w:type="dxa" w:w="1614"/>
+            <w:vAlign w:val="center"/>
+            <w:tcBorders>
+              <w:top w:val="single" w:sz="4" w:color="D9D9D9"/>
+              <w:left w:val="single" w:sz="4" w:color="D9D9D9"/>
+              <w:bottom w:val="single" w:sz="4" w:color="D9D9D9"/>
+              <w:right w:val="single" w:sz="4" w:color="D9D9D9"/>
+            </w:tcBorders>
+            <w:shd w:fill="F2F2F2"/>
+          </w:tcPr>
+          <w:p>
+            <w:pPr>
+              <w:keepNext/>
+              <w:spacing w:before="80" w:after="80"/>
+              <w:jc w:val="center"/>
+            </w:pPr>
+            <w:r>
+              <w:rPr>
+                <w:b/>
+                <w:sz w:val="19"/>
+              </w:rPr>
+              <w:t>Mean forecast</w:t>
+            </w:r>
+          </w:p>
+        </w:tc>
+        <w:tc>
+          <w:tcPr>
+            <w:tcW w:type="dxa" w:w="1490"/>
+            <w:vAlign w:val="center"/>
+            <w:tcBorders>
+              <w:top w:val="single" w:sz="4" w:color="D9D9D9"/>
+              <w:left w:val="single" w:sz="4" w:color="D9D9D9"/>
+              <w:bottom w:val="single" w:sz="4" w:color="D9D9D9"/>
+              <w:right w:val="single" w:sz="4" w:color="D9D9D9"/>
+            </w:tcBorders>
+            <w:shd w:fill="F2F2F2"/>
+          </w:tcPr>
+          <w:p>
+            <w:pPr>
+              <w:keepNext/>
+              <w:spacing w:before="80" w:after="80"/>
+              <w:jc w:val="center"/>
+            </w:pPr>
+            <w:r>
+              <w:rPr>
+                <w:b/>
+                <w:sz w:val="19"/>
+              </w:rPr>
+              <w:t>Observed</w:t>
+            </w:r>
+          </w:p>
+        </w:tc>
+      </w:tr>
+      <w:tr>
+        <w:trPr>
+          <w:cantSplit/>
+        </w:trPr>
+        <w:tc>
+          <w:tcPr>
+            <w:tcW w:type="dxa" w:w="3277"/>
+            <w:vAlign w:val="center"/>
+            <w:tcBorders>
+              <w:top w:val="single" w:sz="4" w:color="D9D9D9"/>
+              <w:left w:val="single" w:sz="4" w:color="D9D9D9"/>
+              <w:bottom w:val="single" w:sz="4" w:color="D9D9D9"/>
+              <w:right w:val="single" w:sz="4" w:color="D9D9D9"/>
+            </w:tcBorders>
+          </w:tcPr>
+          <w:p>
+            <w:pPr>
+              <w:keepNext/>
+              <w:spacing w:before="80" w:after="80"/>
+              <w:jc w:val="center"/>
+            </w:pPr>
+            <w:r>
+              <w:rPr>
+                <w:b w:val="0"/>
+                <w:sz w:val="19"/>
+              </w:rPr>
+              <w:t>LR / raw</w:t>
+            </w:r>
+          </w:p>
+        </w:tc>
+        <w:tc>
+          <w:tcPr>
+            <w:tcW w:type="dxa" w:w="1490"/>
+            <w:vAlign w:val="center"/>
+            <w:tcBorders>
+              <w:top w:val="single" w:sz="4" w:color="D9D9D9"/>
+              <w:left w:val="single" w:sz="4" w:color="D9D9D9"/>
+              <w:bottom w:val="single" w:sz="4" w:color="D9D9D9"/>
+              <w:right w:val="single" w:sz="4" w:color="D9D9D9"/>
+            </w:tcBorders>
+          </w:tcPr>
+          <w:p>
+            <w:pPr>
+              <w:keepNext/>
+              <w:spacing w:before="80" w:after="80"/>
+              <w:jc w:val="center"/>
+            </w:pPr>
+            <w:r>
+              <w:rPr>
+                <w:b w:val="0"/>
+                <w:sz w:val="19"/>
+              </w:rPr>
+              <w:t>0.1462</w:t>
+            </w:r>
+          </w:p>
+        </w:tc>
+        <w:tc>
+          <w:tcPr>
+            <w:tcW w:type="dxa" w:w="1490"/>
+            <w:vAlign w:val="center"/>
+            <w:tcBorders>
+              <w:top w:val="single" w:sz="4" w:color="D9D9D9"/>
+              <w:left w:val="single" w:sz="4" w:color="D9D9D9"/>
+              <w:bottom w:val="single" w:sz="4" w:color="D9D9D9"/>
+              <w:right w:val="single" w:sz="4" w:color="D9D9D9"/>
+            </w:tcBorders>
+          </w:tcPr>
+          <w:p>
+            <w:pPr>
+              <w:keepNext/>
+              <w:spacing w:before="80" w:after="80"/>
+              <w:jc w:val="center"/>
+            </w:pPr>
+            <w:r>
+              <w:rPr>
+                <w:b w:val="0"/>
+                <w:sz w:val="19"/>
+              </w:rPr>
+              <w:t>0.2904</w:t>
+            </w:r>
+          </w:p>
+        </w:tc>
+        <w:tc>
+          <w:tcPr>
+            <w:tcW w:type="dxa" w:w="1614"/>
+            <w:vAlign w:val="center"/>
+            <w:tcBorders>
+              <w:top w:val="single" w:sz="4" w:color="D9D9D9"/>
+              <w:left w:val="single" w:sz="4" w:color="D9D9D9"/>
+              <w:bottom w:val="single" w:sz="4" w:color="D9D9D9"/>
+              <w:right w:val="single" w:sz="4" w:color="D9D9D9"/>
+            </w:tcBorders>
+          </w:tcPr>
+          <w:p>
+            <w:pPr>
+              <w:keepNext/>
+              <w:spacing w:before="80" w:after="80"/>
+              <w:jc w:val="center"/>
+            </w:pPr>
+            <w:r>
+              <w:rPr>
+                <w:b w:val="0"/>
+                <w:sz w:val="19"/>
+              </w:rPr>
+              <w:t>0.3331</w:t>
+            </w:r>
+          </w:p>
+        </w:tc>
+        <w:tc>
+          <w:tcPr>
+            <w:tcW w:type="dxa" w:w="1490"/>
+            <w:vAlign w:val="center"/>
+            <w:tcBorders>
+              <w:top w:val="single" w:sz="4" w:color="D9D9D9"/>
+              <w:left w:val="single" w:sz="4" w:color="D9D9D9"/>
+              <w:bottom w:val="single" w:sz="4" w:color="D9D9D9"/>
+              <w:right w:val="single" w:sz="4" w:color="D9D9D9"/>
+            </w:tcBorders>
+          </w:tcPr>
+          <w:p>
+            <w:pPr>
+              <w:keepNext/>
+              <w:spacing w:before="80" w:after="80"/>
+              <w:jc w:val="center"/>
+            </w:pPr>
+            <w:r>
+              <w:rPr>
+                <w:b w:val="0"/>
+                <w:sz w:val="19"/>
+              </w:rPr>
+              <w:t>0.0427</w:t>
+            </w:r>
+          </w:p>
+        </w:tc>
+      </w:tr>
+      <w:tr>
+        <w:trPr>
+          <w:cantSplit/>
+        </w:trPr>
+        <w:tc>
+          <w:tcPr>
+            <w:tcW w:type="dxa" w:w="3277"/>
+            <w:vAlign w:val="center"/>
+            <w:tcBorders>
+              <w:top w:val="single" w:sz="4" w:color="D9D9D9"/>
+              <w:left w:val="single" w:sz="4" w:color="D9D9D9"/>
+              <w:bottom w:val="single" w:sz="4" w:color="D9D9D9"/>
+              <w:right w:val="single" w:sz="4" w:color="D9D9D9"/>
+            </w:tcBorders>
+          </w:tcPr>
+          <w:p>
+            <w:pPr>
+              <w:keepNext/>
+              <w:spacing w:before="80" w:after="80"/>
+              <w:jc w:val="center"/>
+            </w:pPr>
+            <w:r>
+              <w:rPr>
+                <w:b w:val="0"/>
+                <w:sz w:val="19"/>
+              </w:rPr>
+              <w:t>LR / fold prior</w:t>
+            </w:r>
+          </w:p>
+        </w:tc>
+        <w:tc>
+          <w:tcPr>
+            <w:tcW w:type="dxa" w:w="1490"/>
+            <w:vAlign w:val="center"/>
+            <w:tcBorders>
+              <w:top w:val="single" w:sz="4" w:color="D9D9D9"/>
+              <w:left w:val="single" w:sz="4" w:color="D9D9D9"/>
+              <w:bottom w:val="single" w:sz="4" w:color="D9D9D9"/>
+              <w:right w:val="single" w:sz="4" w:color="D9D9D9"/>
+            </w:tcBorders>
+          </w:tcPr>
+          <w:p>
+            <w:pPr>
+              <w:keepNext/>
+              <w:spacing w:before="80" w:after="80"/>
+              <w:jc w:val="center"/>
+            </w:pPr>
+            <w:r>
+              <w:rPr>
+                <w:b w:val="0"/>
+                <w:sz w:val="19"/>
+              </w:rPr>
+              <w:t>0.0439</w:t>
+            </w:r>
+          </w:p>
+        </w:tc>
+        <w:tc>
+          <w:tcPr>
+            <w:tcW w:type="dxa" w:w="1490"/>
+            <w:vAlign w:val="center"/>
+            <w:tcBorders>
+              <w:top w:val="single" w:sz="4" w:color="D9D9D9"/>
+              <w:left w:val="single" w:sz="4" w:color="D9D9D9"/>
+              <w:bottom w:val="single" w:sz="4" w:color="D9D9D9"/>
+              <w:right w:val="single" w:sz="4" w:color="D9D9D9"/>
+            </w:tcBorders>
+          </w:tcPr>
+          <w:p>
+            <w:pPr>
+              <w:keepNext/>
+              <w:spacing w:before="80" w:after="80"/>
+              <w:jc w:val="center"/>
+            </w:pPr>
+            <w:r>
+              <w:rPr>
+                <w:b w:val="0"/>
+                <w:sz w:val="19"/>
+              </w:rPr>
+              <w:t>0.0271</w:t>
+            </w:r>
+          </w:p>
+        </w:tc>
+        <w:tc>
+          <w:tcPr>
+            <w:tcW w:type="dxa" w:w="1614"/>
+            <w:vAlign w:val="center"/>
+            <w:tcBorders>
+              <w:top w:val="single" w:sz="4" w:color="D9D9D9"/>
+              <w:left w:val="single" w:sz="4" w:color="D9D9D9"/>
+              <w:bottom w:val="single" w:sz="4" w:color="D9D9D9"/>
+              <w:right w:val="single" w:sz="4" w:color="D9D9D9"/>
+            </w:tcBorders>
+          </w:tcPr>
+          <w:p>
+            <w:pPr>
+              <w:keepNext/>
+              <w:spacing w:before="80" w:after="80"/>
+              <w:jc w:val="center"/>
+            </w:pPr>
+            <w:r>
+              <w:rPr>
+                <w:b w:val="0"/>
+                <w:sz w:val="19"/>
+              </w:rPr>
+              <w:t>0.0694</w:t>
+            </w:r>
+          </w:p>
+        </w:tc>
+        <w:tc>
+          <w:tcPr>
+            <w:tcW w:type="dxa" w:w="1490"/>
+            <w:vAlign w:val="center"/>
+            <w:tcBorders>
+              <w:top w:val="single" w:sz="4" w:color="D9D9D9"/>
+              <w:left w:val="single" w:sz="4" w:color="D9D9D9"/>
+              <w:bottom w:val="single" w:sz="4" w:color="D9D9D9"/>
+              <w:right w:val="single" w:sz="4" w:color="D9D9D9"/>
+            </w:tcBorders>
+          </w:tcPr>
+          <w:p>
+            <w:pPr>
+              <w:keepNext/>
+              <w:spacing w:before="80" w:after="80"/>
+              <w:jc w:val="center"/>
+            </w:pPr>
+            <w:r>
+              <w:rPr>
+                <w:b w:val="0"/>
+                <w:sz w:val="19"/>
+              </w:rPr>
+              <w:t>0.0427</w:t>
+            </w:r>
+          </w:p>
+        </w:tc>
+      </w:tr>
+      <w:tr>
+        <w:trPr>
+          <w:cantSplit/>
+        </w:trPr>
+        <w:tc>
+          <w:tcPr>
+            <w:tcW w:type="dxa" w:w="3277"/>
+            <w:vAlign w:val="center"/>
+            <w:tcBorders>
+              <w:top w:val="single" w:sz="4" w:color="D9D9D9"/>
+              <w:left w:val="single" w:sz="4" w:color="D9D9D9"/>
+              <w:bottom w:val="single" w:sz="4" w:color="D9D9D9"/>
+              <w:right w:val="single" w:sz="4" w:color="D9D9D9"/>
+            </w:tcBorders>
+          </w:tcPr>
+          <w:p>
+            <w:pPr>
+              <w:keepNext w:val="0"/>
+              <w:spacing w:before="80" w:after="80"/>
+              <w:jc w:val="center"/>
+            </w:pPr>
+            <w:r>
+              <w:rPr>
+                <w:b w:val="0"/>
+                <w:sz w:val="19"/>
+              </w:rPr>
+              <w:t>CART / raw</w:t>
+            </w:r>
+          </w:p>
+        </w:tc>
+        <w:tc>
+          <w:tcPr>
+            <w:tcW w:type="dxa" w:w="1490"/>
+            <w:vAlign w:val="center"/>
+            <w:tcBorders>
+              <w:top w:val="single" w:sz="4" w:color="D9D9D9"/>
+              <w:left w:val="single" w:sz="4" w:color="D9D9D9"/>
+              <w:bottom w:val="single" w:sz="4" w:color="D9D9D9"/>
+              <w:right w:val="single" w:sz="4" w:color="D9D9D9"/>
+            </w:tcBorders>
+          </w:tcPr>
+          <w:p>
+            <w:pPr>
+              <w:keepNext w:val="0"/>
+              <w:spacing w:before="80" w:after="80"/>
+              <w:jc w:val="center"/>
+            </w:pPr>
+            <w:r>
+              <w:rPr>
+                <w:b w:val="0"/>
+                <w:sz w:val="19"/>
+              </w:rPr>
+              <w:t>0.0433</w:t>
+            </w:r>
+          </w:p>
+        </w:tc>
+        <w:tc>
+          <w:tcPr>
+            <w:tcW w:type="dxa" w:w="1490"/>
+            <w:vAlign w:val="center"/>
+            <w:tcBorders>
+              <w:top w:val="single" w:sz="4" w:color="D9D9D9"/>
+              <w:left w:val="single" w:sz="4" w:color="D9D9D9"/>
+              <w:bottom w:val="single" w:sz="4" w:color="D9D9D9"/>
+              <w:right w:val="single" w:sz="4" w:color="D9D9D9"/>
+            </w:tcBorders>
+          </w:tcPr>
+          <w:p>
+            <w:pPr>
+              <w:keepNext w:val="0"/>
+              <w:spacing w:before="80" w:after="80"/>
+              <w:jc w:val="center"/>
+            </w:pPr>
+            <w:r>
+              <w:rPr>
+                <w:b w:val="0"/>
+                <w:sz w:val="19"/>
+              </w:rPr>
+              <w:t>0.0374</w:t>
+            </w:r>
+          </w:p>
+        </w:tc>
+        <w:tc>
+          <w:tcPr>
+            <w:tcW w:type="dxa" w:w="1614"/>
+            <w:vAlign w:val="center"/>
+            <w:tcBorders>
+              <w:top w:val="single" w:sz="4" w:color="D9D9D9"/>
+              <w:left w:val="single" w:sz="4" w:color="D9D9D9"/>
+              <w:bottom w:val="single" w:sz="4" w:color="D9D9D9"/>
+              <w:right w:val="single" w:sz="4" w:color="D9D9D9"/>
+            </w:tcBorders>
+          </w:tcPr>
+          <w:p>
+            <w:pPr>
+              <w:keepNext w:val="0"/>
+              <w:spacing w:before="80" w:after="80"/>
+              <w:jc w:val="center"/>
+            </w:pPr>
+            <w:r>
+              <w:rPr>
+                <w:b w:val="0"/>
+                <w:sz w:val="19"/>
+              </w:rPr>
+              <w:t>0.0662</w:t>
+            </w:r>
+          </w:p>
+        </w:tc>
+        <w:tc>
+          <w:tcPr>
+            <w:tcW w:type="dxa" w:w="1490"/>
+            <w:vAlign w:val="center"/>
+            <w:tcBorders>
+              <w:top w:val="single" w:sz="4" w:color="D9D9D9"/>
+              <w:left w:val="single" w:sz="4" w:color="D9D9D9"/>
+              <w:bottom w:val="single" w:sz="4" w:color="D9D9D9"/>
+              <w:right w:val="single" w:sz="4" w:color="D9D9D9"/>
+            </w:tcBorders>
+          </w:tcPr>
+          <w:p>
+            <w:pPr>
+              <w:keepNext w:val="0"/>
+              <w:spacing w:before="80" w:after="80"/>
+              <w:jc w:val="center"/>
+            </w:pPr>
+            <w:r>
+              <w:rPr>
+                <w:b w:val="0"/>
+                <w:sz w:val="19"/>
+              </w:rPr>
+              <w:t>0.0427</w:t>
+            </w:r>
+          </w:p>
+        </w:tc>
+      </w:tr>
+    </w:tbl>
+    <w:p>
+      <w:pPr>
+        <w:spacing w:after="20"/>
+      </w:pPr>
     </w:p>
     <w:p>
       <w:pPr>
@@ -1718,7 +2396,7 @@
       <w:r>
         <w:drawing>
           <wp:inline xmlns:a="http://schemas.openxmlformats.org/drawingml/2006/main" xmlns:pic="http://schemas.openxmlformats.org/drawingml/2006/picture">
-            <wp:extent cx="4846320" cy="3115491"/>
+            <wp:extent cx="5303520" cy="3155814"/>
             <wp:docPr id="4" name="Picture 4"/>
             <wp:cNvGraphicFramePr>
               <a:graphicFrameLocks noChangeAspect="1"/>
@@ -1727,7 +2405,7 @@
               <a:graphicData uri="http://schemas.openxmlformats.org/drawingml/2006/picture">
                 <pic:pic>
                   <pic:nvPicPr>
-                    <pic:cNvPr id="0" name="roc_curves.png"/>
+                    <pic:cNvPr id="0" name="reliability_lr.png"/>
                     <pic:cNvPicPr/>
                   </pic:nvPicPr>
                   <pic:blipFill>
@@ -1739,7 +2417,7 @@
                   <pic:spPr>
                     <a:xfrm>
                       <a:off x="0" y="0"/>
-                      <a:ext cx="4846320" cy="3115491"/>
+                      <a:ext cx="5303520" cy="3155814"/>
                     </a:xfrm>
                     <a:prstGeom prst="rect"/>
                   </pic:spPr>
@@ -1753,33 +2431,53 @@
     <w:p>
       <w:pPr>
         <w:pStyle w:val="Caption"/>
-        <w:jc w:val="center"/>
+        <w:jc w:val="both"/>
       </w:pPr>
       <w:r>
-        <w:t>Figure 4 ROC curves from seed 0 and record order</w:t>
+        <w:t>Figure 4. LR reliability diagrams on 2,063 rows. Both panels contain 10 quantile bins of 206-207 observations; marker size reflects count. Panel axes differ. Tied scores remain together and repeated edges are merged.</w:t>
+      </w:r>
+    </w:p>
+    <w:p>
+      <w:r>
+        <w:t>The bin summaries in calibration_bins.csv conserve all test observations. Apparent scarcity of points near zero can reflect overlapping bins at the plotted scale rather than omitted samples. Improved ECE should be interpreted together with Brier skill and the observed-versus-predicted mean, rather than as a deployment certificate.</w:t>
       </w:r>
     </w:p>
     <w:p>
       <w:pPr>
-        <w:pStyle w:val="Heading1"/>
+        <w:pStyle w:val="Heading2"/>
       </w:pPr>
       <w:r>
-        <w:t>5 Holdout and probability calibration</w:t>
+        <w:t>4.3 A training-derived threshold can produce very few future alerts</w:t>
+      </w:r>
+    </w:p>
+    <w:p>
+      <w:r>
+        <w:t>Table 5 reports fixed-threshold holdout performance. For LR, 8 of 774 shifts are flagged, including 2 true positives and 6 false positives; 24 of 26 hazardous shifts are missed. Recall is 0.0769 and the alert rate is 0.0103. CART is also weak at this operating point. These counts are the relevant warning consequences hidden by the high overall accuracy.</w:t>
+      </w:r>
+    </w:p>
+    <w:p>
+      <w:pPr>
+        <w:pStyle w:val="Caption"/>
+        <w:keepNext/>
+      </w:pPr>
+      <w:r>
+        <w:t>Table 5. Chronological holdout warning outcomes, using frozen numerical thresholds selected inside training.</w:t>
       </w:r>
     </w:p>
     <w:tbl>
       <w:tblPr>
         <w:tblW w:type="auto" w:w="0"/>
+        <w:jc w:val="center"/>
         <w:tblLayout w:type="fixed"/>
         <w:tblLook w:firstColumn="1" w:firstRow="1" w:lastColumn="0" w:lastRow="0" w:noHBand="0" w:noVBand="1" w:val="04A0"/>
       </w:tblPr>
       <w:tblGrid>
-        <w:gridCol w:w="1632"/>
-        <w:gridCol w:w="1632"/>
-        <w:gridCol w:w="1632"/>
-        <w:gridCol w:w="1632"/>
-        <w:gridCol w:w="1632"/>
-        <w:gridCol w:w="1632"/>
+        <w:gridCol w:w="1086"/>
+        <w:gridCol w:w="2069"/>
+        <w:gridCol w:w="1551"/>
+        <w:gridCol w:w="1551"/>
+        <w:gridCol w:w="1551"/>
+        <w:gridCol w:w="1551"/>
       </w:tblGrid>
       <w:tr>
         <w:trPr>
@@ -1788,23 +2486,26 @@
         </w:trPr>
         <w:tc>
           <w:tcPr>
-            <w:tcW w:type="dxa" w:w="1632"/>
+            <w:tcW w:type="dxa" w:w="1086"/>
+            <w:vAlign w:val="center"/>
             <w:tcBorders>
               <w:top w:val="single" w:sz="4" w:color="D9D9D9"/>
               <w:left w:val="single" w:sz="4" w:color="D9D9D9"/>
               <w:bottom w:val="single" w:sz="4" w:color="D9D9D9"/>
               <w:right w:val="single" w:sz="4" w:color="D9D9D9"/>
             </w:tcBorders>
-            <w:shd w:fill="E8EDF2"/>
+            <w:shd w:fill="F2F2F2"/>
           </w:tcPr>
           <w:p>
             <w:pPr>
+              <w:keepNext/>
               <w:spacing w:before="80" w:after="80"/>
+              <w:jc w:val="center"/>
             </w:pPr>
             <w:r>
               <w:rPr>
                 <w:b/>
-                <w:sz w:val="18"/>
+                <w:sz w:val="19"/>
               </w:rPr>
               <w:t>Model</w:t>
             </w:r>
@@ -1812,121 +2513,136 @@
         </w:tc>
         <w:tc>
           <w:tcPr>
-            <w:tcW w:type="dxa" w:w="1632"/>
+            <w:tcW w:type="dxa" w:w="2069"/>
+            <w:vAlign w:val="center"/>
             <w:tcBorders>
               <w:top w:val="single" w:sz="4" w:color="D9D9D9"/>
               <w:left w:val="single" w:sz="4" w:color="D9D9D9"/>
               <w:bottom w:val="single" w:sz="4" w:color="D9D9D9"/>
               <w:right w:val="single" w:sz="4" w:color="D9D9D9"/>
             </w:tcBorders>
-            <w:shd w:fill="E8EDF2"/>
+            <w:shd w:fill="F2F2F2"/>
           </w:tcPr>
           <w:p>
             <w:pPr>
+              <w:keepNext/>
               <w:spacing w:before="80" w:after="80"/>
+              <w:jc w:val="center"/>
             </w:pPr>
             <w:r>
               <w:rPr>
                 <w:b/>
-                <w:sz w:val="18"/>
+                <w:sz w:val="19"/>
               </w:rPr>
-              <w:t>ROC AUC</w:t>
+              <w:t>Hazardous shifts</w:t>
             </w:r>
           </w:p>
         </w:tc>
         <w:tc>
           <w:tcPr>
-            <w:tcW w:type="dxa" w:w="1632"/>
+            <w:tcW w:type="dxa" w:w="1551"/>
+            <w:vAlign w:val="center"/>
             <w:tcBorders>
               <w:top w:val="single" w:sz="4" w:color="D9D9D9"/>
               <w:left w:val="single" w:sz="4" w:color="D9D9D9"/>
               <w:bottom w:val="single" w:sz="4" w:color="D9D9D9"/>
               <w:right w:val="single" w:sz="4" w:color="D9D9D9"/>
             </w:tcBorders>
-            <w:shd w:fill="E8EDF2"/>
+            <w:shd w:fill="F2F2F2"/>
           </w:tcPr>
           <w:p>
             <w:pPr>
+              <w:keepNext/>
               <w:spacing w:before="80" w:after="80"/>
+              <w:jc w:val="center"/>
             </w:pPr>
             <w:r>
               <w:rPr>
                 <w:b/>
-                <w:sz w:val="18"/>
+                <w:sz w:val="19"/>
               </w:rPr>
-              <w:t>PR AUC</w:t>
+              <w:t>Alerts</w:t>
             </w:r>
           </w:p>
         </w:tc>
         <w:tc>
           <w:tcPr>
-            <w:tcW w:type="dxa" w:w="1632"/>
+            <w:tcW w:type="dxa" w:w="1551"/>
+            <w:vAlign w:val="center"/>
             <w:tcBorders>
               <w:top w:val="single" w:sz="4" w:color="D9D9D9"/>
               <w:left w:val="single" w:sz="4" w:color="D9D9D9"/>
               <w:bottom w:val="single" w:sz="4" w:color="D9D9D9"/>
               <w:right w:val="single" w:sz="4" w:color="D9D9D9"/>
             </w:tcBorders>
-            <w:shd w:fill="E8EDF2"/>
+            <w:shd w:fill="F2F2F2"/>
           </w:tcPr>
           <w:p>
             <w:pPr>
+              <w:keepNext/>
               <w:spacing w:before="80" w:after="80"/>
+              <w:jc w:val="center"/>
             </w:pPr>
             <w:r>
               <w:rPr>
                 <w:b/>
-                <w:sz w:val="18"/>
+                <w:sz w:val="19"/>
               </w:rPr>
-              <w:t>Recall</w:t>
+              <w:t>Detected</w:t>
             </w:r>
           </w:p>
         </w:tc>
         <w:tc>
           <w:tcPr>
-            <w:tcW w:type="dxa" w:w="1632"/>
+            <w:tcW w:type="dxa" w:w="1551"/>
+            <w:vAlign w:val="center"/>
             <w:tcBorders>
               <w:top w:val="single" w:sz="4" w:color="D9D9D9"/>
               <w:left w:val="single" w:sz="4" w:color="D9D9D9"/>
               <w:bottom w:val="single" w:sz="4" w:color="D9D9D9"/>
               <w:right w:val="single" w:sz="4" w:color="D9D9D9"/>
             </w:tcBorders>
-            <w:shd w:fill="E8EDF2"/>
+            <w:shd w:fill="F2F2F2"/>
           </w:tcPr>
           <w:p>
             <w:pPr>
+              <w:keepNext/>
               <w:spacing w:before="80" w:after="80"/>
+              <w:jc w:val="center"/>
             </w:pPr>
             <w:r>
               <w:rPr>
                 <w:b/>
-                <w:sz w:val="18"/>
+                <w:sz w:val="19"/>
               </w:rPr>
-              <w:t>Precision</w:t>
+              <w:t>Missed</w:t>
             </w:r>
           </w:p>
         </w:tc>
         <w:tc>
           <w:tcPr>
-            <w:tcW w:type="dxa" w:w="1632"/>
+            <w:tcW w:type="dxa" w:w="1551"/>
+            <w:vAlign w:val="center"/>
             <w:tcBorders>
               <w:top w:val="single" w:sz="4" w:color="D9D9D9"/>
               <w:left w:val="single" w:sz="4" w:color="D9D9D9"/>
               <w:bottom w:val="single" w:sz="4" w:color="D9D9D9"/>
               <w:right w:val="single" w:sz="4" w:color="D9D9D9"/>
             </w:tcBorders>
-            <w:shd w:fill="E8EDF2"/>
+            <w:shd w:fill="F2F2F2"/>
           </w:tcPr>
           <w:p>
             <w:pPr>
+              <w:keepNext/>
               <w:spacing w:before="80" w:after="80"/>
+              <w:jc w:val="center"/>
             </w:pPr>
             <w:r>
               <w:rPr>
                 <w:b/>
-                <w:sz w:val="18"/>
+                <w:sz w:val="19"/>
               </w:rPr>
-              <w:t>Alert rate</w:t>
+              <w:t>Recall</w:t>
             </w:r>
           </w:p>
         </w:tc>
@@ -1937,7 +2653,8 @@
         </w:trPr>
         <w:tc>
           <w:tcPr>
-            <w:tcW w:type="dxa" w:w="1632"/>
+            <w:tcW w:type="dxa" w:w="1086"/>
+            <w:vAlign w:val="center"/>
             <w:tcBorders>
               <w:top w:val="single" w:sz="4" w:color="D9D9D9"/>
               <w:left w:val="single" w:sz="4" w:color="D9D9D9"/>
@@ -1947,12 +2664,14 @@
           </w:tcPr>
           <w:p>
             <w:pPr>
+              <w:keepNext/>
               <w:spacing w:before="80" w:after="80"/>
+              <w:jc w:val="center"/>
             </w:pPr>
             <w:r>
               <w:rPr>
                 <w:b w:val="0"/>
-                <w:sz w:val="18"/>
+                <w:sz w:val="19"/>
               </w:rPr>
               <w:t>LR</w:t>
             </w:r>
@@ -1960,7 +2679,8 @@
         </w:tc>
         <w:tc>
           <w:tcPr>
-            <w:tcW w:type="dxa" w:w="1632"/>
+            <w:tcW w:type="dxa" w:w="2069"/>
+            <w:vAlign w:val="center"/>
             <w:tcBorders>
               <w:top w:val="single" w:sz="4" w:color="D9D9D9"/>
               <w:left w:val="single" w:sz="4" w:color="D9D9D9"/>
@@ -1970,20 +2690,23 @@
           </w:tcPr>
           <w:p>
             <w:pPr>
+              <w:keepNext/>
               <w:spacing w:before="80" w:after="80"/>
+              <w:jc w:val="center"/>
             </w:pPr>
             <w:r>
               <w:rPr>
                 <w:b w:val="0"/>
-                <w:sz w:val="18"/>
+                <w:sz w:val="19"/>
               </w:rPr>
-              <w:t>0.5679</w:t>
+              <w:t>26</w:t>
             </w:r>
           </w:p>
         </w:tc>
         <w:tc>
           <w:tcPr>
-            <w:tcW w:type="dxa" w:w="1632"/>
+            <w:tcW w:type="dxa" w:w="1551"/>
+            <w:vAlign w:val="center"/>
             <w:tcBorders>
               <w:top w:val="single" w:sz="4" w:color="D9D9D9"/>
               <w:left w:val="single" w:sz="4" w:color="D9D9D9"/>
@@ -1993,20 +2716,23 @@
           </w:tcPr>
           <w:p>
             <w:pPr>
+              <w:keepNext/>
               <w:spacing w:before="80" w:after="80"/>
+              <w:jc w:val="center"/>
             </w:pPr>
             <w:r>
               <w:rPr>
                 <w:b w:val="0"/>
-                <w:sz w:val="18"/>
+                <w:sz w:val="19"/>
               </w:rPr>
-              <w:t>0.0897</w:t>
+              <w:t>8</w:t>
             </w:r>
           </w:p>
         </w:tc>
         <w:tc>
           <w:tcPr>
-            <w:tcW w:type="dxa" w:w="1632"/>
+            <w:tcW w:type="dxa" w:w="1551"/>
+            <w:vAlign w:val="center"/>
             <w:tcBorders>
               <w:top w:val="single" w:sz="4" w:color="D9D9D9"/>
               <w:left w:val="single" w:sz="4" w:color="D9D9D9"/>
@@ -2016,20 +2742,23 @@
           </w:tcPr>
           <w:p>
             <w:pPr>
+              <w:keepNext/>
               <w:spacing w:before="80" w:after="80"/>
+              <w:jc w:val="center"/>
             </w:pPr>
             <w:r>
               <w:rPr>
                 <w:b w:val="0"/>
-                <w:sz w:val="18"/>
+                <w:sz w:val="19"/>
               </w:rPr>
-              <w:t>0.0769</w:t>
+              <w:t>2</w:t>
             </w:r>
           </w:p>
         </w:tc>
         <w:tc>
           <w:tcPr>
-            <w:tcW w:type="dxa" w:w="1632"/>
+            <w:tcW w:type="dxa" w:w="1551"/>
+            <w:vAlign w:val="center"/>
             <w:tcBorders>
               <w:top w:val="single" w:sz="4" w:color="D9D9D9"/>
               <w:left w:val="single" w:sz="4" w:color="D9D9D9"/>
@@ -2039,20 +2768,23 @@
           </w:tcPr>
           <w:p>
             <w:pPr>
+              <w:keepNext/>
               <w:spacing w:before="80" w:after="80"/>
+              <w:jc w:val="center"/>
             </w:pPr>
             <w:r>
               <w:rPr>
                 <w:b w:val="0"/>
-                <w:sz w:val="18"/>
+                <w:sz w:val="19"/>
               </w:rPr>
-              <w:t>0.2500</w:t>
+              <w:t>24</w:t>
             </w:r>
           </w:p>
         </w:tc>
         <w:tc>
           <w:tcPr>
-            <w:tcW w:type="dxa" w:w="1632"/>
+            <w:tcW w:type="dxa" w:w="1551"/>
+            <w:vAlign w:val="center"/>
             <w:tcBorders>
               <w:top w:val="single" w:sz="4" w:color="D9D9D9"/>
               <w:left w:val="single" w:sz="4" w:color="D9D9D9"/>
@@ -2062,14 +2794,16 @@
           </w:tcPr>
           <w:p>
             <w:pPr>
+              <w:keepNext/>
               <w:spacing w:before="80" w:after="80"/>
+              <w:jc w:val="center"/>
             </w:pPr>
             <w:r>
               <w:rPr>
                 <w:b w:val="0"/>
-                <w:sz w:val="18"/>
+                <w:sz w:val="19"/>
               </w:rPr>
-              <w:t>0.0103</w:t>
+              <w:t>0.0769</w:t>
             </w:r>
           </w:p>
         </w:tc>
@@ -2080,7 +2814,8 @@
         </w:trPr>
         <w:tc>
           <w:tcPr>
-            <w:tcW w:type="dxa" w:w="1632"/>
+            <w:tcW w:type="dxa" w:w="1086"/>
+            <w:vAlign w:val="center"/>
             <w:tcBorders>
               <w:top w:val="single" w:sz="4" w:color="D9D9D9"/>
               <w:left w:val="single" w:sz="4" w:color="D9D9D9"/>
@@ -2090,12 +2825,14 @@
           </w:tcPr>
           <w:p>
             <w:pPr>
+              <w:keepNext w:val="0"/>
               <w:spacing w:before="80" w:after="80"/>
+              <w:jc w:val="center"/>
             </w:pPr>
             <w:r>
               <w:rPr>
                 <w:b w:val="0"/>
-                <w:sz w:val="18"/>
+                <w:sz w:val="19"/>
               </w:rPr>
               <w:t>CART</w:t>
             </w:r>
@@ -2103,7 +2840,8 @@
         </w:tc>
         <w:tc>
           <w:tcPr>
-            <w:tcW w:type="dxa" w:w="1632"/>
+            <w:tcW w:type="dxa" w:w="2069"/>
+            <w:vAlign w:val="center"/>
             <w:tcBorders>
               <w:top w:val="single" w:sz="4" w:color="D9D9D9"/>
               <w:left w:val="single" w:sz="4" w:color="D9D9D9"/>
@@ -2113,20 +2851,23 @@
           </w:tcPr>
           <w:p>
             <w:pPr>
+              <w:keepNext w:val="0"/>
               <w:spacing w:before="80" w:after="80"/>
+              <w:jc w:val="center"/>
             </w:pPr>
             <w:r>
               <w:rPr>
                 <w:b w:val="0"/>
-                <w:sz w:val="18"/>
+                <w:sz w:val="19"/>
               </w:rPr>
-              <w:t>0.6122</w:t>
+              <w:t>26</w:t>
             </w:r>
           </w:p>
         </w:tc>
         <w:tc>
           <w:tcPr>
-            <w:tcW w:type="dxa" w:w="1632"/>
+            <w:tcW w:type="dxa" w:w="1551"/>
+            <w:vAlign w:val="center"/>
             <w:tcBorders>
               <w:top w:val="single" w:sz="4" w:color="D9D9D9"/>
               <w:left w:val="single" w:sz="4" w:color="D9D9D9"/>
@@ -2136,20 +2877,23 @@
           </w:tcPr>
           <w:p>
             <w:pPr>
+              <w:keepNext w:val="0"/>
               <w:spacing w:before="80" w:after="80"/>
+              <w:jc w:val="center"/>
             </w:pPr>
             <w:r>
               <w:rPr>
                 <w:b w:val="0"/>
-                <w:sz w:val="18"/>
+                <w:sz w:val="19"/>
               </w:rPr>
-              <w:t>0.0874</w:t>
+              <w:t>6</w:t>
             </w:r>
           </w:p>
         </w:tc>
         <w:tc>
           <w:tcPr>
-            <w:tcW w:type="dxa" w:w="1632"/>
+            <w:tcW w:type="dxa" w:w="1551"/>
+            <w:vAlign w:val="center"/>
             <w:tcBorders>
               <w:top w:val="single" w:sz="4" w:color="D9D9D9"/>
               <w:left w:val="single" w:sz="4" w:color="D9D9D9"/>
@@ -2159,20 +2903,23 @@
           </w:tcPr>
           <w:p>
             <w:pPr>
+              <w:keepNext w:val="0"/>
               <w:spacing w:before="80" w:after="80"/>
+              <w:jc w:val="center"/>
             </w:pPr>
             <w:r>
               <w:rPr>
                 <w:b w:val="0"/>
-                <w:sz w:val="18"/>
+                <w:sz w:val="19"/>
               </w:rPr>
-              <w:t>0.0385</w:t>
+              <w:t>1</w:t>
             </w:r>
           </w:p>
         </w:tc>
         <w:tc>
           <w:tcPr>
-            <w:tcW w:type="dxa" w:w="1632"/>
+            <w:tcW w:type="dxa" w:w="1551"/>
+            <w:vAlign w:val="center"/>
             <w:tcBorders>
               <w:top w:val="single" w:sz="4" w:color="D9D9D9"/>
               <w:left w:val="single" w:sz="4" w:color="D9D9D9"/>
@@ -2182,20 +2929,23 @@
           </w:tcPr>
           <w:p>
             <w:pPr>
+              <w:keepNext w:val="0"/>
               <w:spacing w:before="80" w:after="80"/>
+              <w:jc w:val="center"/>
             </w:pPr>
             <w:r>
               <w:rPr>
                 <w:b w:val="0"/>
-                <w:sz w:val="18"/>
+                <w:sz w:val="19"/>
               </w:rPr>
-              <w:t>0.1667</w:t>
+              <w:t>25</w:t>
             </w:r>
           </w:p>
         </w:tc>
         <w:tc>
           <w:tcPr>
-            <w:tcW w:type="dxa" w:w="1632"/>
+            <w:tcW w:type="dxa" w:w="1551"/>
+            <w:vAlign w:val="center"/>
             <w:tcBorders>
               <w:top w:val="single" w:sz="4" w:color="D9D9D9"/>
               <w:left w:val="single" w:sz="4" w:color="D9D9D9"/>
@@ -2205,14 +2955,16 @@
           </w:tcPr>
           <w:p>
             <w:pPr>
+              <w:keepNext w:val="0"/>
               <w:spacing w:before="80" w:after="80"/>
+              <w:jc w:val="center"/>
             </w:pPr>
             <w:r>
               <w:rPr>
                 <w:b w:val="0"/>
-                <w:sz w:val="18"/>
+                <w:sz w:val="19"/>
               </w:rPr>
-              <w:t>0.0078</w:t>
+              <w:t>0.0385</w:t>
             </w:r>
           </w:p>
         </w:tc>
@@ -2225,660 +2977,7 @@
     </w:p>
     <w:p>
       <w:r>
-        <w:t>These holdout operating metrics use fixed thresholds selected on training validation rows. They replace the earlier retrospective test-quantile metrics.</w:t>
-      </w:r>
-    </w:p>
-    <w:tbl>
-      <w:tblPr>
-        <w:tblW w:type="auto" w:w="0"/>
-        <w:tblLayout w:type="fixed"/>
-        <w:tblLook w:firstColumn="1" w:firstRow="1" w:lastColumn="0" w:lastRow="0" w:noHBand="0" w:noVBand="1" w:val="04A0"/>
-      </w:tblPr>
-      <w:tblGrid>
-        <w:gridCol w:w="1632"/>
-        <w:gridCol w:w="1632"/>
-        <w:gridCol w:w="1632"/>
-        <w:gridCol w:w="1632"/>
-        <w:gridCol w:w="1632"/>
-        <w:gridCol w:w="1632"/>
-      </w:tblGrid>
-      <w:tr>
-        <w:trPr>
-          <w:cantSplit/>
-          <w:tblHeader/>
-        </w:trPr>
-        <w:tc>
-          <w:tcPr>
-            <w:tcW w:type="dxa" w:w="1632"/>
-            <w:tcBorders>
-              <w:top w:val="single" w:sz="4" w:color="D9D9D9"/>
-              <w:left w:val="single" w:sz="4" w:color="D9D9D9"/>
-              <w:bottom w:val="single" w:sz="4" w:color="D9D9D9"/>
-              <w:right w:val="single" w:sz="4" w:color="D9D9D9"/>
-            </w:tcBorders>
-            <w:shd w:fill="E8EDF2"/>
-          </w:tcPr>
-          <w:p>
-            <w:pPr>
-              <w:spacing w:before="80" w:after="80"/>
-            </w:pPr>
-            <w:r>
-              <w:rPr>
-                <w:b/>
-                <w:sz w:val="18"/>
-              </w:rPr>
-              <w:t>Model</w:t>
-            </w:r>
-          </w:p>
-        </w:tc>
-        <w:tc>
-          <w:tcPr>
-            <w:tcW w:type="dxa" w:w="1632"/>
-            <w:tcBorders>
-              <w:top w:val="single" w:sz="4" w:color="D9D9D9"/>
-              <w:left w:val="single" w:sz="4" w:color="D9D9D9"/>
-              <w:bottom w:val="single" w:sz="4" w:color="D9D9D9"/>
-              <w:right w:val="single" w:sz="4" w:color="D9D9D9"/>
-            </w:tcBorders>
-            <w:shd w:fill="E8EDF2"/>
-          </w:tcPr>
-          <w:p>
-            <w:pPr>
-              <w:spacing w:before="80" w:after="80"/>
-            </w:pPr>
-            <w:r>
-              <w:rPr>
-                <w:b/>
-                <w:sz w:val="18"/>
-              </w:rPr>
-              <w:t>Variant</w:t>
-            </w:r>
-          </w:p>
-        </w:tc>
-        <w:tc>
-          <w:tcPr>
-            <w:tcW w:type="dxa" w:w="1632"/>
-            <w:tcBorders>
-              <w:top w:val="single" w:sz="4" w:color="D9D9D9"/>
-              <w:left w:val="single" w:sz="4" w:color="D9D9D9"/>
-              <w:bottom w:val="single" w:sz="4" w:color="D9D9D9"/>
-              <w:right w:val="single" w:sz="4" w:color="D9D9D9"/>
-            </w:tcBorders>
-            <w:shd w:fill="E8EDF2"/>
-          </w:tcPr>
-          <w:p>
-            <w:pPr>
-              <w:spacing w:before="80" w:after="80"/>
-            </w:pPr>
-            <w:r>
-              <w:rPr>
-                <w:b/>
-                <w:sz w:val="18"/>
-              </w:rPr>
-              <w:t>Brier</w:t>
-            </w:r>
-          </w:p>
-        </w:tc>
-        <w:tc>
-          <w:tcPr>
-            <w:tcW w:type="dxa" w:w="1632"/>
-            <w:tcBorders>
-              <w:top w:val="single" w:sz="4" w:color="D9D9D9"/>
-              <w:left w:val="single" w:sz="4" w:color="D9D9D9"/>
-              <w:bottom w:val="single" w:sz="4" w:color="D9D9D9"/>
-              <w:right w:val="single" w:sz="4" w:color="D9D9D9"/>
-            </w:tcBorders>
-            <w:shd w:fill="E8EDF2"/>
-          </w:tcPr>
-          <w:p>
-            <w:pPr>
-              <w:spacing w:before="80" w:after="80"/>
-            </w:pPr>
-            <w:r>
-              <w:rPr>
-                <w:b/>
-                <w:sz w:val="18"/>
-              </w:rPr>
-              <w:t>ECE</w:t>
-            </w:r>
-          </w:p>
-        </w:tc>
-        <w:tc>
-          <w:tcPr>
-            <w:tcW w:type="dxa" w:w="1632"/>
-            <w:tcBorders>
-              <w:top w:val="single" w:sz="4" w:color="D9D9D9"/>
-              <w:left w:val="single" w:sz="4" w:color="D9D9D9"/>
-              <w:bottom w:val="single" w:sz="4" w:color="D9D9D9"/>
-              <w:right w:val="single" w:sz="4" w:color="D9D9D9"/>
-            </w:tcBorders>
-            <w:shd w:fill="E8EDF2"/>
-          </w:tcPr>
-          <w:p>
-            <w:pPr>
-              <w:spacing w:before="80" w:after="80"/>
-            </w:pPr>
-            <w:r>
-              <w:rPr>
-                <w:b/>
-                <w:sz w:val="18"/>
-              </w:rPr>
-              <w:t>Mean prediction</w:t>
-            </w:r>
-          </w:p>
-        </w:tc>
-        <w:tc>
-          <w:tcPr>
-            <w:tcW w:type="dxa" w:w="1632"/>
-            <w:tcBorders>
-              <w:top w:val="single" w:sz="4" w:color="D9D9D9"/>
-              <w:left w:val="single" w:sz="4" w:color="D9D9D9"/>
-              <w:bottom w:val="single" w:sz="4" w:color="D9D9D9"/>
-              <w:right w:val="single" w:sz="4" w:color="D9D9D9"/>
-            </w:tcBorders>
-            <w:shd w:fill="E8EDF2"/>
-          </w:tcPr>
-          <w:p>
-            <w:pPr>
-              <w:spacing w:before="80" w:after="80"/>
-            </w:pPr>
-            <w:r>
-              <w:rPr>
-                <w:b/>
-                <w:sz w:val="18"/>
-              </w:rPr>
-              <w:t>Observed</w:t>
-            </w:r>
-          </w:p>
-        </w:tc>
-      </w:tr>
-      <w:tr>
-        <w:trPr>
-          <w:cantSplit/>
-        </w:trPr>
-        <w:tc>
-          <w:tcPr>
-            <w:tcW w:type="dxa" w:w="1632"/>
-            <w:tcBorders>
-              <w:top w:val="single" w:sz="4" w:color="D9D9D9"/>
-              <w:left w:val="single" w:sz="4" w:color="D9D9D9"/>
-              <w:bottom w:val="single" w:sz="4" w:color="D9D9D9"/>
-              <w:right w:val="single" w:sz="4" w:color="D9D9D9"/>
-            </w:tcBorders>
-          </w:tcPr>
-          <w:p>
-            <w:pPr>
-              <w:spacing w:before="80" w:after="80"/>
-            </w:pPr>
-            <w:r>
-              <w:rPr>
-                <w:b w:val="0"/>
-                <w:sz w:val="18"/>
-              </w:rPr>
-              <w:t>LR</w:t>
-            </w:r>
-          </w:p>
-        </w:tc>
-        <w:tc>
-          <w:tcPr>
-            <w:tcW w:type="dxa" w:w="1632"/>
-            <w:tcBorders>
-              <w:top w:val="single" w:sz="4" w:color="D9D9D9"/>
-              <w:left w:val="single" w:sz="4" w:color="D9D9D9"/>
-              <w:bottom w:val="single" w:sz="4" w:color="D9D9D9"/>
-              <w:right w:val="single" w:sz="4" w:color="D9D9D9"/>
-            </w:tcBorders>
-          </w:tcPr>
-          <w:p>
-            <w:pPr>
-              <w:spacing w:before="80" w:after="80"/>
-            </w:pPr>
-            <w:r>
-              <w:rPr>
-                <w:b w:val="0"/>
-                <w:sz w:val="18"/>
-              </w:rPr>
-              <w:t>As fitted</w:t>
-            </w:r>
-          </w:p>
-        </w:tc>
-        <w:tc>
-          <w:tcPr>
-            <w:tcW w:type="dxa" w:w="1632"/>
-            <w:tcBorders>
-              <w:top w:val="single" w:sz="4" w:color="D9D9D9"/>
-              <w:left w:val="single" w:sz="4" w:color="D9D9D9"/>
-              <w:bottom w:val="single" w:sz="4" w:color="D9D9D9"/>
-              <w:right w:val="single" w:sz="4" w:color="D9D9D9"/>
-            </w:tcBorders>
-          </w:tcPr>
-          <w:p>
-            <w:pPr>
-              <w:spacing w:before="80" w:after="80"/>
-            </w:pPr>
-            <w:r>
-              <w:rPr>
-                <w:b w:val="0"/>
-                <w:sz w:val="18"/>
-              </w:rPr>
-              <w:t>0.1462</w:t>
-            </w:r>
-          </w:p>
-        </w:tc>
-        <w:tc>
-          <w:tcPr>
-            <w:tcW w:type="dxa" w:w="1632"/>
-            <w:tcBorders>
-              <w:top w:val="single" w:sz="4" w:color="D9D9D9"/>
-              <w:left w:val="single" w:sz="4" w:color="D9D9D9"/>
-              <w:bottom w:val="single" w:sz="4" w:color="D9D9D9"/>
-              <w:right w:val="single" w:sz="4" w:color="D9D9D9"/>
-            </w:tcBorders>
-          </w:tcPr>
-          <w:p>
-            <w:pPr>
-              <w:spacing w:before="80" w:after="80"/>
-            </w:pPr>
-            <w:r>
-              <w:rPr>
-                <w:b w:val="0"/>
-                <w:sz w:val="18"/>
-              </w:rPr>
-              <w:t>0.2904</w:t>
-            </w:r>
-          </w:p>
-        </w:tc>
-        <w:tc>
-          <w:tcPr>
-            <w:tcW w:type="dxa" w:w="1632"/>
-            <w:tcBorders>
-              <w:top w:val="single" w:sz="4" w:color="D9D9D9"/>
-              <w:left w:val="single" w:sz="4" w:color="D9D9D9"/>
-              <w:bottom w:val="single" w:sz="4" w:color="D9D9D9"/>
-              <w:right w:val="single" w:sz="4" w:color="D9D9D9"/>
-            </w:tcBorders>
-          </w:tcPr>
-          <w:p>
-            <w:pPr>
-              <w:spacing w:before="80" w:after="80"/>
-            </w:pPr>
-            <w:r>
-              <w:rPr>
-                <w:b w:val="0"/>
-                <w:sz w:val="18"/>
-              </w:rPr>
-              <w:t>0.3331</w:t>
-            </w:r>
-          </w:p>
-        </w:tc>
-        <w:tc>
-          <w:tcPr>
-            <w:tcW w:type="dxa" w:w="1632"/>
-            <w:tcBorders>
-              <w:top w:val="single" w:sz="4" w:color="D9D9D9"/>
-              <w:left w:val="single" w:sz="4" w:color="D9D9D9"/>
-              <w:bottom w:val="single" w:sz="4" w:color="D9D9D9"/>
-              <w:right w:val="single" w:sz="4" w:color="D9D9D9"/>
-            </w:tcBorders>
-          </w:tcPr>
-          <w:p>
-            <w:pPr>
-              <w:spacing w:before="80" w:after="80"/>
-            </w:pPr>
-            <w:r>
-              <w:rPr>
-                <w:b w:val="0"/>
-                <w:sz w:val="18"/>
-              </w:rPr>
-              <w:t>0.0427</w:t>
-            </w:r>
-          </w:p>
-        </w:tc>
-      </w:tr>
-      <w:tr>
-        <w:trPr>
-          <w:cantSplit/>
-        </w:trPr>
-        <w:tc>
-          <w:tcPr>
-            <w:tcW w:type="dxa" w:w="1632"/>
-            <w:tcBorders>
-              <w:top w:val="single" w:sz="4" w:color="D9D9D9"/>
-              <w:left w:val="single" w:sz="4" w:color="D9D9D9"/>
-              <w:bottom w:val="single" w:sz="4" w:color="D9D9D9"/>
-              <w:right w:val="single" w:sz="4" w:color="D9D9D9"/>
-            </w:tcBorders>
-          </w:tcPr>
-          <w:p>
-            <w:pPr>
-              <w:spacing w:before="80" w:after="80"/>
-            </w:pPr>
-            <w:r>
-              <w:rPr>
-                <w:b w:val="0"/>
-                <w:sz w:val="18"/>
-              </w:rPr>
-              <w:t>LR</w:t>
-            </w:r>
-          </w:p>
-        </w:tc>
-        <w:tc>
-          <w:tcPr>
-            <w:tcW w:type="dxa" w:w="1632"/>
-            <w:tcBorders>
-              <w:top w:val="single" w:sz="4" w:color="D9D9D9"/>
-              <w:left w:val="single" w:sz="4" w:color="D9D9D9"/>
-              <w:bottom w:val="single" w:sz="4" w:color="D9D9D9"/>
-              <w:right w:val="single" w:sz="4" w:color="D9D9D9"/>
-            </w:tcBorders>
-          </w:tcPr>
-          <w:p>
-            <w:pPr>
-              <w:spacing w:before="80" w:after="80"/>
-            </w:pPr>
-            <w:r>
-              <w:rPr>
-                <w:b w:val="0"/>
-                <w:sz w:val="18"/>
-              </w:rPr>
-              <w:t>Fold prior correction</w:t>
-            </w:r>
-          </w:p>
-        </w:tc>
-        <w:tc>
-          <w:tcPr>
-            <w:tcW w:type="dxa" w:w="1632"/>
-            <w:tcBorders>
-              <w:top w:val="single" w:sz="4" w:color="D9D9D9"/>
-              <w:left w:val="single" w:sz="4" w:color="D9D9D9"/>
-              <w:bottom w:val="single" w:sz="4" w:color="D9D9D9"/>
-              <w:right w:val="single" w:sz="4" w:color="D9D9D9"/>
-            </w:tcBorders>
-          </w:tcPr>
-          <w:p>
-            <w:pPr>
-              <w:spacing w:before="80" w:after="80"/>
-            </w:pPr>
-            <w:r>
-              <w:rPr>
-                <w:b w:val="0"/>
-                <w:sz w:val="18"/>
-              </w:rPr>
-              <w:t>0.0439</w:t>
-            </w:r>
-          </w:p>
-        </w:tc>
-        <w:tc>
-          <w:tcPr>
-            <w:tcW w:type="dxa" w:w="1632"/>
-            <w:tcBorders>
-              <w:top w:val="single" w:sz="4" w:color="D9D9D9"/>
-              <w:left w:val="single" w:sz="4" w:color="D9D9D9"/>
-              <w:bottom w:val="single" w:sz="4" w:color="D9D9D9"/>
-              <w:right w:val="single" w:sz="4" w:color="D9D9D9"/>
-            </w:tcBorders>
-          </w:tcPr>
-          <w:p>
-            <w:pPr>
-              <w:spacing w:before="80" w:after="80"/>
-            </w:pPr>
-            <w:r>
-              <w:rPr>
-                <w:b w:val="0"/>
-                <w:sz w:val="18"/>
-              </w:rPr>
-              <w:t>0.0271</w:t>
-            </w:r>
-          </w:p>
-        </w:tc>
-        <w:tc>
-          <w:tcPr>
-            <w:tcW w:type="dxa" w:w="1632"/>
-            <w:tcBorders>
-              <w:top w:val="single" w:sz="4" w:color="D9D9D9"/>
-              <w:left w:val="single" w:sz="4" w:color="D9D9D9"/>
-              <w:bottom w:val="single" w:sz="4" w:color="D9D9D9"/>
-              <w:right w:val="single" w:sz="4" w:color="D9D9D9"/>
-            </w:tcBorders>
-          </w:tcPr>
-          <w:p>
-            <w:pPr>
-              <w:spacing w:before="80" w:after="80"/>
-            </w:pPr>
-            <w:r>
-              <w:rPr>
-                <w:b w:val="0"/>
-                <w:sz w:val="18"/>
-              </w:rPr>
-              <w:t>0.0694</w:t>
-            </w:r>
-          </w:p>
-        </w:tc>
-        <w:tc>
-          <w:tcPr>
-            <w:tcW w:type="dxa" w:w="1632"/>
-            <w:tcBorders>
-              <w:top w:val="single" w:sz="4" w:color="D9D9D9"/>
-              <w:left w:val="single" w:sz="4" w:color="D9D9D9"/>
-              <w:bottom w:val="single" w:sz="4" w:color="D9D9D9"/>
-              <w:right w:val="single" w:sz="4" w:color="D9D9D9"/>
-            </w:tcBorders>
-          </w:tcPr>
-          <w:p>
-            <w:pPr>
-              <w:spacing w:before="80" w:after="80"/>
-            </w:pPr>
-            <w:r>
-              <w:rPr>
-                <w:b w:val="0"/>
-                <w:sz w:val="18"/>
-              </w:rPr>
-              <w:t>0.0427</w:t>
-            </w:r>
-          </w:p>
-        </w:tc>
-      </w:tr>
-      <w:tr>
-        <w:trPr>
-          <w:cantSplit/>
-        </w:trPr>
-        <w:tc>
-          <w:tcPr>
-            <w:tcW w:type="dxa" w:w="1632"/>
-            <w:tcBorders>
-              <w:top w:val="single" w:sz="4" w:color="D9D9D9"/>
-              <w:left w:val="single" w:sz="4" w:color="D9D9D9"/>
-              <w:bottom w:val="single" w:sz="4" w:color="D9D9D9"/>
-              <w:right w:val="single" w:sz="4" w:color="D9D9D9"/>
-            </w:tcBorders>
-          </w:tcPr>
-          <w:p>
-            <w:pPr>
-              <w:spacing w:before="80" w:after="80"/>
-            </w:pPr>
-            <w:r>
-              <w:rPr>
-                <w:b w:val="0"/>
-                <w:sz w:val="18"/>
-              </w:rPr>
-              <w:t>CART</w:t>
-            </w:r>
-          </w:p>
-        </w:tc>
-        <w:tc>
-          <w:tcPr>
-            <w:tcW w:type="dxa" w:w="1632"/>
-            <w:tcBorders>
-              <w:top w:val="single" w:sz="4" w:color="D9D9D9"/>
-              <w:left w:val="single" w:sz="4" w:color="D9D9D9"/>
-              <w:bottom w:val="single" w:sz="4" w:color="D9D9D9"/>
-              <w:right w:val="single" w:sz="4" w:color="D9D9D9"/>
-            </w:tcBorders>
-          </w:tcPr>
-          <w:p>
-            <w:pPr>
-              <w:spacing w:before="80" w:after="80"/>
-            </w:pPr>
-            <w:r>
-              <w:rPr>
-                <w:b w:val="0"/>
-                <w:sz w:val="18"/>
-              </w:rPr>
-              <w:t>As fitted</w:t>
-            </w:r>
-          </w:p>
-        </w:tc>
-        <w:tc>
-          <w:tcPr>
-            <w:tcW w:type="dxa" w:w="1632"/>
-            <w:tcBorders>
-              <w:top w:val="single" w:sz="4" w:color="D9D9D9"/>
-              <w:left w:val="single" w:sz="4" w:color="D9D9D9"/>
-              <w:bottom w:val="single" w:sz="4" w:color="D9D9D9"/>
-              <w:right w:val="single" w:sz="4" w:color="D9D9D9"/>
-            </w:tcBorders>
-          </w:tcPr>
-          <w:p>
-            <w:pPr>
-              <w:spacing w:before="80" w:after="80"/>
-            </w:pPr>
-            <w:r>
-              <w:rPr>
-                <w:b w:val="0"/>
-                <w:sz w:val="18"/>
-              </w:rPr>
-              <w:t>0.0433</w:t>
-            </w:r>
-          </w:p>
-        </w:tc>
-        <w:tc>
-          <w:tcPr>
-            <w:tcW w:type="dxa" w:w="1632"/>
-            <w:tcBorders>
-              <w:top w:val="single" w:sz="4" w:color="D9D9D9"/>
-              <w:left w:val="single" w:sz="4" w:color="D9D9D9"/>
-              <w:bottom w:val="single" w:sz="4" w:color="D9D9D9"/>
-              <w:right w:val="single" w:sz="4" w:color="D9D9D9"/>
-            </w:tcBorders>
-          </w:tcPr>
-          <w:p>
-            <w:pPr>
-              <w:spacing w:before="80" w:after="80"/>
-            </w:pPr>
-            <w:r>
-              <w:rPr>
-                <w:b w:val="0"/>
-                <w:sz w:val="18"/>
-              </w:rPr>
-              <w:t>0.0374</w:t>
-            </w:r>
-          </w:p>
-        </w:tc>
-        <w:tc>
-          <w:tcPr>
-            <w:tcW w:type="dxa" w:w="1632"/>
-            <w:tcBorders>
-              <w:top w:val="single" w:sz="4" w:color="D9D9D9"/>
-              <w:left w:val="single" w:sz="4" w:color="D9D9D9"/>
-              <w:bottom w:val="single" w:sz="4" w:color="D9D9D9"/>
-              <w:right w:val="single" w:sz="4" w:color="D9D9D9"/>
-            </w:tcBorders>
-          </w:tcPr>
-          <w:p>
-            <w:pPr>
-              <w:spacing w:before="80" w:after="80"/>
-            </w:pPr>
-            <w:r>
-              <w:rPr>
-                <w:b w:val="0"/>
-                <w:sz w:val="18"/>
-              </w:rPr>
-              <w:t>0.0662</w:t>
-            </w:r>
-          </w:p>
-        </w:tc>
-        <w:tc>
-          <w:tcPr>
-            <w:tcW w:type="dxa" w:w="1632"/>
-            <w:tcBorders>
-              <w:top w:val="single" w:sz="4" w:color="D9D9D9"/>
-              <w:left w:val="single" w:sz="4" w:color="D9D9D9"/>
-              <w:bottom w:val="single" w:sz="4" w:color="D9D9D9"/>
-              <w:right w:val="single" w:sz="4" w:color="D9D9D9"/>
-            </w:tcBorders>
-          </w:tcPr>
-          <w:p>
-            <w:pPr>
-              <w:spacing w:before="80" w:after="80"/>
-            </w:pPr>
-            <w:r>
-              <w:rPr>
-                <w:b w:val="0"/>
-                <w:sz w:val="18"/>
-              </w:rPr>
-              <w:t>0.0427</w:t>
-            </w:r>
-          </w:p>
-        </w:tc>
-      </w:tr>
-    </w:tbl>
-    <w:p>
-      <w:pPr>
-        <w:spacing w:after="20"/>
-      </w:pPr>
-    </w:p>
-    <w:p>
-      <w:r>
-        <w:t>Calibration numbers in this table come directly from results/calibration.csv. MCE and Brier skill are available in that file. Only LR has a corrected variant.</w:t>
-      </w:r>
-    </w:p>
-    <w:p>
-      <w:pPr>
-        <w:keepNext/>
-        <w:jc w:val="center"/>
-      </w:pPr>
-      <w:r>
-        <w:drawing>
-          <wp:inline xmlns:a="http://schemas.openxmlformats.org/drawingml/2006/main" xmlns:pic="http://schemas.openxmlformats.org/drawingml/2006/picture">
-            <wp:extent cx="4846320" cy="2883761"/>
-            <wp:docPr id="5" name="Picture 5"/>
-            <wp:cNvGraphicFramePr>
-              <a:graphicFrameLocks noChangeAspect="1"/>
-            </wp:cNvGraphicFramePr>
-            <a:graphic>
-              <a:graphicData uri="http://schemas.openxmlformats.org/drawingml/2006/picture">
-                <pic:pic>
-                  <pic:nvPicPr>
-                    <pic:cNvPr id="0" name="reliability_lr.png"/>
-                    <pic:cNvPicPr/>
-                  </pic:nvPicPr>
-                  <pic:blipFill>
-                    <a:blip r:embed="rId13"/>
-                    <a:stretch>
-                      <a:fillRect/>
-                    </a:stretch>
-                  </pic:blipFill>
-                  <pic:spPr>
-                    <a:xfrm>
-                      <a:off x="0" y="0"/>
-                      <a:ext cx="4846320" cy="2883761"/>
-                    </a:xfrm>
-                    <a:prstGeom prst="rect"/>
-                  </pic:spPr>
-                </pic:pic>
-              </a:graphicData>
-            </a:graphic>
-          </wp:inline>
-        </w:drawing>
-      </w:r>
-    </w:p>
-    <w:p>
-      <w:pPr>
-        <w:pStyle w:val="Caption"/>
-        <w:jc w:val="center"/>
-      </w:pPr>
-      <w:r>
-        <w:t>Figure 5 Logistic regression calibration with fold local priors</w:t>
+        <w:t>The nominal budget belongs to the historical inner-reference data; it is not imposed on the holdout. A fixed score cutoff can nearly stop issuing alerts when future score distributions change. The holdout also has lower positive prevalence, but this alone does not establish why alerting collapses: feature drift and refitting can change the score scale. The converse appears in pooled temporal LR, whose alert rate is 0.1832 despite a later test prevalence of 0.0427. Threshold transfer therefore requires its own evaluation rather than an assumed constant budget.</w:t>
       </w:r>
     </w:p>
     <w:p>
@@ -2886,1212 +2985,56 @@
         <w:pStyle w:val="Heading1"/>
       </w:pPr>
       <w:r>
-        <w:t>6 Record index probe and feature importance</w:t>
+        <w:t>5 Discussion: from model scores to mine decisions</w:t>
       </w:r>
     </w:p>
-    <w:tbl>
-      <w:tblPr>
-        <w:tblW w:type="auto" w:w="0"/>
-        <w:tblLayout w:type="fixed"/>
-        <w:tblLook w:firstColumn="1" w:firstRow="1" w:lastColumn="0" w:lastRow="0" w:noHBand="0" w:noVBand="1" w:val="04A0"/>
-      </w:tblPr>
-      <w:tblGrid>
-        <w:gridCol w:w="2448"/>
-        <w:gridCol w:w="2448"/>
-        <w:gridCol w:w="2448"/>
-        <w:gridCol w:w="2448"/>
-      </w:tblGrid>
-      <w:tr>
-        <w:trPr>
-          <w:cantSplit/>
-          <w:tblHeader/>
-        </w:trPr>
-        <w:tc>
-          <w:tcPr>
-            <w:tcW w:type="dxa" w:w="2448"/>
-            <w:tcBorders>
-              <w:top w:val="single" w:sz="4" w:color="D9D9D9"/>
-              <w:left w:val="single" w:sz="4" w:color="D9D9D9"/>
-              <w:bottom w:val="single" w:sz="4" w:color="D9D9D9"/>
-              <w:right w:val="single" w:sz="4" w:color="D9D9D9"/>
-            </w:tcBorders>
-            <w:shd w:fill="E8EDF2"/>
-          </w:tcPr>
-          <w:p>
-            <w:pPr>
-              <w:spacing w:before="80" w:after="80"/>
-            </w:pPr>
-            <w:r>
-              <w:rPr>
-                <w:b/>
-                <w:sz w:val="18"/>
-              </w:rPr>
-              <w:t>Model</w:t>
-            </w:r>
-          </w:p>
-        </w:tc>
-        <w:tc>
-          <w:tcPr>
-            <w:tcW w:type="dxa" w:w="2448"/>
-            <w:tcBorders>
-              <w:top w:val="single" w:sz="4" w:color="D9D9D9"/>
-              <w:left w:val="single" w:sz="4" w:color="D9D9D9"/>
-              <w:bottom w:val="single" w:sz="4" w:color="D9D9D9"/>
-              <w:right w:val="single" w:sz="4" w:color="D9D9D9"/>
-            </w:tcBorders>
-            <w:shd w:fill="E8EDF2"/>
-          </w:tcPr>
-          <w:p>
-            <w:pPr>
-              <w:spacing w:before="80" w:after="80"/>
-            </w:pPr>
-            <w:r>
-              <w:rPr>
-                <w:b/>
-                <w:sz w:val="18"/>
-              </w:rPr>
-              <w:t>Validation</w:t>
-            </w:r>
-          </w:p>
-        </w:tc>
-        <w:tc>
-          <w:tcPr>
-            <w:tcW w:type="dxa" w:w="2448"/>
-            <w:tcBorders>
-              <w:top w:val="single" w:sz="4" w:color="D9D9D9"/>
-              <w:left w:val="single" w:sz="4" w:color="D9D9D9"/>
-              <w:bottom w:val="single" w:sz="4" w:color="D9D9D9"/>
-              <w:right w:val="single" w:sz="4" w:color="D9D9D9"/>
-            </w:tcBorders>
-            <w:shd w:fill="E8EDF2"/>
-          </w:tcPr>
-          <w:p>
-            <w:pPr>
-              <w:spacing w:before="80" w:after="80"/>
-            </w:pPr>
-            <w:r>
-              <w:rPr>
-                <w:b/>
-                <w:sz w:val="18"/>
-              </w:rPr>
-              <w:t>ROC AUC</w:t>
-            </w:r>
-          </w:p>
-        </w:tc>
-        <w:tc>
-          <w:tcPr>
-            <w:tcW w:type="dxa" w:w="2448"/>
-            <w:tcBorders>
-              <w:top w:val="single" w:sz="4" w:color="D9D9D9"/>
-              <w:left w:val="single" w:sz="4" w:color="D9D9D9"/>
-              <w:bottom w:val="single" w:sz="4" w:color="D9D9D9"/>
-              <w:right w:val="single" w:sz="4" w:color="D9D9D9"/>
-            </w:tcBorders>
-            <w:shd w:fill="E8EDF2"/>
-          </w:tcPr>
-          <w:p>
-            <w:pPr>
-              <w:spacing w:before="80" w:after="80"/>
-            </w:pPr>
-            <w:r>
-              <w:rPr>
-                <w:b/>
-                <w:sz w:val="18"/>
-              </w:rPr>
-              <w:t>PR AUC</w:t>
-            </w:r>
-          </w:p>
-        </w:tc>
-      </w:tr>
-      <w:tr>
-        <w:trPr>
-          <w:cantSplit/>
-        </w:trPr>
-        <w:tc>
-          <w:tcPr>
-            <w:tcW w:type="dxa" w:w="2448"/>
-            <w:tcBorders>
-              <w:top w:val="single" w:sz="4" w:color="D9D9D9"/>
-              <w:left w:val="single" w:sz="4" w:color="D9D9D9"/>
-              <w:bottom w:val="single" w:sz="4" w:color="D9D9D9"/>
-              <w:right w:val="single" w:sz="4" w:color="D9D9D9"/>
-            </w:tcBorders>
-          </w:tcPr>
-          <w:p>
-            <w:pPr>
-              <w:spacing w:before="80" w:after="80"/>
-            </w:pPr>
-            <w:r>
-              <w:rPr>
-                <w:b w:val="0"/>
-                <w:sz w:val="18"/>
-              </w:rPr>
-              <w:t>LR</w:t>
-            </w:r>
-          </w:p>
-        </w:tc>
-        <w:tc>
-          <w:tcPr>
-            <w:tcW w:type="dxa" w:w="2448"/>
-            <w:tcBorders>
-              <w:top w:val="single" w:sz="4" w:color="D9D9D9"/>
-              <w:left w:val="single" w:sz="4" w:color="D9D9D9"/>
-              <w:bottom w:val="single" w:sz="4" w:color="D9D9D9"/>
-              <w:right w:val="single" w:sz="4" w:color="D9D9D9"/>
-            </w:tcBorders>
-          </w:tcPr>
-          <w:p>
-            <w:pPr>
-              <w:spacing w:before="80" w:after="80"/>
-            </w:pPr>
-            <w:r>
-              <w:rPr>
-                <w:b w:val="0"/>
-                <w:sz w:val="18"/>
-              </w:rPr>
-              <w:t>Random seed 0</w:t>
-            </w:r>
-          </w:p>
-        </w:tc>
-        <w:tc>
-          <w:tcPr>
-            <w:tcW w:type="dxa" w:w="2448"/>
-            <w:tcBorders>
-              <w:top w:val="single" w:sz="4" w:color="D9D9D9"/>
-              <w:left w:val="single" w:sz="4" w:color="D9D9D9"/>
-              <w:bottom w:val="single" w:sz="4" w:color="D9D9D9"/>
-              <w:right w:val="single" w:sz="4" w:color="D9D9D9"/>
-            </w:tcBorders>
-          </w:tcPr>
-          <w:p>
-            <w:pPr>
-              <w:spacing w:before="80" w:after="80"/>
-            </w:pPr>
-            <w:r>
-              <w:rPr>
-                <w:b w:val="0"/>
-                <w:sz w:val="18"/>
-              </w:rPr>
-              <w:t>0.7619</w:t>
-            </w:r>
-          </w:p>
-        </w:tc>
-        <w:tc>
-          <w:tcPr>
-            <w:tcW w:type="dxa" w:w="2448"/>
-            <w:tcBorders>
-              <w:top w:val="single" w:sz="4" w:color="D9D9D9"/>
-              <w:left w:val="single" w:sz="4" w:color="D9D9D9"/>
-              <w:bottom w:val="single" w:sz="4" w:color="D9D9D9"/>
-              <w:right w:val="single" w:sz="4" w:color="D9D9D9"/>
-            </w:tcBorders>
-          </w:tcPr>
-          <w:p>
-            <w:pPr>
-              <w:spacing w:before="80" w:after="80"/>
-            </w:pPr>
-            <w:r>
-              <w:rPr>
-                <w:b w:val="0"/>
-                <w:sz w:val="18"/>
-              </w:rPr>
-              <w:t>0.2065</w:t>
-            </w:r>
-          </w:p>
-        </w:tc>
-      </w:tr>
-      <w:tr>
-        <w:trPr>
-          <w:cantSplit/>
-        </w:trPr>
-        <w:tc>
-          <w:tcPr>
-            <w:tcW w:type="dxa" w:w="2448"/>
-            <w:tcBorders>
-              <w:top w:val="single" w:sz="4" w:color="D9D9D9"/>
-              <w:left w:val="single" w:sz="4" w:color="D9D9D9"/>
-              <w:bottom w:val="single" w:sz="4" w:color="D9D9D9"/>
-              <w:right w:val="single" w:sz="4" w:color="D9D9D9"/>
-            </w:tcBorders>
-          </w:tcPr>
-          <w:p>
-            <w:pPr>
-              <w:spacing w:before="80" w:after="80"/>
-            </w:pPr>
-            <w:r>
-              <w:rPr>
-                <w:b w:val="0"/>
-                <w:sz w:val="18"/>
-              </w:rPr>
-              <w:t>LR</w:t>
-            </w:r>
-          </w:p>
-        </w:tc>
-        <w:tc>
-          <w:tcPr>
-            <w:tcW w:type="dxa" w:w="2448"/>
-            <w:tcBorders>
-              <w:top w:val="single" w:sz="4" w:color="D9D9D9"/>
-              <w:left w:val="single" w:sz="4" w:color="D9D9D9"/>
-              <w:bottom w:val="single" w:sz="4" w:color="D9D9D9"/>
-              <w:right w:val="single" w:sz="4" w:color="D9D9D9"/>
-            </w:tcBorders>
-          </w:tcPr>
-          <w:p>
-            <w:pPr>
-              <w:spacing w:before="80" w:after="80"/>
-            </w:pPr>
-            <w:r>
-              <w:rPr>
-                <w:b w:val="0"/>
-                <w:sz w:val="18"/>
-              </w:rPr>
-              <w:t>Record order</w:t>
-            </w:r>
-          </w:p>
-        </w:tc>
-        <w:tc>
-          <w:tcPr>
-            <w:tcW w:type="dxa" w:w="2448"/>
-            <w:tcBorders>
-              <w:top w:val="single" w:sz="4" w:color="D9D9D9"/>
-              <w:left w:val="single" w:sz="4" w:color="D9D9D9"/>
-              <w:bottom w:val="single" w:sz="4" w:color="D9D9D9"/>
-              <w:right w:val="single" w:sz="4" w:color="D9D9D9"/>
-            </w:tcBorders>
-          </w:tcPr>
-          <w:p>
-            <w:pPr>
-              <w:spacing w:before="80" w:after="80"/>
-            </w:pPr>
-            <w:r>
-              <w:rPr>
-                <w:b w:val="0"/>
-                <w:sz w:val="18"/>
-              </w:rPr>
-              <w:t>0.6093</w:t>
-            </w:r>
-          </w:p>
-        </w:tc>
-        <w:tc>
-          <w:tcPr>
-            <w:tcW w:type="dxa" w:w="2448"/>
-            <w:tcBorders>
-              <w:top w:val="single" w:sz="4" w:color="D9D9D9"/>
-              <w:left w:val="single" w:sz="4" w:color="D9D9D9"/>
-              <w:bottom w:val="single" w:sz="4" w:color="D9D9D9"/>
-              <w:right w:val="single" w:sz="4" w:color="D9D9D9"/>
-            </w:tcBorders>
-          </w:tcPr>
-          <w:p>
-            <w:pPr>
-              <w:spacing w:before="80" w:after="80"/>
-            </w:pPr>
-            <w:r>
-              <w:rPr>
-                <w:b w:val="0"/>
-                <w:sz w:val="18"/>
-              </w:rPr>
-              <w:t>0.0630</w:t>
-            </w:r>
-          </w:p>
-        </w:tc>
-      </w:tr>
-      <w:tr>
-        <w:trPr>
-          <w:cantSplit/>
-        </w:trPr>
-        <w:tc>
-          <w:tcPr>
-            <w:tcW w:type="dxa" w:w="2448"/>
-            <w:tcBorders>
-              <w:top w:val="single" w:sz="4" w:color="D9D9D9"/>
-              <w:left w:val="single" w:sz="4" w:color="D9D9D9"/>
-              <w:bottom w:val="single" w:sz="4" w:color="D9D9D9"/>
-              <w:right w:val="single" w:sz="4" w:color="D9D9D9"/>
-            </w:tcBorders>
-          </w:tcPr>
-          <w:p>
-            <w:pPr>
-              <w:spacing w:before="80" w:after="80"/>
-            </w:pPr>
-            <w:r>
-              <w:rPr>
-                <w:b w:val="0"/>
-                <w:sz w:val="18"/>
-              </w:rPr>
-              <w:t>CART</w:t>
-            </w:r>
-          </w:p>
-        </w:tc>
-        <w:tc>
-          <w:tcPr>
-            <w:tcW w:type="dxa" w:w="2448"/>
-            <w:tcBorders>
-              <w:top w:val="single" w:sz="4" w:color="D9D9D9"/>
-              <w:left w:val="single" w:sz="4" w:color="D9D9D9"/>
-              <w:bottom w:val="single" w:sz="4" w:color="D9D9D9"/>
-              <w:right w:val="single" w:sz="4" w:color="D9D9D9"/>
-            </w:tcBorders>
-          </w:tcPr>
-          <w:p>
-            <w:pPr>
-              <w:spacing w:before="80" w:after="80"/>
-            </w:pPr>
-            <w:r>
-              <w:rPr>
-                <w:b w:val="0"/>
-                <w:sz w:val="18"/>
-              </w:rPr>
-              <w:t>Random seed 0</w:t>
-            </w:r>
-          </w:p>
-        </w:tc>
-        <w:tc>
-          <w:tcPr>
-            <w:tcW w:type="dxa" w:w="2448"/>
-            <w:tcBorders>
-              <w:top w:val="single" w:sz="4" w:color="D9D9D9"/>
-              <w:left w:val="single" w:sz="4" w:color="D9D9D9"/>
-              <w:bottom w:val="single" w:sz="4" w:color="D9D9D9"/>
-              <w:right w:val="single" w:sz="4" w:color="D9D9D9"/>
-            </w:tcBorders>
-          </w:tcPr>
-          <w:p>
-            <w:pPr>
-              <w:spacing w:before="80" w:after="80"/>
-            </w:pPr>
-            <w:r>
-              <w:rPr>
-                <w:b w:val="0"/>
-                <w:sz w:val="18"/>
-              </w:rPr>
-              <w:t>0.8040</w:t>
-            </w:r>
-          </w:p>
-        </w:tc>
-        <w:tc>
-          <w:tcPr>
-            <w:tcW w:type="dxa" w:w="2448"/>
-            <w:tcBorders>
-              <w:top w:val="single" w:sz="4" w:color="D9D9D9"/>
-              <w:left w:val="single" w:sz="4" w:color="D9D9D9"/>
-              <w:bottom w:val="single" w:sz="4" w:color="D9D9D9"/>
-              <w:right w:val="single" w:sz="4" w:color="D9D9D9"/>
-            </w:tcBorders>
-          </w:tcPr>
-          <w:p>
-            <w:pPr>
-              <w:spacing w:before="80" w:after="80"/>
-            </w:pPr>
-            <w:r>
-              <w:rPr>
-                <w:b w:val="0"/>
-                <w:sz w:val="18"/>
-              </w:rPr>
-              <w:t>0.2807</w:t>
-            </w:r>
-          </w:p>
-        </w:tc>
-      </w:tr>
-      <w:tr>
-        <w:trPr>
-          <w:cantSplit/>
-        </w:trPr>
-        <w:tc>
-          <w:tcPr>
-            <w:tcW w:type="dxa" w:w="2448"/>
-            <w:tcBorders>
-              <w:top w:val="single" w:sz="4" w:color="D9D9D9"/>
-              <w:left w:val="single" w:sz="4" w:color="D9D9D9"/>
-              <w:bottom w:val="single" w:sz="4" w:color="D9D9D9"/>
-              <w:right w:val="single" w:sz="4" w:color="D9D9D9"/>
-            </w:tcBorders>
-          </w:tcPr>
-          <w:p>
-            <w:pPr>
-              <w:spacing w:before="80" w:after="80"/>
-            </w:pPr>
-            <w:r>
-              <w:rPr>
-                <w:b w:val="0"/>
-                <w:sz w:val="18"/>
-              </w:rPr>
-              <w:t>CART</w:t>
-            </w:r>
-          </w:p>
-        </w:tc>
-        <w:tc>
-          <w:tcPr>
-            <w:tcW w:type="dxa" w:w="2448"/>
-            <w:tcBorders>
-              <w:top w:val="single" w:sz="4" w:color="D9D9D9"/>
-              <w:left w:val="single" w:sz="4" w:color="D9D9D9"/>
-              <w:bottom w:val="single" w:sz="4" w:color="D9D9D9"/>
-              <w:right w:val="single" w:sz="4" w:color="D9D9D9"/>
-            </w:tcBorders>
-          </w:tcPr>
-          <w:p>
-            <w:pPr>
-              <w:spacing w:before="80" w:after="80"/>
-            </w:pPr>
-            <w:r>
-              <w:rPr>
-                <w:b w:val="0"/>
-                <w:sz w:val="18"/>
-              </w:rPr>
-              <w:t>Record order</w:t>
-            </w:r>
-          </w:p>
-        </w:tc>
-        <w:tc>
-          <w:tcPr>
-            <w:tcW w:type="dxa" w:w="2448"/>
-            <w:tcBorders>
-              <w:top w:val="single" w:sz="4" w:color="D9D9D9"/>
-              <w:left w:val="single" w:sz="4" w:color="D9D9D9"/>
-              <w:bottom w:val="single" w:sz="4" w:color="D9D9D9"/>
-              <w:right w:val="single" w:sz="4" w:color="D9D9D9"/>
-            </w:tcBorders>
-          </w:tcPr>
-          <w:p>
-            <w:pPr>
-              <w:spacing w:before="80" w:after="80"/>
-            </w:pPr>
-            <w:r>
-              <w:rPr>
-                <w:b w:val="0"/>
-                <w:sz w:val="18"/>
-              </w:rPr>
-              <w:t>0.6694</w:t>
-            </w:r>
-          </w:p>
-        </w:tc>
-        <w:tc>
-          <w:tcPr>
-            <w:tcW w:type="dxa" w:w="2448"/>
-            <w:tcBorders>
-              <w:top w:val="single" w:sz="4" w:color="D9D9D9"/>
-              <w:left w:val="single" w:sz="4" w:color="D9D9D9"/>
-              <w:bottom w:val="single" w:sz="4" w:color="D9D9D9"/>
-              <w:right w:val="single" w:sz="4" w:color="D9D9D9"/>
-            </w:tcBorders>
-          </w:tcPr>
-          <w:p>
-            <w:pPr>
-              <w:spacing w:before="80" w:after="80"/>
-            </w:pPr>
-            <w:r>
-              <w:rPr>
-                <w:b w:val="0"/>
-                <w:sz w:val="18"/>
-              </w:rPr>
-              <w:t>0.0850</w:t>
-            </w:r>
-          </w:p>
-        </w:tc>
-      </w:tr>
-    </w:tbl>
     <w:p>
       <w:pPr>
-        <w:spacing w:after="20"/>
+        <w:pStyle w:val="Heading2"/>
       </w:pPr>
+      <w:r>
+        <w:t>5.1 Engineering interpretation</w:t>
+      </w:r>
     </w:p>
     <w:p>
       <w:r>
-        <w:t>The record index is a proxy for sequence position, not a physical monitoring variable. Its effect suggests sensitivity to record structure but does not prove a unique leakage mechanism. Both random probe and corresponding raw score reference should be compared at seed 0.</w:t>
+        <w:t>The three results address separate failure modes. A validation gap can be driven by a changed test cohort; a probability scale can be distorted by weighted fitting; and a fixed threshold can fail to transfer to later operating conditions. Treating these as one leakage story obscures different remedies. The present models show useful ranking above prevalence in the later cohort, but that does not translate into adequate detection at the chosen holdout operating point.</w:t>
       </w:r>
-    </w:p>
-    <w:tbl>
-      <w:tblPr>
-        <w:tblW w:type="auto" w:w="0"/>
-        <w:tblLayout w:type="fixed"/>
-        <w:tblLook w:firstColumn="1" w:firstRow="1" w:lastColumn="0" w:lastRow="0" w:noHBand="0" w:noVBand="1" w:val="04A0"/>
-      </w:tblPr>
-      <w:tblGrid>
-        <w:gridCol w:w="3264"/>
-        <w:gridCol w:w="3264"/>
-        <w:gridCol w:w="3264"/>
-      </w:tblGrid>
-      <w:tr>
-        <w:trPr>
-          <w:cantSplit/>
-          <w:tblHeader/>
-        </w:trPr>
-        <w:tc>
-          <w:tcPr>
-            <w:tcW w:type="dxa" w:w="3264"/>
-            <w:tcBorders>
-              <w:top w:val="single" w:sz="4" w:color="D9D9D9"/>
-              <w:left w:val="single" w:sz="4" w:color="D9D9D9"/>
-              <w:bottom w:val="single" w:sz="4" w:color="D9D9D9"/>
-              <w:right w:val="single" w:sz="4" w:color="D9D9D9"/>
-            </w:tcBorders>
-            <w:shd w:fill="E8EDF2"/>
-          </w:tcPr>
-          <w:p>
-            <w:pPr>
-              <w:spacing w:before="80" w:after="80"/>
-            </w:pPr>
-            <w:r>
-              <w:rPr>
-                <w:b/>
-                <w:sz w:val="18"/>
-              </w:rPr>
-              <w:t>Feature</w:t>
-            </w:r>
-          </w:p>
-        </w:tc>
-        <w:tc>
-          <w:tcPr>
-            <w:tcW w:type="dxa" w:w="3264"/>
-            <w:tcBorders>
-              <w:top w:val="single" w:sz="4" w:color="D9D9D9"/>
-              <w:left w:val="single" w:sz="4" w:color="D9D9D9"/>
-              <w:bottom w:val="single" w:sz="4" w:color="D9D9D9"/>
-              <w:right w:val="single" w:sz="4" w:color="D9D9D9"/>
-            </w:tcBorders>
-            <w:shd w:fill="E8EDF2"/>
-          </w:tcPr>
-          <w:p>
-            <w:pPr>
-              <w:spacing w:before="80" w:after="80"/>
-            </w:pPr>
-            <w:r>
-              <w:rPr>
-                <w:b/>
-                <w:sz w:val="18"/>
-              </w:rPr>
-              <w:t>In sample ROC AUC drop</w:t>
-            </w:r>
-          </w:p>
-        </w:tc>
-        <w:tc>
-          <w:tcPr>
-            <w:tcW w:type="dxa" w:w="3264"/>
-            <w:tcBorders>
-              <w:top w:val="single" w:sz="4" w:color="D9D9D9"/>
-              <w:left w:val="single" w:sz="4" w:color="D9D9D9"/>
-              <w:bottom w:val="single" w:sz="4" w:color="D9D9D9"/>
-              <w:right w:val="single" w:sz="4" w:color="D9D9D9"/>
-            </w:tcBorders>
-            <w:shd w:fill="E8EDF2"/>
-          </w:tcPr>
-          <w:p>
-            <w:pPr>
-              <w:spacing w:before="80" w:after="80"/>
-            </w:pPr>
-            <w:r>
-              <w:rPr>
-                <w:b/>
-                <w:sz w:val="18"/>
-              </w:rPr>
-              <w:t>Standard deviation</w:t>
-            </w:r>
-          </w:p>
-        </w:tc>
-      </w:tr>
-      <w:tr>
-        <w:trPr>
-          <w:cantSplit/>
-        </w:trPr>
-        <w:tc>
-          <w:tcPr>
-            <w:tcW w:type="dxa" w:w="3264"/>
-            <w:tcBorders>
-              <w:top w:val="single" w:sz="4" w:color="D9D9D9"/>
-              <w:left w:val="single" w:sz="4" w:color="D9D9D9"/>
-              <w:bottom w:val="single" w:sz="4" w:color="D9D9D9"/>
-              <w:right w:val="single" w:sz="4" w:color="D9D9D9"/>
-            </w:tcBorders>
-          </w:tcPr>
-          <w:p>
-            <w:pPr>
-              <w:spacing w:before="80" w:after="80"/>
-            </w:pPr>
-            <w:r>
-              <w:rPr>
-                <w:b w:val="0"/>
-                <w:sz w:val="18"/>
-              </w:rPr>
-              <w:t>nbumps2</w:t>
-            </w:r>
-          </w:p>
-        </w:tc>
-        <w:tc>
-          <w:tcPr>
-            <w:tcW w:type="dxa" w:w="3264"/>
-            <w:tcBorders>
-              <w:top w:val="single" w:sz="4" w:color="D9D9D9"/>
-              <w:left w:val="single" w:sz="4" w:color="D9D9D9"/>
-              <w:bottom w:val="single" w:sz="4" w:color="D9D9D9"/>
-              <w:right w:val="single" w:sz="4" w:color="D9D9D9"/>
-            </w:tcBorders>
-          </w:tcPr>
-          <w:p>
-            <w:pPr>
-              <w:spacing w:before="80" w:after="80"/>
-            </w:pPr>
-            <w:r>
-              <w:rPr>
-                <w:b w:val="0"/>
-                <w:sz w:val="18"/>
-              </w:rPr>
-              <w:t>0.0645</w:t>
-            </w:r>
-          </w:p>
-        </w:tc>
-        <w:tc>
-          <w:tcPr>
-            <w:tcW w:type="dxa" w:w="3264"/>
-            <w:tcBorders>
-              <w:top w:val="single" w:sz="4" w:color="D9D9D9"/>
-              <w:left w:val="single" w:sz="4" w:color="D9D9D9"/>
-              <w:bottom w:val="single" w:sz="4" w:color="D9D9D9"/>
-              <w:right w:val="single" w:sz="4" w:color="D9D9D9"/>
-            </w:tcBorders>
-          </w:tcPr>
-          <w:p>
-            <w:pPr>
-              <w:spacing w:before="80" w:after="80"/>
-            </w:pPr>
-            <w:r>
-              <w:rPr>
-                <w:b w:val="0"/>
-                <w:sz w:val="18"/>
-              </w:rPr>
-              <w:t>0.0051</w:t>
-            </w:r>
-          </w:p>
-        </w:tc>
-      </w:tr>
-      <w:tr>
-        <w:trPr>
-          <w:cantSplit/>
-        </w:trPr>
-        <w:tc>
-          <w:tcPr>
-            <w:tcW w:type="dxa" w:w="3264"/>
-            <w:tcBorders>
-              <w:top w:val="single" w:sz="4" w:color="D9D9D9"/>
-              <w:left w:val="single" w:sz="4" w:color="D9D9D9"/>
-              <w:bottom w:val="single" w:sz="4" w:color="D9D9D9"/>
-              <w:right w:val="single" w:sz="4" w:color="D9D9D9"/>
-            </w:tcBorders>
-          </w:tcPr>
-          <w:p>
-            <w:pPr>
-              <w:spacing w:before="80" w:after="80"/>
-            </w:pPr>
-            <w:r>
-              <w:rPr>
-                <w:b w:val="0"/>
-                <w:sz w:val="18"/>
-              </w:rPr>
-              <w:t>gpuls</w:t>
-            </w:r>
-          </w:p>
-        </w:tc>
-        <w:tc>
-          <w:tcPr>
-            <w:tcW w:type="dxa" w:w="3264"/>
-            <w:tcBorders>
-              <w:top w:val="single" w:sz="4" w:color="D9D9D9"/>
-              <w:left w:val="single" w:sz="4" w:color="D9D9D9"/>
-              <w:bottom w:val="single" w:sz="4" w:color="D9D9D9"/>
-              <w:right w:val="single" w:sz="4" w:color="D9D9D9"/>
-            </w:tcBorders>
-          </w:tcPr>
-          <w:p>
-            <w:pPr>
-              <w:spacing w:before="80" w:after="80"/>
-            </w:pPr>
-            <w:r>
-              <w:rPr>
-                <w:b w:val="0"/>
-                <w:sz w:val="18"/>
-              </w:rPr>
-              <w:t>0.0562</w:t>
-            </w:r>
-          </w:p>
-        </w:tc>
-        <w:tc>
-          <w:tcPr>
-            <w:tcW w:type="dxa" w:w="3264"/>
-            <w:tcBorders>
-              <w:top w:val="single" w:sz="4" w:color="D9D9D9"/>
-              <w:left w:val="single" w:sz="4" w:color="D9D9D9"/>
-              <w:bottom w:val="single" w:sz="4" w:color="D9D9D9"/>
-              <w:right w:val="single" w:sz="4" w:color="D9D9D9"/>
-            </w:tcBorders>
-          </w:tcPr>
-          <w:p>
-            <w:pPr>
-              <w:spacing w:before="80" w:after="80"/>
-            </w:pPr>
-            <w:r>
-              <w:rPr>
-                <w:b w:val="0"/>
-                <w:sz w:val="18"/>
-              </w:rPr>
-              <w:t>0.0040</w:t>
-            </w:r>
-          </w:p>
-        </w:tc>
-      </w:tr>
-      <w:tr>
-        <w:trPr>
-          <w:cantSplit/>
-        </w:trPr>
-        <w:tc>
-          <w:tcPr>
-            <w:tcW w:type="dxa" w:w="3264"/>
-            <w:tcBorders>
-              <w:top w:val="single" w:sz="4" w:color="D9D9D9"/>
-              <w:left w:val="single" w:sz="4" w:color="D9D9D9"/>
-              <w:bottom w:val="single" w:sz="4" w:color="D9D9D9"/>
-              <w:right w:val="single" w:sz="4" w:color="D9D9D9"/>
-            </w:tcBorders>
-          </w:tcPr>
-          <w:p>
-            <w:pPr>
-              <w:spacing w:before="80" w:after="80"/>
-            </w:pPr>
-            <w:r>
-              <w:rPr>
-                <w:b w:val="0"/>
-                <w:sz w:val="18"/>
-              </w:rPr>
-              <w:t>energy</w:t>
-            </w:r>
-          </w:p>
-        </w:tc>
-        <w:tc>
-          <w:tcPr>
-            <w:tcW w:type="dxa" w:w="3264"/>
-            <w:tcBorders>
-              <w:top w:val="single" w:sz="4" w:color="D9D9D9"/>
-              <w:left w:val="single" w:sz="4" w:color="D9D9D9"/>
-              <w:bottom w:val="single" w:sz="4" w:color="D9D9D9"/>
-              <w:right w:val="single" w:sz="4" w:color="D9D9D9"/>
-            </w:tcBorders>
-          </w:tcPr>
-          <w:p>
-            <w:pPr>
-              <w:spacing w:before="80" w:after="80"/>
-            </w:pPr>
-            <w:r>
-              <w:rPr>
-                <w:b w:val="0"/>
-                <w:sz w:val="18"/>
-              </w:rPr>
-              <w:t>0.0522</w:t>
-            </w:r>
-          </w:p>
-        </w:tc>
-        <w:tc>
-          <w:tcPr>
-            <w:tcW w:type="dxa" w:w="3264"/>
-            <w:tcBorders>
-              <w:top w:val="single" w:sz="4" w:color="D9D9D9"/>
-              <w:left w:val="single" w:sz="4" w:color="D9D9D9"/>
-              <w:bottom w:val="single" w:sz="4" w:color="D9D9D9"/>
-              <w:right w:val="single" w:sz="4" w:color="D9D9D9"/>
-            </w:tcBorders>
-          </w:tcPr>
-          <w:p>
-            <w:pPr>
-              <w:spacing w:before="80" w:after="80"/>
-            </w:pPr>
-            <w:r>
-              <w:rPr>
-                <w:b w:val="0"/>
-                <w:sz w:val="18"/>
-              </w:rPr>
-              <w:t>0.0043</w:t>
-            </w:r>
-          </w:p>
-        </w:tc>
-      </w:tr>
-      <w:tr>
-        <w:trPr>
-          <w:cantSplit/>
-        </w:trPr>
-        <w:tc>
-          <w:tcPr>
-            <w:tcW w:type="dxa" w:w="3264"/>
-            <w:tcBorders>
-              <w:top w:val="single" w:sz="4" w:color="D9D9D9"/>
-              <w:left w:val="single" w:sz="4" w:color="D9D9D9"/>
-              <w:bottom w:val="single" w:sz="4" w:color="D9D9D9"/>
-              <w:right w:val="single" w:sz="4" w:color="D9D9D9"/>
-            </w:tcBorders>
-          </w:tcPr>
-          <w:p>
-            <w:pPr>
-              <w:spacing w:before="80" w:after="80"/>
-            </w:pPr>
-            <w:r>
-              <w:rPr>
-                <w:b w:val="0"/>
-                <w:sz w:val="18"/>
-              </w:rPr>
-              <w:t>genergy</w:t>
-            </w:r>
-          </w:p>
-        </w:tc>
-        <w:tc>
-          <w:tcPr>
-            <w:tcW w:type="dxa" w:w="3264"/>
-            <w:tcBorders>
-              <w:top w:val="single" w:sz="4" w:color="D9D9D9"/>
-              <w:left w:val="single" w:sz="4" w:color="D9D9D9"/>
-              <w:bottom w:val="single" w:sz="4" w:color="D9D9D9"/>
-              <w:right w:val="single" w:sz="4" w:color="D9D9D9"/>
-            </w:tcBorders>
-          </w:tcPr>
-          <w:p>
-            <w:pPr>
-              <w:spacing w:before="80" w:after="80"/>
-            </w:pPr>
-            <w:r>
-              <w:rPr>
-                <w:b w:val="0"/>
-                <w:sz w:val="18"/>
-              </w:rPr>
-              <w:t>0.0431</w:t>
-            </w:r>
-          </w:p>
-        </w:tc>
-        <w:tc>
-          <w:tcPr>
-            <w:tcW w:type="dxa" w:w="3264"/>
-            <w:tcBorders>
-              <w:top w:val="single" w:sz="4" w:color="D9D9D9"/>
-              <w:left w:val="single" w:sz="4" w:color="D9D9D9"/>
-              <w:bottom w:val="single" w:sz="4" w:color="D9D9D9"/>
-              <w:right w:val="single" w:sz="4" w:color="D9D9D9"/>
-            </w:tcBorders>
-          </w:tcPr>
-          <w:p>
-            <w:pPr>
-              <w:spacing w:before="80" w:after="80"/>
-            </w:pPr>
-            <w:r>
-              <w:rPr>
-                <w:b w:val="0"/>
-                <w:sz w:val="18"/>
-              </w:rPr>
-              <w:t>0.0027</w:t>
-            </w:r>
-          </w:p>
-        </w:tc>
-      </w:tr>
-      <w:tr>
-        <w:trPr>
-          <w:cantSplit/>
-        </w:trPr>
-        <w:tc>
-          <w:tcPr>
-            <w:tcW w:type="dxa" w:w="3264"/>
-            <w:tcBorders>
-              <w:top w:val="single" w:sz="4" w:color="D9D9D9"/>
-              <w:left w:val="single" w:sz="4" w:color="D9D9D9"/>
-              <w:bottom w:val="single" w:sz="4" w:color="D9D9D9"/>
-              <w:right w:val="single" w:sz="4" w:color="D9D9D9"/>
-            </w:tcBorders>
-          </w:tcPr>
-          <w:p>
-            <w:pPr>
-              <w:spacing w:before="80" w:after="80"/>
-            </w:pPr>
-            <w:r>
-              <w:rPr>
-                <w:b w:val="0"/>
-                <w:sz w:val="18"/>
-              </w:rPr>
-              <w:t>gdenergy</w:t>
-            </w:r>
-          </w:p>
-        </w:tc>
-        <w:tc>
-          <w:tcPr>
-            <w:tcW w:type="dxa" w:w="3264"/>
-            <w:tcBorders>
-              <w:top w:val="single" w:sz="4" w:color="D9D9D9"/>
-              <w:left w:val="single" w:sz="4" w:color="D9D9D9"/>
-              <w:bottom w:val="single" w:sz="4" w:color="D9D9D9"/>
-              <w:right w:val="single" w:sz="4" w:color="D9D9D9"/>
-            </w:tcBorders>
-          </w:tcPr>
-          <w:p>
-            <w:pPr>
-              <w:spacing w:before="80" w:after="80"/>
-            </w:pPr>
-            <w:r>
-              <w:rPr>
-                <w:b w:val="0"/>
-                <w:sz w:val="18"/>
-              </w:rPr>
-              <w:t>0.0291</w:t>
-            </w:r>
-          </w:p>
-        </w:tc>
-        <w:tc>
-          <w:tcPr>
-            <w:tcW w:type="dxa" w:w="3264"/>
-            <w:tcBorders>
-              <w:top w:val="single" w:sz="4" w:color="D9D9D9"/>
-              <w:left w:val="single" w:sz="4" w:color="D9D9D9"/>
-              <w:bottom w:val="single" w:sz="4" w:color="D9D9D9"/>
-              <w:right w:val="single" w:sz="4" w:color="D9D9D9"/>
-            </w:tcBorders>
-          </w:tcPr>
-          <w:p>
-            <w:pPr>
-              <w:spacing w:before="80" w:after="80"/>
-            </w:pPr>
-            <w:r>
-              <w:rPr>
-                <w:b w:val="0"/>
-                <w:sz w:val="18"/>
-              </w:rPr>
-              <w:t>0.0021</w:t>
-            </w:r>
-          </w:p>
-        </w:tc>
-      </w:tr>
-      <w:tr>
-        <w:trPr>
-          <w:cantSplit/>
-        </w:trPr>
-        <w:tc>
-          <w:tcPr>
-            <w:tcW w:type="dxa" w:w="3264"/>
-            <w:tcBorders>
-              <w:top w:val="single" w:sz="4" w:color="D9D9D9"/>
-              <w:left w:val="single" w:sz="4" w:color="D9D9D9"/>
-              <w:bottom w:val="single" w:sz="4" w:color="D9D9D9"/>
-              <w:right w:val="single" w:sz="4" w:color="D9D9D9"/>
-            </w:tcBorders>
-          </w:tcPr>
-          <w:p>
-            <w:pPr>
-              <w:spacing w:before="80" w:after="80"/>
-            </w:pPr>
-            <w:r>
-              <w:rPr>
-                <w:b w:val="0"/>
-                <w:sz w:val="18"/>
-              </w:rPr>
-              <w:t>gdpuls</w:t>
-            </w:r>
-          </w:p>
-        </w:tc>
-        <w:tc>
-          <w:tcPr>
-            <w:tcW w:type="dxa" w:w="3264"/>
-            <w:tcBorders>
-              <w:top w:val="single" w:sz="4" w:color="D9D9D9"/>
-              <w:left w:val="single" w:sz="4" w:color="D9D9D9"/>
-              <w:bottom w:val="single" w:sz="4" w:color="D9D9D9"/>
-              <w:right w:val="single" w:sz="4" w:color="D9D9D9"/>
-            </w:tcBorders>
-          </w:tcPr>
-          <w:p>
-            <w:pPr>
-              <w:spacing w:before="80" w:after="80"/>
-            </w:pPr>
-            <w:r>
-              <w:rPr>
-                <w:b w:val="0"/>
-                <w:sz w:val="18"/>
-              </w:rPr>
-              <w:t>0.0219</w:t>
-            </w:r>
-          </w:p>
-        </w:tc>
-        <w:tc>
-          <w:tcPr>
-            <w:tcW w:type="dxa" w:w="3264"/>
-            <w:tcBorders>
-              <w:top w:val="single" w:sz="4" w:color="D9D9D9"/>
-              <w:left w:val="single" w:sz="4" w:color="D9D9D9"/>
-              <w:bottom w:val="single" w:sz="4" w:color="D9D9D9"/>
-              <w:right w:val="single" w:sz="4" w:color="D9D9D9"/>
-            </w:tcBorders>
-          </w:tcPr>
-          <w:p>
-            <w:pPr>
-              <w:spacing w:before="80" w:after="80"/>
-            </w:pPr>
-            <w:r>
-              <w:rPr>
-                <w:b w:val="0"/>
-                <w:sz w:val="18"/>
-              </w:rPr>
-              <w:t>0.0031</w:t>
-            </w:r>
-          </w:p>
-        </w:tc>
-      </w:tr>
-      <w:tr>
-        <w:trPr>
-          <w:cantSplit/>
-        </w:trPr>
-        <w:tc>
-          <w:tcPr>
-            <w:tcW w:type="dxa" w:w="3264"/>
-            <w:tcBorders>
-              <w:top w:val="single" w:sz="4" w:color="D9D9D9"/>
-              <w:left w:val="single" w:sz="4" w:color="D9D9D9"/>
-              <w:bottom w:val="single" w:sz="4" w:color="D9D9D9"/>
-              <w:right w:val="single" w:sz="4" w:color="D9D9D9"/>
-            </w:tcBorders>
-          </w:tcPr>
-          <w:p>
-            <w:pPr>
-              <w:spacing w:before="80" w:after="80"/>
-            </w:pPr>
-            <w:r>
-              <w:rPr>
-                <w:b w:val="0"/>
-                <w:sz w:val="18"/>
-              </w:rPr>
-              <w:t>shift</w:t>
-            </w:r>
-          </w:p>
-        </w:tc>
-        <w:tc>
-          <w:tcPr>
-            <w:tcW w:type="dxa" w:w="3264"/>
-            <w:tcBorders>
-              <w:top w:val="single" w:sz="4" w:color="D9D9D9"/>
-              <w:left w:val="single" w:sz="4" w:color="D9D9D9"/>
-              <w:bottom w:val="single" w:sz="4" w:color="D9D9D9"/>
-              <w:right w:val="single" w:sz="4" w:color="D9D9D9"/>
-            </w:tcBorders>
-          </w:tcPr>
-          <w:p>
-            <w:pPr>
-              <w:spacing w:before="80" w:after="80"/>
-            </w:pPr>
-            <w:r>
-              <w:rPr>
-                <w:b w:val="0"/>
-                <w:sz w:val="18"/>
-              </w:rPr>
-              <w:t>0.0099</w:t>
-            </w:r>
-          </w:p>
-        </w:tc>
-        <w:tc>
-          <w:tcPr>
-            <w:tcW w:type="dxa" w:w="3264"/>
-            <w:tcBorders>
-              <w:top w:val="single" w:sz="4" w:color="D9D9D9"/>
-              <w:left w:val="single" w:sz="4" w:color="D9D9D9"/>
-              <w:bottom w:val="single" w:sz="4" w:color="D9D9D9"/>
-              <w:right w:val="single" w:sz="4" w:color="D9D9D9"/>
-            </w:tcBorders>
-          </w:tcPr>
-          <w:p>
-            <w:pPr>
-              <w:spacing w:before="80" w:after="80"/>
-            </w:pPr>
-            <w:r>
-              <w:rPr>
-                <w:b w:val="0"/>
-                <w:sz w:val="18"/>
-              </w:rPr>
-              <w:t>0.0018</w:t>
-            </w:r>
-          </w:p>
-        </w:tc>
-      </w:tr>
-      <w:tr>
-        <w:trPr>
-          <w:cantSplit/>
-        </w:trPr>
-        <w:tc>
-          <w:tcPr>
-            <w:tcW w:type="dxa" w:w="3264"/>
-            <w:tcBorders>
-              <w:top w:val="single" w:sz="4" w:color="D9D9D9"/>
-              <w:left w:val="single" w:sz="4" w:color="D9D9D9"/>
-              <w:bottom w:val="single" w:sz="4" w:color="D9D9D9"/>
-              <w:right w:val="single" w:sz="4" w:color="D9D9D9"/>
-            </w:tcBorders>
-          </w:tcPr>
-          <w:p>
-            <w:pPr>
-              <w:spacing w:before="80" w:after="80"/>
-            </w:pPr>
-            <w:r>
-              <w:rPr>
-                <w:b w:val="0"/>
-                <w:sz w:val="18"/>
-              </w:rPr>
-              <w:t>nbumps3</w:t>
-            </w:r>
-          </w:p>
-        </w:tc>
-        <w:tc>
-          <w:tcPr>
-            <w:tcW w:type="dxa" w:w="3264"/>
-            <w:tcBorders>
-              <w:top w:val="single" w:sz="4" w:color="D9D9D9"/>
-              <w:left w:val="single" w:sz="4" w:color="D9D9D9"/>
-              <w:bottom w:val="single" w:sz="4" w:color="D9D9D9"/>
-              <w:right w:val="single" w:sz="4" w:color="D9D9D9"/>
-            </w:tcBorders>
-          </w:tcPr>
-          <w:p>
-            <w:pPr>
-              <w:spacing w:before="80" w:after="80"/>
-            </w:pPr>
-            <w:r>
-              <w:rPr>
-                <w:b w:val="0"/>
-                <w:sz w:val="18"/>
-              </w:rPr>
-              <w:t>0.0094</w:t>
-            </w:r>
-          </w:p>
-        </w:tc>
-        <w:tc>
-          <w:tcPr>
-            <w:tcW w:type="dxa" w:w="3264"/>
-            <w:tcBorders>
-              <w:top w:val="single" w:sz="4" w:color="D9D9D9"/>
-              <w:left w:val="single" w:sz="4" w:color="D9D9D9"/>
-              <w:bottom w:val="single" w:sz="4" w:color="D9D9D9"/>
-              <w:right w:val="single" w:sz="4" w:color="D9D9D9"/>
-            </w:tcBorders>
-          </w:tcPr>
-          <w:p>
-            <w:pPr>
-              <w:spacing w:before="80" w:after="80"/>
-            </w:pPr>
-            <w:r>
-              <w:rPr>
-                <w:b w:val="0"/>
-                <w:sz w:val="18"/>
-              </w:rPr>
-              <w:t>0.0018</w:t>
-            </w:r>
-          </w:p>
-        </w:tc>
-      </w:tr>
-    </w:tbl>
-    <w:p>
-      <w:pPr>
-        <w:spacing w:after="20"/>
-      </w:pPr>
     </w:p>
     <w:p>
       <w:r>
-        <w:t>Permutation importance is measured on the data used to fit the forest and is descriptive. It is not independent evidence of future feature usefulness. Correlated monitoring features can mask one another's contributions.</w:t>
+        <w:t>Before a field trial, the decision unit should be defined as a shift, work area or inspection target, with a clear prediction lead time and escalation action. A warning policy should specify acceptable missed-event consequences, available inspection capacity and alert burden, using only training or prospective validation data. On-site context such as face advance, work activity, sensor changes and monitoring coverage could help investigate distribution changes; these variables are not identified or tested here. The model should support qualified monitoring and investigation rather than convert an AUC into an autonomous safety action.</w:t>
+      </w:r>
+    </w:p>
+    <w:p>
+      <w:pPr>
+        <w:pStyle w:val="Heading2"/>
+      </w:pPr>
+      <w:r>
+        <w:t>5.2 Limits and next experiments</w:t>
+      </w:r>
+    </w:p>
+    <w:p>
+      <w:r>
+        <w:t>The data do not identify timestamps or longwalls, so the chronological interpretation and dependence horizon remain assumptions. The moving-block intervals condition on observed predictions and empirical test phases, and are not full uncertainty estimates for future mines. Block length 32 is a transparent analysis choice rather than an identified dependence horizon. A next experiment should retain the original 2,584-record version, compare matched training sizes, examine per-phase discrimination and calibration, and evaluate a frozen policy prospectively. More complex models should follow these checks rather than precede them.</w:t>
+      </w:r>
+    </w:p>
+    <w:p>
+      <w:r>
+        <w:t>The record-index probe and in-sample permutation importance remain descriptive diagnostics in leakage_probe.csv and importance.csv. They suggest sensitivity to record structure and correlated predictors but do not independently establish temporal leakage or future feature usefulness.</w:t>
+      </w:r>
+    </w:p>
+    <w:p>
+      <w:pPr>
+        <w:pStyle w:val="Heading2"/>
+      </w:pPr>
+      <w:r>
+        <w:t>5.3 Transferable lessons for UAV and mine-image data</w:t>
+      </w:r>
+    </w:p>
+    <w:p>
+      <w:r>
+        <w:t>A comparable image study would define the inspection target before choosing an algorithm: for example, locating a visible surface defect or mapping a feature that requires follow-up. Nearby frames, overlapping image tiles and repeated views of the same area should be grouped by flight, site and acquisition period for validation, since a random image split may put nearly identical views on both sides. Common test sites and periods would make protocol comparisons interpretable. Spatial resolution, image quality and annotation consistency would be audited as measurement conditions, while missed targets and review workload would be reported separately from recognition accuracy. These are proposed design principles, not results of a UAV experiment in this repository.</w:t>
       </w:r>
     </w:p>
     <w:p>
@@ -4099,22 +3042,25 @@
         <w:pStyle w:val="Heading1"/>
       </w:pPr>
       <w:r>
-        <w:t>7 Limitations and reproducibility</w:t>
+        <w:t>6 Conclusions</w:t>
       </w:r>
     </w:p>
     <w:p>
       <w:r>
-        <w:t>No timestamp or wall identifier confirms the ordering assumption. No hyperparameter search or confidence interval for temporally correlated observations is provided. Inner model thresholds are transferred to a refitted outer model, so score-scale changes remain a limitation. Prior correction alone does not establish reliable deployment probabilities.</w:t>
+        <w:t>Matching test records removes most of the apparent random-versus-record-order PR-AUC gap in this experiment, demonstrating why cohort composition must be controlled before attributing a protocol difference to leakage. The paired analysis quantifies the smaller residual gap under explicit dependence assumptions. Fold-local prior correction improves probability error substantially, but negative Brier skill and weak holdout warning counts show that calibration improvement and a ranking score are insufficient evidence of operational readiness. The main contribution is a traceable evaluation workflow linking mine-monitoring data, statistical checks and warning consequences.</w:t>
+      </w:r>
+    </w:p>
+    <w:p>
+      <w:pPr>
+        <w:pStyle w:val="Heading1"/>
+      </w:pPr>
+      <w:r>
+        <w:t>Data and code availability</w:t>
       </w:r>
     </w:p>
     <w:p>
       <w:r>
-        <w:t>Run python run_experiments.py, python -m unittest discover -s tests -v, and python verify_results.py. The verifier recomputes metrics from stored predictions, checks training-only priors and fixed thresholds, tests required row coverage and compares generated report text with result files. It does not claim that numerical agreement proves the scientific assumptions.</w:t>
-      </w:r>
-    </w:p>
-    <w:p>
-      <w:r>
-        <w:t>Run python generate_report.py --docx with requirements-report.txt installed, then run export_report.ps1 on Windows with Microsoft Word installed. Markdown and Word are generated from the same report source; the PDF is exported from Word.</w:t>
+        <w:t>Source data are available from UCI [1] and the CSV mirror [2]. The repository contains analysis code, row-level OOF predictions for all five random seeds, paired-bootstrap replicates, provenance hashes, fold audits and generated reports. Run audit_source.py to audit a supplied original ARFF or download it, then run run_experiments.py, the unittest suite and verify_results.py --reports after regenerating Word and PDF. The analysis uses NumPy, pandas and Pillow; Word generation uses python-docx and PDF export uses Microsoft Word on Windows.</w:t>
       </w:r>
     </w:p>
     <w:p>
@@ -4126,29 +3072,69 @@
       </w:r>
     </w:p>
     <w:p>
+      <w:pPr>
+        <w:ind w:left="317" w:hanging="317"/>
+        <w:jc w:val="left"/>
+      </w:pPr>
       <w:r>
-        <w:t>Sikora M and Wrobel L (2010). Application of rule induction algorithms for analysis of data collected by seismic hazard monitoring systems in coal mines. Archives of Mining Sciences 55(1), 91-114.</w:t>
+        <w:rPr>
+          <w:sz w:val="20"/>
+        </w:rPr>
+        <w:t>[1] Sikora M, Wrobel L. Seismic Bumps [Dataset]. UCI Machine Learning Repository, 2010. DOI: 10.24432/C5W902. https://archive.ics.uci.edu/dataset/266/seismic+bumps</w:t>
       </w:r>
     </w:p>
     <w:p>
+      <w:pPr>
+        <w:ind w:left="317" w:hanging="317"/>
+        <w:jc w:val="left"/>
+      </w:pPr>
       <w:r>
-        <w:t>UCI Machine Learning Repository. Seismic Bumps dataset. https://archive.ics.uci.edu/ml/datasets/seismic-bumps</w:t>
+        <w:rPr>
+          <w:sz w:val="20"/>
+        </w:rPr>
+        <w:t>[2] datasets/seismic-bumps. CSV mirror and preparation description: repeated-row removal. https://github.com/datasets/seismic-bumps</w:t>
       </w:r>
     </w:p>
     <w:p>
+      <w:pPr>
+        <w:ind w:left="317" w:hanging="317"/>
+        <w:jc w:val="left"/>
+      </w:pPr>
       <w:r>
-        <w:t>Bergmeir C and Benitez JM (2012). On the use of cross-validation for time series predictor evaluation. Information Sciences 191, 192-213.</w:t>
+        <w:rPr>
+          <w:sz w:val="20"/>
+        </w:rPr>
+        <w:t>[3] Bergmeir C, Benitez JM. On the use of cross-validation for time series predictor evaluation. Information Sciences, 2012, 191:192-213.</w:t>
       </w:r>
     </w:p>
     <w:p>
+      <w:pPr>
+        <w:ind w:left="317" w:hanging="317"/>
+        <w:jc w:val="left"/>
+      </w:pPr>
       <w:r>
-        <w:t>Roberts DR et al (2017). Cross-validation strategies for data with temporal, spatial, hierarchical, or phylogenetic structure. Ecography 40, 913-929.</w:t>
+        <w:rPr>
+          <w:sz w:val="20"/>
+        </w:rPr>
+        <w:t>[4] Roberts DR et al. Cross-validation strategies for data with temporal, spatial, hierarchical, or phylogenetic structure. Ecography, 2017, 40:913-929.</w:t>
+      </w:r>
+    </w:p>
+    <w:p>
+      <w:pPr>
+        <w:ind w:left="317" w:hanging="317"/>
+        <w:jc w:val="left"/>
+      </w:pPr>
+      <w:r>
+        <w:rPr>
+          <w:sz w:val="20"/>
+        </w:rPr>
+        <w:t>[5] Shalizi CR. Simulation for Inference I: The Bootstrap. Carnegie Mellon University course notes, 2018. https://stat.cmu.edu/~cshalizi/dst/18/lectures/18/lecture-18.html</w:t>
       </w:r>
     </w:p>
     <w:sectPr>
-      <w:footerReference w:type="default" r:id="rId14"/>
+      <w:footerReference w:type="default" r:id="rId13"/>
       <w:pgSz w:w="12240" w:h="15840"/>
-      <w:pgMar w:top="1080" w:right="1224" w:bottom="1080" w:left="1224" w:header="720" w:footer="720" w:gutter="0"/>
+      <w:pgMar w:top="1224" w:right="1440" w:bottom="1224" w:left="1440" w:header="720" w:footer="720" w:gutter="0"/>
       <w:cols w:space="720"/>
       <w:docGrid w:linePitch="360"/>
     </w:sectPr>
@@ -4163,9 +3149,6 @@
       <w:pStyle w:val="Footer"/>
       <w:jc w:val="center"/>
     </w:pPr>
-    <w:r>
-      <w:t xml:space="preserve">Seismic bump forecasting | </w:t>
-    </w:r>
     <w:fldSimple w:instr="PAGE"/>
   </w:p>
 </w:ftr>
@@ -4535,10 +3518,12 @@
     <w:qFormat/>
     <w:rsid w:val="00FC693F"/>
     <w:pPr>
-      <w:spacing w:after="140" w:line="269" w:lineRule="auto"/>
+      <w:widowControl/>
+      <w:spacing w:after="120" w:line="276" w:lineRule="auto"/>
+      <w:jc w:val="both"/>
     </w:pPr>
     <w:rPr>
-      <w:rFonts w:ascii="Times New Roman" w:hAnsi="Times New Roman"/>
+      <w:rFonts w:ascii="Times New Roman" w:hAnsi="Times New Roman" w:eastAsia="Times New Roman" w:cs="Times New Roman"/>
       <w:color w:val="000000"/>
       <w:sz w:val="22"/>
     </w:rPr>
@@ -4598,15 +3583,16 @@
     <w:pPr>
       <w:keepNext/>
       <w:keepLines/>
-      <w:spacing w:before="480" w:after="0"/>
+      <w:spacing w:before="240" w:after="100"/>
+      <w:jc w:val="left"/>
       <w:outlineLvl w:val="0"/>
     </w:pPr>
     <w:rPr>
-      <w:rFonts w:asciiTheme="majorHAnsi" w:eastAsiaTheme="majorEastAsia" w:hAnsiTheme="majorHAnsi" w:cstheme="majorBidi" w:ascii="Times New Roman" w:hAnsi="Times New Roman"/>
+      <w:rFonts w:ascii="Times New Roman" w:hAnsi="Times New Roman" w:eastAsia="Times New Roman" w:cs="Times New Roman"/>
       <w:b/>
       <w:bCs/>
       <w:color w:val="000000"/>
-      <w:sz w:val="30"/>
+      <w:sz w:val="24"/>
       <w:szCs w:val="28"/>
     </w:rPr>
   </w:style>
@@ -4622,15 +3608,16 @@
     <w:pPr>
       <w:keepNext/>
       <w:keepLines/>
-      <w:spacing w:before="200" w:after="0"/>
+      <w:spacing w:before="240" w:after="100"/>
+      <w:jc w:val="left"/>
       <w:outlineLvl w:val="1"/>
     </w:pPr>
     <w:rPr>
-      <w:rFonts w:asciiTheme="majorHAnsi" w:eastAsiaTheme="majorEastAsia" w:hAnsiTheme="majorHAnsi" w:cstheme="majorBidi" w:ascii="Times New Roman" w:hAnsi="Times New Roman"/>
+      <w:rFonts w:ascii="Times New Roman" w:hAnsi="Times New Roman" w:eastAsia="Times New Roman" w:cs="Times New Roman"/>
       <w:b/>
       <w:bCs/>
       <w:color w:val="000000"/>
-      <w:sz w:val="24"/>
+      <w:sz w:val="22"/>
       <w:szCs w:val="26"/>
     </w:rPr>
   </w:style>
@@ -4884,18 +3871,17 @@
     <w:qFormat/>
     <w:rsid w:val="00FC693F"/>
     <w:pPr>
-      <w:pBdr>
-        <w:bottom w:val="single" w:sz="8" w:space="4" w:color="4F81BD" w:themeColor="accent1"/>
-      </w:pBdr>
-      <w:spacing w:after="300" w:line="240" w:lineRule="auto"/>
+      <w:spacing w:after="240" w:line="240" w:lineRule="auto"/>
       <w:contextualSpacing/>
+      <w:jc w:val="center"/>
     </w:pPr>
     <w:rPr>
-      <w:rFonts w:asciiTheme="majorHAnsi" w:eastAsiaTheme="majorEastAsia" w:hAnsiTheme="majorHAnsi" w:cstheme="majorBidi" w:ascii="Times New Roman" w:hAnsi="Times New Roman"/>
+      <w:rFonts w:ascii="Times New Roman" w:hAnsi="Times New Roman" w:eastAsia="Times New Roman" w:cs="Times New Roman"/>
+      <w:b/>
       <w:color w:val="000000"/>
       <w:spacing w:val="5"/>
       <w:kern w:val="28"/>
-      <w:sz w:val="44"/>
+      <w:sz w:val="34"/>
       <w:szCs w:val="52"/>
     </w:rPr>
   </w:style>
@@ -5333,11 +4319,11 @@
       <w:spacing w:line="240" w:lineRule="auto"/>
     </w:pPr>
     <w:rPr>
-      <w:rFonts w:ascii="Times New Roman" w:hAnsi="Times New Roman"/>
-      <w:b/>
+      <w:rFonts w:ascii="Times New Roman" w:hAnsi="Times New Roman" w:eastAsia="Times New Roman" w:cs="Times New Roman"/>
+      <w:b w:val="0"/>
       <w:bCs/>
       <w:color w:val="000000"/>
-      <w:sz w:val="18"/>
+      <w:sz w:val="19"/>
       <w:szCs w:val="18"/>
     </w:rPr>
   </w:style>

--- a/report/technical_report.docx
+++ b/report/technical_report.docx
@@ -7,7 +7,7 @@
         <w:pStyle w:val="Title"/>
       </w:pPr>
       <w:r>
-        <w:t>When the validation gap shrinks: test-cohort composition, warning thresholds and calibration in seismic bump forecasting</w:t>
+        <w:t>Cohort matched evaluation of seismic bump forecasting for mine warning decisions</w:t>
       </w:r>
     </w:p>
     <w:p>
@@ -53,11 +53,8 @@
       </w:r>
     </w:p>
     <w:p>
-      <w:pPr>
-        <w:jc w:val="both"/>
-      </w:pPr>
       <w:r>
-        <w:t>Most of the apparent random-versus-record-order performance gap in this study disappears when the same test records are evaluated. On a 2,578-row mirror of the UCI Seismic Bumps dataset, restricting random out-of-fold scores to the 2,063 records covered by record-order validation reduces the absolute PR-AUC gap by 89.7 percent for logistic regression (LR) and 86.9 percent for bagged CART. The remaining differences are 0.0114 and 0.0188; phase-stratified paired moving-block bootstrap 95 percent intervals are [-0.0110, 0.0243] and [0.0064, 0.0323], respectively. These are conditional uncertainty estimates for fixed predictions, and the gap reduction is a descriptive cohort sensitivity result rather than a causal decomposition of leakage. Operational performance remains weak: LR detects only 2 of 26 hazardous holdout shifts at its training-derived threshold. Fold-local prior correction reduces LR expected calibration error from 0.2904 to 0.0271 and Brier score from 0.1462 to 0.0439, but corrected forecasts still have negative Brier skill against a retrospective constant baseline. The contribution is a reproducible engineering evaluation that distinguishes ranking, probability calibration and warning-policy transfer before considering field deployment.</w:t>
+        <w:t>Seismic warning evaluation must distinguish changes in the test population from changes in model behavior. We present an evaluation workflow that matches test records across validation protocols and connects discrimination, probability calibration and warning counts. On a 2,578-row mirror of the UCI Seismic Bumps dataset, evaluating both protocols on the same 2,063 records reduces the random-versus-record-order PR-AUC gap by 89.7 percent for logistic regression (LR) and 86.9 percent for bagged CART. The residual differences are 0.0114 and 0.0188, with paired moving-block bootstrap 95 percent intervals of [-0.0110, 0.0243] and [0.0064, 0.0323]. Training-fold prior correction reduces LR expected calibration error from 0.2904 to 0.0271 and Brier score from 0.1462 to 0.0439. A holdout evaluation then translates the fixed LR threshold into 8 alerts, 2 detected hazardous shifts and 24 missed hazardous shifts among 774 records. Together, these results establish test-cohort comparability as a prerequisite for interpreting validation gaps and show how calibration and threshold transfer require separate assessment. The gap reduction describes sensitivity to cohort composition; the intervals condition on fixed predictions. The workflow provides traceable evidence for evaluating mine-warning policies before prospective trials.</w:t>
       </w:r>
     </w:p>
     <w:p>
@@ -81,17 +78,17 @@
     </w:p>
     <w:p>
       <w:r>
-        <w:t>A useful mine-warning model must identify hazardous shifts early enough to support a defined operational response. A high accuracy score alone is insufficient when hazardous events are rare: always predicting the negative class achieves 93.41 percent accuracy in this mirror. The UCI target records whether an event above 10^4 J occurs in the next shift; it is a proxy for elevated seismic activity, not a direct rockburst or injury label [1]. This distinction matters because the consequences of a missed warning and the costs of repeated inspections are operational quantities, not properties of an AUC metric.</w:t>
+        <w:t>A mine-warning forecast has value when it supports a timely monitoring or inspection decision. For rare seismic hazards, evaluation must connect a model score to the hazardous shifts it detects and the workload its alerts create. The UCI Seismic Bumps target records an event above 10^4 J in the following shift [1]. This provides a concrete setting for studying early-warning evaluation: hazardous shifts comprise a small fraction of the records, and an always-negative predictor already achieves 93.41 percent accuracy.</w:t>
       </w:r>
     </w:p>
     <w:p>
       <w:r>
-        <w:t>Evaluation must therefore answer three different questions: whether higher scores rank hazardous shifts above safe shifts, whether a score can be interpreted as a probability, and whether a numerical warning threshold continues to work in a later period. Temporal or spatial structure can invalidate a simple random-split interpretation [3,4]. Yet a protocol comparison also changes which records are tested and how much training history is available. This paper tests the sensitivity of the apparent validation gap to a common test cohort, estimates the remaining paired difference, and examines calibration and warning thresholds as separate engineering outcomes.</w:t>
+        <w:t>Validation protocols are central to this assessment. Random splitting and validation along a record sequence admit different training histories [3,4], but they can also evaluate different test populations. A large PR-AUC gap may consequently reflect changes in which shifts are scored alongside changes in prediction behavior. Comparing the protocols on a common cohort makes this overlooked source of variation directly measurable.</w:t>
       </w:r>
     </w:p>
     <w:p>
       <w:r>
-        <w:t>This study uses tabular monitoring data and two interpretable baseline model families. Its image-data relevance concerns evaluation design: audit provenance, keep related observations together, prevent test information entering model decisions, and report operational consequences. Section 5.3 develops this transfer.</w:t>
+        <w:t>We organize the analysis around this common test cohort and extend it to the decisions a warning model must support. The comparison measures how much of the apparent protocol gap changes when the test rows are matched; paired block resampling quantifies the residual difference. Training-fold prior correction then assesses the probability scale, while a fixed-threshold holdout expresses performance as detected events, missed events and alerts. The resulting contribution is an auditable evaluation workflow that links mine-monitoring records to warning consequences. Section 5.3 develops its transfer to UAV and mine-image validation.</w:t>
       </w:r>
     </w:p>
     <w:p>
@@ -729,7 +726,7 @@
     </w:p>
     <w:p>
       <w:r>
-        <w:t>Identical measurements may arise in distinct shifts, so this audit confirms the mirror transformation rather than establishing that the removed records were invalid. Removing six negatives slightly changes prevalence and index spacing; results should not be compared as if they were evaluations of all 2,584 original records. The order-preserving transformation also does not prove that the original file is a single chronological sequence. Explicit timestamps and longwall identifiers are absent.</w:t>
+        <w:t>The analysis uses this audited mirror throughout. Its version is reported explicitly so that comparisons can distinguish the 2,578-row cohort from published evaluations of the 2,584-row original. Row order serves as the temporal proxy; the file supplies no explicit timestamps or longwall identifiers.</w:t>
       </w:r>
     </w:p>
     <w:p>
@@ -742,7 +739,7 @@
     </w:p>
     <w:p>
       <w:r>
-        <w:t>Each record summarizes one eight-hour shift. Predictor groups include mine hazard assessments, geophone energy and pulse measures, deviations from preceding-shift reference levels, bump counts by energy range, and total or maximum bump energy [1]. The target refers to the following shift. This measurement-to-target timing is essential when reconstructing a field prediction task. Ordinal categorical encoding and removal of total nbumps leave 17 input columns. Three retained bump-count columns are constant; regularized LR and constant-safe scaling allow fitting without claiming full matrix rank.</w:t>
+        <w:t>Each record summarizes one eight-hour shift. Predictor groups include mine hazard assessments, geophone energy and pulse measures, deviations from preceding-shift reference levels, bump counts by energy range, and total or maximum bump energy [1]. The target refers to the following shift. This measurement-to-target timing is essential when reconstructing a field prediction task. Ordinal categorical encoding and removal of total nbumps leave 17 input columns. Three retained bump-count columns are constant; constant-safe scaling and L2 regularization accommodate the resulting rank deficiency.</w:t>
       </w:r>
     </w:p>
     <w:p>
@@ -817,7 +814,7 @@
     </w:p>
     <w:p>
       <w:r>
-        <w:t>LR uses IRLS, L2 penalty 1.0, an unpenalized intercept and balanced class weights. Scaling is fitted on training rows only. The tree baseline uses 60 ordinary bootstrap CART trees, depth 6 and at least 20 observations per leaf, with unweighted Gini impurity and unweighted leaf probabilities. No hyperparameter search is conducted. These baselines assess evaluation behavior rather than seek a state-of-the-art score.</w:t>
+        <w:t>LR uses IRLS, L2 penalty 1.0, an unpenalized intercept and balanced class weights. Scaling is fitted on training rows only. The tree baseline uses 60 ordinary bootstrap CART trees, depth 6 and at least 20 observations per leaf, with unweighted Gini impurity and unweighted leaf probabilities. Hyperparameters are fixed across protocols, providing a controlled comparison of evaluation behavior for linear and nonlinear predictors.</w:t>
       </w:r>
     </w:p>
     <w:p>
@@ -835,12 +832,12 @@
     </w:p>
     <w:p>
       <w:r>
-        <w:t>Random predictions for each seed are restricted to the exact 2,063 rows covered by record-order validation. The reported difference is the mean random average precision across five seeds minus the temporal average precision. This averages metrics, not probabilities. Seeds quantify split sensitivity and are not treated as five independent samples from the mine population.</w:t>
+        <w:t>Random predictions for each seed are restricted to the exact 2,063 rows covered by record-order validation. The reported difference is the mean random average precision across five seeds minus the temporal average precision. The aggregation averages seed-specific metrics. Seeds describe sensitivity to fold assignment rather than independent sampling of mine populations.</w:t>
       </w:r>
     </w:p>
     <w:p>
       <w:r>
-        <w:t>The primary interval uses 2,000 paired moving-block bootstrap replicates, block length 32 records and fixed random generator seed 20261002. For every replicate, contiguous blocks are sampled with replacement separately within each of the four temporal test phases, preserving each phase size; the final block is truncated. The identical sampled row indices are applied to labels, all five random prediction vectors and the temporal vector. The statistic is recomputed on each resampled cohort, and its 2.5th and 97.5th percentiles form a conditional interval. Block lengths 16 and 64, plus phase-stratified paired IID resampling, are sensitivity checks. Blocks preserve some local dependence [5] but cannot recover missing timestamps or guarantee correct coverage under nonstationary mine conditions. No models are refitted during resampling; training-set and model-fit uncertainty are excluded.</w:t>
+        <w:t>The primary interval uses 2,000 paired moving-block bootstrap replicates, block length 32 records and fixed random generator seed 20261002. For every replicate, contiguous blocks are sampled with replacement separately within each of the four temporal test phases, preserving each phase size; the final block is truncated. The identical sampled row indices are applied to labels, all five random prediction vectors and the temporal vector. The statistic is recomputed on each resampled cohort, and its 2.5th and 97.5th percentiles form a conditional interval. Block lengths 16 and 64, plus phase-stratified paired IID resampling, are sensitivity checks. Resampling contiguous records preserves local dependence within blocks [5]. Models remain fixed during resampling, so the intervals describe test-cohort uncertainty conditional on the saved predictions. Section 5.2 sets out the scope of this analysis.</w:t>
       </w:r>
     </w:p>
     <w:p>
@@ -853,17 +850,17 @@
     </w:p>
     <w:p>
       <w:r>
-        <w:t>Each outer training fold has an inner split: temporal folds reserve the latest 20 percent of training rows, while random folds reserve 20 percent within each class. An inner model scores these reference rows; its own training prevalence sets a reference alert budget. The boundary score and all its ties are excluded together so the reference count cannot exceed the integer budget. The outer model is refitted on its full training fold and evaluated using that fixed numerical threshold. Neither test labels nor test score quantiles select the threshold. The budget is a training-reference ranking heuristic, not a cost-optimal mine warning policy or an enforced percentage of future alerts.</w:t>
+        <w:t>Each outer training fold has an inner split: temporal folds reserve the latest 20 percent of training rows, while random folds reserve 20 percent within each class. An inner model scores these reference rows; its own training prevalence sets a reference alert budget. The boundary score and all its ties are excluded together so the reference count cannot exceed the integer budget. The outer model is refitted on its full training fold and evaluated using that fixed numerical threshold. Threshold selection is completed within training; the realized test alert rate is then measured as an outcome. The prevalence-based budget defines a reference operating point for studying threshold transfer.</w:t>
       </w:r>
     </w:p>
     <w:p>
       <w:r>
-        <w:t>For balanced-weight LR, a log-odds offset converts the effective training prior of 0.5 to each outer training fold's unweighted positive proportion. The transformation is applied fold by fold before pooling calibration predictions. CART is unweighted and receives no such correction. A correction with one fixed prior is monotone and preserves rankings within that fold; different corrections across folds can change the pooled ordering. The discrimination tables use raw scores, so improved calibration is not presented as improved discrimination.</w:t>
+        <w:t>For balanced-weight LR, a log-odds offset converts the effective training prior of 0.5 to each outer training fold's unweighted positive proportion. The transformation is applied fold by fold before pooling calibration predictions. CART is unweighted and receives no such correction. A correction with one fixed prior is monotone and preserves rankings within that fold; different corrections across folds can change the pooled ordering. The discrimination tables retain raw scores, separating the assessment of probability scale from the assessment of ranking.</w:t>
       </w:r>
     </w:p>
     <w:p>
       <w:r>
-        <w:t>Calibration uses Brier score, expected calibration error (ECE), maximum calibration error and reliability diagrams. Ten quantile bins are requested; repeated edges are merged and tied scores remain together. ECE depends on the binning choice and is not by itself proof of calibrated individual probabilities. Brier skill is reported against an evaluation-prevalence constant predictor, explicitly a retrospective oracle reference rather than a deployable training baseline.</w:t>
+        <w:t>Calibration uses Brier score, expected calibration error (ECE), maximum calibration error and reliability diagrams. Ten quantile bins are requested; repeated edges are merged and tied scores remain together. Reliability diagrams and Brier error complement the bin-dependent ECE. Brier skill uses an evaluation-prevalence constant predictor as a retrospective oracle reference.</w:t>
       </w:r>
     </w:p>
     <w:p>
@@ -879,12 +876,12 @@
         <w:pStyle w:val="Heading2"/>
       </w:pPr>
       <w:r>
-        <w:t>4.1 Most of the apparent gap is sensitive to test-cohort composition</w:t>
+        <w:t>4.1 Test cohort matching reduces the apparent validation gap</w:t>
       </w:r>
     </w:p>
     <w:p>
       <w:r>
-        <w:t>Table 2 retains the original different-cohort comparison alongside the common-cohort result. The absolute gap shrinks by 89.7 percent for LR and 86.9 percent for CART when the early training-only records are removed from random evaluation. The fitted random models are unchanged in this restriction; the evaluation population changes. This establishes a large sensitivity to test composition, including prevalence and record difficulty. It does not assign the reduction to prevalence alone or estimate the share caused by leakage.</w:t>
+        <w:t>Matching the test records reduces the absolute PR-AUC gap by 89.7 percent for LR and 86.9 percent for CART (Table 2). The random-model fits and predictions remain unchanged; their evaluation is restricted to the rows covered by record-order validation. The large reduction therefore demonstrates how strongly the apparent protocol gap depends on test composition, including prevalence and record difficulty.</w:t>
       </w:r>
     </w:p>
     <w:p>
@@ -1689,12 +1686,12 @@
     </w:p>
     <w:p>
       <w:r>
-        <w:t>Across the five random fold assignments, the common-cohort AP difference ranges from 0.0088 to 0.0128 for LR and from 0.0169 to 0.0223 for CART. These ranges describe split sensitivity, not confidence intervals or independent mine replications.</w:t>
+        <w:t>Across the five random fold assignments, the common-cohort AP difference ranges from 0.0088 to 0.0128 for LR and from 0.0169 to 0.0223 for CART. These ranges summarize split sensitivity alongside the paired test-cohort intervals.</w:t>
       </w:r>
     </w:p>
     <w:p>
       <w:r>
-        <w:t>Figure 2 shows the primary intervals and block-length sensitivity. The LR interval crosses zero; the CART interval remains above zero across the examined block lengths. The two models therefore do not support the same residual-gap statement. Inclusion of zero means that this conditional resampling analysis does not clearly distinguish a residual difference from zero; it does not establish equivalence. Exclusion of zero would indicate a difference under these resampling assumptions, not prove its cause. Training sizes, allowed training periods and pooled score scales remain different.</w:t>
+        <w:t>The paired analysis distinguishes the residual behavior of the two model families (Figure 2). The LR interval spans zero, while the CART interval stays positive across the examined block lengths. The common cohort thus reveals a smaller and model-dependent protocol difference that the original pooled comparison obscured. An interval spanning zero leaves a range of residual differences compatible with the resampling analysis; it is not an equivalence test. The gap reduction measures cohort sensitivity, while remaining differences in training history and size preclude a causal leakage decomposition.</w:t>
       </w:r>
     </w:p>
     <w:p>
@@ -1797,7 +1794,7 @@
     </w:p>
     <w:p>
       <w:r>
-        <w:t>Figure 3 compares the same evaluation cohort for both protocols. Its common positive proportion, 0.0427, is the prevalence reference for interpreting average precision. The plot is a visualization of one random seed, not a substitute for the seed means or uncertainty analysis.</w:t>
+        <w:t>Figure 3 visualizes the common-cohort comparison at random seed 0. The shared positive proportion of 0.0427 supplies a consistent prevalence reference for interpreting both precision-recall curves; Table 3 and Figure 2 provide the aggregate estimates and their uncertainty.</w:t>
       </w:r>
     </w:p>
     <w:p>
@@ -1805,12 +1802,12 @@
         <w:pStyle w:val="Heading2"/>
       </w:pPr>
       <w:r>
-        <w:t>4.2 Calibration improves, but remains insufficient for deployment</w:t>
+        <w:t>4.2 Training priors improve probability calibration</w:t>
       </w:r>
     </w:p>
     <w:p>
       <w:r>
-        <w:t>Fold-local LR prior correction reduces ECE from 0.2904 to 0.0271 and Brier score from 0.1462 to 0.0439 (Table 4). Mean predicted probability falls from 0.3331 to 0.0694 against observed prevalence 0.0427. This is a substantial empirical improvement in probability scale, despite the remaining overprediction. Corrected LR Brier skill is -0.0751 and unweighted CART Brier skill is -0.0607 against the oracle constant reference, so neither outperforms that reference in squared probability error.</w:t>
+        <w:t>Fold-local LR prior correction reduces ECE from 0.2904 to 0.0271 and Brier score from 0.1462 to 0.0439 (Table 4). Mean predicted probability falls from 0.3331 to 0.0694 against observed prevalence 0.0427. The correction brings the probability scale substantially closer to the observed event frequency using historical labels available to each training fold. Against the retrospective constant reference, corrected LR Brier skill is -0.0751 and unweighted CART Brier skill is -0.0607. These benchmark values quantify the remaining probability error alongside the improvement from the weighted LR output.</w:t>
       </w:r>
     </w:p>
     <w:p>
@@ -2439,7 +2436,7 @@
     </w:p>
     <w:p>
       <w:r>
-        <w:t>The bin summaries in calibration_bins.csv conserve all test observations. Apparent scarcity of points near zero can reflect overlapping bins at the plotted scale rather than omitted samples. Improved ECE should be interpreted together with Brier skill and the observed-versus-predicted mean, rather than as a deployment certificate.</w:t>
+        <w:t>The reliability diagrams show how the training-prior correction redistributes forecasts toward the low-risk range (Figure 4). Each panel contains all 2,063 observations, with closely spaced low-probability bins appearing near the origin. Brier skill and the forecast-to-observation mean comparison retain a complementary assessment of the remaining probability error.</w:t>
       </w:r>
     </w:p>
     <w:p>
@@ -2447,12 +2444,15 @@
         <w:pStyle w:val="Heading2"/>
       </w:pPr>
       <w:r>
-        <w:t>4.3 A training-derived threshold can produce very few future alerts</w:t>
+        <w:t>4.3 Warning counts expose threshold transfer behavior</w:t>
       </w:r>
     </w:p>
     <w:p>
+      <w:pPr>
+        <w:keepLines/>
+      </w:pPr>
       <w:r>
-        <w:t>Table 5 reports fixed-threshold holdout performance. For LR, 8 of 774 shifts are flagged, including 2 true positives and 6 false positives; 24 of 26 hazardous shifts are missed. Recall is 0.0769 and the alert rate is 0.0103. CART is also weak at this operating point. These counts are the relevant warning consequences hidden by the high overall accuracy.</w:t>
+        <w:t>Table 5 reports fixed-threshold holdout performance. For LR, 8 of 774 shifts are flagged, including 2 true positives and 6 false positives; 24 of 26 hazardous shifts are missed. Recall is 0.0769 and the alert rate is 0.0103. These counts translate the selected operating point into event detection and review workload, which overall accuracy does not resolve.</w:t>
       </w:r>
     </w:p>
     <w:p>
@@ -2461,7 +2461,7 @@
         <w:keepNext/>
       </w:pPr>
       <w:r>
-        <w:t>Table 5. Chronological holdout warning outcomes, using frozen numerical thresholds selected inside training.</w:t>
+        <w:t>Table 5. Record-order holdout warning outcomes, using frozen numerical thresholds selected inside training.</w:t>
       </w:r>
     </w:p>
     <w:tbl>
@@ -2977,7 +2977,7 @@
     </w:p>
     <w:p>
       <w:r>
-        <w:t>The nominal budget belongs to the historical inner-reference data; it is not imposed on the holdout. A fixed score cutoff can nearly stop issuing alerts when future score distributions change. The holdout also has lower positive prevalence, but this alone does not establish why alerting collapses: feature drift and refitting can change the score scale. The converse appears in pooled temporal LR, whose alert rate is 0.1832 despite a later test prevalence of 0.0427. Threshold transfer therefore requires its own evaluation rather than an assumed constant budget.</w:t>
+        <w:t>The historical reference budget becomes a fixed score cutoff, whose later alert rate depends on the score distribution. The holdout produces an LR alert rate of 0.0103, whereas pooled record-order testing produces 0.1832 at prevalence 0.0427. This variation establishes threshold transfer as an evaluation target in its own right. Lower event prevalence, feature shifts and refitting are candidate contributors to the change; the warning-count analysis measures the operating outcome without assigning it to a single mechanism.</w:t>
       </w:r>
     </w:p>
     <w:p>
@@ -2985,7 +2985,7 @@
         <w:pStyle w:val="Heading1"/>
       </w:pPr>
       <w:r>
-        <w:t>5 Discussion: from model scores to mine decisions</w:t>
+        <w:t>5 Discussion</w:t>
       </w:r>
     </w:p>
     <w:p>
@@ -2993,17 +2993,17 @@
         <w:pStyle w:val="Heading2"/>
       </w:pPr>
       <w:r>
-        <w:t>5.1 Engineering interpretation</w:t>
+        <w:t>5.1 Implications for mine monitoring</w:t>
       </w:r>
     </w:p>
     <w:p>
       <w:r>
-        <w:t>The three results address separate failure modes. A validation gap can be driven by a changed test cohort; a probability scale can be distorted by weighted fitting; and a fixed threshold can fail to transfer to later operating conditions. Treating these as one leakage story obscures different remedies. The present models show useful ranking above prevalence in the later cohort, but that does not translate into adequate detection at the chosen holdout operating point.</w:t>
+        <w:t>The common-cohort analysis makes a large evaluation-population effect visible before interpreting protocol differences. The calibration experiment then identifies a practical adjustment to weighted LR probabilities, and the warning counts show what a frozen threshold means for a later set of shifts. Each result points to a distinct engineering decision: select a comparable evaluation cohort, assess the probability scale, and validate the alert policy at its intended operating point.</w:t>
       </w:r>
     </w:p>
     <w:p>
       <w:r>
-        <w:t>Before a field trial, the decision unit should be defined as a shift, work area or inspection target, with a clear prediction lead time and escalation action. A warning policy should specify acceptable missed-event consequences, available inspection capacity and alert burden, using only training or prospective validation data. On-site context such as face advance, work activity, sensor changes and monitoring coverage could help investigate distribution changes; these variables are not identified or tested here. The model should support qualified monitoring and investigation rather than convert an AUC into an autonomous safety action.</w:t>
+        <w:t>For mine monitoring, the decision unit and prediction lead time should be tied to a defined inspection or escalation action. Missed hazardous shifts, false alarms and inspection capacity provide the operational quantities for choosing a threshold using training or prospective validation data. Site records of face advance, work activity, sensor changes and monitoring coverage would help investigate score-distribution changes in a subsequent field study. This connects predictive evaluation to how monitoring teams allocate attention and investigate elevated seismic activity.</w:t>
       </w:r>
     </w:p>
     <w:p>
@@ -3011,17 +3011,17 @@
         <w:pStyle w:val="Heading2"/>
       </w:pPr>
       <w:r>
-        <w:t>5.2 Limits and next experiments</w:t>
+        <w:t>5.2 Scope and prospective validation</w:t>
       </w:r>
     </w:p>
     <w:p>
       <w:r>
-        <w:t>The data do not identify timestamps or longwalls, so the chronological interpretation and dependence horizon remain assumptions. The moving-block intervals condition on observed predictions and empirical test phases, and are not full uncertainty estimates for future mines. Block length 32 is a transparent analysis choice rather than an identified dependence horizon. A next experiment should retain the original 2,584-record version, compare matched training sizes, examine per-phase discrimination and calibration, and evaluate a frozen policy prospectively. More complex models should follow these checks rather than precede them.</w:t>
+        <w:t>The results characterize the audited mirror under a record-order forecasting assumption. Timestamps and longwall identifiers would enable direct temporal and site-specific validation, while retaining the original 2,584 records would assess the effect of repeated measurements that may represent distinct shifts. The paired intervals quantify uncertainty conditional on fixed predictions and empirical test phases; they exclude model-refit uncertainty. Block lengths 16, 32 and 64 provide sensitivity checks around a chosen dependence scale, with coverage under nonstationary conditions requiring further assessment.</w:t>
       </w:r>
     </w:p>
     <w:p>
       <w:r>
-        <w:t>The record-index probe and in-sample permutation importance remain descriptive diagnostics in leakage_probe.csv and importance.csv. They suggest sensitivity to record structure and correlated predictors but do not independently establish temporal leakage or future feature usefulness.</w:t>
+        <w:t>The next validation stage should combine matched training sizes with phase-level calibration and a prospectively frozen warning policy. The record-index probe and in-sample permutation importance, available in the supplementary result files, offer descriptive diagnostics for choosing which record structure and correlated monitoring features to investigate. This sequence extends the present evaluation to field conditions with defined data timing and warning actions.</w:t>
       </w:r>
     </w:p>
     <w:p>
@@ -3034,7 +3034,7 @@
     </w:p>
     <w:p>
       <w:r>
-        <w:t>A comparable image study would define the inspection target before choosing an algorithm: for example, locating a visible surface defect or mapping a feature that requires follow-up. Nearby frames, overlapping image tiles and repeated views of the same area should be grouped by flight, site and acquisition period for validation, since a random image split may put nearly identical views on both sides. Common test sites and periods would make protocol comparisons interpretable. Spatial resolution, image quality and annotation consistency would be audited as measurement conditions, while missed targets and review workload would be reported separately from recognition accuracy. These are proposed design principles, not results of a UAV experiment in this repository.</w:t>
+        <w:t>For UAV and mine-image analysis, the same evaluation logic begins with an inspection target, such as locating a visible surface defect or mapping a feature for follow-up. Nearby frames, overlapping image tiles and repeated views of the same area should be grouped by flight, site and acquisition period for validation, since a random image split may put nearly identical views on both sides. Common test sites and periods would make protocol comparisons interpretable. Spatial resolution, image quality and annotation consistency would be audited as measurement conditions, while missed targets and review workload would be reported separately from recognition accuracy. These design principles define a subsequent image-data study with grouped validation and explicit inspection outcomes.</w:t>
       </w:r>
     </w:p>
     <w:p>
@@ -3047,7 +3047,7 @@
     </w:p>
     <w:p>
       <w:r>
-        <w:t>Matching test records removes most of the apparent random-versus-record-order PR-AUC gap in this experiment, demonstrating why cohort composition must be controlled before attributing a protocol difference to leakage. The paired analysis quantifies the smaller residual gap under explicit dependence assumptions. Fold-local prior correction improves probability error substantially, but negative Brier skill and weak holdout warning counts show that calibration improvement and a ranking score are insufficient evidence of operational readiness. The main contribution is a traceable evaluation workflow linking mine-monitoring data, statistical checks and warning consequences.</w:t>
+        <w:t>Cohort matching changes the interpretation of validation performance in this seismic forecasting study. Holding the test rows fixed removes most of the apparent random-versus-record-order PR-AUC gap and reveals a smaller, model-dependent residual difference. Training-fold prior correction substantially improves the LR probability scale, while fixed-threshold warning counts connect predictions to detected events and inspection workload. The contribution is an auditable workflow that makes test comparability, calibration and warning-policy transfer explicit before a prospective mine trial. It provides a concrete basis for designing mine-monitoring evaluations around the decisions their predictions must support.</w:t>
       </w:r>
     </w:p>
     <w:p>
@@ -3060,7 +3060,7 @@
     </w:p>
     <w:p>
       <w:r>
-        <w:t>Source data are available from UCI [1] and the CSV mirror [2]. The repository contains analysis code, row-level OOF predictions for all five random seeds, paired-bootstrap replicates, provenance hashes, fold audits and generated reports. Run audit_source.py to audit a supplied original ARFF or download it, then run run_experiments.py, the unittest suite and verify_results.py --reports after regenerating Word and PDF. The analysis uses NumPy, pandas and Pillow; Word generation uses python-docx and PDF export uses Microsoft Word on Windows.</w:t>
+        <w:t>Source data are available from UCI [1] and the CSV mirror [2]. The repository contains analysis code, row-level OOF predictions for all five random seeds, paired-bootstrap replicates, provenance hashes, fold audits and generated reports. Reproduction commands and the report-generation workflow are documented in the repository README. The analysis uses NumPy, pandas and Pillow, with all reported comparisons linked to saved predictions and result tables.</w:t>
       </w:r>
     </w:p>
     <w:p>

--- a/report/technical_report.docx
+++ b/report/technical_report.docx
@@ -7,7 +7,7 @@
         <w:pStyle w:val="Title"/>
       </w:pPr>
       <w:r>
-        <w:t>Cohort matched evaluation of seismic bump forecasting for mine warning decisions</w:t>
+        <w:t>Reliable and explainable seismic hazard forecasting for underground mine monitoring</w:t>
       </w:r>
     </w:p>
     <w:p>
@@ -54,7 +54,7 @@
     </w:p>
     <w:p>
       <w:r>
-        <w:t>Seismic warning evaluation must distinguish changes in the test population from changes in model behavior. We present an evaluation workflow that matches test records across validation protocols and connects discrimination, probability calibration and warning counts. On a 2,578-row mirror of the UCI Seismic Bumps dataset, evaluating both protocols on the same 2,063 records reduces the random-versus-record-order PR-AUC gap by 89.7 percent for logistic regression (LR) and 86.9 percent for bagged CART. The residual differences are 0.0114 and 0.0188, with paired moving-block bootstrap 95 percent intervals of [-0.0110, 0.0243] and [0.0064, 0.0323]. Training-fold prior correction reduces LR expected calibration error from 0.2904 to 0.0271 and Brier score from 0.1462 to 0.0439. A holdout evaluation then translates the fixed LR threshold into 8 alerts, 2 detected hazardous shifts and 24 missed hazardous shifts among 774 records. Together, these results establish test-cohort comparability as a prerequisite for interpreting validation gaps and show how calibration and threshold transfer require separate assessment. The gap reduction describes sensitivity to cohort composition; the intervals condition on fixed predictions. The workflow provides traceable evidence for evaluating mine-warning policies before prospective trials.</w:t>
+        <w:t>A common-cohort evaluation links mine-monitoring signals to explainable seismic warning decisions and quantifies the inspection workload those decisions create. Using 2,578 UCI Seismic Bumps mirror records, we assess logistic regression (LR), bagged CART and training-tuned XGBoost on the same 2,063 record-order test rows. Matching the test rows reduces the apparent random-versus-record-order average-precision gap by 89.7 percent for LR and 86.9 percent for CART, demonstrating the importance of evaluation-cohort composition. Training-prior correction improves LR expected calibration error from 0.2904 to 0.0271 and Brier score from 0.1462 to 0.0439. Nine engineering feature combinations assess the information in hazard ratings, geophone signals, seismic activity and shift type. Exact TreeSHAP identifies total seismic energy, low-energy event counts and pulse activity as recurring contributors to XGBoost predictions; importance-rank correlations across four test phases range from 0.712 to 0.941, with changing top-five membership. At training reference budgets of 10 and 20 percent, supplementary holdout XGBoost produces 30 and 81 alerts and detects 3 and 6 of 26 hazardous shifts. The resulting framework connects comparable validation, interpretable monitoring signals and measurable detection-workload tradeoffs. Record order supplies the forecasting proxy, and paired intervals quantify uncertainty conditional on fixed predictions.</w:t>
       </w:r>
     </w:p>
     <w:p>
@@ -65,7 +65,7 @@
         <w:rPr>
           <w:sz w:val="20"/>
         </w:rPr>
-        <w:t>Keywords: mining engineering; seismic hazard; rare-event prediction; test-cohort shift; paired block bootstrap; probability calibration</w:t>
+        <w:t>Keywords: mining engineering; seismic hazard forecasting; engineering feature ablation; TreeSHAP; explanation stability; warning budget</w:t>
       </w:r>
     </w:p>
     <w:p>
@@ -78,17 +78,22 @@
     </w:p>
     <w:p>
       <w:r>
-        <w:t>A mine-warning forecast has value when it supports a timely monitoring or inspection decision. For rare seismic hazards, evaluation must connect a model score to the hazardous shifts it detects and the workload its alerts create. The UCI Seismic Bumps target records an event above 10^4 J in the following shift [1]. This provides a concrete setting for studying early-warning evaluation: hazardous shifts comprise a small fraction of the records, and an always-negative predictor already achieves 93.41 percent accuracy.</w:t>
+        <w:t>Underground mine monitoring combines measurements of rock-mass activity with assessments of dangerous conditions. Forecasts become useful for engineering review when measured signals can be traced through a model to a warning decision and its inspection demands. This requires evidence on the information supplied by each monitoring source, the consistency of its use across operating phases, and the hazardous shifts detected at a defined review workload.</w:t>
       </w:r>
     </w:p>
     <w:p>
       <w:r>
-        <w:t>Validation protocols are central to this assessment. Random splitting and validation along a record sequence admit different training histories [3,4], but they can also evaluate different test populations. A large PR-AUC gap may consequently reflect changes in which shifts are scored alongside changes in prediction behavior. Comparing the protocols on a common cohort makes this overlooked source of variation directly measurable.</w:t>
+        <w:t>The UCI Seismic Bumps data provide a defined next-shift forecasting task: each record summarizes an eight-hour shift, and the target indicates whether the following shift contains a seismic event above 10,000 J [1]. Existing seismic and seismoacoustic hazard ratings appear alongside energy, pulse and event-count measurements. Their coexistence makes the additional predictive information in measured signals testable against the recorded assessments. The target is next-shift high-energy seismic occurrence; confirmed rockburst accidents are outside its label definition.</w:t>
       </w:r>
     </w:p>
     <w:p>
       <w:r>
-        <w:t>We organize the analysis around this common test cohort and extend it to the decisions a warning model must support. The comparison measures how much of the apparent protocol gap changes when the test rows are matched; paired block resampling quantifies the residual difference. Training-fold prior correction then assesses the probability scale, while a fixed-threshold holdout expresses performance as detected events, missed events and alerts. The resulting contribution is an auditable evaluation workflow that links mine-monitoring records to warning consequences. Section 5.3 develops its transfer to UAV and mine-image validation.</w:t>
+        <w:t>Ranking metrics describe how well a model orders hazardous shifts, while engineering evaluation also needs to explain which signals shape that ordering and what a warning rule demands. Validation protocols can change both the training history and the test population [3,4], making a common test cohort essential for interpreting their difference. Model explanations reveal how monitoring inputs contribute to fitted predictions, and frozen thresholds connect those predictions to detection counts and inspection workload.</w:t>
+      </w:r>
+    </w:p>
+    <w:p>
+      <w:r>
+        <w:t>This study integrates these assessments in one reproducible framework. A matched cohort establishes the comparison across three model families; nine prespecified feature combinations separate recorded hazard assessments from geophone, seismic-activity and operational information. Training-prior correction evaluates the probability scale, and exact TreeSHAP traces feature contributions across four test phases. Four fixed training reference budgets then express warning policies as detections, false alerts and missed hazardous shifts. The framework provides an engineering account of what monitoring information contributes, how a predictor uses it and what its warnings require.</w:t>
       </w:r>
     </w:p>
     <w:p>
@@ -96,7 +101,7 @@
         <w:pStyle w:val="Heading1"/>
       </w:pPr>
       <w:r>
-        <w:t>2 Data provenance and engineering scope</w:t>
+        <w:t>2 Data and engineering feature hypotheses</w:t>
       </w:r>
     </w:p>
     <w:p>
@@ -104,12 +109,30 @@
         <w:pStyle w:val="Heading2"/>
       </w:pPr>
       <w:r>
-        <w:t>2.1 Original dataset and mirror</w:t>
+        <w:t>2.1 Dataset and provenance</w:t>
       </w:r>
     </w:p>
     <w:p>
       <w:r>
-        <w:t>The original UCI file has 2584 shifts from two Polish mine longwalls [1]. The CSV mirror documents removal of repeated rows [2]. A direct comparison of the downloaded ARFF and the local CSV confirms that keeping the first occurrence of each complete row reproduces all 2578 mirror rows in the same order. The six removed rows are exact duplicates and all have class 0; all 170 positive rows remain. Table 1 records the original one-based row IDs. File hashes, complete duplicate contents and the mirror-to-original row mapping are saved in source_audit.json, source_duplicates.csv and source_row_mapping.csv.</w:t>
+        <w:t>The original UCI dataset contains 2,584 records from two longwalls of a Polish coal mine, with 170 positive target records [1]. The positive count refers to labelled shift records, rather than a catalogue of 170 independently identified seismic events. The CSV mirror retains 2,578 records [2]. A direct ARFF-to-CSV audit confirms first-occurrence deduplication without reordering: six excluded original rows, 90, 91, 973, 974, 1018 and 1019, are exact duplicate negatives. All positive records remain. The retained original row IDs are 88, 89, 971, 972, 1016 and 1017, respectively.</w:t>
+      </w:r>
+    </w:p>
+    <w:p>
+      <w:r>
+        <w:t>Row order is used as the temporal proxy because explicit timestamps and longwall identifiers are absent. The initial training block contains 15.92 percent positive records, compared with 6.98, 1.94, 4.65, 3.49 percent in the four subsequent test phases. Exact phase counts and prevalence are provided in Table 6. The full dataset prevalence is 6.59 percent, whereas the common test cohort has 88 positives among 2,063 records, or 4.27 percent. These differences motivate both matched evaluation and phase-specific analysis.</w:t>
+      </w:r>
+    </w:p>
+    <w:p>
+      <w:pPr>
+        <w:pStyle w:val="Heading2"/>
+      </w:pPr>
+      <w:r>
+        <w:t>2.2 Engineering feature groups</w:t>
+      </w:r>
+    </w:p>
+    <w:p>
+      <w:r>
+        <w:t>Table 1 partitions the existing 17-column design into four engineering groups. The three hazard-rating variables encode recorded assessments, while the geophone and seismic-activity groups contain monitoring measurements. Shift type describes preparation or coal-getting activity. These groups define comparisons between existing hazard assessments and the measured signals available to a forecasting model.</w:t>
       </w:r>
     </w:p>
     <w:p>
@@ -118,7 +141,7 @@
         <w:keepNext/>
       </w:pPr>
       <w:r>
-        <w:t>Table 1. Exact duplicate rows excluded by the mirror; row IDs refer to the original UCI data records, excluding the ARFF header.</w:t>
+        <w:t>Table 1. Engineering feature groups and the predictive hypotheses examined.</w:t>
       </w:r>
     </w:p>
     <w:tbl>
@@ -129,9 +152,9 @@
         <w:tblLook w:firstColumn="1" w:firstRow="1" w:lastColumn="0" w:lastRow="0" w:noHBand="0" w:noVBand="1" w:val="04A0"/>
       </w:tblPr>
       <w:tblGrid>
-        <w:gridCol w:w="2674"/>
-        <w:gridCol w:w="4011"/>
-        <w:gridCol w:w="2674"/>
+        <w:gridCol w:w="3120"/>
+        <w:gridCol w:w="3120"/>
+        <w:gridCol w:w="3120"/>
       </w:tblGrid>
       <w:tr>
         <w:trPr>
@@ -140,7 +163,7 @@
         </w:trPr>
         <w:tc>
           <w:tcPr>
-            <w:tcW w:type="dxa" w:w="2674"/>
+            <w:tcW w:type="dxa" w:w="3120"/>
             <w:vAlign w:val="center"/>
             <w:tcBorders>
               <w:top w:val="single" w:sz="4" w:color="D9D9D9"/>
@@ -161,13 +184,13 @@
                 <w:b/>
                 <w:sz w:val="19"/>
               </w:rPr>
-              <w:t>Removed row</w:t>
+              <w:t>Group</w:t>
             </w:r>
           </w:p>
         </w:tc>
         <w:tc>
           <w:tcPr>
-            <w:tcW w:type="dxa" w:w="4011"/>
+            <w:tcW w:type="dxa" w:w="3120"/>
             <w:vAlign w:val="center"/>
             <w:tcBorders>
               <w:top w:val="single" w:sz="4" w:color="D9D9D9"/>
@@ -188,13 +211,13 @@
                 <w:b/>
                 <w:sz w:val="19"/>
               </w:rPr>
-              <w:t>Retained first row</w:t>
+              <w:t>Variables</w:t>
             </w:r>
           </w:p>
         </w:tc>
         <w:tc>
           <w:tcPr>
-            <w:tcW w:type="dxa" w:w="2674"/>
+            <w:tcW w:type="dxa" w:w="3120"/>
             <w:vAlign w:val="center"/>
             <w:tcBorders>
               <w:top w:val="single" w:sz="4" w:color="D9D9D9"/>
@@ -215,7 +238,7 @@
                 <w:b/>
                 <w:sz w:val="19"/>
               </w:rPr>
-              <w:t>Target class</w:t>
+              <w:t>Question</w:t>
             </w:r>
           </w:p>
         </w:tc>
@@ -226,7 +249,7 @@
         </w:trPr>
         <w:tc>
           <w:tcPr>
-            <w:tcW w:type="dxa" w:w="2674"/>
+            <w:tcW w:type="dxa" w:w="3120"/>
             <w:vAlign w:val="center"/>
             <w:tcBorders>
               <w:top w:val="single" w:sz="4" w:color="D9D9D9"/>
@@ -246,13 +269,13 @@
                 <w:b w:val="0"/>
                 <w:sz w:val="19"/>
               </w:rPr>
-              <w:t>90</w:t>
+              <w:t>Hazard ratings</w:t>
             </w:r>
           </w:p>
         </w:tc>
         <w:tc>
           <w:tcPr>
-            <w:tcW w:type="dxa" w:w="4011"/>
+            <w:tcW w:type="dxa" w:w="3120"/>
             <w:vAlign w:val="center"/>
             <w:tcBorders>
               <w:top w:val="single" w:sz="4" w:color="D9D9D9"/>
@@ -272,13 +295,13 @@
                 <w:b w:val="0"/>
                 <w:sz w:val="19"/>
               </w:rPr>
-              <w:t>88</w:t>
+              <w:t>seismic, seismoacoustic, ghazard</w:t>
             </w:r>
           </w:p>
         </w:tc>
         <w:tc>
           <w:tcPr>
-            <w:tcW w:type="dxa" w:w="2674"/>
+            <w:tcW w:type="dxa" w:w="3120"/>
             <w:vAlign w:val="center"/>
             <w:tcBorders>
               <w:top w:val="single" w:sz="4" w:color="D9D9D9"/>
@@ -298,7 +321,7 @@
                 <w:b w:val="0"/>
                 <w:sz w:val="19"/>
               </w:rPr>
-              <w:t>0</w:t>
+              <w:t>How much information is already represented by recorded assessments?</w:t>
             </w:r>
           </w:p>
         </w:tc>
@@ -309,7 +332,7 @@
         </w:trPr>
         <w:tc>
           <w:tcPr>
-            <w:tcW w:type="dxa" w:w="2674"/>
+            <w:tcW w:type="dxa" w:w="3120"/>
             <w:vAlign w:val="center"/>
             <w:tcBorders>
               <w:top w:val="single" w:sz="4" w:color="D9D9D9"/>
@@ -329,13 +352,13 @@
                 <w:b w:val="0"/>
                 <w:sz w:val="19"/>
               </w:rPr>
-              <w:t>91</w:t>
+              <w:t>Geophone</w:t>
             </w:r>
           </w:p>
         </w:tc>
         <w:tc>
           <w:tcPr>
-            <w:tcW w:type="dxa" w:w="4011"/>
+            <w:tcW w:type="dxa" w:w="3120"/>
             <w:vAlign w:val="center"/>
             <w:tcBorders>
               <w:top w:val="single" w:sz="4" w:color="D9D9D9"/>
@@ -355,13 +378,13 @@
                 <w:b w:val="0"/>
                 <w:sz w:val="19"/>
               </w:rPr>
-              <w:t>89</w:t>
+              <w:t>genergy, gpuls, gdenergy, gdpuls</w:t>
             </w:r>
           </w:p>
         </w:tc>
         <w:tc>
           <w:tcPr>
-            <w:tcW w:type="dxa" w:w="2674"/>
+            <w:tcW w:type="dxa" w:w="3120"/>
             <w:vAlign w:val="center"/>
             <w:tcBorders>
               <w:top w:val="single" w:sz="4" w:color="D9D9D9"/>
@@ -381,7 +404,7 @@
                 <w:b w:val="0"/>
                 <w:sz w:val="19"/>
               </w:rPr>
-              <w:t>0</w:t>
+              <w:t>Do energy, pulse activity and deviations add information beyond ratings?</w:t>
             </w:r>
           </w:p>
         </w:tc>
@@ -392,7 +415,7 @@
         </w:trPr>
         <w:tc>
           <w:tcPr>
-            <w:tcW w:type="dxa" w:w="2674"/>
+            <w:tcW w:type="dxa" w:w="3120"/>
             <w:vAlign w:val="center"/>
             <w:tcBorders>
               <w:top w:val="single" w:sz="4" w:color="D9D9D9"/>
@@ -412,13 +435,13 @@
                 <w:b w:val="0"/>
                 <w:sz w:val="19"/>
               </w:rPr>
-              <w:t>973</w:t>
+              <w:t>Seismic activity</w:t>
             </w:r>
           </w:p>
         </w:tc>
         <w:tc>
           <w:tcPr>
-            <w:tcW w:type="dxa" w:w="4011"/>
+            <w:tcW w:type="dxa" w:w="3120"/>
             <w:vAlign w:val="center"/>
             <w:tcBorders>
               <w:top w:val="single" w:sz="4" w:color="D9D9D9"/>
@@ -438,13 +461,13 @@
                 <w:b w:val="0"/>
                 <w:sz w:val="19"/>
               </w:rPr>
-              <w:t>971</w:t>
+              <w:t>nbumps2 to nbumps89, energy, maxenergy</w:t>
             </w:r>
           </w:p>
         </w:tc>
         <w:tc>
           <w:tcPr>
-            <w:tcW w:type="dxa" w:w="2674"/>
+            <w:tcW w:type="dxa" w:w="3120"/>
             <w:vAlign w:val="center"/>
             <w:tcBorders>
               <w:top w:val="single" w:sz="4" w:color="D9D9D9"/>
@@ -464,7 +487,7 @@
                 <w:b w:val="0"/>
                 <w:sz w:val="19"/>
               </w:rPr>
-              <w:t>0</w:t>
+              <w:t>Do event counts by energy band and released-energy measures add information?</w:t>
             </w:r>
           </w:p>
         </w:tc>
@@ -475,173 +498,7 @@
         </w:trPr>
         <w:tc>
           <w:tcPr>
-            <w:tcW w:type="dxa" w:w="2674"/>
-            <w:vAlign w:val="center"/>
-            <w:tcBorders>
-              <w:top w:val="single" w:sz="4" w:color="D9D9D9"/>
-              <w:left w:val="single" w:sz="4" w:color="D9D9D9"/>
-              <w:bottom w:val="single" w:sz="4" w:color="D9D9D9"/>
-              <w:right w:val="single" w:sz="4" w:color="D9D9D9"/>
-            </w:tcBorders>
-          </w:tcPr>
-          <w:p>
-            <w:pPr>
-              <w:keepNext/>
-              <w:spacing w:before="80" w:after="80"/>
-              <w:jc w:val="center"/>
-            </w:pPr>
-            <w:r>
-              <w:rPr>
-                <w:b w:val="0"/>
-                <w:sz w:val="19"/>
-              </w:rPr>
-              <w:t>974</w:t>
-            </w:r>
-          </w:p>
-        </w:tc>
-        <w:tc>
-          <w:tcPr>
-            <w:tcW w:type="dxa" w:w="4011"/>
-            <w:vAlign w:val="center"/>
-            <w:tcBorders>
-              <w:top w:val="single" w:sz="4" w:color="D9D9D9"/>
-              <w:left w:val="single" w:sz="4" w:color="D9D9D9"/>
-              <w:bottom w:val="single" w:sz="4" w:color="D9D9D9"/>
-              <w:right w:val="single" w:sz="4" w:color="D9D9D9"/>
-            </w:tcBorders>
-          </w:tcPr>
-          <w:p>
-            <w:pPr>
-              <w:keepNext/>
-              <w:spacing w:before="80" w:after="80"/>
-              <w:jc w:val="center"/>
-            </w:pPr>
-            <w:r>
-              <w:rPr>
-                <w:b w:val="0"/>
-                <w:sz w:val="19"/>
-              </w:rPr>
-              <w:t>972</w:t>
-            </w:r>
-          </w:p>
-        </w:tc>
-        <w:tc>
-          <w:tcPr>
-            <w:tcW w:type="dxa" w:w="2674"/>
-            <w:vAlign w:val="center"/>
-            <w:tcBorders>
-              <w:top w:val="single" w:sz="4" w:color="D9D9D9"/>
-              <w:left w:val="single" w:sz="4" w:color="D9D9D9"/>
-              <w:bottom w:val="single" w:sz="4" w:color="D9D9D9"/>
-              <w:right w:val="single" w:sz="4" w:color="D9D9D9"/>
-            </w:tcBorders>
-          </w:tcPr>
-          <w:p>
-            <w:pPr>
-              <w:keepNext/>
-              <w:spacing w:before="80" w:after="80"/>
-              <w:jc w:val="center"/>
-            </w:pPr>
-            <w:r>
-              <w:rPr>
-                <w:b w:val="0"/>
-                <w:sz w:val="19"/>
-              </w:rPr>
-              <w:t>0</w:t>
-            </w:r>
-          </w:p>
-        </w:tc>
-      </w:tr>
-      <w:tr>
-        <w:trPr>
-          <w:cantSplit/>
-        </w:trPr>
-        <w:tc>
-          <w:tcPr>
-            <w:tcW w:type="dxa" w:w="2674"/>
-            <w:vAlign w:val="center"/>
-            <w:tcBorders>
-              <w:top w:val="single" w:sz="4" w:color="D9D9D9"/>
-              <w:left w:val="single" w:sz="4" w:color="D9D9D9"/>
-              <w:bottom w:val="single" w:sz="4" w:color="D9D9D9"/>
-              <w:right w:val="single" w:sz="4" w:color="D9D9D9"/>
-            </w:tcBorders>
-          </w:tcPr>
-          <w:p>
-            <w:pPr>
-              <w:keepNext/>
-              <w:spacing w:before="80" w:after="80"/>
-              <w:jc w:val="center"/>
-            </w:pPr>
-            <w:r>
-              <w:rPr>
-                <w:b w:val="0"/>
-                <w:sz w:val="19"/>
-              </w:rPr>
-              <w:t>1018</w:t>
-            </w:r>
-          </w:p>
-        </w:tc>
-        <w:tc>
-          <w:tcPr>
-            <w:tcW w:type="dxa" w:w="4011"/>
-            <w:vAlign w:val="center"/>
-            <w:tcBorders>
-              <w:top w:val="single" w:sz="4" w:color="D9D9D9"/>
-              <w:left w:val="single" w:sz="4" w:color="D9D9D9"/>
-              <w:bottom w:val="single" w:sz="4" w:color="D9D9D9"/>
-              <w:right w:val="single" w:sz="4" w:color="D9D9D9"/>
-            </w:tcBorders>
-          </w:tcPr>
-          <w:p>
-            <w:pPr>
-              <w:keepNext/>
-              <w:spacing w:before="80" w:after="80"/>
-              <w:jc w:val="center"/>
-            </w:pPr>
-            <w:r>
-              <w:rPr>
-                <w:b w:val="0"/>
-                <w:sz w:val="19"/>
-              </w:rPr>
-              <w:t>1016</w:t>
-            </w:r>
-          </w:p>
-        </w:tc>
-        <w:tc>
-          <w:tcPr>
-            <w:tcW w:type="dxa" w:w="2674"/>
-            <w:vAlign w:val="center"/>
-            <w:tcBorders>
-              <w:top w:val="single" w:sz="4" w:color="D9D9D9"/>
-              <w:left w:val="single" w:sz="4" w:color="D9D9D9"/>
-              <w:bottom w:val="single" w:sz="4" w:color="D9D9D9"/>
-              <w:right w:val="single" w:sz="4" w:color="D9D9D9"/>
-            </w:tcBorders>
-          </w:tcPr>
-          <w:p>
-            <w:pPr>
-              <w:keepNext/>
-              <w:spacing w:before="80" w:after="80"/>
-              <w:jc w:val="center"/>
-            </w:pPr>
-            <w:r>
-              <w:rPr>
-                <w:b w:val="0"/>
-                <w:sz w:val="19"/>
-              </w:rPr>
-              <w:t>0</w:t>
-            </w:r>
-          </w:p>
-        </w:tc>
-      </w:tr>
-      <w:tr>
-        <w:trPr>
-          <w:cantSplit/>
-        </w:trPr>
-        <w:tc>
-          <w:tcPr>
-            <w:tcW w:type="dxa" w:w="2674"/>
+            <w:tcW w:type="dxa" w:w="3120"/>
             <w:vAlign w:val="center"/>
             <w:tcBorders>
               <w:top w:val="single" w:sz="4" w:color="D9D9D9"/>
@@ -661,13 +518,13 @@
                 <w:b w:val="0"/>
                 <w:sz w:val="19"/>
               </w:rPr>
-              <w:t>1019</w:t>
+              <w:t>Operation</w:t>
             </w:r>
           </w:p>
         </w:tc>
         <w:tc>
           <w:tcPr>
-            <w:tcW w:type="dxa" w:w="4011"/>
+            <w:tcW w:type="dxa" w:w="3120"/>
             <w:vAlign w:val="center"/>
             <w:tcBorders>
               <w:top w:val="single" w:sz="4" w:color="D9D9D9"/>
@@ -687,13 +544,13 @@
                 <w:b w:val="0"/>
                 <w:sz w:val="19"/>
               </w:rPr>
-              <w:t>1017</w:t>
+              <w:t>shift</w:t>
             </w:r>
           </w:p>
         </w:tc>
         <w:tc>
           <w:tcPr>
-            <w:tcW w:type="dxa" w:w="2674"/>
+            <w:tcW w:type="dxa" w:w="3120"/>
             <w:vAlign w:val="center"/>
             <w:tcBorders>
               <w:top w:val="single" w:sz="4" w:color="D9D9D9"/>
@@ -713,7 +570,7 @@
                 <w:b w:val="0"/>
                 <w:sz w:val="19"/>
               </w:rPr>
-              <w:t>0</w:t>
+              <w:t>Does shift type provide predictive context?</w:t>
             </w:r>
           </w:p>
         </w:tc>
@@ -726,74 +583,7 @@
     </w:p>
     <w:p>
       <w:r>
-        <w:t>The analysis uses this audited mirror throughout. Its version is reported explicitly so that comparisons can distinguish the 2,578-row cohort from published evaluations of the 2,584-row original. Row order serves as the temporal proxy; the file supplies no explicit timestamps or longwall identifiers.</w:t>
-      </w:r>
-    </w:p>
-    <w:p>
-      <w:pPr>
-        <w:pStyle w:val="Heading2"/>
-      </w:pPr>
-      <w:r>
-        <w:t>2.2 Predictors and target</w:t>
-      </w:r>
-    </w:p>
-    <w:p>
-      <w:r>
-        <w:t>Each record summarizes one eight-hour shift. Predictor groups include mine hazard assessments, geophone energy and pulse measures, deviations from preceding-shift reference levels, bump counts by energy range, and total or maximum bump energy [1]. The target refers to the following shift. This measurement-to-target timing is essential when reconstructing a field prediction task. Ordinal categorical encoding and removal of total nbumps leave 17 input columns. Three retained bump-count columns are constant; constant-safe scaling and L2 regularization accommodate the resulting rank deficiency.</w:t>
-      </w:r>
-    </w:p>
-    <w:p>
-      <w:r>
-        <w:t>The first record-order block has a much larger positive proportion than later blocks (Figure 1). Random validation covers all 2,578 rows with prevalence 0.0659; the common later test cohort contains 88 positives among 2,063 rows, prevalence 0.0427. These are different evaluation populations, even when the underlying model family is unchanged.</w:t>
-      </w:r>
-    </w:p>
-    <w:p>
-      <w:pPr>
-        <w:keepNext/>
-        <w:jc w:val="center"/>
-      </w:pPr>
-      <w:r>
-        <w:drawing>
-          <wp:inline xmlns:a="http://schemas.openxmlformats.org/drawingml/2006/main" xmlns:pic="http://schemas.openxmlformats.org/drawingml/2006/picture">
-            <wp:extent cx="4846320" cy="2258878"/>
-            <wp:docPr id="1" name="Picture 1"/>
-            <wp:cNvGraphicFramePr>
-              <a:graphicFrameLocks noChangeAspect="1"/>
-            </wp:cNvGraphicFramePr>
-            <a:graphic>
-              <a:graphicData uri="http://schemas.openxmlformats.org/drawingml/2006/picture">
-                <pic:pic>
-                  <pic:nvPicPr>
-                    <pic:cNvPr id="0" name="prevalence_drift.png"/>
-                    <pic:cNvPicPr/>
-                  </pic:nvPicPr>
-                  <pic:blipFill>
-                    <a:blip r:embed="rId9"/>
-                    <a:stretch>
-                      <a:fillRect/>
-                    </a:stretch>
-                  </pic:blipFill>
-                  <pic:spPr>
-                    <a:xfrm>
-                      <a:off x="0" y="0"/>
-                      <a:ext cx="4846320" cy="2258878"/>
-                    </a:xfrm>
-                    <a:prstGeom prst="rect"/>
-                  </pic:spPr>
-                </pic:pic>
-              </a:graphicData>
-            </a:graphic>
-          </wp:inline>
-        </w:drawing>
-      </w:r>
-    </w:p>
-    <w:p>
-      <w:pPr>
-        <w:pStyle w:val="Caption"/>
-        <w:jc w:val="both"/>
-      </w:pPr>
-      <w:r>
-        <w:t>Figure 1. Hazard prevalence in five consecutive record blocks; row order is a proxy rather than verified clock time.</w:t>
+        <w:t>Categorical fields retain the existing ordinal encoding. The total count nbumps is excluded because it is the sum of the energy-band counts; constant energy-band columns remain in the audited design. LR uses constant-safe training standardization and L2 regularization. The design uses the supplied shift summaries; constructing cross-shift lag features would require known longwall continuity.</w:t>
       </w:r>
     </w:p>
     <w:p>
@@ -809,17 +599,27 @@
         <w:pStyle w:val="Heading2"/>
       </w:pPr>
       <w:r>
-        <w:t>3.1 Models and validation protocols</w:t>
+        <w:t>3.1 Common test cohort and model comparison</w:t>
       </w:r>
     </w:p>
     <w:p>
       <w:r>
-        <w:t>LR uses IRLS, L2 penalty 1.0, an unpenalized intercept and balanced class weights. Scaling is fitted on training rows only. The tree baseline uses 60 ordinary bootstrap CART trees, depth 6 and at least 20 observations per leaf, with unweighted Gini impurity and unweighted leaf probabilities. Hyperparameters are fixed across protocols, providing a controlled comparison of evaluation behavior for linear and nonlinear predictors.</w:t>
+        <w:t>Record-order evaluation divides the mirror into five consecutive blocks. Four expanding-window fits train on earlier blocks and predict the next block; the first block supplies training only. Every model and feature combination therefore evaluates the same 2,063 rows. A supplementary holdout trains on the first 70 percent and evaluates the last 774 records, containing 26 positive targets. This holdout was inspected in the earlier project, so it is reported as descriptive supplementary evidence and is not used to select a feature set, model or budget.</w:t>
       </w:r>
     </w:p>
     <w:p>
       <w:r>
-        <w:t>Random stratified validation has ten folds and five seeds, 0 to 4. Every aggregate random metric is the mean of the five seed-specific metrics. Record-order validation divides the mirror into five consecutive blocks; four expanding windows train on earlier blocks and test the next one. The first block is training only. The final holdout trains on the first 70 percent and tests the last 774 rows. All test rows, including all-negative blocks, are retained. ROC-AUC is undefined for a single-class cohort; PR-AUC here means non-interpolated average precision, with ties grouped before integration.</w:t>
+        <w:t>LR retains L2 penalty 1.0, an unpenalized intercept and balanced class weights. Bagged CART retains 60 ordinary bootstrap trees, maximum depth 6, minimum leaf size 20, unweighted Gini and forest seed 7. XGBoost uses unweighted binary logistic loss and histogram trees, learning rate 0.05, minimum child weight 10 and L2 penalty 5.0, with full row and column sampling, seed 7 and two CPU threads [6]. Its fixed candidate grid combines depth 2 or 3 with 80 or 160 boosting rounds.</w:t>
+      </w:r>
+    </w:p>
+    <w:p>
+      <w:r>
+        <w:t>Each XGBoost search uses only its supplied training rows: the final 20 percent forms an inner reference, and candidates are fitted on the preceding 80 percent. Selection maximizes tied-score average precision (AP), with negative Brier score as the predefined fallback for a zero-positive reference; the first grid entry wins exact ties. The selected model is refitted on the entire supplied training set. Threshold-reference models conduct their own search within the earlier inner-fit prefix. For feature ablations, full-feature training selects parameters once per fold and the same choices are used for all nine feature combinations.</w:t>
+      </w:r>
+    </w:p>
+    <w:p>
+      <w:r>
+        <w:t>The random protocol uses ten stratified folds and five seeds, 0 to 4. XGBoost selects parameters through a stratified inner split within each outer training fold. Random predictions are restricted to the record-order test cohort before calculating comparative metrics. Reported random AP is the mean of five seed-specific AP values, rather than AP after averaging scores. LR and CART retain fixed settings; XGBoost is training-tuned. Comparisons characterize these stated workflows rather than equally extensive searches for every model.</w:t>
       </w:r>
     </w:p>
     <w:p>
@@ -827,17 +627,22 @@
         <w:pStyle w:val="Heading2"/>
       </w:pPr>
       <w:r>
-        <w:t>3.2 Common test cohort and paired uncertainty</w:t>
+        <w:t>3.2 Feature comparisons and conditional uncertainty</w:t>
       </w:r>
     </w:p>
     <w:p>
       <w:r>
-        <w:t>Random predictions for each seed are restricted to the exact 2,063 rows covered by record-order validation. The reported difference is the mean random average precision across five seeds minus the temporal average precision. The aggregation averages seed-specific metrics. Seeds describe sensitivity to fold assignment rather than independent sampling of mine populations.</w:t>
+        <w:t>The prespecified feature sets are the full design, each group alone and the design with each group removed. They are all reported, without choosing a final feature set from test outcomes. The full-versus-ratings-only contrast addresses the additional predictive information in monitoring measurements and shift type. Group-removal contrasts assess predictive dependence on information groups in the presence of correlated alternatives.</w:t>
       </w:r>
     </w:p>
     <w:p>
       <w:r>
-        <w:t>The primary interval uses 2,000 paired moving-block bootstrap replicates, block length 32 records and fixed random generator seed 20261002. For every replicate, contiguous blocks are sampled with replacement separately within each of the four temporal test phases, preserving each phase size; the final block is truncated. The identical sampled row indices are applied to labels, all five random prediction vectors and the temporal vector. The statistic is recomputed on each resampled cohort, and its 2.5th and 97.5th percentiles form a conditional interval. Block lengths 16 and 64, plus phase-stratified paired IID resampling, are sensitivity checks. Resampling contiguous records preserves local dependence within blocks [5]. Models remain fixed during resampling, so the intervals describe test-cohort uncertainty conditional on the saved predictions. Section 5.2 sets out the scope of this analysis.</w:t>
+        <w:t>AP is the main ranking measure and groups tied scores before integration. ROC-AUC, Brier score and ten-quantile-bin expected calibration error (ECE) provide complementary discrimination and probability assessments. LR probability assessment uses each outer training fold's unweighted prior to correct its balanced-weight output; CART and XGBoost are assessed as fitted. No test-label prior is used in forecasting or calibration.</w:t>
+      </w:r>
+    </w:p>
+    <w:p>
+      <w:r>
+        <w:t>Paired moving-block intervals use 2,000 replicates, block length 32 and RNG seed 20261002. Contiguous blocks are sampled separately within each test phase, preserving phase sizes and applying identical sampled rows to every compared score vector. Intervals are the 2.5th and 97.5th percentiles of paired AP differences and condition on fixed predictions. Random-protocol differences average the five seed-specific AP values within each replicate. The earlier LR/CART protocol analysis also checks lengths 16 and 64. The intervals are descriptive, unadjusted for multiple feature contrasts, and exclude model-refit and parameter-selection uncertainty [5].</w:t>
       </w:r>
     </w:p>
     <w:p>
@@ -845,22 +650,40 @@
         <w:pStyle w:val="Heading2"/>
       </w:pPr>
       <w:r>
-        <w:t>3.3 Warning thresholds and probability correction</w:t>
+        <w:t>3.3 Explanations and phase stability</w:t>
       </w:r>
     </w:p>
     <w:p>
       <w:r>
-        <w:t>Each outer training fold has an inner split: temporal folds reserve the latest 20 percent of training rows, while random folds reserve 20 percent within each class. An inner model scores these reference rows; its own training prevalence sets a reference alert budget. The boundary score and all its ties are excluded together so the reference count cannot exceed the integer budget. The outer model is refitted on its full training fold and evaluated using that fixed numerical threshold. Threshold selection is completed within training; the realized test alert rate is then measured as an outcome. The prevalence-based budget defines a reference operating point for studying threshold transfer.</w:t>
+        <w:t>Full-feature XGBoost models explain their own outer-test predictions through native exact TreeSHAP, using the training-derived leaf covers as the tree-path-dependent reference [7,8]. Each row has 17 feature contributions and a bias term. Their sum reconstructs the raw log-odds margin; applying the logistic function reconstructs the predicted probability. Contributions are additive on the model's log-odds scale and describe fitted predictive associations.</w:t>
       </w:r>
     </w:p>
     <w:p>
       <w:r>
-        <w:t>For balanced-weight LR, a log-odds offset converts the effective training prior of 0.5 to each outer training fold's unweighted positive proportion. The transformation is applied fold by fold before pooling calibration predictions. CART is unweighted and receives no such correction. A correction with one fixed prior is monotone and preserves rankings within that fold; different corrections across folds can change the pooled ordering. The discrimination tables retain raw scores, separating the assessment of probability scale from the assessment of ranking.</w:t>
+        <w:t>Global importance is mean absolute contribution on the common test cohort. Each phase also has its own importance ranks. Pairwise Spearman correlations compare the ranks of all 17 features, with average ranks for ties; top-five Jaccard overlap measures agreement in leading features. A fixed feature-name order resolves ties at the top-five boundary. Value-contribution Spearman associations and scatter plots describe how observed values relate to contributions. Together, the rank and overlap measures characterize recurring feature use and changes among leading inputs.</w:t>
       </w:r>
     </w:p>
     <w:p>
       <w:r>
-        <w:t>Calibration uses Brier score, expected calibration error (ECE), maximum calibration error and reliability diagrams. Ten quantile bins are requested; repeated edges are merged and tied scores remain together. Reliability diagrams and Brier error complement the bin-dependent ECE. Brier skill uses an evaluation-prevalence constant predictor as a retrospective oracle reference.</w:t>
+        <w:t>Illustrative cases use the earliest record in each true-positive, false-positive and false-negative category under the predeclared 10 percent training reference budget. Case selection is a post-evaluation explanation step, independent of model and threshold selection.</w:t>
+      </w:r>
+    </w:p>
+    <w:p>
+      <w:pPr>
+        <w:pStyle w:val="Heading2"/>
+      </w:pPr>
+      <w:r>
+        <w:t>3.4 Training reference budgets and warning outcomes</w:t>
+      </w:r>
+    </w:p>
+    <w:p>
+      <w:r>
+        <w:t>The reference budgets are fixed at 1, 5, 10 and 20 percent. For each outer fold, an inner model predicts the last 20 percent of the training history. The threshold excludes the boundary score and all tied scores together, so at most floor(reference size times budget) reference records are flagged. After outer refitting, the numerical threshold is frozen and evaluated on future test records. All budgets use the same model scores; no test labels enter threshold selection.</w:t>
+      </w:r>
+    </w:p>
+    <w:p>
+      <w:r>
+        <w:t>Reference budgets are experimental workload scenarios, not established operating limits for a mine. The future actual alert rate is measured separately because refitting and changing score distributions can alter it. Warning outcomes include true detections, false alerts, missed hazardous shifts, precision and recall. The target and available labels measure shift-level detections, not event counts, spatial warning coverage or avoided accidents.</w:t>
       </w:r>
     </w:p>
     <w:p>
@@ -868,7 +691,7 @@
         <w:pStyle w:val="Heading1"/>
       </w:pPr>
       <w:r>
-        <w:t>4 Results</w:t>
+        <w:t>4 Predictive contribution of monitoring information</w:t>
       </w:r>
     </w:p>
     <w:p>
@@ -876,12 +699,12 @@
         <w:pStyle w:val="Heading2"/>
       </w:pPr>
       <w:r>
-        <w:t>4.1 Test cohort matching reduces the apparent validation gap</w:t>
+        <w:t>4.1 Cohort sensitivity and matched model comparison</w:t>
       </w:r>
     </w:p>
     <w:p>
       <w:r>
-        <w:t>Matching the test records reduces the absolute PR-AUC gap by 89.7 percent for LR and 86.9 percent for CART (Table 2). The random-model fits and predictions remain unchanged; their evaluation is restricted to the rows covered by record-order validation. The large reduction therefore demonstrates how strongly the apparent protocol gap depends on test composition, including prevalence and record difficulty.</w:t>
+        <w:t>Table 2 compares validation protocols on identical test records. Full-feature XGBoost record-order AP is 0.0862, compared with 0.0838 for LR and 0.0784 for CART. The XGBoost-minus-LR paired difference is 0.0024 with interval [-0.0290, 0.0291], and the XGBoost-minus-CART difference is 0.0079 with interval [-0.0019, 0.0267]. These paired comparisons establish the model context for the monitoring-information and warning-policy analyses below.</w:t>
       </w:r>
     </w:p>
     <w:p>
@@ -890,7 +713,7 @@
         <w:keepNext/>
       </w:pPr>
       <w:r>
-        <w:t>Table 2. Absolute random-minus-record-order PR-AUC gaps before and after matching test rows; reduction is descriptive.</w:t>
+        <w:t>Table 2. AP on identical 2,063 test rows and paired random-minus-record-order intervals; random values average five seeds.</w:t>
       </w:r>
     </w:p>
     <w:tbl>
@@ -901,10 +724,11 @@
         <w:tblLook w:firstColumn="1" w:firstRow="1" w:lastColumn="0" w:lastRow="0" w:noHBand="0" w:noVBand="1" w:val="04A0"/>
       </w:tblPr>
       <w:tblGrid>
-        <w:gridCol w:w="1394"/>
-        <w:gridCol w:w="3319"/>
-        <w:gridCol w:w="2489"/>
-        <w:gridCol w:w="2157"/>
+        <w:gridCol w:w="1682"/>
+        <w:gridCol w:w="1462"/>
+        <w:gridCol w:w="1828"/>
+        <w:gridCol w:w="1462"/>
+        <w:gridCol w:w="2925"/>
       </w:tblGrid>
       <w:tr>
         <w:trPr>
@@ -913,7 +737,7 @@
         </w:trPr>
         <w:tc>
           <w:tcPr>
-            <w:tcW w:type="dxa" w:w="1394"/>
+            <w:tcW w:type="dxa" w:w="1682"/>
             <w:vAlign w:val="center"/>
             <w:tcBorders>
               <w:top w:val="single" w:sz="4" w:color="D9D9D9"/>
@@ -940,7 +764,7 @@
         </w:tc>
         <w:tc>
           <w:tcPr>
-            <w:tcW w:type="dxa" w:w="3319"/>
+            <w:tcW w:type="dxa" w:w="1462"/>
             <w:vAlign w:val="center"/>
             <w:tcBorders>
               <w:top w:val="single" w:sz="4" w:color="D9D9D9"/>
@@ -961,374 +785,13 @@
                 <w:b/>
                 <w:sz w:val="19"/>
               </w:rPr>
-              <w:t>Different-cohort gap</w:t>
+              <w:t>Random AP</w:t>
             </w:r>
           </w:p>
         </w:tc>
         <w:tc>
           <w:tcPr>
-            <w:tcW w:type="dxa" w:w="2489"/>
-            <w:vAlign w:val="center"/>
-            <w:tcBorders>
-              <w:top w:val="single" w:sz="4" w:color="D9D9D9"/>
-              <w:left w:val="single" w:sz="4" w:color="D9D9D9"/>
-              <w:bottom w:val="single" w:sz="4" w:color="D9D9D9"/>
-              <w:right w:val="single" w:sz="4" w:color="D9D9D9"/>
-            </w:tcBorders>
-            <w:shd w:fill="F2F2F2"/>
-          </w:tcPr>
-          <w:p>
-            <w:pPr>
-              <w:keepNext/>
-              <w:spacing w:before="80" w:after="80"/>
-              <w:jc w:val="center"/>
-            </w:pPr>
-            <w:r>
-              <w:rPr>
-                <w:b/>
-                <w:sz w:val="19"/>
-              </w:rPr>
-              <w:t>Same-cohort gap</w:t>
-            </w:r>
-          </w:p>
-        </w:tc>
-        <w:tc>
-          <w:tcPr>
-            <w:tcW w:type="dxa" w:w="2157"/>
-            <w:vAlign w:val="center"/>
-            <w:tcBorders>
-              <w:top w:val="single" w:sz="4" w:color="D9D9D9"/>
-              <w:left w:val="single" w:sz="4" w:color="D9D9D9"/>
-              <w:bottom w:val="single" w:sz="4" w:color="D9D9D9"/>
-              <w:right w:val="single" w:sz="4" w:color="D9D9D9"/>
-            </w:tcBorders>
-            <w:shd w:fill="F2F2F2"/>
-          </w:tcPr>
-          <w:p>
-            <w:pPr>
-              <w:keepNext/>
-              <w:spacing w:before="80" w:after="80"/>
-              <w:jc w:val="center"/>
-            </w:pPr>
-            <w:r>
-              <w:rPr>
-                <w:b/>
-                <w:sz w:val="19"/>
-              </w:rPr>
-              <w:t>Gap reduction</w:t>
-            </w:r>
-          </w:p>
-        </w:tc>
-      </w:tr>
-      <w:tr>
-        <w:trPr>
-          <w:cantSplit/>
-        </w:trPr>
-        <w:tc>
-          <w:tcPr>
-            <w:tcW w:type="dxa" w:w="1394"/>
-            <w:vAlign w:val="center"/>
-            <w:tcBorders>
-              <w:top w:val="single" w:sz="4" w:color="D9D9D9"/>
-              <w:left w:val="single" w:sz="4" w:color="D9D9D9"/>
-              <w:bottom w:val="single" w:sz="4" w:color="D9D9D9"/>
-              <w:right w:val="single" w:sz="4" w:color="D9D9D9"/>
-            </w:tcBorders>
-          </w:tcPr>
-          <w:p>
-            <w:pPr>
-              <w:keepNext/>
-              <w:spacing w:before="80" w:after="80"/>
-              <w:jc w:val="center"/>
-            </w:pPr>
-            <w:r>
-              <w:rPr>
-                <w:b w:val="0"/>
-                <w:sz w:val="19"/>
-              </w:rPr>
-              <w:t>LR</w:t>
-            </w:r>
-          </w:p>
-        </w:tc>
-        <w:tc>
-          <w:tcPr>
-            <w:tcW w:type="dxa" w:w="3319"/>
-            <w:vAlign w:val="center"/>
-            <w:tcBorders>
-              <w:top w:val="single" w:sz="4" w:color="D9D9D9"/>
-              <w:left w:val="single" w:sz="4" w:color="D9D9D9"/>
-              <w:bottom w:val="single" w:sz="4" w:color="D9D9D9"/>
-              <w:right w:val="single" w:sz="4" w:color="D9D9D9"/>
-            </w:tcBorders>
-          </w:tcPr>
-          <w:p>
-            <w:pPr>
-              <w:keepNext/>
-              <w:spacing w:before="80" w:after="80"/>
-              <w:jc w:val="center"/>
-            </w:pPr>
-            <w:r>
-              <w:rPr>
-                <w:b w:val="0"/>
-                <w:sz w:val="19"/>
-              </w:rPr>
-              <w:t>0.1114</w:t>
-            </w:r>
-          </w:p>
-        </w:tc>
-        <w:tc>
-          <w:tcPr>
-            <w:tcW w:type="dxa" w:w="2489"/>
-            <w:vAlign w:val="center"/>
-            <w:tcBorders>
-              <w:top w:val="single" w:sz="4" w:color="D9D9D9"/>
-              <w:left w:val="single" w:sz="4" w:color="D9D9D9"/>
-              <w:bottom w:val="single" w:sz="4" w:color="D9D9D9"/>
-              <w:right w:val="single" w:sz="4" w:color="D9D9D9"/>
-            </w:tcBorders>
-          </w:tcPr>
-          <w:p>
-            <w:pPr>
-              <w:keepNext/>
-              <w:spacing w:before="80" w:after="80"/>
-              <w:jc w:val="center"/>
-            </w:pPr>
-            <w:r>
-              <w:rPr>
-                <w:b w:val="0"/>
-                <w:sz w:val="19"/>
-              </w:rPr>
-              <w:t>0.0114</w:t>
-            </w:r>
-          </w:p>
-        </w:tc>
-        <w:tc>
-          <w:tcPr>
-            <w:tcW w:type="dxa" w:w="2157"/>
-            <w:vAlign w:val="center"/>
-            <w:tcBorders>
-              <w:top w:val="single" w:sz="4" w:color="D9D9D9"/>
-              <w:left w:val="single" w:sz="4" w:color="D9D9D9"/>
-              <w:bottom w:val="single" w:sz="4" w:color="D9D9D9"/>
-              <w:right w:val="single" w:sz="4" w:color="D9D9D9"/>
-            </w:tcBorders>
-          </w:tcPr>
-          <w:p>
-            <w:pPr>
-              <w:keepNext/>
-              <w:spacing w:before="80" w:after="80"/>
-              <w:jc w:val="center"/>
-            </w:pPr>
-            <w:r>
-              <w:rPr>
-                <w:b w:val="0"/>
-                <w:sz w:val="19"/>
-              </w:rPr>
-              <w:t>89.7%</w:t>
-            </w:r>
-          </w:p>
-        </w:tc>
-      </w:tr>
-      <w:tr>
-        <w:trPr>
-          <w:cantSplit/>
-        </w:trPr>
-        <w:tc>
-          <w:tcPr>
-            <w:tcW w:type="dxa" w:w="1394"/>
-            <w:vAlign w:val="center"/>
-            <w:tcBorders>
-              <w:top w:val="single" w:sz="4" w:color="D9D9D9"/>
-              <w:left w:val="single" w:sz="4" w:color="D9D9D9"/>
-              <w:bottom w:val="single" w:sz="4" w:color="D9D9D9"/>
-              <w:right w:val="single" w:sz="4" w:color="D9D9D9"/>
-            </w:tcBorders>
-          </w:tcPr>
-          <w:p>
-            <w:pPr>
-              <w:keepNext w:val="0"/>
-              <w:spacing w:before="80" w:after="80"/>
-              <w:jc w:val="center"/>
-            </w:pPr>
-            <w:r>
-              <w:rPr>
-                <w:b w:val="0"/>
-                <w:sz w:val="19"/>
-              </w:rPr>
-              <w:t>CART</w:t>
-            </w:r>
-          </w:p>
-        </w:tc>
-        <w:tc>
-          <w:tcPr>
-            <w:tcW w:type="dxa" w:w="3319"/>
-            <w:vAlign w:val="center"/>
-            <w:tcBorders>
-              <w:top w:val="single" w:sz="4" w:color="D9D9D9"/>
-              <w:left w:val="single" w:sz="4" w:color="D9D9D9"/>
-              <w:bottom w:val="single" w:sz="4" w:color="D9D9D9"/>
-              <w:right w:val="single" w:sz="4" w:color="D9D9D9"/>
-            </w:tcBorders>
-          </w:tcPr>
-          <w:p>
-            <w:pPr>
-              <w:keepNext w:val="0"/>
-              <w:spacing w:before="80" w:after="80"/>
-              <w:jc w:val="center"/>
-            </w:pPr>
-            <w:r>
-              <w:rPr>
-                <w:b w:val="0"/>
-                <w:sz w:val="19"/>
-              </w:rPr>
-              <w:t>0.1433</w:t>
-            </w:r>
-          </w:p>
-        </w:tc>
-        <w:tc>
-          <w:tcPr>
-            <w:tcW w:type="dxa" w:w="2489"/>
-            <w:vAlign w:val="center"/>
-            <w:tcBorders>
-              <w:top w:val="single" w:sz="4" w:color="D9D9D9"/>
-              <w:left w:val="single" w:sz="4" w:color="D9D9D9"/>
-              <w:bottom w:val="single" w:sz="4" w:color="D9D9D9"/>
-              <w:right w:val="single" w:sz="4" w:color="D9D9D9"/>
-            </w:tcBorders>
-          </w:tcPr>
-          <w:p>
-            <w:pPr>
-              <w:keepNext w:val="0"/>
-              <w:spacing w:before="80" w:after="80"/>
-              <w:jc w:val="center"/>
-            </w:pPr>
-            <w:r>
-              <w:rPr>
-                <w:b w:val="0"/>
-                <w:sz w:val="19"/>
-              </w:rPr>
-              <w:t>0.0188</w:t>
-            </w:r>
-          </w:p>
-        </w:tc>
-        <w:tc>
-          <w:tcPr>
-            <w:tcW w:type="dxa" w:w="2157"/>
-            <w:vAlign w:val="center"/>
-            <w:tcBorders>
-              <w:top w:val="single" w:sz="4" w:color="D9D9D9"/>
-              <w:left w:val="single" w:sz="4" w:color="D9D9D9"/>
-              <w:bottom w:val="single" w:sz="4" w:color="D9D9D9"/>
-              <w:right w:val="single" w:sz="4" w:color="D9D9D9"/>
-            </w:tcBorders>
-          </w:tcPr>
-          <w:p>
-            <w:pPr>
-              <w:keepNext w:val="0"/>
-              <w:spacing w:before="80" w:after="80"/>
-              <w:jc w:val="center"/>
-            </w:pPr>
-            <w:r>
-              <w:rPr>
-                <w:b w:val="0"/>
-                <w:sz w:val="19"/>
-              </w:rPr>
-              <w:t>86.9%</w:t>
-            </w:r>
-          </w:p>
-        </w:tc>
-      </w:tr>
-    </w:tbl>
-    <w:p>
-      <w:pPr>
-        <w:spacing w:after="20"/>
-      </w:pPr>
-    </w:p>
-    <w:p>
-      <w:pPr>
-        <w:pStyle w:val="Caption"/>
-        <w:keepNext/>
-      </w:pPr>
-      <w:r>
-        <w:t>Table 3. Common-cohort average precision and primary paired 95 percent moving-block intervals (2,063 rows, 88 positives; block length 32). Differences use unrounded metrics.</w:t>
-      </w:r>
-    </w:p>
-    <w:tbl>
-      <w:tblPr>
-        <w:tblW w:type="auto" w:w="0"/>
-        <w:jc w:val="center"/>
-        <w:tblLayout w:type="fixed"/>
-        <w:tblLook w:firstColumn="1" w:firstRow="1" w:lastColumn="0" w:lastRow="0" w:noHBand="0" w:noVBand="1" w:val="04A0"/>
-      </w:tblPr>
-      <w:tblGrid>
-        <w:gridCol w:w="1071"/>
-        <w:gridCol w:w="1785"/>
-        <w:gridCol w:w="1913"/>
-        <w:gridCol w:w="1530"/>
-        <w:gridCol w:w="3060"/>
-      </w:tblGrid>
-      <w:tr>
-        <w:trPr>
-          <w:cantSplit/>
-          <w:tblHeader/>
-        </w:trPr>
-        <w:tc>
-          <w:tcPr>
-            <w:tcW w:type="dxa" w:w="1071"/>
-            <w:vAlign w:val="center"/>
-            <w:tcBorders>
-              <w:top w:val="single" w:sz="4" w:color="D9D9D9"/>
-              <w:left w:val="single" w:sz="4" w:color="D9D9D9"/>
-              <w:bottom w:val="single" w:sz="4" w:color="D9D9D9"/>
-              <w:right w:val="single" w:sz="4" w:color="D9D9D9"/>
-            </w:tcBorders>
-            <w:shd w:fill="F2F2F2"/>
-          </w:tcPr>
-          <w:p>
-            <w:pPr>
-              <w:keepNext/>
-              <w:spacing w:before="80" w:after="80"/>
-              <w:jc w:val="center"/>
-            </w:pPr>
-            <w:r>
-              <w:rPr>
-                <w:b/>
-                <w:sz w:val="19"/>
-              </w:rPr>
-              <w:t>Model</w:t>
-            </w:r>
-          </w:p>
-        </w:tc>
-        <w:tc>
-          <w:tcPr>
-            <w:tcW w:type="dxa" w:w="1785"/>
-            <w:vAlign w:val="center"/>
-            <w:tcBorders>
-              <w:top w:val="single" w:sz="4" w:color="D9D9D9"/>
-              <w:left w:val="single" w:sz="4" w:color="D9D9D9"/>
-              <w:bottom w:val="single" w:sz="4" w:color="D9D9D9"/>
-              <w:right w:val="single" w:sz="4" w:color="D9D9D9"/>
-            </w:tcBorders>
-            <w:shd w:fill="F2F2F2"/>
-          </w:tcPr>
-          <w:p>
-            <w:pPr>
-              <w:keepNext/>
-              <w:spacing w:before="80" w:after="80"/>
-              <w:jc w:val="center"/>
-            </w:pPr>
-            <w:r>
-              <w:rPr>
-                <w:b/>
-                <w:sz w:val="19"/>
-              </w:rPr>
-              <w:t>Random mean AP</w:t>
-            </w:r>
-          </w:p>
-        </w:tc>
-        <w:tc>
-          <w:tcPr>
-            <w:tcW w:type="dxa" w:w="1913"/>
+            <w:tcW w:type="dxa" w:w="1828"/>
             <w:vAlign w:val="center"/>
             <w:tcBorders>
               <w:top w:val="single" w:sz="4" w:color="D9D9D9"/>
@@ -1355,7 +818,7 @@
         </w:tc>
         <w:tc>
           <w:tcPr>
-            <w:tcW w:type="dxa" w:w="1530"/>
+            <w:tcW w:type="dxa" w:w="1462"/>
             <w:vAlign w:val="center"/>
             <w:tcBorders>
               <w:top w:val="single" w:sz="4" w:color="D9D9D9"/>
@@ -1382,7 +845,7 @@
         </w:tc>
         <w:tc>
           <w:tcPr>
-            <w:tcW w:type="dxa" w:w="3060"/>
+            <w:tcW w:type="dxa" w:w="2925"/>
             <w:vAlign w:val="center"/>
             <w:tcBorders>
               <w:top w:val="single" w:sz="4" w:color="D9D9D9"/>
@@ -1414,7 +877,7 @@
         </w:trPr>
         <w:tc>
           <w:tcPr>
-            <w:tcW w:type="dxa" w:w="1071"/>
+            <w:tcW w:type="dxa" w:w="1682"/>
             <w:vAlign w:val="center"/>
             <w:tcBorders>
               <w:top w:val="single" w:sz="4" w:color="D9D9D9"/>
@@ -1440,7 +903,7 @@
         </w:tc>
         <w:tc>
           <w:tcPr>
-            <w:tcW w:type="dxa" w:w="1785"/>
+            <w:tcW w:type="dxa" w:w="1462"/>
             <w:vAlign w:val="center"/>
             <w:tcBorders>
               <w:top w:val="single" w:sz="4" w:color="D9D9D9"/>
@@ -1466,7 +929,7 @@
         </w:tc>
         <w:tc>
           <w:tcPr>
-            <w:tcW w:type="dxa" w:w="1913"/>
+            <w:tcW w:type="dxa" w:w="1828"/>
             <w:vAlign w:val="center"/>
             <w:tcBorders>
               <w:top w:val="single" w:sz="4" w:color="D9D9D9"/>
@@ -1492,7 +955,7 @@
         </w:tc>
         <w:tc>
           <w:tcPr>
-            <w:tcW w:type="dxa" w:w="1530"/>
+            <w:tcW w:type="dxa" w:w="1462"/>
             <w:vAlign w:val="center"/>
             <w:tcBorders>
               <w:top w:val="single" w:sz="4" w:color="D9D9D9"/>
@@ -1518,7 +981,7 @@
         </w:tc>
         <w:tc>
           <w:tcPr>
-            <w:tcW w:type="dxa" w:w="3060"/>
+            <w:tcW w:type="dxa" w:w="2925"/>
             <w:vAlign w:val="center"/>
             <w:tcBorders>
               <w:top w:val="single" w:sz="4" w:color="D9D9D9"/>
@@ -1549,7 +1012,142 @@
         </w:trPr>
         <w:tc>
           <w:tcPr>
-            <w:tcW w:type="dxa" w:w="1071"/>
+            <w:tcW w:type="dxa" w:w="1682"/>
+            <w:vAlign w:val="center"/>
+            <w:tcBorders>
+              <w:top w:val="single" w:sz="4" w:color="D9D9D9"/>
+              <w:left w:val="single" w:sz="4" w:color="D9D9D9"/>
+              <w:bottom w:val="single" w:sz="4" w:color="D9D9D9"/>
+              <w:right w:val="single" w:sz="4" w:color="D9D9D9"/>
+            </w:tcBorders>
+          </w:tcPr>
+          <w:p>
+            <w:pPr>
+              <w:keepNext/>
+              <w:spacing w:before="80" w:after="80"/>
+              <w:jc w:val="center"/>
+            </w:pPr>
+            <w:r>
+              <w:rPr>
+                <w:b w:val="0"/>
+                <w:sz w:val="19"/>
+              </w:rPr>
+              <w:t>CART</w:t>
+            </w:r>
+          </w:p>
+        </w:tc>
+        <w:tc>
+          <w:tcPr>
+            <w:tcW w:type="dxa" w:w="1462"/>
+            <w:vAlign w:val="center"/>
+            <w:tcBorders>
+              <w:top w:val="single" w:sz="4" w:color="D9D9D9"/>
+              <w:left w:val="single" w:sz="4" w:color="D9D9D9"/>
+              <w:bottom w:val="single" w:sz="4" w:color="D9D9D9"/>
+              <w:right w:val="single" w:sz="4" w:color="D9D9D9"/>
+            </w:tcBorders>
+          </w:tcPr>
+          <w:p>
+            <w:pPr>
+              <w:keepNext/>
+              <w:spacing w:before="80" w:after="80"/>
+              <w:jc w:val="center"/>
+            </w:pPr>
+            <w:r>
+              <w:rPr>
+                <w:b w:val="0"/>
+                <w:sz w:val="19"/>
+              </w:rPr>
+              <w:t>0.0972</w:t>
+            </w:r>
+          </w:p>
+        </w:tc>
+        <w:tc>
+          <w:tcPr>
+            <w:tcW w:type="dxa" w:w="1828"/>
+            <w:vAlign w:val="center"/>
+            <w:tcBorders>
+              <w:top w:val="single" w:sz="4" w:color="D9D9D9"/>
+              <w:left w:val="single" w:sz="4" w:color="D9D9D9"/>
+              <w:bottom w:val="single" w:sz="4" w:color="D9D9D9"/>
+              <w:right w:val="single" w:sz="4" w:color="D9D9D9"/>
+            </w:tcBorders>
+          </w:tcPr>
+          <w:p>
+            <w:pPr>
+              <w:keepNext/>
+              <w:spacing w:before="80" w:after="80"/>
+              <w:jc w:val="center"/>
+            </w:pPr>
+            <w:r>
+              <w:rPr>
+                <w:b w:val="0"/>
+                <w:sz w:val="19"/>
+              </w:rPr>
+              <w:t>0.0784</w:t>
+            </w:r>
+          </w:p>
+        </w:tc>
+        <w:tc>
+          <w:tcPr>
+            <w:tcW w:type="dxa" w:w="1462"/>
+            <w:vAlign w:val="center"/>
+            <w:tcBorders>
+              <w:top w:val="single" w:sz="4" w:color="D9D9D9"/>
+              <w:left w:val="single" w:sz="4" w:color="D9D9D9"/>
+              <w:bottom w:val="single" w:sz="4" w:color="D9D9D9"/>
+              <w:right w:val="single" w:sz="4" w:color="D9D9D9"/>
+            </w:tcBorders>
+          </w:tcPr>
+          <w:p>
+            <w:pPr>
+              <w:keepNext/>
+              <w:spacing w:before="80" w:after="80"/>
+              <w:jc w:val="center"/>
+            </w:pPr>
+            <w:r>
+              <w:rPr>
+                <w:b w:val="0"/>
+                <w:sz w:val="19"/>
+              </w:rPr>
+              <w:t>0.0188</w:t>
+            </w:r>
+          </w:p>
+        </w:tc>
+        <w:tc>
+          <w:tcPr>
+            <w:tcW w:type="dxa" w:w="2925"/>
+            <w:vAlign w:val="center"/>
+            <w:tcBorders>
+              <w:top w:val="single" w:sz="4" w:color="D9D9D9"/>
+              <w:left w:val="single" w:sz="4" w:color="D9D9D9"/>
+              <w:bottom w:val="single" w:sz="4" w:color="D9D9D9"/>
+              <w:right w:val="single" w:sz="4" w:color="D9D9D9"/>
+            </w:tcBorders>
+          </w:tcPr>
+          <w:p>
+            <w:pPr>
+              <w:keepNext/>
+              <w:spacing w:before="80" w:after="80"/>
+              <w:jc w:val="center"/>
+            </w:pPr>
+            <w:r>
+              <w:rPr>
+                <w:b w:val="0"/>
+                <w:sz w:val="19"/>
+              </w:rPr>
+              <w:t>[0.0064, 0.0323]</w:t>
+            </w:r>
+          </w:p>
+        </w:tc>
+      </w:tr>
+      <w:tr>
+        <w:trPr>
+          <w:cantSplit/>
+        </w:trPr>
+        <w:tc>
+          <w:tcPr>
+            <w:tcW w:type="dxa" w:w="1682"/>
             <w:vAlign w:val="center"/>
             <w:tcBorders>
               <w:top w:val="single" w:sz="4" w:color="D9D9D9"/>
@@ -1569,13 +1167,13 @@
                 <w:b w:val="0"/>
                 <w:sz w:val="19"/>
               </w:rPr>
-              <w:t>CART</w:t>
+              <w:t>XGBoost</w:t>
             </w:r>
           </w:p>
         </w:tc>
         <w:tc>
           <w:tcPr>
-            <w:tcW w:type="dxa" w:w="1785"/>
+            <w:tcW w:type="dxa" w:w="1462"/>
             <w:vAlign w:val="center"/>
             <w:tcBorders>
               <w:top w:val="single" w:sz="4" w:color="D9D9D9"/>
@@ -1595,13 +1193,13 @@
                 <w:b w:val="0"/>
                 <w:sz w:val="19"/>
               </w:rPr>
-              <w:t>0.0972</w:t>
+              <w:t>0.0995</w:t>
             </w:r>
           </w:p>
         </w:tc>
         <w:tc>
           <w:tcPr>
-            <w:tcW w:type="dxa" w:w="1913"/>
+            <w:tcW w:type="dxa" w:w="1828"/>
             <w:vAlign w:val="center"/>
             <w:tcBorders>
               <w:top w:val="single" w:sz="4" w:color="D9D9D9"/>
@@ -1621,13 +1219,13 @@
                 <w:b w:val="0"/>
                 <w:sz w:val="19"/>
               </w:rPr>
-              <w:t>0.0784</w:t>
+              <w:t>0.0862</w:t>
             </w:r>
           </w:p>
         </w:tc>
         <w:tc>
           <w:tcPr>
-            <w:tcW w:type="dxa" w:w="1530"/>
+            <w:tcW w:type="dxa" w:w="1462"/>
             <w:vAlign w:val="center"/>
             <w:tcBorders>
               <w:top w:val="single" w:sz="4" w:color="D9D9D9"/>
@@ -1647,13 +1245,13 @@
                 <w:b w:val="0"/>
                 <w:sz w:val="19"/>
               </w:rPr>
-              <w:t>0.0188</w:t>
+              <w:t>0.0133</w:t>
             </w:r>
           </w:p>
         </w:tc>
         <w:tc>
           <w:tcPr>
-            <w:tcW w:type="dxa" w:w="3060"/>
+            <w:tcW w:type="dxa" w:w="2925"/>
             <w:vAlign w:val="center"/>
             <w:tcBorders>
               <w:top w:val="single" w:sz="4" w:color="D9D9D9"/>
@@ -1673,7 +1271,7 @@
                 <w:b w:val="0"/>
                 <w:sz w:val="19"/>
               </w:rPr>
-              <w:t>[0.0064, 0.0323]</w:t>
+              <w:t>[0.0004, 0.0256]</w:t>
             </w:r>
           </w:p>
         </w:tc>
@@ -1686,115 +1284,7 @@
     </w:p>
     <w:p>
       <w:r>
-        <w:t>Across the five random fold assignments, the common-cohort AP difference ranges from 0.0088 to 0.0128 for LR and from 0.0169 to 0.0223 for CART. These ranges summarize split sensitivity alongside the paired test-cohort intervals.</w:t>
-      </w:r>
-    </w:p>
-    <w:p>
-      <w:r>
-        <w:t>The paired analysis distinguishes the residual behavior of the two model families (Figure 2). The LR interval spans zero, while the CART interval stays positive across the examined block lengths. The common cohort thus reveals a smaller and model-dependent protocol difference that the original pooled comparison obscured. An interval spanning zero leaves a range of residual differences compatible with the resampling analysis; it is not an equivalence test. The gap reduction measures cohort sensitivity, while remaining differences in training history and size preclude a causal leakage decomposition.</w:t>
-      </w:r>
-    </w:p>
-    <w:p>
-      <w:pPr>
-        <w:keepNext/>
-        <w:jc w:val="center"/>
-      </w:pPr>
-      <w:r>
-        <w:drawing>
-          <wp:inline xmlns:a="http://schemas.openxmlformats.org/drawingml/2006/main" xmlns:pic="http://schemas.openxmlformats.org/drawingml/2006/picture">
-            <wp:extent cx="4846320" cy="2669583"/>
-            <wp:docPr id="2" name="Picture 2"/>
-            <wp:cNvGraphicFramePr>
-              <a:graphicFrameLocks noChangeAspect="1"/>
-            </wp:cNvGraphicFramePr>
-            <a:graphic>
-              <a:graphicData uri="http://schemas.openxmlformats.org/drawingml/2006/picture">
-                <pic:pic>
-                  <pic:nvPicPr>
-                    <pic:cNvPr id="0" name="paired_ap_intervals.png"/>
-                    <pic:cNvPicPr/>
-                  </pic:nvPicPr>
-                  <pic:blipFill>
-                    <a:blip r:embed="rId10"/>
-                    <a:stretch>
-                      <a:fillRect/>
-                    </a:stretch>
-                  </pic:blipFill>
-                  <pic:spPr>
-                    <a:xfrm>
-                      <a:off x="0" y="0"/>
-                      <a:ext cx="4846320" cy="2669583"/>
-                    </a:xfrm>
-                    <a:prstGeom prst="rect"/>
-                  </pic:spPr>
-                </pic:pic>
-              </a:graphicData>
-            </a:graphic>
-          </wp:inline>
-        </w:drawing>
-      </w:r>
-    </w:p>
-    <w:p>
-      <w:pPr>
-        <w:pStyle w:val="Caption"/>
-        <w:jc w:val="both"/>
-      </w:pPr>
-      <w:r>
-        <w:t>Figure 2. Paired PR-AUC differences and 95 percent conditional intervals, with block lengths 16, 32 and 64; five random seeds are averaged in each replicate.</w:t>
-      </w:r>
-    </w:p>
-    <w:p>
-      <w:pPr>
-        <w:keepNext/>
-        <w:jc w:val="center"/>
-      </w:pPr>
-      <w:r>
-        <w:drawing>
-          <wp:inline xmlns:a="http://schemas.openxmlformats.org/drawingml/2006/main" xmlns:pic="http://schemas.openxmlformats.org/drawingml/2006/picture">
-            <wp:extent cx="4846320" cy="3115491"/>
-            <wp:docPr id="3" name="Picture 3"/>
-            <wp:cNvGraphicFramePr>
-              <a:graphicFrameLocks noChangeAspect="1"/>
-            </wp:cNvGraphicFramePr>
-            <a:graphic>
-              <a:graphicData uri="http://schemas.openxmlformats.org/drawingml/2006/picture">
-                <pic:pic>
-                  <pic:nvPicPr>
-                    <pic:cNvPr id="0" name="pr_same_test.png"/>
-                    <pic:cNvPicPr/>
-                  </pic:nvPicPr>
-                  <pic:blipFill>
-                    <a:blip r:embed="rId11"/>
-                    <a:stretch>
-                      <a:fillRect/>
-                    </a:stretch>
-                  </pic:blipFill>
-                  <pic:spPr>
-                    <a:xfrm>
-                      <a:off x="0" y="0"/>
-                      <a:ext cx="4846320" cy="3115491"/>
-                    </a:xfrm>
-                    <a:prstGeom prst="rect"/>
-                  </pic:spPr>
-                </pic:pic>
-              </a:graphicData>
-            </a:graphic>
-          </wp:inline>
-        </w:drawing>
-      </w:r>
-    </w:p>
-    <w:p>
-      <w:pPr>
-        <w:pStyle w:val="Caption"/>
-        <w:jc w:val="both"/>
-      </w:pPr>
-      <w:r>
-        <w:t>Figure 3. Precision-recall curves on the identical 2,063 test rows. The random curves use seed 0 for display; Tables 2 and 3 use five-seed mean metrics.</w:t>
-      </w:r>
-    </w:p>
-    <w:p>
-      <w:r>
-        <w:t>Figure 3 visualizes the common-cohort comparison at random seed 0. The shared positive proportion of 0.0427 supplies a consistent prevalence reference for interpreting both precision-recall curves; Table 3 and Figure 2 provide the aggregate estimates and their uncertainty.</w:t>
+        <w:t>Matching test rows reduces the original different-cohort AP gap by 89.7 percent for LR and 86.9 percent for CART. The size of this change establishes test-cohort composition as a material part of protocol comparison. It measures evaluation-population sensitivity; the remaining differences combine training history, training size and, for XGBoost, training-selected configurations, so the reduction is not a causal decomposition of leakage or drift.</w:t>
       </w:r>
     </w:p>
     <w:p>
@@ -1802,12 +1292,12 @@
         <w:pStyle w:val="Heading2"/>
       </w:pPr>
       <w:r>
-        <w:t>4.2 Training priors improve probability calibration</w:t>
+        <w:t>4.2 Engineering feature comparisons</w:t>
       </w:r>
     </w:p>
     <w:p>
       <w:r>
-        <w:t>Fold-local LR prior correction reduces ECE from 0.2904 to 0.0271 and Brier score from 0.1462 to 0.0439 (Table 4). Mean predicted probability falls from 0.3331 to 0.0694 against observed prevalence 0.0427. The correction brings the probability scale substantially closer to the observed event frequency using historical labels available to each training fold. Against the retrospective constant reference, corrected LR Brier skill is -0.0751 and unweighted CART Brier skill is -0.0607. These benchmark values quantify the remaining probability error alongside the improvement from the weighted LR output.</w:t>
+        <w:t>Table 3 reports every prespecified feature set. Hazard ratings alone yield AP 0.0596, 0.0738 and 0.0766 for LR, CART and XGBoost. The full-feature gains are 0.0243, 0.0046 and 0.0096, respectively (Table 4). Paired intervals in Table 4 include zero for all three gains. The comparisons quantify the observed contribution of measured signals and its conditional uncertainty.</w:t>
       </w:r>
     </w:p>
     <w:p>
@@ -1816,7 +1306,7 @@
         <w:keepNext/>
       </w:pPr>
       <w:r>
-        <w:t>Table 4. Probability assessment on record-order test rows. Correction uses training priors, and only LR has a corrected variant.</w:t>
+        <w:t>Table 3. Engineering feature ablations on the common record-order cohort; entries are AP. All three models use the same columns per row.</w:t>
       </w:r>
     </w:p>
     <w:tbl>
@@ -1827,11 +1317,11 @@
         <w:tblLook w:firstColumn="1" w:firstRow="1" w:lastColumn="0" w:lastRow="0" w:noHBand="0" w:noVBand="1" w:val="04A0"/>
       </w:tblPr>
       <w:tblGrid>
-        <w:gridCol w:w="3277"/>
-        <w:gridCol w:w="1490"/>
-        <w:gridCol w:w="1490"/>
-        <w:gridCol w:w="1614"/>
-        <w:gridCol w:w="1490"/>
+        <w:gridCol w:w="1872"/>
+        <w:gridCol w:w="1872"/>
+        <w:gridCol w:w="1872"/>
+        <w:gridCol w:w="1872"/>
+        <w:gridCol w:w="1872"/>
       </w:tblGrid>
       <w:tr>
         <w:trPr>
@@ -1840,7 +1330,7 @@
         </w:trPr>
         <w:tc>
           <w:tcPr>
-            <w:tcW w:type="dxa" w:w="3277"/>
+            <w:tcW w:type="dxa" w:w="1872"/>
             <w:vAlign w:val="center"/>
             <w:tcBorders>
               <w:top w:val="single" w:sz="4" w:color="D9D9D9"/>
@@ -1861,13 +1351,13 @@
                 <w:b/>
                 <w:sz w:val="19"/>
               </w:rPr>
-              <w:t>Model / variant</w:t>
+              <w:t>Feature set</w:t>
             </w:r>
           </w:p>
         </w:tc>
         <w:tc>
           <w:tcPr>
-            <w:tcW w:type="dxa" w:w="1490"/>
+            <w:tcW w:type="dxa" w:w="1872"/>
             <w:vAlign w:val="center"/>
             <w:tcBorders>
               <w:top w:val="single" w:sz="4" w:color="D9D9D9"/>
@@ -1888,13 +1378,13 @@
                 <w:b/>
                 <w:sz w:val="19"/>
               </w:rPr>
-              <w:t>Brier</w:t>
+              <w:t>Columns</w:t>
             </w:r>
           </w:p>
         </w:tc>
         <w:tc>
           <w:tcPr>
-            <w:tcW w:type="dxa" w:w="1490"/>
+            <w:tcW w:type="dxa" w:w="1872"/>
             <w:vAlign w:val="center"/>
             <w:tcBorders>
               <w:top w:val="single" w:sz="4" w:color="D9D9D9"/>
@@ -1915,13 +1405,13 @@
                 <w:b/>
                 <w:sz w:val="19"/>
               </w:rPr>
-              <w:t>ECE</w:t>
+              <w:t>LR</w:t>
             </w:r>
           </w:p>
         </w:tc>
         <w:tc>
           <w:tcPr>
-            <w:tcW w:type="dxa" w:w="1614"/>
+            <w:tcW w:type="dxa" w:w="1872"/>
             <w:vAlign w:val="center"/>
             <w:tcBorders>
               <w:top w:val="single" w:sz="4" w:color="D9D9D9"/>
@@ -1942,13 +1432,13 @@
                 <w:b/>
                 <w:sz w:val="19"/>
               </w:rPr>
-              <w:t>Mean forecast</w:t>
+              <w:t>CART</w:t>
             </w:r>
           </w:p>
         </w:tc>
         <w:tc>
           <w:tcPr>
-            <w:tcW w:type="dxa" w:w="1490"/>
+            <w:tcW w:type="dxa" w:w="1872"/>
             <w:vAlign w:val="center"/>
             <w:tcBorders>
               <w:top w:val="single" w:sz="4" w:color="D9D9D9"/>
@@ -1969,7 +1459,7 @@
                 <w:b/>
                 <w:sz w:val="19"/>
               </w:rPr>
-              <w:t>Observed</w:t>
+              <w:t>XGBoost</w:t>
             </w:r>
           </w:p>
         </w:tc>
@@ -1980,7 +1470,7 @@
         </w:trPr>
         <w:tc>
           <w:tcPr>
-            <w:tcW w:type="dxa" w:w="3277"/>
+            <w:tcW w:type="dxa" w:w="1872"/>
             <w:vAlign w:val="center"/>
             <w:tcBorders>
               <w:top w:val="single" w:sz="4" w:color="D9D9D9"/>
@@ -2000,13 +1490,13 @@
                 <w:b w:val="0"/>
                 <w:sz w:val="19"/>
               </w:rPr>
-              <w:t>LR / raw</w:t>
+              <w:t>All features</w:t>
             </w:r>
           </w:p>
         </w:tc>
         <w:tc>
           <w:tcPr>
-            <w:tcW w:type="dxa" w:w="1490"/>
+            <w:tcW w:type="dxa" w:w="1872"/>
             <w:vAlign w:val="center"/>
             <w:tcBorders>
               <w:top w:val="single" w:sz="4" w:color="D9D9D9"/>
@@ -2026,13 +1516,13 @@
                 <w:b w:val="0"/>
                 <w:sz w:val="19"/>
               </w:rPr>
-              <w:t>0.1462</w:t>
+              <w:t>17</w:t>
             </w:r>
           </w:p>
         </w:tc>
         <w:tc>
           <w:tcPr>
-            <w:tcW w:type="dxa" w:w="1490"/>
+            <w:tcW w:type="dxa" w:w="1872"/>
             <w:vAlign w:val="center"/>
             <w:tcBorders>
               <w:top w:val="single" w:sz="4" w:color="D9D9D9"/>
@@ -2052,13 +1542,13 @@
                 <w:b w:val="0"/>
                 <w:sz w:val="19"/>
               </w:rPr>
-              <w:t>0.2904</w:t>
+              <w:t>0.0838</w:t>
             </w:r>
           </w:p>
         </w:tc>
         <w:tc>
           <w:tcPr>
-            <w:tcW w:type="dxa" w:w="1614"/>
+            <w:tcW w:type="dxa" w:w="1872"/>
             <w:vAlign w:val="center"/>
             <w:tcBorders>
               <w:top w:val="single" w:sz="4" w:color="D9D9D9"/>
@@ -2078,13 +1568,13 @@
                 <w:b w:val="0"/>
                 <w:sz w:val="19"/>
               </w:rPr>
-              <w:t>0.3331</w:t>
+              <w:t>0.0784</w:t>
             </w:r>
           </w:p>
         </w:tc>
         <w:tc>
           <w:tcPr>
-            <w:tcW w:type="dxa" w:w="1490"/>
+            <w:tcW w:type="dxa" w:w="1872"/>
             <w:vAlign w:val="center"/>
             <w:tcBorders>
               <w:top w:val="single" w:sz="4" w:color="D9D9D9"/>
@@ -2104,7 +1594,7 @@
                 <w:b w:val="0"/>
                 <w:sz w:val="19"/>
               </w:rPr>
-              <w:t>0.0427</w:t>
+              <w:t>0.0862</w:t>
             </w:r>
           </w:p>
         </w:tc>
@@ -2115,7 +1605,7 @@
         </w:trPr>
         <w:tc>
           <w:tcPr>
-            <w:tcW w:type="dxa" w:w="3277"/>
+            <w:tcW w:type="dxa" w:w="1872"/>
             <w:vAlign w:val="center"/>
             <w:tcBorders>
               <w:top w:val="single" w:sz="4" w:color="D9D9D9"/>
@@ -2135,13 +1625,13 @@
                 <w:b w:val="0"/>
                 <w:sz w:val="19"/>
               </w:rPr>
-              <w:t>LR / fold prior</w:t>
+              <w:t>Hazard ratings only</w:t>
             </w:r>
           </w:p>
         </w:tc>
         <w:tc>
           <w:tcPr>
-            <w:tcW w:type="dxa" w:w="1490"/>
+            <w:tcW w:type="dxa" w:w="1872"/>
             <w:vAlign w:val="center"/>
             <w:tcBorders>
               <w:top w:val="single" w:sz="4" w:color="D9D9D9"/>
@@ -2161,13 +1651,13 @@
                 <w:b w:val="0"/>
                 <w:sz w:val="19"/>
               </w:rPr>
-              <w:t>0.0439</w:t>
+              <w:t>3</w:t>
             </w:r>
           </w:p>
         </w:tc>
         <w:tc>
           <w:tcPr>
-            <w:tcW w:type="dxa" w:w="1490"/>
+            <w:tcW w:type="dxa" w:w="1872"/>
             <w:vAlign w:val="center"/>
             <w:tcBorders>
               <w:top w:val="single" w:sz="4" w:color="D9D9D9"/>
@@ -2187,13 +1677,13 @@
                 <w:b w:val="0"/>
                 <w:sz w:val="19"/>
               </w:rPr>
-              <w:t>0.0271</w:t>
+              <w:t>0.0596</w:t>
             </w:r>
           </w:p>
         </w:tc>
         <w:tc>
           <w:tcPr>
-            <w:tcW w:type="dxa" w:w="1614"/>
+            <w:tcW w:type="dxa" w:w="1872"/>
             <w:vAlign w:val="center"/>
             <w:tcBorders>
               <w:top w:val="single" w:sz="4" w:color="D9D9D9"/>
@@ -2213,13 +1703,13 @@
                 <w:b w:val="0"/>
                 <w:sz w:val="19"/>
               </w:rPr>
-              <w:t>0.0694</w:t>
+              <w:t>0.0738</w:t>
             </w:r>
           </w:p>
         </w:tc>
         <w:tc>
           <w:tcPr>
-            <w:tcW w:type="dxa" w:w="1490"/>
+            <w:tcW w:type="dxa" w:w="1872"/>
             <w:vAlign w:val="center"/>
             <w:tcBorders>
               <w:top w:val="single" w:sz="4" w:color="D9D9D9"/>
@@ -2239,7 +1729,7 @@
                 <w:b w:val="0"/>
                 <w:sz w:val="19"/>
               </w:rPr>
-              <w:t>0.0427</w:t>
+              <w:t>0.0766</w:t>
             </w:r>
           </w:p>
         </w:tc>
@@ -2250,7 +1740,817 @@
         </w:trPr>
         <w:tc>
           <w:tcPr>
-            <w:tcW w:type="dxa" w:w="3277"/>
+            <w:tcW w:type="dxa" w:w="1872"/>
+            <w:vAlign w:val="center"/>
+            <w:tcBorders>
+              <w:top w:val="single" w:sz="4" w:color="D9D9D9"/>
+              <w:left w:val="single" w:sz="4" w:color="D9D9D9"/>
+              <w:bottom w:val="single" w:sz="4" w:color="D9D9D9"/>
+              <w:right w:val="single" w:sz="4" w:color="D9D9D9"/>
+            </w:tcBorders>
+          </w:tcPr>
+          <w:p>
+            <w:pPr>
+              <w:keepNext/>
+              <w:spacing w:before="80" w:after="80"/>
+              <w:jc w:val="center"/>
+            </w:pPr>
+            <w:r>
+              <w:rPr>
+                <w:b w:val="0"/>
+                <w:sz w:val="19"/>
+              </w:rPr>
+              <w:t>Without hazard ratings</w:t>
+            </w:r>
+          </w:p>
+        </w:tc>
+        <w:tc>
+          <w:tcPr>
+            <w:tcW w:type="dxa" w:w="1872"/>
+            <w:vAlign w:val="center"/>
+            <w:tcBorders>
+              <w:top w:val="single" w:sz="4" w:color="D9D9D9"/>
+              <w:left w:val="single" w:sz="4" w:color="D9D9D9"/>
+              <w:bottom w:val="single" w:sz="4" w:color="D9D9D9"/>
+              <w:right w:val="single" w:sz="4" w:color="D9D9D9"/>
+            </w:tcBorders>
+          </w:tcPr>
+          <w:p>
+            <w:pPr>
+              <w:keepNext/>
+              <w:spacing w:before="80" w:after="80"/>
+              <w:jc w:val="center"/>
+            </w:pPr>
+            <w:r>
+              <w:rPr>
+                <w:b w:val="0"/>
+                <w:sz w:val="19"/>
+              </w:rPr>
+              <w:t>14</w:t>
+            </w:r>
+          </w:p>
+        </w:tc>
+        <w:tc>
+          <w:tcPr>
+            <w:tcW w:type="dxa" w:w="1872"/>
+            <w:vAlign w:val="center"/>
+            <w:tcBorders>
+              <w:top w:val="single" w:sz="4" w:color="D9D9D9"/>
+              <w:left w:val="single" w:sz="4" w:color="D9D9D9"/>
+              <w:bottom w:val="single" w:sz="4" w:color="D9D9D9"/>
+              <w:right w:val="single" w:sz="4" w:color="D9D9D9"/>
+            </w:tcBorders>
+          </w:tcPr>
+          <w:p>
+            <w:pPr>
+              <w:keepNext/>
+              <w:spacing w:before="80" w:after="80"/>
+              <w:jc w:val="center"/>
+            </w:pPr>
+            <w:r>
+              <w:rPr>
+                <w:b w:val="0"/>
+                <w:sz w:val="19"/>
+              </w:rPr>
+              <w:t>0.0900</w:t>
+            </w:r>
+          </w:p>
+        </w:tc>
+        <w:tc>
+          <w:tcPr>
+            <w:tcW w:type="dxa" w:w="1872"/>
+            <w:vAlign w:val="center"/>
+            <w:tcBorders>
+              <w:top w:val="single" w:sz="4" w:color="D9D9D9"/>
+              <w:left w:val="single" w:sz="4" w:color="D9D9D9"/>
+              <w:bottom w:val="single" w:sz="4" w:color="D9D9D9"/>
+              <w:right w:val="single" w:sz="4" w:color="D9D9D9"/>
+            </w:tcBorders>
+          </w:tcPr>
+          <w:p>
+            <w:pPr>
+              <w:keepNext/>
+              <w:spacing w:before="80" w:after="80"/>
+              <w:jc w:val="center"/>
+            </w:pPr>
+            <w:r>
+              <w:rPr>
+                <w:b w:val="0"/>
+                <w:sz w:val="19"/>
+              </w:rPr>
+              <w:t>0.0766</w:t>
+            </w:r>
+          </w:p>
+        </w:tc>
+        <w:tc>
+          <w:tcPr>
+            <w:tcW w:type="dxa" w:w="1872"/>
+            <w:vAlign w:val="center"/>
+            <w:tcBorders>
+              <w:top w:val="single" w:sz="4" w:color="D9D9D9"/>
+              <w:left w:val="single" w:sz="4" w:color="D9D9D9"/>
+              <w:bottom w:val="single" w:sz="4" w:color="D9D9D9"/>
+              <w:right w:val="single" w:sz="4" w:color="D9D9D9"/>
+            </w:tcBorders>
+          </w:tcPr>
+          <w:p>
+            <w:pPr>
+              <w:keepNext/>
+              <w:spacing w:before="80" w:after="80"/>
+              <w:jc w:val="center"/>
+            </w:pPr>
+            <w:r>
+              <w:rPr>
+                <w:b w:val="0"/>
+                <w:sz w:val="19"/>
+              </w:rPr>
+              <w:t>0.0856</w:t>
+            </w:r>
+          </w:p>
+        </w:tc>
+      </w:tr>
+      <w:tr>
+        <w:trPr>
+          <w:cantSplit/>
+        </w:trPr>
+        <w:tc>
+          <w:tcPr>
+            <w:tcW w:type="dxa" w:w="1872"/>
+            <w:vAlign w:val="center"/>
+            <w:tcBorders>
+              <w:top w:val="single" w:sz="4" w:color="D9D9D9"/>
+              <w:left w:val="single" w:sz="4" w:color="D9D9D9"/>
+              <w:bottom w:val="single" w:sz="4" w:color="D9D9D9"/>
+              <w:right w:val="single" w:sz="4" w:color="D9D9D9"/>
+            </w:tcBorders>
+          </w:tcPr>
+          <w:p>
+            <w:pPr>
+              <w:keepNext/>
+              <w:spacing w:before="80" w:after="80"/>
+              <w:jc w:val="center"/>
+            </w:pPr>
+            <w:r>
+              <w:rPr>
+                <w:b w:val="0"/>
+                <w:sz w:val="19"/>
+              </w:rPr>
+              <w:t>Geophone only</w:t>
+            </w:r>
+          </w:p>
+        </w:tc>
+        <w:tc>
+          <w:tcPr>
+            <w:tcW w:type="dxa" w:w="1872"/>
+            <w:vAlign w:val="center"/>
+            <w:tcBorders>
+              <w:top w:val="single" w:sz="4" w:color="D9D9D9"/>
+              <w:left w:val="single" w:sz="4" w:color="D9D9D9"/>
+              <w:bottom w:val="single" w:sz="4" w:color="D9D9D9"/>
+              <w:right w:val="single" w:sz="4" w:color="D9D9D9"/>
+            </w:tcBorders>
+          </w:tcPr>
+          <w:p>
+            <w:pPr>
+              <w:keepNext/>
+              <w:spacing w:before="80" w:after="80"/>
+              <w:jc w:val="center"/>
+            </w:pPr>
+            <w:r>
+              <w:rPr>
+                <w:b w:val="0"/>
+                <w:sz w:val="19"/>
+              </w:rPr>
+              <w:t>4</w:t>
+            </w:r>
+          </w:p>
+        </w:tc>
+        <w:tc>
+          <w:tcPr>
+            <w:tcW w:type="dxa" w:w="1872"/>
+            <w:vAlign w:val="center"/>
+            <w:tcBorders>
+              <w:top w:val="single" w:sz="4" w:color="D9D9D9"/>
+              <w:left w:val="single" w:sz="4" w:color="D9D9D9"/>
+              <w:bottom w:val="single" w:sz="4" w:color="D9D9D9"/>
+              <w:right w:val="single" w:sz="4" w:color="D9D9D9"/>
+            </w:tcBorders>
+          </w:tcPr>
+          <w:p>
+            <w:pPr>
+              <w:keepNext/>
+              <w:spacing w:before="80" w:after="80"/>
+              <w:jc w:val="center"/>
+            </w:pPr>
+            <w:r>
+              <w:rPr>
+                <w:b w:val="0"/>
+                <w:sz w:val="19"/>
+              </w:rPr>
+              <w:t>0.0792</w:t>
+            </w:r>
+          </w:p>
+        </w:tc>
+        <w:tc>
+          <w:tcPr>
+            <w:tcW w:type="dxa" w:w="1872"/>
+            <w:vAlign w:val="center"/>
+            <w:tcBorders>
+              <w:top w:val="single" w:sz="4" w:color="D9D9D9"/>
+              <w:left w:val="single" w:sz="4" w:color="D9D9D9"/>
+              <w:bottom w:val="single" w:sz="4" w:color="D9D9D9"/>
+              <w:right w:val="single" w:sz="4" w:color="D9D9D9"/>
+            </w:tcBorders>
+          </w:tcPr>
+          <w:p>
+            <w:pPr>
+              <w:keepNext/>
+              <w:spacing w:before="80" w:after="80"/>
+              <w:jc w:val="center"/>
+            </w:pPr>
+            <w:r>
+              <w:rPr>
+                <w:b w:val="0"/>
+                <w:sz w:val="19"/>
+              </w:rPr>
+              <w:t>0.1000</w:t>
+            </w:r>
+          </w:p>
+        </w:tc>
+        <w:tc>
+          <w:tcPr>
+            <w:tcW w:type="dxa" w:w="1872"/>
+            <w:vAlign w:val="center"/>
+            <w:tcBorders>
+              <w:top w:val="single" w:sz="4" w:color="D9D9D9"/>
+              <w:left w:val="single" w:sz="4" w:color="D9D9D9"/>
+              <w:bottom w:val="single" w:sz="4" w:color="D9D9D9"/>
+              <w:right w:val="single" w:sz="4" w:color="D9D9D9"/>
+            </w:tcBorders>
+          </w:tcPr>
+          <w:p>
+            <w:pPr>
+              <w:keepNext/>
+              <w:spacing w:before="80" w:after="80"/>
+              <w:jc w:val="center"/>
+            </w:pPr>
+            <w:r>
+              <w:rPr>
+                <w:b w:val="0"/>
+                <w:sz w:val="19"/>
+              </w:rPr>
+              <w:t>0.1025</w:t>
+            </w:r>
+          </w:p>
+        </w:tc>
+      </w:tr>
+      <w:tr>
+        <w:trPr>
+          <w:cantSplit/>
+        </w:trPr>
+        <w:tc>
+          <w:tcPr>
+            <w:tcW w:type="dxa" w:w="1872"/>
+            <w:vAlign w:val="center"/>
+            <w:tcBorders>
+              <w:top w:val="single" w:sz="4" w:color="D9D9D9"/>
+              <w:left w:val="single" w:sz="4" w:color="D9D9D9"/>
+              <w:bottom w:val="single" w:sz="4" w:color="D9D9D9"/>
+              <w:right w:val="single" w:sz="4" w:color="D9D9D9"/>
+            </w:tcBorders>
+          </w:tcPr>
+          <w:p>
+            <w:pPr>
+              <w:keepNext/>
+              <w:spacing w:before="80" w:after="80"/>
+              <w:jc w:val="center"/>
+            </w:pPr>
+            <w:r>
+              <w:rPr>
+                <w:b w:val="0"/>
+                <w:sz w:val="19"/>
+              </w:rPr>
+              <w:t>Without geophone</w:t>
+            </w:r>
+          </w:p>
+        </w:tc>
+        <w:tc>
+          <w:tcPr>
+            <w:tcW w:type="dxa" w:w="1872"/>
+            <w:vAlign w:val="center"/>
+            <w:tcBorders>
+              <w:top w:val="single" w:sz="4" w:color="D9D9D9"/>
+              <w:left w:val="single" w:sz="4" w:color="D9D9D9"/>
+              <w:bottom w:val="single" w:sz="4" w:color="D9D9D9"/>
+              <w:right w:val="single" w:sz="4" w:color="D9D9D9"/>
+            </w:tcBorders>
+          </w:tcPr>
+          <w:p>
+            <w:pPr>
+              <w:keepNext/>
+              <w:spacing w:before="80" w:after="80"/>
+              <w:jc w:val="center"/>
+            </w:pPr>
+            <w:r>
+              <w:rPr>
+                <w:b w:val="0"/>
+                <w:sz w:val="19"/>
+              </w:rPr>
+              <w:t>13</w:t>
+            </w:r>
+          </w:p>
+        </w:tc>
+        <w:tc>
+          <w:tcPr>
+            <w:tcW w:type="dxa" w:w="1872"/>
+            <w:vAlign w:val="center"/>
+            <w:tcBorders>
+              <w:top w:val="single" w:sz="4" w:color="D9D9D9"/>
+              <w:left w:val="single" w:sz="4" w:color="D9D9D9"/>
+              <w:bottom w:val="single" w:sz="4" w:color="D9D9D9"/>
+              <w:right w:val="single" w:sz="4" w:color="D9D9D9"/>
+            </w:tcBorders>
+          </w:tcPr>
+          <w:p>
+            <w:pPr>
+              <w:keepNext/>
+              <w:spacing w:before="80" w:after="80"/>
+              <w:jc w:val="center"/>
+            </w:pPr>
+            <w:r>
+              <w:rPr>
+                <w:b w:val="0"/>
+                <w:sz w:val="19"/>
+              </w:rPr>
+              <w:t>0.0734</w:t>
+            </w:r>
+          </w:p>
+        </w:tc>
+        <w:tc>
+          <w:tcPr>
+            <w:tcW w:type="dxa" w:w="1872"/>
+            <w:vAlign w:val="center"/>
+            <w:tcBorders>
+              <w:top w:val="single" w:sz="4" w:color="D9D9D9"/>
+              <w:left w:val="single" w:sz="4" w:color="D9D9D9"/>
+              <w:bottom w:val="single" w:sz="4" w:color="D9D9D9"/>
+              <w:right w:val="single" w:sz="4" w:color="D9D9D9"/>
+            </w:tcBorders>
+          </w:tcPr>
+          <w:p>
+            <w:pPr>
+              <w:keepNext/>
+              <w:spacing w:before="80" w:after="80"/>
+              <w:jc w:val="center"/>
+            </w:pPr>
+            <w:r>
+              <w:rPr>
+                <w:b w:val="0"/>
+                <w:sz w:val="19"/>
+              </w:rPr>
+              <w:t>0.0794</w:t>
+            </w:r>
+          </w:p>
+        </w:tc>
+        <w:tc>
+          <w:tcPr>
+            <w:tcW w:type="dxa" w:w="1872"/>
+            <w:vAlign w:val="center"/>
+            <w:tcBorders>
+              <w:top w:val="single" w:sz="4" w:color="D9D9D9"/>
+              <w:left w:val="single" w:sz="4" w:color="D9D9D9"/>
+              <w:bottom w:val="single" w:sz="4" w:color="D9D9D9"/>
+              <w:right w:val="single" w:sz="4" w:color="D9D9D9"/>
+            </w:tcBorders>
+          </w:tcPr>
+          <w:p>
+            <w:pPr>
+              <w:keepNext/>
+              <w:spacing w:before="80" w:after="80"/>
+              <w:jc w:val="center"/>
+            </w:pPr>
+            <w:r>
+              <w:rPr>
+                <w:b w:val="0"/>
+                <w:sz w:val="19"/>
+              </w:rPr>
+              <w:t>0.0828</w:t>
+            </w:r>
+          </w:p>
+        </w:tc>
+      </w:tr>
+      <w:tr>
+        <w:trPr>
+          <w:cantSplit/>
+        </w:trPr>
+        <w:tc>
+          <w:tcPr>
+            <w:tcW w:type="dxa" w:w="1872"/>
+            <w:vAlign w:val="center"/>
+            <w:tcBorders>
+              <w:top w:val="single" w:sz="4" w:color="D9D9D9"/>
+              <w:left w:val="single" w:sz="4" w:color="D9D9D9"/>
+              <w:bottom w:val="single" w:sz="4" w:color="D9D9D9"/>
+              <w:right w:val="single" w:sz="4" w:color="D9D9D9"/>
+            </w:tcBorders>
+          </w:tcPr>
+          <w:p>
+            <w:pPr>
+              <w:keepNext/>
+              <w:spacing w:before="80" w:after="80"/>
+              <w:jc w:val="center"/>
+            </w:pPr>
+            <w:r>
+              <w:rPr>
+                <w:b w:val="0"/>
+                <w:sz w:val="19"/>
+              </w:rPr>
+              <w:t>Seismic activity only</w:t>
+            </w:r>
+          </w:p>
+        </w:tc>
+        <w:tc>
+          <w:tcPr>
+            <w:tcW w:type="dxa" w:w="1872"/>
+            <w:vAlign w:val="center"/>
+            <w:tcBorders>
+              <w:top w:val="single" w:sz="4" w:color="D9D9D9"/>
+              <w:left w:val="single" w:sz="4" w:color="D9D9D9"/>
+              <w:bottom w:val="single" w:sz="4" w:color="D9D9D9"/>
+              <w:right w:val="single" w:sz="4" w:color="D9D9D9"/>
+            </w:tcBorders>
+          </w:tcPr>
+          <w:p>
+            <w:pPr>
+              <w:keepNext/>
+              <w:spacing w:before="80" w:after="80"/>
+              <w:jc w:val="center"/>
+            </w:pPr>
+            <w:r>
+              <w:rPr>
+                <w:b w:val="0"/>
+                <w:sz w:val="19"/>
+              </w:rPr>
+              <w:t>9</w:t>
+            </w:r>
+          </w:p>
+        </w:tc>
+        <w:tc>
+          <w:tcPr>
+            <w:tcW w:type="dxa" w:w="1872"/>
+            <w:vAlign w:val="center"/>
+            <w:tcBorders>
+              <w:top w:val="single" w:sz="4" w:color="D9D9D9"/>
+              <w:left w:val="single" w:sz="4" w:color="D9D9D9"/>
+              <w:bottom w:val="single" w:sz="4" w:color="D9D9D9"/>
+              <w:right w:val="single" w:sz="4" w:color="D9D9D9"/>
+            </w:tcBorders>
+          </w:tcPr>
+          <w:p>
+            <w:pPr>
+              <w:keepNext/>
+              <w:spacing w:before="80" w:after="80"/>
+              <w:jc w:val="center"/>
+            </w:pPr>
+            <w:r>
+              <w:rPr>
+                <w:b w:val="0"/>
+                <w:sz w:val="19"/>
+              </w:rPr>
+              <w:t>0.0751</w:t>
+            </w:r>
+          </w:p>
+        </w:tc>
+        <w:tc>
+          <w:tcPr>
+            <w:tcW w:type="dxa" w:w="1872"/>
+            <w:vAlign w:val="center"/>
+            <w:tcBorders>
+              <w:top w:val="single" w:sz="4" w:color="D9D9D9"/>
+              <w:left w:val="single" w:sz="4" w:color="D9D9D9"/>
+              <w:bottom w:val="single" w:sz="4" w:color="D9D9D9"/>
+              <w:right w:val="single" w:sz="4" w:color="D9D9D9"/>
+            </w:tcBorders>
+          </w:tcPr>
+          <w:p>
+            <w:pPr>
+              <w:keepNext/>
+              <w:spacing w:before="80" w:after="80"/>
+              <w:jc w:val="center"/>
+            </w:pPr>
+            <w:r>
+              <w:rPr>
+                <w:b w:val="0"/>
+                <w:sz w:val="19"/>
+              </w:rPr>
+              <w:t>0.0761</w:t>
+            </w:r>
+          </w:p>
+        </w:tc>
+        <w:tc>
+          <w:tcPr>
+            <w:tcW w:type="dxa" w:w="1872"/>
+            <w:vAlign w:val="center"/>
+            <w:tcBorders>
+              <w:top w:val="single" w:sz="4" w:color="D9D9D9"/>
+              <w:left w:val="single" w:sz="4" w:color="D9D9D9"/>
+              <w:bottom w:val="single" w:sz="4" w:color="D9D9D9"/>
+              <w:right w:val="single" w:sz="4" w:color="D9D9D9"/>
+            </w:tcBorders>
+          </w:tcPr>
+          <w:p>
+            <w:pPr>
+              <w:keepNext/>
+              <w:spacing w:before="80" w:after="80"/>
+              <w:jc w:val="center"/>
+            </w:pPr>
+            <w:r>
+              <w:rPr>
+                <w:b w:val="0"/>
+                <w:sz w:val="19"/>
+              </w:rPr>
+              <w:t>0.0785</w:t>
+            </w:r>
+          </w:p>
+        </w:tc>
+      </w:tr>
+      <w:tr>
+        <w:trPr>
+          <w:cantSplit/>
+        </w:trPr>
+        <w:tc>
+          <w:tcPr>
+            <w:tcW w:type="dxa" w:w="1872"/>
+            <w:vAlign w:val="center"/>
+            <w:tcBorders>
+              <w:top w:val="single" w:sz="4" w:color="D9D9D9"/>
+              <w:left w:val="single" w:sz="4" w:color="D9D9D9"/>
+              <w:bottom w:val="single" w:sz="4" w:color="D9D9D9"/>
+              <w:right w:val="single" w:sz="4" w:color="D9D9D9"/>
+            </w:tcBorders>
+          </w:tcPr>
+          <w:p>
+            <w:pPr>
+              <w:keepNext/>
+              <w:spacing w:before="80" w:after="80"/>
+              <w:jc w:val="center"/>
+            </w:pPr>
+            <w:r>
+              <w:rPr>
+                <w:b w:val="0"/>
+                <w:sz w:val="19"/>
+              </w:rPr>
+              <w:t>Without seismic activity</w:t>
+            </w:r>
+          </w:p>
+        </w:tc>
+        <w:tc>
+          <w:tcPr>
+            <w:tcW w:type="dxa" w:w="1872"/>
+            <w:vAlign w:val="center"/>
+            <w:tcBorders>
+              <w:top w:val="single" w:sz="4" w:color="D9D9D9"/>
+              <w:left w:val="single" w:sz="4" w:color="D9D9D9"/>
+              <w:bottom w:val="single" w:sz="4" w:color="D9D9D9"/>
+              <w:right w:val="single" w:sz="4" w:color="D9D9D9"/>
+            </w:tcBorders>
+          </w:tcPr>
+          <w:p>
+            <w:pPr>
+              <w:keepNext/>
+              <w:spacing w:before="80" w:after="80"/>
+              <w:jc w:val="center"/>
+            </w:pPr>
+            <w:r>
+              <w:rPr>
+                <w:b w:val="0"/>
+                <w:sz w:val="19"/>
+              </w:rPr>
+              <w:t>8</w:t>
+            </w:r>
+          </w:p>
+        </w:tc>
+        <w:tc>
+          <w:tcPr>
+            <w:tcW w:type="dxa" w:w="1872"/>
+            <w:vAlign w:val="center"/>
+            <w:tcBorders>
+              <w:top w:val="single" w:sz="4" w:color="D9D9D9"/>
+              <w:left w:val="single" w:sz="4" w:color="D9D9D9"/>
+              <w:bottom w:val="single" w:sz="4" w:color="D9D9D9"/>
+              <w:right w:val="single" w:sz="4" w:color="D9D9D9"/>
+            </w:tcBorders>
+          </w:tcPr>
+          <w:p>
+            <w:pPr>
+              <w:keepNext/>
+              <w:spacing w:before="80" w:after="80"/>
+              <w:jc w:val="center"/>
+            </w:pPr>
+            <w:r>
+              <w:rPr>
+                <w:b w:val="0"/>
+                <w:sz w:val="19"/>
+              </w:rPr>
+              <w:t>0.1020</w:t>
+            </w:r>
+          </w:p>
+        </w:tc>
+        <w:tc>
+          <w:tcPr>
+            <w:tcW w:type="dxa" w:w="1872"/>
+            <w:vAlign w:val="center"/>
+            <w:tcBorders>
+              <w:top w:val="single" w:sz="4" w:color="D9D9D9"/>
+              <w:left w:val="single" w:sz="4" w:color="D9D9D9"/>
+              <w:bottom w:val="single" w:sz="4" w:color="D9D9D9"/>
+              <w:right w:val="single" w:sz="4" w:color="D9D9D9"/>
+            </w:tcBorders>
+          </w:tcPr>
+          <w:p>
+            <w:pPr>
+              <w:keepNext/>
+              <w:spacing w:before="80" w:after="80"/>
+              <w:jc w:val="center"/>
+            </w:pPr>
+            <w:r>
+              <w:rPr>
+                <w:b w:val="0"/>
+                <w:sz w:val="19"/>
+              </w:rPr>
+              <w:t>0.0952</w:t>
+            </w:r>
+          </w:p>
+        </w:tc>
+        <w:tc>
+          <w:tcPr>
+            <w:tcW w:type="dxa" w:w="1872"/>
+            <w:vAlign w:val="center"/>
+            <w:tcBorders>
+              <w:top w:val="single" w:sz="4" w:color="D9D9D9"/>
+              <w:left w:val="single" w:sz="4" w:color="D9D9D9"/>
+              <w:bottom w:val="single" w:sz="4" w:color="D9D9D9"/>
+              <w:right w:val="single" w:sz="4" w:color="D9D9D9"/>
+            </w:tcBorders>
+          </w:tcPr>
+          <w:p>
+            <w:pPr>
+              <w:keepNext/>
+              <w:spacing w:before="80" w:after="80"/>
+              <w:jc w:val="center"/>
+            </w:pPr>
+            <w:r>
+              <w:rPr>
+                <w:b w:val="0"/>
+                <w:sz w:val="19"/>
+              </w:rPr>
+              <w:t>0.1292</w:t>
+            </w:r>
+          </w:p>
+        </w:tc>
+      </w:tr>
+      <w:tr>
+        <w:trPr>
+          <w:cantSplit/>
+        </w:trPr>
+        <w:tc>
+          <w:tcPr>
+            <w:tcW w:type="dxa" w:w="1872"/>
+            <w:vAlign w:val="center"/>
+            <w:tcBorders>
+              <w:top w:val="single" w:sz="4" w:color="D9D9D9"/>
+              <w:left w:val="single" w:sz="4" w:color="D9D9D9"/>
+              <w:bottom w:val="single" w:sz="4" w:color="D9D9D9"/>
+              <w:right w:val="single" w:sz="4" w:color="D9D9D9"/>
+            </w:tcBorders>
+          </w:tcPr>
+          <w:p>
+            <w:pPr>
+              <w:keepNext/>
+              <w:spacing w:before="80" w:after="80"/>
+              <w:jc w:val="center"/>
+            </w:pPr>
+            <w:r>
+              <w:rPr>
+                <w:b w:val="0"/>
+                <w:sz w:val="19"/>
+              </w:rPr>
+              <w:t>Shift type only</w:t>
+            </w:r>
+          </w:p>
+        </w:tc>
+        <w:tc>
+          <w:tcPr>
+            <w:tcW w:type="dxa" w:w="1872"/>
+            <w:vAlign w:val="center"/>
+            <w:tcBorders>
+              <w:top w:val="single" w:sz="4" w:color="D9D9D9"/>
+              <w:left w:val="single" w:sz="4" w:color="D9D9D9"/>
+              <w:bottom w:val="single" w:sz="4" w:color="D9D9D9"/>
+              <w:right w:val="single" w:sz="4" w:color="D9D9D9"/>
+            </w:tcBorders>
+          </w:tcPr>
+          <w:p>
+            <w:pPr>
+              <w:keepNext/>
+              <w:spacing w:before="80" w:after="80"/>
+              <w:jc w:val="center"/>
+            </w:pPr>
+            <w:r>
+              <w:rPr>
+                <w:b w:val="0"/>
+                <w:sz w:val="19"/>
+              </w:rPr>
+              <w:t>1</w:t>
+            </w:r>
+          </w:p>
+        </w:tc>
+        <w:tc>
+          <w:tcPr>
+            <w:tcW w:type="dxa" w:w="1872"/>
+            <w:vAlign w:val="center"/>
+            <w:tcBorders>
+              <w:top w:val="single" w:sz="4" w:color="D9D9D9"/>
+              <w:left w:val="single" w:sz="4" w:color="D9D9D9"/>
+              <w:bottom w:val="single" w:sz="4" w:color="D9D9D9"/>
+              <w:right w:val="single" w:sz="4" w:color="D9D9D9"/>
+            </w:tcBorders>
+          </w:tcPr>
+          <w:p>
+            <w:pPr>
+              <w:keepNext/>
+              <w:spacing w:before="80" w:after="80"/>
+              <w:jc w:val="center"/>
+            </w:pPr>
+            <w:r>
+              <w:rPr>
+                <w:b w:val="0"/>
+                <w:sz w:val="19"/>
+              </w:rPr>
+              <w:t>0.0504</w:t>
+            </w:r>
+          </w:p>
+        </w:tc>
+        <w:tc>
+          <w:tcPr>
+            <w:tcW w:type="dxa" w:w="1872"/>
+            <w:vAlign w:val="center"/>
+            <w:tcBorders>
+              <w:top w:val="single" w:sz="4" w:color="D9D9D9"/>
+              <w:left w:val="single" w:sz="4" w:color="D9D9D9"/>
+              <w:bottom w:val="single" w:sz="4" w:color="D9D9D9"/>
+              <w:right w:val="single" w:sz="4" w:color="D9D9D9"/>
+            </w:tcBorders>
+          </w:tcPr>
+          <w:p>
+            <w:pPr>
+              <w:keepNext/>
+              <w:spacing w:before="80" w:after="80"/>
+              <w:jc w:val="center"/>
+            </w:pPr>
+            <w:r>
+              <w:rPr>
+                <w:b w:val="0"/>
+                <w:sz w:val="19"/>
+              </w:rPr>
+              <w:t>0.0824</w:t>
+            </w:r>
+          </w:p>
+        </w:tc>
+        <w:tc>
+          <w:tcPr>
+            <w:tcW w:type="dxa" w:w="1872"/>
+            <w:vAlign w:val="center"/>
+            <w:tcBorders>
+              <w:top w:val="single" w:sz="4" w:color="D9D9D9"/>
+              <w:left w:val="single" w:sz="4" w:color="D9D9D9"/>
+              <w:bottom w:val="single" w:sz="4" w:color="D9D9D9"/>
+              <w:right w:val="single" w:sz="4" w:color="D9D9D9"/>
+            </w:tcBorders>
+          </w:tcPr>
+          <w:p>
+            <w:pPr>
+              <w:keepNext/>
+              <w:spacing w:before="80" w:after="80"/>
+              <w:jc w:val="center"/>
+            </w:pPr>
+            <w:r>
+              <w:rPr>
+                <w:b w:val="0"/>
+                <w:sz w:val="19"/>
+              </w:rPr>
+              <w:t>0.0824</w:t>
+            </w:r>
+          </w:p>
+        </w:tc>
+      </w:tr>
+      <w:tr>
+        <w:trPr>
+          <w:cantSplit/>
+        </w:trPr>
+        <w:tc>
+          <w:tcPr>
+            <w:tcW w:type="dxa" w:w="1872"/>
             <w:vAlign w:val="center"/>
             <w:tcBorders>
               <w:top w:val="single" w:sz="4" w:color="D9D9D9"/>
@@ -2270,13 +2570,13 @@
                 <w:b w:val="0"/>
                 <w:sz w:val="19"/>
               </w:rPr>
-              <w:t>CART / raw</w:t>
+              <w:t>Without shift type</w:t>
             </w:r>
           </w:p>
         </w:tc>
         <w:tc>
           <w:tcPr>
-            <w:tcW w:type="dxa" w:w="1490"/>
+            <w:tcW w:type="dxa" w:w="1872"/>
             <w:vAlign w:val="center"/>
             <w:tcBorders>
               <w:top w:val="single" w:sz="4" w:color="D9D9D9"/>
@@ -2296,13 +2596,13 @@
                 <w:b w:val="0"/>
                 <w:sz w:val="19"/>
               </w:rPr>
-              <w:t>0.0433</w:t>
+              <w:t>16</w:t>
             </w:r>
           </w:p>
         </w:tc>
         <w:tc>
           <w:tcPr>
-            <w:tcW w:type="dxa" w:w="1490"/>
+            <w:tcW w:type="dxa" w:w="1872"/>
             <w:vAlign w:val="center"/>
             <w:tcBorders>
               <w:top w:val="single" w:sz="4" w:color="D9D9D9"/>
@@ -2322,13 +2622,13 @@
                 <w:b w:val="0"/>
                 <w:sz w:val="19"/>
               </w:rPr>
-              <w:t>0.0374</w:t>
+              <w:t>0.0837</w:t>
             </w:r>
           </w:p>
         </w:tc>
         <w:tc>
           <w:tcPr>
-            <w:tcW w:type="dxa" w:w="1614"/>
+            <w:tcW w:type="dxa" w:w="1872"/>
             <w:vAlign w:val="center"/>
             <w:tcBorders>
               <w:top w:val="single" w:sz="4" w:color="D9D9D9"/>
@@ -2348,13 +2648,13 @@
                 <w:b w:val="0"/>
                 <w:sz w:val="19"/>
               </w:rPr>
-              <w:t>0.0662</w:t>
+              <w:t>0.0778</w:t>
             </w:r>
           </w:p>
         </w:tc>
         <w:tc>
           <w:tcPr>
-            <w:tcW w:type="dxa" w:w="1490"/>
+            <w:tcW w:type="dxa" w:w="1872"/>
             <w:vAlign w:val="center"/>
             <w:tcBorders>
               <w:top w:val="single" w:sz="4" w:color="D9D9D9"/>
@@ -2374,7 +2674,7 @@
                 <w:b w:val="0"/>
                 <w:sz w:val="19"/>
               </w:rPr>
-              <w:t>0.0427</w:t>
+              <w:t>0.0862</w:t>
             </w:r>
           </w:p>
         </w:tc>
@@ -2387,81 +2687,11 @@
     </w:p>
     <w:p>
       <w:pPr>
-        <w:keepNext/>
-        <w:jc w:val="center"/>
-      </w:pPr>
-      <w:r>
-        <w:drawing>
-          <wp:inline xmlns:a="http://schemas.openxmlformats.org/drawingml/2006/main" xmlns:pic="http://schemas.openxmlformats.org/drawingml/2006/picture">
-            <wp:extent cx="5303520" cy="3155814"/>
-            <wp:docPr id="4" name="Picture 4"/>
-            <wp:cNvGraphicFramePr>
-              <a:graphicFrameLocks noChangeAspect="1"/>
-            </wp:cNvGraphicFramePr>
-            <a:graphic>
-              <a:graphicData uri="http://schemas.openxmlformats.org/drawingml/2006/picture">
-                <pic:pic>
-                  <pic:nvPicPr>
-                    <pic:cNvPr id="0" name="reliability_lr.png"/>
-                    <pic:cNvPicPr/>
-                  </pic:nvPicPr>
-                  <pic:blipFill>
-                    <a:blip r:embed="rId12"/>
-                    <a:stretch>
-                      <a:fillRect/>
-                    </a:stretch>
-                  </pic:blipFill>
-                  <pic:spPr>
-                    <a:xfrm>
-                      <a:off x="0" y="0"/>
-                      <a:ext cx="5303520" cy="3155814"/>
-                    </a:xfrm>
-                    <a:prstGeom prst="rect"/>
-                  </pic:spPr>
-                </pic:pic>
-              </a:graphicData>
-            </a:graphic>
-          </wp:inline>
-        </w:drawing>
-      </w:r>
-    </w:p>
-    <w:p>
-      <w:pPr>
-        <w:pStyle w:val="Caption"/>
-        <w:jc w:val="both"/>
-      </w:pPr>
-      <w:r>
-        <w:t>Figure 4. LR reliability diagrams on 2,063 rows. Both panels contain 10 quantile bins of 206-207 observations; marker size reflects count. Panel axes differ. Tied scores remain together and repeated edges are merged.</w:t>
-      </w:r>
-    </w:p>
-    <w:p>
-      <w:r>
-        <w:t>The reliability diagrams show how the training-prior correction redistributes forecasts toward the low-risk range (Figure 4). Each panel contains all 2,063 observations, with closely spaced low-probability bins appearing near the origin. Brier skill and the forecast-to-observation mean comparison retain a complementary assessment of the remaining probability error.</w:t>
-      </w:r>
-    </w:p>
-    <w:p>
-      <w:pPr>
-        <w:pStyle w:val="Heading2"/>
-      </w:pPr>
-      <w:r>
-        <w:t>4.3 Warning counts expose threshold transfer behavior</w:t>
-      </w:r>
-    </w:p>
-    <w:p>
-      <w:pPr>
-        <w:keepLines/>
-      </w:pPr>
-      <w:r>
-        <w:t>Table 5 reports fixed-threshold holdout performance. For LR, 8 of 774 shifts are flagged, including 2 true positives and 6 false positives; 24 of 26 hazardous shifts are missed. Recall is 0.0769 and the alert rate is 0.0103. These counts translate the selected operating point into event detection and review workload, which overall accuracy does not resolve.</w:t>
-      </w:r>
-    </w:p>
-    <w:p>
-      <w:pPr>
         <w:pStyle w:val="Caption"/>
         <w:keepNext/>
       </w:pPr>
       <w:r>
-        <w:t>Table 5. Record-order holdout warning outcomes, using frozen numerical thresholds selected inside training.</w:t>
+        <w:t>Table 4. Full-feature AP minus hazard-ratings-only AP with conditional paired 95 percent intervals.</w:t>
       </w:r>
     </w:p>
     <w:tbl>
@@ -2472,12 +2702,9 @@
         <w:tblLook w:firstColumn="1" w:firstRow="1" w:lastColumn="0" w:lastRow="0" w:noHBand="0" w:noVBand="1" w:val="04A0"/>
       </w:tblPr>
       <w:tblGrid>
-        <w:gridCol w:w="1086"/>
-        <w:gridCol w:w="2069"/>
-        <w:gridCol w:w="1551"/>
-        <w:gridCol w:w="1551"/>
-        <w:gridCol w:w="1551"/>
-        <w:gridCol w:w="1551"/>
+        <w:gridCol w:w="2494"/>
+        <w:gridCol w:w="2530"/>
+        <w:gridCol w:w="4337"/>
       </w:tblGrid>
       <w:tr>
         <w:trPr>
@@ -2486,7 +2713,7 @@
         </w:trPr>
         <w:tc>
           <w:tcPr>
-            <w:tcW w:type="dxa" w:w="1086"/>
+            <w:tcW w:type="dxa" w:w="2494"/>
             <w:vAlign w:val="center"/>
             <w:tcBorders>
               <w:top w:val="single" w:sz="4" w:color="D9D9D9"/>
@@ -2513,7 +2740,7 @@
         </w:tc>
         <w:tc>
           <w:tcPr>
-            <w:tcW w:type="dxa" w:w="2069"/>
+            <w:tcW w:type="dxa" w:w="2530"/>
             <w:vAlign w:val="center"/>
             <w:tcBorders>
               <w:top w:val="single" w:sz="4" w:color="D9D9D9"/>
@@ -2534,13 +2761,2217 @@
                 <w:b/>
                 <w:sz w:val="19"/>
               </w:rPr>
-              <w:t>Hazardous shifts</w:t>
+              <w:t>Incremental AP</w:t>
             </w:r>
           </w:p>
         </w:tc>
         <w:tc>
           <w:tcPr>
-            <w:tcW w:type="dxa" w:w="1551"/>
+            <w:tcW w:type="dxa" w:w="4337"/>
+            <w:vAlign w:val="center"/>
+            <w:tcBorders>
+              <w:top w:val="single" w:sz="4" w:color="D9D9D9"/>
+              <w:left w:val="single" w:sz="4" w:color="D9D9D9"/>
+              <w:bottom w:val="single" w:sz="4" w:color="D9D9D9"/>
+              <w:right w:val="single" w:sz="4" w:color="D9D9D9"/>
+            </w:tcBorders>
+            <w:shd w:fill="F2F2F2"/>
+          </w:tcPr>
+          <w:p>
+            <w:pPr>
+              <w:keepNext/>
+              <w:spacing w:before="80" w:after="80"/>
+              <w:jc w:val="center"/>
+            </w:pPr>
+            <w:r>
+              <w:rPr>
+                <w:b/>
+                <w:sz w:val="19"/>
+              </w:rPr>
+              <w:t>95% interval</w:t>
+            </w:r>
+          </w:p>
+        </w:tc>
+      </w:tr>
+      <w:tr>
+        <w:trPr>
+          <w:cantSplit/>
+        </w:trPr>
+        <w:tc>
+          <w:tcPr>
+            <w:tcW w:type="dxa" w:w="2494"/>
+            <w:vAlign w:val="center"/>
+            <w:tcBorders>
+              <w:top w:val="single" w:sz="4" w:color="D9D9D9"/>
+              <w:left w:val="single" w:sz="4" w:color="D9D9D9"/>
+              <w:bottom w:val="single" w:sz="4" w:color="D9D9D9"/>
+              <w:right w:val="single" w:sz="4" w:color="D9D9D9"/>
+            </w:tcBorders>
+          </w:tcPr>
+          <w:p>
+            <w:pPr>
+              <w:keepNext/>
+              <w:spacing w:before="80" w:after="80"/>
+              <w:jc w:val="center"/>
+            </w:pPr>
+            <w:r>
+              <w:rPr>
+                <w:b w:val="0"/>
+                <w:sz w:val="19"/>
+              </w:rPr>
+              <w:t>LR</w:t>
+            </w:r>
+          </w:p>
+        </w:tc>
+        <w:tc>
+          <w:tcPr>
+            <w:tcW w:type="dxa" w:w="2530"/>
+            <w:vAlign w:val="center"/>
+            <w:tcBorders>
+              <w:top w:val="single" w:sz="4" w:color="D9D9D9"/>
+              <w:left w:val="single" w:sz="4" w:color="D9D9D9"/>
+              <w:bottom w:val="single" w:sz="4" w:color="D9D9D9"/>
+              <w:right w:val="single" w:sz="4" w:color="D9D9D9"/>
+            </w:tcBorders>
+          </w:tcPr>
+          <w:p>
+            <w:pPr>
+              <w:keepNext/>
+              <w:spacing w:before="80" w:after="80"/>
+              <w:jc w:val="center"/>
+            </w:pPr>
+            <w:r>
+              <w:rPr>
+                <w:b w:val="0"/>
+                <w:sz w:val="19"/>
+              </w:rPr>
+              <w:t>0.0243</w:t>
+            </w:r>
+          </w:p>
+        </w:tc>
+        <w:tc>
+          <w:tcPr>
+            <w:tcW w:type="dxa" w:w="4337"/>
+            <w:vAlign w:val="center"/>
+            <w:tcBorders>
+              <w:top w:val="single" w:sz="4" w:color="D9D9D9"/>
+              <w:left w:val="single" w:sz="4" w:color="D9D9D9"/>
+              <w:bottom w:val="single" w:sz="4" w:color="D9D9D9"/>
+              <w:right w:val="single" w:sz="4" w:color="D9D9D9"/>
+            </w:tcBorders>
+          </w:tcPr>
+          <w:p>
+            <w:pPr>
+              <w:keepNext/>
+              <w:spacing w:before="80" w:after="80"/>
+              <w:jc w:val="center"/>
+            </w:pPr>
+            <w:r>
+              <w:rPr>
+                <w:b w:val="0"/>
+                <w:sz w:val="19"/>
+              </w:rPr>
+              <w:t>[-0.0039, 0.0619]</w:t>
+            </w:r>
+          </w:p>
+        </w:tc>
+      </w:tr>
+      <w:tr>
+        <w:trPr>
+          <w:cantSplit/>
+        </w:trPr>
+        <w:tc>
+          <w:tcPr>
+            <w:tcW w:type="dxa" w:w="2494"/>
+            <w:vAlign w:val="center"/>
+            <w:tcBorders>
+              <w:top w:val="single" w:sz="4" w:color="D9D9D9"/>
+              <w:left w:val="single" w:sz="4" w:color="D9D9D9"/>
+              <w:bottom w:val="single" w:sz="4" w:color="D9D9D9"/>
+              <w:right w:val="single" w:sz="4" w:color="D9D9D9"/>
+            </w:tcBorders>
+          </w:tcPr>
+          <w:p>
+            <w:pPr>
+              <w:keepNext/>
+              <w:spacing w:before="80" w:after="80"/>
+              <w:jc w:val="center"/>
+            </w:pPr>
+            <w:r>
+              <w:rPr>
+                <w:b w:val="0"/>
+                <w:sz w:val="19"/>
+              </w:rPr>
+              <w:t>CART</w:t>
+            </w:r>
+          </w:p>
+        </w:tc>
+        <w:tc>
+          <w:tcPr>
+            <w:tcW w:type="dxa" w:w="2530"/>
+            <w:vAlign w:val="center"/>
+            <w:tcBorders>
+              <w:top w:val="single" w:sz="4" w:color="D9D9D9"/>
+              <w:left w:val="single" w:sz="4" w:color="D9D9D9"/>
+              <w:bottom w:val="single" w:sz="4" w:color="D9D9D9"/>
+              <w:right w:val="single" w:sz="4" w:color="D9D9D9"/>
+            </w:tcBorders>
+          </w:tcPr>
+          <w:p>
+            <w:pPr>
+              <w:keepNext/>
+              <w:spacing w:before="80" w:after="80"/>
+              <w:jc w:val="center"/>
+            </w:pPr>
+            <w:r>
+              <w:rPr>
+                <w:b w:val="0"/>
+                <w:sz w:val="19"/>
+              </w:rPr>
+              <w:t>0.0046</w:t>
+            </w:r>
+          </w:p>
+        </w:tc>
+        <w:tc>
+          <w:tcPr>
+            <w:tcW w:type="dxa" w:w="4337"/>
+            <w:vAlign w:val="center"/>
+            <w:tcBorders>
+              <w:top w:val="single" w:sz="4" w:color="D9D9D9"/>
+              <w:left w:val="single" w:sz="4" w:color="D9D9D9"/>
+              <w:bottom w:val="single" w:sz="4" w:color="D9D9D9"/>
+              <w:right w:val="single" w:sz="4" w:color="D9D9D9"/>
+            </w:tcBorders>
+          </w:tcPr>
+          <w:p>
+            <w:pPr>
+              <w:keepNext/>
+              <w:spacing w:before="80" w:after="80"/>
+              <w:jc w:val="center"/>
+            </w:pPr>
+            <w:r>
+              <w:rPr>
+                <w:b w:val="0"/>
+                <w:sz w:val="19"/>
+              </w:rPr>
+              <w:t>[-0.0252, 0.0264]</w:t>
+            </w:r>
+          </w:p>
+        </w:tc>
+      </w:tr>
+      <w:tr>
+        <w:trPr>
+          <w:cantSplit/>
+        </w:trPr>
+        <w:tc>
+          <w:tcPr>
+            <w:tcW w:type="dxa" w:w="2494"/>
+            <w:vAlign w:val="center"/>
+            <w:tcBorders>
+              <w:top w:val="single" w:sz="4" w:color="D9D9D9"/>
+              <w:left w:val="single" w:sz="4" w:color="D9D9D9"/>
+              <w:bottom w:val="single" w:sz="4" w:color="D9D9D9"/>
+              <w:right w:val="single" w:sz="4" w:color="D9D9D9"/>
+            </w:tcBorders>
+          </w:tcPr>
+          <w:p>
+            <w:pPr>
+              <w:keepNext w:val="0"/>
+              <w:spacing w:before="80" w:after="80"/>
+              <w:jc w:val="center"/>
+            </w:pPr>
+            <w:r>
+              <w:rPr>
+                <w:b w:val="0"/>
+                <w:sz w:val="19"/>
+              </w:rPr>
+              <w:t>XGBoost</w:t>
+            </w:r>
+          </w:p>
+        </w:tc>
+        <w:tc>
+          <w:tcPr>
+            <w:tcW w:type="dxa" w:w="2530"/>
+            <w:vAlign w:val="center"/>
+            <w:tcBorders>
+              <w:top w:val="single" w:sz="4" w:color="D9D9D9"/>
+              <w:left w:val="single" w:sz="4" w:color="D9D9D9"/>
+              <w:bottom w:val="single" w:sz="4" w:color="D9D9D9"/>
+              <w:right w:val="single" w:sz="4" w:color="D9D9D9"/>
+            </w:tcBorders>
+          </w:tcPr>
+          <w:p>
+            <w:pPr>
+              <w:keepNext w:val="0"/>
+              <w:spacing w:before="80" w:after="80"/>
+              <w:jc w:val="center"/>
+            </w:pPr>
+            <w:r>
+              <w:rPr>
+                <w:b w:val="0"/>
+                <w:sz w:val="19"/>
+              </w:rPr>
+              <w:t>0.0096</w:t>
+            </w:r>
+          </w:p>
+        </w:tc>
+        <w:tc>
+          <w:tcPr>
+            <w:tcW w:type="dxa" w:w="4337"/>
+            <w:vAlign w:val="center"/>
+            <w:tcBorders>
+              <w:top w:val="single" w:sz="4" w:color="D9D9D9"/>
+              <w:left w:val="single" w:sz="4" w:color="D9D9D9"/>
+              <w:bottom w:val="single" w:sz="4" w:color="D9D9D9"/>
+              <w:right w:val="single" w:sz="4" w:color="D9D9D9"/>
+            </w:tcBorders>
+          </w:tcPr>
+          <w:p>
+            <w:pPr>
+              <w:keepNext w:val="0"/>
+              <w:spacing w:before="80" w:after="80"/>
+              <w:jc w:val="center"/>
+            </w:pPr>
+            <w:r>
+              <w:rPr>
+                <w:b w:val="0"/>
+                <w:sz w:val="19"/>
+              </w:rPr>
+              <w:t>[-0.0148, 0.0413]</w:t>
+            </w:r>
+          </w:p>
+        </w:tc>
+      </w:tr>
+    </w:tbl>
+    <w:p>
+      <w:pPr>
+        <w:spacing w:after="20"/>
+      </w:pPr>
+    </w:p>
+    <w:p>
+      <w:r>
+        <w:t>The geophone-only XGBoost achieves AP 0.1025, while removal of the seismic-activity group gives 0.1292. The latter differs from the full model by 0.0430 with interval [-0.0034, 0.1067]. Together with the LR and CART contrasts, these results show that predictive use of a monitoring group depends on the other available inputs and fitted model. The comparisons hold XGBoost settings fixed within each fold, assessing the sensitivity of that design to information sources. Redundancy, estimation variability and changing phase distributions are candidate explanations for the observed patterns; they are not separately identified here.</w:t>
+      </w:r>
+    </w:p>
+    <w:p>
+      <w:pPr>
+        <w:pStyle w:val="Heading2"/>
+      </w:pPr>
+      <w:r>
+        <w:t>4.3 Training prior correction and probability assessment</w:t>
+      </w:r>
+    </w:p>
+    <w:p>
+      <w:r>
+        <w:t>Training-prior correction improves LR ECE from 0.2904 to 0.0271 and Brier score from 0.1462 to 0.0439, providing a direct adjustment to the probability scale using historical labels. Corrected LR, raw CART and raw XGBoost Brier scores are 0.0439, 0.0433 and 0.0429. Corrected LR Brier skill against a retrospective evaluation-prevalence constant is -0.0751. The constant is an oracle reference used for assessment, with no role in generating forecasts. The correction improves the weighted LR probabilities on this cohort, while the negative skill score records their position relative to that retrospective reference.</w:t>
+      </w:r>
+    </w:p>
+    <w:p>
+      <w:pPr>
+        <w:keepNext/>
+        <w:jc w:val="center"/>
+      </w:pPr>
+      <w:r>
+        <w:drawing>
+          <wp:inline xmlns:a="http://schemas.openxmlformats.org/drawingml/2006/main" xmlns:pic="http://schemas.openxmlformats.org/drawingml/2006/picture">
+            <wp:extent cx="5303520" cy="3155814"/>
+            <wp:docPr id="1" name="Picture 1"/>
+            <wp:cNvGraphicFramePr>
+              <a:graphicFrameLocks noChangeAspect="1"/>
+            </wp:cNvGraphicFramePr>
+            <a:graphic>
+              <a:graphicData uri="http://schemas.openxmlformats.org/drawingml/2006/picture">
+                <pic:pic>
+                  <pic:nvPicPr>
+                    <pic:cNvPr id="0" name="reliability_lr.png"/>
+                    <pic:cNvPicPr/>
+                  </pic:nvPicPr>
+                  <pic:blipFill>
+                    <a:blip r:embed="rId9"/>
+                    <a:stretch>
+                      <a:fillRect/>
+                    </a:stretch>
+                  </pic:blipFill>
+                  <pic:spPr>
+                    <a:xfrm>
+                      <a:off x="0" y="0"/>
+                      <a:ext cx="5303520" cy="3155814"/>
+                    </a:xfrm>
+                    <a:prstGeom prst="rect"/>
+                  </pic:spPr>
+                </pic:pic>
+              </a:graphicData>
+            </a:graphic>
+          </wp:inline>
+        </w:drawing>
+      </w:r>
+    </w:p>
+    <w:p>
+      <w:pPr>
+        <w:pStyle w:val="Caption"/>
+        <w:jc w:val="both"/>
+      </w:pPr>
+      <w:r>
+        <w:t>Figure 1. LR calibration on the common test cohort. Each panel contains 10 quantile bins of 206 or 207 observations; ties stay together, marker sizes encode counts, and panel axes differ.</w:t>
+      </w:r>
+    </w:p>
+    <w:p>
+      <w:pPr>
+        <w:pStyle w:val="Heading1"/>
+      </w:pPr>
+      <w:r>
+        <w:t>5 Model explanations and phase stability</w:t>
+      </w:r>
+    </w:p>
+    <w:p>
+      <w:pPr>
+        <w:pStyle w:val="Heading2"/>
+      </w:pPr>
+      <w:r>
+        <w:t>5.1 Global and stage-specific feature use</w:t>
+      </w:r>
+    </w:p>
+    <w:p>
+      <w:r>
+        <w:t>Total seismic energy, low-energy event count nbumps2 and pulse count gpuls have the largest mean absolute XGBoost contributions. These are observable indicators of seismic and geophone activity; their importance describes how the fitted models use monitoring information. Table 5 reports the leading contributions and value associations. Read alongside the ablations, these explanations distinguish a model's reliance on a signal from the incremental value of its monitoring group.</w:t>
+      </w:r>
+    </w:p>
+    <w:p>
+      <w:pPr>
+        <w:pStyle w:val="Caption"/>
+        <w:keepNext/>
+      </w:pPr>
+      <w:r>
+        <w:t>Table 5. Leading full-feature XGBoost contributions on 2,063 test rows. Magnitudes are in raw log-odds units; correlations are descriptive value-contribution associations.</w:t>
+      </w:r>
+    </w:p>
+    <w:tbl>
+      <w:tblPr>
+        <w:tblW w:type="auto" w:w="0"/>
+        <w:jc w:val="center"/>
+        <w:tblLayout w:type="fixed"/>
+        <w:tblLook w:firstColumn="1" w:firstRow="1" w:lastColumn="0" w:lastRow="0" w:noHBand="0" w:noVBand="1" w:val="04A0"/>
+      </w:tblPr>
+      <w:tblGrid>
+        <w:gridCol w:w="2042"/>
+        <w:gridCol w:w="4425"/>
+        <w:gridCol w:w="2893"/>
+      </w:tblGrid>
+      <w:tr>
+        <w:trPr>
+          <w:cantSplit/>
+          <w:tblHeader/>
+        </w:trPr>
+        <w:tc>
+          <w:tcPr>
+            <w:tcW w:type="dxa" w:w="2042"/>
+            <w:vAlign w:val="center"/>
+            <w:tcBorders>
+              <w:top w:val="single" w:sz="4" w:color="D9D9D9"/>
+              <w:left w:val="single" w:sz="4" w:color="D9D9D9"/>
+              <w:bottom w:val="single" w:sz="4" w:color="D9D9D9"/>
+              <w:right w:val="single" w:sz="4" w:color="D9D9D9"/>
+            </w:tcBorders>
+            <w:shd w:fill="F2F2F2"/>
+          </w:tcPr>
+          <w:p>
+            <w:pPr>
+              <w:keepNext/>
+              <w:spacing w:before="80" w:after="80"/>
+              <w:jc w:val="center"/>
+            </w:pPr>
+            <w:r>
+              <w:rPr>
+                <w:b/>
+                <w:sz w:val="19"/>
+              </w:rPr>
+              <w:t>Feature</w:t>
+            </w:r>
+          </w:p>
+        </w:tc>
+        <w:tc>
+          <w:tcPr>
+            <w:tcW w:type="dxa" w:w="4425"/>
+            <w:vAlign w:val="center"/>
+            <w:tcBorders>
+              <w:top w:val="single" w:sz="4" w:color="D9D9D9"/>
+              <w:left w:val="single" w:sz="4" w:color="D9D9D9"/>
+              <w:bottom w:val="single" w:sz="4" w:color="D9D9D9"/>
+              <w:right w:val="single" w:sz="4" w:color="D9D9D9"/>
+            </w:tcBorders>
+            <w:shd w:fill="F2F2F2"/>
+          </w:tcPr>
+          <w:p>
+            <w:pPr>
+              <w:keepNext/>
+              <w:spacing w:before="80" w:after="80"/>
+              <w:jc w:val="center"/>
+            </w:pPr>
+            <w:r>
+              <w:rPr>
+                <w:b/>
+                <w:sz w:val="19"/>
+              </w:rPr>
+              <w:t>Mean absolute contribution</w:t>
+            </w:r>
+          </w:p>
+        </w:tc>
+        <w:tc>
+          <w:tcPr>
+            <w:tcW w:type="dxa" w:w="2893"/>
+            <w:vAlign w:val="center"/>
+            <w:tcBorders>
+              <w:top w:val="single" w:sz="4" w:color="D9D9D9"/>
+              <w:left w:val="single" w:sz="4" w:color="D9D9D9"/>
+              <w:bottom w:val="single" w:sz="4" w:color="D9D9D9"/>
+              <w:right w:val="single" w:sz="4" w:color="D9D9D9"/>
+            </w:tcBorders>
+            <w:shd w:fill="F2F2F2"/>
+          </w:tcPr>
+          <w:p>
+            <w:pPr>
+              <w:keepNext/>
+              <w:spacing w:before="80" w:after="80"/>
+              <w:jc w:val="center"/>
+            </w:pPr>
+            <w:r>
+              <w:rPr>
+                <w:b/>
+                <w:sz w:val="19"/>
+              </w:rPr>
+              <w:t>Value association</w:t>
+            </w:r>
+          </w:p>
+        </w:tc>
+      </w:tr>
+      <w:tr>
+        <w:trPr>
+          <w:cantSplit/>
+        </w:trPr>
+        <w:tc>
+          <w:tcPr>
+            <w:tcW w:type="dxa" w:w="2042"/>
+            <w:vAlign w:val="center"/>
+            <w:tcBorders>
+              <w:top w:val="single" w:sz="4" w:color="D9D9D9"/>
+              <w:left w:val="single" w:sz="4" w:color="D9D9D9"/>
+              <w:bottom w:val="single" w:sz="4" w:color="D9D9D9"/>
+              <w:right w:val="single" w:sz="4" w:color="D9D9D9"/>
+            </w:tcBorders>
+          </w:tcPr>
+          <w:p>
+            <w:pPr>
+              <w:keepNext/>
+              <w:spacing w:before="80" w:after="80"/>
+              <w:jc w:val="center"/>
+            </w:pPr>
+            <w:r>
+              <w:rPr>
+                <w:b w:val="0"/>
+                <w:sz w:val="19"/>
+              </w:rPr>
+              <w:t>energy</w:t>
+            </w:r>
+          </w:p>
+        </w:tc>
+        <w:tc>
+          <w:tcPr>
+            <w:tcW w:type="dxa" w:w="4425"/>
+            <w:vAlign w:val="center"/>
+            <w:tcBorders>
+              <w:top w:val="single" w:sz="4" w:color="D9D9D9"/>
+              <w:left w:val="single" w:sz="4" w:color="D9D9D9"/>
+              <w:bottom w:val="single" w:sz="4" w:color="D9D9D9"/>
+              <w:right w:val="single" w:sz="4" w:color="D9D9D9"/>
+            </w:tcBorders>
+          </w:tcPr>
+          <w:p>
+            <w:pPr>
+              <w:keepNext/>
+              <w:spacing w:before="80" w:after="80"/>
+              <w:jc w:val="center"/>
+            </w:pPr>
+            <w:r>
+              <w:rPr>
+                <w:b w:val="0"/>
+                <w:sz w:val="19"/>
+              </w:rPr>
+              <w:t>0.5642</w:t>
+            </w:r>
+          </w:p>
+        </w:tc>
+        <w:tc>
+          <w:tcPr>
+            <w:tcW w:type="dxa" w:w="2893"/>
+            <w:vAlign w:val="center"/>
+            <w:tcBorders>
+              <w:top w:val="single" w:sz="4" w:color="D9D9D9"/>
+              <w:left w:val="single" w:sz="4" w:color="D9D9D9"/>
+              <w:bottom w:val="single" w:sz="4" w:color="D9D9D9"/>
+              <w:right w:val="single" w:sz="4" w:color="D9D9D9"/>
+            </w:tcBorders>
+          </w:tcPr>
+          <w:p>
+            <w:pPr>
+              <w:keepNext/>
+              <w:spacing w:before="80" w:after="80"/>
+              <w:jc w:val="center"/>
+            </w:pPr>
+            <w:r>
+              <w:rPr>
+                <w:b w:val="0"/>
+                <w:sz w:val="19"/>
+              </w:rPr>
+              <w:t>0.6854</w:t>
+            </w:r>
+          </w:p>
+        </w:tc>
+      </w:tr>
+      <w:tr>
+        <w:trPr>
+          <w:cantSplit/>
+        </w:trPr>
+        <w:tc>
+          <w:tcPr>
+            <w:tcW w:type="dxa" w:w="2042"/>
+            <w:vAlign w:val="center"/>
+            <w:tcBorders>
+              <w:top w:val="single" w:sz="4" w:color="D9D9D9"/>
+              <w:left w:val="single" w:sz="4" w:color="D9D9D9"/>
+              <w:bottom w:val="single" w:sz="4" w:color="D9D9D9"/>
+              <w:right w:val="single" w:sz="4" w:color="D9D9D9"/>
+            </w:tcBorders>
+          </w:tcPr>
+          <w:p>
+            <w:pPr>
+              <w:keepNext/>
+              <w:spacing w:before="80" w:after="80"/>
+              <w:jc w:val="center"/>
+            </w:pPr>
+            <w:r>
+              <w:rPr>
+                <w:b w:val="0"/>
+                <w:sz w:val="19"/>
+              </w:rPr>
+              <w:t>nbumps2</w:t>
+            </w:r>
+          </w:p>
+        </w:tc>
+        <w:tc>
+          <w:tcPr>
+            <w:tcW w:type="dxa" w:w="4425"/>
+            <w:vAlign w:val="center"/>
+            <w:tcBorders>
+              <w:top w:val="single" w:sz="4" w:color="D9D9D9"/>
+              <w:left w:val="single" w:sz="4" w:color="D9D9D9"/>
+              <w:bottom w:val="single" w:sz="4" w:color="D9D9D9"/>
+              <w:right w:val="single" w:sz="4" w:color="D9D9D9"/>
+            </w:tcBorders>
+          </w:tcPr>
+          <w:p>
+            <w:pPr>
+              <w:keepNext/>
+              <w:spacing w:before="80" w:after="80"/>
+              <w:jc w:val="center"/>
+            </w:pPr>
+            <w:r>
+              <w:rPr>
+                <w:b w:val="0"/>
+                <w:sz w:val="19"/>
+              </w:rPr>
+              <w:t>0.3902</w:t>
+            </w:r>
+          </w:p>
+        </w:tc>
+        <w:tc>
+          <w:tcPr>
+            <w:tcW w:type="dxa" w:w="2893"/>
+            <w:vAlign w:val="center"/>
+            <w:tcBorders>
+              <w:top w:val="single" w:sz="4" w:color="D9D9D9"/>
+              <w:left w:val="single" w:sz="4" w:color="D9D9D9"/>
+              <w:bottom w:val="single" w:sz="4" w:color="D9D9D9"/>
+              <w:right w:val="single" w:sz="4" w:color="D9D9D9"/>
+            </w:tcBorders>
+          </w:tcPr>
+          <w:p>
+            <w:pPr>
+              <w:keepNext/>
+              <w:spacing w:before="80" w:after="80"/>
+              <w:jc w:val="center"/>
+            </w:pPr>
+            <w:r>
+              <w:rPr>
+                <w:b w:val="0"/>
+                <w:sz w:val="19"/>
+              </w:rPr>
+              <w:t>0.7179</w:t>
+            </w:r>
+          </w:p>
+        </w:tc>
+      </w:tr>
+      <w:tr>
+        <w:trPr>
+          <w:cantSplit/>
+        </w:trPr>
+        <w:tc>
+          <w:tcPr>
+            <w:tcW w:type="dxa" w:w="2042"/>
+            <w:vAlign w:val="center"/>
+            <w:tcBorders>
+              <w:top w:val="single" w:sz="4" w:color="D9D9D9"/>
+              <w:left w:val="single" w:sz="4" w:color="D9D9D9"/>
+              <w:bottom w:val="single" w:sz="4" w:color="D9D9D9"/>
+              <w:right w:val="single" w:sz="4" w:color="D9D9D9"/>
+            </w:tcBorders>
+          </w:tcPr>
+          <w:p>
+            <w:pPr>
+              <w:keepNext/>
+              <w:spacing w:before="80" w:after="80"/>
+              <w:jc w:val="center"/>
+            </w:pPr>
+            <w:r>
+              <w:rPr>
+                <w:b w:val="0"/>
+                <w:sz w:val="19"/>
+              </w:rPr>
+              <w:t>gpuls</w:t>
+            </w:r>
+          </w:p>
+        </w:tc>
+        <w:tc>
+          <w:tcPr>
+            <w:tcW w:type="dxa" w:w="4425"/>
+            <w:vAlign w:val="center"/>
+            <w:tcBorders>
+              <w:top w:val="single" w:sz="4" w:color="D9D9D9"/>
+              <w:left w:val="single" w:sz="4" w:color="D9D9D9"/>
+              <w:bottom w:val="single" w:sz="4" w:color="D9D9D9"/>
+              <w:right w:val="single" w:sz="4" w:color="D9D9D9"/>
+            </w:tcBorders>
+          </w:tcPr>
+          <w:p>
+            <w:pPr>
+              <w:keepNext/>
+              <w:spacing w:before="80" w:after="80"/>
+              <w:jc w:val="center"/>
+            </w:pPr>
+            <w:r>
+              <w:rPr>
+                <w:b w:val="0"/>
+                <w:sz w:val="19"/>
+              </w:rPr>
+              <w:t>0.3523</w:t>
+            </w:r>
+          </w:p>
+        </w:tc>
+        <w:tc>
+          <w:tcPr>
+            <w:tcW w:type="dxa" w:w="2893"/>
+            <w:vAlign w:val="center"/>
+            <w:tcBorders>
+              <w:top w:val="single" w:sz="4" w:color="D9D9D9"/>
+              <w:left w:val="single" w:sz="4" w:color="D9D9D9"/>
+              <w:bottom w:val="single" w:sz="4" w:color="D9D9D9"/>
+              <w:right w:val="single" w:sz="4" w:color="D9D9D9"/>
+            </w:tcBorders>
+          </w:tcPr>
+          <w:p>
+            <w:pPr>
+              <w:keepNext/>
+              <w:spacing w:before="80" w:after="80"/>
+              <w:jc w:val="center"/>
+            </w:pPr>
+            <w:r>
+              <w:rPr>
+                <w:b w:val="0"/>
+                <w:sz w:val="19"/>
+              </w:rPr>
+              <w:t>0.7668</w:t>
+            </w:r>
+          </w:p>
+        </w:tc>
+      </w:tr>
+      <w:tr>
+        <w:trPr>
+          <w:cantSplit/>
+        </w:trPr>
+        <w:tc>
+          <w:tcPr>
+            <w:tcW w:type="dxa" w:w="2042"/>
+            <w:vAlign w:val="center"/>
+            <w:tcBorders>
+              <w:top w:val="single" w:sz="4" w:color="D9D9D9"/>
+              <w:left w:val="single" w:sz="4" w:color="D9D9D9"/>
+              <w:bottom w:val="single" w:sz="4" w:color="D9D9D9"/>
+              <w:right w:val="single" w:sz="4" w:color="D9D9D9"/>
+            </w:tcBorders>
+          </w:tcPr>
+          <w:p>
+            <w:pPr>
+              <w:keepNext/>
+              <w:spacing w:before="80" w:after="80"/>
+              <w:jc w:val="center"/>
+            </w:pPr>
+            <w:r>
+              <w:rPr>
+                <w:b w:val="0"/>
+                <w:sz w:val="19"/>
+              </w:rPr>
+              <w:t>genergy</w:t>
+            </w:r>
+          </w:p>
+        </w:tc>
+        <w:tc>
+          <w:tcPr>
+            <w:tcW w:type="dxa" w:w="4425"/>
+            <w:vAlign w:val="center"/>
+            <w:tcBorders>
+              <w:top w:val="single" w:sz="4" w:color="D9D9D9"/>
+              <w:left w:val="single" w:sz="4" w:color="D9D9D9"/>
+              <w:bottom w:val="single" w:sz="4" w:color="D9D9D9"/>
+              <w:right w:val="single" w:sz="4" w:color="D9D9D9"/>
+            </w:tcBorders>
+          </w:tcPr>
+          <w:p>
+            <w:pPr>
+              <w:keepNext/>
+              <w:spacing w:before="80" w:after="80"/>
+              <w:jc w:val="center"/>
+            </w:pPr>
+            <w:r>
+              <w:rPr>
+                <w:b w:val="0"/>
+                <w:sz w:val="19"/>
+              </w:rPr>
+              <w:t>0.1466</w:t>
+            </w:r>
+          </w:p>
+        </w:tc>
+        <w:tc>
+          <w:tcPr>
+            <w:tcW w:type="dxa" w:w="2893"/>
+            <w:vAlign w:val="center"/>
+            <w:tcBorders>
+              <w:top w:val="single" w:sz="4" w:color="D9D9D9"/>
+              <w:left w:val="single" w:sz="4" w:color="D9D9D9"/>
+              <w:bottom w:val="single" w:sz="4" w:color="D9D9D9"/>
+              <w:right w:val="single" w:sz="4" w:color="D9D9D9"/>
+            </w:tcBorders>
+          </w:tcPr>
+          <w:p>
+            <w:pPr>
+              <w:keepNext/>
+              <w:spacing w:before="80" w:after="80"/>
+              <w:jc w:val="center"/>
+            </w:pPr>
+            <w:r>
+              <w:rPr>
+                <w:b w:val="0"/>
+                <w:sz w:val="19"/>
+              </w:rPr>
+              <w:t>0.0148</w:t>
+            </w:r>
+          </w:p>
+        </w:tc>
+      </w:tr>
+      <w:tr>
+        <w:trPr>
+          <w:cantSplit/>
+        </w:trPr>
+        <w:tc>
+          <w:tcPr>
+            <w:tcW w:type="dxa" w:w="2042"/>
+            <w:vAlign w:val="center"/>
+            <w:tcBorders>
+              <w:top w:val="single" w:sz="4" w:color="D9D9D9"/>
+              <w:left w:val="single" w:sz="4" w:color="D9D9D9"/>
+              <w:bottom w:val="single" w:sz="4" w:color="D9D9D9"/>
+              <w:right w:val="single" w:sz="4" w:color="D9D9D9"/>
+            </w:tcBorders>
+          </w:tcPr>
+          <w:p>
+            <w:pPr>
+              <w:keepNext w:val="0"/>
+              <w:spacing w:before="80" w:after="80"/>
+              <w:jc w:val="center"/>
+            </w:pPr>
+            <w:r>
+              <w:rPr>
+                <w:b w:val="0"/>
+                <w:sz w:val="19"/>
+              </w:rPr>
+              <w:t>seismic</w:t>
+            </w:r>
+          </w:p>
+        </w:tc>
+        <w:tc>
+          <w:tcPr>
+            <w:tcW w:type="dxa" w:w="4425"/>
+            <w:vAlign w:val="center"/>
+            <w:tcBorders>
+              <w:top w:val="single" w:sz="4" w:color="D9D9D9"/>
+              <w:left w:val="single" w:sz="4" w:color="D9D9D9"/>
+              <w:bottom w:val="single" w:sz="4" w:color="D9D9D9"/>
+              <w:right w:val="single" w:sz="4" w:color="D9D9D9"/>
+            </w:tcBorders>
+          </w:tcPr>
+          <w:p>
+            <w:pPr>
+              <w:keepNext w:val="0"/>
+              <w:spacing w:before="80" w:after="80"/>
+              <w:jc w:val="center"/>
+            </w:pPr>
+            <w:r>
+              <w:rPr>
+                <w:b w:val="0"/>
+                <w:sz w:val="19"/>
+              </w:rPr>
+              <w:t>0.1391</w:t>
+            </w:r>
+          </w:p>
+        </w:tc>
+        <w:tc>
+          <w:tcPr>
+            <w:tcW w:type="dxa" w:w="2893"/>
+            <w:vAlign w:val="center"/>
+            <w:tcBorders>
+              <w:top w:val="single" w:sz="4" w:color="D9D9D9"/>
+              <w:left w:val="single" w:sz="4" w:color="D9D9D9"/>
+              <w:bottom w:val="single" w:sz="4" w:color="D9D9D9"/>
+              <w:right w:val="single" w:sz="4" w:color="D9D9D9"/>
+            </w:tcBorders>
+          </w:tcPr>
+          <w:p>
+            <w:pPr>
+              <w:keepNext w:val="0"/>
+              <w:spacing w:before="80" w:after="80"/>
+              <w:jc w:val="center"/>
+            </w:pPr>
+            <w:r>
+              <w:rPr>
+                <w:b w:val="0"/>
+                <w:sz w:val="19"/>
+              </w:rPr>
+              <w:t>0.8297</w:t>
+            </w:r>
+          </w:p>
+        </w:tc>
+      </w:tr>
+    </w:tbl>
+    <w:p>
+      <w:pPr>
+        <w:spacing w:after="20"/>
+      </w:pPr>
+    </w:p>
+    <w:p>
+      <w:pPr>
+        <w:keepNext/>
+        <w:jc w:val="center"/>
+      </w:pPr>
+      <w:r>
+        <w:drawing>
+          <wp:inline xmlns:a="http://schemas.openxmlformats.org/drawingml/2006/main" xmlns:pic="http://schemas.openxmlformats.org/drawingml/2006/picture">
+            <wp:extent cx="5669280" cy="2834640"/>
+            <wp:docPr id="2" name="Picture 2"/>
+            <wp:cNvGraphicFramePr>
+              <a:graphicFrameLocks noChangeAspect="1"/>
+            </wp:cNvGraphicFramePr>
+            <a:graphic>
+              <a:graphicData uri="http://schemas.openxmlformats.org/drawingml/2006/picture">
+                <pic:pic>
+                  <pic:nvPicPr>
+                    <pic:cNvPr id="0" name="shap_phase_stability.png"/>
+                    <pic:cNvPicPr/>
+                  </pic:nvPicPr>
+                  <pic:blipFill>
+                    <a:blip r:embed="rId10"/>
+                    <a:stretch>
+                      <a:fillRect/>
+                    </a:stretch>
+                  </pic:blipFill>
+                  <pic:spPr>
+                    <a:xfrm>
+                      <a:off x="0" y="0"/>
+                      <a:ext cx="5669280" cy="2834640"/>
+                    </a:xfrm>
+                    <a:prstGeom prst="rect"/>
+                  </pic:spPr>
+                </pic:pic>
+              </a:graphicData>
+            </a:graphic>
+          </wp:inline>
+        </w:drawing>
+      </w:r>
+    </w:p>
+    <w:p>
+      <w:pPr>
+        <w:pStyle w:val="Caption"/>
+        <w:jc w:val="both"/>
+      </w:pPr>
+      <w:r>
+        <w:t>Figure 2. Global importance and phase shares for the eight globally leading features. Each cell is that feature's mean absolute contribution divided by the sum over all 17 features in the phase.</w:t>
+      </w:r>
+    </w:p>
+    <w:p>
+      <w:r>
+        <w:t>Across the six phase pairs, importance-rank correlations range from 0.7122 to 0.9412 and top-five Jaccard overlap ranges from 0.4286 to 0.6667. This combination shows recurring feature use alongside changing membership of the most influential group. Correlations include all 17 features, including tied low-importance columns; top-five overlap supplies a complementary check focused on leading variables.</w:t>
+      </w:r>
+    </w:p>
+    <w:p>
+      <w:pPr>
+        <w:keepNext/>
+        <w:jc w:val="center"/>
+      </w:pPr>
+      <w:r>
+        <w:drawing>
+          <wp:inline xmlns:a="http://schemas.openxmlformats.org/drawingml/2006/main" xmlns:pic="http://schemas.openxmlformats.org/drawingml/2006/picture">
+            <wp:extent cx="5669280" cy="2105733"/>
+            <wp:docPr id="3" name="Picture 3"/>
+            <wp:cNvGraphicFramePr>
+              <a:graphicFrameLocks noChangeAspect="1"/>
+            </wp:cNvGraphicFramePr>
+            <a:graphic>
+              <a:graphicData uri="http://schemas.openxmlformats.org/drawingml/2006/picture">
+                <pic:pic>
+                  <pic:nvPicPr>
+                    <pic:cNvPr id="0" name="shap_dependence.png"/>
+                    <pic:cNvPicPr/>
+                  </pic:nvPicPr>
+                  <pic:blipFill>
+                    <a:blip r:embed="rId11"/>
+                    <a:stretch>
+                      <a:fillRect/>
+                    </a:stretch>
+                  </pic:blipFill>
+                  <pic:spPr>
+                    <a:xfrm>
+                      <a:off x="0" y="0"/>
+                      <a:ext cx="5669280" cy="2105733"/>
+                    </a:xfrm>
+                    <a:prstGeom prst="rect"/>
+                  </pic:spPr>
+                </pic:pic>
+              </a:graphicData>
+            </a:graphic>
+          </wp:inline>
+        </w:drawing>
+      </w:r>
+    </w:p>
+    <w:p>
+      <w:pPr>
+        <w:pStyle w:val="Caption"/>
+        <w:jc w:val="both"/>
+      </w:pPr>
+      <w:r>
+        <w:t>Figure 3. Values and TreeSHAP contributions for the three globally leading features. Colours identify test phases; horizontal values use signed log1p for display, and vertical values are raw log-odds contributions.</w:t>
+      </w:r>
+    </w:p>
+    <w:p>
+      <w:pPr>
+        <w:keepLines/>
+      </w:pPr>
+      <w:r>
+        <w:t>The scatter distributions expose phase-dependent and nonlinear feature use. A high global importance can coexist with a weak global monotonic association: genergy, for example, has a descriptive value-contribution correlation of 0.0148. The phase-coloured patterns show how a measurement's contribution varies with the other inputs and the fitted model. For engineering review, the contribution describes the signal in its prediction context.</w:t>
+      </w:r>
+    </w:p>
+    <w:p>
+      <w:pPr>
+        <w:pStyle w:val="Heading2"/>
+      </w:pPr>
+      <w:r>
+        <w:t>5.2 Phase outcomes and illustrative warning cases</w:t>
+      </w:r>
+    </w:p>
+    <w:p>
+      <w:r>
+        <w:t>Table 6 connects explanation changes to the phase outcomes. Positive prevalence and full-model AP vary across the record sequence. Computing AP within each block separates its observed discrimination from the cross-model score-scale differences that can affect pooled AP. Together, Tables 5 and 6 show why monitoring review benefits from examining feature use and phase outcomes side by side.</w:t>
+      </w:r>
+    </w:p>
+    <w:p>
+      <w:pPr>
+        <w:pStyle w:val="Caption"/>
+        <w:keepNext/>
+      </w:pPr>
+      <w:r>
+        <w:t>Table 6. Four common test phases with positive counts, prevalence and within-phase full-feature AP.</w:t>
+      </w:r>
+    </w:p>
+    <w:tbl>
+      <w:tblPr>
+        <w:tblW w:type="auto" w:w="0"/>
+        <w:jc w:val="center"/>
+        <w:tblLayout w:type="fixed"/>
+        <w:tblLook w:firstColumn="1" w:firstRow="1" w:lastColumn="0" w:lastRow="0" w:noHBand="0" w:noVBand="1" w:val="04A0"/>
+      </w:tblPr>
+      <w:tblGrid>
+        <w:gridCol w:w="1337"/>
+        <w:gridCol w:w="1337"/>
+        <w:gridCol w:w="1337"/>
+        <w:gridCol w:w="1337"/>
+        <w:gridCol w:w="1337"/>
+        <w:gridCol w:w="1337"/>
+        <w:gridCol w:w="1337"/>
+      </w:tblGrid>
+      <w:tr>
+        <w:trPr>
+          <w:cantSplit/>
+          <w:tblHeader/>
+        </w:trPr>
+        <w:tc>
+          <w:tcPr>
+            <w:tcW w:type="dxa" w:w="1337"/>
+            <w:vAlign w:val="center"/>
+            <w:tcBorders>
+              <w:top w:val="single" w:sz="4" w:color="D9D9D9"/>
+              <w:left w:val="single" w:sz="4" w:color="D9D9D9"/>
+              <w:bottom w:val="single" w:sz="4" w:color="D9D9D9"/>
+              <w:right w:val="single" w:sz="4" w:color="D9D9D9"/>
+            </w:tcBorders>
+            <w:shd w:fill="F2F2F2"/>
+          </w:tcPr>
+          <w:p>
+            <w:pPr>
+              <w:keepNext/>
+              <w:spacing w:before="80" w:after="80"/>
+              <w:jc w:val="center"/>
+            </w:pPr>
+            <w:r>
+              <w:rPr>
+                <w:b/>
+                <w:sz w:val="19"/>
+              </w:rPr>
+              <w:t>Phase</w:t>
+            </w:r>
+          </w:p>
+        </w:tc>
+        <w:tc>
+          <w:tcPr>
+            <w:tcW w:type="dxa" w:w="1337"/>
+            <w:vAlign w:val="center"/>
+            <w:tcBorders>
+              <w:top w:val="single" w:sz="4" w:color="D9D9D9"/>
+              <w:left w:val="single" w:sz="4" w:color="D9D9D9"/>
+              <w:bottom w:val="single" w:sz="4" w:color="D9D9D9"/>
+              <w:right w:val="single" w:sz="4" w:color="D9D9D9"/>
+            </w:tcBorders>
+            <w:shd w:fill="F2F2F2"/>
+          </w:tcPr>
+          <w:p>
+            <w:pPr>
+              <w:keepNext/>
+              <w:spacing w:before="80" w:after="80"/>
+              <w:jc w:val="center"/>
+            </w:pPr>
+            <w:r>
+              <w:rPr>
+                <w:b/>
+                <w:sz w:val="19"/>
+              </w:rPr>
+              <w:t>Rows</w:t>
+            </w:r>
+          </w:p>
+        </w:tc>
+        <w:tc>
+          <w:tcPr>
+            <w:tcW w:type="dxa" w:w="1337"/>
+            <w:vAlign w:val="center"/>
+            <w:tcBorders>
+              <w:top w:val="single" w:sz="4" w:color="D9D9D9"/>
+              <w:left w:val="single" w:sz="4" w:color="D9D9D9"/>
+              <w:bottom w:val="single" w:sz="4" w:color="D9D9D9"/>
+              <w:right w:val="single" w:sz="4" w:color="D9D9D9"/>
+            </w:tcBorders>
+            <w:shd w:fill="F2F2F2"/>
+          </w:tcPr>
+          <w:p>
+            <w:pPr>
+              <w:keepNext/>
+              <w:spacing w:before="80" w:after="80"/>
+              <w:jc w:val="center"/>
+            </w:pPr>
+            <w:r>
+              <w:rPr>
+                <w:b/>
+                <w:sz w:val="19"/>
+              </w:rPr>
+              <w:t>Positives</w:t>
+            </w:r>
+          </w:p>
+        </w:tc>
+        <w:tc>
+          <w:tcPr>
+            <w:tcW w:type="dxa" w:w="1337"/>
+            <w:vAlign w:val="center"/>
+            <w:tcBorders>
+              <w:top w:val="single" w:sz="4" w:color="D9D9D9"/>
+              <w:left w:val="single" w:sz="4" w:color="D9D9D9"/>
+              <w:bottom w:val="single" w:sz="4" w:color="D9D9D9"/>
+              <w:right w:val="single" w:sz="4" w:color="D9D9D9"/>
+            </w:tcBorders>
+            <w:shd w:fill="F2F2F2"/>
+          </w:tcPr>
+          <w:p>
+            <w:pPr>
+              <w:keepNext/>
+              <w:spacing w:before="80" w:after="80"/>
+              <w:jc w:val="center"/>
+            </w:pPr>
+            <w:r>
+              <w:rPr>
+                <w:b/>
+                <w:sz w:val="19"/>
+              </w:rPr>
+              <w:t>Prevalence</w:t>
+            </w:r>
+          </w:p>
+        </w:tc>
+        <w:tc>
+          <w:tcPr>
+            <w:tcW w:type="dxa" w:w="1337"/>
+            <w:vAlign w:val="center"/>
+            <w:tcBorders>
+              <w:top w:val="single" w:sz="4" w:color="D9D9D9"/>
+              <w:left w:val="single" w:sz="4" w:color="D9D9D9"/>
+              <w:bottom w:val="single" w:sz="4" w:color="D9D9D9"/>
+              <w:right w:val="single" w:sz="4" w:color="D9D9D9"/>
+            </w:tcBorders>
+            <w:shd w:fill="F2F2F2"/>
+          </w:tcPr>
+          <w:p>
+            <w:pPr>
+              <w:keepNext/>
+              <w:spacing w:before="80" w:after="80"/>
+              <w:jc w:val="center"/>
+            </w:pPr>
+            <w:r>
+              <w:rPr>
+                <w:b/>
+                <w:sz w:val="19"/>
+              </w:rPr>
+              <w:t>LR AP</w:t>
+            </w:r>
+          </w:p>
+        </w:tc>
+        <w:tc>
+          <w:tcPr>
+            <w:tcW w:type="dxa" w:w="1337"/>
+            <w:vAlign w:val="center"/>
+            <w:tcBorders>
+              <w:top w:val="single" w:sz="4" w:color="D9D9D9"/>
+              <w:left w:val="single" w:sz="4" w:color="D9D9D9"/>
+              <w:bottom w:val="single" w:sz="4" w:color="D9D9D9"/>
+              <w:right w:val="single" w:sz="4" w:color="D9D9D9"/>
+            </w:tcBorders>
+            <w:shd w:fill="F2F2F2"/>
+          </w:tcPr>
+          <w:p>
+            <w:pPr>
+              <w:keepNext/>
+              <w:spacing w:before="80" w:after="80"/>
+              <w:jc w:val="center"/>
+            </w:pPr>
+            <w:r>
+              <w:rPr>
+                <w:b/>
+                <w:sz w:val="19"/>
+              </w:rPr>
+              <w:t>CART AP</w:t>
+            </w:r>
+          </w:p>
+        </w:tc>
+        <w:tc>
+          <w:tcPr>
+            <w:tcW w:type="dxa" w:w="1337"/>
+            <w:vAlign w:val="center"/>
+            <w:tcBorders>
+              <w:top w:val="single" w:sz="4" w:color="D9D9D9"/>
+              <w:left w:val="single" w:sz="4" w:color="D9D9D9"/>
+              <w:bottom w:val="single" w:sz="4" w:color="D9D9D9"/>
+              <w:right w:val="single" w:sz="4" w:color="D9D9D9"/>
+            </w:tcBorders>
+            <w:shd w:fill="F2F2F2"/>
+          </w:tcPr>
+          <w:p>
+            <w:pPr>
+              <w:keepNext/>
+              <w:spacing w:before="80" w:after="80"/>
+              <w:jc w:val="center"/>
+            </w:pPr>
+            <w:r>
+              <w:rPr>
+                <w:b/>
+                <w:sz w:val="19"/>
+              </w:rPr>
+              <w:t>XGBoost AP</w:t>
+            </w:r>
+          </w:p>
+        </w:tc>
+      </w:tr>
+      <w:tr>
+        <w:trPr>
+          <w:cantSplit/>
+        </w:trPr>
+        <w:tc>
+          <w:tcPr>
+            <w:tcW w:type="dxa" w:w="1337"/>
+            <w:vAlign w:val="center"/>
+            <w:tcBorders>
+              <w:top w:val="single" w:sz="4" w:color="D9D9D9"/>
+              <w:left w:val="single" w:sz="4" w:color="D9D9D9"/>
+              <w:bottom w:val="single" w:sz="4" w:color="D9D9D9"/>
+              <w:right w:val="single" w:sz="4" w:color="D9D9D9"/>
+            </w:tcBorders>
+          </w:tcPr>
+          <w:p>
+            <w:pPr>
+              <w:keepNext/>
+              <w:spacing w:before="80" w:after="80"/>
+              <w:jc w:val="center"/>
+            </w:pPr>
+            <w:r>
+              <w:rPr>
+                <w:b w:val="0"/>
+                <w:sz w:val="19"/>
+              </w:rPr>
+              <w:t>1</w:t>
+            </w:r>
+          </w:p>
+        </w:tc>
+        <w:tc>
+          <w:tcPr>
+            <w:tcW w:type="dxa" w:w="1337"/>
+            <w:vAlign w:val="center"/>
+            <w:tcBorders>
+              <w:top w:val="single" w:sz="4" w:color="D9D9D9"/>
+              <w:left w:val="single" w:sz="4" w:color="D9D9D9"/>
+              <w:bottom w:val="single" w:sz="4" w:color="D9D9D9"/>
+              <w:right w:val="single" w:sz="4" w:color="D9D9D9"/>
+            </w:tcBorders>
+          </w:tcPr>
+          <w:p>
+            <w:pPr>
+              <w:keepNext/>
+              <w:spacing w:before="80" w:after="80"/>
+              <w:jc w:val="center"/>
+            </w:pPr>
+            <w:r>
+              <w:rPr>
+                <w:b w:val="0"/>
+                <w:sz w:val="19"/>
+              </w:rPr>
+              <w:t>516</w:t>
+            </w:r>
+          </w:p>
+        </w:tc>
+        <w:tc>
+          <w:tcPr>
+            <w:tcW w:type="dxa" w:w="1337"/>
+            <w:vAlign w:val="center"/>
+            <w:tcBorders>
+              <w:top w:val="single" w:sz="4" w:color="D9D9D9"/>
+              <w:left w:val="single" w:sz="4" w:color="D9D9D9"/>
+              <w:bottom w:val="single" w:sz="4" w:color="D9D9D9"/>
+              <w:right w:val="single" w:sz="4" w:color="D9D9D9"/>
+            </w:tcBorders>
+          </w:tcPr>
+          <w:p>
+            <w:pPr>
+              <w:keepNext/>
+              <w:spacing w:before="80" w:after="80"/>
+              <w:jc w:val="center"/>
+            </w:pPr>
+            <w:r>
+              <w:rPr>
+                <w:b w:val="0"/>
+                <w:sz w:val="19"/>
+              </w:rPr>
+              <w:t>36</w:t>
+            </w:r>
+          </w:p>
+        </w:tc>
+        <w:tc>
+          <w:tcPr>
+            <w:tcW w:type="dxa" w:w="1337"/>
+            <w:vAlign w:val="center"/>
+            <w:tcBorders>
+              <w:top w:val="single" w:sz="4" w:color="D9D9D9"/>
+              <w:left w:val="single" w:sz="4" w:color="D9D9D9"/>
+              <w:bottom w:val="single" w:sz="4" w:color="D9D9D9"/>
+              <w:right w:val="single" w:sz="4" w:color="D9D9D9"/>
+            </w:tcBorders>
+          </w:tcPr>
+          <w:p>
+            <w:pPr>
+              <w:keepNext/>
+              <w:spacing w:before="80" w:after="80"/>
+              <w:jc w:val="center"/>
+            </w:pPr>
+            <w:r>
+              <w:rPr>
+                <w:b w:val="0"/>
+                <w:sz w:val="19"/>
+              </w:rPr>
+              <w:t>0.0698</w:t>
+            </w:r>
+          </w:p>
+        </w:tc>
+        <w:tc>
+          <w:tcPr>
+            <w:tcW w:type="dxa" w:w="1337"/>
+            <w:vAlign w:val="center"/>
+            <w:tcBorders>
+              <w:top w:val="single" w:sz="4" w:color="D9D9D9"/>
+              <w:left w:val="single" w:sz="4" w:color="D9D9D9"/>
+              <w:bottom w:val="single" w:sz="4" w:color="D9D9D9"/>
+              <w:right w:val="single" w:sz="4" w:color="D9D9D9"/>
+            </w:tcBorders>
+          </w:tcPr>
+          <w:p>
+            <w:pPr>
+              <w:keepNext/>
+              <w:spacing w:before="80" w:after="80"/>
+              <w:jc w:val="center"/>
+            </w:pPr>
+            <w:r>
+              <w:rPr>
+                <w:b w:val="0"/>
+                <w:sz w:val="19"/>
+              </w:rPr>
+              <w:t>0.1360</w:t>
+            </w:r>
+          </w:p>
+        </w:tc>
+        <w:tc>
+          <w:tcPr>
+            <w:tcW w:type="dxa" w:w="1337"/>
+            <w:vAlign w:val="center"/>
+            <w:tcBorders>
+              <w:top w:val="single" w:sz="4" w:color="D9D9D9"/>
+              <w:left w:val="single" w:sz="4" w:color="D9D9D9"/>
+              <w:bottom w:val="single" w:sz="4" w:color="D9D9D9"/>
+              <w:right w:val="single" w:sz="4" w:color="D9D9D9"/>
+            </w:tcBorders>
+          </w:tcPr>
+          <w:p>
+            <w:pPr>
+              <w:keepNext/>
+              <w:spacing w:before="80" w:after="80"/>
+              <w:jc w:val="center"/>
+            </w:pPr>
+            <w:r>
+              <w:rPr>
+                <w:b w:val="0"/>
+                <w:sz w:val="19"/>
+              </w:rPr>
+              <w:t>0.1136</w:t>
+            </w:r>
+          </w:p>
+        </w:tc>
+        <w:tc>
+          <w:tcPr>
+            <w:tcW w:type="dxa" w:w="1337"/>
+            <w:vAlign w:val="center"/>
+            <w:tcBorders>
+              <w:top w:val="single" w:sz="4" w:color="D9D9D9"/>
+              <w:left w:val="single" w:sz="4" w:color="D9D9D9"/>
+              <w:bottom w:val="single" w:sz="4" w:color="D9D9D9"/>
+              <w:right w:val="single" w:sz="4" w:color="D9D9D9"/>
+            </w:tcBorders>
+          </w:tcPr>
+          <w:p>
+            <w:pPr>
+              <w:keepNext/>
+              <w:spacing w:before="80" w:after="80"/>
+              <w:jc w:val="center"/>
+            </w:pPr>
+            <w:r>
+              <w:rPr>
+                <w:b w:val="0"/>
+                <w:sz w:val="19"/>
+              </w:rPr>
+              <w:t>0.1341</w:t>
+            </w:r>
+          </w:p>
+        </w:tc>
+      </w:tr>
+      <w:tr>
+        <w:trPr>
+          <w:cantSplit/>
+        </w:trPr>
+        <w:tc>
+          <w:tcPr>
+            <w:tcW w:type="dxa" w:w="1337"/>
+            <w:vAlign w:val="center"/>
+            <w:tcBorders>
+              <w:top w:val="single" w:sz="4" w:color="D9D9D9"/>
+              <w:left w:val="single" w:sz="4" w:color="D9D9D9"/>
+              <w:bottom w:val="single" w:sz="4" w:color="D9D9D9"/>
+              <w:right w:val="single" w:sz="4" w:color="D9D9D9"/>
+            </w:tcBorders>
+          </w:tcPr>
+          <w:p>
+            <w:pPr>
+              <w:keepNext/>
+              <w:spacing w:before="80" w:after="80"/>
+              <w:jc w:val="center"/>
+            </w:pPr>
+            <w:r>
+              <w:rPr>
+                <w:b w:val="0"/>
+                <w:sz w:val="19"/>
+              </w:rPr>
+              <w:t>2</w:t>
+            </w:r>
+          </w:p>
+        </w:tc>
+        <w:tc>
+          <w:tcPr>
+            <w:tcW w:type="dxa" w:w="1337"/>
+            <w:vAlign w:val="center"/>
+            <w:tcBorders>
+              <w:top w:val="single" w:sz="4" w:color="D9D9D9"/>
+              <w:left w:val="single" w:sz="4" w:color="D9D9D9"/>
+              <w:bottom w:val="single" w:sz="4" w:color="D9D9D9"/>
+              <w:right w:val="single" w:sz="4" w:color="D9D9D9"/>
+            </w:tcBorders>
+          </w:tcPr>
+          <w:p>
+            <w:pPr>
+              <w:keepNext/>
+              <w:spacing w:before="80" w:after="80"/>
+              <w:jc w:val="center"/>
+            </w:pPr>
+            <w:r>
+              <w:rPr>
+                <w:b w:val="0"/>
+                <w:sz w:val="19"/>
+              </w:rPr>
+              <w:t>515</w:t>
+            </w:r>
+          </w:p>
+        </w:tc>
+        <w:tc>
+          <w:tcPr>
+            <w:tcW w:type="dxa" w:w="1337"/>
+            <w:vAlign w:val="center"/>
+            <w:tcBorders>
+              <w:top w:val="single" w:sz="4" w:color="D9D9D9"/>
+              <w:left w:val="single" w:sz="4" w:color="D9D9D9"/>
+              <w:bottom w:val="single" w:sz="4" w:color="D9D9D9"/>
+              <w:right w:val="single" w:sz="4" w:color="D9D9D9"/>
+            </w:tcBorders>
+          </w:tcPr>
+          <w:p>
+            <w:pPr>
+              <w:keepNext/>
+              <w:spacing w:before="80" w:after="80"/>
+              <w:jc w:val="center"/>
+            </w:pPr>
+            <w:r>
+              <w:rPr>
+                <w:b w:val="0"/>
+                <w:sz w:val="19"/>
+              </w:rPr>
+              <w:t>10</w:t>
+            </w:r>
+          </w:p>
+        </w:tc>
+        <w:tc>
+          <w:tcPr>
+            <w:tcW w:type="dxa" w:w="1337"/>
+            <w:vAlign w:val="center"/>
+            <w:tcBorders>
+              <w:top w:val="single" w:sz="4" w:color="D9D9D9"/>
+              <w:left w:val="single" w:sz="4" w:color="D9D9D9"/>
+              <w:bottom w:val="single" w:sz="4" w:color="D9D9D9"/>
+              <w:right w:val="single" w:sz="4" w:color="D9D9D9"/>
+            </w:tcBorders>
+          </w:tcPr>
+          <w:p>
+            <w:pPr>
+              <w:keepNext/>
+              <w:spacing w:before="80" w:after="80"/>
+              <w:jc w:val="center"/>
+            </w:pPr>
+            <w:r>
+              <w:rPr>
+                <w:b w:val="0"/>
+                <w:sz w:val="19"/>
+              </w:rPr>
+              <w:t>0.0194</w:t>
+            </w:r>
+          </w:p>
+        </w:tc>
+        <w:tc>
+          <w:tcPr>
+            <w:tcW w:type="dxa" w:w="1337"/>
+            <w:vAlign w:val="center"/>
+            <w:tcBorders>
+              <w:top w:val="single" w:sz="4" w:color="D9D9D9"/>
+              <w:left w:val="single" w:sz="4" w:color="D9D9D9"/>
+              <w:bottom w:val="single" w:sz="4" w:color="D9D9D9"/>
+              <w:right w:val="single" w:sz="4" w:color="D9D9D9"/>
+            </w:tcBorders>
+          </w:tcPr>
+          <w:p>
+            <w:pPr>
+              <w:keepNext/>
+              <w:spacing w:before="80" w:after="80"/>
+              <w:jc w:val="center"/>
+            </w:pPr>
+            <w:r>
+              <w:rPr>
+                <w:b w:val="0"/>
+                <w:sz w:val="19"/>
+              </w:rPr>
+              <w:t>0.0204</w:t>
+            </w:r>
+          </w:p>
+        </w:tc>
+        <w:tc>
+          <w:tcPr>
+            <w:tcW w:type="dxa" w:w="1337"/>
+            <w:vAlign w:val="center"/>
+            <w:tcBorders>
+              <w:top w:val="single" w:sz="4" w:color="D9D9D9"/>
+              <w:left w:val="single" w:sz="4" w:color="D9D9D9"/>
+              <w:bottom w:val="single" w:sz="4" w:color="D9D9D9"/>
+              <w:right w:val="single" w:sz="4" w:color="D9D9D9"/>
+            </w:tcBorders>
+          </w:tcPr>
+          <w:p>
+            <w:pPr>
+              <w:keepNext/>
+              <w:spacing w:before="80" w:after="80"/>
+              <w:jc w:val="center"/>
+            </w:pPr>
+            <w:r>
+              <w:rPr>
+                <w:b w:val="0"/>
+                <w:sz w:val="19"/>
+              </w:rPr>
+              <w:t>0.0274</w:t>
+            </w:r>
+          </w:p>
+        </w:tc>
+        <w:tc>
+          <w:tcPr>
+            <w:tcW w:type="dxa" w:w="1337"/>
+            <w:vAlign w:val="center"/>
+            <w:tcBorders>
+              <w:top w:val="single" w:sz="4" w:color="D9D9D9"/>
+              <w:left w:val="single" w:sz="4" w:color="D9D9D9"/>
+              <w:bottom w:val="single" w:sz="4" w:color="D9D9D9"/>
+              <w:right w:val="single" w:sz="4" w:color="D9D9D9"/>
+            </w:tcBorders>
+          </w:tcPr>
+          <w:p>
+            <w:pPr>
+              <w:keepNext/>
+              <w:spacing w:before="80" w:after="80"/>
+              <w:jc w:val="center"/>
+            </w:pPr>
+            <w:r>
+              <w:rPr>
+                <w:b w:val="0"/>
+                <w:sz w:val="19"/>
+              </w:rPr>
+              <w:t>0.0284</w:t>
+            </w:r>
+          </w:p>
+        </w:tc>
+      </w:tr>
+      <w:tr>
+        <w:trPr>
+          <w:cantSplit/>
+        </w:trPr>
+        <w:tc>
+          <w:tcPr>
+            <w:tcW w:type="dxa" w:w="1337"/>
+            <w:vAlign w:val="center"/>
+            <w:tcBorders>
+              <w:top w:val="single" w:sz="4" w:color="D9D9D9"/>
+              <w:left w:val="single" w:sz="4" w:color="D9D9D9"/>
+              <w:bottom w:val="single" w:sz="4" w:color="D9D9D9"/>
+              <w:right w:val="single" w:sz="4" w:color="D9D9D9"/>
+            </w:tcBorders>
+          </w:tcPr>
+          <w:p>
+            <w:pPr>
+              <w:keepNext/>
+              <w:spacing w:before="80" w:after="80"/>
+              <w:jc w:val="center"/>
+            </w:pPr>
+            <w:r>
+              <w:rPr>
+                <w:b w:val="0"/>
+                <w:sz w:val="19"/>
+              </w:rPr>
+              <w:t>3</w:t>
+            </w:r>
+          </w:p>
+        </w:tc>
+        <w:tc>
+          <w:tcPr>
+            <w:tcW w:type="dxa" w:w="1337"/>
+            <w:vAlign w:val="center"/>
+            <w:tcBorders>
+              <w:top w:val="single" w:sz="4" w:color="D9D9D9"/>
+              <w:left w:val="single" w:sz="4" w:color="D9D9D9"/>
+              <w:bottom w:val="single" w:sz="4" w:color="D9D9D9"/>
+              <w:right w:val="single" w:sz="4" w:color="D9D9D9"/>
+            </w:tcBorders>
+          </w:tcPr>
+          <w:p>
+            <w:pPr>
+              <w:keepNext/>
+              <w:spacing w:before="80" w:after="80"/>
+              <w:jc w:val="center"/>
+            </w:pPr>
+            <w:r>
+              <w:rPr>
+                <w:b w:val="0"/>
+                <w:sz w:val="19"/>
+              </w:rPr>
+              <w:t>516</w:t>
+            </w:r>
+          </w:p>
+        </w:tc>
+        <w:tc>
+          <w:tcPr>
+            <w:tcW w:type="dxa" w:w="1337"/>
+            <w:vAlign w:val="center"/>
+            <w:tcBorders>
+              <w:top w:val="single" w:sz="4" w:color="D9D9D9"/>
+              <w:left w:val="single" w:sz="4" w:color="D9D9D9"/>
+              <w:bottom w:val="single" w:sz="4" w:color="D9D9D9"/>
+              <w:right w:val="single" w:sz="4" w:color="D9D9D9"/>
+            </w:tcBorders>
+          </w:tcPr>
+          <w:p>
+            <w:pPr>
+              <w:keepNext/>
+              <w:spacing w:before="80" w:after="80"/>
+              <w:jc w:val="center"/>
+            </w:pPr>
+            <w:r>
+              <w:rPr>
+                <w:b w:val="0"/>
+                <w:sz w:val="19"/>
+              </w:rPr>
+              <w:t>24</w:t>
+            </w:r>
+          </w:p>
+        </w:tc>
+        <w:tc>
+          <w:tcPr>
+            <w:tcW w:type="dxa" w:w="1337"/>
+            <w:vAlign w:val="center"/>
+            <w:tcBorders>
+              <w:top w:val="single" w:sz="4" w:color="D9D9D9"/>
+              <w:left w:val="single" w:sz="4" w:color="D9D9D9"/>
+              <w:bottom w:val="single" w:sz="4" w:color="D9D9D9"/>
+              <w:right w:val="single" w:sz="4" w:color="D9D9D9"/>
+            </w:tcBorders>
+          </w:tcPr>
+          <w:p>
+            <w:pPr>
+              <w:keepNext/>
+              <w:spacing w:before="80" w:after="80"/>
+              <w:jc w:val="center"/>
+            </w:pPr>
+            <w:r>
+              <w:rPr>
+                <w:b w:val="0"/>
+                <w:sz w:val="19"/>
+              </w:rPr>
+              <w:t>0.0465</w:t>
+            </w:r>
+          </w:p>
+        </w:tc>
+        <w:tc>
+          <w:tcPr>
+            <w:tcW w:type="dxa" w:w="1337"/>
+            <w:vAlign w:val="center"/>
+            <w:tcBorders>
+              <w:top w:val="single" w:sz="4" w:color="D9D9D9"/>
+              <w:left w:val="single" w:sz="4" w:color="D9D9D9"/>
+              <w:bottom w:val="single" w:sz="4" w:color="D9D9D9"/>
+              <w:right w:val="single" w:sz="4" w:color="D9D9D9"/>
+            </w:tcBorders>
+          </w:tcPr>
+          <w:p>
+            <w:pPr>
+              <w:keepNext/>
+              <w:spacing w:before="80" w:after="80"/>
+              <w:jc w:val="center"/>
+            </w:pPr>
+            <w:r>
+              <w:rPr>
+                <w:b w:val="0"/>
+                <w:sz w:val="19"/>
+              </w:rPr>
+              <w:t>0.0873</w:t>
+            </w:r>
+          </w:p>
+        </w:tc>
+        <w:tc>
+          <w:tcPr>
+            <w:tcW w:type="dxa" w:w="1337"/>
+            <w:vAlign w:val="center"/>
+            <w:tcBorders>
+              <w:top w:val="single" w:sz="4" w:color="D9D9D9"/>
+              <w:left w:val="single" w:sz="4" w:color="D9D9D9"/>
+              <w:bottom w:val="single" w:sz="4" w:color="D9D9D9"/>
+              <w:right w:val="single" w:sz="4" w:color="D9D9D9"/>
+            </w:tcBorders>
+          </w:tcPr>
+          <w:p>
+            <w:pPr>
+              <w:keepNext/>
+              <w:spacing w:before="80" w:after="80"/>
+              <w:jc w:val="center"/>
+            </w:pPr>
+            <w:r>
+              <w:rPr>
+                <w:b w:val="0"/>
+                <w:sz w:val="19"/>
+              </w:rPr>
+              <w:t>0.0632</w:t>
+            </w:r>
+          </w:p>
+        </w:tc>
+        <w:tc>
+          <w:tcPr>
+            <w:tcW w:type="dxa" w:w="1337"/>
+            <w:vAlign w:val="center"/>
+            <w:tcBorders>
+              <w:top w:val="single" w:sz="4" w:color="D9D9D9"/>
+              <w:left w:val="single" w:sz="4" w:color="D9D9D9"/>
+              <w:bottom w:val="single" w:sz="4" w:color="D9D9D9"/>
+              <w:right w:val="single" w:sz="4" w:color="D9D9D9"/>
+            </w:tcBorders>
+          </w:tcPr>
+          <w:p>
+            <w:pPr>
+              <w:keepNext/>
+              <w:spacing w:before="80" w:after="80"/>
+              <w:jc w:val="center"/>
+            </w:pPr>
+            <w:r>
+              <w:rPr>
+                <w:b w:val="0"/>
+                <w:sz w:val="19"/>
+              </w:rPr>
+              <w:t>0.0731</w:t>
+            </w:r>
+          </w:p>
+        </w:tc>
+      </w:tr>
+      <w:tr>
+        <w:trPr>
+          <w:cantSplit/>
+        </w:trPr>
+        <w:tc>
+          <w:tcPr>
+            <w:tcW w:type="dxa" w:w="1337"/>
+            <w:vAlign w:val="center"/>
+            <w:tcBorders>
+              <w:top w:val="single" w:sz="4" w:color="D9D9D9"/>
+              <w:left w:val="single" w:sz="4" w:color="D9D9D9"/>
+              <w:bottom w:val="single" w:sz="4" w:color="D9D9D9"/>
+              <w:right w:val="single" w:sz="4" w:color="D9D9D9"/>
+            </w:tcBorders>
+          </w:tcPr>
+          <w:p>
+            <w:pPr>
+              <w:keepNext w:val="0"/>
+              <w:spacing w:before="80" w:after="80"/>
+              <w:jc w:val="center"/>
+            </w:pPr>
+            <w:r>
+              <w:rPr>
+                <w:b w:val="0"/>
+                <w:sz w:val="19"/>
+              </w:rPr>
+              <w:t>4</w:t>
+            </w:r>
+          </w:p>
+        </w:tc>
+        <w:tc>
+          <w:tcPr>
+            <w:tcW w:type="dxa" w:w="1337"/>
+            <w:vAlign w:val="center"/>
+            <w:tcBorders>
+              <w:top w:val="single" w:sz="4" w:color="D9D9D9"/>
+              <w:left w:val="single" w:sz="4" w:color="D9D9D9"/>
+              <w:bottom w:val="single" w:sz="4" w:color="D9D9D9"/>
+              <w:right w:val="single" w:sz="4" w:color="D9D9D9"/>
+            </w:tcBorders>
+          </w:tcPr>
+          <w:p>
+            <w:pPr>
+              <w:keepNext w:val="0"/>
+              <w:spacing w:before="80" w:after="80"/>
+              <w:jc w:val="center"/>
+            </w:pPr>
+            <w:r>
+              <w:rPr>
+                <w:b w:val="0"/>
+                <w:sz w:val="19"/>
+              </w:rPr>
+              <w:t>516</w:t>
+            </w:r>
+          </w:p>
+        </w:tc>
+        <w:tc>
+          <w:tcPr>
+            <w:tcW w:type="dxa" w:w="1337"/>
+            <w:vAlign w:val="center"/>
+            <w:tcBorders>
+              <w:top w:val="single" w:sz="4" w:color="D9D9D9"/>
+              <w:left w:val="single" w:sz="4" w:color="D9D9D9"/>
+              <w:bottom w:val="single" w:sz="4" w:color="D9D9D9"/>
+              <w:right w:val="single" w:sz="4" w:color="D9D9D9"/>
+            </w:tcBorders>
+          </w:tcPr>
+          <w:p>
+            <w:pPr>
+              <w:keepNext w:val="0"/>
+              <w:spacing w:before="80" w:after="80"/>
+              <w:jc w:val="center"/>
+            </w:pPr>
+            <w:r>
+              <w:rPr>
+                <w:b w:val="0"/>
+                <w:sz w:val="19"/>
+              </w:rPr>
+              <w:t>18</w:t>
+            </w:r>
+          </w:p>
+        </w:tc>
+        <w:tc>
+          <w:tcPr>
+            <w:tcW w:type="dxa" w:w="1337"/>
+            <w:vAlign w:val="center"/>
+            <w:tcBorders>
+              <w:top w:val="single" w:sz="4" w:color="D9D9D9"/>
+              <w:left w:val="single" w:sz="4" w:color="D9D9D9"/>
+              <w:bottom w:val="single" w:sz="4" w:color="D9D9D9"/>
+              <w:right w:val="single" w:sz="4" w:color="D9D9D9"/>
+            </w:tcBorders>
+          </w:tcPr>
+          <w:p>
+            <w:pPr>
+              <w:keepNext w:val="0"/>
+              <w:spacing w:before="80" w:after="80"/>
+              <w:jc w:val="center"/>
+            </w:pPr>
+            <w:r>
+              <w:rPr>
+                <w:b w:val="0"/>
+                <w:sz w:val="19"/>
+              </w:rPr>
+              <w:t>0.0349</w:t>
+            </w:r>
+          </w:p>
+        </w:tc>
+        <w:tc>
+          <w:tcPr>
+            <w:tcW w:type="dxa" w:w="1337"/>
+            <w:vAlign w:val="center"/>
+            <w:tcBorders>
+              <w:top w:val="single" w:sz="4" w:color="D9D9D9"/>
+              <w:left w:val="single" w:sz="4" w:color="D9D9D9"/>
+              <w:bottom w:val="single" w:sz="4" w:color="D9D9D9"/>
+              <w:right w:val="single" w:sz="4" w:color="D9D9D9"/>
+            </w:tcBorders>
+          </w:tcPr>
+          <w:p>
+            <w:pPr>
+              <w:keepNext w:val="0"/>
+              <w:spacing w:before="80" w:after="80"/>
+              <w:jc w:val="center"/>
+            </w:pPr>
+            <w:r>
+              <w:rPr>
+                <w:b w:val="0"/>
+                <w:sz w:val="19"/>
+              </w:rPr>
+              <w:t>0.1142</w:t>
+            </w:r>
+          </w:p>
+        </w:tc>
+        <w:tc>
+          <w:tcPr>
+            <w:tcW w:type="dxa" w:w="1337"/>
+            <w:vAlign w:val="center"/>
+            <w:tcBorders>
+              <w:top w:val="single" w:sz="4" w:color="D9D9D9"/>
+              <w:left w:val="single" w:sz="4" w:color="D9D9D9"/>
+              <w:bottom w:val="single" w:sz="4" w:color="D9D9D9"/>
+              <w:right w:val="single" w:sz="4" w:color="D9D9D9"/>
+            </w:tcBorders>
+          </w:tcPr>
+          <w:p>
+            <w:pPr>
+              <w:keepNext w:val="0"/>
+              <w:spacing w:before="80" w:after="80"/>
+              <w:jc w:val="center"/>
+            </w:pPr>
+            <w:r>
+              <w:rPr>
+                <w:b w:val="0"/>
+                <w:sz w:val="19"/>
+              </w:rPr>
+              <w:t>0.0781</w:t>
+            </w:r>
+          </w:p>
+        </w:tc>
+        <w:tc>
+          <w:tcPr>
+            <w:tcW w:type="dxa" w:w="1337"/>
+            <w:vAlign w:val="center"/>
+            <w:tcBorders>
+              <w:top w:val="single" w:sz="4" w:color="D9D9D9"/>
+              <w:left w:val="single" w:sz="4" w:color="D9D9D9"/>
+              <w:bottom w:val="single" w:sz="4" w:color="D9D9D9"/>
+              <w:right w:val="single" w:sz="4" w:color="D9D9D9"/>
+            </w:tcBorders>
+          </w:tcPr>
+          <w:p>
+            <w:pPr>
+              <w:keepNext w:val="0"/>
+              <w:spacing w:before="80" w:after="80"/>
+              <w:jc w:val="center"/>
+            </w:pPr>
+            <w:r>
+              <w:rPr>
+                <w:b w:val="0"/>
+                <w:sz w:val="19"/>
+              </w:rPr>
+              <w:t>0.0618</w:t>
+            </w:r>
+          </w:p>
+        </w:tc>
+      </w:tr>
+    </w:tbl>
+    <w:p>
+      <w:pPr>
+        <w:spacing w:after="20"/>
+      </w:pPr>
+    </w:p>
+    <w:p>
+      <w:r>
+        <w:t>The predetermined holdout cases are shown in Figure 4. Each case decomposes the bias and all feature contributions to reconstruct the model margin. The five largest absolute contributions are displayed individually, with remaining contributions combined as Other features. The three outcomes show how combinations of measured signals place different records above or below the same frozen cutoff. Signed contributions locate each model adjustment relative to its baseline.</w:t>
+      </w:r>
+    </w:p>
+    <w:p>
+      <w:pPr>
+        <w:keepNext/>
+        <w:jc w:val="center"/>
+      </w:pPr>
+      <w:r>
+        <w:drawing>
+          <wp:inline xmlns:a="http://schemas.openxmlformats.org/drawingml/2006/main" xmlns:pic="http://schemas.openxmlformats.org/drawingml/2006/picture">
+            <wp:extent cx="5669280" cy="2146227"/>
+            <wp:docPr id="4" name="Picture 4"/>
+            <wp:cNvGraphicFramePr>
+              <a:graphicFrameLocks noChangeAspect="1"/>
+            </wp:cNvGraphicFramePr>
+            <a:graphic>
+              <a:graphicData uri="http://schemas.openxmlformats.org/drawingml/2006/picture">
+                <pic:pic>
+                  <pic:nvPicPr>
+                    <pic:cNvPr id="0" name="shap_warning_cases.png"/>
+                    <pic:cNvPicPr/>
+                  </pic:nvPicPr>
+                  <pic:blipFill>
+                    <a:blip r:embed="rId12"/>
+                    <a:stretch>
+                      <a:fillRect/>
+                    </a:stretch>
+                  </pic:blipFill>
+                  <pic:spPr>
+                    <a:xfrm>
+                      <a:off x="0" y="0"/>
+                      <a:ext cx="5669280" cy="2146227"/>
+                    </a:xfrm>
+                    <a:prstGeom prst="rect"/>
+                  </pic:spPr>
+                </pic:pic>
+              </a:graphicData>
+            </a:graphic>
+          </wp:inline>
+        </w:drawing>
+      </w:r>
+    </w:p>
+    <w:p>
+      <w:pPr>
+        <w:pStyle w:val="Caption"/>
+        <w:jc w:val="both"/>
+      </w:pPr>
+      <w:r>
+        <w:t>Figure 4. Earliest holdout true-positive, false-positive and false-negative cases under the 10 percent reference budget. IDs are one-based mirror rows; raw log-odds contributions, including Other features, sum with the bias to the margin.</w:t>
+      </w:r>
+    </w:p>
+    <w:p>
+      <w:pPr>
+        <w:pStyle w:val="Heading1"/>
+      </w:pPr>
+      <w:r>
+        <w:t>6 Warning budgets and inspection workload</w:t>
+      </w:r>
+    </w:p>
+    <w:p>
+      <w:r>
+        <w:t>Changing the reference budget changes the frozen threshold while leaving fitted scores unchanged. In the common record-order cohort, LR, CART and XGBoost actual alert rates at the 10 percent reference budget are 0.1609, 0.0785 and 0.0999. This provides a direct comparison between intended historical workload and its transferred operating outcome.</w:t>
+      </w:r>
+    </w:p>
+    <w:p>
+      <w:pPr>
+        <w:keepNext/>
+        <w:jc w:val="center"/>
+      </w:pPr>
+      <w:r>
+        <w:drawing>
+          <wp:inline xmlns:a="http://schemas.openxmlformats.org/drawingml/2006/main" xmlns:pic="http://schemas.openxmlformats.org/drawingml/2006/picture">
+            <wp:extent cx="4846320" cy="2630859"/>
+            <wp:docPr id="5" name="Picture 5"/>
+            <wp:cNvGraphicFramePr>
+              <a:graphicFrameLocks noChangeAspect="1"/>
+            </wp:cNvGraphicFramePr>
+            <a:graphic>
+              <a:graphicData uri="http://schemas.openxmlformats.org/drawingml/2006/picture">
+                <pic:pic>
+                  <pic:nvPicPr>
+                    <pic:cNvPr id="0" name="research_warning_tradeoff.png"/>
+                    <pic:cNvPicPr/>
+                  </pic:nvPicPr>
+                  <pic:blipFill>
+                    <a:blip r:embed="rId13"/>
+                    <a:stretch>
+                      <a:fillRect/>
+                    </a:stretch>
+                  </pic:blipFill>
+                  <pic:spPr>
+                    <a:xfrm>
+                      <a:off x="0" y="0"/>
+                      <a:ext cx="4846320" cy="2630859"/>
+                    </a:xfrm>
+                    <a:prstGeom prst="rect"/>
+                  </pic:spPr>
+                </pic:pic>
+              </a:graphicData>
+            </a:graphic>
+          </wp:inline>
+        </w:drawing>
+      </w:r>
+    </w:p>
+    <w:p>
+      <w:pPr>
+        <w:pStyle w:val="Caption"/>
+        <w:jc w:val="both"/>
+      </w:pPr>
+      <w:r>
+        <w:t>Figure 5. Recall versus actual test alert fraction under the four fixed training reference budgets. Colours identify models and increasing circle sizes identify 1, 5, 10 and 20 percent budgets.</w:t>
+      </w:r>
+    </w:p>
+    <w:p>
+      <w:r>
+        <w:t>Table 7 reports the supplementary holdout outcomes for every model and budget. For XGBoost, increasing the reference budget from 10 to 20 percent increases alerts from 30 to 81 and detections from 3 to 6, while missed hazardous shifts change from 23 to 20. The corresponding actual alert rates are 0.0388 and 0.1047. Reporting both detection counts and actual alert rates makes the workload change measurable when a historical threshold is transferred to later records.</w:t>
+      </w:r>
+    </w:p>
+    <w:p>
+      <w:pPr>
+        <w:pStyle w:val="Caption"/>
+        <w:keepNext/>
+      </w:pPr>
+      <w:r>
+        <w:t>Table 7. All holdout warning policies on 774 records with 26 positive targets. Budget is the training reference fraction; alert rate is measured on holdout rows.</w:t>
+      </w:r>
+    </w:p>
+    <w:tbl>
+      <w:tblPr>
+        <w:tblW w:type="auto" w:w="0"/>
+        <w:jc w:val="center"/>
+        <w:tblLayout w:type="fixed"/>
+        <w:tblLook w:firstColumn="1" w:firstRow="1" w:lastColumn="0" w:lastRow="0" w:noHBand="0" w:noVBand="1" w:val="04A0"/>
+      </w:tblPr>
+      <w:tblGrid>
+        <w:gridCol w:w="1321"/>
+        <w:gridCol w:w="1148"/>
+        <w:gridCol w:w="1148"/>
+        <w:gridCol w:w="1148"/>
+        <w:gridCol w:w="1148"/>
+        <w:gridCol w:w="1148"/>
+        <w:gridCol w:w="1148"/>
+        <w:gridCol w:w="1148"/>
+      </w:tblGrid>
+      <w:tr>
+        <w:trPr>
+          <w:cantSplit/>
+          <w:tblHeader/>
+        </w:trPr>
+        <w:tc>
+          <w:tcPr>
+            <w:tcW w:type="dxa" w:w="1321"/>
+            <w:vAlign w:val="center"/>
+            <w:tcBorders>
+              <w:top w:val="single" w:sz="4" w:color="D9D9D9"/>
+              <w:left w:val="single" w:sz="4" w:color="D9D9D9"/>
+              <w:bottom w:val="single" w:sz="4" w:color="D9D9D9"/>
+              <w:right w:val="single" w:sz="4" w:color="D9D9D9"/>
+            </w:tcBorders>
+            <w:shd w:fill="F2F2F2"/>
+          </w:tcPr>
+          <w:p>
+            <w:pPr>
+              <w:keepNext/>
+              <w:spacing w:before="80" w:after="80"/>
+              <w:jc w:val="center"/>
+            </w:pPr>
+            <w:r>
+              <w:rPr>
+                <w:b/>
+                <w:sz w:val="19"/>
+              </w:rPr>
+              <w:t>Model</w:t>
+            </w:r>
+          </w:p>
+        </w:tc>
+        <w:tc>
+          <w:tcPr>
+            <w:tcW w:type="dxa" w:w="1148"/>
+            <w:vAlign w:val="center"/>
+            <w:tcBorders>
+              <w:top w:val="single" w:sz="4" w:color="D9D9D9"/>
+              <w:left w:val="single" w:sz="4" w:color="D9D9D9"/>
+              <w:bottom w:val="single" w:sz="4" w:color="D9D9D9"/>
+              <w:right w:val="single" w:sz="4" w:color="D9D9D9"/>
+            </w:tcBorders>
+            <w:shd w:fill="F2F2F2"/>
+          </w:tcPr>
+          <w:p>
+            <w:pPr>
+              <w:keepNext/>
+              <w:spacing w:before="80" w:after="80"/>
+              <w:jc w:val="center"/>
+            </w:pPr>
+            <w:r>
+              <w:rPr>
+                <w:b/>
+                <w:sz w:val="19"/>
+              </w:rPr>
+              <w:t>Budget</w:t>
+            </w:r>
+          </w:p>
+        </w:tc>
+        <w:tc>
+          <w:tcPr>
+            <w:tcW w:type="dxa" w:w="1148"/>
             <w:vAlign w:val="center"/>
             <w:tcBorders>
               <w:top w:val="single" w:sz="4" w:color="D9D9D9"/>
@@ -2567,7 +4998,7 @@
         </w:tc>
         <w:tc>
           <w:tcPr>
-            <w:tcW w:type="dxa" w:w="1551"/>
+            <w:tcW w:type="dxa" w:w="1148"/>
             <w:vAlign w:val="center"/>
             <w:tcBorders>
               <w:top w:val="single" w:sz="4" w:color="D9D9D9"/>
@@ -2594,7 +5025,34 @@
         </w:tc>
         <w:tc>
           <w:tcPr>
-            <w:tcW w:type="dxa" w:w="1551"/>
+            <w:tcW w:type="dxa" w:w="1148"/>
+            <w:vAlign w:val="center"/>
+            <w:tcBorders>
+              <w:top w:val="single" w:sz="4" w:color="D9D9D9"/>
+              <w:left w:val="single" w:sz="4" w:color="D9D9D9"/>
+              <w:bottom w:val="single" w:sz="4" w:color="D9D9D9"/>
+              <w:right w:val="single" w:sz="4" w:color="D9D9D9"/>
+            </w:tcBorders>
+            <w:shd w:fill="F2F2F2"/>
+          </w:tcPr>
+          <w:p>
+            <w:pPr>
+              <w:keepNext/>
+              <w:spacing w:before="80" w:after="80"/>
+              <w:jc w:val="center"/>
+            </w:pPr>
+            <w:r>
+              <w:rPr>
+                <w:b/>
+                <w:sz w:val="19"/>
+              </w:rPr>
+              <w:t>False alerts</w:t>
+            </w:r>
+          </w:p>
+        </w:tc>
+        <w:tc>
+          <w:tcPr>
+            <w:tcW w:type="dxa" w:w="1148"/>
             <w:vAlign w:val="center"/>
             <w:tcBorders>
               <w:top w:val="single" w:sz="4" w:color="D9D9D9"/>
@@ -2621,7 +5079,34 @@
         </w:tc>
         <w:tc>
           <w:tcPr>
-            <w:tcW w:type="dxa" w:w="1551"/>
+            <w:tcW w:type="dxa" w:w="1148"/>
+            <w:vAlign w:val="center"/>
+            <w:tcBorders>
+              <w:top w:val="single" w:sz="4" w:color="D9D9D9"/>
+              <w:left w:val="single" w:sz="4" w:color="D9D9D9"/>
+              <w:bottom w:val="single" w:sz="4" w:color="D9D9D9"/>
+              <w:right w:val="single" w:sz="4" w:color="D9D9D9"/>
+            </w:tcBorders>
+            <w:shd w:fill="F2F2F2"/>
+          </w:tcPr>
+          <w:p>
+            <w:pPr>
+              <w:keepNext/>
+              <w:spacing w:before="80" w:after="80"/>
+              <w:jc w:val="center"/>
+            </w:pPr>
+            <w:r>
+              <w:rPr>
+                <w:b/>
+                <w:sz w:val="19"/>
+              </w:rPr>
+              <w:t>Alert rate</w:t>
+            </w:r>
+          </w:p>
+        </w:tc>
+        <w:tc>
+          <w:tcPr>
+            <w:tcW w:type="dxa" w:w="1148"/>
             <w:vAlign w:val="center"/>
             <w:tcBorders>
               <w:top w:val="single" w:sz="4" w:color="D9D9D9"/>
@@ -2653,7 +5138,7 @@
         </w:trPr>
         <w:tc>
           <w:tcPr>
-            <w:tcW w:type="dxa" w:w="1086"/>
+            <w:tcW w:type="dxa" w:w="1321"/>
             <w:vAlign w:val="center"/>
             <w:tcBorders>
               <w:top w:val="single" w:sz="4" w:color="D9D9D9"/>
@@ -2679,7 +5164,7 @@
         </w:tc>
         <w:tc>
           <w:tcPr>
-            <w:tcW w:type="dxa" w:w="2069"/>
+            <w:tcW w:type="dxa" w:w="1148"/>
             <w:vAlign w:val="center"/>
             <w:tcBorders>
               <w:top w:val="single" w:sz="4" w:color="D9D9D9"/>
@@ -2699,13 +5184,13 @@
                 <w:b w:val="0"/>
                 <w:sz w:val="19"/>
               </w:rPr>
-              <w:t>26</w:t>
+              <w:t>1%</w:t>
             </w:r>
           </w:p>
         </w:tc>
         <w:tc>
           <w:tcPr>
-            <w:tcW w:type="dxa" w:w="1551"/>
+            <w:tcW w:type="dxa" w:w="1148"/>
             <w:vAlign w:val="center"/>
             <w:tcBorders>
               <w:top w:val="single" w:sz="4" w:color="D9D9D9"/>
@@ -2725,13 +5210,13 @@
                 <w:b w:val="0"/>
                 <w:sz w:val="19"/>
               </w:rPr>
-              <w:t>8</w:t>
+              <w:t>1</w:t>
             </w:r>
           </w:p>
         </w:tc>
         <w:tc>
           <w:tcPr>
-            <w:tcW w:type="dxa" w:w="1551"/>
+            <w:tcW w:type="dxa" w:w="1148"/>
             <w:vAlign w:val="center"/>
             <w:tcBorders>
               <w:top w:val="single" w:sz="4" w:color="D9D9D9"/>
@@ -2751,13 +5236,13 @@
                 <w:b w:val="0"/>
                 <w:sz w:val="19"/>
               </w:rPr>
-              <w:t>2</w:t>
+              <w:t>1</w:t>
             </w:r>
           </w:p>
         </w:tc>
         <w:tc>
           <w:tcPr>
-            <w:tcW w:type="dxa" w:w="1551"/>
+            <w:tcW w:type="dxa" w:w="1148"/>
             <w:vAlign w:val="center"/>
             <w:tcBorders>
               <w:top w:val="single" w:sz="4" w:color="D9D9D9"/>
@@ -2777,13 +5262,13 @@
                 <w:b w:val="0"/>
                 <w:sz w:val="19"/>
               </w:rPr>
-              <w:t>24</w:t>
+              <w:t>0</w:t>
             </w:r>
           </w:p>
         </w:tc>
         <w:tc>
           <w:tcPr>
-            <w:tcW w:type="dxa" w:w="1551"/>
+            <w:tcW w:type="dxa" w:w="1148"/>
             <w:vAlign w:val="center"/>
             <w:tcBorders>
               <w:top w:val="single" w:sz="4" w:color="D9D9D9"/>
@@ -2803,6 +5288,484 @@
                 <w:b w:val="0"/>
                 <w:sz w:val="19"/>
               </w:rPr>
+              <w:t>25</w:t>
+            </w:r>
+          </w:p>
+        </w:tc>
+        <w:tc>
+          <w:tcPr>
+            <w:tcW w:type="dxa" w:w="1148"/>
+            <w:vAlign w:val="center"/>
+            <w:tcBorders>
+              <w:top w:val="single" w:sz="4" w:color="D9D9D9"/>
+              <w:left w:val="single" w:sz="4" w:color="D9D9D9"/>
+              <w:bottom w:val="single" w:sz="4" w:color="D9D9D9"/>
+              <w:right w:val="single" w:sz="4" w:color="D9D9D9"/>
+            </w:tcBorders>
+          </w:tcPr>
+          <w:p>
+            <w:pPr>
+              <w:keepNext/>
+              <w:spacing w:before="80" w:after="80"/>
+              <w:jc w:val="center"/>
+            </w:pPr>
+            <w:r>
+              <w:rPr>
+                <w:b w:val="0"/>
+                <w:sz w:val="19"/>
+              </w:rPr>
+              <w:t>0.0013</w:t>
+            </w:r>
+          </w:p>
+        </w:tc>
+        <w:tc>
+          <w:tcPr>
+            <w:tcW w:type="dxa" w:w="1148"/>
+            <w:vAlign w:val="center"/>
+            <w:tcBorders>
+              <w:top w:val="single" w:sz="4" w:color="D9D9D9"/>
+              <w:left w:val="single" w:sz="4" w:color="D9D9D9"/>
+              <w:bottom w:val="single" w:sz="4" w:color="D9D9D9"/>
+              <w:right w:val="single" w:sz="4" w:color="D9D9D9"/>
+            </w:tcBorders>
+          </w:tcPr>
+          <w:p>
+            <w:pPr>
+              <w:keepNext/>
+              <w:spacing w:before="80" w:after="80"/>
+              <w:jc w:val="center"/>
+            </w:pPr>
+            <w:r>
+              <w:rPr>
+                <w:b w:val="0"/>
+                <w:sz w:val="19"/>
+              </w:rPr>
+              <w:t>0.0385</w:t>
+            </w:r>
+          </w:p>
+        </w:tc>
+      </w:tr>
+      <w:tr>
+        <w:trPr>
+          <w:cantSplit/>
+        </w:trPr>
+        <w:tc>
+          <w:tcPr>
+            <w:tcW w:type="dxa" w:w="1321"/>
+            <w:vAlign w:val="center"/>
+            <w:tcBorders>
+              <w:top w:val="single" w:sz="4" w:color="D9D9D9"/>
+              <w:left w:val="single" w:sz="4" w:color="D9D9D9"/>
+              <w:bottom w:val="single" w:sz="4" w:color="D9D9D9"/>
+              <w:right w:val="single" w:sz="4" w:color="D9D9D9"/>
+            </w:tcBorders>
+          </w:tcPr>
+          <w:p>
+            <w:pPr>
+              <w:keepNext w:val="0"/>
+              <w:spacing w:before="80" w:after="80"/>
+              <w:jc w:val="center"/>
+            </w:pPr>
+            <w:r>
+              <w:rPr>
+                <w:b w:val="0"/>
+                <w:sz w:val="19"/>
+              </w:rPr>
+              <w:t>LR</w:t>
+            </w:r>
+          </w:p>
+        </w:tc>
+        <w:tc>
+          <w:tcPr>
+            <w:tcW w:type="dxa" w:w="1148"/>
+            <w:vAlign w:val="center"/>
+            <w:tcBorders>
+              <w:top w:val="single" w:sz="4" w:color="D9D9D9"/>
+              <w:left w:val="single" w:sz="4" w:color="D9D9D9"/>
+              <w:bottom w:val="single" w:sz="4" w:color="D9D9D9"/>
+              <w:right w:val="single" w:sz="4" w:color="D9D9D9"/>
+            </w:tcBorders>
+          </w:tcPr>
+          <w:p>
+            <w:pPr>
+              <w:keepNext w:val="0"/>
+              <w:spacing w:before="80" w:after="80"/>
+              <w:jc w:val="center"/>
+            </w:pPr>
+            <w:r>
+              <w:rPr>
+                <w:b w:val="0"/>
+                <w:sz w:val="19"/>
+              </w:rPr>
+              <w:t>5%</w:t>
+            </w:r>
+          </w:p>
+        </w:tc>
+        <w:tc>
+          <w:tcPr>
+            <w:tcW w:type="dxa" w:w="1148"/>
+            <w:vAlign w:val="center"/>
+            <w:tcBorders>
+              <w:top w:val="single" w:sz="4" w:color="D9D9D9"/>
+              <w:left w:val="single" w:sz="4" w:color="D9D9D9"/>
+              <w:bottom w:val="single" w:sz="4" w:color="D9D9D9"/>
+              <w:right w:val="single" w:sz="4" w:color="D9D9D9"/>
+            </w:tcBorders>
+          </w:tcPr>
+          <w:p>
+            <w:pPr>
+              <w:keepNext w:val="0"/>
+              <w:spacing w:before="80" w:after="80"/>
+              <w:jc w:val="center"/>
+            </w:pPr>
+            <w:r>
+              <w:rPr>
+                <w:b w:val="0"/>
+                <w:sz w:val="19"/>
+              </w:rPr>
+              <w:t>5</w:t>
+            </w:r>
+          </w:p>
+        </w:tc>
+        <w:tc>
+          <w:tcPr>
+            <w:tcW w:type="dxa" w:w="1148"/>
+            <w:vAlign w:val="center"/>
+            <w:tcBorders>
+              <w:top w:val="single" w:sz="4" w:color="D9D9D9"/>
+              <w:left w:val="single" w:sz="4" w:color="D9D9D9"/>
+              <w:bottom w:val="single" w:sz="4" w:color="D9D9D9"/>
+              <w:right w:val="single" w:sz="4" w:color="D9D9D9"/>
+            </w:tcBorders>
+          </w:tcPr>
+          <w:p>
+            <w:pPr>
+              <w:keepNext w:val="0"/>
+              <w:spacing w:before="80" w:after="80"/>
+              <w:jc w:val="center"/>
+            </w:pPr>
+            <w:r>
+              <w:rPr>
+                <w:b w:val="0"/>
+                <w:sz w:val="19"/>
+              </w:rPr>
+              <w:t>1</w:t>
+            </w:r>
+          </w:p>
+        </w:tc>
+        <w:tc>
+          <w:tcPr>
+            <w:tcW w:type="dxa" w:w="1148"/>
+            <w:vAlign w:val="center"/>
+            <w:tcBorders>
+              <w:top w:val="single" w:sz="4" w:color="D9D9D9"/>
+              <w:left w:val="single" w:sz="4" w:color="D9D9D9"/>
+              <w:bottom w:val="single" w:sz="4" w:color="D9D9D9"/>
+              <w:right w:val="single" w:sz="4" w:color="D9D9D9"/>
+            </w:tcBorders>
+          </w:tcPr>
+          <w:p>
+            <w:pPr>
+              <w:keepNext w:val="0"/>
+              <w:spacing w:before="80" w:after="80"/>
+              <w:jc w:val="center"/>
+            </w:pPr>
+            <w:r>
+              <w:rPr>
+                <w:b w:val="0"/>
+                <w:sz w:val="19"/>
+              </w:rPr>
+              <w:t>4</w:t>
+            </w:r>
+          </w:p>
+        </w:tc>
+        <w:tc>
+          <w:tcPr>
+            <w:tcW w:type="dxa" w:w="1148"/>
+            <w:vAlign w:val="center"/>
+            <w:tcBorders>
+              <w:top w:val="single" w:sz="4" w:color="D9D9D9"/>
+              <w:left w:val="single" w:sz="4" w:color="D9D9D9"/>
+              <w:bottom w:val="single" w:sz="4" w:color="D9D9D9"/>
+              <w:right w:val="single" w:sz="4" w:color="D9D9D9"/>
+            </w:tcBorders>
+          </w:tcPr>
+          <w:p>
+            <w:pPr>
+              <w:keepNext w:val="0"/>
+              <w:spacing w:before="80" w:after="80"/>
+              <w:jc w:val="center"/>
+            </w:pPr>
+            <w:r>
+              <w:rPr>
+                <w:b w:val="0"/>
+                <w:sz w:val="19"/>
+              </w:rPr>
+              <w:t>25</w:t>
+            </w:r>
+          </w:p>
+        </w:tc>
+        <w:tc>
+          <w:tcPr>
+            <w:tcW w:type="dxa" w:w="1148"/>
+            <w:vAlign w:val="center"/>
+            <w:tcBorders>
+              <w:top w:val="single" w:sz="4" w:color="D9D9D9"/>
+              <w:left w:val="single" w:sz="4" w:color="D9D9D9"/>
+              <w:bottom w:val="single" w:sz="4" w:color="D9D9D9"/>
+              <w:right w:val="single" w:sz="4" w:color="D9D9D9"/>
+            </w:tcBorders>
+          </w:tcPr>
+          <w:p>
+            <w:pPr>
+              <w:keepNext w:val="0"/>
+              <w:spacing w:before="80" w:after="80"/>
+              <w:jc w:val="center"/>
+            </w:pPr>
+            <w:r>
+              <w:rPr>
+                <w:b w:val="0"/>
+                <w:sz w:val="19"/>
+              </w:rPr>
+              <w:t>0.0065</w:t>
+            </w:r>
+          </w:p>
+        </w:tc>
+        <w:tc>
+          <w:tcPr>
+            <w:tcW w:type="dxa" w:w="1148"/>
+            <w:vAlign w:val="center"/>
+            <w:tcBorders>
+              <w:top w:val="single" w:sz="4" w:color="D9D9D9"/>
+              <w:left w:val="single" w:sz="4" w:color="D9D9D9"/>
+              <w:bottom w:val="single" w:sz="4" w:color="D9D9D9"/>
+              <w:right w:val="single" w:sz="4" w:color="D9D9D9"/>
+            </w:tcBorders>
+          </w:tcPr>
+          <w:p>
+            <w:pPr>
+              <w:keepNext w:val="0"/>
+              <w:spacing w:before="80" w:after="80"/>
+              <w:jc w:val="center"/>
+            </w:pPr>
+            <w:r>
+              <w:rPr>
+                <w:b w:val="0"/>
+                <w:sz w:val="19"/>
+              </w:rPr>
+              <w:t>0.0385</w:t>
+            </w:r>
+          </w:p>
+        </w:tc>
+      </w:tr>
+      <w:tr>
+        <w:trPr>
+          <w:cantSplit/>
+        </w:trPr>
+        <w:tc>
+          <w:tcPr>
+            <w:tcW w:type="dxa" w:w="1321"/>
+            <w:vAlign w:val="center"/>
+            <w:tcBorders>
+              <w:top w:val="single" w:sz="4" w:color="D9D9D9"/>
+              <w:left w:val="single" w:sz="4" w:color="D9D9D9"/>
+              <w:bottom w:val="single" w:sz="4" w:color="D9D9D9"/>
+              <w:right w:val="single" w:sz="4" w:color="D9D9D9"/>
+            </w:tcBorders>
+          </w:tcPr>
+          <w:p>
+            <w:pPr>
+              <w:keepNext w:val="0"/>
+              <w:spacing w:before="80" w:after="80"/>
+              <w:jc w:val="center"/>
+            </w:pPr>
+            <w:r>
+              <w:rPr>
+                <w:b w:val="0"/>
+                <w:sz w:val="19"/>
+              </w:rPr>
+              <w:t>LR</w:t>
+            </w:r>
+          </w:p>
+        </w:tc>
+        <w:tc>
+          <w:tcPr>
+            <w:tcW w:type="dxa" w:w="1148"/>
+            <w:vAlign w:val="center"/>
+            <w:tcBorders>
+              <w:top w:val="single" w:sz="4" w:color="D9D9D9"/>
+              <w:left w:val="single" w:sz="4" w:color="D9D9D9"/>
+              <w:bottom w:val="single" w:sz="4" w:color="D9D9D9"/>
+              <w:right w:val="single" w:sz="4" w:color="D9D9D9"/>
+            </w:tcBorders>
+          </w:tcPr>
+          <w:p>
+            <w:pPr>
+              <w:keepNext w:val="0"/>
+              <w:spacing w:before="80" w:after="80"/>
+              <w:jc w:val="center"/>
+            </w:pPr>
+            <w:r>
+              <w:rPr>
+                <w:b w:val="0"/>
+                <w:sz w:val="19"/>
+              </w:rPr>
+              <w:t>10%</w:t>
+            </w:r>
+          </w:p>
+        </w:tc>
+        <w:tc>
+          <w:tcPr>
+            <w:tcW w:type="dxa" w:w="1148"/>
+            <w:vAlign w:val="center"/>
+            <w:tcBorders>
+              <w:top w:val="single" w:sz="4" w:color="D9D9D9"/>
+              <w:left w:val="single" w:sz="4" w:color="D9D9D9"/>
+              <w:bottom w:val="single" w:sz="4" w:color="D9D9D9"/>
+              <w:right w:val="single" w:sz="4" w:color="D9D9D9"/>
+            </w:tcBorders>
+          </w:tcPr>
+          <w:p>
+            <w:pPr>
+              <w:keepNext w:val="0"/>
+              <w:spacing w:before="80" w:after="80"/>
+              <w:jc w:val="center"/>
+            </w:pPr>
+            <w:r>
+              <w:rPr>
+                <w:b w:val="0"/>
+                <w:sz w:val="19"/>
+              </w:rPr>
+              <w:t>14</w:t>
+            </w:r>
+          </w:p>
+        </w:tc>
+        <w:tc>
+          <w:tcPr>
+            <w:tcW w:type="dxa" w:w="1148"/>
+            <w:vAlign w:val="center"/>
+            <w:tcBorders>
+              <w:top w:val="single" w:sz="4" w:color="D9D9D9"/>
+              <w:left w:val="single" w:sz="4" w:color="D9D9D9"/>
+              <w:bottom w:val="single" w:sz="4" w:color="D9D9D9"/>
+              <w:right w:val="single" w:sz="4" w:color="D9D9D9"/>
+            </w:tcBorders>
+          </w:tcPr>
+          <w:p>
+            <w:pPr>
+              <w:keepNext w:val="0"/>
+              <w:spacing w:before="80" w:after="80"/>
+              <w:jc w:val="center"/>
+            </w:pPr>
+            <w:r>
+              <w:rPr>
+                <w:b w:val="0"/>
+                <w:sz w:val="19"/>
+              </w:rPr>
+              <w:t>2</w:t>
+            </w:r>
+          </w:p>
+        </w:tc>
+        <w:tc>
+          <w:tcPr>
+            <w:tcW w:type="dxa" w:w="1148"/>
+            <w:vAlign w:val="center"/>
+            <w:tcBorders>
+              <w:top w:val="single" w:sz="4" w:color="D9D9D9"/>
+              <w:left w:val="single" w:sz="4" w:color="D9D9D9"/>
+              <w:bottom w:val="single" w:sz="4" w:color="D9D9D9"/>
+              <w:right w:val="single" w:sz="4" w:color="D9D9D9"/>
+            </w:tcBorders>
+          </w:tcPr>
+          <w:p>
+            <w:pPr>
+              <w:keepNext w:val="0"/>
+              <w:spacing w:before="80" w:after="80"/>
+              <w:jc w:val="center"/>
+            </w:pPr>
+            <w:r>
+              <w:rPr>
+                <w:b w:val="0"/>
+                <w:sz w:val="19"/>
+              </w:rPr>
+              <w:t>12</w:t>
+            </w:r>
+          </w:p>
+        </w:tc>
+        <w:tc>
+          <w:tcPr>
+            <w:tcW w:type="dxa" w:w="1148"/>
+            <w:vAlign w:val="center"/>
+            <w:tcBorders>
+              <w:top w:val="single" w:sz="4" w:color="D9D9D9"/>
+              <w:left w:val="single" w:sz="4" w:color="D9D9D9"/>
+              <w:bottom w:val="single" w:sz="4" w:color="D9D9D9"/>
+              <w:right w:val="single" w:sz="4" w:color="D9D9D9"/>
+            </w:tcBorders>
+          </w:tcPr>
+          <w:p>
+            <w:pPr>
+              <w:keepNext w:val="0"/>
+              <w:spacing w:before="80" w:after="80"/>
+              <w:jc w:val="center"/>
+            </w:pPr>
+            <w:r>
+              <w:rPr>
+                <w:b w:val="0"/>
+                <w:sz w:val="19"/>
+              </w:rPr>
+              <w:t>24</w:t>
+            </w:r>
+          </w:p>
+        </w:tc>
+        <w:tc>
+          <w:tcPr>
+            <w:tcW w:type="dxa" w:w="1148"/>
+            <w:vAlign w:val="center"/>
+            <w:tcBorders>
+              <w:top w:val="single" w:sz="4" w:color="D9D9D9"/>
+              <w:left w:val="single" w:sz="4" w:color="D9D9D9"/>
+              <w:bottom w:val="single" w:sz="4" w:color="D9D9D9"/>
+              <w:right w:val="single" w:sz="4" w:color="D9D9D9"/>
+            </w:tcBorders>
+          </w:tcPr>
+          <w:p>
+            <w:pPr>
+              <w:keepNext w:val="0"/>
+              <w:spacing w:before="80" w:after="80"/>
+              <w:jc w:val="center"/>
+            </w:pPr>
+            <w:r>
+              <w:rPr>
+                <w:b w:val="0"/>
+                <w:sz w:val="19"/>
+              </w:rPr>
+              <w:t>0.0181</w:t>
+            </w:r>
+          </w:p>
+        </w:tc>
+        <w:tc>
+          <w:tcPr>
+            <w:tcW w:type="dxa" w:w="1148"/>
+            <w:vAlign w:val="center"/>
+            <w:tcBorders>
+              <w:top w:val="single" w:sz="4" w:color="D9D9D9"/>
+              <w:left w:val="single" w:sz="4" w:color="D9D9D9"/>
+              <w:bottom w:val="single" w:sz="4" w:color="D9D9D9"/>
+              <w:right w:val="single" w:sz="4" w:color="D9D9D9"/>
+            </w:tcBorders>
+          </w:tcPr>
+          <w:p>
+            <w:pPr>
+              <w:keepNext w:val="0"/>
+              <w:spacing w:before="80" w:after="80"/>
+              <w:jc w:val="center"/>
+            </w:pPr>
+            <w:r>
+              <w:rPr>
+                <w:b w:val="0"/>
+                <w:sz w:val="19"/>
+              </w:rPr>
               <w:t>0.0769</w:t>
             </w:r>
           </w:p>
@@ -2814,7 +5777,220 @@
         </w:trPr>
         <w:tc>
           <w:tcPr>
-            <w:tcW w:type="dxa" w:w="1086"/>
+            <w:tcW w:type="dxa" w:w="1321"/>
+            <w:vAlign w:val="center"/>
+            <w:tcBorders>
+              <w:top w:val="single" w:sz="4" w:color="D9D9D9"/>
+              <w:left w:val="single" w:sz="4" w:color="D9D9D9"/>
+              <w:bottom w:val="single" w:sz="4" w:color="D9D9D9"/>
+              <w:right w:val="single" w:sz="4" w:color="D9D9D9"/>
+            </w:tcBorders>
+          </w:tcPr>
+          <w:p>
+            <w:pPr>
+              <w:keepNext w:val="0"/>
+              <w:spacing w:before="80" w:after="80"/>
+              <w:jc w:val="center"/>
+            </w:pPr>
+            <w:r>
+              <w:rPr>
+                <w:b w:val="0"/>
+                <w:sz w:val="19"/>
+              </w:rPr>
+              <w:t>LR</w:t>
+            </w:r>
+          </w:p>
+        </w:tc>
+        <w:tc>
+          <w:tcPr>
+            <w:tcW w:type="dxa" w:w="1148"/>
+            <w:vAlign w:val="center"/>
+            <w:tcBorders>
+              <w:top w:val="single" w:sz="4" w:color="D9D9D9"/>
+              <w:left w:val="single" w:sz="4" w:color="D9D9D9"/>
+              <w:bottom w:val="single" w:sz="4" w:color="D9D9D9"/>
+              <w:right w:val="single" w:sz="4" w:color="D9D9D9"/>
+            </w:tcBorders>
+          </w:tcPr>
+          <w:p>
+            <w:pPr>
+              <w:keepNext w:val="0"/>
+              <w:spacing w:before="80" w:after="80"/>
+              <w:jc w:val="center"/>
+            </w:pPr>
+            <w:r>
+              <w:rPr>
+                <w:b w:val="0"/>
+                <w:sz w:val="19"/>
+              </w:rPr>
+              <w:t>20%</w:t>
+            </w:r>
+          </w:p>
+        </w:tc>
+        <w:tc>
+          <w:tcPr>
+            <w:tcW w:type="dxa" w:w="1148"/>
+            <w:vAlign w:val="center"/>
+            <w:tcBorders>
+              <w:top w:val="single" w:sz="4" w:color="D9D9D9"/>
+              <w:left w:val="single" w:sz="4" w:color="D9D9D9"/>
+              <w:bottom w:val="single" w:sz="4" w:color="D9D9D9"/>
+              <w:right w:val="single" w:sz="4" w:color="D9D9D9"/>
+            </w:tcBorders>
+          </w:tcPr>
+          <w:p>
+            <w:pPr>
+              <w:keepNext w:val="0"/>
+              <w:spacing w:before="80" w:after="80"/>
+              <w:jc w:val="center"/>
+            </w:pPr>
+            <w:r>
+              <w:rPr>
+                <w:b w:val="0"/>
+                <w:sz w:val="19"/>
+              </w:rPr>
+              <w:t>52</w:t>
+            </w:r>
+          </w:p>
+        </w:tc>
+        <w:tc>
+          <w:tcPr>
+            <w:tcW w:type="dxa" w:w="1148"/>
+            <w:vAlign w:val="center"/>
+            <w:tcBorders>
+              <w:top w:val="single" w:sz="4" w:color="D9D9D9"/>
+              <w:left w:val="single" w:sz="4" w:color="D9D9D9"/>
+              <w:bottom w:val="single" w:sz="4" w:color="D9D9D9"/>
+              <w:right w:val="single" w:sz="4" w:color="D9D9D9"/>
+            </w:tcBorders>
+          </w:tcPr>
+          <w:p>
+            <w:pPr>
+              <w:keepNext w:val="0"/>
+              <w:spacing w:before="80" w:after="80"/>
+              <w:jc w:val="center"/>
+            </w:pPr>
+            <w:r>
+              <w:rPr>
+                <w:b w:val="0"/>
+                <w:sz w:val="19"/>
+              </w:rPr>
+              <w:t>4</w:t>
+            </w:r>
+          </w:p>
+        </w:tc>
+        <w:tc>
+          <w:tcPr>
+            <w:tcW w:type="dxa" w:w="1148"/>
+            <w:vAlign w:val="center"/>
+            <w:tcBorders>
+              <w:top w:val="single" w:sz="4" w:color="D9D9D9"/>
+              <w:left w:val="single" w:sz="4" w:color="D9D9D9"/>
+              <w:bottom w:val="single" w:sz="4" w:color="D9D9D9"/>
+              <w:right w:val="single" w:sz="4" w:color="D9D9D9"/>
+            </w:tcBorders>
+          </w:tcPr>
+          <w:p>
+            <w:pPr>
+              <w:keepNext w:val="0"/>
+              <w:spacing w:before="80" w:after="80"/>
+              <w:jc w:val="center"/>
+            </w:pPr>
+            <w:r>
+              <w:rPr>
+                <w:b w:val="0"/>
+                <w:sz w:val="19"/>
+              </w:rPr>
+              <w:t>48</w:t>
+            </w:r>
+          </w:p>
+        </w:tc>
+        <w:tc>
+          <w:tcPr>
+            <w:tcW w:type="dxa" w:w="1148"/>
+            <w:vAlign w:val="center"/>
+            <w:tcBorders>
+              <w:top w:val="single" w:sz="4" w:color="D9D9D9"/>
+              <w:left w:val="single" w:sz="4" w:color="D9D9D9"/>
+              <w:bottom w:val="single" w:sz="4" w:color="D9D9D9"/>
+              <w:right w:val="single" w:sz="4" w:color="D9D9D9"/>
+            </w:tcBorders>
+          </w:tcPr>
+          <w:p>
+            <w:pPr>
+              <w:keepNext w:val="0"/>
+              <w:spacing w:before="80" w:after="80"/>
+              <w:jc w:val="center"/>
+            </w:pPr>
+            <w:r>
+              <w:rPr>
+                <w:b w:val="0"/>
+                <w:sz w:val="19"/>
+              </w:rPr>
+              <w:t>22</w:t>
+            </w:r>
+          </w:p>
+        </w:tc>
+        <w:tc>
+          <w:tcPr>
+            <w:tcW w:type="dxa" w:w="1148"/>
+            <w:vAlign w:val="center"/>
+            <w:tcBorders>
+              <w:top w:val="single" w:sz="4" w:color="D9D9D9"/>
+              <w:left w:val="single" w:sz="4" w:color="D9D9D9"/>
+              <w:bottom w:val="single" w:sz="4" w:color="D9D9D9"/>
+              <w:right w:val="single" w:sz="4" w:color="D9D9D9"/>
+            </w:tcBorders>
+          </w:tcPr>
+          <w:p>
+            <w:pPr>
+              <w:keepNext w:val="0"/>
+              <w:spacing w:before="80" w:after="80"/>
+              <w:jc w:val="center"/>
+            </w:pPr>
+            <w:r>
+              <w:rPr>
+                <w:b w:val="0"/>
+                <w:sz w:val="19"/>
+              </w:rPr>
+              <w:t>0.0672</w:t>
+            </w:r>
+          </w:p>
+        </w:tc>
+        <w:tc>
+          <w:tcPr>
+            <w:tcW w:type="dxa" w:w="1148"/>
+            <w:vAlign w:val="center"/>
+            <w:tcBorders>
+              <w:top w:val="single" w:sz="4" w:color="D9D9D9"/>
+              <w:left w:val="single" w:sz="4" w:color="D9D9D9"/>
+              <w:bottom w:val="single" w:sz="4" w:color="D9D9D9"/>
+              <w:right w:val="single" w:sz="4" w:color="D9D9D9"/>
+            </w:tcBorders>
+          </w:tcPr>
+          <w:p>
+            <w:pPr>
+              <w:keepNext w:val="0"/>
+              <w:spacing w:before="80" w:after="80"/>
+              <w:jc w:val="center"/>
+            </w:pPr>
+            <w:r>
+              <w:rPr>
+                <w:b w:val="0"/>
+                <w:sz w:val="19"/>
+              </w:rPr>
+              <w:t>0.1538</w:t>
+            </w:r>
+          </w:p>
+        </w:tc>
+      </w:tr>
+      <w:tr>
+        <w:trPr>
+          <w:cantSplit/>
+        </w:trPr>
+        <w:tc>
+          <w:tcPr>
+            <w:tcW w:type="dxa" w:w="1321"/>
             <w:vAlign w:val="center"/>
             <w:tcBorders>
               <w:top w:val="single" w:sz="4" w:color="D9D9D9"/>
@@ -2840,7 +6016,111 @@
         </w:tc>
         <w:tc>
           <w:tcPr>
-            <w:tcW w:type="dxa" w:w="2069"/>
+            <w:tcW w:type="dxa" w:w="1148"/>
+            <w:vAlign w:val="center"/>
+            <w:tcBorders>
+              <w:top w:val="single" w:sz="4" w:color="D9D9D9"/>
+              <w:left w:val="single" w:sz="4" w:color="D9D9D9"/>
+              <w:bottom w:val="single" w:sz="4" w:color="D9D9D9"/>
+              <w:right w:val="single" w:sz="4" w:color="D9D9D9"/>
+            </w:tcBorders>
+          </w:tcPr>
+          <w:p>
+            <w:pPr>
+              <w:keepNext w:val="0"/>
+              <w:spacing w:before="80" w:after="80"/>
+              <w:jc w:val="center"/>
+            </w:pPr>
+            <w:r>
+              <w:rPr>
+                <w:b w:val="0"/>
+                <w:sz w:val="19"/>
+              </w:rPr>
+              <w:t>1%</w:t>
+            </w:r>
+          </w:p>
+        </w:tc>
+        <w:tc>
+          <w:tcPr>
+            <w:tcW w:type="dxa" w:w="1148"/>
+            <w:vAlign w:val="center"/>
+            <w:tcBorders>
+              <w:top w:val="single" w:sz="4" w:color="D9D9D9"/>
+              <w:left w:val="single" w:sz="4" w:color="D9D9D9"/>
+              <w:bottom w:val="single" w:sz="4" w:color="D9D9D9"/>
+              <w:right w:val="single" w:sz="4" w:color="D9D9D9"/>
+            </w:tcBorders>
+          </w:tcPr>
+          <w:p>
+            <w:pPr>
+              <w:keepNext w:val="0"/>
+              <w:spacing w:before="80" w:after="80"/>
+              <w:jc w:val="center"/>
+            </w:pPr>
+            <w:r>
+              <w:rPr>
+                <w:b w:val="0"/>
+                <w:sz w:val="19"/>
+              </w:rPr>
+              <w:t>0</w:t>
+            </w:r>
+          </w:p>
+        </w:tc>
+        <w:tc>
+          <w:tcPr>
+            <w:tcW w:type="dxa" w:w="1148"/>
+            <w:vAlign w:val="center"/>
+            <w:tcBorders>
+              <w:top w:val="single" w:sz="4" w:color="D9D9D9"/>
+              <w:left w:val="single" w:sz="4" w:color="D9D9D9"/>
+              <w:bottom w:val="single" w:sz="4" w:color="D9D9D9"/>
+              <w:right w:val="single" w:sz="4" w:color="D9D9D9"/>
+            </w:tcBorders>
+          </w:tcPr>
+          <w:p>
+            <w:pPr>
+              <w:keepNext w:val="0"/>
+              <w:spacing w:before="80" w:after="80"/>
+              <w:jc w:val="center"/>
+            </w:pPr>
+            <w:r>
+              <w:rPr>
+                <w:b w:val="0"/>
+                <w:sz w:val="19"/>
+              </w:rPr>
+              <w:t>0</w:t>
+            </w:r>
+          </w:p>
+        </w:tc>
+        <w:tc>
+          <w:tcPr>
+            <w:tcW w:type="dxa" w:w="1148"/>
+            <w:vAlign w:val="center"/>
+            <w:tcBorders>
+              <w:top w:val="single" w:sz="4" w:color="D9D9D9"/>
+              <w:left w:val="single" w:sz="4" w:color="D9D9D9"/>
+              <w:bottom w:val="single" w:sz="4" w:color="D9D9D9"/>
+              <w:right w:val="single" w:sz="4" w:color="D9D9D9"/>
+            </w:tcBorders>
+          </w:tcPr>
+          <w:p>
+            <w:pPr>
+              <w:keepNext w:val="0"/>
+              <w:spacing w:before="80" w:after="80"/>
+              <w:jc w:val="center"/>
+            </w:pPr>
+            <w:r>
+              <w:rPr>
+                <w:b w:val="0"/>
+                <w:sz w:val="19"/>
+              </w:rPr>
+              <w:t>0</w:t>
+            </w:r>
+          </w:p>
+        </w:tc>
+        <w:tc>
+          <w:tcPr>
+            <w:tcW w:type="dxa" w:w="1148"/>
             <w:vAlign w:val="center"/>
             <w:tcBorders>
               <w:top w:val="single" w:sz="4" w:color="D9D9D9"/>
@@ -2866,7 +6146,1420 @@
         </w:tc>
         <w:tc>
           <w:tcPr>
-            <w:tcW w:type="dxa" w:w="1551"/>
+            <w:tcW w:type="dxa" w:w="1148"/>
+            <w:vAlign w:val="center"/>
+            <w:tcBorders>
+              <w:top w:val="single" w:sz="4" w:color="D9D9D9"/>
+              <w:left w:val="single" w:sz="4" w:color="D9D9D9"/>
+              <w:bottom w:val="single" w:sz="4" w:color="D9D9D9"/>
+              <w:right w:val="single" w:sz="4" w:color="D9D9D9"/>
+            </w:tcBorders>
+          </w:tcPr>
+          <w:p>
+            <w:pPr>
+              <w:keepNext w:val="0"/>
+              <w:spacing w:before="80" w:after="80"/>
+              <w:jc w:val="center"/>
+            </w:pPr>
+            <w:r>
+              <w:rPr>
+                <w:b w:val="0"/>
+                <w:sz w:val="19"/>
+              </w:rPr>
+              <w:t>0.0000</w:t>
+            </w:r>
+          </w:p>
+        </w:tc>
+        <w:tc>
+          <w:tcPr>
+            <w:tcW w:type="dxa" w:w="1148"/>
+            <w:vAlign w:val="center"/>
+            <w:tcBorders>
+              <w:top w:val="single" w:sz="4" w:color="D9D9D9"/>
+              <w:left w:val="single" w:sz="4" w:color="D9D9D9"/>
+              <w:bottom w:val="single" w:sz="4" w:color="D9D9D9"/>
+              <w:right w:val="single" w:sz="4" w:color="D9D9D9"/>
+            </w:tcBorders>
+          </w:tcPr>
+          <w:p>
+            <w:pPr>
+              <w:keepNext w:val="0"/>
+              <w:spacing w:before="80" w:after="80"/>
+              <w:jc w:val="center"/>
+            </w:pPr>
+            <w:r>
+              <w:rPr>
+                <w:b w:val="0"/>
+                <w:sz w:val="19"/>
+              </w:rPr>
+              <w:t>0.0000</w:t>
+            </w:r>
+          </w:p>
+        </w:tc>
+      </w:tr>
+      <w:tr>
+        <w:trPr>
+          <w:cantSplit/>
+        </w:trPr>
+        <w:tc>
+          <w:tcPr>
+            <w:tcW w:type="dxa" w:w="1321"/>
+            <w:vAlign w:val="center"/>
+            <w:tcBorders>
+              <w:top w:val="single" w:sz="4" w:color="D9D9D9"/>
+              <w:left w:val="single" w:sz="4" w:color="D9D9D9"/>
+              <w:bottom w:val="single" w:sz="4" w:color="D9D9D9"/>
+              <w:right w:val="single" w:sz="4" w:color="D9D9D9"/>
+            </w:tcBorders>
+          </w:tcPr>
+          <w:p>
+            <w:pPr>
+              <w:keepNext w:val="0"/>
+              <w:spacing w:before="80" w:after="80"/>
+              <w:jc w:val="center"/>
+            </w:pPr>
+            <w:r>
+              <w:rPr>
+                <w:b w:val="0"/>
+                <w:sz w:val="19"/>
+              </w:rPr>
+              <w:t>CART</w:t>
+            </w:r>
+          </w:p>
+        </w:tc>
+        <w:tc>
+          <w:tcPr>
+            <w:tcW w:type="dxa" w:w="1148"/>
+            <w:vAlign w:val="center"/>
+            <w:tcBorders>
+              <w:top w:val="single" w:sz="4" w:color="D9D9D9"/>
+              <w:left w:val="single" w:sz="4" w:color="D9D9D9"/>
+              <w:bottom w:val="single" w:sz="4" w:color="D9D9D9"/>
+              <w:right w:val="single" w:sz="4" w:color="D9D9D9"/>
+            </w:tcBorders>
+          </w:tcPr>
+          <w:p>
+            <w:pPr>
+              <w:keepNext w:val="0"/>
+              <w:spacing w:before="80" w:after="80"/>
+              <w:jc w:val="center"/>
+            </w:pPr>
+            <w:r>
+              <w:rPr>
+                <w:b w:val="0"/>
+                <w:sz w:val="19"/>
+              </w:rPr>
+              <w:t>5%</w:t>
+            </w:r>
+          </w:p>
+        </w:tc>
+        <w:tc>
+          <w:tcPr>
+            <w:tcW w:type="dxa" w:w="1148"/>
+            <w:vAlign w:val="center"/>
+            <w:tcBorders>
+              <w:top w:val="single" w:sz="4" w:color="D9D9D9"/>
+              <w:left w:val="single" w:sz="4" w:color="D9D9D9"/>
+              <w:bottom w:val="single" w:sz="4" w:color="D9D9D9"/>
+              <w:right w:val="single" w:sz="4" w:color="D9D9D9"/>
+            </w:tcBorders>
+          </w:tcPr>
+          <w:p>
+            <w:pPr>
+              <w:keepNext w:val="0"/>
+              <w:spacing w:before="80" w:after="80"/>
+              <w:jc w:val="center"/>
+            </w:pPr>
+            <w:r>
+              <w:rPr>
+                <w:b w:val="0"/>
+                <w:sz w:val="19"/>
+              </w:rPr>
+              <w:t>4</w:t>
+            </w:r>
+          </w:p>
+        </w:tc>
+        <w:tc>
+          <w:tcPr>
+            <w:tcW w:type="dxa" w:w="1148"/>
+            <w:vAlign w:val="center"/>
+            <w:tcBorders>
+              <w:top w:val="single" w:sz="4" w:color="D9D9D9"/>
+              <w:left w:val="single" w:sz="4" w:color="D9D9D9"/>
+              <w:bottom w:val="single" w:sz="4" w:color="D9D9D9"/>
+              <w:right w:val="single" w:sz="4" w:color="D9D9D9"/>
+            </w:tcBorders>
+          </w:tcPr>
+          <w:p>
+            <w:pPr>
+              <w:keepNext w:val="0"/>
+              <w:spacing w:before="80" w:after="80"/>
+              <w:jc w:val="center"/>
+            </w:pPr>
+            <w:r>
+              <w:rPr>
+                <w:b w:val="0"/>
+                <w:sz w:val="19"/>
+              </w:rPr>
+              <w:t>1</w:t>
+            </w:r>
+          </w:p>
+        </w:tc>
+        <w:tc>
+          <w:tcPr>
+            <w:tcW w:type="dxa" w:w="1148"/>
+            <w:vAlign w:val="center"/>
+            <w:tcBorders>
+              <w:top w:val="single" w:sz="4" w:color="D9D9D9"/>
+              <w:left w:val="single" w:sz="4" w:color="D9D9D9"/>
+              <w:bottom w:val="single" w:sz="4" w:color="D9D9D9"/>
+              <w:right w:val="single" w:sz="4" w:color="D9D9D9"/>
+            </w:tcBorders>
+          </w:tcPr>
+          <w:p>
+            <w:pPr>
+              <w:keepNext w:val="0"/>
+              <w:spacing w:before="80" w:after="80"/>
+              <w:jc w:val="center"/>
+            </w:pPr>
+            <w:r>
+              <w:rPr>
+                <w:b w:val="0"/>
+                <w:sz w:val="19"/>
+              </w:rPr>
+              <w:t>3</w:t>
+            </w:r>
+          </w:p>
+        </w:tc>
+        <w:tc>
+          <w:tcPr>
+            <w:tcW w:type="dxa" w:w="1148"/>
+            <w:vAlign w:val="center"/>
+            <w:tcBorders>
+              <w:top w:val="single" w:sz="4" w:color="D9D9D9"/>
+              <w:left w:val="single" w:sz="4" w:color="D9D9D9"/>
+              <w:bottom w:val="single" w:sz="4" w:color="D9D9D9"/>
+              <w:right w:val="single" w:sz="4" w:color="D9D9D9"/>
+            </w:tcBorders>
+          </w:tcPr>
+          <w:p>
+            <w:pPr>
+              <w:keepNext w:val="0"/>
+              <w:spacing w:before="80" w:after="80"/>
+              <w:jc w:val="center"/>
+            </w:pPr>
+            <w:r>
+              <w:rPr>
+                <w:b w:val="0"/>
+                <w:sz w:val="19"/>
+              </w:rPr>
+              <w:t>25</w:t>
+            </w:r>
+          </w:p>
+        </w:tc>
+        <w:tc>
+          <w:tcPr>
+            <w:tcW w:type="dxa" w:w="1148"/>
+            <w:vAlign w:val="center"/>
+            <w:tcBorders>
+              <w:top w:val="single" w:sz="4" w:color="D9D9D9"/>
+              <w:left w:val="single" w:sz="4" w:color="D9D9D9"/>
+              <w:bottom w:val="single" w:sz="4" w:color="D9D9D9"/>
+              <w:right w:val="single" w:sz="4" w:color="D9D9D9"/>
+            </w:tcBorders>
+          </w:tcPr>
+          <w:p>
+            <w:pPr>
+              <w:keepNext w:val="0"/>
+              <w:spacing w:before="80" w:after="80"/>
+              <w:jc w:val="center"/>
+            </w:pPr>
+            <w:r>
+              <w:rPr>
+                <w:b w:val="0"/>
+                <w:sz w:val="19"/>
+              </w:rPr>
+              <w:t>0.0052</w:t>
+            </w:r>
+          </w:p>
+        </w:tc>
+        <w:tc>
+          <w:tcPr>
+            <w:tcW w:type="dxa" w:w="1148"/>
+            <w:vAlign w:val="center"/>
+            <w:tcBorders>
+              <w:top w:val="single" w:sz="4" w:color="D9D9D9"/>
+              <w:left w:val="single" w:sz="4" w:color="D9D9D9"/>
+              <w:bottom w:val="single" w:sz="4" w:color="D9D9D9"/>
+              <w:right w:val="single" w:sz="4" w:color="D9D9D9"/>
+            </w:tcBorders>
+          </w:tcPr>
+          <w:p>
+            <w:pPr>
+              <w:keepNext w:val="0"/>
+              <w:spacing w:before="80" w:after="80"/>
+              <w:jc w:val="center"/>
+            </w:pPr>
+            <w:r>
+              <w:rPr>
+                <w:b w:val="0"/>
+                <w:sz w:val="19"/>
+              </w:rPr>
+              <w:t>0.0385</w:t>
+            </w:r>
+          </w:p>
+        </w:tc>
+      </w:tr>
+      <w:tr>
+        <w:trPr>
+          <w:cantSplit/>
+        </w:trPr>
+        <w:tc>
+          <w:tcPr>
+            <w:tcW w:type="dxa" w:w="1321"/>
+            <w:vAlign w:val="center"/>
+            <w:tcBorders>
+              <w:top w:val="single" w:sz="4" w:color="D9D9D9"/>
+              <w:left w:val="single" w:sz="4" w:color="D9D9D9"/>
+              <w:bottom w:val="single" w:sz="4" w:color="D9D9D9"/>
+              <w:right w:val="single" w:sz="4" w:color="D9D9D9"/>
+            </w:tcBorders>
+          </w:tcPr>
+          <w:p>
+            <w:pPr>
+              <w:keepNext w:val="0"/>
+              <w:spacing w:before="80" w:after="80"/>
+              <w:jc w:val="center"/>
+            </w:pPr>
+            <w:r>
+              <w:rPr>
+                <w:b w:val="0"/>
+                <w:sz w:val="19"/>
+              </w:rPr>
+              <w:t>CART</w:t>
+            </w:r>
+          </w:p>
+        </w:tc>
+        <w:tc>
+          <w:tcPr>
+            <w:tcW w:type="dxa" w:w="1148"/>
+            <w:vAlign w:val="center"/>
+            <w:tcBorders>
+              <w:top w:val="single" w:sz="4" w:color="D9D9D9"/>
+              <w:left w:val="single" w:sz="4" w:color="D9D9D9"/>
+              <w:bottom w:val="single" w:sz="4" w:color="D9D9D9"/>
+              <w:right w:val="single" w:sz="4" w:color="D9D9D9"/>
+            </w:tcBorders>
+          </w:tcPr>
+          <w:p>
+            <w:pPr>
+              <w:keepNext w:val="0"/>
+              <w:spacing w:before="80" w:after="80"/>
+              <w:jc w:val="center"/>
+            </w:pPr>
+            <w:r>
+              <w:rPr>
+                <w:b w:val="0"/>
+                <w:sz w:val="19"/>
+              </w:rPr>
+              <w:t>10%</w:t>
+            </w:r>
+          </w:p>
+        </w:tc>
+        <w:tc>
+          <w:tcPr>
+            <w:tcW w:type="dxa" w:w="1148"/>
+            <w:vAlign w:val="center"/>
+            <w:tcBorders>
+              <w:top w:val="single" w:sz="4" w:color="D9D9D9"/>
+              <w:left w:val="single" w:sz="4" w:color="D9D9D9"/>
+              <w:bottom w:val="single" w:sz="4" w:color="D9D9D9"/>
+              <w:right w:val="single" w:sz="4" w:color="D9D9D9"/>
+            </w:tcBorders>
+          </w:tcPr>
+          <w:p>
+            <w:pPr>
+              <w:keepNext w:val="0"/>
+              <w:spacing w:before="80" w:after="80"/>
+              <w:jc w:val="center"/>
+            </w:pPr>
+            <w:r>
+              <w:rPr>
+                <w:b w:val="0"/>
+                <w:sz w:val="19"/>
+              </w:rPr>
+              <w:t>8</w:t>
+            </w:r>
+          </w:p>
+        </w:tc>
+        <w:tc>
+          <w:tcPr>
+            <w:tcW w:type="dxa" w:w="1148"/>
+            <w:vAlign w:val="center"/>
+            <w:tcBorders>
+              <w:top w:val="single" w:sz="4" w:color="D9D9D9"/>
+              <w:left w:val="single" w:sz="4" w:color="D9D9D9"/>
+              <w:bottom w:val="single" w:sz="4" w:color="D9D9D9"/>
+              <w:right w:val="single" w:sz="4" w:color="D9D9D9"/>
+            </w:tcBorders>
+          </w:tcPr>
+          <w:p>
+            <w:pPr>
+              <w:keepNext w:val="0"/>
+              <w:spacing w:before="80" w:after="80"/>
+              <w:jc w:val="center"/>
+            </w:pPr>
+            <w:r>
+              <w:rPr>
+                <w:b w:val="0"/>
+                <w:sz w:val="19"/>
+              </w:rPr>
+              <w:t>1</w:t>
+            </w:r>
+          </w:p>
+        </w:tc>
+        <w:tc>
+          <w:tcPr>
+            <w:tcW w:type="dxa" w:w="1148"/>
+            <w:vAlign w:val="center"/>
+            <w:tcBorders>
+              <w:top w:val="single" w:sz="4" w:color="D9D9D9"/>
+              <w:left w:val="single" w:sz="4" w:color="D9D9D9"/>
+              <w:bottom w:val="single" w:sz="4" w:color="D9D9D9"/>
+              <w:right w:val="single" w:sz="4" w:color="D9D9D9"/>
+            </w:tcBorders>
+          </w:tcPr>
+          <w:p>
+            <w:pPr>
+              <w:keepNext w:val="0"/>
+              <w:spacing w:before="80" w:after="80"/>
+              <w:jc w:val="center"/>
+            </w:pPr>
+            <w:r>
+              <w:rPr>
+                <w:b w:val="0"/>
+                <w:sz w:val="19"/>
+              </w:rPr>
+              <w:t>7</w:t>
+            </w:r>
+          </w:p>
+        </w:tc>
+        <w:tc>
+          <w:tcPr>
+            <w:tcW w:type="dxa" w:w="1148"/>
+            <w:vAlign w:val="center"/>
+            <w:tcBorders>
+              <w:top w:val="single" w:sz="4" w:color="D9D9D9"/>
+              <w:left w:val="single" w:sz="4" w:color="D9D9D9"/>
+              <w:bottom w:val="single" w:sz="4" w:color="D9D9D9"/>
+              <w:right w:val="single" w:sz="4" w:color="D9D9D9"/>
+            </w:tcBorders>
+          </w:tcPr>
+          <w:p>
+            <w:pPr>
+              <w:keepNext w:val="0"/>
+              <w:spacing w:before="80" w:after="80"/>
+              <w:jc w:val="center"/>
+            </w:pPr>
+            <w:r>
+              <w:rPr>
+                <w:b w:val="0"/>
+                <w:sz w:val="19"/>
+              </w:rPr>
+              <w:t>25</w:t>
+            </w:r>
+          </w:p>
+        </w:tc>
+        <w:tc>
+          <w:tcPr>
+            <w:tcW w:type="dxa" w:w="1148"/>
+            <w:vAlign w:val="center"/>
+            <w:tcBorders>
+              <w:top w:val="single" w:sz="4" w:color="D9D9D9"/>
+              <w:left w:val="single" w:sz="4" w:color="D9D9D9"/>
+              <w:bottom w:val="single" w:sz="4" w:color="D9D9D9"/>
+              <w:right w:val="single" w:sz="4" w:color="D9D9D9"/>
+            </w:tcBorders>
+          </w:tcPr>
+          <w:p>
+            <w:pPr>
+              <w:keepNext w:val="0"/>
+              <w:spacing w:before="80" w:after="80"/>
+              <w:jc w:val="center"/>
+            </w:pPr>
+            <w:r>
+              <w:rPr>
+                <w:b w:val="0"/>
+                <w:sz w:val="19"/>
+              </w:rPr>
+              <w:t>0.0103</w:t>
+            </w:r>
+          </w:p>
+        </w:tc>
+        <w:tc>
+          <w:tcPr>
+            <w:tcW w:type="dxa" w:w="1148"/>
+            <w:vAlign w:val="center"/>
+            <w:tcBorders>
+              <w:top w:val="single" w:sz="4" w:color="D9D9D9"/>
+              <w:left w:val="single" w:sz="4" w:color="D9D9D9"/>
+              <w:bottom w:val="single" w:sz="4" w:color="D9D9D9"/>
+              <w:right w:val="single" w:sz="4" w:color="D9D9D9"/>
+            </w:tcBorders>
+          </w:tcPr>
+          <w:p>
+            <w:pPr>
+              <w:keepNext w:val="0"/>
+              <w:spacing w:before="80" w:after="80"/>
+              <w:jc w:val="center"/>
+            </w:pPr>
+            <w:r>
+              <w:rPr>
+                <w:b w:val="0"/>
+                <w:sz w:val="19"/>
+              </w:rPr>
+              <w:t>0.0385</w:t>
+            </w:r>
+          </w:p>
+        </w:tc>
+      </w:tr>
+      <w:tr>
+        <w:trPr>
+          <w:cantSplit/>
+        </w:trPr>
+        <w:tc>
+          <w:tcPr>
+            <w:tcW w:type="dxa" w:w="1321"/>
+            <w:vAlign w:val="center"/>
+            <w:tcBorders>
+              <w:top w:val="single" w:sz="4" w:color="D9D9D9"/>
+              <w:left w:val="single" w:sz="4" w:color="D9D9D9"/>
+              <w:bottom w:val="single" w:sz="4" w:color="D9D9D9"/>
+              <w:right w:val="single" w:sz="4" w:color="D9D9D9"/>
+            </w:tcBorders>
+          </w:tcPr>
+          <w:p>
+            <w:pPr>
+              <w:keepNext w:val="0"/>
+              <w:spacing w:before="80" w:after="80"/>
+              <w:jc w:val="center"/>
+            </w:pPr>
+            <w:r>
+              <w:rPr>
+                <w:b w:val="0"/>
+                <w:sz w:val="19"/>
+              </w:rPr>
+              <w:t>CART</w:t>
+            </w:r>
+          </w:p>
+        </w:tc>
+        <w:tc>
+          <w:tcPr>
+            <w:tcW w:type="dxa" w:w="1148"/>
+            <w:vAlign w:val="center"/>
+            <w:tcBorders>
+              <w:top w:val="single" w:sz="4" w:color="D9D9D9"/>
+              <w:left w:val="single" w:sz="4" w:color="D9D9D9"/>
+              <w:bottom w:val="single" w:sz="4" w:color="D9D9D9"/>
+              <w:right w:val="single" w:sz="4" w:color="D9D9D9"/>
+            </w:tcBorders>
+          </w:tcPr>
+          <w:p>
+            <w:pPr>
+              <w:keepNext w:val="0"/>
+              <w:spacing w:before="80" w:after="80"/>
+              <w:jc w:val="center"/>
+            </w:pPr>
+            <w:r>
+              <w:rPr>
+                <w:b w:val="0"/>
+                <w:sz w:val="19"/>
+              </w:rPr>
+              <w:t>20%</w:t>
+            </w:r>
+          </w:p>
+        </w:tc>
+        <w:tc>
+          <w:tcPr>
+            <w:tcW w:type="dxa" w:w="1148"/>
+            <w:vAlign w:val="center"/>
+            <w:tcBorders>
+              <w:top w:val="single" w:sz="4" w:color="D9D9D9"/>
+              <w:left w:val="single" w:sz="4" w:color="D9D9D9"/>
+              <w:bottom w:val="single" w:sz="4" w:color="D9D9D9"/>
+              <w:right w:val="single" w:sz="4" w:color="D9D9D9"/>
+            </w:tcBorders>
+          </w:tcPr>
+          <w:p>
+            <w:pPr>
+              <w:keepNext w:val="0"/>
+              <w:spacing w:before="80" w:after="80"/>
+              <w:jc w:val="center"/>
+            </w:pPr>
+            <w:r>
+              <w:rPr>
+                <w:b w:val="0"/>
+                <w:sz w:val="19"/>
+              </w:rPr>
+              <w:t>61</w:t>
+            </w:r>
+          </w:p>
+        </w:tc>
+        <w:tc>
+          <w:tcPr>
+            <w:tcW w:type="dxa" w:w="1148"/>
+            <w:vAlign w:val="center"/>
+            <w:tcBorders>
+              <w:top w:val="single" w:sz="4" w:color="D9D9D9"/>
+              <w:left w:val="single" w:sz="4" w:color="D9D9D9"/>
+              <w:bottom w:val="single" w:sz="4" w:color="D9D9D9"/>
+              <w:right w:val="single" w:sz="4" w:color="D9D9D9"/>
+            </w:tcBorders>
+          </w:tcPr>
+          <w:p>
+            <w:pPr>
+              <w:keepNext w:val="0"/>
+              <w:spacing w:before="80" w:after="80"/>
+              <w:jc w:val="center"/>
+            </w:pPr>
+            <w:r>
+              <w:rPr>
+                <w:b w:val="0"/>
+                <w:sz w:val="19"/>
+              </w:rPr>
+              <w:t>5</w:t>
+            </w:r>
+          </w:p>
+        </w:tc>
+        <w:tc>
+          <w:tcPr>
+            <w:tcW w:type="dxa" w:w="1148"/>
+            <w:vAlign w:val="center"/>
+            <w:tcBorders>
+              <w:top w:val="single" w:sz="4" w:color="D9D9D9"/>
+              <w:left w:val="single" w:sz="4" w:color="D9D9D9"/>
+              <w:bottom w:val="single" w:sz="4" w:color="D9D9D9"/>
+              <w:right w:val="single" w:sz="4" w:color="D9D9D9"/>
+            </w:tcBorders>
+          </w:tcPr>
+          <w:p>
+            <w:pPr>
+              <w:keepNext w:val="0"/>
+              <w:spacing w:before="80" w:after="80"/>
+              <w:jc w:val="center"/>
+            </w:pPr>
+            <w:r>
+              <w:rPr>
+                <w:b w:val="0"/>
+                <w:sz w:val="19"/>
+              </w:rPr>
+              <w:t>56</w:t>
+            </w:r>
+          </w:p>
+        </w:tc>
+        <w:tc>
+          <w:tcPr>
+            <w:tcW w:type="dxa" w:w="1148"/>
+            <w:vAlign w:val="center"/>
+            <w:tcBorders>
+              <w:top w:val="single" w:sz="4" w:color="D9D9D9"/>
+              <w:left w:val="single" w:sz="4" w:color="D9D9D9"/>
+              <w:bottom w:val="single" w:sz="4" w:color="D9D9D9"/>
+              <w:right w:val="single" w:sz="4" w:color="D9D9D9"/>
+            </w:tcBorders>
+          </w:tcPr>
+          <w:p>
+            <w:pPr>
+              <w:keepNext w:val="0"/>
+              <w:spacing w:before="80" w:after="80"/>
+              <w:jc w:val="center"/>
+            </w:pPr>
+            <w:r>
+              <w:rPr>
+                <w:b w:val="0"/>
+                <w:sz w:val="19"/>
+              </w:rPr>
+              <w:t>21</w:t>
+            </w:r>
+          </w:p>
+        </w:tc>
+        <w:tc>
+          <w:tcPr>
+            <w:tcW w:type="dxa" w:w="1148"/>
+            <w:vAlign w:val="center"/>
+            <w:tcBorders>
+              <w:top w:val="single" w:sz="4" w:color="D9D9D9"/>
+              <w:left w:val="single" w:sz="4" w:color="D9D9D9"/>
+              <w:bottom w:val="single" w:sz="4" w:color="D9D9D9"/>
+              <w:right w:val="single" w:sz="4" w:color="D9D9D9"/>
+            </w:tcBorders>
+          </w:tcPr>
+          <w:p>
+            <w:pPr>
+              <w:keepNext w:val="0"/>
+              <w:spacing w:before="80" w:after="80"/>
+              <w:jc w:val="center"/>
+            </w:pPr>
+            <w:r>
+              <w:rPr>
+                <w:b w:val="0"/>
+                <w:sz w:val="19"/>
+              </w:rPr>
+              <w:t>0.0788</w:t>
+            </w:r>
+          </w:p>
+        </w:tc>
+        <w:tc>
+          <w:tcPr>
+            <w:tcW w:type="dxa" w:w="1148"/>
+            <w:vAlign w:val="center"/>
+            <w:tcBorders>
+              <w:top w:val="single" w:sz="4" w:color="D9D9D9"/>
+              <w:left w:val="single" w:sz="4" w:color="D9D9D9"/>
+              <w:bottom w:val="single" w:sz="4" w:color="D9D9D9"/>
+              <w:right w:val="single" w:sz="4" w:color="D9D9D9"/>
+            </w:tcBorders>
+          </w:tcPr>
+          <w:p>
+            <w:pPr>
+              <w:keepNext w:val="0"/>
+              <w:spacing w:before="80" w:after="80"/>
+              <w:jc w:val="center"/>
+            </w:pPr>
+            <w:r>
+              <w:rPr>
+                <w:b w:val="0"/>
+                <w:sz w:val="19"/>
+              </w:rPr>
+              <w:t>0.1923</w:t>
+            </w:r>
+          </w:p>
+        </w:tc>
+      </w:tr>
+      <w:tr>
+        <w:trPr>
+          <w:cantSplit/>
+        </w:trPr>
+        <w:tc>
+          <w:tcPr>
+            <w:tcW w:type="dxa" w:w="1321"/>
+            <w:vAlign w:val="center"/>
+            <w:tcBorders>
+              <w:top w:val="single" w:sz="4" w:color="D9D9D9"/>
+              <w:left w:val="single" w:sz="4" w:color="D9D9D9"/>
+              <w:bottom w:val="single" w:sz="4" w:color="D9D9D9"/>
+              <w:right w:val="single" w:sz="4" w:color="D9D9D9"/>
+            </w:tcBorders>
+          </w:tcPr>
+          <w:p>
+            <w:pPr>
+              <w:keepNext w:val="0"/>
+              <w:spacing w:before="80" w:after="80"/>
+              <w:jc w:val="center"/>
+            </w:pPr>
+            <w:r>
+              <w:rPr>
+                <w:b w:val="0"/>
+                <w:sz w:val="19"/>
+              </w:rPr>
+              <w:t>XGBoost</w:t>
+            </w:r>
+          </w:p>
+        </w:tc>
+        <w:tc>
+          <w:tcPr>
+            <w:tcW w:type="dxa" w:w="1148"/>
+            <w:vAlign w:val="center"/>
+            <w:tcBorders>
+              <w:top w:val="single" w:sz="4" w:color="D9D9D9"/>
+              <w:left w:val="single" w:sz="4" w:color="D9D9D9"/>
+              <w:bottom w:val="single" w:sz="4" w:color="D9D9D9"/>
+              <w:right w:val="single" w:sz="4" w:color="D9D9D9"/>
+            </w:tcBorders>
+          </w:tcPr>
+          <w:p>
+            <w:pPr>
+              <w:keepNext w:val="0"/>
+              <w:spacing w:before="80" w:after="80"/>
+              <w:jc w:val="center"/>
+            </w:pPr>
+            <w:r>
+              <w:rPr>
+                <w:b w:val="0"/>
+                <w:sz w:val="19"/>
+              </w:rPr>
+              <w:t>1%</w:t>
+            </w:r>
+          </w:p>
+        </w:tc>
+        <w:tc>
+          <w:tcPr>
+            <w:tcW w:type="dxa" w:w="1148"/>
+            <w:vAlign w:val="center"/>
+            <w:tcBorders>
+              <w:top w:val="single" w:sz="4" w:color="D9D9D9"/>
+              <w:left w:val="single" w:sz="4" w:color="D9D9D9"/>
+              <w:bottom w:val="single" w:sz="4" w:color="D9D9D9"/>
+              <w:right w:val="single" w:sz="4" w:color="D9D9D9"/>
+            </w:tcBorders>
+          </w:tcPr>
+          <w:p>
+            <w:pPr>
+              <w:keepNext w:val="0"/>
+              <w:spacing w:before="80" w:after="80"/>
+              <w:jc w:val="center"/>
+            </w:pPr>
+            <w:r>
+              <w:rPr>
+                <w:b w:val="0"/>
+                <w:sz w:val="19"/>
+              </w:rPr>
+              <w:t>0</w:t>
+            </w:r>
+          </w:p>
+        </w:tc>
+        <w:tc>
+          <w:tcPr>
+            <w:tcW w:type="dxa" w:w="1148"/>
+            <w:vAlign w:val="center"/>
+            <w:tcBorders>
+              <w:top w:val="single" w:sz="4" w:color="D9D9D9"/>
+              <w:left w:val="single" w:sz="4" w:color="D9D9D9"/>
+              <w:bottom w:val="single" w:sz="4" w:color="D9D9D9"/>
+              <w:right w:val="single" w:sz="4" w:color="D9D9D9"/>
+            </w:tcBorders>
+          </w:tcPr>
+          <w:p>
+            <w:pPr>
+              <w:keepNext w:val="0"/>
+              <w:spacing w:before="80" w:after="80"/>
+              <w:jc w:val="center"/>
+            </w:pPr>
+            <w:r>
+              <w:rPr>
+                <w:b w:val="0"/>
+                <w:sz w:val="19"/>
+              </w:rPr>
+              <w:t>0</w:t>
+            </w:r>
+          </w:p>
+        </w:tc>
+        <w:tc>
+          <w:tcPr>
+            <w:tcW w:type="dxa" w:w="1148"/>
+            <w:vAlign w:val="center"/>
+            <w:tcBorders>
+              <w:top w:val="single" w:sz="4" w:color="D9D9D9"/>
+              <w:left w:val="single" w:sz="4" w:color="D9D9D9"/>
+              <w:bottom w:val="single" w:sz="4" w:color="D9D9D9"/>
+              <w:right w:val="single" w:sz="4" w:color="D9D9D9"/>
+            </w:tcBorders>
+          </w:tcPr>
+          <w:p>
+            <w:pPr>
+              <w:keepNext w:val="0"/>
+              <w:spacing w:before="80" w:after="80"/>
+              <w:jc w:val="center"/>
+            </w:pPr>
+            <w:r>
+              <w:rPr>
+                <w:b w:val="0"/>
+                <w:sz w:val="19"/>
+              </w:rPr>
+              <w:t>0</w:t>
+            </w:r>
+          </w:p>
+        </w:tc>
+        <w:tc>
+          <w:tcPr>
+            <w:tcW w:type="dxa" w:w="1148"/>
+            <w:vAlign w:val="center"/>
+            <w:tcBorders>
+              <w:top w:val="single" w:sz="4" w:color="D9D9D9"/>
+              <w:left w:val="single" w:sz="4" w:color="D9D9D9"/>
+              <w:bottom w:val="single" w:sz="4" w:color="D9D9D9"/>
+              <w:right w:val="single" w:sz="4" w:color="D9D9D9"/>
+            </w:tcBorders>
+          </w:tcPr>
+          <w:p>
+            <w:pPr>
+              <w:keepNext w:val="0"/>
+              <w:spacing w:before="80" w:after="80"/>
+              <w:jc w:val="center"/>
+            </w:pPr>
+            <w:r>
+              <w:rPr>
+                <w:b w:val="0"/>
+                <w:sz w:val="19"/>
+              </w:rPr>
+              <w:t>26</w:t>
+            </w:r>
+          </w:p>
+        </w:tc>
+        <w:tc>
+          <w:tcPr>
+            <w:tcW w:type="dxa" w:w="1148"/>
+            <w:vAlign w:val="center"/>
+            <w:tcBorders>
+              <w:top w:val="single" w:sz="4" w:color="D9D9D9"/>
+              <w:left w:val="single" w:sz="4" w:color="D9D9D9"/>
+              <w:bottom w:val="single" w:sz="4" w:color="D9D9D9"/>
+              <w:right w:val="single" w:sz="4" w:color="D9D9D9"/>
+            </w:tcBorders>
+          </w:tcPr>
+          <w:p>
+            <w:pPr>
+              <w:keepNext w:val="0"/>
+              <w:spacing w:before="80" w:after="80"/>
+              <w:jc w:val="center"/>
+            </w:pPr>
+            <w:r>
+              <w:rPr>
+                <w:b w:val="0"/>
+                <w:sz w:val="19"/>
+              </w:rPr>
+              <w:t>0.0000</w:t>
+            </w:r>
+          </w:p>
+        </w:tc>
+        <w:tc>
+          <w:tcPr>
+            <w:tcW w:type="dxa" w:w="1148"/>
+            <w:vAlign w:val="center"/>
+            <w:tcBorders>
+              <w:top w:val="single" w:sz="4" w:color="D9D9D9"/>
+              <w:left w:val="single" w:sz="4" w:color="D9D9D9"/>
+              <w:bottom w:val="single" w:sz="4" w:color="D9D9D9"/>
+              <w:right w:val="single" w:sz="4" w:color="D9D9D9"/>
+            </w:tcBorders>
+          </w:tcPr>
+          <w:p>
+            <w:pPr>
+              <w:keepNext w:val="0"/>
+              <w:spacing w:before="80" w:after="80"/>
+              <w:jc w:val="center"/>
+            </w:pPr>
+            <w:r>
+              <w:rPr>
+                <w:b w:val="0"/>
+                <w:sz w:val="19"/>
+              </w:rPr>
+              <w:t>0.0000</w:t>
+            </w:r>
+          </w:p>
+        </w:tc>
+      </w:tr>
+      <w:tr>
+        <w:trPr>
+          <w:cantSplit/>
+        </w:trPr>
+        <w:tc>
+          <w:tcPr>
+            <w:tcW w:type="dxa" w:w="1321"/>
+            <w:vAlign w:val="center"/>
+            <w:tcBorders>
+              <w:top w:val="single" w:sz="4" w:color="D9D9D9"/>
+              <w:left w:val="single" w:sz="4" w:color="D9D9D9"/>
+              <w:bottom w:val="single" w:sz="4" w:color="D9D9D9"/>
+              <w:right w:val="single" w:sz="4" w:color="D9D9D9"/>
+            </w:tcBorders>
+          </w:tcPr>
+          <w:p>
+            <w:pPr>
+              <w:keepNext w:val="0"/>
+              <w:spacing w:before="80" w:after="80"/>
+              <w:jc w:val="center"/>
+            </w:pPr>
+            <w:r>
+              <w:rPr>
+                <w:b w:val="0"/>
+                <w:sz w:val="19"/>
+              </w:rPr>
+              <w:t>XGBoost</w:t>
+            </w:r>
+          </w:p>
+        </w:tc>
+        <w:tc>
+          <w:tcPr>
+            <w:tcW w:type="dxa" w:w="1148"/>
+            <w:vAlign w:val="center"/>
+            <w:tcBorders>
+              <w:top w:val="single" w:sz="4" w:color="D9D9D9"/>
+              <w:left w:val="single" w:sz="4" w:color="D9D9D9"/>
+              <w:bottom w:val="single" w:sz="4" w:color="D9D9D9"/>
+              <w:right w:val="single" w:sz="4" w:color="D9D9D9"/>
+            </w:tcBorders>
+          </w:tcPr>
+          <w:p>
+            <w:pPr>
+              <w:keepNext w:val="0"/>
+              <w:spacing w:before="80" w:after="80"/>
+              <w:jc w:val="center"/>
+            </w:pPr>
+            <w:r>
+              <w:rPr>
+                <w:b w:val="0"/>
+                <w:sz w:val="19"/>
+              </w:rPr>
+              <w:t>5%</w:t>
+            </w:r>
+          </w:p>
+        </w:tc>
+        <w:tc>
+          <w:tcPr>
+            <w:tcW w:type="dxa" w:w="1148"/>
+            <w:vAlign w:val="center"/>
+            <w:tcBorders>
+              <w:top w:val="single" w:sz="4" w:color="D9D9D9"/>
+              <w:left w:val="single" w:sz="4" w:color="D9D9D9"/>
+              <w:bottom w:val="single" w:sz="4" w:color="D9D9D9"/>
+              <w:right w:val="single" w:sz="4" w:color="D9D9D9"/>
+            </w:tcBorders>
+          </w:tcPr>
+          <w:p>
+            <w:pPr>
+              <w:keepNext w:val="0"/>
+              <w:spacing w:before="80" w:after="80"/>
+              <w:jc w:val="center"/>
+            </w:pPr>
+            <w:r>
+              <w:rPr>
+                <w:b w:val="0"/>
+                <w:sz w:val="19"/>
+              </w:rPr>
+              <w:t>4</w:t>
+            </w:r>
+          </w:p>
+        </w:tc>
+        <w:tc>
+          <w:tcPr>
+            <w:tcW w:type="dxa" w:w="1148"/>
+            <w:vAlign w:val="center"/>
+            <w:tcBorders>
+              <w:top w:val="single" w:sz="4" w:color="D9D9D9"/>
+              <w:left w:val="single" w:sz="4" w:color="D9D9D9"/>
+              <w:bottom w:val="single" w:sz="4" w:color="D9D9D9"/>
+              <w:right w:val="single" w:sz="4" w:color="D9D9D9"/>
+            </w:tcBorders>
+          </w:tcPr>
+          <w:p>
+            <w:pPr>
+              <w:keepNext w:val="0"/>
+              <w:spacing w:before="80" w:after="80"/>
+              <w:jc w:val="center"/>
+            </w:pPr>
+            <w:r>
+              <w:rPr>
+                <w:b w:val="0"/>
+                <w:sz w:val="19"/>
+              </w:rPr>
+              <w:t>0</w:t>
+            </w:r>
+          </w:p>
+        </w:tc>
+        <w:tc>
+          <w:tcPr>
+            <w:tcW w:type="dxa" w:w="1148"/>
+            <w:vAlign w:val="center"/>
+            <w:tcBorders>
+              <w:top w:val="single" w:sz="4" w:color="D9D9D9"/>
+              <w:left w:val="single" w:sz="4" w:color="D9D9D9"/>
+              <w:bottom w:val="single" w:sz="4" w:color="D9D9D9"/>
+              <w:right w:val="single" w:sz="4" w:color="D9D9D9"/>
+            </w:tcBorders>
+          </w:tcPr>
+          <w:p>
+            <w:pPr>
+              <w:keepNext w:val="0"/>
+              <w:spacing w:before="80" w:after="80"/>
+              <w:jc w:val="center"/>
+            </w:pPr>
+            <w:r>
+              <w:rPr>
+                <w:b w:val="0"/>
+                <w:sz w:val="19"/>
+              </w:rPr>
+              <w:t>4</w:t>
+            </w:r>
+          </w:p>
+        </w:tc>
+        <w:tc>
+          <w:tcPr>
+            <w:tcW w:type="dxa" w:w="1148"/>
+            <w:vAlign w:val="center"/>
+            <w:tcBorders>
+              <w:top w:val="single" w:sz="4" w:color="D9D9D9"/>
+              <w:left w:val="single" w:sz="4" w:color="D9D9D9"/>
+              <w:bottom w:val="single" w:sz="4" w:color="D9D9D9"/>
+              <w:right w:val="single" w:sz="4" w:color="D9D9D9"/>
+            </w:tcBorders>
+          </w:tcPr>
+          <w:p>
+            <w:pPr>
+              <w:keepNext w:val="0"/>
+              <w:spacing w:before="80" w:after="80"/>
+              <w:jc w:val="center"/>
+            </w:pPr>
+            <w:r>
+              <w:rPr>
+                <w:b w:val="0"/>
+                <w:sz w:val="19"/>
+              </w:rPr>
+              <w:t>26</w:t>
+            </w:r>
+          </w:p>
+        </w:tc>
+        <w:tc>
+          <w:tcPr>
+            <w:tcW w:type="dxa" w:w="1148"/>
+            <w:vAlign w:val="center"/>
+            <w:tcBorders>
+              <w:top w:val="single" w:sz="4" w:color="D9D9D9"/>
+              <w:left w:val="single" w:sz="4" w:color="D9D9D9"/>
+              <w:bottom w:val="single" w:sz="4" w:color="D9D9D9"/>
+              <w:right w:val="single" w:sz="4" w:color="D9D9D9"/>
+            </w:tcBorders>
+          </w:tcPr>
+          <w:p>
+            <w:pPr>
+              <w:keepNext w:val="0"/>
+              <w:spacing w:before="80" w:after="80"/>
+              <w:jc w:val="center"/>
+            </w:pPr>
+            <w:r>
+              <w:rPr>
+                <w:b w:val="0"/>
+                <w:sz w:val="19"/>
+              </w:rPr>
+              <w:t>0.0052</w:t>
+            </w:r>
+          </w:p>
+        </w:tc>
+        <w:tc>
+          <w:tcPr>
+            <w:tcW w:type="dxa" w:w="1148"/>
+            <w:vAlign w:val="center"/>
+            <w:tcBorders>
+              <w:top w:val="single" w:sz="4" w:color="D9D9D9"/>
+              <w:left w:val="single" w:sz="4" w:color="D9D9D9"/>
+              <w:bottom w:val="single" w:sz="4" w:color="D9D9D9"/>
+              <w:right w:val="single" w:sz="4" w:color="D9D9D9"/>
+            </w:tcBorders>
+          </w:tcPr>
+          <w:p>
+            <w:pPr>
+              <w:keepNext w:val="0"/>
+              <w:spacing w:before="80" w:after="80"/>
+              <w:jc w:val="center"/>
+            </w:pPr>
+            <w:r>
+              <w:rPr>
+                <w:b w:val="0"/>
+                <w:sz w:val="19"/>
+              </w:rPr>
+              <w:t>0.0000</w:t>
+            </w:r>
+          </w:p>
+        </w:tc>
+      </w:tr>
+      <w:tr>
+        <w:trPr>
+          <w:cantSplit/>
+        </w:trPr>
+        <w:tc>
+          <w:tcPr>
+            <w:tcW w:type="dxa" w:w="1321"/>
+            <w:vAlign w:val="center"/>
+            <w:tcBorders>
+              <w:top w:val="single" w:sz="4" w:color="D9D9D9"/>
+              <w:left w:val="single" w:sz="4" w:color="D9D9D9"/>
+              <w:bottom w:val="single" w:sz="4" w:color="D9D9D9"/>
+              <w:right w:val="single" w:sz="4" w:color="D9D9D9"/>
+            </w:tcBorders>
+          </w:tcPr>
+          <w:p>
+            <w:pPr>
+              <w:keepNext w:val="0"/>
+              <w:spacing w:before="80" w:after="80"/>
+              <w:jc w:val="center"/>
+            </w:pPr>
+            <w:r>
+              <w:rPr>
+                <w:b w:val="0"/>
+                <w:sz w:val="19"/>
+              </w:rPr>
+              <w:t>XGBoost</w:t>
+            </w:r>
+          </w:p>
+        </w:tc>
+        <w:tc>
+          <w:tcPr>
+            <w:tcW w:type="dxa" w:w="1148"/>
+            <w:vAlign w:val="center"/>
+            <w:tcBorders>
+              <w:top w:val="single" w:sz="4" w:color="D9D9D9"/>
+              <w:left w:val="single" w:sz="4" w:color="D9D9D9"/>
+              <w:bottom w:val="single" w:sz="4" w:color="D9D9D9"/>
+              <w:right w:val="single" w:sz="4" w:color="D9D9D9"/>
+            </w:tcBorders>
+          </w:tcPr>
+          <w:p>
+            <w:pPr>
+              <w:keepNext w:val="0"/>
+              <w:spacing w:before="80" w:after="80"/>
+              <w:jc w:val="center"/>
+            </w:pPr>
+            <w:r>
+              <w:rPr>
+                <w:b w:val="0"/>
+                <w:sz w:val="19"/>
+              </w:rPr>
+              <w:t>10%</w:t>
+            </w:r>
+          </w:p>
+        </w:tc>
+        <w:tc>
+          <w:tcPr>
+            <w:tcW w:type="dxa" w:w="1148"/>
+            <w:vAlign w:val="center"/>
+            <w:tcBorders>
+              <w:top w:val="single" w:sz="4" w:color="D9D9D9"/>
+              <w:left w:val="single" w:sz="4" w:color="D9D9D9"/>
+              <w:bottom w:val="single" w:sz="4" w:color="D9D9D9"/>
+              <w:right w:val="single" w:sz="4" w:color="D9D9D9"/>
+            </w:tcBorders>
+          </w:tcPr>
+          <w:p>
+            <w:pPr>
+              <w:keepNext w:val="0"/>
+              <w:spacing w:before="80" w:after="80"/>
+              <w:jc w:val="center"/>
+            </w:pPr>
+            <w:r>
+              <w:rPr>
+                <w:b w:val="0"/>
+                <w:sz w:val="19"/>
+              </w:rPr>
+              <w:t>30</w:t>
+            </w:r>
+          </w:p>
+        </w:tc>
+        <w:tc>
+          <w:tcPr>
+            <w:tcW w:type="dxa" w:w="1148"/>
+            <w:vAlign w:val="center"/>
+            <w:tcBorders>
+              <w:top w:val="single" w:sz="4" w:color="D9D9D9"/>
+              <w:left w:val="single" w:sz="4" w:color="D9D9D9"/>
+              <w:bottom w:val="single" w:sz="4" w:color="D9D9D9"/>
+              <w:right w:val="single" w:sz="4" w:color="D9D9D9"/>
+            </w:tcBorders>
+          </w:tcPr>
+          <w:p>
+            <w:pPr>
+              <w:keepNext w:val="0"/>
+              <w:spacing w:before="80" w:after="80"/>
+              <w:jc w:val="center"/>
+            </w:pPr>
+            <w:r>
+              <w:rPr>
+                <w:b w:val="0"/>
+                <w:sz w:val="19"/>
+              </w:rPr>
+              <w:t>3</w:t>
+            </w:r>
+          </w:p>
+        </w:tc>
+        <w:tc>
+          <w:tcPr>
+            <w:tcW w:type="dxa" w:w="1148"/>
+            <w:vAlign w:val="center"/>
+            <w:tcBorders>
+              <w:top w:val="single" w:sz="4" w:color="D9D9D9"/>
+              <w:left w:val="single" w:sz="4" w:color="D9D9D9"/>
+              <w:bottom w:val="single" w:sz="4" w:color="D9D9D9"/>
+              <w:right w:val="single" w:sz="4" w:color="D9D9D9"/>
+            </w:tcBorders>
+          </w:tcPr>
+          <w:p>
+            <w:pPr>
+              <w:keepNext w:val="0"/>
+              <w:spacing w:before="80" w:after="80"/>
+              <w:jc w:val="center"/>
+            </w:pPr>
+            <w:r>
+              <w:rPr>
+                <w:b w:val="0"/>
+                <w:sz w:val="19"/>
+              </w:rPr>
+              <w:t>27</w:t>
+            </w:r>
+          </w:p>
+        </w:tc>
+        <w:tc>
+          <w:tcPr>
+            <w:tcW w:type="dxa" w:w="1148"/>
+            <w:vAlign w:val="center"/>
+            <w:tcBorders>
+              <w:top w:val="single" w:sz="4" w:color="D9D9D9"/>
+              <w:left w:val="single" w:sz="4" w:color="D9D9D9"/>
+              <w:bottom w:val="single" w:sz="4" w:color="D9D9D9"/>
+              <w:right w:val="single" w:sz="4" w:color="D9D9D9"/>
+            </w:tcBorders>
+          </w:tcPr>
+          <w:p>
+            <w:pPr>
+              <w:keepNext w:val="0"/>
+              <w:spacing w:before="80" w:after="80"/>
+              <w:jc w:val="center"/>
+            </w:pPr>
+            <w:r>
+              <w:rPr>
+                <w:b w:val="0"/>
+                <w:sz w:val="19"/>
+              </w:rPr>
+              <w:t>23</w:t>
+            </w:r>
+          </w:p>
+        </w:tc>
+        <w:tc>
+          <w:tcPr>
+            <w:tcW w:type="dxa" w:w="1148"/>
+            <w:vAlign w:val="center"/>
+            <w:tcBorders>
+              <w:top w:val="single" w:sz="4" w:color="D9D9D9"/>
+              <w:left w:val="single" w:sz="4" w:color="D9D9D9"/>
+              <w:bottom w:val="single" w:sz="4" w:color="D9D9D9"/>
+              <w:right w:val="single" w:sz="4" w:color="D9D9D9"/>
+            </w:tcBorders>
+          </w:tcPr>
+          <w:p>
+            <w:pPr>
+              <w:keepNext w:val="0"/>
+              <w:spacing w:before="80" w:after="80"/>
+              <w:jc w:val="center"/>
+            </w:pPr>
+            <w:r>
+              <w:rPr>
+                <w:b w:val="0"/>
+                <w:sz w:val="19"/>
+              </w:rPr>
+              <w:t>0.0388</w:t>
+            </w:r>
+          </w:p>
+        </w:tc>
+        <w:tc>
+          <w:tcPr>
+            <w:tcW w:type="dxa" w:w="1148"/>
+            <w:vAlign w:val="center"/>
+            <w:tcBorders>
+              <w:top w:val="single" w:sz="4" w:color="D9D9D9"/>
+              <w:left w:val="single" w:sz="4" w:color="D9D9D9"/>
+              <w:bottom w:val="single" w:sz="4" w:color="D9D9D9"/>
+              <w:right w:val="single" w:sz="4" w:color="D9D9D9"/>
+            </w:tcBorders>
+          </w:tcPr>
+          <w:p>
+            <w:pPr>
+              <w:keepNext w:val="0"/>
+              <w:spacing w:before="80" w:after="80"/>
+              <w:jc w:val="center"/>
+            </w:pPr>
+            <w:r>
+              <w:rPr>
+                <w:b w:val="0"/>
+                <w:sz w:val="19"/>
+              </w:rPr>
+              <w:t>0.1154</w:t>
+            </w:r>
+          </w:p>
+        </w:tc>
+      </w:tr>
+      <w:tr>
+        <w:trPr>
+          <w:cantSplit/>
+        </w:trPr>
+        <w:tc>
+          <w:tcPr>
+            <w:tcW w:type="dxa" w:w="1321"/>
+            <w:vAlign w:val="center"/>
+            <w:tcBorders>
+              <w:top w:val="single" w:sz="4" w:color="D9D9D9"/>
+              <w:left w:val="single" w:sz="4" w:color="D9D9D9"/>
+              <w:bottom w:val="single" w:sz="4" w:color="D9D9D9"/>
+              <w:right w:val="single" w:sz="4" w:color="D9D9D9"/>
+            </w:tcBorders>
+          </w:tcPr>
+          <w:p>
+            <w:pPr>
+              <w:keepNext w:val="0"/>
+              <w:spacing w:before="80" w:after="80"/>
+              <w:jc w:val="center"/>
+            </w:pPr>
+            <w:r>
+              <w:rPr>
+                <w:b w:val="0"/>
+                <w:sz w:val="19"/>
+              </w:rPr>
+              <w:t>XGBoost</w:t>
+            </w:r>
+          </w:p>
+        </w:tc>
+        <w:tc>
+          <w:tcPr>
+            <w:tcW w:type="dxa" w:w="1148"/>
+            <w:vAlign w:val="center"/>
+            <w:tcBorders>
+              <w:top w:val="single" w:sz="4" w:color="D9D9D9"/>
+              <w:left w:val="single" w:sz="4" w:color="D9D9D9"/>
+              <w:bottom w:val="single" w:sz="4" w:color="D9D9D9"/>
+              <w:right w:val="single" w:sz="4" w:color="D9D9D9"/>
+            </w:tcBorders>
+          </w:tcPr>
+          <w:p>
+            <w:pPr>
+              <w:keepNext w:val="0"/>
+              <w:spacing w:before="80" w:after="80"/>
+              <w:jc w:val="center"/>
+            </w:pPr>
+            <w:r>
+              <w:rPr>
+                <w:b w:val="0"/>
+                <w:sz w:val="19"/>
+              </w:rPr>
+              <w:t>20%</w:t>
+            </w:r>
+          </w:p>
+        </w:tc>
+        <w:tc>
+          <w:tcPr>
+            <w:tcW w:type="dxa" w:w="1148"/>
+            <w:vAlign w:val="center"/>
+            <w:tcBorders>
+              <w:top w:val="single" w:sz="4" w:color="D9D9D9"/>
+              <w:left w:val="single" w:sz="4" w:color="D9D9D9"/>
+              <w:bottom w:val="single" w:sz="4" w:color="D9D9D9"/>
+              <w:right w:val="single" w:sz="4" w:color="D9D9D9"/>
+            </w:tcBorders>
+          </w:tcPr>
+          <w:p>
+            <w:pPr>
+              <w:keepNext w:val="0"/>
+              <w:spacing w:before="80" w:after="80"/>
+              <w:jc w:val="center"/>
+            </w:pPr>
+            <w:r>
+              <w:rPr>
+                <w:b w:val="0"/>
+                <w:sz w:val="19"/>
+              </w:rPr>
+              <w:t>81</w:t>
+            </w:r>
+          </w:p>
+        </w:tc>
+        <w:tc>
+          <w:tcPr>
+            <w:tcW w:type="dxa" w:w="1148"/>
             <w:vAlign w:val="center"/>
             <w:tcBorders>
               <w:top w:val="single" w:sz="4" w:color="D9D9D9"/>
@@ -2892,7 +7585,7 @@
         </w:tc>
         <w:tc>
           <w:tcPr>
-            <w:tcW w:type="dxa" w:w="1551"/>
+            <w:tcW w:type="dxa" w:w="1148"/>
             <w:vAlign w:val="center"/>
             <w:tcBorders>
               <w:top w:val="single" w:sz="4" w:color="D9D9D9"/>
@@ -2912,13 +7605,13 @@
                 <w:b w:val="0"/>
                 <w:sz w:val="19"/>
               </w:rPr>
-              <w:t>1</w:t>
+              <w:t>75</w:t>
             </w:r>
           </w:p>
         </w:tc>
         <w:tc>
           <w:tcPr>
-            <w:tcW w:type="dxa" w:w="1551"/>
+            <w:tcW w:type="dxa" w:w="1148"/>
             <w:vAlign w:val="center"/>
             <w:tcBorders>
               <w:top w:val="single" w:sz="4" w:color="D9D9D9"/>
@@ -2938,13 +7631,13 @@
                 <w:b w:val="0"/>
                 <w:sz w:val="19"/>
               </w:rPr>
-              <w:t>25</w:t>
+              <w:t>20</w:t>
             </w:r>
           </w:p>
         </w:tc>
         <w:tc>
           <w:tcPr>
-            <w:tcW w:type="dxa" w:w="1551"/>
+            <w:tcW w:type="dxa" w:w="1148"/>
             <w:vAlign w:val="center"/>
             <w:tcBorders>
               <w:top w:val="single" w:sz="4" w:color="D9D9D9"/>
@@ -2964,7 +7657,33 @@
                 <w:b w:val="0"/>
                 <w:sz w:val="19"/>
               </w:rPr>
-              <w:t>0.0385</w:t>
+              <w:t>0.1047</w:t>
+            </w:r>
+          </w:p>
+        </w:tc>
+        <w:tc>
+          <w:tcPr>
+            <w:tcW w:type="dxa" w:w="1148"/>
+            <w:vAlign w:val="center"/>
+            <w:tcBorders>
+              <w:top w:val="single" w:sz="4" w:color="D9D9D9"/>
+              <w:left w:val="single" w:sz="4" w:color="D9D9D9"/>
+              <w:bottom w:val="single" w:sz="4" w:color="D9D9D9"/>
+              <w:right w:val="single" w:sz="4" w:color="D9D9D9"/>
+            </w:tcBorders>
+          </w:tcPr>
+          <w:p>
+            <w:pPr>
+              <w:keepNext w:val="0"/>
+              <w:spacing w:before="80" w:after="80"/>
+              <w:jc w:val="center"/>
+            </w:pPr>
+            <w:r>
+              <w:rPr>
+                <w:b w:val="0"/>
+                <w:sz w:val="19"/>
+              </w:rPr>
+              <w:t>0.2308</w:t>
             </w:r>
           </w:p>
         </w:tc>
@@ -2977,7 +7696,7 @@
     </w:p>
     <w:p>
       <w:r>
-        <w:t>The historical reference budget becomes a fixed score cutoff, whose later alert rate depends on the score distribution. The holdout produces an LR alert rate of 0.0103, whereas pooled record-order testing produces 0.1832 at prevalence 0.0427. This variation establishes threshold transfer as an evaluation target in its own right. Lower event prevalence, feature shifts and refitting are candidate contributors to the change; the warning-count analysis measures the operating outcome without assigning it to a single mechanism.</w:t>
+        <w:t>At the 1 percent reference budget, holdout LR issues one alert and detects one hazardous shift, while CART and XGBoost issue no alerts. Detection and missed-shift counts make these sparse outcomes interpretable alongside precision. Higher budgets increase detections together with additional false-alert workload. The resulting policy curves provide evidence for selecting a budget once inspection capacity and the consequences of missed hazards are specified.</w:t>
       </w:r>
     </w:p>
     <w:p>
@@ -2985,7 +7704,7 @@
         <w:pStyle w:val="Heading1"/>
       </w:pPr>
       <w:r>
-        <w:t>5 Discussion</w:t>
+        <w:t>7 Discussion</w:t>
       </w:r>
     </w:p>
     <w:p>
@@ -2993,17 +7712,17 @@
         <w:pStyle w:val="Heading2"/>
       </w:pPr>
       <w:r>
-        <w:t>5.1 Implications for mine monitoring</w:t>
+        <w:t>7.1 Connecting monitoring evidence to warning decisions</w:t>
       </w:r>
     </w:p>
     <w:p>
       <w:r>
-        <w:t>The common-cohort analysis makes a large evaluation-population effect visible before interpreting protocol differences. The calibration experiment then identifies a practical adjustment to weighted LR probabilities, and the warning counts show what a frozen threshold means for a later set of shifts. Each result points to a distinct engineering decision: select a comparable evaluation cohort, assess the probability scale, and validate the alert policy at its intended operating point.</w:t>
+        <w:t>The engineering contribution is the connection between information sources, model explanations and warning workload. Recorded hazard ratings establish an assessment baseline, while geophone and seismic-activity comparisons measure what monitoring signals add within the tested designs. TreeSHAP then identifies recurring energy, event-count and pulse contributions and shows where their relative importance changes. A high contribution and an incremental AP gain answer different questions: the first describes model reliance, and the second measures the value of adding information to an existing predictor.</w:t>
       </w:r>
     </w:p>
     <w:p>
       <w:r>
-        <w:t>For mine monitoring, the decision unit and prediction lead time should be tied to a defined inspection or escalation action. Missed hazardous shifts, false alarms and inspection capacity provide the operational quantities for choosing a threshold using training or prospective validation data. Site records of face advance, work activity, sensor changes and monitoring coverage would help investigate score-distribution changes in a subsequent field study. This connects predictive evaluation to how monitoring teams allocate attention and investigate elevated seismic activity.</w:t>
+        <w:t>Training-prior correction and frozen budgets complete this connection. Probability assessment establishes the effect of restoring the historical prior, and policy evaluation converts fitted scores into detected hazardous shifts, missed shifts and false-alert workload. For an engineer reviewing monitoring forecasts, these outputs support tracing an unusual prediction to its input signals and comparing warning rules against available inspection capacity.</w:t>
       </w:r>
     </w:p>
     <w:p>
@@ -3011,30 +7730,17 @@
         <w:pStyle w:val="Heading2"/>
       </w:pPr>
       <w:r>
-        <w:t>5.2 Scope and prospective validation</w:t>
+        <w:t>7.2 Scope and prospective validation</w:t>
       </w:r>
     </w:p>
     <w:p>
       <w:r>
-        <w:t>The results characterize the audited mirror under a record-order forecasting assumption. Timestamps and longwall identifiers would enable direct temporal and site-specific validation, while retaining the original 2,584 records would assess the effect of repeated measurements that may represent distinct shifts. The paired intervals quantify uncertainty conditional on fixed predictions and empirical test phases; they exclude model-refit uncertainty. Block lengths 16, 32 and 64 provide sensitivity checks around a chosen dependence scale, with coverage under nonstationary conditions requiring further assessment.</w:t>
+        <w:t>These results concern the audited mirror under a record-order forecasting assumption. Timestamps, longwall identifiers and event locations are needed for direct temporal, site-specific and spatial validation. Repeated measurements can correspond to distinct shifts; the provenance audit establishes the mirror transformation rather than the operational validity of deduplication. Native TreeSHAP uses training leaf covers, and correlated inputs affect the allocation of contributions. Its signed values explain fitted associations rather than the causal effect of changing a monitoring variable. Phase stability is conditional on the fitted models and observed test distributions.</w:t>
       </w:r>
     </w:p>
     <w:p>
       <w:r>
-        <w:t>The next validation stage should combine matched training sizes with phase-level calibration and a prospectively frozen warning policy. The record-index probe and in-sample permutation importance, available in the supplementary result files, offer descriptive diagnostics for choosing which record structure and correlated monitoring features to investigate. This sequence extends the present evaluation to field conditions with defined data timing and warning actions.</w:t>
-      </w:r>
-    </w:p>
-    <w:p>
-      <w:pPr>
-        <w:pStyle w:val="Heading2"/>
-      </w:pPr>
-      <w:r>
-        <w:t>5.3 Transferable lessons for UAV and mine-image data</w:t>
-      </w:r>
-    </w:p>
-    <w:p>
-      <w:r>
-        <w:t>For UAV and mine-image analysis, the same evaluation logic begins with an inspection target, such as locating a visible surface defect or mapping a feature for follow-up. Nearby frames, overlapping image tiles and repeated views of the same area should be grouped by flight, site and acquisition period for validation, since a random image split may put nearly identical views on both sides. Common test sites and periods would make protocol comparisons interpretable. Spatial resolution, image quality and annotation consistency would be audited as measurement conditions, while missed targets and review workload would be reported separately from recognition accuracy. These design principles define a subsequent image-data study with grouped validation and explicit inspection outcomes.</w:t>
+        <w:t>The feature comparisons are prespecified descriptive contrasts with unadjusted fixed-prediction intervals. A maximum AP among these feature sets is not treated as a validated model-selection result. The already inspected holdout supplies additional warning evidence but does not constitute an untouched confirmatory test. A subsequent study should preregister its feature and alert-policy choices, then test them on independent timestamped working-face data with defined inspection actions.</w:t>
       </w:r>
     </w:p>
     <w:p>
@@ -3042,12 +7748,12 @@
         <w:pStyle w:val="Heading1"/>
       </w:pPr>
       <w:r>
-        <w:t>6 Conclusions</w:t>
+        <w:t>8 Conclusions</w:t>
       </w:r>
     </w:p>
     <w:p>
       <w:r>
-        <w:t>Cohort matching changes the interpretation of validation performance in this seismic forecasting study. Holding the test rows fixed removes most of the apparent random-versus-record-order PR-AUC gap and reveals a smaller, model-dependent residual difference. Training-fold prior correction substantially improves the LR probability scale, while fixed-threshold warning counts connect predictions to detected events and inspection workload. The contribution is an auditable workflow that makes test comparability, calibration and warning-policy transfer explicit before a prospective mine trial. It provides a concrete basis for designing mine-monitoring evaluations around the decisions their predictions must support.</w:t>
+        <w:t>This study establishes a reproducible connection from mine-monitoring information to explainable seismic warning decisions. Matched test rows make validation gaps interpretable on a common population, and training-prior correction improves the LR probability scale using historical information. Engineering ablations quantify the contribution of monitoring groups, while TreeSHAP identifies recurring energy, event-count and pulse signals and traces changes in their use across phases. Frozen-budget evaluation translates forecasts into detection counts, missed hazardous shifts and inspection workload. The combined evidence provides a practical basis for reviewing which signals a forecasting model uses and what its warning policy requires.</w:t>
       </w:r>
     </w:p>
     <w:p>
@@ -3055,12 +7761,17 @@
         <w:pStyle w:val="Heading1"/>
       </w:pPr>
       <w:r>
-        <w:t>Data and code availability</w:t>
+        <w:t>Data and computational reproducibility</w:t>
       </w:r>
     </w:p>
     <w:p>
       <w:r>
-        <w:t>Source data are available from UCI [1] and the CSV mirror [2]. The repository contains analysis code, row-level OOF predictions for all five random seeds, paired-bootstrap replicates, provenance hashes, fold audits and generated reports. Reproduction commands and the report-generation workflow are documented in the repository README. The analysis uses NumPy, pandas and Pillow, with all reported comparisons linked to saved predictions and result tables.</w:t>
+        <w:t>Source data are available from UCI [1] and the CSV mirror [2]. Saved evidence includes all feature-set predictions, inner-reference scores, fold audits, candidate-selection predictions and row-index manifests, bootstrap replicates, five random seeds, native XGBoost models, row-level TreeSHAP contributions and the predetermined case records. Each reported table is generated from these files. Source hashes and duplicate row mappings preserve the data version.</w:t>
+      </w:r>
+    </w:p>
+    <w:p>
+      <w:r>
+        <w:t>The extended analysis uses Python 3.12.14, NumPy 2.3.5, pandas 3.0.1, XGBoost 3.1.3 and SciPy 1.18.1. The legacy LR/CART baselines use the original verified Python 3.7 environment and retain their saved full-model predictions. To reproduce the extensions, install requirements-research.txt in a separate Python 3.12 environment, run run_engineering.py followed by run_research.py, and execute verify_research.py --replay. Report generation uses generate_report.py --docx; export_report.ps1 exports the Word document to PDF. The original experiment and report consistency checks remain available through verify_results.py --reports.</w:t>
       </w:r>
     </w:p>
     <w:p>
@@ -3092,7 +7803,7 @@
         <w:rPr>
           <w:sz w:val="20"/>
         </w:rPr>
-        <w:t>[2] datasets/seismic-bumps. CSV mirror and preparation description: repeated-row removal. https://github.com/datasets/seismic-bumps</w:t>
+        <w:t>[2] datasets/seismic-bumps. CSV mirror and preparation description. https://github.com/datasets/seismic-bumps</w:t>
       </w:r>
     </w:p>
     <w:p>
@@ -3131,8 +7842,44 @@
         <w:t>[5] Shalizi CR. Simulation for Inference I: The Bootstrap. Carnegie Mellon University course notes, 2018. https://stat.cmu.edu/~cshalizi/dst/18/lectures/18/lecture-18.html</w:t>
       </w:r>
     </w:p>
+    <w:p>
+      <w:pPr>
+        <w:ind w:left="317" w:hanging="317"/>
+        <w:jc w:val="left"/>
+      </w:pPr>
+      <w:r>
+        <w:rPr>
+          <w:sz w:val="20"/>
+        </w:rPr>
+        <w:t>[6] Chen T, Guestrin C. XGBoost: A Scalable Tree Boosting System. Proceedings of KDD, 2016, 785-794. DOI: 10.1145/2939672.2939785.</w:t>
+      </w:r>
+    </w:p>
+    <w:p>
+      <w:pPr>
+        <w:ind w:left="317" w:hanging="317"/>
+        <w:jc w:val="left"/>
+      </w:pPr>
+      <w:r>
+        <w:rPr>
+          <w:sz w:val="20"/>
+        </w:rPr>
+        <w:t>[7] Lundberg SM et al. From local explanations to global understanding with explainable AI for trees. Nature Machine Intelligence, 2020, 2:56-67. DOI: 10.1038/s42256-019-0138-9.</w:t>
+      </w:r>
+    </w:p>
+    <w:p>
+      <w:pPr>
+        <w:ind w:left="317" w:hanging="317"/>
+        <w:jc w:val="left"/>
+      </w:pPr>
+      <w:r>
+        <w:rPr>
+          <w:sz w:val="20"/>
+        </w:rPr>
+        <w:t>[8] XGBoost documentation. Booster.predict and exact feature contributions. https://xgboost.readthedocs.io/en/stable/python/python_api.html</w:t>
+      </w:r>
+    </w:p>
     <w:sectPr>
-      <w:footerReference w:type="default" r:id="rId13"/>
+      <w:footerReference w:type="default" r:id="rId14"/>
       <w:pgSz w:w="12240" w:h="15840"/>
       <w:pgMar w:top="1224" w:right="1440" w:bottom="1224" w:left="1440" w:header="720" w:footer="720" w:gutter="0"/>
       <w:cols w:space="720"/>
@@ -27335,16 +32082,4 @@
   </a:objectDefaults>
   <a:extraClrSchemeLst/>
 </a:theme>
-</file>
-
-<file path=customXml/item1.xml><?xml version="1.0" encoding="utf-8"?>
-<b:Sources xmlns:b="http://schemas.openxmlformats.org/officeDocument/2006/bibliography" xmlns="http://schemas.openxmlformats.org/officeDocument/2006/bibliography" SelectedStyle="/APA.XSL" StyleName="APA"/>
-</file>
-
-<file path=customXml/itemProps1.xml><?xml version="1.0" encoding="utf-8"?>
-<ds:datastoreItem xmlns:ds="http://schemas.openxmlformats.org/officeDocument/2006/customXml" ds:itemID="{EF278816-EC6F-A645-907D-7F25AECB1D4A}">
-  <ds:schemaRefs>
-    <ds:schemaRef ds:uri="http://schemas.openxmlformats.org/officeDocument/2006/bibliography"/>
-  </ds:schemaRefs>
-</ds:datastoreItem>
 </file>
--- a/report/technical_report.docx
+++ b/report/technical_report.docx
@@ -7,7 +7,7 @@
         <w:pStyle w:val="Title"/>
       </w:pPr>
       <w:r>
-        <w:t>Reliable and explainable seismic hazard forecasting for underground mine monitoring</w:t>
+        <w:t>Evaluating reliability and explainability in seismic hazard forecasting for underground mine monitoring</w:t>
       </w:r>
     </w:p>
     <w:p>
@@ -54,7 +54,7 @@
     </w:p>
     <w:p>
       <w:r>
-        <w:t>A common-cohort evaluation links mine-monitoring signals to explainable seismic warning decisions and quantifies the inspection workload those decisions create. Using 2,578 UCI Seismic Bumps mirror records, we assess logistic regression (LR), bagged CART and training-tuned XGBoost on the same 2,063 record-order test rows. Matching the test rows reduces the apparent random-versus-record-order average-precision gap by 89.7 percent for LR and 86.9 percent for CART, demonstrating the importance of evaluation-cohort composition. Training-prior correction improves LR expected calibration error from 0.2904 to 0.0271 and Brier score from 0.1462 to 0.0439. Nine engineering feature combinations assess the information in hazard ratings, geophone signals, seismic activity and shift type. Exact TreeSHAP identifies total seismic energy, low-energy event counts and pulse activity as recurring contributors to XGBoost predictions; importance-rank correlations across four test phases range from 0.712 to 0.941, with changing top-five membership. At training reference budgets of 10 and 20 percent, supplementary holdout XGBoost produces 30 and 81 alerts and detects 3 and 6 of 26 hazardous shifts. The resulting framework connects comparable validation, interpretable monitoring signals and measurable detection-workload tradeoffs. Record order supplies the forecasting proxy, and paired intervals quantify uncertainty conditional on fixed predictions.</w:t>
+        <w:t>Matching evaluation cohorts changes the interpretation of seismic forecasting performance and provides a common basis for assessing forecast probabilities and warning workload. We evaluate logistic regression (LR), bagged CART and training-tuned XGBoost on 2,063 common test rows from the 2,578-row UCI Seismic Bumps mirror. Record order serves as a temporal proxy because timestamps and longwall identifiers are absent. Matching test rows reduces the apparent random-versus-record-order average-precision gap by 89.7 percent for LR and 86.9 percent for CART, quantifying sensitivity to evaluation-cohort composition. Training-prior correction improves LR expected calibration error from 0.2904 to 0.0271 and Brier score from 0.1462 to 0.0439. Corrected LR Brier skill is 0.0342 against the historical training-prior reference and -0.0751 against the retrospective test-prevalence reference. Nine prespecified feature combinations assess the predictive information in hazard ratings, geophone signals, seismic activity and shift type. Exact TreeSHAP identifies total seismic energy, low-energy event counts and pulse activity as recurring contributors to XGBoost predictions; importance-rank correlations across four test phases range from 0.712 to 0.941, or 0.657 to 0.934 after excluding the three constant features. At training reference budgets of 10 and 20 percent, supplementary holdout XGBoost produces 30 and 81 alerts and detects 3 and 6 of 26 hazardous shifts. These results connect the interpretation of monitoring signals to measurable detection and inspection demands. Paired intervals describe uncertainty conditional on fixed predictions.</w:t>
       </w:r>
     </w:p>
     <w:p>
@@ -78,7 +78,7 @@
     </w:p>
     <w:p>
       <w:r>
-        <w:t>Underground mine monitoring combines measurements of rock-mass activity with assessments of dangerous conditions. Forecasts become useful for engineering review when measured signals can be traced through a model to a warning decision and its inspection demands. This requires evidence on the information supplied by each monitoring source, the consistency of its use across operating phases, and the hazardous shifts detected at a defined review workload.</w:t>
+        <w:t>Underground mine monitoring records rock-mass activity to support the assessment of hazardous conditions. A forecast becomes useful for engineering review when its warning decisions can be related to measured signals and inspection demands. An evaluation must therefore establish which monitoring inputs inform the fitted predictor and how its warnings translate into detected and missed hazardous shifts.</w:t>
       </w:r>
     </w:p>
     <w:p>
@@ -88,12 +88,12 @@
     </w:p>
     <w:p>
       <w:r>
-        <w:t>Ranking metrics describe how well a model orders hazardous shifts, while engineering evaluation also needs to explain which signals shape that ordering and what a warning rule demands. Validation protocols can change both the training history and the test population [3,4], making a common test cohort essential for interpreting their difference. Model explanations reveal how monitoring inputs contribute to fitted predictions, and frozen thresholds connect those predictions to detection counts and inspection workload.</w:t>
+        <w:t>Validation protocols can change both the training history and the test population [3,4]. A score gap therefore needs a common test cohort before it can inform a comparison of forecasting workflows. Ranking performance also leaves an engineering question unresolved: which signals shape the predictions, and how many inspections are associated with the resulting detections? Feature ablation and model explanations address the use of monitoring information, while frozen thresholds make detection and false-alert workload measurable.</w:t>
       </w:r>
     </w:p>
     <w:p>
       <w:r>
-        <w:t>This study integrates these assessments in one reproducible framework. A matched cohort establishes the comparison across three model families; nine prespecified feature combinations separate recorded hazard assessments from geophone, seismic-activity and operational information. Training-prior correction evaluates the probability scale, and exact TreeSHAP traces feature contributions across four test phases. Four fixed training reference budgets then express warning policies as detections, false alerts and missed hazardous shifts. The framework provides an engineering account of what monitoring information contributes, how a predictor uses it and what its warnings require.</w:t>
+        <w:t>We combine matched-cohort validation with training-prior calibration and an explicit assessment of monitoring information. The common cohort supports comparisons across three model families, and nine prespecified feature combinations test the contribution of each engineering group. Exact TreeSHAP traces how the fitted XGBoost models use these signals across four test phases; comparison with refitted ablations separates model reliance from observed predictive gains. Four training reference budgets connect the forecast scores to detection counts and inspection workload. Together, these analyses establish a reproducible basis for interpreting seismic forecasts in their mining context.</w:t>
       </w:r>
     </w:p>
     <w:p>
@@ -114,12 +114,12 @@
     </w:p>
     <w:p>
       <w:r>
-        <w:t>The original UCI dataset contains 2,584 records from two longwalls of a Polish coal mine, with 170 positive target records [1]. The positive count refers to labelled shift records, rather than a catalogue of 170 independently identified seismic events. The CSV mirror retains 2,578 records [2]. A direct ARFF-to-CSV audit confirms first-occurrence deduplication without reordering: six excluded original rows, 90, 91, 973, 974, 1018 and 1019, are exact duplicate negatives. All positive records remain. The retained original row IDs are 88, 89, 971, 972, 1016 and 1017, respectively.</w:t>
+        <w:t>The original UCI dataset contains 2,584 records from two longwalls of a Polish coal mine, with 170 positive target records [1]. The positive count refers to labelled shift records, rather than a catalogue of 170 independently identified seismic events. The CSV mirror retains 2,578 records [2]. A direct ARFF-to-CSV audit confirms first-occurrence deduplication without reordering: six excluded original rows, 90, 91, 973, 974, 1018 and 1019, are exact duplicate negatives. All positive records remain. The content-identical first-occurrence records retained for these rows have original IDs 88, 89, 971, 972, 1016 and 1017, respectively. These IDs are one-based data-row numbers excluding the ARFF header.</w:t>
       </w:r>
     </w:p>
     <w:p>
       <w:r>
-        <w:t>Row order is used as the temporal proxy because explicit timestamps and longwall identifiers are absent. The initial training block contains 15.92 percent positive records, compared with 6.98, 1.94, 4.65, 3.49 percent in the four subsequent test phases. Exact phase counts and prevalence are provided in Table 6. The full dataset prevalence is 6.59 percent, whereas the common test cohort has 88 positives among 2,063 records, or 4.27 percent. These differences motivate both matched evaluation and phase-specific analysis.</w:t>
+        <w:t>Row order is used as the temporal proxy because explicit timestamps and longwall identifiers are absent. The initial training block contains 15.92 percent positive records, compared with 6.98, 1.94, 4.65, 3.49 percent in the four subsequent test phases. Exact phase counts and prevalence are provided in Table 7. The full dataset prevalence is 6.59 percent, whereas the common test cohort has 88 positives among 2,063 records, or 4.27 percent. These differences motivate both matched evaluation and phase-specific analysis.</w:t>
       </w:r>
     </w:p>
     <w:p>
@@ -683,6 +683,11 @@
     </w:p>
     <w:p>
       <w:r>
+        <w:t>For LR, both threshold selection and alert classification use raw weighted-model scores. Prior-corrected probabilities are used separately for probability assessment. The inner and outer models are distinct fits, so refitting can alter raw-score distributions and the transferred alert rate even though the probability scales are not mixed. A frozen-inner-model comparison would isolate this refitting contribution from temporal distribution changes.</w:t>
+      </w:r>
+    </w:p>
+    <w:p>
+      <w:r>
         <w:t>Reference budgets are experimental workload scenarios, not established operating limits for a mine. The future actual alert rate is measured separately because refitting and changing score distributions can alter it. Warning outcomes include true detections, false alerts, missed hazardous shifts, precision and recall. The target and available labels measure shift-level detections, not event counts, spatial warning coverage or avoided accidents.</w:t>
       </w:r>
     </w:p>
@@ -1284,6 +1289,11 @@
     </w:p>
     <w:p>
       <w:r>
+        <w:t>Table 2 note. LR uses balanced class weights, bagged CART is unweighted, and XGBoost is unweighted with an additional training-only parameter search. This is a comparison of stated workflows with asymmetric weighting and tuning. The CART and XGBoost protocol intervals exclude zero; the LR interval includes zero.</w:t>
+      </w:r>
+    </w:p>
+    <w:p>
+      <w:r>
         <w:t>Matching test rows reduces the original different-cohort AP gap by 89.7 percent for LR and 86.9 percent for CART. The size of this change establishes test-cohort composition as a material part of protocol comparison. It measures evaluation-population sensitivity; the remaining differences combine training history, training size and, for XGBoost, training-selected configurations, so the reduction is not a causal decomposition of leakage or drift.</w:t>
       </w:r>
     </w:p>
@@ -3058,13 +3068,694 @@
         <w:pStyle w:val="Heading2"/>
       </w:pPr>
       <w:r>
-        <w:t>4.3 Training prior correction and probability assessment</w:t>
+        <w:t>4.3 Calibration improvement and reference choice</w:t>
       </w:r>
     </w:p>
     <w:p>
       <w:r>
-        <w:t>Training-prior correction improves LR ECE from 0.2904 to 0.0271 and Brier score from 0.1462 to 0.0439, providing a direct adjustment to the probability scale using historical labels. Corrected LR, raw CART and raw XGBoost Brier scores are 0.0439, 0.0433 and 0.0429. Corrected LR Brier skill against a retrospective evaluation-prevalence constant is -0.0751. The constant is an oracle reference used for assessment, with no role in generating forecasts. The correction improves the weighted LR probabilities on this cohort, while the negative skill score records their position relative to that retrospective reference.</w:t>
+        <w:t>Training-prior correction improves LR ECE from 0.2904 to 0.0271 and Brier score from 0.1462 to 0.0439, providing a direct adjustment to the probability scale using historical labels. Corrected LR, raw CART and raw XGBoost Brier scores are 0.0439, 0.0433 and 0.0429. Corrected LR Brier skill against a retrospective evaluation-prevalence constant is -0.0751. The constant is an oracle reference used for assessment, with no role in generating forecasts. Table 5 also compares each model with a deployable historical reference: every test row receives the unweighted prevalence of its outer training fold. Corrected LR has Brier skill 0.0342 against this historical reference. ECE improvement compares LR before and after correction, while skill compares its squared error with a stated reference; the two assessments therefore answer different questions.</w:t>
       </w:r>
+    </w:p>
+    <w:p>
+      <w:pPr>
+        <w:pStyle w:val="Caption"/>
+        <w:keepNext/>
+      </w:pPr>
+      <w:r>
+        <w:t>Table 5. Probability assessment on the common test cohort. LR uses corrected probabilities; CART and XGBoost use raw probabilities. Historical references are frozen within training; oracle references use the evaluation prevalence for retrospective assessment.</w:t>
+      </w:r>
+    </w:p>
+    <w:tbl>
+      <w:tblPr>
+        <w:tblW w:type="auto" w:w="0"/>
+        <w:jc w:val="center"/>
+        <w:tblLayout w:type="fixed"/>
+        <w:tblLook w:firstColumn="1" w:firstRow="1" w:lastColumn="0" w:lastRow="0" w:noHBand="0" w:noVBand="1" w:val="04A0"/>
+      </w:tblPr>
+      <w:tblGrid>
+        <w:gridCol w:w="1579"/>
+        <w:gridCol w:w="1373"/>
+        <w:gridCol w:w="1831"/>
+        <w:gridCol w:w="1831"/>
+        <w:gridCol w:w="1373"/>
+        <w:gridCol w:w="1373"/>
+      </w:tblGrid>
+      <w:tr>
+        <w:trPr>
+          <w:cantSplit/>
+          <w:tblHeader/>
+        </w:trPr>
+        <w:tc>
+          <w:tcPr>
+            <w:tcW w:type="dxa" w:w="1579"/>
+            <w:vAlign w:val="center"/>
+            <w:tcBorders>
+              <w:top w:val="single" w:sz="4" w:color="D9D9D9"/>
+              <w:left w:val="single" w:sz="4" w:color="D9D9D9"/>
+              <w:bottom w:val="single" w:sz="4" w:color="D9D9D9"/>
+              <w:right w:val="single" w:sz="4" w:color="D9D9D9"/>
+            </w:tcBorders>
+            <w:shd w:fill="F2F2F2"/>
+          </w:tcPr>
+          <w:p>
+            <w:pPr>
+              <w:keepNext/>
+              <w:spacing w:before="80" w:after="80"/>
+              <w:jc w:val="center"/>
+            </w:pPr>
+            <w:r>
+              <w:rPr>
+                <w:b/>
+                <w:sz w:val="19"/>
+              </w:rPr>
+              <w:t>Model</w:t>
+            </w:r>
+          </w:p>
+        </w:tc>
+        <w:tc>
+          <w:tcPr>
+            <w:tcW w:type="dxa" w:w="1373"/>
+            <w:vAlign w:val="center"/>
+            <w:tcBorders>
+              <w:top w:val="single" w:sz="4" w:color="D9D9D9"/>
+              <w:left w:val="single" w:sz="4" w:color="D9D9D9"/>
+              <w:bottom w:val="single" w:sz="4" w:color="D9D9D9"/>
+              <w:right w:val="single" w:sz="4" w:color="D9D9D9"/>
+            </w:tcBorders>
+            <w:shd w:fill="F2F2F2"/>
+          </w:tcPr>
+          <w:p>
+            <w:pPr>
+              <w:keepNext/>
+              <w:spacing w:before="80" w:after="80"/>
+              <w:jc w:val="center"/>
+            </w:pPr>
+            <w:r>
+              <w:rPr>
+                <w:b/>
+                <w:sz w:val="19"/>
+              </w:rPr>
+              <w:t>Model Brier</w:t>
+            </w:r>
+          </w:p>
+        </w:tc>
+        <w:tc>
+          <w:tcPr>
+            <w:tcW w:type="dxa" w:w="1831"/>
+            <w:vAlign w:val="center"/>
+            <w:tcBorders>
+              <w:top w:val="single" w:sz="4" w:color="D9D9D9"/>
+              <w:left w:val="single" w:sz="4" w:color="D9D9D9"/>
+              <w:bottom w:val="single" w:sz="4" w:color="D9D9D9"/>
+              <w:right w:val="single" w:sz="4" w:color="D9D9D9"/>
+            </w:tcBorders>
+            <w:shd w:fill="F2F2F2"/>
+          </w:tcPr>
+          <w:p>
+            <w:pPr>
+              <w:keepNext/>
+              <w:spacing w:before="80" w:after="80"/>
+              <w:jc w:val="center"/>
+            </w:pPr>
+            <w:r>
+              <w:rPr>
+                <w:b/>
+                <w:sz w:val="19"/>
+              </w:rPr>
+              <w:t>Historical Brier</w:t>
+            </w:r>
+          </w:p>
+        </w:tc>
+        <w:tc>
+          <w:tcPr>
+            <w:tcW w:type="dxa" w:w="1831"/>
+            <w:vAlign w:val="center"/>
+            <w:tcBorders>
+              <w:top w:val="single" w:sz="4" w:color="D9D9D9"/>
+              <w:left w:val="single" w:sz="4" w:color="D9D9D9"/>
+              <w:bottom w:val="single" w:sz="4" w:color="D9D9D9"/>
+              <w:right w:val="single" w:sz="4" w:color="D9D9D9"/>
+            </w:tcBorders>
+            <w:shd w:fill="F2F2F2"/>
+          </w:tcPr>
+          <w:p>
+            <w:pPr>
+              <w:keepNext/>
+              <w:spacing w:before="80" w:after="80"/>
+              <w:jc w:val="center"/>
+            </w:pPr>
+            <w:r>
+              <w:rPr>
+                <w:b/>
+                <w:sz w:val="19"/>
+              </w:rPr>
+              <w:t>Historical skill</w:t>
+            </w:r>
+          </w:p>
+        </w:tc>
+        <w:tc>
+          <w:tcPr>
+            <w:tcW w:type="dxa" w:w="1373"/>
+            <w:vAlign w:val="center"/>
+            <w:tcBorders>
+              <w:top w:val="single" w:sz="4" w:color="D9D9D9"/>
+              <w:left w:val="single" w:sz="4" w:color="D9D9D9"/>
+              <w:bottom w:val="single" w:sz="4" w:color="D9D9D9"/>
+              <w:right w:val="single" w:sz="4" w:color="D9D9D9"/>
+            </w:tcBorders>
+            <w:shd w:fill="F2F2F2"/>
+          </w:tcPr>
+          <w:p>
+            <w:pPr>
+              <w:keepNext/>
+              <w:spacing w:before="80" w:after="80"/>
+              <w:jc w:val="center"/>
+            </w:pPr>
+            <w:r>
+              <w:rPr>
+                <w:b/>
+                <w:sz w:val="19"/>
+              </w:rPr>
+              <w:t>Oracle Brier</w:t>
+            </w:r>
+          </w:p>
+        </w:tc>
+        <w:tc>
+          <w:tcPr>
+            <w:tcW w:type="dxa" w:w="1373"/>
+            <w:vAlign w:val="center"/>
+            <w:tcBorders>
+              <w:top w:val="single" w:sz="4" w:color="D9D9D9"/>
+              <w:left w:val="single" w:sz="4" w:color="D9D9D9"/>
+              <w:bottom w:val="single" w:sz="4" w:color="D9D9D9"/>
+              <w:right w:val="single" w:sz="4" w:color="D9D9D9"/>
+            </w:tcBorders>
+            <w:shd w:fill="F2F2F2"/>
+          </w:tcPr>
+          <w:p>
+            <w:pPr>
+              <w:keepNext/>
+              <w:spacing w:before="80" w:after="80"/>
+              <w:jc w:val="center"/>
+            </w:pPr>
+            <w:r>
+              <w:rPr>
+                <w:b/>
+                <w:sz w:val="19"/>
+              </w:rPr>
+              <w:t>Oracle skill</w:t>
+            </w:r>
+          </w:p>
+        </w:tc>
+      </w:tr>
+      <w:tr>
+        <w:trPr>
+          <w:cantSplit/>
+        </w:trPr>
+        <w:tc>
+          <w:tcPr>
+            <w:tcW w:type="dxa" w:w="1579"/>
+            <w:vAlign w:val="center"/>
+            <w:tcBorders>
+              <w:top w:val="single" w:sz="4" w:color="D9D9D9"/>
+              <w:left w:val="single" w:sz="4" w:color="D9D9D9"/>
+              <w:bottom w:val="single" w:sz="4" w:color="D9D9D9"/>
+              <w:right w:val="single" w:sz="4" w:color="D9D9D9"/>
+            </w:tcBorders>
+          </w:tcPr>
+          <w:p>
+            <w:pPr>
+              <w:keepNext/>
+              <w:spacing w:before="80" w:after="80"/>
+              <w:jc w:val="center"/>
+            </w:pPr>
+            <w:r>
+              <w:rPr>
+                <w:b w:val="0"/>
+                <w:sz w:val="19"/>
+              </w:rPr>
+              <w:t>LR</w:t>
+            </w:r>
+          </w:p>
+        </w:tc>
+        <w:tc>
+          <w:tcPr>
+            <w:tcW w:type="dxa" w:w="1373"/>
+            <w:vAlign w:val="center"/>
+            <w:tcBorders>
+              <w:top w:val="single" w:sz="4" w:color="D9D9D9"/>
+              <w:left w:val="single" w:sz="4" w:color="D9D9D9"/>
+              <w:bottom w:val="single" w:sz="4" w:color="D9D9D9"/>
+              <w:right w:val="single" w:sz="4" w:color="D9D9D9"/>
+            </w:tcBorders>
+          </w:tcPr>
+          <w:p>
+            <w:pPr>
+              <w:keepNext/>
+              <w:spacing w:before="80" w:after="80"/>
+              <w:jc w:val="center"/>
+            </w:pPr>
+            <w:r>
+              <w:rPr>
+                <w:b w:val="0"/>
+                <w:sz w:val="19"/>
+              </w:rPr>
+              <w:t>0.0439</w:t>
+            </w:r>
+          </w:p>
+        </w:tc>
+        <w:tc>
+          <w:tcPr>
+            <w:tcW w:type="dxa" w:w="1831"/>
+            <w:vAlign w:val="center"/>
+            <w:tcBorders>
+              <w:top w:val="single" w:sz="4" w:color="D9D9D9"/>
+              <w:left w:val="single" w:sz="4" w:color="D9D9D9"/>
+              <w:bottom w:val="single" w:sz="4" w:color="D9D9D9"/>
+              <w:right w:val="single" w:sz="4" w:color="D9D9D9"/>
+            </w:tcBorders>
+          </w:tcPr>
+          <w:p>
+            <w:pPr>
+              <w:keepNext/>
+              <w:spacing w:before="80" w:after="80"/>
+              <w:jc w:val="center"/>
+            </w:pPr>
+            <w:r>
+              <w:rPr>
+                <w:b w:val="0"/>
+                <w:sz w:val="19"/>
+              </w:rPr>
+              <w:t>0.0455</w:t>
+            </w:r>
+          </w:p>
+        </w:tc>
+        <w:tc>
+          <w:tcPr>
+            <w:tcW w:type="dxa" w:w="1831"/>
+            <w:vAlign w:val="center"/>
+            <w:tcBorders>
+              <w:top w:val="single" w:sz="4" w:color="D9D9D9"/>
+              <w:left w:val="single" w:sz="4" w:color="D9D9D9"/>
+              <w:bottom w:val="single" w:sz="4" w:color="D9D9D9"/>
+              <w:right w:val="single" w:sz="4" w:color="D9D9D9"/>
+            </w:tcBorders>
+          </w:tcPr>
+          <w:p>
+            <w:pPr>
+              <w:keepNext/>
+              <w:spacing w:before="80" w:after="80"/>
+              <w:jc w:val="center"/>
+            </w:pPr>
+            <w:r>
+              <w:rPr>
+                <w:b w:val="0"/>
+                <w:sz w:val="19"/>
+              </w:rPr>
+              <w:t>0.0342</w:t>
+            </w:r>
+          </w:p>
+        </w:tc>
+        <w:tc>
+          <w:tcPr>
+            <w:tcW w:type="dxa" w:w="1373"/>
+            <w:vAlign w:val="center"/>
+            <w:tcBorders>
+              <w:top w:val="single" w:sz="4" w:color="D9D9D9"/>
+              <w:left w:val="single" w:sz="4" w:color="D9D9D9"/>
+              <w:bottom w:val="single" w:sz="4" w:color="D9D9D9"/>
+              <w:right w:val="single" w:sz="4" w:color="D9D9D9"/>
+            </w:tcBorders>
+          </w:tcPr>
+          <w:p>
+            <w:pPr>
+              <w:keepNext/>
+              <w:spacing w:before="80" w:after="80"/>
+              <w:jc w:val="center"/>
+            </w:pPr>
+            <w:r>
+              <w:rPr>
+                <w:b w:val="0"/>
+                <w:sz w:val="19"/>
+              </w:rPr>
+              <w:t>0.0408</w:t>
+            </w:r>
+          </w:p>
+        </w:tc>
+        <w:tc>
+          <w:tcPr>
+            <w:tcW w:type="dxa" w:w="1373"/>
+            <w:vAlign w:val="center"/>
+            <w:tcBorders>
+              <w:top w:val="single" w:sz="4" w:color="D9D9D9"/>
+              <w:left w:val="single" w:sz="4" w:color="D9D9D9"/>
+              <w:bottom w:val="single" w:sz="4" w:color="D9D9D9"/>
+              <w:right w:val="single" w:sz="4" w:color="D9D9D9"/>
+            </w:tcBorders>
+          </w:tcPr>
+          <w:p>
+            <w:pPr>
+              <w:keepNext/>
+              <w:spacing w:before="80" w:after="80"/>
+              <w:jc w:val="center"/>
+            </w:pPr>
+            <w:r>
+              <w:rPr>
+                <w:b w:val="0"/>
+                <w:sz w:val="19"/>
+              </w:rPr>
+              <w:t>-0.0751</w:t>
+            </w:r>
+          </w:p>
+        </w:tc>
+      </w:tr>
+      <w:tr>
+        <w:trPr>
+          <w:cantSplit/>
+        </w:trPr>
+        <w:tc>
+          <w:tcPr>
+            <w:tcW w:type="dxa" w:w="1579"/>
+            <w:vAlign w:val="center"/>
+            <w:tcBorders>
+              <w:top w:val="single" w:sz="4" w:color="D9D9D9"/>
+              <w:left w:val="single" w:sz="4" w:color="D9D9D9"/>
+              <w:bottom w:val="single" w:sz="4" w:color="D9D9D9"/>
+              <w:right w:val="single" w:sz="4" w:color="D9D9D9"/>
+            </w:tcBorders>
+          </w:tcPr>
+          <w:p>
+            <w:pPr>
+              <w:keepNext/>
+              <w:spacing w:before="80" w:after="80"/>
+              <w:jc w:val="center"/>
+            </w:pPr>
+            <w:r>
+              <w:rPr>
+                <w:b w:val="0"/>
+                <w:sz w:val="19"/>
+              </w:rPr>
+              <w:t>CART</w:t>
+            </w:r>
+          </w:p>
+        </w:tc>
+        <w:tc>
+          <w:tcPr>
+            <w:tcW w:type="dxa" w:w="1373"/>
+            <w:vAlign w:val="center"/>
+            <w:tcBorders>
+              <w:top w:val="single" w:sz="4" w:color="D9D9D9"/>
+              <w:left w:val="single" w:sz="4" w:color="D9D9D9"/>
+              <w:bottom w:val="single" w:sz="4" w:color="D9D9D9"/>
+              <w:right w:val="single" w:sz="4" w:color="D9D9D9"/>
+            </w:tcBorders>
+          </w:tcPr>
+          <w:p>
+            <w:pPr>
+              <w:keepNext/>
+              <w:spacing w:before="80" w:after="80"/>
+              <w:jc w:val="center"/>
+            </w:pPr>
+            <w:r>
+              <w:rPr>
+                <w:b w:val="0"/>
+                <w:sz w:val="19"/>
+              </w:rPr>
+              <w:t>0.0433</w:t>
+            </w:r>
+          </w:p>
+        </w:tc>
+        <w:tc>
+          <w:tcPr>
+            <w:tcW w:type="dxa" w:w="1831"/>
+            <w:vAlign w:val="center"/>
+            <w:tcBorders>
+              <w:top w:val="single" w:sz="4" w:color="D9D9D9"/>
+              <w:left w:val="single" w:sz="4" w:color="D9D9D9"/>
+              <w:bottom w:val="single" w:sz="4" w:color="D9D9D9"/>
+              <w:right w:val="single" w:sz="4" w:color="D9D9D9"/>
+            </w:tcBorders>
+          </w:tcPr>
+          <w:p>
+            <w:pPr>
+              <w:keepNext/>
+              <w:spacing w:before="80" w:after="80"/>
+              <w:jc w:val="center"/>
+            </w:pPr>
+            <w:r>
+              <w:rPr>
+                <w:b w:val="0"/>
+                <w:sz w:val="19"/>
+              </w:rPr>
+              <w:t>0.0455</w:t>
+            </w:r>
+          </w:p>
+        </w:tc>
+        <w:tc>
+          <w:tcPr>
+            <w:tcW w:type="dxa" w:w="1831"/>
+            <w:vAlign w:val="center"/>
+            <w:tcBorders>
+              <w:top w:val="single" w:sz="4" w:color="D9D9D9"/>
+              <w:left w:val="single" w:sz="4" w:color="D9D9D9"/>
+              <w:bottom w:val="single" w:sz="4" w:color="D9D9D9"/>
+              <w:right w:val="single" w:sz="4" w:color="D9D9D9"/>
+            </w:tcBorders>
+          </w:tcPr>
+          <w:p>
+            <w:pPr>
+              <w:keepNext/>
+              <w:spacing w:before="80" w:after="80"/>
+              <w:jc w:val="center"/>
+            </w:pPr>
+            <w:r>
+              <w:rPr>
+                <w:b w:val="0"/>
+                <w:sz w:val="19"/>
+              </w:rPr>
+              <w:t>0.0472</w:t>
+            </w:r>
+          </w:p>
+        </w:tc>
+        <w:tc>
+          <w:tcPr>
+            <w:tcW w:type="dxa" w:w="1373"/>
+            <w:vAlign w:val="center"/>
+            <w:tcBorders>
+              <w:top w:val="single" w:sz="4" w:color="D9D9D9"/>
+              <w:left w:val="single" w:sz="4" w:color="D9D9D9"/>
+              <w:bottom w:val="single" w:sz="4" w:color="D9D9D9"/>
+              <w:right w:val="single" w:sz="4" w:color="D9D9D9"/>
+            </w:tcBorders>
+          </w:tcPr>
+          <w:p>
+            <w:pPr>
+              <w:keepNext/>
+              <w:spacing w:before="80" w:after="80"/>
+              <w:jc w:val="center"/>
+            </w:pPr>
+            <w:r>
+              <w:rPr>
+                <w:b w:val="0"/>
+                <w:sz w:val="19"/>
+              </w:rPr>
+              <w:t>0.0408</w:t>
+            </w:r>
+          </w:p>
+        </w:tc>
+        <w:tc>
+          <w:tcPr>
+            <w:tcW w:type="dxa" w:w="1373"/>
+            <w:vAlign w:val="center"/>
+            <w:tcBorders>
+              <w:top w:val="single" w:sz="4" w:color="D9D9D9"/>
+              <w:left w:val="single" w:sz="4" w:color="D9D9D9"/>
+              <w:bottom w:val="single" w:sz="4" w:color="D9D9D9"/>
+              <w:right w:val="single" w:sz="4" w:color="D9D9D9"/>
+            </w:tcBorders>
+          </w:tcPr>
+          <w:p>
+            <w:pPr>
+              <w:keepNext/>
+              <w:spacing w:before="80" w:after="80"/>
+              <w:jc w:val="center"/>
+            </w:pPr>
+            <w:r>
+              <w:rPr>
+                <w:b w:val="0"/>
+                <w:sz w:val="19"/>
+              </w:rPr>
+              <w:t>-0.0607</w:t>
+            </w:r>
+          </w:p>
+        </w:tc>
+      </w:tr>
+      <w:tr>
+        <w:trPr>
+          <w:cantSplit/>
+        </w:trPr>
+        <w:tc>
+          <w:tcPr>
+            <w:tcW w:type="dxa" w:w="1579"/>
+            <w:vAlign w:val="center"/>
+            <w:tcBorders>
+              <w:top w:val="single" w:sz="4" w:color="D9D9D9"/>
+              <w:left w:val="single" w:sz="4" w:color="D9D9D9"/>
+              <w:bottom w:val="single" w:sz="4" w:color="D9D9D9"/>
+              <w:right w:val="single" w:sz="4" w:color="D9D9D9"/>
+            </w:tcBorders>
+          </w:tcPr>
+          <w:p>
+            <w:pPr>
+              <w:keepNext w:val="0"/>
+              <w:spacing w:before="80" w:after="80"/>
+              <w:jc w:val="center"/>
+            </w:pPr>
+            <w:r>
+              <w:rPr>
+                <w:b w:val="0"/>
+                <w:sz w:val="19"/>
+              </w:rPr>
+              <w:t>XGBoost</w:t>
+            </w:r>
+          </w:p>
+        </w:tc>
+        <w:tc>
+          <w:tcPr>
+            <w:tcW w:type="dxa" w:w="1373"/>
+            <w:vAlign w:val="center"/>
+            <w:tcBorders>
+              <w:top w:val="single" w:sz="4" w:color="D9D9D9"/>
+              <w:left w:val="single" w:sz="4" w:color="D9D9D9"/>
+              <w:bottom w:val="single" w:sz="4" w:color="D9D9D9"/>
+              <w:right w:val="single" w:sz="4" w:color="D9D9D9"/>
+            </w:tcBorders>
+          </w:tcPr>
+          <w:p>
+            <w:pPr>
+              <w:keepNext w:val="0"/>
+              <w:spacing w:before="80" w:after="80"/>
+              <w:jc w:val="center"/>
+            </w:pPr>
+            <w:r>
+              <w:rPr>
+                <w:b w:val="0"/>
+                <w:sz w:val="19"/>
+              </w:rPr>
+              <w:t>0.0429</w:t>
+            </w:r>
+          </w:p>
+        </w:tc>
+        <w:tc>
+          <w:tcPr>
+            <w:tcW w:type="dxa" w:w="1831"/>
+            <w:vAlign w:val="center"/>
+            <w:tcBorders>
+              <w:top w:val="single" w:sz="4" w:color="D9D9D9"/>
+              <w:left w:val="single" w:sz="4" w:color="D9D9D9"/>
+              <w:bottom w:val="single" w:sz="4" w:color="D9D9D9"/>
+              <w:right w:val="single" w:sz="4" w:color="D9D9D9"/>
+            </w:tcBorders>
+          </w:tcPr>
+          <w:p>
+            <w:pPr>
+              <w:keepNext w:val="0"/>
+              <w:spacing w:before="80" w:after="80"/>
+              <w:jc w:val="center"/>
+            </w:pPr>
+            <w:r>
+              <w:rPr>
+                <w:b w:val="0"/>
+                <w:sz w:val="19"/>
+              </w:rPr>
+              <w:t>0.0455</w:t>
+            </w:r>
+          </w:p>
+        </w:tc>
+        <w:tc>
+          <w:tcPr>
+            <w:tcW w:type="dxa" w:w="1831"/>
+            <w:vAlign w:val="center"/>
+            <w:tcBorders>
+              <w:top w:val="single" w:sz="4" w:color="D9D9D9"/>
+              <w:left w:val="single" w:sz="4" w:color="D9D9D9"/>
+              <w:bottom w:val="single" w:sz="4" w:color="D9D9D9"/>
+              <w:right w:val="single" w:sz="4" w:color="D9D9D9"/>
+            </w:tcBorders>
+          </w:tcPr>
+          <w:p>
+            <w:pPr>
+              <w:keepNext w:val="0"/>
+              <w:spacing w:before="80" w:after="80"/>
+              <w:jc w:val="center"/>
+            </w:pPr>
+            <w:r>
+              <w:rPr>
+                <w:b w:val="0"/>
+                <w:sz w:val="19"/>
+              </w:rPr>
+              <w:t>0.0573</w:t>
+            </w:r>
+          </w:p>
+        </w:tc>
+        <w:tc>
+          <w:tcPr>
+            <w:tcW w:type="dxa" w:w="1373"/>
+            <w:vAlign w:val="center"/>
+            <w:tcBorders>
+              <w:top w:val="single" w:sz="4" w:color="D9D9D9"/>
+              <w:left w:val="single" w:sz="4" w:color="D9D9D9"/>
+              <w:bottom w:val="single" w:sz="4" w:color="D9D9D9"/>
+              <w:right w:val="single" w:sz="4" w:color="D9D9D9"/>
+            </w:tcBorders>
+          </w:tcPr>
+          <w:p>
+            <w:pPr>
+              <w:keepNext w:val="0"/>
+              <w:spacing w:before="80" w:after="80"/>
+              <w:jc w:val="center"/>
+            </w:pPr>
+            <w:r>
+              <w:rPr>
+                <w:b w:val="0"/>
+                <w:sz w:val="19"/>
+              </w:rPr>
+              <w:t>0.0408</w:t>
+            </w:r>
+          </w:p>
+        </w:tc>
+        <w:tc>
+          <w:tcPr>
+            <w:tcW w:type="dxa" w:w="1373"/>
+            <w:vAlign w:val="center"/>
+            <w:tcBorders>
+              <w:top w:val="single" w:sz="4" w:color="D9D9D9"/>
+              <w:left w:val="single" w:sz="4" w:color="D9D9D9"/>
+              <w:bottom w:val="single" w:sz="4" w:color="D9D9D9"/>
+              <w:right w:val="single" w:sz="4" w:color="D9D9D9"/>
+            </w:tcBorders>
+          </w:tcPr>
+          <w:p>
+            <w:pPr>
+              <w:keepNext w:val="0"/>
+              <w:spacing w:before="80" w:after="80"/>
+              <w:jc w:val="center"/>
+            </w:pPr>
+            <w:r>
+              <w:rPr>
+                <w:b w:val="0"/>
+                <w:sz w:val="19"/>
+              </w:rPr>
+              <w:t>-0.0494</w:t>
+            </w:r>
+          </w:p>
+        </w:tc>
+      </w:tr>
+    </w:tbl>
+    <w:p>
+      <w:pPr>
+        <w:spacing w:after="20"/>
+      </w:pPr>
     </w:p>
     <w:p>
       <w:pPr>
@@ -3133,7 +3824,7 @@
     </w:p>
     <w:p>
       <w:r>
-        <w:t>Total seismic energy, low-energy event count nbumps2 and pulse count gpuls have the largest mean absolute XGBoost contributions. These are observable indicators of seismic and geophone activity; their importance describes how the fitted models use monitoring information. Table 5 reports the leading contributions and value associations. Read alongside the ablations, these explanations distinguish a model's reliance on a signal from the incremental value of its monitoring group.</w:t>
+        <w:t>Total seismic energy, low-energy event count nbumps2 and pulse count gpuls have the largest mean absolute XGBoost contributions. These are observable indicators of seismic and geophone activity; their importance describes how the fitted models use monitoring information. Table 6 reports the leading contributions and value associations. Read alongside the ablations, these explanations distinguish a model's reliance on a signal from the incremental value of its monitoring group.</w:t>
       </w:r>
     </w:p>
     <w:p>
@@ -3142,7 +3833,7 @@
         <w:keepNext/>
       </w:pPr>
       <w:r>
-        <w:t>Table 5. Leading full-feature XGBoost contributions on 2,063 test rows. Magnitudes are in raw log-odds units; correlations are descriptive value-contribution associations.</w:t>
+        <w:t>Table 6. Leading full-feature XGBoost contributions on 2,063 test rows. Magnitudes are in raw log-odds units; correlations are descriptive value-contribution associations.</w:t>
       </w:r>
     </w:p>
     <w:tbl>
@@ -3664,6 +4355,11 @@
       <w:pPr>
         <w:spacing w:after="20"/>
       </w:pPr>
+    </w:p>
+    <w:p>
+      <w:r>
+        <w:t>The two largest contributions, energy and nbumps2, belong to the seismic-activity group. Removing that group and refitting gives pooled XGBoost AP 0.1292 versus 0.0862 for the full design, a difference of 0.0430 with paired interval [-0.0034, 0.1067]. The interval includes zero. SHAP attributes the predictions of the full fitted model; ablation evaluates a newly fitted model with different inputs. High reliance on these signals can therefore coexist with this ablation result, without establishing that the group is harmful or the explanation is unreliable. Correlated inputs, fitted interactions and sampling variability are plausible contributors. Appendix Table A2 reports all feature sets by phase; for XGBoost, without-seismic-minus-full AP differences are 0.1058, 0.0124, -0.0031, 0.0049 across phases 1 to 4. These phase patterns accompany the pooled comparison rather than identify its cause.</w:t>
+      </w:r>
     </w:p>
     <w:p>
       <w:pPr>
@@ -3716,7 +4412,7 @@
     </w:p>
     <w:p>
       <w:r>
-        <w:t>Across the six phase pairs, importance-rank correlations range from 0.7122 to 0.9412 and top-five Jaccard overlap ranges from 0.4286 to 0.6667. This combination shows recurring feature use alongside changing membership of the most influential group. Correlations include all 17 features, including tied low-importance columns; top-five overlap supplies a complementary check focused on leading variables.</w:t>
+        <w:t>Across the six phase pairs, importance-rank correlations range from 0.7122 to 0.9412 and top-five Jaccard overlap ranges from 0.4286 to 0.6667. This combination shows recurring feature use alongside changing membership of the most influential group. Excluding the globally constant nbumps6, nbumps7 and nbumps89 leaves one fixed 14-feature universe for every phase and gives correlations from 0.6570 to 0.9342. Ranks are recomputed using average ranks on each fixed universe; alphabetical ordering resolves only top-five membership ties. Top-five overlap is unchanged by excluding these constants. Appendix Table A3 reports every phase pair under both universes.</w:t>
       </w:r>
     </w:p>
     <w:p>
@@ -3786,7 +4482,7 @@
     </w:p>
     <w:p>
       <w:r>
-        <w:t>Table 6 connects explanation changes to the phase outcomes. Positive prevalence and full-model AP vary across the record sequence. Computing AP within each block separates its observed discrimination from the cross-model score-scale differences that can affect pooled AP. Together, Tables 5 and 6 show why monitoring review benefits from examining feature use and phase outcomes side by side.</w:t>
+        <w:t>Table 7 connects explanation changes to the phase outcomes. Positive prevalence and full-model AP vary across the record sequence. Computing AP within each block separates its observed discrimination from the cross-model score-scale differences that can affect pooled AP. Together, Tables 6 and 7 show why monitoring review benefits from examining feature use and phase outcomes side by side.</w:t>
       </w:r>
     </w:p>
     <w:p>
@@ -3795,7 +4491,7 @@
         <w:keepNext/>
       </w:pPr>
       <w:r>
-        <w:t>Table 6. Four common test phases with positive counts, prevalence and within-phase full-feature AP.</w:t>
+        <w:t>Table 7. Four common test phases with positive counts, prevalence and within-phase full-feature AP.</w:t>
       </w:r>
     </w:p>
     <w:tbl>
@@ -4766,6 +5462,11 @@
     <w:p>
       <w:r>
         <w:t>The predetermined holdout cases are shown in Figure 4. Each case decomposes the bias and all feature contributions to reconstruct the model margin. The five largest absolute contributions are displayed individually, with remaining contributions combined as Other features. The three outcomes show how combinations of measured signals place different records above or below the same frozen cutoff. Signed contributions locate each model adjustment relative to its baseline.</w:t>
+      </w:r>
+    </w:p>
+    <w:p>
+      <w:r>
+        <w:t>TP, FP and FN categories depend on predicted alerts and observed labels. Selecting the first row within each category is deterministic and limits discretionary case picking; it is neither outcome-independent nor the only reproducible selection rule.</w:t>
       </w:r>
     </w:p>
     <w:p>
@@ -4881,7 +5582,7 @@
     </w:p>
     <w:p>
       <w:r>
-        <w:t>Table 7 reports the supplementary holdout outcomes for every model and budget. For XGBoost, increasing the reference budget from 10 to 20 percent increases alerts from 30 to 81 and detections from 3 to 6, while missed hazardous shifts change from 23 to 20. The corresponding actual alert rates are 0.0388 and 0.1047. Reporting both detection counts and actual alert rates makes the workload change measurable when a historical threshold is transferred to later records.</w:t>
+        <w:t>Table 8 reports the supplementary holdout outcomes for every model and budget. For XGBoost, increasing the reference budget from 10 to 20 percent increases alerts from 30 to 81 and detections from 3 to 6, while missed hazardous shifts change from 23 to 20. The corresponding actual alert rates are 0.0388 and 0.1047. Reporting both detection counts and actual alert rates makes the workload change measurable when a historical threshold is transferred to later records.</w:t>
       </w:r>
     </w:p>
     <w:p>
@@ -4890,7 +5591,7 @@
         <w:keepNext/>
       </w:pPr>
       <w:r>
-        <w:t>Table 7. All holdout warning policies on 774 records with 26 positive targets. Budget is the training reference fraction; alert rate is measured on holdout rows.</w:t>
+        <w:t>Table 8. All holdout warning policies on 774 records with 26 positive targets. Budget is the training reference fraction; alert rate is measured on holdout rows. Precision is reported as zero when no alerts are issued.</w:t>
       </w:r>
     </w:p>
     <w:tbl>
@@ -4901,14 +5602,15 @@
         <w:tblLook w:firstColumn="1" w:firstRow="1" w:lastColumn="0" w:lastRow="0" w:noHBand="0" w:noVBand="1" w:val="04A0"/>
       </w:tblPr>
       <w:tblGrid>
-        <w:gridCol w:w="1321"/>
-        <w:gridCol w:w="1148"/>
-        <w:gridCol w:w="1148"/>
-        <w:gridCol w:w="1148"/>
-        <w:gridCol w:w="1148"/>
-        <w:gridCol w:w="1148"/>
-        <w:gridCol w:w="1148"/>
-        <w:gridCol w:w="1148"/>
+        <w:gridCol w:w="1176"/>
+        <w:gridCol w:w="1023"/>
+        <w:gridCol w:w="1023"/>
+        <w:gridCol w:w="1023"/>
+        <w:gridCol w:w="1023"/>
+        <w:gridCol w:w="1023"/>
+        <w:gridCol w:w="1023"/>
+        <w:gridCol w:w="1023"/>
+        <w:gridCol w:w="1023"/>
       </w:tblGrid>
       <w:tr>
         <w:trPr>
@@ -4917,7 +5619,7 @@
         </w:trPr>
         <w:tc>
           <w:tcPr>
-            <w:tcW w:type="dxa" w:w="1321"/>
+            <w:tcW w:type="dxa" w:w="1176"/>
             <w:vAlign w:val="center"/>
             <w:tcBorders>
               <w:top w:val="single" w:sz="4" w:color="D9D9D9"/>
@@ -4944,7 +5646,7 @@
         </w:tc>
         <w:tc>
           <w:tcPr>
-            <w:tcW w:type="dxa" w:w="1148"/>
+            <w:tcW w:type="dxa" w:w="1023"/>
             <w:vAlign w:val="center"/>
             <w:tcBorders>
               <w:top w:val="single" w:sz="4" w:color="D9D9D9"/>
@@ -4971,7 +5673,7 @@
         </w:tc>
         <w:tc>
           <w:tcPr>
-            <w:tcW w:type="dxa" w:w="1148"/>
+            <w:tcW w:type="dxa" w:w="1023"/>
             <w:vAlign w:val="center"/>
             <w:tcBorders>
               <w:top w:val="single" w:sz="4" w:color="D9D9D9"/>
@@ -4998,7 +5700,7 @@
         </w:tc>
         <w:tc>
           <w:tcPr>
-            <w:tcW w:type="dxa" w:w="1148"/>
+            <w:tcW w:type="dxa" w:w="1023"/>
             <w:vAlign w:val="center"/>
             <w:tcBorders>
               <w:top w:val="single" w:sz="4" w:color="D9D9D9"/>
@@ -5025,7 +5727,7 @@
         </w:tc>
         <w:tc>
           <w:tcPr>
-            <w:tcW w:type="dxa" w:w="1148"/>
+            <w:tcW w:type="dxa" w:w="1023"/>
             <w:vAlign w:val="center"/>
             <w:tcBorders>
               <w:top w:val="single" w:sz="4" w:color="D9D9D9"/>
@@ -5052,7 +5754,7 @@
         </w:tc>
         <w:tc>
           <w:tcPr>
-            <w:tcW w:type="dxa" w:w="1148"/>
+            <w:tcW w:type="dxa" w:w="1023"/>
             <w:vAlign w:val="center"/>
             <w:tcBorders>
               <w:top w:val="single" w:sz="4" w:color="D9D9D9"/>
@@ -5079,7 +5781,7 @@
         </w:tc>
         <w:tc>
           <w:tcPr>
-            <w:tcW w:type="dxa" w:w="1148"/>
+            <w:tcW w:type="dxa" w:w="1023"/>
             <w:vAlign w:val="center"/>
             <w:tcBorders>
               <w:top w:val="single" w:sz="4" w:color="D9D9D9"/>
@@ -5106,7 +5808,7 @@
         </w:tc>
         <w:tc>
           <w:tcPr>
-            <w:tcW w:type="dxa" w:w="1148"/>
+            <w:tcW w:type="dxa" w:w="1023"/>
             <w:vAlign w:val="center"/>
             <w:tcBorders>
               <w:top w:val="single" w:sz="4" w:color="D9D9D9"/>
@@ -5128,6 +5830,33 @@
                 <w:sz w:val="19"/>
               </w:rPr>
               <w:t>Recall</w:t>
+            </w:r>
+          </w:p>
+        </w:tc>
+        <w:tc>
+          <w:tcPr>
+            <w:tcW w:type="dxa" w:w="1023"/>
+            <w:vAlign w:val="center"/>
+            <w:tcBorders>
+              <w:top w:val="single" w:sz="4" w:color="D9D9D9"/>
+              <w:left w:val="single" w:sz="4" w:color="D9D9D9"/>
+              <w:bottom w:val="single" w:sz="4" w:color="D9D9D9"/>
+              <w:right w:val="single" w:sz="4" w:color="D9D9D9"/>
+            </w:tcBorders>
+            <w:shd w:fill="F2F2F2"/>
+          </w:tcPr>
+          <w:p>
+            <w:pPr>
+              <w:keepNext/>
+              <w:spacing w:before="80" w:after="80"/>
+              <w:jc w:val="center"/>
+            </w:pPr>
+            <w:r>
+              <w:rPr>
+                <w:b/>
+                <w:sz w:val="19"/>
+              </w:rPr>
+              <w:t>Precision</w:t>
             </w:r>
           </w:p>
         </w:tc>
@@ -5138,7 +5867,7 @@
         </w:trPr>
         <w:tc>
           <w:tcPr>
-            <w:tcW w:type="dxa" w:w="1321"/>
+            <w:tcW w:type="dxa" w:w="1176"/>
             <w:vAlign w:val="center"/>
             <w:tcBorders>
               <w:top w:val="single" w:sz="4" w:color="D9D9D9"/>
@@ -5164,7 +5893,7 @@
         </w:tc>
         <w:tc>
           <w:tcPr>
-            <w:tcW w:type="dxa" w:w="1148"/>
+            <w:tcW w:type="dxa" w:w="1023"/>
             <w:vAlign w:val="center"/>
             <w:tcBorders>
               <w:top w:val="single" w:sz="4" w:color="D9D9D9"/>
@@ -5190,7 +5919,7 @@
         </w:tc>
         <w:tc>
           <w:tcPr>
-            <w:tcW w:type="dxa" w:w="1148"/>
+            <w:tcW w:type="dxa" w:w="1023"/>
             <w:vAlign w:val="center"/>
             <w:tcBorders>
               <w:top w:val="single" w:sz="4" w:color="D9D9D9"/>
@@ -5216,7 +5945,7 @@
         </w:tc>
         <w:tc>
           <w:tcPr>
-            <w:tcW w:type="dxa" w:w="1148"/>
+            <w:tcW w:type="dxa" w:w="1023"/>
             <w:vAlign w:val="center"/>
             <w:tcBorders>
               <w:top w:val="single" w:sz="4" w:color="D9D9D9"/>
@@ -5242,7 +5971,7 @@
         </w:tc>
         <w:tc>
           <w:tcPr>
-            <w:tcW w:type="dxa" w:w="1148"/>
+            <w:tcW w:type="dxa" w:w="1023"/>
             <w:vAlign w:val="center"/>
             <w:tcBorders>
               <w:top w:val="single" w:sz="4" w:color="D9D9D9"/>
@@ -5268,7 +5997,7 @@
         </w:tc>
         <w:tc>
           <w:tcPr>
-            <w:tcW w:type="dxa" w:w="1148"/>
+            <w:tcW w:type="dxa" w:w="1023"/>
             <w:vAlign w:val="center"/>
             <w:tcBorders>
               <w:top w:val="single" w:sz="4" w:color="D9D9D9"/>
@@ -5294,7 +6023,7 @@
         </w:tc>
         <w:tc>
           <w:tcPr>
-            <w:tcW w:type="dxa" w:w="1148"/>
+            <w:tcW w:type="dxa" w:w="1023"/>
             <w:vAlign w:val="center"/>
             <w:tcBorders>
               <w:top w:val="single" w:sz="4" w:color="D9D9D9"/>
@@ -5320,7 +6049,7 @@
         </w:tc>
         <w:tc>
           <w:tcPr>
-            <w:tcW w:type="dxa" w:w="1148"/>
+            <w:tcW w:type="dxa" w:w="1023"/>
             <w:vAlign w:val="center"/>
             <w:tcBorders>
               <w:top w:val="single" w:sz="4" w:color="D9D9D9"/>
@@ -5341,6 +6070,32 @@
                 <w:sz w:val="19"/>
               </w:rPr>
               <w:t>0.0385</w:t>
+            </w:r>
+          </w:p>
+        </w:tc>
+        <w:tc>
+          <w:tcPr>
+            <w:tcW w:type="dxa" w:w="1023"/>
+            <w:vAlign w:val="center"/>
+            <w:tcBorders>
+              <w:top w:val="single" w:sz="4" w:color="D9D9D9"/>
+              <w:left w:val="single" w:sz="4" w:color="D9D9D9"/>
+              <w:bottom w:val="single" w:sz="4" w:color="D9D9D9"/>
+              <w:right w:val="single" w:sz="4" w:color="D9D9D9"/>
+            </w:tcBorders>
+          </w:tcPr>
+          <w:p>
+            <w:pPr>
+              <w:keepNext/>
+              <w:spacing w:before="80" w:after="80"/>
+              <w:jc w:val="center"/>
+            </w:pPr>
+            <w:r>
+              <w:rPr>
+                <w:b w:val="0"/>
+                <w:sz w:val="19"/>
+              </w:rPr>
+              <w:t>1.0000</w:t>
             </w:r>
           </w:p>
         </w:tc>
@@ -5351,7 +6106,7 @@
         </w:trPr>
         <w:tc>
           <w:tcPr>
-            <w:tcW w:type="dxa" w:w="1321"/>
+            <w:tcW w:type="dxa" w:w="1176"/>
             <w:vAlign w:val="center"/>
             <w:tcBorders>
               <w:top w:val="single" w:sz="4" w:color="D9D9D9"/>
@@ -5377,7 +6132,7 @@
         </w:tc>
         <w:tc>
           <w:tcPr>
-            <w:tcW w:type="dxa" w:w="1148"/>
+            <w:tcW w:type="dxa" w:w="1023"/>
             <w:vAlign w:val="center"/>
             <w:tcBorders>
               <w:top w:val="single" w:sz="4" w:color="D9D9D9"/>
@@ -5403,7 +6158,7 @@
         </w:tc>
         <w:tc>
           <w:tcPr>
-            <w:tcW w:type="dxa" w:w="1148"/>
+            <w:tcW w:type="dxa" w:w="1023"/>
             <w:vAlign w:val="center"/>
             <w:tcBorders>
               <w:top w:val="single" w:sz="4" w:color="D9D9D9"/>
@@ -5429,7 +6184,7 @@
         </w:tc>
         <w:tc>
           <w:tcPr>
-            <w:tcW w:type="dxa" w:w="1148"/>
+            <w:tcW w:type="dxa" w:w="1023"/>
             <w:vAlign w:val="center"/>
             <w:tcBorders>
               <w:top w:val="single" w:sz="4" w:color="D9D9D9"/>
@@ -5455,7 +6210,7 @@
         </w:tc>
         <w:tc>
           <w:tcPr>
-            <w:tcW w:type="dxa" w:w="1148"/>
+            <w:tcW w:type="dxa" w:w="1023"/>
             <w:vAlign w:val="center"/>
             <w:tcBorders>
               <w:top w:val="single" w:sz="4" w:color="D9D9D9"/>
@@ -5481,7 +6236,7 @@
         </w:tc>
         <w:tc>
           <w:tcPr>
-            <w:tcW w:type="dxa" w:w="1148"/>
+            <w:tcW w:type="dxa" w:w="1023"/>
             <w:vAlign w:val="center"/>
             <w:tcBorders>
               <w:top w:val="single" w:sz="4" w:color="D9D9D9"/>
@@ -5507,7 +6262,7 @@
         </w:tc>
         <w:tc>
           <w:tcPr>
-            <w:tcW w:type="dxa" w:w="1148"/>
+            <w:tcW w:type="dxa" w:w="1023"/>
             <w:vAlign w:val="center"/>
             <w:tcBorders>
               <w:top w:val="single" w:sz="4" w:color="D9D9D9"/>
@@ -5533,7 +6288,7 @@
         </w:tc>
         <w:tc>
           <w:tcPr>
-            <w:tcW w:type="dxa" w:w="1148"/>
+            <w:tcW w:type="dxa" w:w="1023"/>
             <w:vAlign w:val="center"/>
             <w:tcBorders>
               <w:top w:val="single" w:sz="4" w:color="D9D9D9"/>
@@ -5554,6 +6309,32 @@
                 <w:sz w:val="19"/>
               </w:rPr>
               <w:t>0.0385</w:t>
+            </w:r>
+          </w:p>
+        </w:tc>
+        <w:tc>
+          <w:tcPr>
+            <w:tcW w:type="dxa" w:w="1023"/>
+            <w:vAlign w:val="center"/>
+            <w:tcBorders>
+              <w:top w:val="single" w:sz="4" w:color="D9D9D9"/>
+              <w:left w:val="single" w:sz="4" w:color="D9D9D9"/>
+              <w:bottom w:val="single" w:sz="4" w:color="D9D9D9"/>
+              <w:right w:val="single" w:sz="4" w:color="D9D9D9"/>
+            </w:tcBorders>
+          </w:tcPr>
+          <w:p>
+            <w:pPr>
+              <w:keepNext w:val="0"/>
+              <w:spacing w:before="80" w:after="80"/>
+              <w:jc w:val="center"/>
+            </w:pPr>
+            <w:r>
+              <w:rPr>
+                <w:b w:val="0"/>
+                <w:sz w:val="19"/>
+              </w:rPr>
+              <w:t>0.2000</w:t>
             </w:r>
           </w:p>
         </w:tc>
@@ -5564,7 +6345,7 @@
         </w:trPr>
         <w:tc>
           <w:tcPr>
-            <w:tcW w:type="dxa" w:w="1321"/>
+            <w:tcW w:type="dxa" w:w="1176"/>
             <w:vAlign w:val="center"/>
             <w:tcBorders>
               <w:top w:val="single" w:sz="4" w:color="D9D9D9"/>
@@ -5590,7 +6371,7 @@
         </w:tc>
         <w:tc>
           <w:tcPr>
-            <w:tcW w:type="dxa" w:w="1148"/>
+            <w:tcW w:type="dxa" w:w="1023"/>
             <w:vAlign w:val="center"/>
             <w:tcBorders>
               <w:top w:val="single" w:sz="4" w:color="D9D9D9"/>
@@ -5616,7 +6397,7 @@
         </w:tc>
         <w:tc>
           <w:tcPr>
-            <w:tcW w:type="dxa" w:w="1148"/>
+            <w:tcW w:type="dxa" w:w="1023"/>
             <w:vAlign w:val="center"/>
             <w:tcBorders>
               <w:top w:val="single" w:sz="4" w:color="D9D9D9"/>
@@ -5642,7 +6423,7 @@
         </w:tc>
         <w:tc>
           <w:tcPr>
-            <w:tcW w:type="dxa" w:w="1148"/>
+            <w:tcW w:type="dxa" w:w="1023"/>
             <w:vAlign w:val="center"/>
             <w:tcBorders>
               <w:top w:val="single" w:sz="4" w:color="D9D9D9"/>
@@ -5668,7 +6449,7 @@
         </w:tc>
         <w:tc>
           <w:tcPr>
-            <w:tcW w:type="dxa" w:w="1148"/>
+            <w:tcW w:type="dxa" w:w="1023"/>
             <w:vAlign w:val="center"/>
             <w:tcBorders>
               <w:top w:val="single" w:sz="4" w:color="D9D9D9"/>
@@ -5694,7 +6475,7 @@
         </w:tc>
         <w:tc>
           <w:tcPr>
-            <w:tcW w:type="dxa" w:w="1148"/>
+            <w:tcW w:type="dxa" w:w="1023"/>
             <w:vAlign w:val="center"/>
             <w:tcBorders>
               <w:top w:val="single" w:sz="4" w:color="D9D9D9"/>
@@ -5720,7 +6501,7 @@
         </w:tc>
         <w:tc>
           <w:tcPr>
-            <w:tcW w:type="dxa" w:w="1148"/>
+            <w:tcW w:type="dxa" w:w="1023"/>
             <w:vAlign w:val="center"/>
             <w:tcBorders>
               <w:top w:val="single" w:sz="4" w:color="D9D9D9"/>
@@ -5746,7 +6527,7 @@
         </w:tc>
         <w:tc>
           <w:tcPr>
-            <w:tcW w:type="dxa" w:w="1148"/>
+            <w:tcW w:type="dxa" w:w="1023"/>
             <w:vAlign w:val="center"/>
             <w:tcBorders>
               <w:top w:val="single" w:sz="4" w:color="D9D9D9"/>
@@ -5767,6 +6548,32 @@
                 <w:sz w:val="19"/>
               </w:rPr>
               <w:t>0.0769</w:t>
+            </w:r>
+          </w:p>
+        </w:tc>
+        <w:tc>
+          <w:tcPr>
+            <w:tcW w:type="dxa" w:w="1023"/>
+            <w:vAlign w:val="center"/>
+            <w:tcBorders>
+              <w:top w:val="single" w:sz="4" w:color="D9D9D9"/>
+              <w:left w:val="single" w:sz="4" w:color="D9D9D9"/>
+              <w:bottom w:val="single" w:sz="4" w:color="D9D9D9"/>
+              <w:right w:val="single" w:sz="4" w:color="D9D9D9"/>
+            </w:tcBorders>
+          </w:tcPr>
+          <w:p>
+            <w:pPr>
+              <w:keepNext w:val="0"/>
+              <w:spacing w:before="80" w:after="80"/>
+              <w:jc w:val="center"/>
+            </w:pPr>
+            <w:r>
+              <w:rPr>
+                <w:b w:val="0"/>
+                <w:sz w:val="19"/>
+              </w:rPr>
+              <w:t>0.1429</w:t>
             </w:r>
           </w:p>
         </w:tc>
@@ -5777,7 +6584,7 @@
         </w:trPr>
         <w:tc>
           <w:tcPr>
-            <w:tcW w:type="dxa" w:w="1321"/>
+            <w:tcW w:type="dxa" w:w="1176"/>
             <w:vAlign w:val="center"/>
             <w:tcBorders>
               <w:top w:val="single" w:sz="4" w:color="D9D9D9"/>
@@ -5803,7 +6610,7 @@
         </w:tc>
         <w:tc>
           <w:tcPr>
-            <w:tcW w:type="dxa" w:w="1148"/>
+            <w:tcW w:type="dxa" w:w="1023"/>
             <w:vAlign w:val="center"/>
             <w:tcBorders>
               <w:top w:val="single" w:sz="4" w:color="D9D9D9"/>
@@ -5829,7 +6636,7 @@
         </w:tc>
         <w:tc>
           <w:tcPr>
-            <w:tcW w:type="dxa" w:w="1148"/>
+            <w:tcW w:type="dxa" w:w="1023"/>
             <w:vAlign w:val="center"/>
             <w:tcBorders>
               <w:top w:val="single" w:sz="4" w:color="D9D9D9"/>
@@ -5855,7 +6662,7 @@
         </w:tc>
         <w:tc>
           <w:tcPr>
-            <w:tcW w:type="dxa" w:w="1148"/>
+            <w:tcW w:type="dxa" w:w="1023"/>
             <w:vAlign w:val="center"/>
             <w:tcBorders>
               <w:top w:val="single" w:sz="4" w:color="D9D9D9"/>
@@ -5881,7 +6688,7 @@
         </w:tc>
         <w:tc>
           <w:tcPr>
-            <w:tcW w:type="dxa" w:w="1148"/>
+            <w:tcW w:type="dxa" w:w="1023"/>
             <w:vAlign w:val="center"/>
             <w:tcBorders>
               <w:top w:val="single" w:sz="4" w:color="D9D9D9"/>
@@ -5907,7 +6714,7 @@
         </w:tc>
         <w:tc>
           <w:tcPr>
-            <w:tcW w:type="dxa" w:w="1148"/>
+            <w:tcW w:type="dxa" w:w="1023"/>
             <w:vAlign w:val="center"/>
             <w:tcBorders>
               <w:top w:val="single" w:sz="4" w:color="D9D9D9"/>
@@ -5933,7 +6740,7 @@
         </w:tc>
         <w:tc>
           <w:tcPr>
-            <w:tcW w:type="dxa" w:w="1148"/>
+            <w:tcW w:type="dxa" w:w="1023"/>
             <w:vAlign w:val="center"/>
             <w:tcBorders>
               <w:top w:val="single" w:sz="4" w:color="D9D9D9"/>
@@ -5959,7 +6766,7 @@
         </w:tc>
         <w:tc>
           <w:tcPr>
-            <w:tcW w:type="dxa" w:w="1148"/>
+            <w:tcW w:type="dxa" w:w="1023"/>
             <w:vAlign w:val="center"/>
             <w:tcBorders>
               <w:top w:val="single" w:sz="4" w:color="D9D9D9"/>
@@ -5980,6 +6787,32 @@
                 <w:sz w:val="19"/>
               </w:rPr>
               <w:t>0.1538</w:t>
+            </w:r>
+          </w:p>
+        </w:tc>
+        <w:tc>
+          <w:tcPr>
+            <w:tcW w:type="dxa" w:w="1023"/>
+            <w:vAlign w:val="center"/>
+            <w:tcBorders>
+              <w:top w:val="single" w:sz="4" w:color="D9D9D9"/>
+              <w:left w:val="single" w:sz="4" w:color="D9D9D9"/>
+              <w:bottom w:val="single" w:sz="4" w:color="D9D9D9"/>
+              <w:right w:val="single" w:sz="4" w:color="D9D9D9"/>
+            </w:tcBorders>
+          </w:tcPr>
+          <w:p>
+            <w:pPr>
+              <w:keepNext w:val="0"/>
+              <w:spacing w:before="80" w:after="80"/>
+              <w:jc w:val="center"/>
+            </w:pPr>
+            <w:r>
+              <w:rPr>
+                <w:b w:val="0"/>
+                <w:sz w:val="19"/>
+              </w:rPr>
+              <w:t>0.0769</w:t>
             </w:r>
           </w:p>
         </w:tc>
@@ -5990,7 +6823,7 @@
         </w:trPr>
         <w:tc>
           <w:tcPr>
-            <w:tcW w:type="dxa" w:w="1321"/>
+            <w:tcW w:type="dxa" w:w="1176"/>
             <w:vAlign w:val="center"/>
             <w:tcBorders>
               <w:top w:val="single" w:sz="4" w:color="D9D9D9"/>
@@ -6016,7 +6849,7 @@
         </w:tc>
         <w:tc>
           <w:tcPr>
-            <w:tcW w:type="dxa" w:w="1148"/>
+            <w:tcW w:type="dxa" w:w="1023"/>
             <w:vAlign w:val="center"/>
             <w:tcBorders>
               <w:top w:val="single" w:sz="4" w:color="D9D9D9"/>
@@ -6042,7 +6875,7 @@
         </w:tc>
         <w:tc>
           <w:tcPr>
-            <w:tcW w:type="dxa" w:w="1148"/>
+            <w:tcW w:type="dxa" w:w="1023"/>
             <w:vAlign w:val="center"/>
             <w:tcBorders>
               <w:top w:val="single" w:sz="4" w:color="D9D9D9"/>
@@ -6068,7 +6901,7 @@
         </w:tc>
         <w:tc>
           <w:tcPr>
-            <w:tcW w:type="dxa" w:w="1148"/>
+            <w:tcW w:type="dxa" w:w="1023"/>
             <w:vAlign w:val="center"/>
             <w:tcBorders>
               <w:top w:val="single" w:sz="4" w:color="D9D9D9"/>
@@ -6094,7 +6927,7 @@
         </w:tc>
         <w:tc>
           <w:tcPr>
-            <w:tcW w:type="dxa" w:w="1148"/>
+            <w:tcW w:type="dxa" w:w="1023"/>
             <w:vAlign w:val="center"/>
             <w:tcBorders>
               <w:top w:val="single" w:sz="4" w:color="D9D9D9"/>
@@ -6120,7 +6953,7 @@
         </w:tc>
         <w:tc>
           <w:tcPr>
-            <w:tcW w:type="dxa" w:w="1148"/>
+            <w:tcW w:type="dxa" w:w="1023"/>
             <w:vAlign w:val="center"/>
             <w:tcBorders>
               <w:top w:val="single" w:sz="4" w:color="D9D9D9"/>
@@ -6146,7 +6979,7 @@
         </w:tc>
         <w:tc>
           <w:tcPr>
-            <w:tcW w:type="dxa" w:w="1148"/>
+            <w:tcW w:type="dxa" w:w="1023"/>
             <w:vAlign w:val="center"/>
             <w:tcBorders>
               <w:top w:val="single" w:sz="4" w:color="D9D9D9"/>
@@ -6172,7 +7005,33 @@
         </w:tc>
         <w:tc>
           <w:tcPr>
-            <w:tcW w:type="dxa" w:w="1148"/>
+            <w:tcW w:type="dxa" w:w="1023"/>
+            <w:vAlign w:val="center"/>
+            <w:tcBorders>
+              <w:top w:val="single" w:sz="4" w:color="D9D9D9"/>
+              <w:left w:val="single" w:sz="4" w:color="D9D9D9"/>
+              <w:bottom w:val="single" w:sz="4" w:color="D9D9D9"/>
+              <w:right w:val="single" w:sz="4" w:color="D9D9D9"/>
+            </w:tcBorders>
+          </w:tcPr>
+          <w:p>
+            <w:pPr>
+              <w:keepNext w:val="0"/>
+              <w:spacing w:before="80" w:after="80"/>
+              <w:jc w:val="center"/>
+            </w:pPr>
+            <w:r>
+              <w:rPr>
+                <w:b w:val="0"/>
+                <w:sz w:val="19"/>
+              </w:rPr>
+              <w:t>0.0000</w:t>
+            </w:r>
+          </w:p>
+        </w:tc>
+        <w:tc>
+          <w:tcPr>
+            <w:tcW w:type="dxa" w:w="1023"/>
             <w:vAlign w:val="center"/>
             <w:tcBorders>
               <w:top w:val="single" w:sz="4" w:color="D9D9D9"/>
@@ -6203,7 +7062,7 @@
         </w:trPr>
         <w:tc>
           <w:tcPr>
-            <w:tcW w:type="dxa" w:w="1321"/>
+            <w:tcW w:type="dxa" w:w="1176"/>
             <w:vAlign w:val="center"/>
             <w:tcBorders>
               <w:top w:val="single" w:sz="4" w:color="D9D9D9"/>
@@ -6229,7 +7088,7 @@
         </w:tc>
         <w:tc>
           <w:tcPr>
-            <w:tcW w:type="dxa" w:w="1148"/>
+            <w:tcW w:type="dxa" w:w="1023"/>
             <w:vAlign w:val="center"/>
             <w:tcBorders>
               <w:top w:val="single" w:sz="4" w:color="D9D9D9"/>
@@ -6255,7 +7114,7 @@
         </w:tc>
         <w:tc>
           <w:tcPr>
-            <w:tcW w:type="dxa" w:w="1148"/>
+            <w:tcW w:type="dxa" w:w="1023"/>
             <w:vAlign w:val="center"/>
             <w:tcBorders>
               <w:top w:val="single" w:sz="4" w:color="D9D9D9"/>
@@ -6281,7 +7140,7 @@
         </w:tc>
         <w:tc>
           <w:tcPr>
-            <w:tcW w:type="dxa" w:w="1148"/>
+            <w:tcW w:type="dxa" w:w="1023"/>
             <w:vAlign w:val="center"/>
             <w:tcBorders>
               <w:top w:val="single" w:sz="4" w:color="D9D9D9"/>
@@ -6307,7 +7166,7 @@
         </w:tc>
         <w:tc>
           <w:tcPr>
-            <w:tcW w:type="dxa" w:w="1148"/>
+            <w:tcW w:type="dxa" w:w="1023"/>
             <w:vAlign w:val="center"/>
             <w:tcBorders>
               <w:top w:val="single" w:sz="4" w:color="D9D9D9"/>
@@ -6333,7 +7192,7 @@
         </w:tc>
         <w:tc>
           <w:tcPr>
-            <w:tcW w:type="dxa" w:w="1148"/>
+            <w:tcW w:type="dxa" w:w="1023"/>
             <w:vAlign w:val="center"/>
             <w:tcBorders>
               <w:top w:val="single" w:sz="4" w:color="D9D9D9"/>
@@ -6359,7 +7218,7 @@
         </w:tc>
         <w:tc>
           <w:tcPr>
-            <w:tcW w:type="dxa" w:w="1148"/>
+            <w:tcW w:type="dxa" w:w="1023"/>
             <w:vAlign w:val="center"/>
             <w:tcBorders>
               <w:top w:val="single" w:sz="4" w:color="D9D9D9"/>
@@ -6385,7 +7244,7 @@
         </w:tc>
         <w:tc>
           <w:tcPr>
-            <w:tcW w:type="dxa" w:w="1148"/>
+            <w:tcW w:type="dxa" w:w="1023"/>
             <w:vAlign w:val="center"/>
             <w:tcBorders>
               <w:top w:val="single" w:sz="4" w:color="D9D9D9"/>
@@ -6406,6 +7265,32 @@
                 <w:sz w:val="19"/>
               </w:rPr>
               <w:t>0.0385</w:t>
+            </w:r>
+          </w:p>
+        </w:tc>
+        <w:tc>
+          <w:tcPr>
+            <w:tcW w:type="dxa" w:w="1023"/>
+            <w:vAlign w:val="center"/>
+            <w:tcBorders>
+              <w:top w:val="single" w:sz="4" w:color="D9D9D9"/>
+              <w:left w:val="single" w:sz="4" w:color="D9D9D9"/>
+              <w:bottom w:val="single" w:sz="4" w:color="D9D9D9"/>
+              <w:right w:val="single" w:sz="4" w:color="D9D9D9"/>
+            </w:tcBorders>
+          </w:tcPr>
+          <w:p>
+            <w:pPr>
+              <w:keepNext w:val="0"/>
+              <w:spacing w:before="80" w:after="80"/>
+              <w:jc w:val="center"/>
+            </w:pPr>
+            <w:r>
+              <w:rPr>
+                <w:b w:val="0"/>
+                <w:sz w:val="19"/>
+              </w:rPr>
+              <w:t>0.2500</w:t>
             </w:r>
           </w:p>
         </w:tc>
@@ -6416,7 +7301,7 @@
         </w:trPr>
         <w:tc>
           <w:tcPr>
-            <w:tcW w:type="dxa" w:w="1321"/>
+            <w:tcW w:type="dxa" w:w="1176"/>
             <w:vAlign w:val="center"/>
             <w:tcBorders>
               <w:top w:val="single" w:sz="4" w:color="D9D9D9"/>
@@ -6442,7 +7327,7 @@
         </w:tc>
         <w:tc>
           <w:tcPr>
-            <w:tcW w:type="dxa" w:w="1148"/>
+            <w:tcW w:type="dxa" w:w="1023"/>
             <w:vAlign w:val="center"/>
             <w:tcBorders>
               <w:top w:val="single" w:sz="4" w:color="D9D9D9"/>
@@ -6468,7 +7353,7 @@
         </w:tc>
         <w:tc>
           <w:tcPr>
-            <w:tcW w:type="dxa" w:w="1148"/>
+            <w:tcW w:type="dxa" w:w="1023"/>
             <w:vAlign w:val="center"/>
             <w:tcBorders>
               <w:top w:val="single" w:sz="4" w:color="D9D9D9"/>
@@ -6494,7 +7379,7 @@
         </w:tc>
         <w:tc>
           <w:tcPr>
-            <w:tcW w:type="dxa" w:w="1148"/>
+            <w:tcW w:type="dxa" w:w="1023"/>
             <w:vAlign w:val="center"/>
             <w:tcBorders>
               <w:top w:val="single" w:sz="4" w:color="D9D9D9"/>
@@ -6520,7 +7405,7 @@
         </w:tc>
         <w:tc>
           <w:tcPr>
-            <w:tcW w:type="dxa" w:w="1148"/>
+            <w:tcW w:type="dxa" w:w="1023"/>
             <w:vAlign w:val="center"/>
             <w:tcBorders>
               <w:top w:val="single" w:sz="4" w:color="D9D9D9"/>
@@ -6546,7 +7431,7 @@
         </w:tc>
         <w:tc>
           <w:tcPr>
-            <w:tcW w:type="dxa" w:w="1148"/>
+            <w:tcW w:type="dxa" w:w="1023"/>
             <w:vAlign w:val="center"/>
             <w:tcBorders>
               <w:top w:val="single" w:sz="4" w:color="D9D9D9"/>
@@ -6572,7 +7457,7 @@
         </w:tc>
         <w:tc>
           <w:tcPr>
-            <w:tcW w:type="dxa" w:w="1148"/>
+            <w:tcW w:type="dxa" w:w="1023"/>
             <w:vAlign w:val="center"/>
             <w:tcBorders>
               <w:top w:val="single" w:sz="4" w:color="D9D9D9"/>
@@ -6598,7 +7483,7 @@
         </w:tc>
         <w:tc>
           <w:tcPr>
-            <w:tcW w:type="dxa" w:w="1148"/>
+            <w:tcW w:type="dxa" w:w="1023"/>
             <w:vAlign w:val="center"/>
             <w:tcBorders>
               <w:top w:val="single" w:sz="4" w:color="D9D9D9"/>
@@ -6619,6 +7504,32 @@
                 <w:sz w:val="19"/>
               </w:rPr>
               <w:t>0.0385</w:t>
+            </w:r>
+          </w:p>
+        </w:tc>
+        <w:tc>
+          <w:tcPr>
+            <w:tcW w:type="dxa" w:w="1023"/>
+            <w:vAlign w:val="center"/>
+            <w:tcBorders>
+              <w:top w:val="single" w:sz="4" w:color="D9D9D9"/>
+              <w:left w:val="single" w:sz="4" w:color="D9D9D9"/>
+              <w:bottom w:val="single" w:sz="4" w:color="D9D9D9"/>
+              <w:right w:val="single" w:sz="4" w:color="D9D9D9"/>
+            </w:tcBorders>
+          </w:tcPr>
+          <w:p>
+            <w:pPr>
+              <w:keepNext w:val="0"/>
+              <w:spacing w:before="80" w:after="80"/>
+              <w:jc w:val="center"/>
+            </w:pPr>
+            <w:r>
+              <w:rPr>
+                <w:b w:val="0"/>
+                <w:sz w:val="19"/>
+              </w:rPr>
+              <w:t>0.1250</w:t>
             </w:r>
           </w:p>
         </w:tc>
@@ -6629,7 +7540,7 @@
         </w:trPr>
         <w:tc>
           <w:tcPr>
-            <w:tcW w:type="dxa" w:w="1321"/>
+            <w:tcW w:type="dxa" w:w="1176"/>
             <w:vAlign w:val="center"/>
             <w:tcBorders>
               <w:top w:val="single" w:sz="4" w:color="D9D9D9"/>
@@ -6655,7 +7566,7 @@
         </w:tc>
         <w:tc>
           <w:tcPr>
-            <w:tcW w:type="dxa" w:w="1148"/>
+            <w:tcW w:type="dxa" w:w="1023"/>
             <w:vAlign w:val="center"/>
             <w:tcBorders>
               <w:top w:val="single" w:sz="4" w:color="D9D9D9"/>
@@ -6681,7 +7592,7 @@
         </w:tc>
         <w:tc>
           <w:tcPr>
-            <w:tcW w:type="dxa" w:w="1148"/>
+            <w:tcW w:type="dxa" w:w="1023"/>
             <w:vAlign w:val="center"/>
             <w:tcBorders>
               <w:top w:val="single" w:sz="4" w:color="D9D9D9"/>
@@ -6707,7 +7618,7 @@
         </w:tc>
         <w:tc>
           <w:tcPr>
-            <w:tcW w:type="dxa" w:w="1148"/>
+            <w:tcW w:type="dxa" w:w="1023"/>
             <w:vAlign w:val="center"/>
             <w:tcBorders>
               <w:top w:val="single" w:sz="4" w:color="D9D9D9"/>
@@ -6733,7 +7644,7 @@
         </w:tc>
         <w:tc>
           <w:tcPr>
-            <w:tcW w:type="dxa" w:w="1148"/>
+            <w:tcW w:type="dxa" w:w="1023"/>
             <w:vAlign w:val="center"/>
             <w:tcBorders>
               <w:top w:val="single" w:sz="4" w:color="D9D9D9"/>
@@ -6759,7 +7670,7 @@
         </w:tc>
         <w:tc>
           <w:tcPr>
-            <w:tcW w:type="dxa" w:w="1148"/>
+            <w:tcW w:type="dxa" w:w="1023"/>
             <w:vAlign w:val="center"/>
             <w:tcBorders>
               <w:top w:val="single" w:sz="4" w:color="D9D9D9"/>
@@ -6785,7 +7696,7 @@
         </w:tc>
         <w:tc>
           <w:tcPr>
-            <w:tcW w:type="dxa" w:w="1148"/>
+            <w:tcW w:type="dxa" w:w="1023"/>
             <w:vAlign w:val="center"/>
             <w:tcBorders>
               <w:top w:val="single" w:sz="4" w:color="D9D9D9"/>
@@ -6811,7 +7722,7 @@
         </w:tc>
         <w:tc>
           <w:tcPr>
-            <w:tcW w:type="dxa" w:w="1148"/>
+            <w:tcW w:type="dxa" w:w="1023"/>
             <w:vAlign w:val="center"/>
             <w:tcBorders>
               <w:top w:val="single" w:sz="4" w:color="D9D9D9"/>
@@ -6832,6 +7743,32 @@
                 <w:sz w:val="19"/>
               </w:rPr>
               <w:t>0.1923</w:t>
+            </w:r>
+          </w:p>
+        </w:tc>
+        <w:tc>
+          <w:tcPr>
+            <w:tcW w:type="dxa" w:w="1023"/>
+            <w:vAlign w:val="center"/>
+            <w:tcBorders>
+              <w:top w:val="single" w:sz="4" w:color="D9D9D9"/>
+              <w:left w:val="single" w:sz="4" w:color="D9D9D9"/>
+              <w:bottom w:val="single" w:sz="4" w:color="D9D9D9"/>
+              <w:right w:val="single" w:sz="4" w:color="D9D9D9"/>
+            </w:tcBorders>
+          </w:tcPr>
+          <w:p>
+            <w:pPr>
+              <w:keepNext w:val="0"/>
+              <w:spacing w:before="80" w:after="80"/>
+              <w:jc w:val="center"/>
+            </w:pPr>
+            <w:r>
+              <w:rPr>
+                <w:b w:val="0"/>
+                <w:sz w:val="19"/>
+              </w:rPr>
+              <w:t>0.0820</w:t>
             </w:r>
           </w:p>
         </w:tc>
@@ -6842,7 +7779,7 @@
         </w:trPr>
         <w:tc>
           <w:tcPr>
-            <w:tcW w:type="dxa" w:w="1321"/>
+            <w:tcW w:type="dxa" w:w="1176"/>
             <w:vAlign w:val="center"/>
             <w:tcBorders>
               <w:top w:val="single" w:sz="4" w:color="D9D9D9"/>
@@ -6868,7 +7805,7 @@
         </w:tc>
         <w:tc>
           <w:tcPr>
-            <w:tcW w:type="dxa" w:w="1148"/>
+            <w:tcW w:type="dxa" w:w="1023"/>
             <w:vAlign w:val="center"/>
             <w:tcBorders>
               <w:top w:val="single" w:sz="4" w:color="D9D9D9"/>
@@ -6894,7 +7831,7 @@
         </w:tc>
         <w:tc>
           <w:tcPr>
-            <w:tcW w:type="dxa" w:w="1148"/>
+            <w:tcW w:type="dxa" w:w="1023"/>
             <w:vAlign w:val="center"/>
             <w:tcBorders>
               <w:top w:val="single" w:sz="4" w:color="D9D9D9"/>
@@ -6920,7 +7857,7 @@
         </w:tc>
         <w:tc>
           <w:tcPr>
-            <w:tcW w:type="dxa" w:w="1148"/>
+            <w:tcW w:type="dxa" w:w="1023"/>
             <w:vAlign w:val="center"/>
             <w:tcBorders>
               <w:top w:val="single" w:sz="4" w:color="D9D9D9"/>
@@ -6946,7 +7883,7 @@
         </w:tc>
         <w:tc>
           <w:tcPr>
-            <w:tcW w:type="dxa" w:w="1148"/>
+            <w:tcW w:type="dxa" w:w="1023"/>
             <w:vAlign w:val="center"/>
             <w:tcBorders>
               <w:top w:val="single" w:sz="4" w:color="D9D9D9"/>
@@ -6972,7 +7909,7 @@
         </w:tc>
         <w:tc>
           <w:tcPr>
-            <w:tcW w:type="dxa" w:w="1148"/>
+            <w:tcW w:type="dxa" w:w="1023"/>
             <w:vAlign w:val="center"/>
             <w:tcBorders>
               <w:top w:val="single" w:sz="4" w:color="D9D9D9"/>
@@ -6998,7 +7935,7 @@
         </w:tc>
         <w:tc>
           <w:tcPr>
-            <w:tcW w:type="dxa" w:w="1148"/>
+            <w:tcW w:type="dxa" w:w="1023"/>
             <w:vAlign w:val="center"/>
             <w:tcBorders>
               <w:top w:val="single" w:sz="4" w:color="D9D9D9"/>
@@ -7024,7 +7961,33 @@
         </w:tc>
         <w:tc>
           <w:tcPr>
-            <w:tcW w:type="dxa" w:w="1148"/>
+            <w:tcW w:type="dxa" w:w="1023"/>
+            <w:vAlign w:val="center"/>
+            <w:tcBorders>
+              <w:top w:val="single" w:sz="4" w:color="D9D9D9"/>
+              <w:left w:val="single" w:sz="4" w:color="D9D9D9"/>
+              <w:bottom w:val="single" w:sz="4" w:color="D9D9D9"/>
+              <w:right w:val="single" w:sz="4" w:color="D9D9D9"/>
+            </w:tcBorders>
+          </w:tcPr>
+          <w:p>
+            <w:pPr>
+              <w:keepNext w:val="0"/>
+              <w:spacing w:before="80" w:after="80"/>
+              <w:jc w:val="center"/>
+            </w:pPr>
+            <w:r>
+              <w:rPr>
+                <w:b w:val="0"/>
+                <w:sz w:val="19"/>
+              </w:rPr>
+              <w:t>0.0000</w:t>
+            </w:r>
+          </w:p>
+        </w:tc>
+        <w:tc>
+          <w:tcPr>
+            <w:tcW w:type="dxa" w:w="1023"/>
             <w:vAlign w:val="center"/>
             <w:tcBorders>
               <w:top w:val="single" w:sz="4" w:color="D9D9D9"/>
@@ -7055,7 +8018,7 @@
         </w:trPr>
         <w:tc>
           <w:tcPr>
-            <w:tcW w:type="dxa" w:w="1321"/>
+            <w:tcW w:type="dxa" w:w="1176"/>
             <w:vAlign w:val="center"/>
             <w:tcBorders>
               <w:top w:val="single" w:sz="4" w:color="D9D9D9"/>
@@ -7081,7 +8044,7 @@
         </w:tc>
         <w:tc>
           <w:tcPr>
-            <w:tcW w:type="dxa" w:w="1148"/>
+            <w:tcW w:type="dxa" w:w="1023"/>
             <w:vAlign w:val="center"/>
             <w:tcBorders>
               <w:top w:val="single" w:sz="4" w:color="D9D9D9"/>
@@ -7107,7 +8070,7 @@
         </w:tc>
         <w:tc>
           <w:tcPr>
-            <w:tcW w:type="dxa" w:w="1148"/>
+            <w:tcW w:type="dxa" w:w="1023"/>
             <w:vAlign w:val="center"/>
             <w:tcBorders>
               <w:top w:val="single" w:sz="4" w:color="D9D9D9"/>
@@ -7133,7 +8096,7 @@
         </w:tc>
         <w:tc>
           <w:tcPr>
-            <w:tcW w:type="dxa" w:w="1148"/>
+            <w:tcW w:type="dxa" w:w="1023"/>
             <w:vAlign w:val="center"/>
             <w:tcBorders>
               <w:top w:val="single" w:sz="4" w:color="D9D9D9"/>
@@ -7159,7 +8122,7 @@
         </w:tc>
         <w:tc>
           <w:tcPr>
-            <w:tcW w:type="dxa" w:w="1148"/>
+            <w:tcW w:type="dxa" w:w="1023"/>
             <w:vAlign w:val="center"/>
             <w:tcBorders>
               <w:top w:val="single" w:sz="4" w:color="D9D9D9"/>
@@ -7185,7 +8148,7 @@
         </w:tc>
         <w:tc>
           <w:tcPr>
-            <w:tcW w:type="dxa" w:w="1148"/>
+            <w:tcW w:type="dxa" w:w="1023"/>
             <w:vAlign w:val="center"/>
             <w:tcBorders>
               <w:top w:val="single" w:sz="4" w:color="D9D9D9"/>
@@ -7211,7 +8174,7 @@
         </w:tc>
         <w:tc>
           <w:tcPr>
-            <w:tcW w:type="dxa" w:w="1148"/>
+            <w:tcW w:type="dxa" w:w="1023"/>
             <w:vAlign w:val="center"/>
             <w:tcBorders>
               <w:top w:val="single" w:sz="4" w:color="D9D9D9"/>
@@ -7237,7 +8200,33 @@
         </w:tc>
         <w:tc>
           <w:tcPr>
-            <w:tcW w:type="dxa" w:w="1148"/>
+            <w:tcW w:type="dxa" w:w="1023"/>
+            <w:vAlign w:val="center"/>
+            <w:tcBorders>
+              <w:top w:val="single" w:sz="4" w:color="D9D9D9"/>
+              <w:left w:val="single" w:sz="4" w:color="D9D9D9"/>
+              <w:bottom w:val="single" w:sz="4" w:color="D9D9D9"/>
+              <w:right w:val="single" w:sz="4" w:color="D9D9D9"/>
+            </w:tcBorders>
+          </w:tcPr>
+          <w:p>
+            <w:pPr>
+              <w:keepNext w:val="0"/>
+              <w:spacing w:before="80" w:after="80"/>
+              <w:jc w:val="center"/>
+            </w:pPr>
+            <w:r>
+              <w:rPr>
+                <w:b w:val="0"/>
+                <w:sz w:val="19"/>
+              </w:rPr>
+              <w:t>0.0000</w:t>
+            </w:r>
+          </w:p>
+        </w:tc>
+        <w:tc>
+          <w:tcPr>
+            <w:tcW w:type="dxa" w:w="1023"/>
             <w:vAlign w:val="center"/>
             <w:tcBorders>
               <w:top w:val="single" w:sz="4" w:color="D9D9D9"/>
@@ -7268,7 +8257,7 @@
         </w:trPr>
         <w:tc>
           <w:tcPr>
-            <w:tcW w:type="dxa" w:w="1321"/>
+            <w:tcW w:type="dxa" w:w="1176"/>
             <w:vAlign w:val="center"/>
             <w:tcBorders>
               <w:top w:val="single" w:sz="4" w:color="D9D9D9"/>
@@ -7294,7 +8283,7 @@
         </w:tc>
         <w:tc>
           <w:tcPr>
-            <w:tcW w:type="dxa" w:w="1148"/>
+            <w:tcW w:type="dxa" w:w="1023"/>
             <w:vAlign w:val="center"/>
             <w:tcBorders>
               <w:top w:val="single" w:sz="4" w:color="D9D9D9"/>
@@ -7320,7 +8309,7 @@
         </w:tc>
         <w:tc>
           <w:tcPr>
-            <w:tcW w:type="dxa" w:w="1148"/>
+            <w:tcW w:type="dxa" w:w="1023"/>
             <w:vAlign w:val="center"/>
             <w:tcBorders>
               <w:top w:val="single" w:sz="4" w:color="D9D9D9"/>
@@ -7346,7 +8335,7 @@
         </w:tc>
         <w:tc>
           <w:tcPr>
-            <w:tcW w:type="dxa" w:w="1148"/>
+            <w:tcW w:type="dxa" w:w="1023"/>
             <w:vAlign w:val="center"/>
             <w:tcBorders>
               <w:top w:val="single" w:sz="4" w:color="D9D9D9"/>
@@ -7372,7 +8361,7 @@
         </w:tc>
         <w:tc>
           <w:tcPr>
-            <w:tcW w:type="dxa" w:w="1148"/>
+            <w:tcW w:type="dxa" w:w="1023"/>
             <w:vAlign w:val="center"/>
             <w:tcBorders>
               <w:top w:val="single" w:sz="4" w:color="D9D9D9"/>
@@ -7398,7 +8387,7 @@
         </w:tc>
         <w:tc>
           <w:tcPr>
-            <w:tcW w:type="dxa" w:w="1148"/>
+            <w:tcW w:type="dxa" w:w="1023"/>
             <w:vAlign w:val="center"/>
             <w:tcBorders>
               <w:top w:val="single" w:sz="4" w:color="D9D9D9"/>
@@ -7424,7 +8413,7 @@
         </w:tc>
         <w:tc>
           <w:tcPr>
-            <w:tcW w:type="dxa" w:w="1148"/>
+            <w:tcW w:type="dxa" w:w="1023"/>
             <w:vAlign w:val="center"/>
             <w:tcBorders>
               <w:top w:val="single" w:sz="4" w:color="D9D9D9"/>
@@ -7450,7 +8439,7 @@
         </w:tc>
         <w:tc>
           <w:tcPr>
-            <w:tcW w:type="dxa" w:w="1148"/>
+            <w:tcW w:type="dxa" w:w="1023"/>
             <w:vAlign w:val="center"/>
             <w:tcBorders>
               <w:top w:val="single" w:sz="4" w:color="D9D9D9"/>
@@ -7471,6 +8460,32 @@
                 <w:sz w:val="19"/>
               </w:rPr>
               <w:t>0.1154</w:t>
+            </w:r>
+          </w:p>
+        </w:tc>
+        <w:tc>
+          <w:tcPr>
+            <w:tcW w:type="dxa" w:w="1023"/>
+            <w:vAlign w:val="center"/>
+            <w:tcBorders>
+              <w:top w:val="single" w:sz="4" w:color="D9D9D9"/>
+              <w:left w:val="single" w:sz="4" w:color="D9D9D9"/>
+              <w:bottom w:val="single" w:sz="4" w:color="D9D9D9"/>
+              <w:right w:val="single" w:sz="4" w:color="D9D9D9"/>
+            </w:tcBorders>
+          </w:tcPr>
+          <w:p>
+            <w:pPr>
+              <w:keepNext w:val="0"/>
+              <w:spacing w:before="80" w:after="80"/>
+              <w:jc w:val="center"/>
+            </w:pPr>
+            <w:r>
+              <w:rPr>
+                <w:b w:val="0"/>
+                <w:sz w:val="19"/>
+              </w:rPr>
+              <w:t>0.1000</w:t>
             </w:r>
           </w:p>
         </w:tc>
@@ -7481,7 +8496,7 @@
         </w:trPr>
         <w:tc>
           <w:tcPr>
-            <w:tcW w:type="dxa" w:w="1321"/>
+            <w:tcW w:type="dxa" w:w="1176"/>
             <w:vAlign w:val="center"/>
             <w:tcBorders>
               <w:top w:val="single" w:sz="4" w:color="D9D9D9"/>
@@ -7507,7 +8522,7 @@
         </w:tc>
         <w:tc>
           <w:tcPr>
-            <w:tcW w:type="dxa" w:w="1148"/>
+            <w:tcW w:type="dxa" w:w="1023"/>
             <w:vAlign w:val="center"/>
             <w:tcBorders>
               <w:top w:val="single" w:sz="4" w:color="D9D9D9"/>
@@ -7533,7 +8548,7 @@
         </w:tc>
         <w:tc>
           <w:tcPr>
-            <w:tcW w:type="dxa" w:w="1148"/>
+            <w:tcW w:type="dxa" w:w="1023"/>
             <w:vAlign w:val="center"/>
             <w:tcBorders>
               <w:top w:val="single" w:sz="4" w:color="D9D9D9"/>
@@ -7559,7 +8574,7 @@
         </w:tc>
         <w:tc>
           <w:tcPr>
-            <w:tcW w:type="dxa" w:w="1148"/>
+            <w:tcW w:type="dxa" w:w="1023"/>
             <w:vAlign w:val="center"/>
             <w:tcBorders>
               <w:top w:val="single" w:sz="4" w:color="D9D9D9"/>
@@ -7585,7 +8600,7 @@
         </w:tc>
         <w:tc>
           <w:tcPr>
-            <w:tcW w:type="dxa" w:w="1148"/>
+            <w:tcW w:type="dxa" w:w="1023"/>
             <w:vAlign w:val="center"/>
             <w:tcBorders>
               <w:top w:val="single" w:sz="4" w:color="D9D9D9"/>
@@ -7611,7 +8626,7 @@
         </w:tc>
         <w:tc>
           <w:tcPr>
-            <w:tcW w:type="dxa" w:w="1148"/>
+            <w:tcW w:type="dxa" w:w="1023"/>
             <w:vAlign w:val="center"/>
             <w:tcBorders>
               <w:top w:val="single" w:sz="4" w:color="D9D9D9"/>
@@ -7637,7 +8652,7 @@
         </w:tc>
         <w:tc>
           <w:tcPr>
-            <w:tcW w:type="dxa" w:w="1148"/>
+            <w:tcW w:type="dxa" w:w="1023"/>
             <w:vAlign w:val="center"/>
             <w:tcBorders>
               <w:top w:val="single" w:sz="4" w:color="D9D9D9"/>
@@ -7663,7 +8678,7 @@
         </w:tc>
         <w:tc>
           <w:tcPr>
-            <w:tcW w:type="dxa" w:w="1148"/>
+            <w:tcW w:type="dxa" w:w="1023"/>
             <w:vAlign w:val="center"/>
             <w:tcBorders>
               <w:top w:val="single" w:sz="4" w:color="D9D9D9"/>
@@ -7684,6 +8699,32 @@
                 <w:sz w:val="19"/>
               </w:rPr>
               <w:t>0.2308</w:t>
+            </w:r>
+          </w:p>
+        </w:tc>
+        <w:tc>
+          <w:tcPr>
+            <w:tcW w:type="dxa" w:w="1023"/>
+            <w:vAlign w:val="center"/>
+            <w:tcBorders>
+              <w:top w:val="single" w:sz="4" w:color="D9D9D9"/>
+              <w:left w:val="single" w:sz="4" w:color="D9D9D9"/>
+              <w:bottom w:val="single" w:sz="4" w:color="D9D9D9"/>
+              <w:right w:val="single" w:sz="4" w:color="D9D9D9"/>
+            </w:tcBorders>
+          </w:tcPr>
+          <w:p>
+            <w:pPr>
+              <w:keepNext w:val="0"/>
+              <w:spacing w:before="80" w:after="80"/>
+              <w:jc w:val="center"/>
+            </w:pPr>
+            <w:r>
+              <w:rPr>
+                <w:b w:val="0"/>
+                <w:sz w:val="19"/>
+              </w:rPr>
+              <w:t>0.0741</w:t>
             </w:r>
           </w:p>
         </w:tc>
@@ -7717,12 +8758,12 @@
     </w:p>
     <w:p>
       <w:r>
-        <w:t>The engineering contribution is the connection between information sources, model explanations and warning workload. Recorded hazard ratings establish an assessment baseline, while geophone and seismic-activity comparisons measure what monitoring signals add within the tested designs. TreeSHAP then identifies recurring energy, event-count and pulse contributions and shows where their relative importance changes. A high contribution and an incremental AP gain answer different questions: the first describes model reliance, and the second measures the value of adding information to an existing predictor.</w:t>
+        <w:t>Matched evaluation makes cohort composition visible in the interpretation of validation gaps. The large reduction in the LR and CART gaps shows why the tested shifts belong in the performance comparison alongside the training protocol. Probability assessment then supplies a separate decision-relevant distinction: calibration improvement and skill against a stated reference measure different properties of the forecasts.</w:t>
       </w:r>
     </w:p>
     <w:p>
       <w:r>
-        <w:t>Training-prior correction and frozen budgets complete this connection. Probability assessment establishes the effect of restoring the historical prior, and policy evaluation converts fitted scores into detected hazardous shifts, missed shifts and false-alert workload. For an engineer reviewing monitoring forecasts, these outputs support tracing an unusual prediction to its input signals and comparing warning rules against available inspection capacity.</w:t>
+        <w:t>The SHAP-ablation comparison provides an engineering reading of the monitoring signals. Energy and low-energy event counts strongly influence the fitted XGBoost predictions, while refitting without their group yields a positive pooled AP difference whose interval includes zero. This result motivates examining signal combinations and phase outcomes alongside global importance. The complete budget table carries that interpretation into warning consequences, making detections, missed shifts and false-alert workload available for the same policy comparison.</w:t>
       </w:r>
     </w:p>
     <w:p>
@@ -7753,7 +8794,7 @@
     </w:p>
     <w:p>
       <w:r>
-        <w:t>This study establishes a reproducible connection from mine-monitoring information to explainable seismic warning decisions. Matched test rows make validation gaps interpretable on a common population, and training-prior correction improves the LR probability scale using historical information. Engineering ablations quantify the contribution of monitoring groups, while TreeSHAP identifies recurring energy, event-count and pulse signals and traces changes in their use across phases. Frozen-budget evaluation translates forecasts into detection counts, missed hazardous shifts and inspection workload. The combined evidence provides a practical basis for reviewing which signals a forecasting model uses and what its warning policy requires.</w:t>
+        <w:t>This study establishes a common basis for evaluating seismic forecasting workflows and interpreting their warning consequences. Matching test rows substantially reduces the apparent random-versus-record-order gap, identifying evaluation-cohort composition as an essential part of the comparison. Training-prior correction improves LR calibration, with probability skill interpreted against explicit historical and retrospective references. Comparing TreeSHAP with refitted ablations distinguishes feature reliance from observed predictive gains, while complete warning-budget outcomes quantify the associated detection and false-alert workload. The contribution is an evidence-based evaluation of how monitoring information becomes a forecast and what that forecast requires of an inspection policy.</w:t>
       </w:r>
     </w:p>
     <w:p>
@@ -7766,12 +8807,12 @@
     </w:p>
     <w:p>
       <w:r>
-        <w:t>Source data are available from UCI [1] and the CSV mirror [2]. Saved evidence includes all feature-set predictions, inner-reference scores, fold audits, candidate-selection predictions and row-index manifests, bootstrap replicates, five random seeds, native XGBoost models, row-level TreeSHAP contributions and the predetermined case records. Each reported table is generated from these files. Source hashes and duplicate row mappings preserve the data version.</w:t>
+        <w:t>Source data are available from UCI [1] and the CSV mirror [2]. Saved evidence includes all feature-set predictions, inner-reference scores, fold audits, candidate-selection predictions and row-index manifests, bootstrap replicates, five random seeds, native XGBoost models, row-level TreeSHAP contributions and the predetermined case records. Result tables are generated from saved evidence. Source hashes and duplicate row mappings preserve the data version. Appendix Table A1 maps feature names to UCI definitions and the implemented engineering groups.</w:t>
       </w:r>
     </w:p>
     <w:p>
       <w:r>
-        <w:t>The extended analysis uses Python 3.12.14, NumPy 2.3.5, pandas 3.0.1, XGBoost 3.1.3 and SciPy 1.18.1. The legacy LR/CART baselines use the original verified Python 3.7 environment and retain their saved full-model predictions. To reproduce the extensions, install requirements-research.txt in a separate Python 3.12 environment, run run_engineering.py followed by run_research.py, and execute verify_research.py --replay. Report generation uses generate_report.py --docx; export_report.ps1 exports the Word document to PDF. The original experiment and report consistency checks remain available through verify_results.py --reports.</w:t>
+        <w:t>The extended analysis uses Python 3.12.14, NumPy 2.3.5, pandas 3.0.1, XGBoost 3.1.3 and SciPy 1.18.1. The legacy LR/CART baselines use the original verified Python 3.7 environment and retain their saved full-model predictions. To reproduce the extensions, install requirements-research.txt in a separate Python 3.12 environment, run run_engineering.py followed by run_research.py, run review_analysis.py to refresh the reference and stability supplements, and execute verify_research.py --replay. Report generation uses generate_report.py --docx; export_report.ps1 exports the Word document to PDF. The original experiment and report consistency checks remain available through verify_results.py --reports.</w:t>
       </w:r>
     </w:p>
     <w:p>
@@ -7877,6 +8918,7539 @@
         </w:rPr>
         <w:t>[8] XGBoost documentation. Booster.predict and exact feature contributions. https://xgboost.readthedocs.io/en/stable/python/python_api.html</w:t>
       </w:r>
+    </w:p>
+    <w:p>
+      <w:pPr>
+        <w:pStyle w:val="Heading1"/>
+      </w:pPr>
+      <w:r>
+        <w:t>Appendix A Feature definitions and phase evidence</w:t>
+      </w:r>
+    </w:p>
+    <w:p>
+      <w:pPr>
+        <w:pStyle w:val="Caption"/>
+        <w:keepNext/>
+      </w:pPr>
+      <w:r>
+        <w:t>Table A1. Implemented feature groups and concise UCI variable definitions [1]. GMax is the most active geophone. Constant marks a numeric column with one value in the audited mirror.</w:t>
+      </w:r>
+    </w:p>
+    <w:tbl>
+      <w:tblPr>
+        <w:tblW w:type="auto" w:w="0"/>
+        <w:jc w:val="center"/>
+        <w:tblLayout w:type="fixed"/>
+        <w:tblLook w:firstColumn="1" w:firstRow="1" w:lastColumn="0" w:lastRow="0" w:noHBand="0" w:noVBand="1" w:val="04A0"/>
+      </w:tblPr>
+      <w:tblGrid>
+        <w:gridCol w:w="1584"/>
+        <w:gridCol w:w="1584"/>
+        <w:gridCol w:w="4896"/>
+        <w:gridCol w:w="1296"/>
+      </w:tblGrid>
+      <w:tr>
+        <w:trPr>
+          <w:cantSplit/>
+          <w:tblHeader/>
+        </w:trPr>
+        <w:tc>
+          <w:tcPr>
+            <w:tcW w:type="dxa" w:w="1584"/>
+            <w:vAlign w:val="center"/>
+            <w:tcBorders>
+              <w:top w:val="single" w:sz="4" w:color="D9D9D9"/>
+              <w:left w:val="single" w:sz="4" w:color="D9D9D9"/>
+              <w:bottom w:val="single" w:sz="4" w:color="D9D9D9"/>
+              <w:right w:val="single" w:sz="4" w:color="D9D9D9"/>
+            </w:tcBorders>
+            <w:shd w:fill="F2F2F2"/>
+          </w:tcPr>
+          <w:p>
+            <w:pPr>
+              <w:keepNext/>
+              <w:spacing w:before="80" w:after="80"/>
+              <w:jc w:val="center"/>
+            </w:pPr>
+            <w:r>
+              <w:rPr>
+                <w:b/>
+                <w:sz w:val="19"/>
+              </w:rPr>
+              <w:t>Feature</w:t>
+            </w:r>
+          </w:p>
+        </w:tc>
+        <w:tc>
+          <w:tcPr>
+            <w:tcW w:type="dxa" w:w="1584"/>
+            <w:vAlign w:val="center"/>
+            <w:tcBorders>
+              <w:top w:val="single" w:sz="4" w:color="D9D9D9"/>
+              <w:left w:val="single" w:sz="4" w:color="D9D9D9"/>
+              <w:bottom w:val="single" w:sz="4" w:color="D9D9D9"/>
+              <w:right w:val="single" w:sz="4" w:color="D9D9D9"/>
+            </w:tcBorders>
+            <w:shd w:fill="F2F2F2"/>
+          </w:tcPr>
+          <w:p>
+            <w:pPr>
+              <w:keepNext/>
+              <w:spacing w:before="80" w:after="80"/>
+              <w:jc w:val="center"/>
+            </w:pPr>
+            <w:r>
+              <w:rPr>
+                <w:b/>
+                <w:sz w:val="19"/>
+              </w:rPr>
+              <w:t>Group</w:t>
+            </w:r>
+          </w:p>
+        </w:tc>
+        <w:tc>
+          <w:tcPr>
+            <w:tcW w:type="dxa" w:w="4896"/>
+            <w:vAlign w:val="center"/>
+            <w:tcBorders>
+              <w:top w:val="single" w:sz="4" w:color="D9D9D9"/>
+              <w:left w:val="single" w:sz="4" w:color="D9D9D9"/>
+              <w:bottom w:val="single" w:sz="4" w:color="D9D9D9"/>
+              <w:right w:val="single" w:sz="4" w:color="D9D9D9"/>
+            </w:tcBorders>
+            <w:shd w:fill="F2F2F2"/>
+          </w:tcPr>
+          <w:p>
+            <w:pPr>
+              <w:keepNext/>
+              <w:spacing w:before="80" w:after="80"/>
+              <w:jc w:val="center"/>
+            </w:pPr>
+            <w:r>
+              <w:rPr>
+                <w:b/>
+                <w:sz w:val="19"/>
+              </w:rPr>
+              <w:t>Definition</w:t>
+            </w:r>
+          </w:p>
+        </w:tc>
+        <w:tc>
+          <w:tcPr>
+            <w:tcW w:type="dxa" w:w="1296"/>
+            <w:vAlign w:val="center"/>
+            <w:tcBorders>
+              <w:top w:val="single" w:sz="4" w:color="D9D9D9"/>
+              <w:left w:val="single" w:sz="4" w:color="D9D9D9"/>
+              <w:bottom w:val="single" w:sz="4" w:color="D9D9D9"/>
+              <w:right w:val="single" w:sz="4" w:color="D9D9D9"/>
+            </w:tcBorders>
+            <w:shd w:fill="F2F2F2"/>
+          </w:tcPr>
+          <w:p>
+            <w:pPr>
+              <w:keepNext/>
+              <w:spacing w:before="80" w:after="80"/>
+              <w:jc w:val="center"/>
+            </w:pPr>
+            <w:r>
+              <w:rPr>
+                <w:b/>
+                <w:sz w:val="19"/>
+              </w:rPr>
+              <w:t>Encoding</w:t>
+            </w:r>
+          </w:p>
+        </w:tc>
+      </w:tr>
+      <w:tr>
+        <w:trPr>
+          <w:cantSplit/>
+        </w:trPr>
+        <w:tc>
+          <w:tcPr>
+            <w:tcW w:type="dxa" w:w="1584"/>
+            <w:vAlign w:val="center"/>
+            <w:tcBorders>
+              <w:top w:val="single" w:sz="4" w:color="D9D9D9"/>
+              <w:left w:val="single" w:sz="4" w:color="D9D9D9"/>
+              <w:bottom w:val="single" w:sz="4" w:color="D9D9D9"/>
+              <w:right w:val="single" w:sz="4" w:color="D9D9D9"/>
+            </w:tcBorders>
+          </w:tcPr>
+          <w:p>
+            <w:pPr>
+              <w:keepNext/>
+              <w:spacing w:before="80" w:after="80"/>
+              <w:jc w:val="center"/>
+            </w:pPr>
+            <w:r>
+              <w:rPr>
+                <w:b w:val="0"/>
+                <w:sz w:val="19"/>
+              </w:rPr>
+              <w:t>seismic</w:t>
+            </w:r>
+          </w:p>
+        </w:tc>
+        <w:tc>
+          <w:tcPr>
+            <w:tcW w:type="dxa" w:w="1584"/>
+            <w:vAlign w:val="center"/>
+            <w:tcBorders>
+              <w:top w:val="single" w:sz="4" w:color="D9D9D9"/>
+              <w:left w:val="single" w:sz="4" w:color="D9D9D9"/>
+              <w:bottom w:val="single" w:sz="4" w:color="D9D9D9"/>
+              <w:right w:val="single" w:sz="4" w:color="D9D9D9"/>
+            </w:tcBorders>
+          </w:tcPr>
+          <w:p>
+            <w:pPr>
+              <w:keepNext/>
+              <w:spacing w:before="80" w:after="80"/>
+              <w:jc w:val="center"/>
+            </w:pPr>
+            <w:r>
+              <w:rPr>
+                <w:b w:val="0"/>
+                <w:sz w:val="19"/>
+              </w:rPr>
+              <w:t>Hazard ratings</w:t>
+            </w:r>
+          </w:p>
+        </w:tc>
+        <w:tc>
+          <w:tcPr>
+            <w:tcW w:type="dxa" w:w="4896"/>
+            <w:vAlign w:val="center"/>
+            <w:tcBorders>
+              <w:top w:val="single" w:sz="4" w:color="D9D9D9"/>
+              <w:left w:val="single" w:sz="4" w:color="D9D9D9"/>
+              <w:bottom w:val="single" w:sz="4" w:color="D9D9D9"/>
+              <w:right w:val="single" w:sz="4" w:color="D9D9D9"/>
+            </w:tcBorders>
+          </w:tcPr>
+          <w:p>
+            <w:pPr>
+              <w:keepNext/>
+              <w:spacing w:before="80" w:after="80"/>
+              <w:jc w:val="center"/>
+            </w:pPr>
+            <w:r>
+              <w:rPr>
+                <w:b w:val="0"/>
+                <w:sz w:val="19"/>
+              </w:rPr>
+              <w:t>Seismic-method shift hazard rating</w:t>
+            </w:r>
+          </w:p>
+        </w:tc>
+        <w:tc>
+          <w:tcPr>
+            <w:tcW w:type="dxa" w:w="1296"/>
+            <w:vAlign w:val="center"/>
+            <w:tcBorders>
+              <w:top w:val="single" w:sz="4" w:color="D9D9D9"/>
+              <w:left w:val="single" w:sz="4" w:color="D9D9D9"/>
+              <w:bottom w:val="single" w:sz="4" w:color="D9D9D9"/>
+              <w:right w:val="single" w:sz="4" w:color="D9D9D9"/>
+            </w:tcBorders>
+          </w:tcPr>
+          <w:p>
+            <w:pPr>
+              <w:keepNext/>
+              <w:spacing w:before="80" w:after="80"/>
+              <w:jc w:val="center"/>
+            </w:pPr>
+            <w:r>
+              <w:rPr>
+                <w:b w:val="0"/>
+                <w:sz w:val="19"/>
+              </w:rPr>
+              <w:t>Ordinal a-d</w:t>
+            </w:r>
+          </w:p>
+        </w:tc>
+      </w:tr>
+      <w:tr>
+        <w:trPr>
+          <w:cantSplit/>
+        </w:trPr>
+        <w:tc>
+          <w:tcPr>
+            <w:tcW w:type="dxa" w:w="1584"/>
+            <w:vAlign w:val="center"/>
+            <w:tcBorders>
+              <w:top w:val="single" w:sz="4" w:color="D9D9D9"/>
+              <w:left w:val="single" w:sz="4" w:color="D9D9D9"/>
+              <w:bottom w:val="single" w:sz="4" w:color="D9D9D9"/>
+              <w:right w:val="single" w:sz="4" w:color="D9D9D9"/>
+            </w:tcBorders>
+          </w:tcPr>
+          <w:p>
+            <w:pPr>
+              <w:keepNext w:val="0"/>
+              <w:spacing w:before="80" w:after="80"/>
+              <w:jc w:val="center"/>
+            </w:pPr>
+            <w:r>
+              <w:rPr>
+                <w:b w:val="0"/>
+                <w:sz w:val="19"/>
+              </w:rPr>
+              <w:t>seismoacoustic</w:t>
+            </w:r>
+          </w:p>
+        </w:tc>
+        <w:tc>
+          <w:tcPr>
+            <w:tcW w:type="dxa" w:w="1584"/>
+            <w:vAlign w:val="center"/>
+            <w:tcBorders>
+              <w:top w:val="single" w:sz="4" w:color="D9D9D9"/>
+              <w:left w:val="single" w:sz="4" w:color="D9D9D9"/>
+              <w:bottom w:val="single" w:sz="4" w:color="D9D9D9"/>
+              <w:right w:val="single" w:sz="4" w:color="D9D9D9"/>
+            </w:tcBorders>
+          </w:tcPr>
+          <w:p>
+            <w:pPr>
+              <w:keepNext w:val="0"/>
+              <w:spacing w:before="80" w:after="80"/>
+              <w:jc w:val="center"/>
+            </w:pPr>
+            <w:r>
+              <w:rPr>
+                <w:b w:val="0"/>
+                <w:sz w:val="19"/>
+              </w:rPr>
+              <w:t>Hazard ratings</w:t>
+            </w:r>
+          </w:p>
+        </w:tc>
+        <w:tc>
+          <w:tcPr>
+            <w:tcW w:type="dxa" w:w="4896"/>
+            <w:vAlign w:val="center"/>
+            <w:tcBorders>
+              <w:top w:val="single" w:sz="4" w:color="D9D9D9"/>
+              <w:left w:val="single" w:sz="4" w:color="D9D9D9"/>
+              <w:bottom w:val="single" w:sz="4" w:color="D9D9D9"/>
+              <w:right w:val="single" w:sz="4" w:color="D9D9D9"/>
+            </w:tcBorders>
+          </w:tcPr>
+          <w:p>
+            <w:pPr>
+              <w:keepNext w:val="0"/>
+              <w:spacing w:before="80" w:after="80"/>
+              <w:jc w:val="center"/>
+            </w:pPr>
+            <w:r>
+              <w:rPr>
+                <w:b w:val="0"/>
+                <w:sz w:val="19"/>
+              </w:rPr>
+              <w:t>Seismoacoustic shift hazard rating</w:t>
+            </w:r>
+          </w:p>
+        </w:tc>
+        <w:tc>
+          <w:tcPr>
+            <w:tcW w:type="dxa" w:w="1296"/>
+            <w:vAlign w:val="center"/>
+            <w:tcBorders>
+              <w:top w:val="single" w:sz="4" w:color="D9D9D9"/>
+              <w:left w:val="single" w:sz="4" w:color="D9D9D9"/>
+              <w:bottom w:val="single" w:sz="4" w:color="D9D9D9"/>
+              <w:right w:val="single" w:sz="4" w:color="D9D9D9"/>
+            </w:tcBorders>
+          </w:tcPr>
+          <w:p>
+            <w:pPr>
+              <w:keepNext w:val="0"/>
+              <w:spacing w:before="80" w:after="80"/>
+              <w:jc w:val="center"/>
+            </w:pPr>
+            <w:r>
+              <w:rPr>
+                <w:b w:val="0"/>
+                <w:sz w:val="19"/>
+              </w:rPr>
+              <w:t>Ordinal a-d</w:t>
+            </w:r>
+          </w:p>
+        </w:tc>
+      </w:tr>
+      <w:tr>
+        <w:trPr>
+          <w:cantSplit/>
+        </w:trPr>
+        <w:tc>
+          <w:tcPr>
+            <w:tcW w:type="dxa" w:w="1584"/>
+            <w:vAlign w:val="center"/>
+            <w:tcBorders>
+              <w:top w:val="single" w:sz="4" w:color="D9D9D9"/>
+              <w:left w:val="single" w:sz="4" w:color="D9D9D9"/>
+              <w:bottom w:val="single" w:sz="4" w:color="D9D9D9"/>
+              <w:right w:val="single" w:sz="4" w:color="D9D9D9"/>
+            </w:tcBorders>
+          </w:tcPr>
+          <w:p>
+            <w:pPr>
+              <w:keepNext w:val="0"/>
+              <w:spacing w:before="80" w:after="80"/>
+              <w:jc w:val="center"/>
+            </w:pPr>
+            <w:r>
+              <w:rPr>
+                <w:b w:val="0"/>
+                <w:sz w:val="19"/>
+              </w:rPr>
+              <w:t>ghazard</w:t>
+            </w:r>
+          </w:p>
+        </w:tc>
+        <w:tc>
+          <w:tcPr>
+            <w:tcW w:type="dxa" w:w="1584"/>
+            <w:vAlign w:val="center"/>
+            <w:tcBorders>
+              <w:top w:val="single" w:sz="4" w:color="D9D9D9"/>
+              <w:left w:val="single" w:sz="4" w:color="D9D9D9"/>
+              <w:bottom w:val="single" w:sz="4" w:color="D9D9D9"/>
+              <w:right w:val="single" w:sz="4" w:color="D9D9D9"/>
+            </w:tcBorders>
+          </w:tcPr>
+          <w:p>
+            <w:pPr>
+              <w:keepNext w:val="0"/>
+              <w:spacing w:before="80" w:after="80"/>
+              <w:jc w:val="center"/>
+            </w:pPr>
+            <w:r>
+              <w:rPr>
+                <w:b w:val="0"/>
+                <w:sz w:val="19"/>
+              </w:rPr>
+              <w:t>Hazard ratings</w:t>
+            </w:r>
+          </w:p>
+        </w:tc>
+        <w:tc>
+          <w:tcPr>
+            <w:tcW w:type="dxa" w:w="4896"/>
+            <w:vAlign w:val="center"/>
+            <w:tcBorders>
+              <w:top w:val="single" w:sz="4" w:color="D9D9D9"/>
+              <w:left w:val="single" w:sz="4" w:color="D9D9D9"/>
+              <w:bottom w:val="single" w:sz="4" w:color="D9D9D9"/>
+              <w:right w:val="single" w:sz="4" w:color="D9D9D9"/>
+            </w:tcBorders>
+          </w:tcPr>
+          <w:p>
+            <w:pPr>
+              <w:keepNext w:val="0"/>
+              <w:spacing w:before="80" w:after="80"/>
+              <w:jc w:val="center"/>
+            </w:pPr>
+            <w:r>
+              <w:rPr>
+                <w:b w:val="0"/>
+                <w:sz w:val="19"/>
+              </w:rPr>
+              <w:t>GMax geophone hazard rating</w:t>
+            </w:r>
+          </w:p>
+        </w:tc>
+        <w:tc>
+          <w:tcPr>
+            <w:tcW w:type="dxa" w:w="1296"/>
+            <w:vAlign w:val="center"/>
+            <w:tcBorders>
+              <w:top w:val="single" w:sz="4" w:color="D9D9D9"/>
+              <w:left w:val="single" w:sz="4" w:color="D9D9D9"/>
+              <w:bottom w:val="single" w:sz="4" w:color="D9D9D9"/>
+              <w:right w:val="single" w:sz="4" w:color="D9D9D9"/>
+            </w:tcBorders>
+          </w:tcPr>
+          <w:p>
+            <w:pPr>
+              <w:keepNext w:val="0"/>
+              <w:spacing w:before="80" w:after="80"/>
+              <w:jc w:val="center"/>
+            </w:pPr>
+            <w:r>
+              <w:rPr>
+                <w:b w:val="0"/>
+                <w:sz w:val="19"/>
+              </w:rPr>
+              <w:t>Ordinal a-d</w:t>
+            </w:r>
+          </w:p>
+        </w:tc>
+      </w:tr>
+      <w:tr>
+        <w:trPr>
+          <w:cantSplit/>
+        </w:trPr>
+        <w:tc>
+          <w:tcPr>
+            <w:tcW w:type="dxa" w:w="1584"/>
+            <w:vAlign w:val="center"/>
+            <w:tcBorders>
+              <w:top w:val="single" w:sz="4" w:color="D9D9D9"/>
+              <w:left w:val="single" w:sz="4" w:color="D9D9D9"/>
+              <w:bottom w:val="single" w:sz="4" w:color="D9D9D9"/>
+              <w:right w:val="single" w:sz="4" w:color="D9D9D9"/>
+            </w:tcBorders>
+          </w:tcPr>
+          <w:p>
+            <w:pPr>
+              <w:keepNext w:val="0"/>
+              <w:spacing w:before="80" w:after="80"/>
+              <w:jc w:val="center"/>
+            </w:pPr>
+            <w:r>
+              <w:rPr>
+                <w:b w:val="0"/>
+                <w:sz w:val="19"/>
+              </w:rPr>
+              <w:t>genergy</w:t>
+            </w:r>
+          </w:p>
+        </w:tc>
+        <w:tc>
+          <w:tcPr>
+            <w:tcW w:type="dxa" w:w="1584"/>
+            <w:vAlign w:val="center"/>
+            <w:tcBorders>
+              <w:top w:val="single" w:sz="4" w:color="D9D9D9"/>
+              <w:left w:val="single" w:sz="4" w:color="D9D9D9"/>
+              <w:bottom w:val="single" w:sz="4" w:color="D9D9D9"/>
+              <w:right w:val="single" w:sz="4" w:color="D9D9D9"/>
+            </w:tcBorders>
+          </w:tcPr>
+          <w:p>
+            <w:pPr>
+              <w:keepNext w:val="0"/>
+              <w:spacing w:before="80" w:after="80"/>
+              <w:jc w:val="center"/>
+            </w:pPr>
+            <w:r>
+              <w:rPr>
+                <w:b w:val="0"/>
+                <w:sz w:val="19"/>
+              </w:rPr>
+              <w:t>Geophone</w:t>
+            </w:r>
+          </w:p>
+        </w:tc>
+        <w:tc>
+          <w:tcPr>
+            <w:tcW w:type="dxa" w:w="4896"/>
+            <w:vAlign w:val="center"/>
+            <w:tcBorders>
+              <w:top w:val="single" w:sz="4" w:color="D9D9D9"/>
+              <w:left w:val="single" w:sz="4" w:color="D9D9D9"/>
+              <w:bottom w:val="single" w:sz="4" w:color="D9D9D9"/>
+              <w:right w:val="single" w:sz="4" w:color="D9D9D9"/>
+            </w:tcBorders>
+          </w:tcPr>
+          <w:p>
+            <w:pPr>
+              <w:keepNext w:val="0"/>
+              <w:spacing w:before="80" w:after="80"/>
+              <w:jc w:val="center"/>
+            </w:pPr>
+            <w:r>
+              <w:rPr>
+                <w:b w:val="0"/>
+                <w:sz w:val="19"/>
+              </w:rPr>
+              <w:t>Previous-shift energy at GMax</w:t>
+            </w:r>
+          </w:p>
+        </w:tc>
+        <w:tc>
+          <w:tcPr>
+            <w:tcW w:type="dxa" w:w="1296"/>
+            <w:vAlign w:val="center"/>
+            <w:tcBorders>
+              <w:top w:val="single" w:sz="4" w:color="D9D9D9"/>
+              <w:left w:val="single" w:sz="4" w:color="D9D9D9"/>
+              <w:bottom w:val="single" w:sz="4" w:color="D9D9D9"/>
+              <w:right w:val="single" w:sz="4" w:color="D9D9D9"/>
+            </w:tcBorders>
+          </w:tcPr>
+          <w:p>
+            <w:pPr>
+              <w:keepNext w:val="0"/>
+              <w:spacing w:before="80" w:after="80"/>
+              <w:jc w:val="center"/>
+            </w:pPr>
+            <w:r>
+              <w:rPr>
+                <w:b w:val="0"/>
+                <w:sz w:val="19"/>
+              </w:rPr>
+              <w:t>Numeric</w:t>
+            </w:r>
+          </w:p>
+        </w:tc>
+      </w:tr>
+      <w:tr>
+        <w:trPr>
+          <w:cantSplit/>
+        </w:trPr>
+        <w:tc>
+          <w:tcPr>
+            <w:tcW w:type="dxa" w:w="1584"/>
+            <w:vAlign w:val="center"/>
+            <w:tcBorders>
+              <w:top w:val="single" w:sz="4" w:color="D9D9D9"/>
+              <w:left w:val="single" w:sz="4" w:color="D9D9D9"/>
+              <w:bottom w:val="single" w:sz="4" w:color="D9D9D9"/>
+              <w:right w:val="single" w:sz="4" w:color="D9D9D9"/>
+            </w:tcBorders>
+          </w:tcPr>
+          <w:p>
+            <w:pPr>
+              <w:keepNext w:val="0"/>
+              <w:spacing w:before="80" w:after="80"/>
+              <w:jc w:val="center"/>
+            </w:pPr>
+            <w:r>
+              <w:rPr>
+                <w:b w:val="0"/>
+                <w:sz w:val="19"/>
+              </w:rPr>
+              <w:t>gpuls</w:t>
+            </w:r>
+          </w:p>
+        </w:tc>
+        <w:tc>
+          <w:tcPr>
+            <w:tcW w:type="dxa" w:w="1584"/>
+            <w:vAlign w:val="center"/>
+            <w:tcBorders>
+              <w:top w:val="single" w:sz="4" w:color="D9D9D9"/>
+              <w:left w:val="single" w:sz="4" w:color="D9D9D9"/>
+              <w:bottom w:val="single" w:sz="4" w:color="D9D9D9"/>
+              <w:right w:val="single" w:sz="4" w:color="D9D9D9"/>
+            </w:tcBorders>
+          </w:tcPr>
+          <w:p>
+            <w:pPr>
+              <w:keepNext w:val="0"/>
+              <w:spacing w:before="80" w:after="80"/>
+              <w:jc w:val="center"/>
+            </w:pPr>
+            <w:r>
+              <w:rPr>
+                <w:b w:val="0"/>
+                <w:sz w:val="19"/>
+              </w:rPr>
+              <w:t>Geophone</w:t>
+            </w:r>
+          </w:p>
+        </w:tc>
+        <w:tc>
+          <w:tcPr>
+            <w:tcW w:type="dxa" w:w="4896"/>
+            <w:vAlign w:val="center"/>
+            <w:tcBorders>
+              <w:top w:val="single" w:sz="4" w:color="D9D9D9"/>
+              <w:left w:val="single" w:sz="4" w:color="D9D9D9"/>
+              <w:bottom w:val="single" w:sz="4" w:color="D9D9D9"/>
+              <w:right w:val="single" w:sz="4" w:color="D9D9D9"/>
+            </w:tcBorders>
+          </w:tcPr>
+          <w:p>
+            <w:pPr>
+              <w:keepNext w:val="0"/>
+              <w:spacing w:before="80" w:after="80"/>
+              <w:jc w:val="center"/>
+            </w:pPr>
+            <w:r>
+              <w:rPr>
+                <w:b w:val="0"/>
+                <w:sz w:val="19"/>
+              </w:rPr>
+              <w:t>Previous-shift pulse count at GMax</w:t>
+            </w:r>
+          </w:p>
+        </w:tc>
+        <w:tc>
+          <w:tcPr>
+            <w:tcW w:type="dxa" w:w="1296"/>
+            <w:vAlign w:val="center"/>
+            <w:tcBorders>
+              <w:top w:val="single" w:sz="4" w:color="D9D9D9"/>
+              <w:left w:val="single" w:sz="4" w:color="D9D9D9"/>
+              <w:bottom w:val="single" w:sz="4" w:color="D9D9D9"/>
+              <w:right w:val="single" w:sz="4" w:color="D9D9D9"/>
+            </w:tcBorders>
+          </w:tcPr>
+          <w:p>
+            <w:pPr>
+              <w:keepNext w:val="0"/>
+              <w:spacing w:before="80" w:after="80"/>
+              <w:jc w:val="center"/>
+            </w:pPr>
+            <w:r>
+              <w:rPr>
+                <w:b w:val="0"/>
+                <w:sz w:val="19"/>
+              </w:rPr>
+              <w:t>Numeric</w:t>
+            </w:r>
+          </w:p>
+        </w:tc>
+      </w:tr>
+      <w:tr>
+        <w:trPr>
+          <w:cantSplit/>
+        </w:trPr>
+        <w:tc>
+          <w:tcPr>
+            <w:tcW w:type="dxa" w:w="1584"/>
+            <w:vAlign w:val="center"/>
+            <w:tcBorders>
+              <w:top w:val="single" w:sz="4" w:color="D9D9D9"/>
+              <w:left w:val="single" w:sz="4" w:color="D9D9D9"/>
+              <w:bottom w:val="single" w:sz="4" w:color="D9D9D9"/>
+              <w:right w:val="single" w:sz="4" w:color="D9D9D9"/>
+            </w:tcBorders>
+          </w:tcPr>
+          <w:p>
+            <w:pPr>
+              <w:keepNext w:val="0"/>
+              <w:spacing w:before="80" w:after="80"/>
+              <w:jc w:val="center"/>
+            </w:pPr>
+            <w:r>
+              <w:rPr>
+                <w:b w:val="0"/>
+                <w:sz w:val="19"/>
+              </w:rPr>
+              <w:t>gdenergy</w:t>
+            </w:r>
+          </w:p>
+        </w:tc>
+        <w:tc>
+          <w:tcPr>
+            <w:tcW w:type="dxa" w:w="1584"/>
+            <w:vAlign w:val="center"/>
+            <w:tcBorders>
+              <w:top w:val="single" w:sz="4" w:color="D9D9D9"/>
+              <w:left w:val="single" w:sz="4" w:color="D9D9D9"/>
+              <w:bottom w:val="single" w:sz="4" w:color="D9D9D9"/>
+              <w:right w:val="single" w:sz="4" w:color="D9D9D9"/>
+            </w:tcBorders>
+          </w:tcPr>
+          <w:p>
+            <w:pPr>
+              <w:keepNext w:val="0"/>
+              <w:spacing w:before="80" w:after="80"/>
+              <w:jc w:val="center"/>
+            </w:pPr>
+            <w:r>
+              <w:rPr>
+                <w:b w:val="0"/>
+                <w:sz w:val="19"/>
+              </w:rPr>
+              <w:t>Geophone</w:t>
+            </w:r>
+          </w:p>
+        </w:tc>
+        <w:tc>
+          <w:tcPr>
+            <w:tcW w:type="dxa" w:w="4896"/>
+            <w:vAlign w:val="center"/>
+            <w:tcBorders>
+              <w:top w:val="single" w:sz="4" w:color="D9D9D9"/>
+              <w:left w:val="single" w:sz="4" w:color="D9D9D9"/>
+              <w:bottom w:val="single" w:sz="4" w:color="D9D9D9"/>
+              <w:right w:val="single" w:sz="4" w:color="D9D9D9"/>
+            </w:tcBorders>
+          </w:tcPr>
+          <w:p>
+            <w:pPr>
+              <w:keepNext w:val="0"/>
+              <w:spacing w:before="80" w:after="80"/>
+              <w:jc w:val="center"/>
+            </w:pPr>
+            <w:r>
+              <w:rPr>
+                <w:b w:val="0"/>
+                <w:sz w:val="19"/>
+              </w:rPr>
+              <w:t>Energy deviation from previous eight-shift mean</w:t>
+            </w:r>
+          </w:p>
+        </w:tc>
+        <w:tc>
+          <w:tcPr>
+            <w:tcW w:type="dxa" w:w="1296"/>
+            <w:vAlign w:val="center"/>
+            <w:tcBorders>
+              <w:top w:val="single" w:sz="4" w:color="D9D9D9"/>
+              <w:left w:val="single" w:sz="4" w:color="D9D9D9"/>
+              <w:bottom w:val="single" w:sz="4" w:color="D9D9D9"/>
+              <w:right w:val="single" w:sz="4" w:color="D9D9D9"/>
+            </w:tcBorders>
+          </w:tcPr>
+          <w:p>
+            <w:pPr>
+              <w:keepNext w:val="0"/>
+              <w:spacing w:before="80" w:after="80"/>
+              <w:jc w:val="center"/>
+            </w:pPr>
+            <w:r>
+              <w:rPr>
+                <w:b w:val="0"/>
+                <w:sz w:val="19"/>
+              </w:rPr>
+              <w:t>Numeric</w:t>
+            </w:r>
+          </w:p>
+        </w:tc>
+      </w:tr>
+      <w:tr>
+        <w:trPr>
+          <w:cantSplit/>
+        </w:trPr>
+        <w:tc>
+          <w:tcPr>
+            <w:tcW w:type="dxa" w:w="1584"/>
+            <w:vAlign w:val="center"/>
+            <w:tcBorders>
+              <w:top w:val="single" w:sz="4" w:color="D9D9D9"/>
+              <w:left w:val="single" w:sz="4" w:color="D9D9D9"/>
+              <w:bottom w:val="single" w:sz="4" w:color="D9D9D9"/>
+              <w:right w:val="single" w:sz="4" w:color="D9D9D9"/>
+            </w:tcBorders>
+          </w:tcPr>
+          <w:p>
+            <w:pPr>
+              <w:keepNext w:val="0"/>
+              <w:spacing w:before="80" w:after="80"/>
+              <w:jc w:val="center"/>
+            </w:pPr>
+            <w:r>
+              <w:rPr>
+                <w:b w:val="0"/>
+                <w:sz w:val="19"/>
+              </w:rPr>
+              <w:t>gdpuls</w:t>
+            </w:r>
+          </w:p>
+        </w:tc>
+        <w:tc>
+          <w:tcPr>
+            <w:tcW w:type="dxa" w:w="1584"/>
+            <w:vAlign w:val="center"/>
+            <w:tcBorders>
+              <w:top w:val="single" w:sz="4" w:color="D9D9D9"/>
+              <w:left w:val="single" w:sz="4" w:color="D9D9D9"/>
+              <w:bottom w:val="single" w:sz="4" w:color="D9D9D9"/>
+              <w:right w:val="single" w:sz="4" w:color="D9D9D9"/>
+            </w:tcBorders>
+          </w:tcPr>
+          <w:p>
+            <w:pPr>
+              <w:keepNext w:val="0"/>
+              <w:spacing w:before="80" w:after="80"/>
+              <w:jc w:val="center"/>
+            </w:pPr>
+            <w:r>
+              <w:rPr>
+                <w:b w:val="0"/>
+                <w:sz w:val="19"/>
+              </w:rPr>
+              <w:t>Geophone</w:t>
+            </w:r>
+          </w:p>
+        </w:tc>
+        <w:tc>
+          <w:tcPr>
+            <w:tcW w:type="dxa" w:w="4896"/>
+            <w:vAlign w:val="center"/>
+            <w:tcBorders>
+              <w:top w:val="single" w:sz="4" w:color="D9D9D9"/>
+              <w:left w:val="single" w:sz="4" w:color="D9D9D9"/>
+              <w:bottom w:val="single" w:sz="4" w:color="D9D9D9"/>
+              <w:right w:val="single" w:sz="4" w:color="D9D9D9"/>
+            </w:tcBorders>
+          </w:tcPr>
+          <w:p>
+            <w:pPr>
+              <w:keepNext w:val="0"/>
+              <w:spacing w:before="80" w:after="80"/>
+              <w:jc w:val="center"/>
+            </w:pPr>
+            <w:r>
+              <w:rPr>
+                <w:b w:val="0"/>
+                <w:sz w:val="19"/>
+              </w:rPr>
+              <w:t>Pulse-count deviation from previous eight-shift mean</w:t>
+            </w:r>
+          </w:p>
+        </w:tc>
+        <w:tc>
+          <w:tcPr>
+            <w:tcW w:type="dxa" w:w="1296"/>
+            <w:vAlign w:val="center"/>
+            <w:tcBorders>
+              <w:top w:val="single" w:sz="4" w:color="D9D9D9"/>
+              <w:left w:val="single" w:sz="4" w:color="D9D9D9"/>
+              <w:bottom w:val="single" w:sz="4" w:color="D9D9D9"/>
+              <w:right w:val="single" w:sz="4" w:color="D9D9D9"/>
+            </w:tcBorders>
+          </w:tcPr>
+          <w:p>
+            <w:pPr>
+              <w:keepNext w:val="0"/>
+              <w:spacing w:before="80" w:after="80"/>
+              <w:jc w:val="center"/>
+            </w:pPr>
+            <w:r>
+              <w:rPr>
+                <w:b w:val="0"/>
+                <w:sz w:val="19"/>
+              </w:rPr>
+              <w:t>Numeric</w:t>
+            </w:r>
+          </w:p>
+        </w:tc>
+      </w:tr>
+      <w:tr>
+        <w:trPr>
+          <w:cantSplit/>
+        </w:trPr>
+        <w:tc>
+          <w:tcPr>
+            <w:tcW w:type="dxa" w:w="1584"/>
+            <w:vAlign w:val="center"/>
+            <w:tcBorders>
+              <w:top w:val="single" w:sz="4" w:color="D9D9D9"/>
+              <w:left w:val="single" w:sz="4" w:color="D9D9D9"/>
+              <w:bottom w:val="single" w:sz="4" w:color="D9D9D9"/>
+              <w:right w:val="single" w:sz="4" w:color="D9D9D9"/>
+            </w:tcBorders>
+          </w:tcPr>
+          <w:p>
+            <w:pPr>
+              <w:keepNext w:val="0"/>
+              <w:spacing w:before="80" w:after="80"/>
+              <w:jc w:val="center"/>
+            </w:pPr>
+            <w:r>
+              <w:rPr>
+                <w:b w:val="0"/>
+                <w:sz w:val="19"/>
+              </w:rPr>
+              <w:t>shift</w:t>
+            </w:r>
+          </w:p>
+        </w:tc>
+        <w:tc>
+          <w:tcPr>
+            <w:tcW w:type="dxa" w:w="1584"/>
+            <w:vAlign w:val="center"/>
+            <w:tcBorders>
+              <w:top w:val="single" w:sz="4" w:color="D9D9D9"/>
+              <w:left w:val="single" w:sz="4" w:color="D9D9D9"/>
+              <w:bottom w:val="single" w:sz="4" w:color="D9D9D9"/>
+              <w:right w:val="single" w:sz="4" w:color="D9D9D9"/>
+            </w:tcBorders>
+          </w:tcPr>
+          <w:p>
+            <w:pPr>
+              <w:keepNext w:val="0"/>
+              <w:spacing w:before="80" w:after="80"/>
+              <w:jc w:val="center"/>
+            </w:pPr>
+            <w:r>
+              <w:rPr>
+                <w:b w:val="0"/>
+                <w:sz w:val="19"/>
+              </w:rPr>
+              <w:t>Operation</w:t>
+            </w:r>
+          </w:p>
+        </w:tc>
+        <w:tc>
+          <w:tcPr>
+            <w:tcW w:type="dxa" w:w="4896"/>
+            <w:vAlign w:val="center"/>
+            <w:tcBorders>
+              <w:top w:val="single" w:sz="4" w:color="D9D9D9"/>
+              <w:left w:val="single" w:sz="4" w:color="D9D9D9"/>
+              <w:bottom w:val="single" w:sz="4" w:color="D9D9D9"/>
+              <w:right w:val="single" w:sz="4" w:color="D9D9D9"/>
+            </w:tcBorders>
+          </w:tcPr>
+          <w:p>
+            <w:pPr>
+              <w:keepNext w:val="0"/>
+              <w:spacing w:before="80" w:after="80"/>
+              <w:jc w:val="center"/>
+            </w:pPr>
+            <w:r>
+              <w:rPr>
+                <w:b w:val="0"/>
+                <w:sz w:val="19"/>
+              </w:rPr>
+              <w:t>Coal-getting W or preparation N</w:t>
+            </w:r>
+          </w:p>
+        </w:tc>
+        <w:tc>
+          <w:tcPr>
+            <w:tcW w:type="dxa" w:w="1296"/>
+            <w:vAlign w:val="center"/>
+            <w:tcBorders>
+              <w:top w:val="single" w:sz="4" w:color="D9D9D9"/>
+              <w:left w:val="single" w:sz="4" w:color="D9D9D9"/>
+              <w:bottom w:val="single" w:sz="4" w:color="D9D9D9"/>
+              <w:right w:val="single" w:sz="4" w:color="D9D9D9"/>
+            </w:tcBorders>
+          </w:tcPr>
+          <w:p>
+            <w:pPr>
+              <w:keepNext w:val="0"/>
+              <w:spacing w:before="80" w:after="80"/>
+              <w:jc w:val="center"/>
+            </w:pPr>
+            <w:r>
+              <w:rPr>
+                <w:b w:val="0"/>
+                <w:sz w:val="19"/>
+              </w:rPr>
+              <w:t>Binary</w:t>
+            </w:r>
+          </w:p>
+        </w:tc>
+      </w:tr>
+      <w:tr>
+        <w:trPr>
+          <w:cantSplit/>
+        </w:trPr>
+        <w:tc>
+          <w:tcPr>
+            <w:tcW w:type="dxa" w:w="1584"/>
+            <w:vAlign w:val="center"/>
+            <w:tcBorders>
+              <w:top w:val="single" w:sz="4" w:color="D9D9D9"/>
+              <w:left w:val="single" w:sz="4" w:color="D9D9D9"/>
+              <w:bottom w:val="single" w:sz="4" w:color="D9D9D9"/>
+              <w:right w:val="single" w:sz="4" w:color="D9D9D9"/>
+            </w:tcBorders>
+          </w:tcPr>
+          <w:p>
+            <w:pPr>
+              <w:keepNext w:val="0"/>
+              <w:spacing w:before="80" w:after="80"/>
+              <w:jc w:val="center"/>
+            </w:pPr>
+            <w:r>
+              <w:rPr>
+                <w:b w:val="0"/>
+                <w:sz w:val="19"/>
+              </w:rPr>
+              <w:t>energy</w:t>
+            </w:r>
+          </w:p>
+        </w:tc>
+        <w:tc>
+          <w:tcPr>
+            <w:tcW w:type="dxa" w:w="1584"/>
+            <w:vAlign w:val="center"/>
+            <w:tcBorders>
+              <w:top w:val="single" w:sz="4" w:color="D9D9D9"/>
+              <w:left w:val="single" w:sz="4" w:color="D9D9D9"/>
+              <w:bottom w:val="single" w:sz="4" w:color="D9D9D9"/>
+              <w:right w:val="single" w:sz="4" w:color="D9D9D9"/>
+            </w:tcBorders>
+          </w:tcPr>
+          <w:p>
+            <w:pPr>
+              <w:keepNext w:val="0"/>
+              <w:spacing w:before="80" w:after="80"/>
+              <w:jc w:val="center"/>
+            </w:pPr>
+            <w:r>
+              <w:rPr>
+                <w:b w:val="0"/>
+                <w:sz w:val="19"/>
+              </w:rPr>
+              <w:t>Seismic activity</w:t>
+            </w:r>
+          </w:p>
+        </w:tc>
+        <w:tc>
+          <w:tcPr>
+            <w:tcW w:type="dxa" w:w="4896"/>
+            <w:vAlign w:val="center"/>
+            <w:tcBorders>
+              <w:top w:val="single" w:sz="4" w:color="D9D9D9"/>
+              <w:left w:val="single" w:sz="4" w:color="D9D9D9"/>
+              <w:bottom w:val="single" w:sz="4" w:color="D9D9D9"/>
+              <w:right w:val="single" w:sz="4" w:color="D9D9D9"/>
+            </w:tcBorders>
+          </w:tcPr>
+          <w:p>
+            <w:pPr>
+              <w:keepNext w:val="0"/>
+              <w:spacing w:before="80" w:after="80"/>
+              <w:jc w:val="center"/>
+            </w:pPr>
+            <w:r>
+              <w:rPr>
+                <w:b w:val="0"/>
+                <w:sz w:val="19"/>
+              </w:rPr>
+              <w:t>Previous-shift total bump energy</w:t>
+            </w:r>
+          </w:p>
+        </w:tc>
+        <w:tc>
+          <w:tcPr>
+            <w:tcW w:type="dxa" w:w="1296"/>
+            <w:vAlign w:val="center"/>
+            <w:tcBorders>
+              <w:top w:val="single" w:sz="4" w:color="D9D9D9"/>
+              <w:left w:val="single" w:sz="4" w:color="D9D9D9"/>
+              <w:bottom w:val="single" w:sz="4" w:color="D9D9D9"/>
+              <w:right w:val="single" w:sz="4" w:color="D9D9D9"/>
+            </w:tcBorders>
+          </w:tcPr>
+          <w:p>
+            <w:pPr>
+              <w:keepNext w:val="0"/>
+              <w:spacing w:before="80" w:after="80"/>
+              <w:jc w:val="center"/>
+            </w:pPr>
+            <w:r>
+              <w:rPr>
+                <w:b w:val="0"/>
+                <w:sz w:val="19"/>
+              </w:rPr>
+              <w:t>Numeric</w:t>
+            </w:r>
+          </w:p>
+        </w:tc>
+      </w:tr>
+      <w:tr>
+        <w:trPr>
+          <w:cantSplit/>
+        </w:trPr>
+        <w:tc>
+          <w:tcPr>
+            <w:tcW w:type="dxa" w:w="1584"/>
+            <w:vAlign w:val="center"/>
+            <w:tcBorders>
+              <w:top w:val="single" w:sz="4" w:color="D9D9D9"/>
+              <w:left w:val="single" w:sz="4" w:color="D9D9D9"/>
+              <w:bottom w:val="single" w:sz="4" w:color="D9D9D9"/>
+              <w:right w:val="single" w:sz="4" w:color="D9D9D9"/>
+            </w:tcBorders>
+          </w:tcPr>
+          <w:p>
+            <w:pPr>
+              <w:keepNext w:val="0"/>
+              <w:spacing w:before="80" w:after="80"/>
+              <w:jc w:val="center"/>
+            </w:pPr>
+            <w:r>
+              <w:rPr>
+                <w:b w:val="0"/>
+                <w:sz w:val="19"/>
+              </w:rPr>
+              <w:t>maxenergy</w:t>
+            </w:r>
+          </w:p>
+        </w:tc>
+        <w:tc>
+          <w:tcPr>
+            <w:tcW w:type="dxa" w:w="1584"/>
+            <w:vAlign w:val="center"/>
+            <w:tcBorders>
+              <w:top w:val="single" w:sz="4" w:color="D9D9D9"/>
+              <w:left w:val="single" w:sz="4" w:color="D9D9D9"/>
+              <w:bottom w:val="single" w:sz="4" w:color="D9D9D9"/>
+              <w:right w:val="single" w:sz="4" w:color="D9D9D9"/>
+            </w:tcBorders>
+          </w:tcPr>
+          <w:p>
+            <w:pPr>
+              <w:keepNext w:val="0"/>
+              <w:spacing w:before="80" w:after="80"/>
+              <w:jc w:val="center"/>
+            </w:pPr>
+            <w:r>
+              <w:rPr>
+                <w:b w:val="0"/>
+                <w:sz w:val="19"/>
+              </w:rPr>
+              <w:t>Seismic activity</w:t>
+            </w:r>
+          </w:p>
+        </w:tc>
+        <w:tc>
+          <w:tcPr>
+            <w:tcW w:type="dxa" w:w="4896"/>
+            <w:vAlign w:val="center"/>
+            <w:tcBorders>
+              <w:top w:val="single" w:sz="4" w:color="D9D9D9"/>
+              <w:left w:val="single" w:sz="4" w:color="D9D9D9"/>
+              <w:bottom w:val="single" w:sz="4" w:color="D9D9D9"/>
+              <w:right w:val="single" w:sz="4" w:color="D9D9D9"/>
+            </w:tcBorders>
+          </w:tcPr>
+          <w:p>
+            <w:pPr>
+              <w:keepNext w:val="0"/>
+              <w:spacing w:before="80" w:after="80"/>
+              <w:jc w:val="center"/>
+            </w:pPr>
+            <w:r>
+              <w:rPr>
+                <w:b w:val="0"/>
+                <w:sz w:val="19"/>
+              </w:rPr>
+              <w:t>Previous-shift maximum bump energy</w:t>
+            </w:r>
+          </w:p>
+        </w:tc>
+        <w:tc>
+          <w:tcPr>
+            <w:tcW w:type="dxa" w:w="1296"/>
+            <w:vAlign w:val="center"/>
+            <w:tcBorders>
+              <w:top w:val="single" w:sz="4" w:color="D9D9D9"/>
+              <w:left w:val="single" w:sz="4" w:color="D9D9D9"/>
+              <w:bottom w:val="single" w:sz="4" w:color="D9D9D9"/>
+              <w:right w:val="single" w:sz="4" w:color="D9D9D9"/>
+            </w:tcBorders>
+          </w:tcPr>
+          <w:p>
+            <w:pPr>
+              <w:keepNext w:val="0"/>
+              <w:spacing w:before="80" w:after="80"/>
+              <w:jc w:val="center"/>
+            </w:pPr>
+            <w:r>
+              <w:rPr>
+                <w:b w:val="0"/>
+                <w:sz w:val="19"/>
+              </w:rPr>
+              <w:t>Numeric</w:t>
+            </w:r>
+          </w:p>
+        </w:tc>
+      </w:tr>
+      <w:tr>
+        <w:trPr>
+          <w:cantSplit/>
+        </w:trPr>
+        <w:tc>
+          <w:tcPr>
+            <w:tcW w:type="dxa" w:w="1584"/>
+            <w:vAlign w:val="center"/>
+            <w:tcBorders>
+              <w:top w:val="single" w:sz="4" w:color="D9D9D9"/>
+              <w:left w:val="single" w:sz="4" w:color="D9D9D9"/>
+              <w:bottom w:val="single" w:sz="4" w:color="D9D9D9"/>
+              <w:right w:val="single" w:sz="4" w:color="D9D9D9"/>
+            </w:tcBorders>
+          </w:tcPr>
+          <w:p>
+            <w:pPr>
+              <w:keepNext w:val="0"/>
+              <w:spacing w:before="80" w:after="80"/>
+              <w:jc w:val="center"/>
+            </w:pPr>
+            <w:r>
+              <w:rPr>
+                <w:b w:val="0"/>
+                <w:sz w:val="19"/>
+              </w:rPr>
+              <w:t>nbumps2</w:t>
+            </w:r>
+          </w:p>
+        </w:tc>
+        <w:tc>
+          <w:tcPr>
+            <w:tcW w:type="dxa" w:w="1584"/>
+            <w:vAlign w:val="center"/>
+            <w:tcBorders>
+              <w:top w:val="single" w:sz="4" w:color="D9D9D9"/>
+              <w:left w:val="single" w:sz="4" w:color="D9D9D9"/>
+              <w:bottom w:val="single" w:sz="4" w:color="D9D9D9"/>
+              <w:right w:val="single" w:sz="4" w:color="D9D9D9"/>
+            </w:tcBorders>
+          </w:tcPr>
+          <w:p>
+            <w:pPr>
+              <w:keepNext w:val="0"/>
+              <w:spacing w:before="80" w:after="80"/>
+              <w:jc w:val="center"/>
+            </w:pPr>
+            <w:r>
+              <w:rPr>
+                <w:b w:val="0"/>
+                <w:sz w:val="19"/>
+              </w:rPr>
+              <w:t>Seismic activity</w:t>
+            </w:r>
+          </w:p>
+        </w:tc>
+        <w:tc>
+          <w:tcPr>
+            <w:tcW w:type="dxa" w:w="4896"/>
+            <w:vAlign w:val="center"/>
+            <w:tcBorders>
+              <w:top w:val="single" w:sz="4" w:color="D9D9D9"/>
+              <w:left w:val="single" w:sz="4" w:color="D9D9D9"/>
+              <w:bottom w:val="single" w:sz="4" w:color="D9D9D9"/>
+              <w:right w:val="single" w:sz="4" w:color="D9D9D9"/>
+            </w:tcBorders>
+          </w:tcPr>
+          <w:p>
+            <w:pPr>
+              <w:keepNext w:val="0"/>
+              <w:spacing w:before="80" w:after="80"/>
+              <w:jc w:val="center"/>
+            </w:pPr>
+            <w:r>
+              <w:rPr>
+                <w:b w:val="0"/>
+                <w:sz w:val="19"/>
+              </w:rPr>
+              <w:t>Previous-shift bump count in [10^2, 10^3) J</w:t>
+            </w:r>
+          </w:p>
+        </w:tc>
+        <w:tc>
+          <w:tcPr>
+            <w:tcW w:type="dxa" w:w="1296"/>
+            <w:vAlign w:val="center"/>
+            <w:tcBorders>
+              <w:top w:val="single" w:sz="4" w:color="D9D9D9"/>
+              <w:left w:val="single" w:sz="4" w:color="D9D9D9"/>
+              <w:bottom w:val="single" w:sz="4" w:color="D9D9D9"/>
+              <w:right w:val="single" w:sz="4" w:color="D9D9D9"/>
+            </w:tcBorders>
+          </w:tcPr>
+          <w:p>
+            <w:pPr>
+              <w:keepNext w:val="0"/>
+              <w:spacing w:before="80" w:after="80"/>
+              <w:jc w:val="center"/>
+            </w:pPr>
+            <w:r>
+              <w:rPr>
+                <w:b w:val="0"/>
+                <w:sz w:val="19"/>
+              </w:rPr>
+              <w:t>Numeric</w:t>
+            </w:r>
+          </w:p>
+        </w:tc>
+      </w:tr>
+      <w:tr>
+        <w:trPr>
+          <w:cantSplit/>
+        </w:trPr>
+        <w:tc>
+          <w:tcPr>
+            <w:tcW w:type="dxa" w:w="1584"/>
+            <w:vAlign w:val="center"/>
+            <w:tcBorders>
+              <w:top w:val="single" w:sz="4" w:color="D9D9D9"/>
+              <w:left w:val="single" w:sz="4" w:color="D9D9D9"/>
+              <w:bottom w:val="single" w:sz="4" w:color="D9D9D9"/>
+              <w:right w:val="single" w:sz="4" w:color="D9D9D9"/>
+            </w:tcBorders>
+          </w:tcPr>
+          <w:p>
+            <w:pPr>
+              <w:keepNext w:val="0"/>
+              <w:spacing w:before="80" w:after="80"/>
+              <w:jc w:val="center"/>
+            </w:pPr>
+            <w:r>
+              <w:rPr>
+                <w:b w:val="0"/>
+                <w:sz w:val="19"/>
+              </w:rPr>
+              <w:t>nbumps3</w:t>
+            </w:r>
+          </w:p>
+        </w:tc>
+        <w:tc>
+          <w:tcPr>
+            <w:tcW w:type="dxa" w:w="1584"/>
+            <w:vAlign w:val="center"/>
+            <w:tcBorders>
+              <w:top w:val="single" w:sz="4" w:color="D9D9D9"/>
+              <w:left w:val="single" w:sz="4" w:color="D9D9D9"/>
+              <w:bottom w:val="single" w:sz="4" w:color="D9D9D9"/>
+              <w:right w:val="single" w:sz="4" w:color="D9D9D9"/>
+            </w:tcBorders>
+          </w:tcPr>
+          <w:p>
+            <w:pPr>
+              <w:keepNext w:val="0"/>
+              <w:spacing w:before="80" w:after="80"/>
+              <w:jc w:val="center"/>
+            </w:pPr>
+            <w:r>
+              <w:rPr>
+                <w:b w:val="0"/>
+                <w:sz w:val="19"/>
+              </w:rPr>
+              <w:t>Seismic activity</w:t>
+            </w:r>
+          </w:p>
+        </w:tc>
+        <w:tc>
+          <w:tcPr>
+            <w:tcW w:type="dxa" w:w="4896"/>
+            <w:vAlign w:val="center"/>
+            <w:tcBorders>
+              <w:top w:val="single" w:sz="4" w:color="D9D9D9"/>
+              <w:left w:val="single" w:sz="4" w:color="D9D9D9"/>
+              <w:bottom w:val="single" w:sz="4" w:color="D9D9D9"/>
+              <w:right w:val="single" w:sz="4" w:color="D9D9D9"/>
+            </w:tcBorders>
+          </w:tcPr>
+          <w:p>
+            <w:pPr>
+              <w:keepNext w:val="0"/>
+              <w:spacing w:before="80" w:after="80"/>
+              <w:jc w:val="center"/>
+            </w:pPr>
+            <w:r>
+              <w:rPr>
+                <w:b w:val="0"/>
+                <w:sz w:val="19"/>
+              </w:rPr>
+              <w:t>Previous-shift bump count in [10^3, 10^4) J</w:t>
+            </w:r>
+          </w:p>
+        </w:tc>
+        <w:tc>
+          <w:tcPr>
+            <w:tcW w:type="dxa" w:w="1296"/>
+            <w:vAlign w:val="center"/>
+            <w:tcBorders>
+              <w:top w:val="single" w:sz="4" w:color="D9D9D9"/>
+              <w:left w:val="single" w:sz="4" w:color="D9D9D9"/>
+              <w:bottom w:val="single" w:sz="4" w:color="D9D9D9"/>
+              <w:right w:val="single" w:sz="4" w:color="D9D9D9"/>
+            </w:tcBorders>
+          </w:tcPr>
+          <w:p>
+            <w:pPr>
+              <w:keepNext w:val="0"/>
+              <w:spacing w:before="80" w:after="80"/>
+              <w:jc w:val="center"/>
+            </w:pPr>
+            <w:r>
+              <w:rPr>
+                <w:b w:val="0"/>
+                <w:sz w:val="19"/>
+              </w:rPr>
+              <w:t>Numeric</w:t>
+            </w:r>
+          </w:p>
+        </w:tc>
+      </w:tr>
+      <w:tr>
+        <w:trPr>
+          <w:cantSplit/>
+        </w:trPr>
+        <w:tc>
+          <w:tcPr>
+            <w:tcW w:type="dxa" w:w="1584"/>
+            <w:vAlign w:val="center"/>
+            <w:tcBorders>
+              <w:top w:val="single" w:sz="4" w:color="D9D9D9"/>
+              <w:left w:val="single" w:sz="4" w:color="D9D9D9"/>
+              <w:bottom w:val="single" w:sz="4" w:color="D9D9D9"/>
+              <w:right w:val="single" w:sz="4" w:color="D9D9D9"/>
+            </w:tcBorders>
+          </w:tcPr>
+          <w:p>
+            <w:pPr>
+              <w:keepNext w:val="0"/>
+              <w:spacing w:before="80" w:after="80"/>
+              <w:jc w:val="center"/>
+            </w:pPr>
+            <w:r>
+              <w:rPr>
+                <w:b w:val="0"/>
+                <w:sz w:val="19"/>
+              </w:rPr>
+              <w:t>nbumps4</w:t>
+            </w:r>
+          </w:p>
+        </w:tc>
+        <w:tc>
+          <w:tcPr>
+            <w:tcW w:type="dxa" w:w="1584"/>
+            <w:vAlign w:val="center"/>
+            <w:tcBorders>
+              <w:top w:val="single" w:sz="4" w:color="D9D9D9"/>
+              <w:left w:val="single" w:sz="4" w:color="D9D9D9"/>
+              <w:bottom w:val="single" w:sz="4" w:color="D9D9D9"/>
+              <w:right w:val="single" w:sz="4" w:color="D9D9D9"/>
+            </w:tcBorders>
+          </w:tcPr>
+          <w:p>
+            <w:pPr>
+              <w:keepNext w:val="0"/>
+              <w:spacing w:before="80" w:after="80"/>
+              <w:jc w:val="center"/>
+            </w:pPr>
+            <w:r>
+              <w:rPr>
+                <w:b w:val="0"/>
+                <w:sz w:val="19"/>
+              </w:rPr>
+              <w:t>Seismic activity</w:t>
+            </w:r>
+          </w:p>
+        </w:tc>
+        <w:tc>
+          <w:tcPr>
+            <w:tcW w:type="dxa" w:w="4896"/>
+            <w:vAlign w:val="center"/>
+            <w:tcBorders>
+              <w:top w:val="single" w:sz="4" w:color="D9D9D9"/>
+              <w:left w:val="single" w:sz="4" w:color="D9D9D9"/>
+              <w:bottom w:val="single" w:sz="4" w:color="D9D9D9"/>
+              <w:right w:val="single" w:sz="4" w:color="D9D9D9"/>
+            </w:tcBorders>
+          </w:tcPr>
+          <w:p>
+            <w:pPr>
+              <w:keepNext w:val="0"/>
+              <w:spacing w:before="80" w:after="80"/>
+              <w:jc w:val="center"/>
+            </w:pPr>
+            <w:r>
+              <w:rPr>
+                <w:b w:val="0"/>
+                <w:sz w:val="19"/>
+              </w:rPr>
+              <w:t>Previous-shift bump count in [10^4, 10^5) J</w:t>
+            </w:r>
+          </w:p>
+        </w:tc>
+        <w:tc>
+          <w:tcPr>
+            <w:tcW w:type="dxa" w:w="1296"/>
+            <w:vAlign w:val="center"/>
+            <w:tcBorders>
+              <w:top w:val="single" w:sz="4" w:color="D9D9D9"/>
+              <w:left w:val="single" w:sz="4" w:color="D9D9D9"/>
+              <w:bottom w:val="single" w:sz="4" w:color="D9D9D9"/>
+              <w:right w:val="single" w:sz="4" w:color="D9D9D9"/>
+            </w:tcBorders>
+          </w:tcPr>
+          <w:p>
+            <w:pPr>
+              <w:keepNext w:val="0"/>
+              <w:spacing w:before="80" w:after="80"/>
+              <w:jc w:val="center"/>
+            </w:pPr>
+            <w:r>
+              <w:rPr>
+                <w:b w:val="0"/>
+                <w:sz w:val="19"/>
+              </w:rPr>
+              <w:t>Numeric</w:t>
+            </w:r>
+          </w:p>
+        </w:tc>
+      </w:tr>
+      <w:tr>
+        <w:trPr>
+          <w:cantSplit/>
+        </w:trPr>
+        <w:tc>
+          <w:tcPr>
+            <w:tcW w:type="dxa" w:w="1584"/>
+            <w:vAlign w:val="center"/>
+            <w:tcBorders>
+              <w:top w:val="single" w:sz="4" w:color="D9D9D9"/>
+              <w:left w:val="single" w:sz="4" w:color="D9D9D9"/>
+              <w:bottom w:val="single" w:sz="4" w:color="D9D9D9"/>
+              <w:right w:val="single" w:sz="4" w:color="D9D9D9"/>
+            </w:tcBorders>
+          </w:tcPr>
+          <w:p>
+            <w:pPr>
+              <w:keepNext w:val="0"/>
+              <w:spacing w:before="80" w:after="80"/>
+              <w:jc w:val="center"/>
+            </w:pPr>
+            <w:r>
+              <w:rPr>
+                <w:b w:val="0"/>
+                <w:sz w:val="19"/>
+              </w:rPr>
+              <w:t>nbumps5</w:t>
+            </w:r>
+          </w:p>
+        </w:tc>
+        <w:tc>
+          <w:tcPr>
+            <w:tcW w:type="dxa" w:w="1584"/>
+            <w:vAlign w:val="center"/>
+            <w:tcBorders>
+              <w:top w:val="single" w:sz="4" w:color="D9D9D9"/>
+              <w:left w:val="single" w:sz="4" w:color="D9D9D9"/>
+              <w:bottom w:val="single" w:sz="4" w:color="D9D9D9"/>
+              <w:right w:val="single" w:sz="4" w:color="D9D9D9"/>
+            </w:tcBorders>
+          </w:tcPr>
+          <w:p>
+            <w:pPr>
+              <w:keepNext w:val="0"/>
+              <w:spacing w:before="80" w:after="80"/>
+              <w:jc w:val="center"/>
+            </w:pPr>
+            <w:r>
+              <w:rPr>
+                <w:b w:val="0"/>
+                <w:sz w:val="19"/>
+              </w:rPr>
+              <w:t>Seismic activity</w:t>
+            </w:r>
+          </w:p>
+        </w:tc>
+        <w:tc>
+          <w:tcPr>
+            <w:tcW w:type="dxa" w:w="4896"/>
+            <w:vAlign w:val="center"/>
+            <w:tcBorders>
+              <w:top w:val="single" w:sz="4" w:color="D9D9D9"/>
+              <w:left w:val="single" w:sz="4" w:color="D9D9D9"/>
+              <w:bottom w:val="single" w:sz="4" w:color="D9D9D9"/>
+              <w:right w:val="single" w:sz="4" w:color="D9D9D9"/>
+            </w:tcBorders>
+          </w:tcPr>
+          <w:p>
+            <w:pPr>
+              <w:keepNext w:val="0"/>
+              <w:spacing w:before="80" w:after="80"/>
+              <w:jc w:val="center"/>
+            </w:pPr>
+            <w:r>
+              <w:rPr>
+                <w:b w:val="0"/>
+                <w:sz w:val="19"/>
+              </w:rPr>
+              <w:t>Previous-shift bump count in [10^5, 10^6) J</w:t>
+            </w:r>
+          </w:p>
+        </w:tc>
+        <w:tc>
+          <w:tcPr>
+            <w:tcW w:type="dxa" w:w="1296"/>
+            <w:vAlign w:val="center"/>
+            <w:tcBorders>
+              <w:top w:val="single" w:sz="4" w:color="D9D9D9"/>
+              <w:left w:val="single" w:sz="4" w:color="D9D9D9"/>
+              <w:bottom w:val="single" w:sz="4" w:color="D9D9D9"/>
+              <w:right w:val="single" w:sz="4" w:color="D9D9D9"/>
+            </w:tcBorders>
+          </w:tcPr>
+          <w:p>
+            <w:pPr>
+              <w:keepNext w:val="0"/>
+              <w:spacing w:before="80" w:after="80"/>
+              <w:jc w:val="center"/>
+            </w:pPr>
+            <w:r>
+              <w:rPr>
+                <w:b w:val="0"/>
+                <w:sz w:val="19"/>
+              </w:rPr>
+              <w:t>Numeric</w:t>
+            </w:r>
+          </w:p>
+        </w:tc>
+      </w:tr>
+      <w:tr>
+        <w:trPr>
+          <w:cantSplit/>
+        </w:trPr>
+        <w:tc>
+          <w:tcPr>
+            <w:tcW w:type="dxa" w:w="1584"/>
+            <w:vAlign w:val="center"/>
+            <w:tcBorders>
+              <w:top w:val="single" w:sz="4" w:color="D9D9D9"/>
+              <w:left w:val="single" w:sz="4" w:color="D9D9D9"/>
+              <w:bottom w:val="single" w:sz="4" w:color="D9D9D9"/>
+              <w:right w:val="single" w:sz="4" w:color="D9D9D9"/>
+            </w:tcBorders>
+          </w:tcPr>
+          <w:p>
+            <w:pPr>
+              <w:keepNext w:val="0"/>
+              <w:spacing w:before="80" w:after="80"/>
+              <w:jc w:val="center"/>
+            </w:pPr>
+            <w:r>
+              <w:rPr>
+                <w:b w:val="0"/>
+                <w:sz w:val="19"/>
+              </w:rPr>
+              <w:t>nbumps6</w:t>
+            </w:r>
+          </w:p>
+        </w:tc>
+        <w:tc>
+          <w:tcPr>
+            <w:tcW w:type="dxa" w:w="1584"/>
+            <w:vAlign w:val="center"/>
+            <w:tcBorders>
+              <w:top w:val="single" w:sz="4" w:color="D9D9D9"/>
+              <w:left w:val="single" w:sz="4" w:color="D9D9D9"/>
+              <w:bottom w:val="single" w:sz="4" w:color="D9D9D9"/>
+              <w:right w:val="single" w:sz="4" w:color="D9D9D9"/>
+            </w:tcBorders>
+          </w:tcPr>
+          <w:p>
+            <w:pPr>
+              <w:keepNext w:val="0"/>
+              <w:spacing w:before="80" w:after="80"/>
+              <w:jc w:val="center"/>
+            </w:pPr>
+            <w:r>
+              <w:rPr>
+                <w:b w:val="0"/>
+                <w:sz w:val="19"/>
+              </w:rPr>
+              <w:t>Seismic activity</w:t>
+            </w:r>
+          </w:p>
+        </w:tc>
+        <w:tc>
+          <w:tcPr>
+            <w:tcW w:type="dxa" w:w="4896"/>
+            <w:vAlign w:val="center"/>
+            <w:tcBorders>
+              <w:top w:val="single" w:sz="4" w:color="D9D9D9"/>
+              <w:left w:val="single" w:sz="4" w:color="D9D9D9"/>
+              <w:bottom w:val="single" w:sz="4" w:color="D9D9D9"/>
+              <w:right w:val="single" w:sz="4" w:color="D9D9D9"/>
+            </w:tcBorders>
+          </w:tcPr>
+          <w:p>
+            <w:pPr>
+              <w:keepNext w:val="0"/>
+              <w:spacing w:before="80" w:after="80"/>
+              <w:jc w:val="center"/>
+            </w:pPr>
+            <w:r>
+              <w:rPr>
+                <w:b w:val="0"/>
+                <w:sz w:val="19"/>
+              </w:rPr>
+              <w:t>Previous-shift bump count in [10^6, 10^7) J</w:t>
+            </w:r>
+          </w:p>
+        </w:tc>
+        <w:tc>
+          <w:tcPr>
+            <w:tcW w:type="dxa" w:w="1296"/>
+            <w:vAlign w:val="center"/>
+            <w:tcBorders>
+              <w:top w:val="single" w:sz="4" w:color="D9D9D9"/>
+              <w:left w:val="single" w:sz="4" w:color="D9D9D9"/>
+              <w:bottom w:val="single" w:sz="4" w:color="D9D9D9"/>
+              <w:right w:val="single" w:sz="4" w:color="D9D9D9"/>
+            </w:tcBorders>
+          </w:tcPr>
+          <w:p>
+            <w:pPr>
+              <w:keepNext w:val="0"/>
+              <w:spacing w:before="80" w:after="80"/>
+              <w:jc w:val="center"/>
+            </w:pPr>
+            <w:r>
+              <w:rPr>
+                <w:b w:val="0"/>
+                <w:sz w:val="19"/>
+              </w:rPr>
+              <w:t>Constant</w:t>
+            </w:r>
+          </w:p>
+        </w:tc>
+      </w:tr>
+      <w:tr>
+        <w:trPr>
+          <w:cantSplit/>
+        </w:trPr>
+        <w:tc>
+          <w:tcPr>
+            <w:tcW w:type="dxa" w:w="1584"/>
+            <w:vAlign w:val="center"/>
+            <w:tcBorders>
+              <w:top w:val="single" w:sz="4" w:color="D9D9D9"/>
+              <w:left w:val="single" w:sz="4" w:color="D9D9D9"/>
+              <w:bottom w:val="single" w:sz="4" w:color="D9D9D9"/>
+              <w:right w:val="single" w:sz="4" w:color="D9D9D9"/>
+            </w:tcBorders>
+          </w:tcPr>
+          <w:p>
+            <w:pPr>
+              <w:keepNext w:val="0"/>
+              <w:spacing w:before="80" w:after="80"/>
+              <w:jc w:val="center"/>
+            </w:pPr>
+            <w:r>
+              <w:rPr>
+                <w:b w:val="0"/>
+                <w:sz w:val="19"/>
+              </w:rPr>
+              <w:t>nbumps7</w:t>
+            </w:r>
+          </w:p>
+        </w:tc>
+        <w:tc>
+          <w:tcPr>
+            <w:tcW w:type="dxa" w:w="1584"/>
+            <w:vAlign w:val="center"/>
+            <w:tcBorders>
+              <w:top w:val="single" w:sz="4" w:color="D9D9D9"/>
+              <w:left w:val="single" w:sz="4" w:color="D9D9D9"/>
+              <w:bottom w:val="single" w:sz="4" w:color="D9D9D9"/>
+              <w:right w:val="single" w:sz="4" w:color="D9D9D9"/>
+            </w:tcBorders>
+          </w:tcPr>
+          <w:p>
+            <w:pPr>
+              <w:keepNext w:val="0"/>
+              <w:spacing w:before="80" w:after="80"/>
+              <w:jc w:val="center"/>
+            </w:pPr>
+            <w:r>
+              <w:rPr>
+                <w:b w:val="0"/>
+                <w:sz w:val="19"/>
+              </w:rPr>
+              <w:t>Seismic activity</w:t>
+            </w:r>
+          </w:p>
+        </w:tc>
+        <w:tc>
+          <w:tcPr>
+            <w:tcW w:type="dxa" w:w="4896"/>
+            <w:vAlign w:val="center"/>
+            <w:tcBorders>
+              <w:top w:val="single" w:sz="4" w:color="D9D9D9"/>
+              <w:left w:val="single" w:sz="4" w:color="D9D9D9"/>
+              <w:bottom w:val="single" w:sz="4" w:color="D9D9D9"/>
+              <w:right w:val="single" w:sz="4" w:color="D9D9D9"/>
+            </w:tcBorders>
+          </w:tcPr>
+          <w:p>
+            <w:pPr>
+              <w:keepNext w:val="0"/>
+              <w:spacing w:before="80" w:after="80"/>
+              <w:jc w:val="center"/>
+            </w:pPr>
+            <w:r>
+              <w:rPr>
+                <w:b w:val="0"/>
+                <w:sz w:val="19"/>
+              </w:rPr>
+              <w:t>Previous-shift bump count in [10^7, 10^8) J</w:t>
+            </w:r>
+          </w:p>
+        </w:tc>
+        <w:tc>
+          <w:tcPr>
+            <w:tcW w:type="dxa" w:w="1296"/>
+            <w:vAlign w:val="center"/>
+            <w:tcBorders>
+              <w:top w:val="single" w:sz="4" w:color="D9D9D9"/>
+              <w:left w:val="single" w:sz="4" w:color="D9D9D9"/>
+              <w:bottom w:val="single" w:sz="4" w:color="D9D9D9"/>
+              <w:right w:val="single" w:sz="4" w:color="D9D9D9"/>
+            </w:tcBorders>
+          </w:tcPr>
+          <w:p>
+            <w:pPr>
+              <w:keepNext w:val="0"/>
+              <w:spacing w:before="80" w:after="80"/>
+              <w:jc w:val="center"/>
+            </w:pPr>
+            <w:r>
+              <w:rPr>
+                <w:b w:val="0"/>
+                <w:sz w:val="19"/>
+              </w:rPr>
+              <w:t>Constant</w:t>
+            </w:r>
+          </w:p>
+        </w:tc>
+      </w:tr>
+      <w:tr>
+        <w:trPr>
+          <w:cantSplit/>
+        </w:trPr>
+        <w:tc>
+          <w:tcPr>
+            <w:tcW w:type="dxa" w:w="1584"/>
+            <w:vAlign w:val="center"/>
+            <w:tcBorders>
+              <w:top w:val="single" w:sz="4" w:color="D9D9D9"/>
+              <w:left w:val="single" w:sz="4" w:color="D9D9D9"/>
+              <w:bottom w:val="single" w:sz="4" w:color="D9D9D9"/>
+              <w:right w:val="single" w:sz="4" w:color="D9D9D9"/>
+            </w:tcBorders>
+          </w:tcPr>
+          <w:p>
+            <w:pPr>
+              <w:keepNext w:val="0"/>
+              <w:spacing w:before="80" w:after="80"/>
+              <w:jc w:val="center"/>
+            </w:pPr>
+            <w:r>
+              <w:rPr>
+                <w:b w:val="0"/>
+                <w:sz w:val="19"/>
+              </w:rPr>
+              <w:t>nbumps89</w:t>
+            </w:r>
+          </w:p>
+        </w:tc>
+        <w:tc>
+          <w:tcPr>
+            <w:tcW w:type="dxa" w:w="1584"/>
+            <w:vAlign w:val="center"/>
+            <w:tcBorders>
+              <w:top w:val="single" w:sz="4" w:color="D9D9D9"/>
+              <w:left w:val="single" w:sz="4" w:color="D9D9D9"/>
+              <w:bottom w:val="single" w:sz="4" w:color="D9D9D9"/>
+              <w:right w:val="single" w:sz="4" w:color="D9D9D9"/>
+            </w:tcBorders>
+          </w:tcPr>
+          <w:p>
+            <w:pPr>
+              <w:keepNext w:val="0"/>
+              <w:spacing w:before="80" w:after="80"/>
+              <w:jc w:val="center"/>
+            </w:pPr>
+            <w:r>
+              <w:rPr>
+                <w:b w:val="0"/>
+                <w:sz w:val="19"/>
+              </w:rPr>
+              <w:t>Seismic activity</w:t>
+            </w:r>
+          </w:p>
+        </w:tc>
+        <w:tc>
+          <w:tcPr>
+            <w:tcW w:type="dxa" w:w="4896"/>
+            <w:vAlign w:val="center"/>
+            <w:tcBorders>
+              <w:top w:val="single" w:sz="4" w:color="D9D9D9"/>
+              <w:left w:val="single" w:sz="4" w:color="D9D9D9"/>
+              <w:bottom w:val="single" w:sz="4" w:color="D9D9D9"/>
+              <w:right w:val="single" w:sz="4" w:color="D9D9D9"/>
+            </w:tcBorders>
+          </w:tcPr>
+          <w:p>
+            <w:pPr>
+              <w:keepNext w:val="0"/>
+              <w:spacing w:before="80" w:after="80"/>
+              <w:jc w:val="center"/>
+            </w:pPr>
+            <w:r>
+              <w:rPr>
+                <w:b w:val="0"/>
+                <w:sz w:val="19"/>
+              </w:rPr>
+              <w:t>Previous-shift bump count in [10^8, 10^10) J</w:t>
+            </w:r>
+          </w:p>
+        </w:tc>
+        <w:tc>
+          <w:tcPr>
+            <w:tcW w:type="dxa" w:w="1296"/>
+            <w:vAlign w:val="center"/>
+            <w:tcBorders>
+              <w:top w:val="single" w:sz="4" w:color="D9D9D9"/>
+              <w:left w:val="single" w:sz="4" w:color="D9D9D9"/>
+              <w:bottom w:val="single" w:sz="4" w:color="D9D9D9"/>
+              <w:right w:val="single" w:sz="4" w:color="D9D9D9"/>
+            </w:tcBorders>
+          </w:tcPr>
+          <w:p>
+            <w:pPr>
+              <w:keepNext w:val="0"/>
+              <w:spacing w:before="80" w:after="80"/>
+              <w:jc w:val="center"/>
+            </w:pPr>
+            <w:r>
+              <w:rPr>
+                <w:b w:val="0"/>
+                <w:sz w:val="19"/>
+              </w:rPr>
+              <w:t>Constant</w:t>
+            </w:r>
+          </w:p>
+        </w:tc>
+      </w:tr>
+    </w:tbl>
+    <w:p>
+      <w:pPr>
+        <w:spacing w:after="20"/>
+      </w:pPr>
+    </w:p>
+    <w:p>
+      <w:r>
+        <w:t>The total count nbumps is excluded from the 17-column design because its energy-band counts are retained. Ordinal ratings and the binary shift type use the fixed mappings documented in the preprocessing code; scaling is fitted within training.</w:t>
+      </w:r>
+    </w:p>
+    <w:p>
+      <w:pPr>
+        <w:pStyle w:val="Caption"/>
+        <w:keepNext/>
+      </w:pPr>
+      <w:r>
+        <w:t>Table A2. Within-phase AP for every prespecified feature set. Phases use the same test rows across models and subsets. XGBoost subsets reuse the configuration selected on full-feature training data.</w:t>
+      </w:r>
+    </w:p>
+    <w:tbl>
+      <w:tblPr>
+        <w:tblW w:type="auto" w:w="0"/>
+        <w:jc w:val="center"/>
+        <w:tblLayout w:type="fixed"/>
+        <w:tblLook w:firstColumn="1" w:firstRow="1" w:lastColumn="0" w:lastRow="0" w:noHBand="0" w:noVBand="1" w:val="04A0"/>
+      </w:tblPr>
+      <w:tblGrid>
+        <w:gridCol w:w="1154"/>
+        <w:gridCol w:w="3077"/>
+        <w:gridCol w:w="1282"/>
+        <w:gridCol w:w="1282"/>
+        <w:gridCol w:w="1282"/>
+        <w:gridCol w:w="1282"/>
+      </w:tblGrid>
+      <w:tr>
+        <w:trPr>
+          <w:cantSplit/>
+          <w:tblHeader/>
+        </w:trPr>
+        <w:tc>
+          <w:tcPr>
+            <w:tcW w:type="dxa" w:w="1154"/>
+            <w:vAlign w:val="center"/>
+            <w:tcBorders>
+              <w:top w:val="single" w:sz="4" w:color="D9D9D9"/>
+              <w:left w:val="single" w:sz="4" w:color="D9D9D9"/>
+              <w:bottom w:val="single" w:sz="4" w:color="D9D9D9"/>
+              <w:right w:val="single" w:sz="4" w:color="D9D9D9"/>
+            </w:tcBorders>
+            <w:shd w:fill="F2F2F2"/>
+          </w:tcPr>
+          <w:p>
+            <w:pPr>
+              <w:keepNext/>
+              <w:spacing w:before="80" w:after="80"/>
+              <w:jc w:val="center"/>
+            </w:pPr>
+            <w:r>
+              <w:rPr>
+                <w:b/>
+                <w:sz w:val="19"/>
+              </w:rPr>
+              <w:t>Model</w:t>
+            </w:r>
+          </w:p>
+        </w:tc>
+        <w:tc>
+          <w:tcPr>
+            <w:tcW w:type="dxa" w:w="3077"/>
+            <w:vAlign w:val="center"/>
+            <w:tcBorders>
+              <w:top w:val="single" w:sz="4" w:color="D9D9D9"/>
+              <w:left w:val="single" w:sz="4" w:color="D9D9D9"/>
+              <w:bottom w:val="single" w:sz="4" w:color="D9D9D9"/>
+              <w:right w:val="single" w:sz="4" w:color="D9D9D9"/>
+            </w:tcBorders>
+            <w:shd w:fill="F2F2F2"/>
+          </w:tcPr>
+          <w:p>
+            <w:pPr>
+              <w:keepNext/>
+              <w:spacing w:before="80" w:after="80"/>
+              <w:jc w:val="center"/>
+            </w:pPr>
+            <w:r>
+              <w:rPr>
+                <w:b/>
+                <w:sz w:val="19"/>
+              </w:rPr>
+              <w:t>Feature set</w:t>
+            </w:r>
+          </w:p>
+        </w:tc>
+        <w:tc>
+          <w:tcPr>
+            <w:tcW w:type="dxa" w:w="1282"/>
+            <w:vAlign w:val="center"/>
+            <w:tcBorders>
+              <w:top w:val="single" w:sz="4" w:color="D9D9D9"/>
+              <w:left w:val="single" w:sz="4" w:color="D9D9D9"/>
+              <w:bottom w:val="single" w:sz="4" w:color="D9D9D9"/>
+              <w:right w:val="single" w:sz="4" w:color="D9D9D9"/>
+            </w:tcBorders>
+            <w:shd w:fill="F2F2F2"/>
+          </w:tcPr>
+          <w:p>
+            <w:pPr>
+              <w:keepNext/>
+              <w:spacing w:before="80" w:after="80"/>
+              <w:jc w:val="center"/>
+            </w:pPr>
+            <w:r>
+              <w:rPr>
+                <w:b/>
+                <w:sz w:val="19"/>
+              </w:rPr>
+              <w:t>Phase 1</w:t>
+            </w:r>
+          </w:p>
+        </w:tc>
+        <w:tc>
+          <w:tcPr>
+            <w:tcW w:type="dxa" w:w="1282"/>
+            <w:vAlign w:val="center"/>
+            <w:tcBorders>
+              <w:top w:val="single" w:sz="4" w:color="D9D9D9"/>
+              <w:left w:val="single" w:sz="4" w:color="D9D9D9"/>
+              <w:bottom w:val="single" w:sz="4" w:color="D9D9D9"/>
+              <w:right w:val="single" w:sz="4" w:color="D9D9D9"/>
+            </w:tcBorders>
+            <w:shd w:fill="F2F2F2"/>
+          </w:tcPr>
+          <w:p>
+            <w:pPr>
+              <w:keepNext/>
+              <w:spacing w:before="80" w:after="80"/>
+              <w:jc w:val="center"/>
+            </w:pPr>
+            <w:r>
+              <w:rPr>
+                <w:b/>
+                <w:sz w:val="19"/>
+              </w:rPr>
+              <w:t>Phase 2</w:t>
+            </w:r>
+          </w:p>
+        </w:tc>
+        <w:tc>
+          <w:tcPr>
+            <w:tcW w:type="dxa" w:w="1282"/>
+            <w:vAlign w:val="center"/>
+            <w:tcBorders>
+              <w:top w:val="single" w:sz="4" w:color="D9D9D9"/>
+              <w:left w:val="single" w:sz="4" w:color="D9D9D9"/>
+              <w:bottom w:val="single" w:sz="4" w:color="D9D9D9"/>
+              <w:right w:val="single" w:sz="4" w:color="D9D9D9"/>
+            </w:tcBorders>
+            <w:shd w:fill="F2F2F2"/>
+          </w:tcPr>
+          <w:p>
+            <w:pPr>
+              <w:keepNext/>
+              <w:spacing w:before="80" w:after="80"/>
+              <w:jc w:val="center"/>
+            </w:pPr>
+            <w:r>
+              <w:rPr>
+                <w:b/>
+                <w:sz w:val="19"/>
+              </w:rPr>
+              <w:t>Phase 3</w:t>
+            </w:r>
+          </w:p>
+        </w:tc>
+        <w:tc>
+          <w:tcPr>
+            <w:tcW w:type="dxa" w:w="1282"/>
+            <w:vAlign w:val="center"/>
+            <w:tcBorders>
+              <w:top w:val="single" w:sz="4" w:color="D9D9D9"/>
+              <w:left w:val="single" w:sz="4" w:color="D9D9D9"/>
+              <w:bottom w:val="single" w:sz="4" w:color="D9D9D9"/>
+              <w:right w:val="single" w:sz="4" w:color="D9D9D9"/>
+            </w:tcBorders>
+            <w:shd w:fill="F2F2F2"/>
+          </w:tcPr>
+          <w:p>
+            <w:pPr>
+              <w:keepNext/>
+              <w:spacing w:before="80" w:after="80"/>
+              <w:jc w:val="center"/>
+            </w:pPr>
+            <w:r>
+              <w:rPr>
+                <w:b/>
+                <w:sz w:val="19"/>
+              </w:rPr>
+              <w:t>Phase 4</w:t>
+            </w:r>
+          </w:p>
+        </w:tc>
+      </w:tr>
+      <w:tr>
+        <w:trPr>
+          <w:cantSplit/>
+        </w:trPr>
+        <w:tc>
+          <w:tcPr>
+            <w:tcW w:type="dxa" w:w="1154"/>
+            <w:vAlign w:val="center"/>
+            <w:tcBorders>
+              <w:top w:val="single" w:sz="4" w:color="D9D9D9"/>
+              <w:left w:val="single" w:sz="4" w:color="D9D9D9"/>
+              <w:bottom w:val="single" w:sz="4" w:color="D9D9D9"/>
+              <w:right w:val="single" w:sz="4" w:color="D9D9D9"/>
+            </w:tcBorders>
+          </w:tcPr>
+          <w:p>
+            <w:pPr>
+              <w:keepNext/>
+              <w:spacing w:before="80" w:after="80"/>
+              <w:jc w:val="center"/>
+            </w:pPr>
+            <w:r>
+              <w:rPr>
+                <w:b w:val="0"/>
+                <w:sz w:val="19"/>
+              </w:rPr>
+              <w:t>LR</w:t>
+            </w:r>
+          </w:p>
+        </w:tc>
+        <w:tc>
+          <w:tcPr>
+            <w:tcW w:type="dxa" w:w="3077"/>
+            <w:vAlign w:val="center"/>
+            <w:tcBorders>
+              <w:top w:val="single" w:sz="4" w:color="D9D9D9"/>
+              <w:left w:val="single" w:sz="4" w:color="D9D9D9"/>
+              <w:bottom w:val="single" w:sz="4" w:color="D9D9D9"/>
+              <w:right w:val="single" w:sz="4" w:color="D9D9D9"/>
+            </w:tcBorders>
+          </w:tcPr>
+          <w:p>
+            <w:pPr>
+              <w:keepNext/>
+              <w:spacing w:before="80" w:after="80"/>
+              <w:jc w:val="center"/>
+            </w:pPr>
+            <w:r>
+              <w:rPr>
+                <w:b w:val="0"/>
+                <w:sz w:val="19"/>
+              </w:rPr>
+              <w:t>All features</w:t>
+            </w:r>
+          </w:p>
+        </w:tc>
+        <w:tc>
+          <w:tcPr>
+            <w:tcW w:type="dxa" w:w="1282"/>
+            <w:vAlign w:val="center"/>
+            <w:tcBorders>
+              <w:top w:val="single" w:sz="4" w:color="D9D9D9"/>
+              <w:left w:val="single" w:sz="4" w:color="D9D9D9"/>
+              <w:bottom w:val="single" w:sz="4" w:color="D9D9D9"/>
+              <w:right w:val="single" w:sz="4" w:color="D9D9D9"/>
+            </w:tcBorders>
+          </w:tcPr>
+          <w:p>
+            <w:pPr>
+              <w:keepNext/>
+              <w:spacing w:before="80" w:after="80"/>
+              <w:jc w:val="center"/>
+            </w:pPr>
+            <w:r>
+              <w:rPr>
+                <w:b w:val="0"/>
+                <w:sz w:val="19"/>
+              </w:rPr>
+              <w:t>0.1360</w:t>
+            </w:r>
+          </w:p>
+        </w:tc>
+        <w:tc>
+          <w:tcPr>
+            <w:tcW w:type="dxa" w:w="1282"/>
+            <w:vAlign w:val="center"/>
+            <w:tcBorders>
+              <w:top w:val="single" w:sz="4" w:color="D9D9D9"/>
+              <w:left w:val="single" w:sz="4" w:color="D9D9D9"/>
+              <w:bottom w:val="single" w:sz="4" w:color="D9D9D9"/>
+              <w:right w:val="single" w:sz="4" w:color="D9D9D9"/>
+            </w:tcBorders>
+          </w:tcPr>
+          <w:p>
+            <w:pPr>
+              <w:keepNext/>
+              <w:spacing w:before="80" w:after="80"/>
+              <w:jc w:val="center"/>
+            </w:pPr>
+            <w:r>
+              <w:rPr>
+                <w:b w:val="0"/>
+                <w:sz w:val="19"/>
+              </w:rPr>
+              <w:t>0.0204</w:t>
+            </w:r>
+          </w:p>
+        </w:tc>
+        <w:tc>
+          <w:tcPr>
+            <w:tcW w:type="dxa" w:w="1282"/>
+            <w:vAlign w:val="center"/>
+            <w:tcBorders>
+              <w:top w:val="single" w:sz="4" w:color="D9D9D9"/>
+              <w:left w:val="single" w:sz="4" w:color="D9D9D9"/>
+              <w:bottom w:val="single" w:sz="4" w:color="D9D9D9"/>
+              <w:right w:val="single" w:sz="4" w:color="D9D9D9"/>
+            </w:tcBorders>
+          </w:tcPr>
+          <w:p>
+            <w:pPr>
+              <w:keepNext/>
+              <w:spacing w:before="80" w:after="80"/>
+              <w:jc w:val="center"/>
+            </w:pPr>
+            <w:r>
+              <w:rPr>
+                <w:b w:val="0"/>
+                <w:sz w:val="19"/>
+              </w:rPr>
+              <w:t>0.0873</w:t>
+            </w:r>
+          </w:p>
+        </w:tc>
+        <w:tc>
+          <w:tcPr>
+            <w:tcW w:type="dxa" w:w="1282"/>
+            <w:vAlign w:val="center"/>
+            <w:tcBorders>
+              <w:top w:val="single" w:sz="4" w:color="D9D9D9"/>
+              <w:left w:val="single" w:sz="4" w:color="D9D9D9"/>
+              <w:bottom w:val="single" w:sz="4" w:color="D9D9D9"/>
+              <w:right w:val="single" w:sz="4" w:color="D9D9D9"/>
+            </w:tcBorders>
+          </w:tcPr>
+          <w:p>
+            <w:pPr>
+              <w:keepNext/>
+              <w:spacing w:before="80" w:after="80"/>
+              <w:jc w:val="center"/>
+            </w:pPr>
+            <w:r>
+              <w:rPr>
+                <w:b w:val="0"/>
+                <w:sz w:val="19"/>
+              </w:rPr>
+              <w:t>0.1142</w:t>
+            </w:r>
+          </w:p>
+        </w:tc>
+      </w:tr>
+      <w:tr>
+        <w:trPr>
+          <w:cantSplit/>
+        </w:trPr>
+        <w:tc>
+          <w:tcPr>
+            <w:tcW w:type="dxa" w:w="1154"/>
+            <w:vAlign w:val="center"/>
+            <w:tcBorders>
+              <w:top w:val="single" w:sz="4" w:color="D9D9D9"/>
+              <w:left w:val="single" w:sz="4" w:color="D9D9D9"/>
+              <w:bottom w:val="single" w:sz="4" w:color="D9D9D9"/>
+              <w:right w:val="single" w:sz="4" w:color="D9D9D9"/>
+            </w:tcBorders>
+          </w:tcPr>
+          <w:p>
+            <w:pPr>
+              <w:keepNext w:val="0"/>
+              <w:spacing w:before="80" w:after="80"/>
+              <w:jc w:val="center"/>
+            </w:pPr>
+            <w:r>
+              <w:rPr>
+                <w:b w:val="0"/>
+                <w:sz w:val="19"/>
+              </w:rPr>
+              <w:t>LR</w:t>
+            </w:r>
+          </w:p>
+        </w:tc>
+        <w:tc>
+          <w:tcPr>
+            <w:tcW w:type="dxa" w:w="3077"/>
+            <w:vAlign w:val="center"/>
+            <w:tcBorders>
+              <w:top w:val="single" w:sz="4" w:color="D9D9D9"/>
+              <w:left w:val="single" w:sz="4" w:color="D9D9D9"/>
+              <w:bottom w:val="single" w:sz="4" w:color="D9D9D9"/>
+              <w:right w:val="single" w:sz="4" w:color="D9D9D9"/>
+            </w:tcBorders>
+          </w:tcPr>
+          <w:p>
+            <w:pPr>
+              <w:keepNext w:val="0"/>
+              <w:spacing w:before="80" w:after="80"/>
+              <w:jc w:val="center"/>
+            </w:pPr>
+            <w:r>
+              <w:rPr>
+                <w:b w:val="0"/>
+                <w:sz w:val="19"/>
+              </w:rPr>
+              <w:t>Hazard ratings only</w:t>
+            </w:r>
+          </w:p>
+        </w:tc>
+        <w:tc>
+          <w:tcPr>
+            <w:tcW w:type="dxa" w:w="1282"/>
+            <w:vAlign w:val="center"/>
+            <w:tcBorders>
+              <w:top w:val="single" w:sz="4" w:color="D9D9D9"/>
+              <w:left w:val="single" w:sz="4" w:color="D9D9D9"/>
+              <w:bottom w:val="single" w:sz="4" w:color="D9D9D9"/>
+              <w:right w:val="single" w:sz="4" w:color="D9D9D9"/>
+            </w:tcBorders>
+          </w:tcPr>
+          <w:p>
+            <w:pPr>
+              <w:keepNext w:val="0"/>
+              <w:spacing w:before="80" w:after="80"/>
+              <w:jc w:val="center"/>
+            </w:pPr>
+            <w:r>
+              <w:rPr>
+                <w:b w:val="0"/>
+                <w:sz w:val="19"/>
+              </w:rPr>
+              <w:t>0.1300</w:t>
+            </w:r>
+          </w:p>
+        </w:tc>
+        <w:tc>
+          <w:tcPr>
+            <w:tcW w:type="dxa" w:w="1282"/>
+            <w:vAlign w:val="center"/>
+            <w:tcBorders>
+              <w:top w:val="single" w:sz="4" w:color="D9D9D9"/>
+              <w:left w:val="single" w:sz="4" w:color="D9D9D9"/>
+              <w:bottom w:val="single" w:sz="4" w:color="D9D9D9"/>
+              <w:right w:val="single" w:sz="4" w:color="D9D9D9"/>
+            </w:tcBorders>
+          </w:tcPr>
+          <w:p>
+            <w:pPr>
+              <w:keepNext w:val="0"/>
+              <w:spacing w:before="80" w:after="80"/>
+              <w:jc w:val="center"/>
+            </w:pPr>
+            <w:r>
+              <w:rPr>
+                <w:b w:val="0"/>
+                <w:sz w:val="19"/>
+              </w:rPr>
+              <w:t>0.0379</w:t>
+            </w:r>
+          </w:p>
+        </w:tc>
+        <w:tc>
+          <w:tcPr>
+            <w:tcW w:type="dxa" w:w="1282"/>
+            <w:vAlign w:val="center"/>
+            <w:tcBorders>
+              <w:top w:val="single" w:sz="4" w:color="D9D9D9"/>
+              <w:left w:val="single" w:sz="4" w:color="D9D9D9"/>
+              <w:bottom w:val="single" w:sz="4" w:color="D9D9D9"/>
+              <w:right w:val="single" w:sz="4" w:color="D9D9D9"/>
+            </w:tcBorders>
+          </w:tcPr>
+          <w:p>
+            <w:pPr>
+              <w:keepNext w:val="0"/>
+              <w:spacing w:before="80" w:after="80"/>
+              <w:jc w:val="center"/>
+            </w:pPr>
+            <w:r>
+              <w:rPr>
+                <w:b w:val="0"/>
+                <w:sz w:val="19"/>
+              </w:rPr>
+              <w:t>0.0474</w:t>
+            </w:r>
+          </w:p>
+        </w:tc>
+        <w:tc>
+          <w:tcPr>
+            <w:tcW w:type="dxa" w:w="1282"/>
+            <w:vAlign w:val="center"/>
+            <w:tcBorders>
+              <w:top w:val="single" w:sz="4" w:color="D9D9D9"/>
+              <w:left w:val="single" w:sz="4" w:color="D9D9D9"/>
+              <w:bottom w:val="single" w:sz="4" w:color="D9D9D9"/>
+              <w:right w:val="single" w:sz="4" w:color="D9D9D9"/>
+            </w:tcBorders>
+          </w:tcPr>
+          <w:p>
+            <w:pPr>
+              <w:keepNext w:val="0"/>
+              <w:spacing w:before="80" w:after="80"/>
+              <w:jc w:val="center"/>
+            </w:pPr>
+            <w:r>
+              <w:rPr>
+                <w:b w:val="0"/>
+                <w:sz w:val="19"/>
+              </w:rPr>
+              <w:t>0.0355</w:t>
+            </w:r>
+          </w:p>
+        </w:tc>
+      </w:tr>
+      <w:tr>
+        <w:trPr>
+          <w:cantSplit/>
+        </w:trPr>
+        <w:tc>
+          <w:tcPr>
+            <w:tcW w:type="dxa" w:w="1154"/>
+            <w:vAlign w:val="center"/>
+            <w:tcBorders>
+              <w:top w:val="single" w:sz="4" w:color="D9D9D9"/>
+              <w:left w:val="single" w:sz="4" w:color="D9D9D9"/>
+              <w:bottom w:val="single" w:sz="4" w:color="D9D9D9"/>
+              <w:right w:val="single" w:sz="4" w:color="D9D9D9"/>
+            </w:tcBorders>
+          </w:tcPr>
+          <w:p>
+            <w:pPr>
+              <w:keepNext w:val="0"/>
+              <w:spacing w:before="80" w:after="80"/>
+              <w:jc w:val="center"/>
+            </w:pPr>
+            <w:r>
+              <w:rPr>
+                <w:b w:val="0"/>
+                <w:sz w:val="19"/>
+              </w:rPr>
+              <w:t>LR</w:t>
+            </w:r>
+          </w:p>
+        </w:tc>
+        <w:tc>
+          <w:tcPr>
+            <w:tcW w:type="dxa" w:w="3077"/>
+            <w:vAlign w:val="center"/>
+            <w:tcBorders>
+              <w:top w:val="single" w:sz="4" w:color="D9D9D9"/>
+              <w:left w:val="single" w:sz="4" w:color="D9D9D9"/>
+              <w:bottom w:val="single" w:sz="4" w:color="D9D9D9"/>
+              <w:right w:val="single" w:sz="4" w:color="D9D9D9"/>
+            </w:tcBorders>
+          </w:tcPr>
+          <w:p>
+            <w:pPr>
+              <w:keepNext w:val="0"/>
+              <w:spacing w:before="80" w:after="80"/>
+              <w:jc w:val="center"/>
+            </w:pPr>
+            <w:r>
+              <w:rPr>
+                <w:b w:val="0"/>
+                <w:sz w:val="19"/>
+              </w:rPr>
+              <w:t>Without hazard ratings</w:t>
+            </w:r>
+          </w:p>
+        </w:tc>
+        <w:tc>
+          <w:tcPr>
+            <w:tcW w:type="dxa" w:w="1282"/>
+            <w:vAlign w:val="center"/>
+            <w:tcBorders>
+              <w:top w:val="single" w:sz="4" w:color="D9D9D9"/>
+              <w:left w:val="single" w:sz="4" w:color="D9D9D9"/>
+              <w:bottom w:val="single" w:sz="4" w:color="D9D9D9"/>
+              <w:right w:val="single" w:sz="4" w:color="D9D9D9"/>
+            </w:tcBorders>
+          </w:tcPr>
+          <w:p>
+            <w:pPr>
+              <w:keepNext w:val="0"/>
+              <w:spacing w:before="80" w:after="80"/>
+              <w:jc w:val="center"/>
+            </w:pPr>
+            <w:r>
+              <w:rPr>
+                <w:b w:val="0"/>
+                <w:sz w:val="19"/>
+              </w:rPr>
+              <w:t>0.1298</w:t>
+            </w:r>
+          </w:p>
+        </w:tc>
+        <w:tc>
+          <w:tcPr>
+            <w:tcW w:type="dxa" w:w="1282"/>
+            <w:vAlign w:val="center"/>
+            <w:tcBorders>
+              <w:top w:val="single" w:sz="4" w:color="D9D9D9"/>
+              <w:left w:val="single" w:sz="4" w:color="D9D9D9"/>
+              <w:bottom w:val="single" w:sz="4" w:color="D9D9D9"/>
+              <w:right w:val="single" w:sz="4" w:color="D9D9D9"/>
+            </w:tcBorders>
+          </w:tcPr>
+          <w:p>
+            <w:pPr>
+              <w:keepNext w:val="0"/>
+              <w:spacing w:before="80" w:after="80"/>
+              <w:jc w:val="center"/>
+            </w:pPr>
+            <w:r>
+              <w:rPr>
+                <w:b w:val="0"/>
+                <w:sz w:val="19"/>
+              </w:rPr>
+              <w:t>0.0164</w:t>
+            </w:r>
+          </w:p>
+        </w:tc>
+        <w:tc>
+          <w:tcPr>
+            <w:tcW w:type="dxa" w:w="1282"/>
+            <w:vAlign w:val="center"/>
+            <w:tcBorders>
+              <w:top w:val="single" w:sz="4" w:color="D9D9D9"/>
+              <w:left w:val="single" w:sz="4" w:color="D9D9D9"/>
+              <w:bottom w:val="single" w:sz="4" w:color="D9D9D9"/>
+              <w:right w:val="single" w:sz="4" w:color="D9D9D9"/>
+            </w:tcBorders>
+          </w:tcPr>
+          <w:p>
+            <w:pPr>
+              <w:keepNext w:val="0"/>
+              <w:spacing w:before="80" w:after="80"/>
+              <w:jc w:val="center"/>
+            </w:pPr>
+            <w:r>
+              <w:rPr>
+                <w:b w:val="0"/>
+                <w:sz w:val="19"/>
+              </w:rPr>
+              <w:t>0.0911</w:t>
+            </w:r>
+          </w:p>
+        </w:tc>
+        <w:tc>
+          <w:tcPr>
+            <w:tcW w:type="dxa" w:w="1282"/>
+            <w:vAlign w:val="center"/>
+            <w:tcBorders>
+              <w:top w:val="single" w:sz="4" w:color="D9D9D9"/>
+              <w:left w:val="single" w:sz="4" w:color="D9D9D9"/>
+              <w:bottom w:val="single" w:sz="4" w:color="D9D9D9"/>
+              <w:right w:val="single" w:sz="4" w:color="D9D9D9"/>
+            </w:tcBorders>
+          </w:tcPr>
+          <w:p>
+            <w:pPr>
+              <w:keepNext w:val="0"/>
+              <w:spacing w:before="80" w:after="80"/>
+              <w:jc w:val="center"/>
+            </w:pPr>
+            <w:r>
+              <w:rPr>
+                <w:b w:val="0"/>
+                <w:sz w:val="19"/>
+              </w:rPr>
+              <w:t>0.1589</w:t>
+            </w:r>
+          </w:p>
+        </w:tc>
+      </w:tr>
+      <w:tr>
+        <w:trPr>
+          <w:cantSplit/>
+        </w:trPr>
+        <w:tc>
+          <w:tcPr>
+            <w:tcW w:type="dxa" w:w="1154"/>
+            <w:vAlign w:val="center"/>
+            <w:tcBorders>
+              <w:top w:val="single" w:sz="4" w:color="D9D9D9"/>
+              <w:left w:val="single" w:sz="4" w:color="D9D9D9"/>
+              <w:bottom w:val="single" w:sz="4" w:color="D9D9D9"/>
+              <w:right w:val="single" w:sz="4" w:color="D9D9D9"/>
+            </w:tcBorders>
+          </w:tcPr>
+          <w:p>
+            <w:pPr>
+              <w:keepNext w:val="0"/>
+              <w:spacing w:before="80" w:after="80"/>
+              <w:jc w:val="center"/>
+            </w:pPr>
+            <w:r>
+              <w:rPr>
+                <w:b w:val="0"/>
+                <w:sz w:val="19"/>
+              </w:rPr>
+              <w:t>LR</w:t>
+            </w:r>
+          </w:p>
+        </w:tc>
+        <w:tc>
+          <w:tcPr>
+            <w:tcW w:type="dxa" w:w="3077"/>
+            <w:vAlign w:val="center"/>
+            <w:tcBorders>
+              <w:top w:val="single" w:sz="4" w:color="D9D9D9"/>
+              <w:left w:val="single" w:sz="4" w:color="D9D9D9"/>
+              <w:bottom w:val="single" w:sz="4" w:color="D9D9D9"/>
+              <w:right w:val="single" w:sz="4" w:color="D9D9D9"/>
+            </w:tcBorders>
+          </w:tcPr>
+          <w:p>
+            <w:pPr>
+              <w:keepNext w:val="0"/>
+              <w:spacing w:before="80" w:after="80"/>
+              <w:jc w:val="center"/>
+            </w:pPr>
+            <w:r>
+              <w:rPr>
+                <w:b w:val="0"/>
+                <w:sz w:val="19"/>
+              </w:rPr>
+              <w:t>Geophone only</w:t>
+            </w:r>
+          </w:p>
+        </w:tc>
+        <w:tc>
+          <w:tcPr>
+            <w:tcW w:type="dxa" w:w="1282"/>
+            <w:vAlign w:val="center"/>
+            <w:tcBorders>
+              <w:top w:val="single" w:sz="4" w:color="D9D9D9"/>
+              <w:left w:val="single" w:sz="4" w:color="D9D9D9"/>
+              <w:bottom w:val="single" w:sz="4" w:color="D9D9D9"/>
+              <w:right w:val="single" w:sz="4" w:color="D9D9D9"/>
+            </w:tcBorders>
+          </w:tcPr>
+          <w:p>
+            <w:pPr>
+              <w:keepNext w:val="0"/>
+              <w:spacing w:before="80" w:after="80"/>
+              <w:jc w:val="center"/>
+            </w:pPr>
+            <w:r>
+              <w:rPr>
+                <w:b w:val="0"/>
+                <w:sz w:val="19"/>
+              </w:rPr>
+              <w:t>0.1731</w:t>
+            </w:r>
+          </w:p>
+        </w:tc>
+        <w:tc>
+          <w:tcPr>
+            <w:tcW w:type="dxa" w:w="1282"/>
+            <w:vAlign w:val="center"/>
+            <w:tcBorders>
+              <w:top w:val="single" w:sz="4" w:color="D9D9D9"/>
+              <w:left w:val="single" w:sz="4" w:color="D9D9D9"/>
+              <w:bottom w:val="single" w:sz="4" w:color="D9D9D9"/>
+              <w:right w:val="single" w:sz="4" w:color="D9D9D9"/>
+            </w:tcBorders>
+          </w:tcPr>
+          <w:p>
+            <w:pPr>
+              <w:keepNext w:val="0"/>
+              <w:spacing w:before="80" w:after="80"/>
+              <w:jc w:val="center"/>
+            </w:pPr>
+            <w:r>
+              <w:rPr>
+                <w:b w:val="0"/>
+                <w:sz w:val="19"/>
+              </w:rPr>
+              <w:t>0.0390</w:t>
+            </w:r>
+          </w:p>
+        </w:tc>
+        <w:tc>
+          <w:tcPr>
+            <w:tcW w:type="dxa" w:w="1282"/>
+            <w:vAlign w:val="center"/>
+            <w:tcBorders>
+              <w:top w:val="single" w:sz="4" w:color="D9D9D9"/>
+              <w:left w:val="single" w:sz="4" w:color="D9D9D9"/>
+              <w:bottom w:val="single" w:sz="4" w:color="D9D9D9"/>
+              <w:right w:val="single" w:sz="4" w:color="D9D9D9"/>
+            </w:tcBorders>
+          </w:tcPr>
+          <w:p>
+            <w:pPr>
+              <w:keepNext w:val="0"/>
+              <w:spacing w:before="80" w:after="80"/>
+              <w:jc w:val="center"/>
+            </w:pPr>
+            <w:r>
+              <w:rPr>
+                <w:b w:val="0"/>
+                <w:sz w:val="19"/>
+              </w:rPr>
+              <w:t>0.0547</w:t>
+            </w:r>
+          </w:p>
+        </w:tc>
+        <w:tc>
+          <w:tcPr>
+            <w:tcW w:type="dxa" w:w="1282"/>
+            <w:vAlign w:val="center"/>
+            <w:tcBorders>
+              <w:top w:val="single" w:sz="4" w:color="D9D9D9"/>
+              <w:left w:val="single" w:sz="4" w:color="D9D9D9"/>
+              <w:bottom w:val="single" w:sz="4" w:color="D9D9D9"/>
+              <w:right w:val="single" w:sz="4" w:color="D9D9D9"/>
+            </w:tcBorders>
+          </w:tcPr>
+          <w:p>
+            <w:pPr>
+              <w:keepNext w:val="0"/>
+              <w:spacing w:before="80" w:after="80"/>
+              <w:jc w:val="center"/>
+            </w:pPr>
+            <w:r>
+              <w:rPr>
+                <w:b w:val="0"/>
+                <w:sz w:val="19"/>
+              </w:rPr>
+              <w:t>0.1103</w:t>
+            </w:r>
+          </w:p>
+        </w:tc>
+      </w:tr>
+      <w:tr>
+        <w:trPr>
+          <w:cantSplit/>
+        </w:trPr>
+        <w:tc>
+          <w:tcPr>
+            <w:tcW w:type="dxa" w:w="1154"/>
+            <w:vAlign w:val="center"/>
+            <w:tcBorders>
+              <w:top w:val="single" w:sz="4" w:color="D9D9D9"/>
+              <w:left w:val="single" w:sz="4" w:color="D9D9D9"/>
+              <w:bottom w:val="single" w:sz="4" w:color="D9D9D9"/>
+              <w:right w:val="single" w:sz="4" w:color="D9D9D9"/>
+            </w:tcBorders>
+          </w:tcPr>
+          <w:p>
+            <w:pPr>
+              <w:keepNext w:val="0"/>
+              <w:spacing w:before="80" w:after="80"/>
+              <w:jc w:val="center"/>
+            </w:pPr>
+            <w:r>
+              <w:rPr>
+                <w:b w:val="0"/>
+                <w:sz w:val="19"/>
+              </w:rPr>
+              <w:t>LR</w:t>
+            </w:r>
+          </w:p>
+        </w:tc>
+        <w:tc>
+          <w:tcPr>
+            <w:tcW w:type="dxa" w:w="3077"/>
+            <w:vAlign w:val="center"/>
+            <w:tcBorders>
+              <w:top w:val="single" w:sz="4" w:color="D9D9D9"/>
+              <w:left w:val="single" w:sz="4" w:color="D9D9D9"/>
+              <w:bottom w:val="single" w:sz="4" w:color="D9D9D9"/>
+              <w:right w:val="single" w:sz="4" w:color="D9D9D9"/>
+            </w:tcBorders>
+          </w:tcPr>
+          <w:p>
+            <w:pPr>
+              <w:keepNext w:val="0"/>
+              <w:spacing w:before="80" w:after="80"/>
+              <w:jc w:val="center"/>
+            </w:pPr>
+            <w:r>
+              <w:rPr>
+                <w:b w:val="0"/>
+                <w:sz w:val="19"/>
+              </w:rPr>
+              <w:t>Without geophone</w:t>
+            </w:r>
+          </w:p>
+        </w:tc>
+        <w:tc>
+          <w:tcPr>
+            <w:tcW w:type="dxa" w:w="1282"/>
+            <w:vAlign w:val="center"/>
+            <w:tcBorders>
+              <w:top w:val="single" w:sz="4" w:color="D9D9D9"/>
+              <w:left w:val="single" w:sz="4" w:color="D9D9D9"/>
+              <w:bottom w:val="single" w:sz="4" w:color="D9D9D9"/>
+              <w:right w:val="single" w:sz="4" w:color="D9D9D9"/>
+            </w:tcBorders>
+          </w:tcPr>
+          <w:p>
+            <w:pPr>
+              <w:keepNext w:val="0"/>
+              <w:spacing w:before="80" w:after="80"/>
+              <w:jc w:val="center"/>
+            </w:pPr>
+            <w:r>
+              <w:rPr>
+                <w:b w:val="0"/>
+                <w:sz w:val="19"/>
+              </w:rPr>
+              <w:t>0.1177</w:t>
+            </w:r>
+          </w:p>
+        </w:tc>
+        <w:tc>
+          <w:tcPr>
+            <w:tcW w:type="dxa" w:w="1282"/>
+            <w:vAlign w:val="center"/>
+            <w:tcBorders>
+              <w:top w:val="single" w:sz="4" w:color="D9D9D9"/>
+              <w:left w:val="single" w:sz="4" w:color="D9D9D9"/>
+              <w:bottom w:val="single" w:sz="4" w:color="D9D9D9"/>
+              <w:right w:val="single" w:sz="4" w:color="D9D9D9"/>
+            </w:tcBorders>
+          </w:tcPr>
+          <w:p>
+            <w:pPr>
+              <w:keepNext w:val="0"/>
+              <w:spacing w:before="80" w:after="80"/>
+              <w:jc w:val="center"/>
+            </w:pPr>
+            <w:r>
+              <w:rPr>
+                <w:b w:val="0"/>
+                <w:sz w:val="19"/>
+              </w:rPr>
+              <w:t>0.0418</w:t>
+            </w:r>
+          </w:p>
+        </w:tc>
+        <w:tc>
+          <w:tcPr>
+            <w:tcW w:type="dxa" w:w="1282"/>
+            <w:vAlign w:val="center"/>
+            <w:tcBorders>
+              <w:top w:val="single" w:sz="4" w:color="D9D9D9"/>
+              <w:left w:val="single" w:sz="4" w:color="D9D9D9"/>
+              <w:bottom w:val="single" w:sz="4" w:color="D9D9D9"/>
+              <w:right w:val="single" w:sz="4" w:color="D9D9D9"/>
+            </w:tcBorders>
+          </w:tcPr>
+          <w:p>
+            <w:pPr>
+              <w:keepNext w:val="0"/>
+              <w:spacing w:before="80" w:after="80"/>
+              <w:jc w:val="center"/>
+            </w:pPr>
+            <w:r>
+              <w:rPr>
+                <w:b w:val="0"/>
+                <w:sz w:val="19"/>
+              </w:rPr>
+              <w:t>0.1224</w:t>
+            </w:r>
+          </w:p>
+        </w:tc>
+        <w:tc>
+          <w:tcPr>
+            <w:tcW w:type="dxa" w:w="1282"/>
+            <w:vAlign w:val="center"/>
+            <w:tcBorders>
+              <w:top w:val="single" w:sz="4" w:color="D9D9D9"/>
+              <w:left w:val="single" w:sz="4" w:color="D9D9D9"/>
+              <w:bottom w:val="single" w:sz="4" w:color="D9D9D9"/>
+              <w:right w:val="single" w:sz="4" w:color="D9D9D9"/>
+            </w:tcBorders>
+          </w:tcPr>
+          <w:p>
+            <w:pPr>
+              <w:keepNext w:val="0"/>
+              <w:spacing w:before="80" w:after="80"/>
+              <w:jc w:val="center"/>
+            </w:pPr>
+            <w:r>
+              <w:rPr>
+                <w:b w:val="0"/>
+                <w:sz w:val="19"/>
+              </w:rPr>
+              <w:t>0.0649</w:t>
+            </w:r>
+          </w:p>
+        </w:tc>
+      </w:tr>
+      <w:tr>
+        <w:trPr>
+          <w:cantSplit/>
+        </w:trPr>
+        <w:tc>
+          <w:tcPr>
+            <w:tcW w:type="dxa" w:w="1154"/>
+            <w:vAlign w:val="center"/>
+            <w:tcBorders>
+              <w:top w:val="single" w:sz="4" w:color="D9D9D9"/>
+              <w:left w:val="single" w:sz="4" w:color="D9D9D9"/>
+              <w:bottom w:val="single" w:sz="4" w:color="D9D9D9"/>
+              <w:right w:val="single" w:sz="4" w:color="D9D9D9"/>
+            </w:tcBorders>
+          </w:tcPr>
+          <w:p>
+            <w:pPr>
+              <w:keepNext w:val="0"/>
+              <w:spacing w:before="80" w:after="80"/>
+              <w:jc w:val="center"/>
+            </w:pPr>
+            <w:r>
+              <w:rPr>
+                <w:b w:val="0"/>
+                <w:sz w:val="19"/>
+              </w:rPr>
+              <w:t>LR</w:t>
+            </w:r>
+          </w:p>
+        </w:tc>
+        <w:tc>
+          <w:tcPr>
+            <w:tcW w:type="dxa" w:w="3077"/>
+            <w:vAlign w:val="center"/>
+            <w:tcBorders>
+              <w:top w:val="single" w:sz="4" w:color="D9D9D9"/>
+              <w:left w:val="single" w:sz="4" w:color="D9D9D9"/>
+              <w:bottom w:val="single" w:sz="4" w:color="D9D9D9"/>
+              <w:right w:val="single" w:sz="4" w:color="D9D9D9"/>
+            </w:tcBorders>
+          </w:tcPr>
+          <w:p>
+            <w:pPr>
+              <w:keepNext w:val="0"/>
+              <w:spacing w:before="80" w:after="80"/>
+              <w:jc w:val="center"/>
+            </w:pPr>
+            <w:r>
+              <w:rPr>
+                <w:b w:val="0"/>
+                <w:sz w:val="19"/>
+              </w:rPr>
+              <w:t>Seismic activity only</w:t>
+            </w:r>
+          </w:p>
+        </w:tc>
+        <w:tc>
+          <w:tcPr>
+            <w:tcW w:type="dxa" w:w="1282"/>
+            <w:vAlign w:val="center"/>
+            <w:tcBorders>
+              <w:top w:val="single" w:sz="4" w:color="D9D9D9"/>
+              <w:left w:val="single" w:sz="4" w:color="D9D9D9"/>
+              <w:bottom w:val="single" w:sz="4" w:color="D9D9D9"/>
+              <w:right w:val="single" w:sz="4" w:color="D9D9D9"/>
+            </w:tcBorders>
+          </w:tcPr>
+          <w:p>
+            <w:pPr>
+              <w:keepNext w:val="0"/>
+              <w:spacing w:before="80" w:after="80"/>
+              <w:jc w:val="center"/>
+            </w:pPr>
+            <w:r>
+              <w:rPr>
+                <w:b w:val="0"/>
+                <w:sz w:val="19"/>
+              </w:rPr>
+              <w:t>0.0979</w:t>
+            </w:r>
+          </w:p>
+        </w:tc>
+        <w:tc>
+          <w:tcPr>
+            <w:tcW w:type="dxa" w:w="1282"/>
+            <w:vAlign w:val="center"/>
+            <w:tcBorders>
+              <w:top w:val="single" w:sz="4" w:color="D9D9D9"/>
+              <w:left w:val="single" w:sz="4" w:color="D9D9D9"/>
+              <w:bottom w:val="single" w:sz="4" w:color="D9D9D9"/>
+              <w:right w:val="single" w:sz="4" w:color="D9D9D9"/>
+            </w:tcBorders>
+          </w:tcPr>
+          <w:p>
+            <w:pPr>
+              <w:keepNext w:val="0"/>
+              <w:spacing w:before="80" w:after="80"/>
+              <w:jc w:val="center"/>
+            </w:pPr>
+            <w:r>
+              <w:rPr>
+                <w:b w:val="0"/>
+                <w:sz w:val="19"/>
+              </w:rPr>
+              <w:t>0.0194</w:t>
+            </w:r>
+          </w:p>
+        </w:tc>
+        <w:tc>
+          <w:tcPr>
+            <w:tcW w:type="dxa" w:w="1282"/>
+            <w:vAlign w:val="center"/>
+            <w:tcBorders>
+              <w:top w:val="single" w:sz="4" w:color="D9D9D9"/>
+              <w:left w:val="single" w:sz="4" w:color="D9D9D9"/>
+              <w:bottom w:val="single" w:sz="4" w:color="D9D9D9"/>
+              <w:right w:val="single" w:sz="4" w:color="D9D9D9"/>
+            </w:tcBorders>
+          </w:tcPr>
+          <w:p>
+            <w:pPr>
+              <w:keepNext w:val="0"/>
+              <w:spacing w:before="80" w:after="80"/>
+              <w:jc w:val="center"/>
+            </w:pPr>
+            <w:r>
+              <w:rPr>
+                <w:b w:val="0"/>
+                <w:sz w:val="19"/>
+              </w:rPr>
+              <w:t>0.1415</w:t>
+            </w:r>
+          </w:p>
+        </w:tc>
+        <w:tc>
+          <w:tcPr>
+            <w:tcW w:type="dxa" w:w="1282"/>
+            <w:vAlign w:val="center"/>
+            <w:tcBorders>
+              <w:top w:val="single" w:sz="4" w:color="D9D9D9"/>
+              <w:left w:val="single" w:sz="4" w:color="D9D9D9"/>
+              <w:bottom w:val="single" w:sz="4" w:color="D9D9D9"/>
+              <w:right w:val="single" w:sz="4" w:color="D9D9D9"/>
+            </w:tcBorders>
+          </w:tcPr>
+          <w:p>
+            <w:pPr>
+              <w:keepNext w:val="0"/>
+              <w:spacing w:before="80" w:after="80"/>
+              <w:jc w:val="center"/>
+            </w:pPr>
+            <w:r>
+              <w:rPr>
+                <w:b w:val="0"/>
+                <w:sz w:val="19"/>
+              </w:rPr>
+              <w:t>0.0768</w:t>
+            </w:r>
+          </w:p>
+        </w:tc>
+      </w:tr>
+      <w:tr>
+        <w:trPr>
+          <w:cantSplit/>
+        </w:trPr>
+        <w:tc>
+          <w:tcPr>
+            <w:tcW w:type="dxa" w:w="1154"/>
+            <w:vAlign w:val="center"/>
+            <w:tcBorders>
+              <w:top w:val="single" w:sz="4" w:color="D9D9D9"/>
+              <w:left w:val="single" w:sz="4" w:color="D9D9D9"/>
+              <w:bottom w:val="single" w:sz="4" w:color="D9D9D9"/>
+              <w:right w:val="single" w:sz="4" w:color="D9D9D9"/>
+            </w:tcBorders>
+          </w:tcPr>
+          <w:p>
+            <w:pPr>
+              <w:keepNext w:val="0"/>
+              <w:spacing w:before="80" w:after="80"/>
+              <w:jc w:val="center"/>
+            </w:pPr>
+            <w:r>
+              <w:rPr>
+                <w:b w:val="0"/>
+                <w:sz w:val="19"/>
+              </w:rPr>
+              <w:t>LR</w:t>
+            </w:r>
+          </w:p>
+        </w:tc>
+        <w:tc>
+          <w:tcPr>
+            <w:tcW w:type="dxa" w:w="3077"/>
+            <w:vAlign w:val="center"/>
+            <w:tcBorders>
+              <w:top w:val="single" w:sz="4" w:color="D9D9D9"/>
+              <w:left w:val="single" w:sz="4" w:color="D9D9D9"/>
+              <w:bottom w:val="single" w:sz="4" w:color="D9D9D9"/>
+              <w:right w:val="single" w:sz="4" w:color="D9D9D9"/>
+            </w:tcBorders>
+          </w:tcPr>
+          <w:p>
+            <w:pPr>
+              <w:keepNext w:val="0"/>
+              <w:spacing w:before="80" w:after="80"/>
+              <w:jc w:val="center"/>
+            </w:pPr>
+            <w:r>
+              <w:rPr>
+                <w:b w:val="0"/>
+                <w:sz w:val="19"/>
+              </w:rPr>
+              <w:t>Without seismic activity</w:t>
+            </w:r>
+          </w:p>
+        </w:tc>
+        <w:tc>
+          <w:tcPr>
+            <w:tcW w:type="dxa" w:w="1282"/>
+            <w:vAlign w:val="center"/>
+            <w:tcBorders>
+              <w:top w:val="single" w:sz="4" w:color="D9D9D9"/>
+              <w:left w:val="single" w:sz="4" w:color="D9D9D9"/>
+              <w:bottom w:val="single" w:sz="4" w:color="D9D9D9"/>
+              <w:right w:val="single" w:sz="4" w:color="D9D9D9"/>
+            </w:tcBorders>
+          </w:tcPr>
+          <w:p>
+            <w:pPr>
+              <w:keepNext w:val="0"/>
+              <w:spacing w:before="80" w:after="80"/>
+              <w:jc w:val="center"/>
+            </w:pPr>
+            <w:r>
+              <w:rPr>
+                <w:b w:val="0"/>
+                <w:sz w:val="19"/>
+              </w:rPr>
+              <w:t>0.2310</w:t>
+            </w:r>
+          </w:p>
+        </w:tc>
+        <w:tc>
+          <w:tcPr>
+            <w:tcW w:type="dxa" w:w="1282"/>
+            <w:vAlign w:val="center"/>
+            <w:tcBorders>
+              <w:top w:val="single" w:sz="4" w:color="D9D9D9"/>
+              <w:left w:val="single" w:sz="4" w:color="D9D9D9"/>
+              <w:bottom w:val="single" w:sz="4" w:color="D9D9D9"/>
+              <w:right w:val="single" w:sz="4" w:color="D9D9D9"/>
+            </w:tcBorders>
+          </w:tcPr>
+          <w:p>
+            <w:pPr>
+              <w:keepNext w:val="0"/>
+              <w:spacing w:before="80" w:after="80"/>
+              <w:jc w:val="center"/>
+            </w:pPr>
+            <w:r>
+              <w:rPr>
+                <w:b w:val="0"/>
+                <w:sz w:val="19"/>
+              </w:rPr>
+              <w:t>0.0298</w:t>
+            </w:r>
+          </w:p>
+        </w:tc>
+        <w:tc>
+          <w:tcPr>
+            <w:tcW w:type="dxa" w:w="1282"/>
+            <w:vAlign w:val="center"/>
+            <w:tcBorders>
+              <w:top w:val="single" w:sz="4" w:color="D9D9D9"/>
+              <w:left w:val="single" w:sz="4" w:color="D9D9D9"/>
+              <w:bottom w:val="single" w:sz="4" w:color="D9D9D9"/>
+              <w:right w:val="single" w:sz="4" w:color="D9D9D9"/>
+            </w:tcBorders>
+          </w:tcPr>
+          <w:p>
+            <w:pPr>
+              <w:keepNext w:val="0"/>
+              <w:spacing w:before="80" w:after="80"/>
+              <w:jc w:val="center"/>
+            </w:pPr>
+            <w:r>
+              <w:rPr>
+                <w:b w:val="0"/>
+                <w:sz w:val="19"/>
+              </w:rPr>
+              <w:t>0.0666</w:t>
+            </w:r>
+          </w:p>
+        </w:tc>
+        <w:tc>
+          <w:tcPr>
+            <w:tcW w:type="dxa" w:w="1282"/>
+            <w:vAlign w:val="center"/>
+            <w:tcBorders>
+              <w:top w:val="single" w:sz="4" w:color="D9D9D9"/>
+              <w:left w:val="single" w:sz="4" w:color="D9D9D9"/>
+              <w:bottom w:val="single" w:sz="4" w:color="D9D9D9"/>
+              <w:right w:val="single" w:sz="4" w:color="D9D9D9"/>
+            </w:tcBorders>
+          </w:tcPr>
+          <w:p>
+            <w:pPr>
+              <w:keepNext w:val="0"/>
+              <w:spacing w:before="80" w:after="80"/>
+              <w:jc w:val="center"/>
+            </w:pPr>
+            <w:r>
+              <w:rPr>
+                <w:b w:val="0"/>
+                <w:sz w:val="19"/>
+              </w:rPr>
+              <w:t>0.0456</w:t>
+            </w:r>
+          </w:p>
+        </w:tc>
+      </w:tr>
+      <w:tr>
+        <w:trPr>
+          <w:cantSplit/>
+        </w:trPr>
+        <w:tc>
+          <w:tcPr>
+            <w:tcW w:type="dxa" w:w="1154"/>
+            <w:vAlign w:val="center"/>
+            <w:tcBorders>
+              <w:top w:val="single" w:sz="4" w:color="D9D9D9"/>
+              <w:left w:val="single" w:sz="4" w:color="D9D9D9"/>
+              <w:bottom w:val="single" w:sz="4" w:color="D9D9D9"/>
+              <w:right w:val="single" w:sz="4" w:color="D9D9D9"/>
+            </w:tcBorders>
+          </w:tcPr>
+          <w:p>
+            <w:pPr>
+              <w:keepNext w:val="0"/>
+              <w:spacing w:before="80" w:after="80"/>
+              <w:jc w:val="center"/>
+            </w:pPr>
+            <w:r>
+              <w:rPr>
+                <w:b w:val="0"/>
+                <w:sz w:val="19"/>
+              </w:rPr>
+              <w:t>LR</w:t>
+            </w:r>
+          </w:p>
+        </w:tc>
+        <w:tc>
+          <w:tcPr>
+            <w:tcW w:type="dxa" w:w="3077"/>
+            <w:vAlign w:val="center"/>
+            <w:tcBorders>
+              <w:top w:val="single" w:sz="4" w:color="D9D9D9"/>
+              <w:left w:val="single" w:sz="4" w:color="D9D9D9"/>
+              <w:bottom w:val="single" w:sz="4" w:color="D9D9D9"/>
+              <w:right w:val="single" w:sz="4" w:color="D9D9D9"/>
+            </w:tcBorders>
+          </w:tcPr>
+          <w:p>
+            <w:pPr>
+              <w:keepNext w:val="0"/>
+              <w:spacing w:before="80" w:after="80"/>
+              <w:jc w:val="center"/>
+            </w:pPr>
+            <w:r>
+              <w:rPr>
+                <w:b w:val="0"/>
+                <w:sz w:val="19"/>
+              </w:rPr>
+              <w:t>Shift type only</w:t>
+            </w:r>
+          </w:p>
+        </w:tc>
+        <w:tc>
+          <w:tcPr>
+            <w:tcW w:type="dxa" w:w="1282"/>
+            <w:vAlign w:val="center"/>
+            <w:tcBorders>
+              <w:top w:val="single" w:sz="4" w:color="D9D9D9"/>
+              <w:left w:val="single" w:sz="4" w:color="D9D9D9"/>
+              <w:bottom w:val="single" w:sz="4" w:color="D9D9D9"/>
+              <w:right w:val="single" w:sz="4" w:color="D9D9D9"/>
+            </w:tcBorders>
+          </w:tcPr>
+          <w:p>
+            <w:pPr>
+              <w:keepNext w:val="0"/>
+              <w:spacing w:before="80" w:after="80"/>
+              <w:jc w:val="center"/>
+            </w:pPr>
+            <w:r>
+              <w:rPr>
+                <w:b w:val="0"/>
+                <w:sz w:val="19"/>
+              </w:rPr>
+              <w:t>0.1104</w:t>
+            </w:r>
+          </w:p>
+        </w:tc>
+        <w:tc>
+          <w:tcPr>
+            <w:tcW w:type="dxa" w:w="1282"/>
+            <w:vAlign w:val="center"/>
+            <w:tcBorders>
+              <w:top w:val="single" w:sz="4" w:color="D9D9D9"/>
+              <w:left w:val="single" w:sz="4" w:color="D9D9D9"/>
+              <w:bottom w:val="single" w:sz="4" w:color="D9D9D9"/>
+              <w:right w:val="single" w:sz="4" w:color="D9D9D9"/>
+            </w:tcBorders>
+          </w:tcPr>
+          <w:p>
+            <w:pPr>
+              <w:keepNext w:val="0"/>
+              <w:spacing w:before="80" w:after="80"/>
+              <w:jc w:val="center"/>
+            </w:pPr>
+            <w:r>
+              <w:rPr>
+                <w:b w:val="0"/>
+                <w:sz w:val="19"/>
+              </w:rPr>
+              <w:t>0.0303</w:t>
+            </w:r>
+          </w:p>
+        </w:tc>
+        <w:tc>
+          <w:tcPr>
+            <w:tcW w:type="dxa" w:w="1282"/>
+            <w:vAlign w:val="center"/>
+            <w:tcBorders>
+              <w:top w:val="single" w:sz="4" w:color="D9D9D9"/>
+              <w:left w:val="single" w:sz="4" w:color="D9D9D9"/>
+              <w:bottom w:val="single" w:sz="4" w:color="D9D9D9"/>
+              <w:right w:val="single" w:sz="4" w:color="D9D9D9"/>
+            </w:tcBorders>
+          </w:tcPr>
+          <w:p>
+            <w:pPr>
+              <w:keepNext w:val="0"/>
+              <w:spacing w:before="80" w:after="80"/>
+              <w:jc w:val="center"/>
+            </w:pPr>
+            <w:r>
+              <w:rPr>
+                <w:b w:val="0"/>
+                <w:sz w:val="19"/>
+              </w:rPr>
+              <w:t>0.0658</w:t>
+            </w:r>
+          </w:p>
+        </w:tc>
+        <w:tc>
+          <w:tcPr>
+            <w:tcW w:type="dxa" w:w="1282"/>
+            <w:vAlign w:val="center"/>
+            <w:tcBorders>
+              <w:top w:val="single" w:sz="4" w:color="D9D9D9"/>
+              <w:left w:val="single" w:sz="4" w:color="D9D9D9"/>
+              <w:bottom w:val="single" w:sz="4" w:color="D9D9D9"/>
+              <w:right w:val="single" w:sz="4" w:color="D9D9D9"/>
+            </w:tcBorders>
+          </w:tcPr>
+          <w:p>
+            <w:pPr>
+              <w:keepNext w:val="0"/>
+              <w:spacing w:before="80" w:after="80"/>
+              <w:jc w:val="center"/>
+            </w:pPr>
+            <w:r>
+              <w:rPr>
+                <w:b w:val="0"/>
+                <w:sz w:val="19"/>
+              </w:rPr>
+              <w:t>0.0392</w:t>
+            </w:r>
+          </w:p>
+        </w:tc>
+      </w:tr>
+      <w:tr>
+        <w:trPr>
+          <w:cantSplit/>
+        </w:trPr>
+        <w:tc>
+          <w:tcPr>
+            <w:tcW w:type="dxa" w:w="1154"/>
+            <w:vAlign w:val="center"/>
+            <w:tcBorders>
+              <w:top w:val="single" w:sz="4" w:color="D9D9D9"/>
+              <w:left w:val="single" w:sz="4" w:color="D9D9D9"/>
+              <w:bottom w:val="single" w:sz="4" w:color="D9D9D9"/>
+              <w:right w:val="single" w:sz="4" w:color="D9D9D9"/>
+            </w:tcBorders>
+          </w:tcPr>
+          <w:p>
+            <w:pPr>
+              <w:keepNext w:val="0"/>
+              <w:spacing w:before="80" w:after="80"/>
+              <w:jc w:val="center"/>
+            </w:pPr>
+            <w:r>
+              <w:rPr>
+                <w:b w:val="0"/>
+                <w:sz w:val="19"/>
+              </w:rPr>
+              <w:t>LR</w:t>
+            </w:r>
+          </w:p>
+        </w:tc>
+        <w:tc>
+          <w:tcPr>
+            <w:tcW w:type="dxa" w:w="3077"/>
+            <w:vAlign w:val="center"/>
+            <w:tcBorders>
+              <w:top w:val="single" w:sz="4" w:color="D9D9D9"/>
+              <w:left w:val="single" w:sz="4" w:color="D9D9D9"/>
+              <w:bottom w:val="single" w:sz="4" w:color="D9D9D9"/>
+              <w:right w:val="single" w:sz="4" w:color="D9D9D9"/>
+            </w:tcBorders>
+          </w:tcPr>
+          <w:p>
+            <w:pPr>
+              <w:keepNext w:val="0"/>
+              <w:spacing w:before="80" w:after="80"/>
+              <w:jc w:val="center"/>
+            </w:pPr>
+            <w:r>
+              <w:rPr>
+                <w:b w:val="0"/>
+                <w:sz w:val="19"/>
+              </w:rPr>
+              <w:t>Without shift type</w:t>
+            </w:r>
+          </w:p>
+        </w:tc>
+        <w:tc>
+          <w:tcPr>
+            <w:tcW w:type="dxa" w:w="1282"/>
+            <w:vAlign w:val="center"/>
+            <w:tcBorders>
+              <w:top w:val="single" w:sz="4" w:color="D9D9D9"/>
+              <w:left w:val="single" w:sz="4" w:color="D9D9D9"/>
+              <w:bottom w:val="single" w:sz="4" w:color="D9D9D9"/>
+              <w:right w:val="single" w:sz="4" w:color="D9D9D9"/>
+            </w:tcBorders>
+          </w:tcPr>
+          <w:p>
+            <w:pPr>
+              <w:keepNext w:val="0"/>
+              <w:spacing w:before="80" w:after="80"/>
+              <w:jc w:val="center"/>
+            </w:pPr>
+            <w:r>
+              <w:rPr>
+                <w:b w:val="0"/>
+                <w:sz w:val="19"/>
+              </w:rPr>
+              <w:t>0.1340</w:t>
+            </w:r>
+          </w:p>
+        </w:tc>
+        <w:tc>
+          <w:tcPr>
+            <w:tcW w:type="dxa" w:w="1282"/>
+            <w:vAlign w:val="center"/>
+            <w:tcBorders>
+              <w:top w:val="single" w:sz="4" w:color="D9D9D9"/>
+              <w:left w:val="single" w:sz="4" w:color="D9D9D9"/>
+              <w:bottom w:val="single" w:sz="4" w:color="D9D9D9"/>
+              <w:right w:val="single" w:sz="4" w:color="D9D9D9"/>
+            </w:tcBorders>
+          </w:tcPr>
+          <w:p>
+            <w:pPr>
+              <w:keepNext w:val="0"/>
+              <w:spacing w:before="80" w:after="80"/>
+              <w:jc w:val="center"/>
+            </w:pPr>
+            <w:r>
+              <w:rPr>
+                <w:b w:val="0"/>
+                <w:sz w:val="19"/>
+              </w:rPr>
+              <w:t>0.0174</w:t>
+            </w:r>
+          </w:p>
+        </w:tc>
+        <w:tc>
+          <w:tcPr>
+            <w:tcW w:type="dxa" w:w="1282"/>
+            <w:vAlign w:val="center"/>
+            <w:tcBorders>
+              <w:top w:val="single" w:sz="4" w:color="D9D9D9"/>
+              <w:left w:val="single" w:sz="4" w:color="D9D9D9"/>
+              <w:bottom w:val="single" w:sz="4" w:color="D9D9D9"/>
+              <w:right w:val="single" w:sz="4" w:color="D9D9D9"/>
+            </w:tcBorders>
+          </w:tcPr>
+          <w:p>
+            <w:pPr>
+              <w:keepNext w:val="0"/>
+              <w:spacing w:before="80" w:after="80"/>
+              <w:jc w:val="center"/>
+            </w:pPr>
+            <w:r>
+              <w:rPr>
+                <w:b w:val="0"/>
+                <w:sz w:val="19"/>
+              </w:rPr>
+              <w:t>0.0874</w:t>
+            </w:r>
+          </w:p>
+        </w:tc>
+        <w:tc>
+          <w:tcPr>
+            <w:tcW w:type="dxa" w:w="1282"/>
+            <w:vAlign w:val="center"/>
+            <w:tcBorders>
+              <w:top w:val="single" w:sz="4" w:color="D9D9D9"/>
+              <w:left w:val="single" w:sz="4" w:color="D9D9D9"/>
+              <w:bottom w:val="single" w:sz="4" w:color="D9D9D9"/>
+              <w:right w:val="single" w:sz="4" w:color="D9D9D9"/>
+            </w:tcBorders>
+          </w:tcPr>
+          <w:p>
+            <w:pPr>
+              <w:keepNext w:val="0"/>
+              <w:spacing w:before="80" w:after="80"/>
+              <w:jc w:val="center"/>
+            </w:pPr>
+            <w:r>
+              <w:rPr>
+                <w:b w:val="0"/>
+                <w:sz w:val="19"/>
+              </w:rPr>
+              <w:t>0.1204</w:t>
+            </w:r>
+          </w:p>
+        </w:tc>
+      </w:tr>
+      <w:tr>
+        <w:trPr>
+          <w:cantSplit/>
+        </w:trPr>
+        <w:tc>
+          <w:tcPr>
+            <w:tcW w:type="dxa" w:w="1154"/>
+            <w:vAlign w:val="center"/>
+            <w:tcBorders>
+              <w:top w:val="single" w:sz="4" w:color="D9D9D9"/>
+              <w:left w:val="single" w:sz="4" w:color="D9D9D9"/>
+              <w:bottom w:val="single" w:sz="4" w:color="D9D9D9"/>
+              <w:right w:val="single" w:sz="4" w:color="D9D9D9"/>
+            </w:tcBorders>
+          </w:tcPr>
+          <w:p>
+            <w:pPr>
+              <w:keepNext w:val="0"/>
+              <w:spacing w:before="80" w:after="80"/>
+              <w:jc w:val="center"/>
+            </w:pPr>
+            <w:r>
+              <w:rPr>
+                <w:b w:val="0"/>
+                <w:sz w:val="19"/>
+              </w:rPr>
+              <w:t>CART</w:t>
+            </w:r>
+          </w:p>
+        </w:tc>
+        <w:tc>
+          <w:tcPr>
+            <w:tcW w:type="dxa" w:w="3077"/>
+            <w:vAlign w:val="center"/>
+            <w:tcBorders>
+              <w:top w:val="single" w:sz="4" w:color="D9D9D9"/>
+              <w:left w:val="single" w:sz="4" w:color="D9D9D9"/>
+              <w:bottom w:val="single" w:sz="4" w:color="D9D9D9"/>
+              <w:right w:val="single" w:sz="4" w:color="D9D9D9"/>
+            </w:tcBorders>
+          </w:tcPr>
+          <w:p>
+            <w:pPr>
+              <w:keepNext w:val="0"/>
+              <w:spacing w:before="80" w:after="80"/>
+              <w:jc w:val="center"/>
+            </w:pPr>
+            <w:r>
+              <w:rPr>
+                <w:b w:val="0"/>
+                <w:sz w:val="19"/>
+              </w:rPr>
+              <w:t>All features</w:t>
+            </w:r>
+          </w:p>
+        </w:tc>
+        <w:tc>
+          <w:tcPr>
+            <w:tcW w:type="dxa" w:w="1282"/>
+            <w:vAlign w:val="center"/>
+            <w:tcBorders>
+              <w:top w:val="single" w:sz="4" w:color="D9D9D9"/>
+              <w:left w:val="single" w:sz="4" w:color="D9D9D9"/>
+              <w:bottom w:val="single" w:sz="4" w:color="D9D9D9"/>
+              <w:right w:val="single" w:sz="4" w:color="D9D9D9"/>
+            </w:tcBorders>
+          </w:tcPr>
+          <w:p>
+            <w:pPr>
+              <w:keepNext w:val="0"/>
+              <w:spacing w:before="80" w:after="80"/>
+              <w:jc w:val="center"/>
+            </w:pPr>
+            <w:r>
+              <w:rPr>
+                <w:b w:val="0"/>
+                <w:sz w:val="19"/>
+              </w:rPr>
+              <w:t>0.1136</w:t>
+            </w:r>
+          </w:p>
+        </w:tc>
+        <w:tc>
+          <w:tcPr>
+            <w:tcW w:type="dxa" w:w="1282"/>
+            <w:vAlign w:val="center"/>
+            <w:tcBorders>
+              <w:top w:val="single" w:sz="4" w:color="D9D9D9"/>
+              <w:left w:val="single" w:sz="4" w:color="D9D9D9"/>
+              <w:bottom w:val="single" w:sz="4" w:color="D9D9D9"/>
+              <w:right w:val="single" w:sz="4" w:color="D9D9D9"/>
+            </w:tcBorders>
+          </w:tcPr>
+          <w:p>
+            <w:pPr>
+              <w:keepNext w:val="0"/>
+              <w:spacing w:before="80" w:after="80"/>
+              <w:jc w:val="center"/>
+            </w:pPr>
+            <w:r>
+              <w:rPr>
+                <w:b w:val="0"/>
+                <w:sz w:val="19"/>
+              </w:rPr>
+              <w:t>0.0274</w:t>
+            </w:r>
+          </w:p>
+        </w:tc>
+        <w:tc>
+          <w:tcPr>
+            <w:tcW w:type="dxa" w:w="1282"/>
+            <w:vAlign w:val="center"/>
+            <w:tcBorders>
+              <w:top w:val="single" w:sz="4" w:color="D9D9D9"/>
+              <w:left w:val="single" w:sz="4" w:color="D9D9D9"/>
+              <w:bottom w:val="single" w:sz="4" w:color="D9D9D9"/>
+              <w:right w:val="single" w:sz="4" w:color="D9D9D9"/>
+            </w:tcBorders>
+          </w:tcPr>
+          <w:p>
+            <w:pPr>
+              <w:keepNext w:val="0"/>
+              <w:spacing w:before="80" w:after="80"/>
+              <w:jc w:val="center"/>
+            </w:pPr>
+            <w:r>
+              <w:rPr>
+                <w:b w:val="0"/>
+                <w:sz w:val="19"/>
+              </w:rPr>
+              <w:t>0.0632</w:t>
+            </w:r>
+          </w:p>
+        </w:tc>
+        <w:tc>
+          <w:tcPr>
+            <w:tcW w:type="dxa" w:w="1282"/>
+            <w:vAlign w:val="center"/>
+            <w:tcBorders>
+              <w:top w:val="single" w:sz="4" w:color="D9D9D9"/>
+              <w:left w:val="single" w:sz="4" w:color="D9D9D9"/>
+              <w:bottom w:val="single" w:sz="4" w:color="D9D9D9"/>
+              <w:right w:val="single" w:sz="4" w:color="D9D9D9"/>
+            </w:tcBorders>
+          </w:tcPr>
+          <w:p>
+            <w:pPr>
+              <w:keepNext w:val="0"/>
+              <w:spacing w:before="80" w:after="80"/>
+              <w:jc w:val="center"/>
+            </w:pPr>
+            <w:r>
+              <w:rPr>
+                <w:b w:val="0"/>
+                <w:sz w:val="19"/>
+              </w:rPr>
+              <w:t>0.0781</w:t>
+            </w:r>
+          </w:p>
+        </w:tc>
+      </w:tr>
+      <w:tr>
+        <w:trPr>
+          <w:cantSplit/>
+        </w:trPr>
+        <w:tc>
+          <w:tcPr>
+            <w:tcW w:type="dxa" w:w="1154"/>
+            <w:vAlign w:val="center"/>
+            <w:tcBorders>
+              <w:top w:val="single" w:sz="4" w:color="D9D9D9"/>
+              <w:left w:val="single" w:sz="4" w:color="D9D9D9"/>
+              <w:bottom w:val="single" w:sz="4" w:color="D9D9D9"/>
+              <w:right w:val="single" w:sz="4" w:color="D9D9D9"/>
+            </w:tcBorders>
+          </w:tcPr>
+          <w:p>
+            <w:pPr>
+              <w:keepNext w:val="0"/>
+              <w:spacing w:before="80" w:after="80"/>
+              <w:jc w:val="center"/>
+            </w:pPr>
+            <w:r>
+              <w:rPr>
+                <w:b w:val="0"/>
+                <w:sz w:val="19"/>
+              </w:rPr>
+              <w:t>CART</w:t>
+            </w:r>
+          </w:p>
+        </w:tc>
+        <w:tc>
+          <w:tcPr>
+            <w:tcW w:type="dxa" w:w="3077"/>
+            <w:vAlign w:val="center"/>
+            <w:tcBorders>
+              <w:top w:val="single" w:sz="4" w:color="D9D9D9"/>
+              <w:left w:val="single" w:sz="4" w:color="D9D9D9"/>
+              <w:bottom w:val="single" w:sz="4" w:color="D9D9D9"/>
+              <w:right w:val="single" w:sz="4" w:color="D9D9D9"/>
+            </w:tcBorders>
+          </w:tcPr>
+          <w:p>
+            <w:pPr>
+              <w:keepNext w:val="0"/>
+              <w:spacing w:before="80" w:after="80"/>
+              <w:jc w:val="center"/>
+            </w:pPr>
+            <w:r>
+              <w:rPr>
+                <w:b w:val="0"/>
+                <w:sz w:val="19"/>
+              </w:rPr>
+              <w:t>Hazard ratings only</w:t>
+            </w:r>
+          </w:p>
+        </w:tc>
+        <w:tc>
+          <w:tcPr>
+            <w:tcW w:type="dxa" w:w="1282"/>
+            <w:vAlign w:val="center"/>
+            <w:tcBorders>
+              <w:top w:val="single" w:sz="4" w:color="D9D9D9"/>
+              <w:left w:val="single" w:sz="4" w:color="D9D9D9"/>
+              <w:bottom w:val="single" w:sz="4" w:color="D9D9D9"/>
+              <w:right w:val="single" w:sz="4" w:color="D9D9D9"/>
+            </w:tcBorders>
+          </w:tcPr>
+          <w:p>
+            <w:pPr>
+              <w:keepNext w:val="0"/>
+              <w:spacing w:before="80" w:after="80"/>
+              <w:jc w:val="center"/>
+            </w:pPr>
+            <w:r>
+              <w:rPr>
+                <w:b w:val="0"/>
+                <w:sz w:val="19"/>
+              </w:rPr>
+              <w:t>0.1171</w:t>
+            </w:r>
+          </w:p>
+        </w:tc>
+        <w:tc>
+          <w:tcPr>
+            <w:tcW w:type="dxa" w:w="1282"/>
+            <w:vAlign w:val="center"/>
+            <w:tcBorders>
+              <w:top w:val="single" w:sz="4" w:color="D9D9D9"/>
+              <w:left w:val="single" w:sz="4" w:color="D9D9D9"/>
+              <w:bottom w:val="single" w:sz="4" w:color="D9D9D9"/>
+              <w:right w:val="single" w:sz="4" w:color="D9D9D9"/>
+            </w:tcBorders>
+          </w:tcPr>
+          <w:p>
+            <w:pPr>
+              <w:keepNext w:val="0"/>
+              <w:spacing w:before="80" w:after="80"/>
+              <w:jc w:val="center"/>
+            </w:pPr>
+            <w:r>
+              <w:rPr>
+                <w:b w:val="0"/>
+                <w:sz w:val="19"/>
+              </w:rPr>
+              <w:t>0.0362</w:t>
+            </w:r>
+          </w:p>
+        </w:tc>
+        <w:tc>
+          <w:tcPr>
+            <w:tcW w:type="dxa" w:w="1282"/>
+            <w:vAlign w:val="center"/>
+            <w:tcBorders>
+              <w:top w:val="single" w:sz="4" w:color="D9D9D9"/>
+              <w:left w:val="single" w:sz="4" w:color="D9D9D9"/>
+              <w:bottom w:val="single" w:sz="4" w:color="D9D9D9"/>
+              <w:right w:val="single" w:sz="4" w:color="D9D9D9"/>
+            </w:tcBorders>
+          </w:tcPr>
+          <w:p>
+            <w:pPr>
+              <w:keepNext w:val="0"/>
+              <w:spacing w:before="80" w:after="80"/>
+              <w:jc w:val="center"/>
+            </w:pPr>
+            <w:r>
+              <w:rPr>
+                <w:b w:val="0"/>
+                <w:sz w:val="19"/>
+              </w:rPr>
+              <w:t>0.0476</w:t>
+            </w:r>
+          </w:p>
+        </w:tc>
+        <w:tc>
+          <w:tcPr>
+            <w:tcW w:type="dxa" w:w="1282"/>
+            <w:vAlign w:val="center"/>
+            <w:tcBorders>
+              <w:top w:val="single" w:sz="4" w:color="D9D9D9"/>
+              <w:left w:val="single" w:sz="4" w:color="D9D9D9"/>
+              <w:bottom w:val="single" w:sz="4" w:color="D9D9D9"/>
+              <w:right w:val="single" w:sz="4" w:color="D9D9D9"/>
+            </w:tcBorders>
+          </w:tcPr>
+          <w:p>
+            <w:pPr>
+              <w:keepNext w:val="0"/>
+              <w:spacing w:before="80" w:after="80"/>
+              <w:jc w:val="center"/>
+            </w:pPr>
+            <w:r>
+              <w:rPr>
+                <w:b w:val="0"/>
+                <w:sz w:val="19"/>
+              </w:rPr>
+              <w:t>0.0306</w:t>
+            </w:r>
+          </w:p>
+        </w:tc>
+      </w:tr>
+      <w:tr>
+        <w:trPr>
+          <w:cantSplit/>
+        </w:trPr>
+        <w:tc>
+          <w:tcPr>
+            <w:tcW w:type="dxa" w:w="1154"/>
+            <w:vAlign w:val="center"/>
+            <w:tcBorders>
+              <w:top w:val="single" w:sz="4" w:color="D9D9D9"/>
+              <w:left w:val="single" w:sz="4" w:color="D9D9D9"/>
+              <w:bottom w:val="single" w:sz="4" w:color="D9D9D9"/>
+              <w:right w:val="single" w:sz="4" w:color="D9D9D9"/>
+            </w:tcBorders>
+          </w:tcPr>
+          <w:p>
+            <w:pPr>
+              <w:keepNext w:val="0"/>
+              <w:spacing w:before="80" w:after="80"/>
+              <w:jc w:val="center"/>
+            </w:pPr>
+            <w:r>
+              <w:rPr>
+                <w:b w:val="0"/>
+                <w:sz w:val="19"/>
+              </w:rPr>
+              <w:t>CART</w:t>
+            </w:r>
+          </w:p>
+        </w:tc>
+        <w:tc>
+          <w:tcPr>
+            <w:tcW w:type="dxa" w:w="3077"/>
+            <w:vAlign w:val="center"/>
+            <w:tcBorders>
+              <w:top w:val="single" w:sz="4" w:color="D9D9D9"/>
+              <w:left w:val="single" w:sz="4" w:color="D9D9D9"/>
+              <w:bottom w:val="single" w:sz="4" w:color="D9D9D9"/>
+              <w:right w:val="single" w:sz="4" w:color="D9D9D9"/>
+            </w:tcBorders>
+          </w:tcPr>
+          <w:p>
+            <w:pPr>
+              <w:keepNext w:val="0"/>
+              <w:spacing w:before="80" w:after="80"/>
+              <w:jc w:val="center"/>
+            </w:pPr>
+            <w:r>
+              <w:rPr>
+                <w:b w:val="0"/>
+                <w:sz w:val="19"/>
+              </w:rPr>
+              <w:t>Without hazard ratings</w:t>
+            </w:r>
+          </w:p>
+        </w:tc>
+        <w:tc>
+          <w:tcPr>
+            <w:tcW w:type="dxa" w:w="1282"/>
+            <w:vAlign w:val="center"/>
+            <w:tcBorders>
+              <w:top w:val="single" w:sz="4" w:color="D9D9D9"/>
+              <w:left w:val="single" w:sz="4" w:color="D9D9D9"/>
+              <w:bottom w:val="single" w:sz="4" w:color="D9D9D9"/>
+              <w:right w:val="single" w:sz="4" w:color="D9D9D9"/>
+            </w:tcBorders>
+          </w:tcPr>
+          <w:p>
+            <w:pPr>
+              <w:keepNext w:val="0"/>
+              <w:spacing w:before="80" w:after="80"/>
+              <w:jc w:val="center"/>
+            </w:pPr>
+            <w:r>
+              <w:rPr>
+                <w:b w:val="0"/>
+                <w:sz w:val="19"/>
+              </w:rPr>
+              <w:t>0.1111</w:t>
+            </w:r>
+          </w:p>
+        </w:tc>
+        <w:tc>
+          <w:tcPr>
+            <w:tcW w:type="dxa" w:w="1282"/>
+            <w:vAlign w:val="center"/>
+            <w:tcBorders>
+              <w:top w:val="single" w:sz="4" w:color="D9D9D9"/>
+              <w:left w:val="single" w:sz="4" w:color="D9D9D9"/>
+              <w:bottom w:val="single" w:sz="4" w:color="D9D9D9"/>
+              <w:right w:val="single" w:sz="4" w:color="D9D9D9"/>
+            </w:tcBorders>
+          </w:tcPr>
+          <w:p>
+            <w:pPr>
+              <w:keepNext w:val="0"/>
+              <w:spacing w:before="80" w:after="80"/>
+              <w:jc w:val="center"/>
+            </w:pPr>
+            <w:r>
+              <w:rPr>
+                <w:b w:val="0"/>
+                <w:sz w:val="19"/>
+              </w:rPr>
+              <w:t>0.0171</w:t>
+            </w:r>
+          </w:p>
+        </w:tc>
+        <w:tc>
+          <w:tcPr>
+            <w:tcW w:type="dxa" w:w="1282"/>
+            <w:vAlign w:val="center"/>
+            <w:tcBorders>
+              <w:top w:val="single" w:sz="4" w:color="D9D9D9"/>
+              <w:left w:val="single" w:sz="4" w:color="D9D9D9"/>
+              <w:bottom w:val="single" w:sz="4" w:color="D9D9D9"/>
+              <w:right w:val="single" w:sz="4" w:color="D9D9D9"/>
+            </w:tcBorders>
+          </w:tcPr>
+          <w:p>
+            <w:pPr>
+              <w:keepNext w:val="0"/>
+              <w:spacing w:before="80" w:after="80"/>
+              <w:jc w:val="center"/>
+            </w:pPr>
+            <w:r>
+              <w:rPr>
+                <w:b w:val="0"/>
+                <w:sz w:val="19"/>
+              </w:rPr>
+              <w:t>0.0698</w:t>
+            </w:r>
+          </w:p>
+        </w:tc>
+        <w:tc>
+          <w:tcPr>
+            <w:tcW w:type="dxa" w:w="1282"/>
+            <w:vAlign w:val="center"/>
+            <w:tcBorders>
+              <w:top w:val="single" w:sz="4" w:color="D9D9D9"/>
+              <w:left w:val="single" w:sz="4" w:color="D9D9D9"/>
+              <w:bottom w:val="single" w:sz="4" w:color="D9D9D9"/>
+              <w:right w:val="single" w:sz="4" w:color="D9D9D9"/>
+            </w:tcBorders>
+          </w:tcPr>
+          <w:p>
+            <w:pPr>
+              <w:keepNext w:val="0"/>
+              <w:spacing w:before="80" w:after="80"/>
+              <w:jc w:val="center"/>
+            </w:pPr>
+            <w:r>
+              <w:rPr>
+                <w:b w:val="0"/>
+                <w:sz w:val="19"/>
+              </w:rPr>
+              <w:t>0.0628</w:t>
+            </w:r>
+          </w:p>
+        </w:tc>
+      </w:tr>
+      <w:tr>
+        <w:trPr>
+          <w:cantSplit/>
+        </w:trPr>
+        <w:tc>
+          <w:tcPr>
+            <w:tcW w:type="dxa" w:w="1154"/>
+            <w:vAlign w:val="center"/>
+            <w:tcBorders>
+              <w:top w:val="single" w:sz="4" w:color="D9D9D9"/>
+              <w:left w:val="single" w:sz="4" w:color="D9D9D9"/>
+              <w:bottom w:val="single" w:sz="4" w:color="D9D9D9"/>
+              <w:right w:val="single" w:sz="4" w:color="D9D9D9"/>
+            </w:tcBorders>
+          </w:tcPr>
+          <w:p>
+            <w:pPr>
+              <w:keepNext w:val="0"/>
+              <w:spacing w:before="80" w:after="80"/>
+              <w:jc w:val="center"/>
+            </w:pPr>
+            <w:r>
+              <w:rPr>
+                <w:b w:val="0"/>
+                <w:sz w:val="19"/>
+              </w:rPr>
+              <w:t>CART</w:t>
+            </w:r>
+          </w:p>
+        </w:tc>
+        <w:tc>
+          <w:tcPr>
+            <w:tcW w:type="dxa" w:w="3077"/>
+            <w:vAlign w:val="center"/>
+            <w:tcBorders>
+              <w:top w:val="single" w:sz="4" w:color="D9D9D9"/>
+              <w:left w:val="single" w:sz="4" w:color="D9D9D9"/>
+              <w:bottom w:val="single" w:sz="4" w:color="D9D9D9"/>
+              <w:right w:val="single" w:sz="4" w:color="D9D9D9"/>
+            </w:tcBorders>
+          </w:tcPr>
+          <w:p>
+            <w:pPr>
+              <w:keepNext w:val="0"/>
+              <w:spacing w:before="80" w:after="80"/>
+              <w:jc w:val="center"/>
+            </w:pPr>
+            <w:r>
+              <w:rPr>
+                <w:b w:val="0"/>
+                <w:sz w:val="19"/>
+              </w:rPr>
+              <w:t>Geophone only</w:t>
+            </w:r>
+          </w:p>
+        </w:tc>
+        <w:tc>
+          <w:tcPr>
+            <w:tcW w:type="dxa" w:w="1282"/>
+            <w:vAlign w:val="center"/>
+            <w:tcBorders>
+              <w:top w:val="single" w:sz="4" w:color="D9D9D9"/>
+              <w:left w:val="single" w:sz="4" w:color="D9D9D9"/>
+              <w:bottom w:val="single" w:sz="4" w:color="D9D9D9"/>
+              <w:right w:val="single" w:sz="4" w:color="D9D9D9"/>
+            </w:tcBorders>
+          </w:tcPr>
+          <w:p>
+            <w:pPr>
+              <w:keepNext w:val="0"/>
+              <w:spacing w:before="80" w:after="80"/>
+              <w:jc w:val="center"/>
+            </w:pPr>
+            <w:r>
+              <w:rPr>
+                <w:b w:val="0"/>
+                <w:sz w:val="19"/>
+              </w:rPr>
+              <w:t>0.2131</w:t>
+            </w:r>
+          </w:p>
+        </w:tc>
+        <w:tc>
+          <w:tcPr>
+            <w:tcW w:type="dxa" w:w="1282"/>
+            <w:vAlign w:val="center"/>
+            <w:tcBorders>
+              <w:top w:val="single" w:sz="4" w:color="D9D9D9"/>
+              <w:left w:val="single" w:sz="4" w:color="D9D9D9"/>
+              <w:bottom w:val="single" w:sz="4" w:color="D9D9D9"/>
+              <w:right w:val="single" w:sz="4" w:color="D9D9D9"/>
+            </w:tcBorders>
+          </w:tcPr>
+          <w:p>
+            <w:pPr>
+              <w:keepNext w:val="0"/>
+              <w:spacing w:before="80" w:after="80"/>
+              <w:jc w:val="center"/>
+            </w:pPr>
+            <w:r>
+              <w:rPr>
+                <w:b w:val="0"/>
+                <w:sz w:val="19"/>
+              </w:rPr>
+              <w:t>0.0360</w:t>
+            </w:r>
+          </w:p>
+        </w:tc>
+        <w:tc>
+          <w:tcPr>
+            <w:tcW w:type="dxa" w:w="1282"/>
+            <w:vAlign w:val="center"/>
+            <w:tcBorders>
+              <w:top w:val="single" w:sz="4" w:color="D9D9D9"/>
+              <w:left w:val="single" w:sz="4" w:color="D9D9D9"/>
+              <w:bottom w:val="single" w:sz="4" w:color="D9D9D9"/>
+              <w:right w:val="single" w:sz="4" w:color="D9D9D9"/>
+            </w:tcBorders>
+          </w:tcPr>
+          <w:p>
+            <w:pPr>
+              <w:keepNext w:val="0"/>
+              <w:spacing w:before="80" w:after="80"/>
+              <w:jc w:val="center"/>
+            </w:pPr>
+            <w:r>
+              <w:rPr>
+                <w:b w:val="0"/>
+                <w:sz w:val="19"/>
+              </w:rPr>
+              <w:t>0.0628</w:t>
+            </w:r>
+          </w:p>
+        </w:tc>
+        <w:tc>
+          <w:tcPr>
+            <w:tcW w:type="dxa" w:w="1282"/>
+            <w:vAlign w:val="center"/>
+            <w:tcBorders>
+              <w:top w:val="single" w:sz="4" w:color="D9D9D9"/>
+              <w:left w:val="single" w:sz="4" w:color="D9D9D9"/>
+              <w:bottom w:val="single" w:sz="4" w:color="D9D9D9"/>
+              <w:right w:val="single" w:sz="4" w:color="D9D9D9"/>
+            </w:tcBorders>
+          </w:tcPr>
+          <w:p>
+            <w:pPr>
+              <w:keepNext w:val="0"/>
+              <w:spacing w:before="80" w:after="80"/>
+              <w:jc w:val="center"/>
+            </w:pPr>
+            <w:r>
+              <w:rPr>
+                <w:b w:val="0"/>
+                <w:sz w:val="19"/>
+              </w:rPr>
+              <w:t>0.0461</w:t>
+            </w:r>
+          </w:p>
+        </w:tc>
+      </w:tr>
+      <w:tr>
+        <w:trPr>
+          <w:cantSplit/>
+        </w:trPr>
+        <w:tc>
+          <w:tcPr>
+            <w:tcW w:type="dxa" w:w="1154"/>
+            <w:vAlign w:val="center"/>
+            <w:tcBorders>
+              <w:top w:val="single" w:sz="4" w:color="D9D9D9"/>
+              <w:left w:val="single" w:sz="4" w:color="D9D9D9"/>
+              <w:bottom w:val="single" w:sz="4" w:color="D9D9D9"/>
+              <w:right w:val="single" w:sz="4" w:color="D9D9D9"/>
+            </w:tcBorders>
+          </w:tcPr>
+          <w:p>
+            <w:pPr>
+              <w:keepNext w:val="0"/>
+              <w:spacing w:before="80" w:after="80"/>
+              <w:jc w:val="center"/>
+            </w:pPr>
+            <w:r>
+              <w:rPr>
+                <w:b w:val="0"/>
+                <w:sz w:val="19"/>
+              </w:rPr>
+              <w:t>CART</w:t>
+            </w:r>
+          </w:p>
+        </w:tc>
+        <w:tc>
+          <w:tcPr>
+            <w:tcW w:type="dxa" w:w="3077"/>
+            <w:vAlign w:val="center"/>
+            <w:tcBorders>
+              <w:top w:val="single" w:sz="4" w:color="D9D9D9"/>
+              <w:left w:val="single" w:sz="4" w:color="D9D9D9"/>
+              <w:bottom w:val="single" w:sz="4" w:color="D9D9D9"/>
+              <w:right w:val="single" w:sz="4" w:color="D9D9D9"/>
+            </w:tcBorders>
+          </w:tcPr>
+          <w:p>
+            <w:pPr>
+              <w:keepNext w:val="0"/>
+              <w:spacing w:before="80" w:after="80"/>
+              <w:jc w:val="center"/>
+            </w:pPr>
+            <w:r>
+              <w:rPr>
+                <w:b w:val="0"/>
+                <w:sz w:val="19"/>
+              </w:rPr>
+              <w:t>Without geophone</w:t>
+            </w:r>
+          </w:p>
+        </w:tc>
+        <w:tc>
+          <w:tcPr>
+            <w:tcW w:type="dxa" w:w="1282"/>
+            <w:vAlign w:val="center"/>
+            <w:tcBorders>
+              <w:top w:val="single" w:sz="4" w:color="D9D9D9"/>
+              <w:left w:val="single" w:sz="4" w:color="D9D9D9"/>
+              <w:bottom w:val="single" w:sz="4" w:color="D9D9D9"/>
+              <w:right w:val="single" w:sz="4" w:color="D9D9D9"/>
+            </w:tcBorders>
+          </w:tcPr>
+          <w:p>
+            <w:pPr>
+              <w:keepNext w:val="0"/>
+              <w:spacing w:before="80" w:after="80"/>
+              <w:jc w:val="center"/>
+            </w:pPr>
+            <w:r>
+              <w:rPr>
+                <w:b w:val="0"/>
+                <w:sz w:val="19"/>
+              </w:rPr>
+              <w:t>0.1100</w:t>
+            </w:r>
+          </w:p>
+        </w:tc>
+        <w:tc>
+          <w:tcPr>
+            <w:tcW w:type="dxa" w:w="1282"/>
+            <w:vAlign w:val="center"/>
+            <w:tcBorders>
+              <w:top w:val="single" w:sz="4" w:color="D9D9D9"/>
+              <w:left w:val="single" w:sz="4" w:color="D9D9D9"/>
+              <w:bottom w:val="single" w:sz="4" w:color="D9D9D9"/>
+              <w:right w:val="single" w:sz="4" w:color="D9D9D9"/>
+            </w:tcBorders>
+          </w:tcPr>
+          <w:p>
+            <w:pPr>
+              <w:keepNext w:val="0"/>
+              <w:spacing w:before="80" w:after="80"/>
+              <w:jc w:val="center"/>
+            </w:pPr>
+            <w:r>
+              <w:rPr>
+                <w:b w:val="0"/>
+                <w:sz w:val="19"/>
+              </w:rPr>
+              <w:t>0.0366</w:t>
+            </w:r>
+          </w:p>
+        </w:tc>
+        <w:tc>
+          <w:tcPr>
+            <w:tcW w:type="dxa" w:w="1282"/>
+            <w:vAlign w:val="center"/>
+            <w:tcBorders>
+              <w:top w:val="single" w:sz="4" w:color="D9D9D9"/>
+              <w:left w:val="single" w:sz="4" w:color="D9D9D9"/>
+              <w:bottom w:val="single" w:sz="4" w:color="D9D9D9"/>
+              <w:right w:val="single" w:sz="4" w:color="D9D9D9"/>
+            </w:tcBorders>
+          </w:tcPr>
+          <w:p>
+            <w:pPr>
+              <w:keepNext w:val="0"/>
+              <w:spacing w:before="80" w:after="80"/>
+              <w:jc w:val="center"/>
+            </w:pPr>
+            <w:r>
+              <w:rPr>
+                <w:b w:val="0"/>
+                <w:sz w:val="19"/>
+              </w:rPr>
+              <w:t>0.0800</w:t>
+            </w:r>
+          </w:p>
+        </w:tc>
+        <w:tc>
+          <w:tcPr>
+            <w:tcW w:type="dxa" w:w="1282"/>
+            <w:vAlign w:val="center"/>
+            <w:tcBorders>
+              <w:top w:val="single" w:sz="4" w:color="D9D9D9"/>
+              <w:left w:val="single" w:sz="4" w:color="D9D9D9"/>
+              <w:bottom w:val="single" w:sz="4" w:color="D9D9D9"/>
+              <w:right w:val="single" w:sz="4" w:color="D9D9D9"/>
+            </w:tcBorders>
+          </w:tcPr>
+          <w:p>
+            <w:pPr>
+              <w:keepNext w:val="0"/>
+              <w:spacing w:before="80" w:after="80"/>
+              <w:jc w:val="center"/>
+            </w:pPr>
+            <w:r>
+              <w:rPr>
+                <w:b w:val="0"/>
+                <w:sz w:val="19"/>
+              </w:rPr>
+              <w:t>0.0542</w:t>
+            </w:r>
+          </w:p>
+        </w:tc>
+      </w:tr>
+      <w:tr>
+        <w:trPr>
+          <w:cantSplit/>
+        </w:trPr>
+        <w:tc>
+          <w:tcPr>
+            <w:tcW w:type="dxa" w:w="1154"/>
+            <w:vAlign w:val="center"/>
+            <w:tcBorders>
+              <w:top w:val="single" w:sz="4" w:color="D9D9D9"/>
+              <w:left w:val="single" w:sz="4" w:color="D9D9D9"/>
+              <w:bottom w:val="single" w:sz="4" w:color="D9D9D9"/>
+              <w:right w:val="single" w:sz="4" w:color="D9D9D9"/>
+            </w:tcBorders>
+          </w:tcPr>
+          <w:p>
+            <w:pPr>
+              <w:keepNext w:val="0"/>
+              <w:spacing w:before="80" w:after="80"/>
+              <w:jc w:val="center"/>
+            </w:pPr>
+            <w:r>
+              <w:rPr>
+                <w:b w:val="0"/>
+                <w:sz w:val="19"/>
+              </w:rPr>
+              <w:t>CART</w:t>
+            </w:r>
+          </w:p>
+        </w:tc>
+        <w:tc>
+          <w:tcPr>
+            <w:tcW w:type="dxa" w:w="3077"/>
+            <w:vAlign w:val="center"/>
+            <w:tcBorders>
+              <w:top w:val="single" w:sz="4" w:color="D9D9D9"/>
+              <w:left w:val="single" w:sz="4" w:color="D9D9D9"/>
+              <w:bottom w:val="single" w:sz="4" w:color="D9D9D9"/>
+              <w:right w:val="single" w:sz="4" w:color="D9D9D9"/>
+            </w:tcBorders>
+          </w:tcPr>
+          <w:p>
+            <w:pPr>
+              <w:keepNext w:val="0"/>
+              <w:spacing w:before="80" w:after="80"/>
+              <w:jc w:val="center"/>
+            </w:pPr>
+            <w:r>
+              <w:rPr>
+                <w:b w:val="0"/>
+                <w:sz w:val="19"/>
+              </w:rPr>
+              <w:t>Seismic activity only</w:t>
+            </w:r>
+          </w:p>
+        </w:tc>
+        <w:tc>
+          <w:tcPr>
+            <w:tcW w:type="dxa" w:w="1282"/>
+            <w:vAlign w:val="center"/>
+            <w:tcBorders>
+              <w:top w:val="single" w:sz="4" w:color="D9D9D9"/>
+              <w:left w:val="single" w:sz="4" w:color="D9D9D9"/>
+              <w:bottom w:val="single" w:sz="4" w:color="D9D9D9"/>
+              <w:right w:val="single" w:sz="4" w:color="D9D9D9"/>
+            </w:tcBorders>
+          </w:tcPr>
+          <w:p>
+            <w:pPr>
+              <w:keepNext w:val="0"/>
+              <w:spacing w:before="80" w:after="80"/>
+              <w:jc w:val="center"/>
+            </w:pPr>
+            <w:r>
+              <w:rPr>
+                <w:b w:val="0"/>
+                <w:sz w:val="19"/>
+              </w:rPr>
+              <w:t>0.1032</w:t>
+            </w:r>
+          </w:p>
+        </w:tc>
+        <w:tc>
+          <w:tcPr>
+            <w:tcW w:type="dxa" w:w="1282"/>
+            <w:vAlign w:val="center"/>
+            <w:tcBorders>
+              <w:top w:val="single" w:sz="4" w:color="D9D9D9"/>
+              <w:left w:val="single" w:sz="4" w:color="D9D9D9"/>
+              <w:bottom w:val="single" w:sz="4" w:color="D9D9D9"/>
+              <w:right w:val="single" w:sz="4" w:color="D9D9D9"/>
+            </w:tcBorders>
+          </w:tcPr>
+          <w:p>
+            <w:pPr>
+              <w:keepNext w:val="0"/>
+              <w:spacing w:before="80" w:after="80"/>
+              <w:jc w:val="center"/>
+            </w:pPr>
+            <w:r>
+              <w:rPr>
+                <w:b w:val="0"/>
+                <w:sz w:val="19"/>
+              </w:rPr>
+              <w:t>0.0194</w:t>
+            </w:r>
+          </w:p>
+        </w:tc>
+        <w:tc>
+          <w:tcPr>
+            <w:tcW w:type="dxa" w:w="1282"/>
+            <w:vAlign w:val="center"/>
+            <w:tcBorders>
+              <w:top w:val="single" w:sz="4" w:color="D9D9D9"/>
+              <w:left w:val="single" w:sz="4" w:color="D9D9D9"/>
+              <w:bottom w:val="single" w:sz="4" w:color="D9D9D9"/>
+              <w:right w:val="single" w:sz="4" w:color="D9D9D9"/>
+            </w:tcBorders>
+          </w:tcPr>
+          <w:p>
+            <w:pPr>
+              <w:keepNext w:val="0"/>
+              <w:spacing w:before="80" w:after="80"/>
+              <w:jc w:val="center"/>
+            </w:pPr>
+            <w:r>
+              <w:rPr>
+                <w:b w:val="0"/>
+                <w:sz w:val="19"/>
+              </w:rPr>
+              <w:t>0.1145</w:t>
+            </w:r>
+          </w:p>
+        </w:tc>
+        <w:tc>
+          <w:tcPr>
+            <w:tcW w:type="dxa" w:w="1282"/>
+            <w:vAlign w:val="center"/>
+            <w:tcBorders>
+              <w:top w:val="single" w:sz="4" w:color="D9D9D9"/>
+              <w:left w:val="single" w:sz="4" w:color="D9D9D9"/>
+              <w:bottom w:val="single" w:sz="4" w:color="D9D9D9"/>
+              <w:right w:val="single" w:sz="4" w:color="D9D9D9"/>
+            </w:tcBorders>
+          </w:tcPr>
+          <w:p>
+            <w:pPr>
+              <w:keepNext w:val="0"/>
+              <w:spacing w:before="80" w:after="80"/>
+              <w:jc w:val="center"/>
+            </w:pPr>
+            <w:r>
+              <w:rPr>
+                <w:b w:val="0"/>
+                <w:sz w:val="19"/>
+              </w:rPr>
+              <w:t>0.0514</w:t>
+            </w:r>
+          </w:p>
+        </w:tc>
+      </w:tr>
+      <w:tr>
+        <w:trPr>
+          <w:cantSplit/>
+        </w:trPr>
+        <w:tc>
+          <w:tcPr>
+            <w:tcW w:type="dxa" w:w="1154"/>
+            <w:vAlign w:val="center"/>
+            <w:tcBorders>
+              <w:top w:val="single" w:sz="4" w:color="D9D9D9"/>
+              <w:left w:val="single" w:sz="4" w:color="D9D9D9"/>
+              <w:bottom w:val="single" w:sz="4" w:color="D9D9D9"/>
+              <w:right w:val="single" w:sz="4" w:color="D9D9D9"/>
+            </w:tcBorders>
+          </w:tcPr>
+          <w:p>
+            <w:pPr>
+              <w:keepNext w:val="0"/>
+              <w:spacing w:before="80" w:after="80"/>
+              <w:jc w:val="center"/>
+            </w:pPr>
+            <w:r>
+              <w:rPr>
+                <w:b w:val="0"/>
+                <w:sz w:val="19"/>
+              </w:rPr>
+              <w:t>CART</w:t>
+            </w:r>
+          </w:p>
+        </w:tc>
+        <w:tc>
+          <w:tcPr>
+            <w:tcW w:type="dxa" w:w="3077"/>
+            <w:vAlign w:val="center"/>
+            <w:tcBorders>
+              <w:top w:val="single" w:sz="4" w:color="D9D9D9"/>
+              <w:left w:val="single" w:sz="4" w:color="D9D9D9"/>
+              <w:bottom w:val="single" w:sz="4" w:color="D9D9D9"/>
+              <w:right w:val="single" w:sz="4" w:color="D9D9D9"/>
+            </w:tcBorders>
+          </w:tcPr>
+          <w:p>
+            <w:pPr>
+              <w:keepNext w:val="0"/>
+              <w:spacing w:before="80" w:after="80"/>
+              <w:jc w:val="center"/>
+            </w:pPr>
+            <w:r>
+              <w:rPr>
+                <w:b w:val="0"/>
+                <w:sz w:val="19"/>
+              </w:rPr>
+              <w:t>Without seismic activity</w:t>
+            </w:r>
+          </w:p>
+        </w:tc>
+        <w:tc>
+          <w:tcPr>
+            <w:tcW w:type="dxa" w:w="1282"/>
+            <w:vAlign w:val="center"/>
+            <w:tcBorders>
+              <w:top w:val="single" w:sz="4" w:color="D9D9D9"/>
+              <w:left w:val="single" w:sz="4" w:color="D9D9D9"/>
+              <w:bottom w:val="single" w:sz="4" w:color="D9D9D9"/>
+              <w:right w:val="single" w:sz="4" w:color="D9D9D9"/>
+            </w:tcBorders>
+          </w:tcPr>
+          <w:p>
+            <w:pPr>
+              <w:keepNext w:val="0"/>
+              <w:spacing w:before="80" w:after="80"/>
+              <w:jc w:val="center"/>
+            </w:pPr>
+            <w:r>
+              <w:rPr>
+                <w:b w:val="0"/>
+                <w:sz w:val="19"/>
+              </w:rPr>
+              <w:t>0.2119</w:t>
+            </w:r>
+          </w:p>
+        </w:tc>
+        <w:tc>
+          <w:tcPr>
+            <w:tcW w:type="dxa" w:w="1282"/>
+            <w:vAlign w:val="center"/>
+            <w:tcBorders>
+              <w:top w:val="single" w:sz="4" w:color="D9D9D9"/>
+              <w:left w:val="single" w:sz="4" w:color="D9D9D9"/>
+              <w:bottom w:val="single" w:sz="4" w:color="D9D9D9"/>
+              <w:right w:val="single" w:sz="4" w:color="D9D9D9"/>
+            </w:tcBorders>
+          </w:tcPr>
+          <w:p>
+            <w:pPr>
+              <w:keepNext w:val="0"/>
+              <w:spacing w:before="80" w:after="80"/>
+              <w:jc w:val="center"/>
+            </w:pPr>
+            <w:r>
+              <w:rPr>
+                <w:b w:val="0"/>
+                <w:sz w:val="19"/>
+              </w:rPr>
+              <w:t>0.0341</w:t>
+            </w:r>
+          </w:p>
+        </w:tc>
+        <w:tc>
+          <w:tcPr>
+            <w:tcW w:type="dxa" w:w="1282"/>
+            <w:vAlign w:val="center"/>
+            <w:tcBorders>
+              <w:top w:val="single" w:sz="4" w:color="D9D9D9"/>
+              <w:left w:val="single" w:sz="4" w:color="D9D9D9"/>
+              <w:bottom w:val="single" w:sz="4" w:color="D9D9D9"/>
+              <w:right w:val="single" w:sz="4" w:color="D9D9D9"/>
+            </w:tcBorders>
+          </w:tcPr>
+          <w:p>
+            <w:pPr>
+              <w:keepNext w:val="0"/>
+              <w:spacing w:before="80" w:after="80"/>
+              <w:jc w:val="center"/>
+            </w:pPr>
+            <w:r>
+              <w:rPr>
+                <w:b w:val="0"/>
+                <w:sz w:val="19"/>
+              </w:rPr>
+              <w:t>0.0618</w:t>
+            </w:r>
+          </w:p>
+        </w:tc>
+        <w:tc>
+          <w:tcPr>
+            <w:tcW w:type="dxa" w:w="1282"/>
+            <w:vAlign w:val="center"/>
+            <w:tcBorders>
+              <w:top w:val="single" w:sz="4" w:color="D9D9D9"/>
+              <w:left w:val="single" w:sz="4" w:color="D9D9D9"/>
+              <w:bottom w:val="single" w:sz="4" w:color="D9D9D9"/>
+              <w:right w:val="single" w:sz="4" w:color="D9D9D9"/>
+            </w:tcBorders>
+          </w:tcPr>
+          <w:p>
+            <w:pPr>
+              <w:keepNext w:val="0"/>
+              <w:spacing w:before="80" w:after="80"/>
+              <w:jc w:val="center"/>
+            </w:pPr>
+            <w:r>
+              <w:rPr>
+                <w:b w:val="0"/>
+                <w:sz w:val="19"/>
+              </w:rPr>
+              <w:t>0.0471</w:t>
+            </w:r>
+          </w:p>
+        </w:tc>
+      </w:tr>
+      <w:tr>
+        <w:trPr>
+          <w:cantSplit/>
+        </w:trPr>
+        <w:tc>
+          <w:tcPr>
+            <w:tcW w:type="dxa" w:w="1154"/>
+            <w:vAlign w:val="center"/>
+            <w:tcBorders>
+              <w:top w:val="single" w:sz="4" w:color="D9D9D9"/>
+              <w:left w:val="single" w:sz="4" w:color="D9D9D9"/>
+              <w:bottom w:val="single" w:sz="4" w:color="D9D9D9"/>
+              <w:right w:val="single" w:sz="4" w:color="D9D9D9"/>
+            </w:tcBorders>
+          </w:tcPr>
+          <w:p>
+            <w:pPr>
+              <w:keepNext w:val="0"/>
+              <w:spacing w:before="80" w:after="80"/>
+              <w:jc w:val="center"/>
+            </w:pPr>
+            <w:r>
+              <w:rPr>
+                <w:b w:val="0"/>
+                <w:sz w:val="19"/>
+              </w:rPr>
+              <w:t>CART</w:t>
+            </w:r>
+          </w:p>
+        </w:tc>
+        <w:tc>
+          <w:tcPr>
+            <w:tcW w:type="dxa" w:w="3077"/>
+            <w:vAlign w:val="center"/>
+            <w:tcBorders>
+              <w:top w:val="single" w:sz="4" w:color="D9D9D9"/>
+              <w:left w:val="single" w:sz="4" w:color="D9D9D9"/>
+              <w:bottom w:val="single" w:sz="4" w:color="D9D9D9"/>
+              <w:right w:val="single" w:sz="4" w:color="D9D9D9"/>
+            </w:tcBorders>
+          </w:tcPr>
+          <w:p>
+            <w:pPr>
+              <w:keepNext w:val="0"/>
+              <w:spacing w:before="80" w:after="80"/>
+              <w:jc w:val="center"/>
+            </w:pPr>
+            <w:r>
+              <w:rPr>
+                <w:b w:val="0"/>
+                <w:sz w:val="19"/>
+              </w:rPr>
+              <w:t>Shift type only</w:t>
+            </w:r>
+          </w:p>
+        </w:tc>
+        <w:tc>
+          <w:tcPr>
+            <w:tcW w:type="dxa" w:w="1282"/>
+            <w:vAlign w:val="center"/>
+            <w:tcBorders>
+              <w:top w:val="single" w:sz="4" w:color="D9D9D9"/>
+              <w:left w:val="single" w:sz="4" w:color="D9D9D9"/>
+              <w:bottom w:val="single" w:sz="4" w:color="D9D9D9"/>
+              <w:right w:val="single" w:sz="4" w:color="D9D9D9"/>
+            </w:tcBorders>
+          </w:tcPr>
+          <w:p>
+            <w:pPr>
+              <w:keepNext w:val="0"/>
+              <w:spacing w:before="80" w:after="80"/>
+              <w:jc w:val="center"/>
+            </w:pPr>
+            <w:r>
+              <w:rPr>
+                <w:b w:val="0"/>
+                <w:sz w:val="19"/>
+              </w:rPr>
+              <w:t>0.1104</w:t>
+            </w:r>
+          </w:p>
+        </w:tc>
+        <w:tc>
+          <w:tcPr>
+            <w:tcW w:type="dxa" w:w="1282"/>
+            <w:vAlign w:val="center"/>
+            <w:tcBorders>
+              <w:top w:val="single" w:sz="4" w:color="D9D9D9"/>
+              <w:left w:val="single" w:sz="4" w:color="D9D9D9"/>
+              <w:bottom w:val="single" w:sz="4" w:color="D9D9D9"/>
+              <w:right w:val="single" w:sz="4" w:color="D9D9D9"/>
+            </w:tcBorders>
+          </w:tcPr>
+          <w:p>
+            <w:pPr>
+              <w:keepNext w:val="0"/>
+              <w:spacing w:before="80" w:after="80"/>
+              <w:jc w:val="center"/>
+            </w:pPr>
+            <w:r>
+              <w:rPr>
+                <w:b w:val="0"/>
+                <w:sz w:val="19"/>
+              </w:rPr>
+              <w:t>0.0303</w:t>
+            </w:r>
+          </w:p>
+        </w:tc>
+        <w:tc>
+          <w:tcPr>
+            <w:tcW w:type="dxa" w:w="1282"/>
+            <w:vAlign w:val="center"/>
+            <w:tcBorders>
+              <w:top w:val="single" w:sz="4" w:color="D9D9D9"/>
+              <w:left w:val="single" w:sz="4" w:color="D9D9D9"/>
+              <w:bottom w:val="single" w:sz="4" w:color="D9D9D9"/>
+              <w:right w:val="single" w:sz="4" w:color="D9D9D9"/>
+            </w:tcBorders>
+          </w:tcPr>
+          <w:p>
+            <w:pPr>
+              <w:keepNext w:val="0"/>
+              <w:spacing w:before="80" w:after="80"/>
+              <w:jc w:val="center"/>
+            </w:pPr>
+            <w:r>
+              <w:rPr>
+                <w:b w:val="0"/>
+                <w:sz w:val="19"/>
+              </w:rPr>
+              <w:t>0.0658</w:t>
+            </w:r>
+          </w:p>
+        </w:tc>
+        <w:tc>
+          <w:tcPr>
+            <w:tcW w:type="dxa" w:w="1282"/>
+            <w:vAlign w:val="center"/>
+            <w:tcBorders>
+              <w:top w:val="single" w:sz="4" w:color="D9D9D9"/>
+              <w:left w:val="single" w:sz="4" w:color="D9D9D9"/>
+              <w:bottom w:val="single" w:sz="4" w:color="D9D9D9"/>
+              <w:right w:val="single" w:sz="4" w:color="D9D9D9"/>
+            </w:tcBorders>
+          </w:tcPr>
+          <w:p>
+            <w:pPr>
+              <w:keepNext w:val="0"/>
+              <w:spacing w:before="80" w:after="80"/>
+              <w:jc w:val="center"/>
+            </w:pPr>
+            <w:r>
+              <w:rPr>
+                <w:b w:val="0"/>
+                <w:sz w:val="19"/>
+              </w:rPr>
+              <w:t>0.0392</w:t>
+            </w:r>
+          </w:p>
+        </w:tc>
+      </w:tr>
+      <w:tr>
+        <w:trPr>
+          <w:cantSplit/>
+        </w:trPr>
+        <w:tc>
+          <w:tcPr>
+            <w:tcW w:type="dxa" w:w="1154"/>
+            <w:vAlign w:val="center"/>
+            <w:tcBorders>
+              <w:top w:val="single" w:sz="4" w:color="D9D9D9"/>
+              <w:left w:val="single" w:sz="4" w:color="D9D9D9"/>
+              <w:bottom w:val="single" w:sz="4" w:color="D9D9D9"/>
+              <w:right w:val="single" w:sz="4" w:color="D9D9D9"/>
+            </w:tcBorders>
+          </w:tcPr>
+          <w:p>
+            <w:pPr>
+              <w:keepNext w:val="0"/>
+              <w:spacing w:before="80" w:after="80"/>
+              <w:jc w:val="center"/>
+            </w:pPr>
+            <w:r>
+              <w:rPr>
+                <w:b w:val="0"/>
+                <w:sz w:val="19"/>
+              </w:rPr>
+              <w:t>CART</w:t>
+            </w:r>
+          </w:p>
+        </w:tc>
+        <w:tc>
+          <w:tcPr>
+            <w:tcW w:type="dxa" w:w="3077"/>
+            <w:vAlign w:val="center"/>
+            <w:tcBorders>
+              <w:top w:val="single" w:sz="4" w:color="D9D9D9"/>
+              <w:left w:val="single" w:sz="4" w:color="D9D9D9"/>
+              <w:bottom w:val="single" w:sz="4" w:color="D9D9D9"/>
+              <w:right w:val="single" w:sz="4" w:color="D9D9D9"/>
+            </w:tcBorders>
+          </w:tcPr>
+          <w:p>
+            <w:pPr>
+              <w:keepNext w:val="0"/>
+              <w:spacing w:before="80" w:after="80"/>
+              <w:jc w:val="center"/>
+            </w:pPr>
+            <w:r>
+              <w:rPr>
+                <w:b w:val="0"/>
+                <w:sz w:val="19"/>
+              </w:rPr>
+              <w:t>Without shift type</w:t>
+            </w:r>
+          </w:p>
+        </w:tc>
+        <w:tc>
+          <w:tcPr>
+            <w:tcW w:type="dxa" w:w="1282"/>
+            <w:vAlign w:val="center"/>
+            <w:tcBorders>
+              <w:top w:val="single" w:sz="4" w:color="D9D9D9"/>
+              <w:left w:val="single" w:sz="4" w:color="D9D9D9"/>
+              <w:bottom w:val="single" w:sz="4" w:color="D9D9D9"/>
+              <w:right w:val="single" w:sz="4" w:color="D9D9D9"/>
+            </w:tcBorders>
+          </w:tcPr>
+          <w:p>
+            <w:pPr>
+              <w:keepNext w:val="0"/>
+              <w:spacing w:before="80" w:after="80"/>
+              <w:jc w:val="center"/>
+            </w:pPr>
+            <w:r>
+              <w:rPr>
+                <w:b w:val="0"/>
+                <w:sz w:val="19"/>
+              </w:rPr>
+              <w:t>0.1136</w:t>
+            </w:r>
+          </w:p>
+        </w:tc>
+        <w:tc>
+          <w:tcPr>
+            <w:tcW w:type="dxa" w:w="1282"/>
+            <w:vAlign w:val="center"/>
+            <w:tcBorders>
+              <w:top w:val="single" w:sz="4" w:color="D9D9D9"/>
+              <w:left w:val="single" w:sz="4" w:color="D9D9D9"/>
+              <w:bottom w:val="single" w:sz="4" w:color="D9D9D9"/>
+              <w:right w:val="single" w:sz="4" w:color="D9D9D9"/>
+            </w:tcBorders>
+          </w:tcPr>
+          <w:p>
+            <w:pPr>
+              <w:keepNext w:val="0"/>
+              <w:spacing w:before="80" w:after="80"/>
+              <w:jc w:val="center"/>
+            </w:pPr>
+            <w:r>
+              <w:rPr>
+                <w:b w:val="0"/>
+                <w:sz w:val="19"/>
+              </w:rPr>
+              <w:t>0.0264</w:t>
+            </w:r>
+          </w:p>
+        </w:tc>
+        <w:tc>
+          <w:tcPr>
+            <w:tcW w:type="dxa" w:w="1282"/>
+            <w:vAlign w:val="center"/>
+            <w:tcBorders>
+              <w:top w:val="single" w:sz="4" w:color="D9D9D9"/>
+              <w:left w:val="single" w:sz="4" w:color="D9D9D9"/>
+              <w:bottom w:val="single" w:sz="4" w:color="D9D9D9"/>
+              <w:right w:val="single" w:sz="4" w:color="D9D9D9"/>
+            </w:tcBorders>
+          </w:tcPr>
+          <w:p>
+            <w:pPr>
+              <w:keepNext w:val="0"/>
+              <w:spacing w:before="80" w:after="80"/>
+              <w:jc w:val="center"/>
+            </w:pPr>
+            <w:r>
+              <w:rPr>
+                <w:b w:val="0"/>
+                <w:sz w:val="19"/>
+              </w:rPr>
+              <w:t>0.0623</w:t>
+            </w:r>
+          </w:p>
+        </w:tc>
+        <w:tc>
+          <w:tcPr>
+            <w:tcW w:type="dxa" w:w="1282"/>
+            <w:vAlign w:val="center"/>
+            <w:tcBorders>
+              <w:top w:val="single" w:sz="4" w:color="D9D9D9"/>
+              <w:left w:val="single" w:sz="4" w:color="D9D9D9"/>
+              <w:bottom w:val="single" w:sz="4" w:color="D9D9D9"/>
+              <w:right w:val="single" w:sz="4" w:color="D9D9D9"/>
+            </w:tcBorders>
+          </w:tcPr>
+          <w:p>
+            <w:pPr>
+              <w:keepNext w:val="0"/>
+              <w:spacing w:before="80" w:after="80"/>
+              <w:jc w:val="center"/>
+            </w:pPr>
+            <w:r>
+              <w:rPr>
+                <w:b w:val="0"/>
+                <w:sz w:val="19"/>
+              </w:rPr>
+              <w:t>0.0768</w:t>
+            </w:r>
+          </w:p>
+        </w:tc>
+      </w:tr>
+      <w:tr>
+        <w:trPr>
+          <w:cantSplit/>
+        </w:trPr>
+        <w:tc>
+          <w:tcPr>
+            <w:tcW w:type="dxa" w:w="1154"/>
+            <w:vAlign w:val="center"/>
+            <w:tcBorders>
+              <w:top w:val="single" w:sz="4" w:color="D9D9D9"/>
+              <w:left w:val="single" w:sz="4" w:color="D9D9D9"/>
+              <w:bottom w:val="single" w:sz="4" w:color="D9D9D9"/>
+              <w:right w:val="single" w:sz="4" w:color="D9D9D9"/>
+            </w:tcBorders>
+          </w:tcPr>
+          <w:p>
+            <w:pPr>
+              <w:keepNext w:val="0"/>
+              <w:spacing w:before="80" w:after="80"/>
+              <w:jc w:val="center"/>
+            </w:pPr>
+            <w:r>
+              <w:rPr>
+                <w:b w:val="0"/>
+                <w:sz w:val="19"/>
+              </w:rPr>
+              <w:t>XGBoost</w:t>
+            </w:r>
+          </w:p>
+        </w:tc>
+        <w:tc>
+          <w:tcPr>
+            <w:tcW w:type="dxa" w:w="3077"/>
+            <w:vAlign w:val="center"/>
+            <w:tcBorders>
+              <w:top w:val="single" w:sz="4" w:color="D9D9D9"/>
+              <w:left w:val="single" w:sz="4" w:color="D9D9D9"/>
+              <w:bottom w:val="single" w:sz="4" w:color="D9D9D9"/>
+              <w:right w:val="single" w:sz="4" w:color="D9D9D9"/>
+            </w:tcBorders>
+          </w:tcPr>
+          <w:p>
+            <w:pPr>
+              <w:keepNext w:val="0"/>
+              <w:spacing w:before="80" w:after="80"/>
+              <w:jc w:val="center"/>
+            </w:pPr>
+            <w:r>
+              <w:rPr>
+                <w:b w:val="0"/>
+                <w:sz w:val="19"/>
+              </w:rPr>
+              <w:t>All features</w:t>
+            </w:r>
+          </w:p>
+        </w:tc>
+        <w:tc>
+          <w:tcPr>
+            <w:tcW w:type="dxa" w:w="1282"/>
+            <w:vAlign w:val="center"/>
+            <w:tcBorders>
+              <w:top w:val="single" w:sz="4" w:color="D9D9D9"/>
+              <w:left w:val="single" w:sz="4" w:color="D9D9D9"/>
+              <w:bottom w:val="single" w:sz="4" w:color="D9D9D9"/>
+              <w:right w:val="single" w:sz="4" w:color="D9D9D9"/>
+            </w:tcBorders>
+          </w:tcPr>
+          <w:p>
+            <w:pPr>
+              <w:keepNext w:val="0"/>
+              <w:spacing w:before="80" w:after="80"/>
+              <w:jc w:val="center"/>
+            </w:pPr>
+            <w:r>
+              <w:rPr>
+                <w:b w:val="0"/>
+                <w:sz w:val="19"/>
+              </w:rPr>
+              <w:t>0.1341</w:t>
+            </w:r>
+          </w:p>
+        </w:tc>
+        <w:tc>
+          <w:tcPr>
+            <w:tcW w:type="dxa" w:w="1282"/>
+            <w:vAlign w:val="center"/>
+            <w:tcBorders>
+              <w:top w:val="single" w:sz="4" w:color="D9D9D9"/>
+              <w:left w:val="single" w:sz="4" w:color="D9D9D9"/>
+              <w:bottom w:val="single" w:sz="4" w:color="D9D9D9"/>
+              <w:right w:val="single" w:sz="4" w:color="D9D9D9"/>
+            </w:tcBorders>
+          </w:tcPr>
+          <w:p>
+            <w:pPr>
+              <w:keepNext w:val="0"/>
+              <w:spacing w:before="80" w:after="80"/>
+              <w:jc w:val="center"/>
+            </w:pPr>
+            <w:r>
+              <w:rPr>
+                <w:b w:val="0"/>
+                <w:sz w:val="19"/>
+              </w:rPr>
+              <w:t>0.0284</w:t>
+            </w:r>
+          </w:p>
+        </w:tc>
+        <w:tc>
+          <w:tcPr>
+            <w:tcW w:type="dxa" w:w="1282"/>
+            <w:vAlign w:val="center"/>
+            <w:tcBorders>
+              <w:top w:val="single" w:sz="4" w:color="D9D9D9"/>
+              <w:left w:val="single" w:sz="4" w:color="D9D9D9"/>
+              <w:bottom w:val="single" w:sz="4" w:color="D9D9D9"/>
+              <w:right w:val="single" w:sz="4" w:color="D9D9D9"/>
+            </w:tcBorders>
+          </w:tcPr>
+          <w:p>
+            <w:pPr>
+              <w:keepNext w:val="0"/>
+              <w:spacing w:before="80" w:after="80"/>
+              <w:jc w:val="center"/>
+            </w:pPr>
+            <w:r>
+              <w:rPr>
+                <w:b w:val="0"/>
+                <w:sz w:val="19"/>
+              </w:rPr>
+              <w:t>0.0731</w:t>
+            </w:r>
+          </w:p>
+        </w:tc>
+        <w:tc>
+          <w:tcPr>
+            <w:tcW w:type="dxa" w:w="1282"/>
+            <w:vAlign w:val="center"/>
+            <w:tcBorders>
+              <w:top w:val="single" w:sz="4" w:color="D9D9D9"/>
+              <w:left w:val="single" w:sz="4" w:color="D9D9D9"/>
+              <w:bottom w:val="single" w:sz="4" w:color="D9D9D9"/>
+              <w:right w:val="single" w:sz="4" w:color="D9D9D9"/>
+            </w:tcBorders>
+          </w:tcPr>
+          <w:p>
+            <w:pPr>
+              <w:keepNext w:val="0"/>
+              <w:spacing w:before="80" w:after="80"/>
+              <w:jc w:val="center"/>
+            </w:pPr>
+            <w:r>
+              <w:rPr>
+                <w:b w:val="0"/>
+                <w:sz w:val="19"/>
+              </w:rPr>
+              <w:t>0.0618</w:t>
+            </w:r>
+          </w:p>
+        </w:tc>
+      </w:tr>
+      <w:tr>
+        <w:trPr>
+          <w:cantSplit/>
+        </w:trPr>
+        <w:tc>
+          <w:tcPr>
+            <w:tcW w:type="dxa" w:w="1154"/>
+            <w:vAlign w:val="center"/>
+            <w:tcBorders>
+              <w:top w:val="single" w:sz="4" w:color="D9D9D9"/>
+              <w:left w:val="single" w:sz="4" w:color="D9D9D9"/>
+              <w:bottom w:val="single" w:sz="4" w:color="D9D9D9"/>
+              <w:right w:val="single" w:sz="4" w:color="D9D9D9"/>
+            </w:tcBorders>
+          </w:tcPr>
+          <w:p>
+            <w:pPr>
+              <w:keepNext w:val="0"/>
+              <w:spacing w:before="80" w:after="80"/>
+              <w:jc w:val="center"/>
+            </w:pPr>
+            <w:r>
+              <w:rPr>
+                <w:b w:val="0"/>
+                <w:sz w:val="19"/>
+              </w:rPr>
+              <w:t>XGBoost</w:t>
+            </w:r>
+          </w:p>
+        </w:tc>
+        <w:tc>
+          <w:tcPr>
+            <w:tcW w:type="dxa" w:w="3077"/>
+            <w:vAlign w:val="center"/>
+            <w:tcBorders>
+              <w:top w:val="single" w:sz="4" w:color="D9D9D9"/>
+              <w:left w:val="single" w:sz="4" w:color="D9D9D9"/>
+              <w:bottom w:val="single" w:sz="4" w:color="D9D9D9"/>
+              <w:right w:val="single" w:sz="4" w:color="D9D9D9"/>
+            </w:tcBorders>
+          </w:tcPr>
+          <w:p>
+            <w:pPr>
+              <w:keepNext w:val="0"/>
+              <w:spacing w:before="80" w:after="80"/>
+              <w:jc w:val="center"/>
+            </w:pPr>
+            <w:r>
+              <w:rPr>
+                <w:b w:val="0"/>
+                <w:sz w:val="19"/>
+              </w:rPr>
+              <w:t>Hazard ratings only</w:t>
+            </w:r>
+          </w:p>
+        </w:tc>
+        <w:tc>
+          <w:tcPr>
+            <w:tcW w:type="dxa" w:w="1282"/>
+            <w:vAlign w:val="center"/>
+            <w:tcBorders>
+              <w:top w:val="single" w:sz="4" w:color="D9D9D9"/>
+              <w:left w:val="single" w:sz="4" w:color="D9D9D9"/>
+              <w:bottom w:val="single" w:sz="4" w:color="D9D9D9"/>
+              <w:right w:val="single" w:sz="4" w:color="D9D9D9"/>
+            </w:tcBorders>
+          </w:tcPr>
+          <w:p>
+            <w:pPr>
+              <w:keepNext w:val="0"/>
+              <w:spacing w:before="80" w:after="80"/>
+              <w:jc w:val="center"/>
+            </w:pPr>
+            <w:r>
+              <w:rPr>
+                <w:b w:val="0"/>
+                <w:sz w:val="19"/>
+              </w:rPr>
+              <w:t>0.1171</w:t>
+            </w:r>
+          </w:p>
+        </w:tc>
+        <w:tc>
+          <w:tcPr>
+            <w:tcW w:type="dxa" w:w="1282"/>
+            <w:vAlign w:val="center"/>
+            <w:tcBorders>
+              <w:top w:val="single" w:sz="4" w:color="D9D9D9"/>
+              <w:left w:val="single" w:sz="4" w:color="D9D9D9"/>
+              <w:bottom w:val="single" w:sz="4" w:color="D9D9D9"/>
+              <w:right w:val="single" w:sz="4" w:color="D9D9D9"/>
+            </w:tcBorders>
+          </w:tcPr>
+          <w:p>
+            <w:pPr>
+              <w:keepNext w:val="0"/>
+              <w:spacing w:before="80" w:after="80"/>
+              <w:jc w:val="center"/>
+            </w:pPr>
+            <w:r>
+              <w:rPr>
+                <w:b w:val="0"/>
+                <w:sz w:val="19"/>
+              </w:rPr>
+              <w:t>0.0363</w:t>
+            </w:r>
+          </w:p>
+        </w:tc>
+        <w:tc>
+          <w:tcPr>
+            <w:tcW w:type="dxa" w:w="1282"/>
+            <w:vAlign w:val="center"/>
+            <w:tcBorders>
+              <w:top w:val="single" w:sz="4" w:color="D9D9D9"/>
+              <w:left w:val="single" w:sz="4" w:color="D9D9D9"/>
+              <w:bottom w:val="single" w:sz="4" w:color="D9D9D9"/>
+              <w:right w:val="single" w:sz="4" w:color="D9D9D9"/>
+            </w:tcBorders>
+          </w:tcPr>
+          <w:p>
+            <w:pPr>
+              <w:keepNext w:val="0"/>
+              <w:spacing w:before="80" w:after="80"/>
+              <w:jc w:val="center"/>
+            </w:pPr>
+            <w:r>
+              <w:rPr>
+                <w:b w:val="0"/>
+                <w:sz w:val="19"/>
+              </w:rPr>
+              <w:t>0.0465</w:t>
+            </w:r>
+          </w:p>
+        </w:tc>
+        <w:tc>
+          <w:tcPr>
+            <w:tcW w:type="dxa" w:w="1282"/>
+            <w:vAlign w:val="center"/>
+            <w:tcBorders>
+              <w:top w:val="single" w:sz="4" w:color="D9D9D9"/>
+              <w:left w:val="single" w:sz="4" w:color="D9D9D9"/>
+              <w:bottom w:val="single" w:sz="4" w:color="D9D9D9"/>
+              <w:right w:val="single" w:sz="4" w:color="D9D9D9"/>
+            </w:tcBorders>
+          </w:tcPr>
+          <w:p>
+            <w:pPr>
+              <w:keepNext w:val="0"/>
+              <w:spacing w:before="80" w:after="80"/>
+              <w:jc w:val="center"/>
+            </w:pPr>
+            <w:r>
+              <w:rPr>
+                <w:b w:val="0"/>
+                <w:sz w:val="19"/>
+              </w:rPr>
+              <w:t>0.0306</w:t>
+            </w:r>
+          </w:p>
+        </w:tc>
+      </w:tr>
+      <w:tr>
+        <w:trPr>
+          <w:cantSplit/>
+        </w:trPr>
+        <w:tc>
+          <w:tcPr>
+            <w:tcW w:type="dxa" w:w="1154"/>
+            <w:vAlign w:val="center"/>
+            <w:tcBorders>
+              <w:top w:val="single" w:sz="4" w:color="D9D9D9"/>
+              <w:left w:val="single" w:sz="4" w:color="D9D9D9"/>
+              <w:bottom w:val="single" w:sz="4" w:color="D9D9D9"/>
+              <w:right w:val="single" w:sz="4" w:color="D9D9D9"/>
+            </w:tcBorders>
+          </w:tcPr>
+          <w:p>
+            <w:pPr>
+              <w:keepNext w:val="0"/>
+              <w:spacing w:before="80" w:after="80"/>
+              <w:jc w:val="center"/>
+            </w:pPr>
+            <w:r>
+              <w:rPr>
+                <w:b w:val="0"/>
+                <w:sz w:val="19"/>
+              </w:rPr>
+              <w:t>XGBoost</w:t>
+            </w:r>
+          </w:p>
+        </w:tc>
+        <w:tc>
+          <w:tcPr>
+            <w:tcW w:type="dxa" w:w="3077"/>
+            <w:vAlign w:val="center"/>
+            <w:tcBorders>
+              <w:top w:val="single" w:sz="4" w:color="D9D9D9"/>
+              <w:left w:val="single" w:sz="4" w:color="D9D9D9"/>
+              <w:bottom w:val="single" w:sz="4" w:color="D9D9D9"/>
+              <w:right w:val="single" w:sz="4" w:color="D9D9D9"/>
+            </w:tcBorders>
+          </w:tcPr>
+          <w:p>
+            <w:pPr>
+              <w:keepNext w:val="0"/>
+              <w:spacing w:before="80" w:after="80"/>
+              <w:jc w:val="center"/>
+            </w:pPr>
+            <w:r>
+              <w:rPr>
+                <w:b w:val="0"/>
+                <w:sz w:val="19"/>
+              </w:rPr>
+              <w:t>Without hazard ratings</w:t>
+            </w:r>
+          </w:p>
+        </w:tc>
+        <w:tc>
+          <w:tcPr>
+            <w:tcW w:type="dxa" w:w="1282"/>
+            <w:vAlign w:val="center"/>
+            <w:tcBorders>
+              <w:top w:val="single" w:sz="4" w:color="D9D9D9"/>
+              <w:left w:val="single" w:sz="4" w:color="D9D9D9"/>
+              <w:bottom w:val="single" w:sz="4" w:color="D9D9D9"/>
+              <w:right w:val="single" w:sz="4" w:color="D9D9D9"/>
+            </w:tcBorders>
+          </w:tcPr>
+          <w:p>
+            <w:pPr>
+              <w:keepNext w:val="0"/>
+              <w:spacing w:before="80" w:after="80"/>
+              <w:jc w:val="center"/>
+            </w:pPr>
+            <w:r>
+              <w:rPr>
+                <w:b w:val="0"/>
+                <w:sz w:val="19"/>
+              </w:rPr>
+              <w:t>0.1241</w:t>
+            </w:r>
+          </w:p>
+        </w:tc>
+        <w:tc>
+          <w:tcPr>
+            <w:tcW w:type="dxa" w:w="1282"/>
+            <w:vAlign w:val="center"/>
+            <w:tcBorders>
+              <w:top w:val="single" w:sz="4" w:color="D9D9D9"/>
+              <w:left w:val="single" w:sz="4" w:color="D9D9D9"/>
+              <w:bottom w:val="single" w:sz="4" w:color="D9D9D9"/>
+              <w:right w:val="single" w:sz="4" w:color="D9D9D9"/>
+            </w:tcBorders>
+          </w:tcPr>
+          <w:p>
+            <w:pPr>
+              <w:keepNext w:val="0"/>
+              <w:spacing w:before="80" w:after="80"/>
+              <w:jc w:val="center"/>
+            </w:pPr>
+            <w:r>
+              <w:rPr>
+                <w:b w:val="0"/>
+                <w:sz w:val="19"/>
+              </w:rPr>
+              <w:t>0.0215</w:t>
+            </w:r>
+          </w:p>
+        </w:tc>
+        <w:tc>
+          <w:tcPr>
+            <w:tcW w:type="dxa" w:w="1282"/>
+            <w:vAlign w:val="center"/>
+            <w:tcBorders>
+              <w:top w:val="single" w:sz="4" w:color="D9D9D9"/>
+              <w:left w:val="single" w:sz="4" w:color="D9D9D9"/>
+              <w:bottom w:val="single" w:sz="4" w:color="D9D9D9"/>
+              <w:right w:val="single" w:sz="4" w:color="D9D9D9"/>
+            </w:tcBorders>
+          </w:tcPr>
+          <w:p>
+            <w:pPr>
+              <w:keepNext w:val="0"/>
+              <w:spacing w:before="80" w:after="80"/>
+              <w:jc w:val="center"/>
+            </w:pPr>
+            <w:r>
+              <w:rPr>
+                <w:b w:val="0"/>
+                <w:sz w:val="19"/>
+              </w:rPr>
+              <w:t>0.0777</w:t>
+            </w:r>
+          </w:p>
+        </w:tc>
+        <w:tc>
+          <w:tcPr>
+            <w:tcW w:type="dxa" w:w="1282"/>
+            <w:vAlign w:val="center"/>
+            <w:tcBorders>
+              <w:top w:val="single" w:sz="4" w:color="D9D9D9"/>
+              <w:left w:val="single" w:sz="4" w:color="D9D9D9"/>
+              <w:bottom w:val="single" w:sz="4" w:color="D9D9D9"/>
+              <w:right w:val="single" w:sz="4" w:color="D9D9D9"/>
+            </w:tcBorders>
+          </w:tcPr>
+          <w:p>
+            <w:pPr>
+              <w:keepNext w:val="0"/>
+              <w:spacing w:before="80" w:after="80"/>
+              <w:jc w:val="center"/>
+            </w:pPr>
+            <w:r>
+              <w:rPr>
+                <w:b w:val="0"/>
+                <w:sz w:val="19"/>
+              </w:rPr>
+              <w:t>0.0701</w:t>
+            </w:r>
+          </w:p>
+        </w:tc>
+      </w:tr>
+      <w:tr>
+        <w:trPr>
+          <w:cantSplit/>
+        </w:trPr>
+        <w:tc>
+          <w:tcPr>
+            <w:tcW w:type="dxa" w:w="1154"/>
+            <w:vAlign w:val="center"/>
+            <w:tcBorders>
+              <w:top w:val="single" w:sz="4" w:color="D9D9D9"/>
+              <w:left w:val="single" w:sz="4" w:color="D9D9D9"/>
+              <w:bottom w:val="single" w:sz="4" w:color="D9D9D9"/>
+              <w:right w:val="single" w:sz="4" w:color="D9D9D9"/>
+            </w:tcBorders>
+          </w:tcPr>
+          <w:p>
+            <w:pPr>
+              <w:keepNext w:val="0"/>
+              <w:spacing w:before="80" w:after="80"/>
+              <w:jc w:val="center"/>
+            </w:pPr>
+            <w:r>
+              <w:rPr>
+                <w:b w:val="0"/>
+                <w:sz w:val="19"/>
+              </w:rPr>
+              <w:t>XGBoost</w:t>
+            </w:r>
+          </w:p>
+        </w:tc>
+        <w:tc>
+          <w:tcPr>
+            <w:tcW w:type="dxa" w:w="3077"/>
+            <w:vAlign w:val="center"/>
+            <w:tcBorders>
+              <w:top w:val="single" w:sz="4" w:color="D9D9D9"/>
+              <w:left w:val="single" w:sz="4" w:color="D9D9D9"/>
+              <w:bottom w:val="single" w:sz="4" w:color="D9D9D9"/>
+              <w:right w:val="single" w:sz="4" w:color="D9D9D9"/>
+            </w:tcBorders>
+          </w:tcPr>
+          <w:p>
+            <w:pPr>
+              <w:keepNext w:val="0"/>
+              <w:spacing w:before="80" w:after="80"/>
+              <w:jc w:val="center"/>
+            </w:pPr>
+            <w:r>
+              <w:rPr>
+                <w:b w:val="0"/>
+                <w:sz w:val="19"/>
+              </w:rPr>
+              <w:t>Geophone only</w:t>
+            </w:r>
+          </w:p>
+        </w:tc>
+        <w:tc>
+          <w:tcPr>
+            <w:tcW w:type="dxa" w:w="1282"/>
+            <w:vAlign w:val="center"/>
+            <w:tcBorders>
+              <w:top w:val="single" w:sz="4" w:color="D9D9D9"/>
+              <w:left w:val="single" w:sz="4" w:color="D9D9D9"/>
+              <w:bottom w:val="single" w:sz="4" w:color="D9D9D9"/>
+              <w:right w:val="single" w:sz="4" w:color="D9D9D9"/>
+            </w:tcBorders>
+          </w:tcPr>
+          <w:p>
+            <w:pPr>
+              <w:keepNext w:val="0"/>
+              <w:spacing w:before="80" w:after="80"/>
+              <w:jc w:val="center"/>
+            </w:pPr>
+            <w:r>
+              <w:rPr>
+                <w:b w:val="0"/>
+                <w:sz w:val="19"/>
+              </w:rPr>
+              <w:t>0.1794</w:t>
+            </w:r>
+          </w:p>
+        </w:tc>
+        <w:tc>
+          <w:tcPr>
+            <w:tcW w:type="dxa" w:w="1282"/>
+            <w:vAlign w:val="center"/>
+            <w:tcBorders>
+              <w:top w:val="single" w:sz="4" w:color="D9D9D9"/>
+              <w:left w:val="single" w:sz="4" w:color="D9D9D9"/>
+              <w:bottom w:val="single" w:sz="4" w:color="D9D9D9"/>
+              <w:right w:val="single" w:sz="4" w:color="D9D9D9"/>
+            </w:tcBorders>
+          </w:tcPr>
+          <w:p>
+            <w:pPr>
+              <w:keepNext w:val="0"/>
+              <w:spacing w:before="80" w:after="80"/>
+              <w:jc w:val="center"/>
+            </w:pPr>
+            <w:r>
+              <w:rPr>
+                <w:b w:val="0"/>
+                <w:sz w:val="19"/>
+              </w:rPr>
+              <w:t>0.0349</w:t>
+            </w:r>
+          </w:p>
+        </w:tc>
+        <w:tc>
+          <w:tcPr>
+            <w:tcW w:type="dxa" w:w="1282"/>
+            <w:vAlign w:val="center"/>
+            <w:tcBorders>
+              <w:top w:val="single" w:sz="4" w:color="D9D9D9"/>
+              <w:left w:val="single" w:sz="4" w:color="D9D9D9"/>
+              <w:bottom w:val="single" w:sz="4" w:color="D9D9D9"/>
+              <w:right w:val="single" w:sz="4" w:color="D9D9D9"/>
+            </w:tcBorders>
+          </w:tcPr>
+          <w:p>
+            <w:pPr>
+              <w:keepNext w:val="0"/>
+              <w:spacing w:before="80" w:after="80"/>
+              <w:jc w:val="center"/>
+            </w:pPr>
+            <w:r>
+              <w:rPr>
+                <w:b w:val="0"/>
+                <w:sz w:val="19"/>
+              </w:rPr>
+              <w:t>0.0660</w:t>
+            </w:r>
+          </w:p>
+        </w:tc>
+        <w:tc>
+          <w:tcPr>
+            <w:tcW w:type="dxa" w:w="1282"/>
+            <w:vAlign w:val="center"/>
+            <w:tcBorders>
+              <w:top w:val="single" w:sz="4" w:color="D9D9D9"/>
+              <w:left w:val="single" w:sz="4" w:color="D9D9D9"/>
+              <w:bottom w:val="single" w:sz="4" w:color="D9D9D9"/>
+              <w:right w:val="single" w:sz="4" w:color="D9D9D9"/>
+            </w:tcBorders>
+          </w:tcPr>
+          <w:p>
+            <w:pPr>
+              <w:keepNext w:val="0"/>
+              <w:spacing w:before="80" w:after="80"/>
+              <w:jc w:val="center"/>
+            </w:pPr>
+            <w:r>
+              <w:rPr>
+                <w:b w:val="0"/>
+                <w:sz w:val="19"/>
+              </w:rPr>
+              <w:t>0.0791</w:t>
+            </w:r>
+          </w:p>
+        </w:tc>
+      </w:tr>
+      <w:tr>
+        <w:trPr>
+          <w:cantSplit/>
+        </w:trPr>
+        <w:tc>
+          <w:tcPr>
+            <w:tcW w:type="dxa" w:w="1154"/>
+            <w:vAlign w:val="center"/>
+            <w:tcBorders>
+              <w:top w:val="single" w:sz="4" w:color="D9D9D9"/>
+              <w:left w:val="single" w:sz="4" w:color="D9D9D9"/>
+              <w:bottom w:val="single" w:sz="4" w:color="D9D9D9"/>
+              <w:right w:val="single" w:sz="4" w:color="D9D9D9"/>
+            </w:tcBorders>
+          </w:tcPr>
+          <w:p>
+            <w:pPr>
+              <w:keepNext w:val="0"/>
+              <w:spacing w:before="80" w:after="80"/>
+              <w:jc w:val="center"/>
+            </w:pPr>
+            <w:r>
+              <w:rPr>
+                <w:b w:val="0"/>
+                <w:sz w:val="19"/>
+              </w:rPr>
+              <w:t>XGBoost</w:t>
+            </w:r>
+          </w:p>
+        </w:tc>
+        <w:tc>
+          <w:tcPr>
+            <w:tcW w:type="dxa" w:w="3077"/>
+            <w:vAlign w:val="center"/>
+            <w:tcBorders>
+              <w:top w:val="single" w:sz="4" w:color="D9D9D9"/>
+              <w:left w:val="single" w:sz="4" w:color="D9D9D9"/>
+              <w:bottom w:val="single" w:sz="4" w:color="D9D9D9"/>
+              <w:right w:val="single" w:sz="4" w:color="D9D9D9"/>
+            </w:tcBorders>
+          </w:tcPr>
+          <w:p>
+            <w:pPr>
+              <w:keepNext w:val="0"/>
+              <w:spacing w:before="80" w:after="80"/>
+              <w:jc w:val="center"/>
+            </w:pPr>
+            <w:r>
+              <w:rPr>
+                <w:b w:val="0"/>
+                <w:sz w:val="19"/>
+              </w:rPr>
+              <w:t>Without geophone</w:t>
+            </w:r>
+          </w:p>
+        </w:tc>
+        <w:tc>
+          <w:tcPr>
+            <w:tcW w:type="dxa" w:w="1282"/>
+            <w:vAlign w:val="center"/>
+            <w:tcBorders>
+              <w:top w:val="single" w:sz="4" w:color="D9D9D9"/>
+              <w:left w:val="single" w:sz="4" w:color="D9D9D9"/>
+              <w:bottom w:val="single" w:sz="4" w:color="D9D9D9"/>
+              <w:right w:val="single" w:sz="4" w:color="D9D9D9"/>
+            </w:tcBorders>
+          </w:tcPr>
+          <w:p>
+            <w:pPr>
+              <w:keepNext w:val="0"/>
+              <w:spacing w:before="80" w:after="80"/>
+              <w:jc w:val="center"/>
+            </w:pPr>
+            <w:r>
+              <w:rPr>
+                <w:b w:val="0"/>
+                <w:sz w:val="19"/>
+              </w:rPr>
+              <w:t>0.1182</w:t>
+            </w:r>
+          </w:p>
+        </w:tc>
+        <w:tc>
+          <w:tcPr>
+            <w:tcW w:type="dxa" w:w="1282"/>
+            <w:vAlign w:val="center"/>
+            <w:tcBorders>
+              <w:top w:val="single" w:sz="4" w:color="D9D9D9"/>
+              <w:left w:val="single" w:sz="4" w:color="D9D9D9"/>
+              <w:bottom w:val="single" w:sz="4" w:color="D9D9D9"/>
+              <w:right w:val="single" w:sz="4" w:color="D9D9D9"/>
+            </w:tcBorders>
+          </w:tcPr>
+          <w:p>
+            <w:pPr>
+              <w:keepNext w:val="0"/>
+              <w:spacing w:before="80" w:after="80"/>
+              <w:jc w:val="center"/>
+            </w:pPr>
+            <w:r>
+              <w:rPr>
+                <w:b w:val="0"/>
+                <w:sz w:val="19"/>
+              </w:rPr>
+              <w:t>0.0351</w:t>
+            </w:r>
+          </w:p>
+        </w:tc>
+        <w:tc>
+          <w:tcPr>
+            <w:tcW w:type="dxa" w:w="1282"/>
+            <w:vAlign w:val="center"/>
+            <w:tcBorders>
+              <w:top w:val="single" w:sz="4" w:color="D9D9D9"/>
+              <w:left w:val="single" w:sz="4" w:color="D9D9D9"/>
+              <w:bottom w:val="single" w:sz="4" w:color="D9D9D9"/>
+              <w:right w:val="single" w:sz="4" w:color="D9D9D9"/>
+            </w:tcBorders>
+          </w:tcPr>
+          <w:p>
+            <w:pPr>
+              <w:keepNext w:val="0"/>
+              <w:spacing w:before="80" w:after="80"/>
+              <w:jc w:val="center"/>
+            </w:pPr>
+            <w:r>
+              <w:rPr>
+                <w:b w:val="0"/>
+                <w:sz w:val="19"/>
+              </w:rPr>
+              <w:t>0.0876</w:t>
+            </w:r>
+          </w:p>
+        </w:tc>
+        <w:tc>
+          <w:tcPr>
+            <w:tcW w:type="dxa" w:w="1282"/>
+            <w:vAlign w:val="center"/>
+            <w:tcBorders>
+              <w:top w:val="single" w:sz="4" w:color="D9D9D9"/>
+              <w:left w:val="single" w:sz="4" w:color="D9D9D9"/>
+              <w:bottom w:val="single" w:sz="4" w:color="D9D9D9"/>
+              <w:right w:val="single" w:sz="4" w:color="D9D9D9"/>
+            </w:tcBorders>
+          </w:tcPr>
+          <w:p>
+            <w:pPr>
+              <w:keepNext w:val="0"/>
+              <w:spacing w:before="80" w:after="80"/>
+              <w:jc w:val="center"/>
+            </w:pPr>
+            <w:r>
+              <w:rPr>
+                <w:b w:val="0"/>
+                <w:sz w:val="19"/>
+              </w:rPr>
+              <w:t>0.0594</w:t>
+            </w:r>
+          </w:p>
+        </w:tc>
+      </w:tr>
+      <w:tr>
+        <w:trPr>
+          <w:cantSplit/>
+        </w:trPr>
+        <w:tc>
+          <w:tcPr>
+            <w:tcW w:type="dxa" w:w="1154"/>
+            <w:vAlign w:val="center"/>
+            <w:tcBorders>
+              <w:top w:val="single" w:sz="4" w:color="D9D9D9"/>
+              <w:left w:val="single" w:sz="4" w:color="D9D9D9"/>
+              <w:bottom w:val="single" w:sz="4" w:color="D9D9D9"/>
+              <w:right w:val="single" w:sz="4" w:color="D9D9D9"/>
+            </w:tcBorders>
+          </w:tcPr>
+          <w:p>
+            <w:pPr>
+              <w:keepNext w:val="0"/>
+              <w:spacing w:before="80" w:after="80"/>
+              <w:jc w:val="center"/>
+            </w:pPr>
+            <w:r>
+              <w:rPr>
+                <w:b w:val="0"/>
+                <w:sz w:val="19"/>
+              </w:rPr>
+              <w:t>XGBoost</w:t>
+            </w:r>
+          </w:p>
+        </w:tc>
+        <w:tc>
+          <w:tcPr>
+            <w:tcW w:type="dxa" w:w="3077"/>
+            <w:vAlign w:val="center"/>
+            <w:tcBorders>
+              <w:top w:val="single" w:sz="4" w:color="D9D9D9"/>
+              <w:left w:val="single" w:sz="4" w:color="D9D9D9"/>
+              <w:bottom w:val="single" w:sz="4" w:color="D9D9D9"/>
+              <w:right w:val="single" w:sz="4" w:color="D9D9D9"/>
+            </w:tcBorders>
+          </w:tcPr>
+          <w:p>
+            <w:pPr>
+              <w:keepNext w:val="0"/>
+              <w:spacing w:before="80" w:after="80"/>
+              <w:jc w:val="center"/>
+            </w:pPr>
+            <w:r>
+              <w:rPr>
+                <w:b w:val="0"/>
+                <w:sz w:val="19"/>
+              </w:rPr>
+              <w:t>Seismic activity only</w:t>
+            </w:r>
+          </w:p>
+        </w:tc>
+        <w:tc>
+          <w:tcPr>
+            <w:tcW w:type="dxa" w:w="1282"/>
+            <w:vAlign w:val="center"/>
+            <w:tcBorders>
+              <w:top w:val="single" w:sz="4" w:color="D9D9D9"/>
+              <w:left w:val="single" w:sz="4" w:color="D9D9D9"/>
+              <w:bottom w:val="single" w:sz="4" w:color="D9D9D9"/>
+              <w:right w:val="single" w:sz="4" w:color="D9D9D9"/>
+            </w:tcBorders>
+          </w:tcPr>
+          <w:p>
+            <w:pPr>
+              <w:keepNext w:val="0"/>
+              <w:spacing w:before="80" w:after="80"/>
+              <w:jc w:val="center"/>
+            </w:pPr>
+            <w:r>
+              <w:rPr>
+                <w:b w:val="0"/>
+                <w:sz w:val="19"/>
+              </w:rPr>
+              <w:t>0.1153</w:t>
+            </w:r>
+          </w:p>
+        </w:tc>
+        <w:tc>
+          <w:tcPr>
+            <w:tcW w:type="dxa" w:w="1282"/>
+            <w:vAlign w:val="center"/>
+            <w:tcBorders>
+              <w:top w:val="single" w:sz="4" w:color="D9D9D9"/>
+              <w:left w:val="single" w:sz="4" w:color="D9D9D9"/>
+              <w:bottom w:val="single" w:sz="4" w:color="D9D9D9"/>
+              <w:right w:val="single" w:sz="4" w:color="D9D9D9"/>
+            </w:tcBorders>
+          </w:tcPr>
+          <w:p>
+            <w:pPr>
+              <w:keepNext w:val="0"/>
+              <w:spacing w:before="80" w:after="80"/>
+              <w:jc w:val="center"/>
+            </w:pPr>
+            <w:r>
+              <w:rPr>
+                <w:b w:val="0"/>
+                <w:sz w:val="19"/>
+              </w:rPr>
+              <w:t>0.0194</w:t>
+            </w:r>
+          </w:p>
+        </w:tc>
+        <w:tc>
+          <w:tcPr>
+            <w:tcW w:type="dxa" w:w="1282"/>
+            <w:vAlign w:val="center"/>
+            <w:tcBorders>
+              <w:top w:val="single" w:sz="4" w:color="D9D9D9"/>
+              <w:left w:val="single" w:sz="4" w:color="D9D9D9"/>
+              <w:bottom w:val="single" w:sz="4" w:color="D9D9D9"/>
+              <w:right w:val="single" w:sz="4" w:color="D9D9D9"/>
+            </w:tcBorders>
+          </w:tcPr>
+          <w:p>
+            <w:pPr>
+              <w:keepNext w:val="0"/>
+              <w:spacing w:before="80" w:after="80"/>
+              <w:jc w:val="center"/>
+            </w:pPr>
+            <w:r>
+              <w:rPr>
+                <w:b w:val="0"/>
+                <w:sz w:val="19"/>
+              </w:rPr>
+              <w:t>0.1096</w:t>
+            </w:r>
+          </w:p>
+        </w:tc>
+        <w:tc>
+          <w:tcPr>
+            <w:tcW w:type="dxa" w:w="1282"/>
+            <w:vAlign w:val="center"/>
+            <w:tcBorders>
+              <w:top w:val="single" w:sz="4" w:color="D9D9D9"/>
+              <w:left w:val="single" w:sz="4" w:color="D9D9D9"/>
+              <w:bottom w:val="single" w:sz="4" w:color="D9D9D9"/>
+              <w:right w:val="single" w:sz="4" w:color="D9D9D9"/>
+            </w:tcBorders>
+          </w:tcPr>
+          <w:p>
+            <w:pPr>
+              <w:keepNext w:val="0"/>
+              <w:spacing w:before="80" w:after="80"/>
+              <w:jc w:val="center"/>
+            </w:pPr>
+            <w:r>
+              <w:rPr>
+                <w:b w:val="0"/>
+                <w:sz w:val="19"/>
+              </w:rPr>
+              <w:t>0.0599</w:t>
+            </w:r>
+          </w:p>
+        </w:tc>
+      </w:tr>
+      <w:tr>
+        <w:trPr>
+          <w:cantSplit/>
+        </w:trPr>
+        <w:tc>
+          <w:tcPr>
+            <w:tcW w:type="dxa" w:w="1154"/>
+            <w:vAlign w:val="center"/>
+            <w:tcBorders>
+              <w:top w:val="single" w:sz="4" w:color="D9D9D9"/>
+              <w:left w:val="single" w:sz="4" w:color="D9D9D9"/>
+              <w:bottom w:val="single" w:sz="4" w:color="D9D9D9"/>
+              <w:right w:val="single" w:sz="4" w:color="D9D9D9"/>
+            </w:tcBorders>
+          </w:tcPr>
+          <w:p>
+            <w:pPr>
+              <w:keepNext w:val="0"/>
+              <w:spacing w:before="80" w:after="80"/>
+              <w:jc w:val="center"/>
+            </w:pPr>
+            <w:r>
+              <w:rPr>
+                <w:b w:val="0"/>
+                <w:sz w:val="19"/>
+              </w:rPr>
+              <w:t>XGBoost</w:t>
+            </w:r>
+          </w:p>
+        </w:tc>
+        <w:tc>
+          <w:tcPr>
+            <w:tcW w:type="dxa" w:w="3077"/>
+            <w:vAlign w:val="center"/>
+            <w:tcBorders>
+              <w:top w:val="single" w:sz="4" w:color="D9D9D9"/>
+              <w:left w:val="single" w:sz="4" w:color="D9D9D9"/>
+              <w:bottom w:val="single" w:sz="4" w:color="D9D9D9"/>
+              <w:right w:val="single" w:sz="4" w:color="D9D9D9"/>
+            </w:tcBorders>
+          </w:tcPr>
+          <w:p>
+            <w:pPr>
+              <w:keepNext w:val="0"/>
+              <w:spacing w:before="80" w:after="80"/>
+              <w:jc w:val="center"/>
+            </w:pPr>
+            <w:r>
+              <w:rPr>
+                <w:b w:val="0"/>
+                <w:sz w:val="19"/>
+              </w:rPr>
+              <w:t>Without seismic activity</w:t>
+            </w:r>
+          </w:p>
+        </w:tc>
+        <w:tc>
+          <w:tcPr>
+            <w:tcW w:type="dxa" w:w="1282"/>
+            <w:vAlign w:val="center"/>
+            <w:tcBorders>
+              <w:top w:val="single" w:sz="4" w:color="D9D9D9"/>
+              <w:left w:val="single" w:sz="4" w:color="D9D9D9"/>
+              <w:bottom w:val="single" w:sz="4" w:color="D9D9D9"/>
+              <w:right w:val="single" w:sz="4" w:color="D9D9D9"/>
+            </w:tcBorders>
+          </w:tcPr>
+          <w:p>
+            <w:pPr>
+              <w:keepNext w:val="0"/>
+              <w:spacing w:before="80" w:after="80"/>
+              <w:jc w:val="center"/>
+            </w:pPr>
+            <w:r>
+              <w:rPr>
+                <w:b w:val="0"/>
+                <w:sz w:val="19"/>
+              </w:rPr>
+              <w:t>0.2399</w:t>
+            </w:r>
+          </w:p>
+        </w:tc>
+        <w:tc>
+          <w:tcPr>
+            <w:tcW w:type="dxa" w:w="1282"/>
+            <w:vAlign w:val="center"/>
+            <w:tcBorders>
+              <w:top w:val="single" w:sz="4" w:color="D9D9D9"/>
+              <w:left w:val="single" w:sz="4" w:color="D9D9D9"/>
+              <w:bottom w:val="single" w:sz="4" w:color="D9D9D9"/>
+              <w:right w:val="single" w:sz="4" w:color="D9D9D9"/>
+            </w:tcBorders>
+          </w:tcPr>
+          <w:p>
+            <w:pPr>
+              <w:keepNext w:val="0"/>
+              <w:spacing w:before="80" w:after="80"/>
+              <w:jc w:val="center"/>
+            </w:pPr>
+            <w:r>
+              <w:rPr>
+                <w:b w:val="0"/>
+                <w:sz w:val="19"/>
+              </w:rPr>
+              <w:t>0.0408</w:t>
+            </w:r>
+          </w:p>
+        </w:tc>
+        <w:tc>
+          <w:tcPr>
+            <w:tcW w:type="dxa" w:w="1282"/>
+            <w:vAlign w:val="center"/>
+            <w:tcBorders>
+              <w:top w:val="single" w:sz="4" w:color="D9D9D9"/>
+              <w:left w:val="single" w:sz="4" w:color="D9D9D9"/>
+              <w:bottom w:val="single" w:sz="4" w:color="D9D9D9"/>
+              <w:right w:val="single" w:sz="4" w:color="D9D9D9"/>
+            </w:tcBorders>
+          </w:tcPr>
+          <w:p>
+            <w:pPr>
+              <w:keepNext w:val="0"/>
+              <w:spacing w:before="80" w:after="80"/>
+              <w:jc w:val="center"/>
+            </w:pPr>
+            <w:r>
+              <w:rPr>
+                <w:b w:val="0"/>
+                <w:sz w:val="19"/>
+              </w:rPr>
+              <w:t>0.0700</w:t>
+            </w:r>
+          </w:p>
+        </w:tc>
+        <w:tc>
+          <w:tcPr>
+            <w:tcW w:type="dxa" w:w="1282"/>
+            <w:vAlign w:val="center"/>
+            <w:tcBorders>
+              <w:top w:val="single" w:sz="4" w:color="D9D9D9"/>
+              <w:left w:val="single" w:sz="4" w:color="D9D9D9"/>
+              <w:bottom w:val="single" w:sz="4" w:color="D9D9D9"/>
+              <w:right w:val="single" w:sz="4" w:color="D9D9D9"/>
+            </w:tcBorders>
+          </w:tcPr>
+          <w:p>
+            <w:pPr>
+              <w:keepNext w:val="0"/>
+              <w:spacing w:before="80" w:after="80"/>
+              <w:jc w:val="center"/>
+            </w:pPr>
+            <w:r>
+              <w:rPr>
+                <w:b w:val="0"/>
+                <w:sz w:val="19"/>
+              </w:rPr>
+              <w:t>0.0667</w:t>
+            </w:r>
+          </w:p>
+        </w:tc>
+      </w:tr>
+      <w:tr>
+        <w:trPr>
+          <w:cantSplit/>
+        </w:trPr>
+        <w:tc>
+          <w:tcPr>
+            <w:tcW w:type="dxa" w:w="1154"/>
+            <w:vAlign w:val="center"/>
+            <w:tcBorders>
+              <w:top w:val="single" w:sz="4" w:color="D9D9D9"/>
+              <w:left w:val="single" w:sz="4" w:color="D9D9D9"/>
+              <w:bottom w:val="single" w:sz="4" w:color="D9D9D9"/>
+              <w:right w:val="single" w:sz="4" w:color="D9D9D9"/>
+            </w:tcBorders>
+          </w:tcPr>
+          <w:p>
+            <w:pPr>
+              <w:keepNext w:val="0"/>
+              <w:spacing w:before="80" w:after="80"/>
+              <w:jc w:val="center"/>
+            </w:pPr>
+            <w:r>
+              <w:rPr>
+                <w:b w:val="0"/>
+                <w:sz w:val="19"/>
+              </w:rPr>
+              <w:t>XGBoost</w:t>
+            </w:r>
+          </w:p>
+        </w:tc>
+        <w:tc>
+          <w:tcPr>
+            <w:tcW w:type="dxa" w:w="3077"/>
+            <w:vAlign w:val="center"/>
+            <w:tcBorders>
+              <w:top w:val="single" w:sz="4" w:color="D9D9D9"/>
+              <w:left w:val="single" w:sz="4" w:color="D9D9D9"/>
+              <w:bottom w:val="single" w:sz="4" w:color="D9D9D9"/>
+              <w:right w:val="single" w:sz="4" w:color="D9D9D9"/>
+            </w:tcBorders>
+          </w:tcPr>
+          <w:p>
+            <w:pPr>
+              <w:keepNext w:val="0"/>
+              <w:spacing w:before="80" w:after="80"/>
+              <w:jc w:val="center"/>
+            </w:pPr>
+            <w:r>
+              <w:rPr>
+                <w:b w:val="0"/>
+                <w:sz w:val="19"/>
+              </w:rPr>
+              <w:t>Shift type only</w:t>
+            </w:r>
+          </w:p>
+        </w:tc>
+        <w:tc>
+          <w:tcPr>
+            <w:tcW w:type="dxa" w:w="1282"/>
+            <w:vAlign w:val="center"/>
+            <w:tcBorders>
+              <w:top w:val="single" w:sz="4" w:color="D9D9D9"/>
+              <w:left w:val="single" w:sz="4" w:color="D9D9D9"/>
+              <w:bottom w:val="single" w:sz="4" w:color="D9D9D9"/>
+              <w:right w:val="single" w:sz="4" w:color="D9D9D9"/>
+            </w:tcBorders>
+          </w:tcPr>
+          <w:p>
+            <w:pPr>
+              <w:keepNext w:val="0"/>
+              <w:spacing w:before="80" w:after="80"/>
+              <w:jc w:val="center"/>
+            </w:pPr>
+            <w:r>
+              <w:rPr>
+                <w:b w:val="0"/>
+                <w:sz w:val="19"/>
+              </w:rPr>
+              <w:t>0.1104</w:t>
+            </w:r>
+          </w:p>
+        </w:tc>
+        <w:tc>
+          <w:tcPr>
+            <w:tcW w:type="dxa" w:w="1282"/>
+            <w:vAlign w:val="center"/>
+            <w:tcBorders>
+              <w:top w:val="single" w:sz="4" w:color="D9D9D9"/>
+              <w:left w:val="single" w:sz="4" w:color="D9D9D9"/>
+              <w:bottom w:val="single" w:sz="4" w:color="D9D9D9"/>
+              <w:right w:val="single" w:sz="4" w:color="D9D9D9"/>
+            </w:tcBorders>
+          </w:tcPr>
+          <w:p>
+            <w:pPr>
+              <w:keepNext w:val="0"/>
+              <w:spacing w:before="80" w:after="80"/>
+              <w:jc w:val="center"/>
+            </w:pPr>
+            <w:r>
+              <w:rPr>
+                <w:b w:val="0"/>
+                <w:sz w:val="19"/>
+              </w:rPr>
+              <w:t>0.0303</w:t>
+            </w:r>
+          </w:p>
+        </w:tc>
+        <w:tc>
+          <w:tcPr>
+            <w:tcW w:type="dxa" w:w="1282"/>
+            <w:vAlign w:val="center"/>
+            <w:tcBorders>
+              <w:top w:val="single" w:sz="4" w:color="D9D9D9"/>
+              <w:left w:val="single" w:sz="4" w:color="D9D9D9"/>
+              <w:bottom w:val="single" w:sz="4" w:color="D9D9D9"/>
+              <w:right w:val="single" w:sz="4" w:color="D9D9D9"/>
+            </w:tcBorders>
+          </w:tcPr>
+          <w:p>
+            <w:pPr>
+              <w:keepNext w:val="0"/>
+              <w:spacing w:before="80" w:after="80"/>
+              <w:jc w:val="center"/>
+            </w:pPr>
+            <w:r>
+              <w:rPr>
+                <w:b w:val="0"/>
+                <w:sz w:val="19"/>
+              </w:rPr>
+              <w:t>0.0658</w:t>
+            </w:r>
+          </w:p>
+        </w:tc>
+        <w:tc>
+          <w:tcPr>
+            <w:tcW w:type="dxa" w:w="1282"/>
+            <w:vAlign w:val="center"/>
+            <w:tcBorders>
+              <w:top w:val="single" w:sz="4" w:color="D9D9D9"/>
+              <w:left w:val="single" w:sz="4" w:color="D9D9D9"/>
+              <w:bottom w:val="single" w:sz="4" w:color="D9D9D9"/>
+              <w:right w:val="single" w:sz="4" w:color="D9D9D9"/>
+            </w:tcBorders>
+          </w:tcPr>
+          <w:p>
+            <w:pPr>
+              <w:keepNext w:val="0"/>
+              <w:spacing w:before="80" w:after="80"/>
+              <w:jc w:val="center"/>
+            </w:pPr>
+            <w:r>
+              <w:rPr>
+                <w:b w:val="0"/>
+                <w:sz w:val="19"/>
+              </w:rPr>
+              <w:t>0.0392</w:t>
+            </w:r>
+          </w:p>
+        </w:tc>
+      </w:tr>
+      <w:tr>
+        <w:trPr>
+          <w:cantSplit/>
+        </w:trPr>
+        <w:tc>
+          <w:tcPr>
+            <w:tcW w:type="dxa" w:w="1154"/>
+            <w:vAlign w:val="center"/>
+            <w:tcBorders>
+              <w:top w:val="single" w:sz="4" w:color="D9D9D9"/>
+              <w:left w:val="single" w:sz="4" w:color="D9D9D9"/>
+              <w:bottom w:val="single" w:sz="4" w:color="D9D9D9"/>
+              <w:right w:val="single" w:sz="4" w:color="D9D9D9"/>
+            </w:tcBorders>
+          </w:tcPr>
+          <w:p>
+            <w:pPr>
+              <w:keepNext w:val="0"/>
+              <w:spacing w:before="80" w:after="80"/>
+              <w:jc w:val="center"/>
+            </w:pPr>
+            <w:r>
+              <w:rPr>
+                <w:b w:val="0"/>
+                <w:sz w:val="19"/>
+              </w:rPr>
+              <w:t>XGBoost</w:t>
+            </w:r>
+          </w:p>
+        </w:tc>
+        <w:tc>
+          <w:tcPr>
+            <w:tcW w:type="dxa" w:w="3077"/>
+            <w:vAlign w:val="center"/>
+            <w:tcBorders>
+              <w:top w:val="single" w:sz="4" w:color="D9D9D9"/>
+              <w:left w:val="single" w:sz="4" w:color="D9D9D9"/>
+              <w:bottom w:val="single" w:sz="4" w:color="D9D9D9"/>
+              <w:right w:val="single" w:sz="4" w:color="D9D9D9"/>
+            </w:tcBorders>
+          </w:tcPr>
+          <w:p>
+            <w:pPr>
+              <w:keepNext w:val="0"/>
+              <w:spacing w:before="80" w:after="80"/>
+              <w:jc w:val="center"/>
+            </w:pPr>
+            <w:r>
+              <w:rPr>
+                <w:b w:val="0"/>
+                <w:sz w:val="19"/>
+              </w:rPr>
+              <w:t>Without shift type</w:t>
+            </w:r>
+          </w:p>
+        </w:tc>
+        <w:tc>
+          <w:tcPr>
+            <w:tcW w:type="dxa" w:w="1282"/>
+            <w:vAlign w:val="center"/>
+            <w:tcBorders>
+              <w:top w:val="single" w:sz="4" w:color="D9D9D9"/>
+              <w:left w:val="single" w:sz="4" w:color="D9D9D9"/>
+              <w:bottom w:val="single" w:sz="4" w:color="D9D9D9"/>
+              <w:right w:val="single" w:sz="4" w:color="D9D9D9"/>
+            </w:tcBorders>
+          </w:tcPr>
+          <w:p>
+            <w:pPr>
+              <w:keepNext w:val="0"/>
+              <w:spacing w:before="80" w:after="80"/>
+              <w:jc w:val="center"/>
+            </w:pPr>
+            <w:r>
+              <w:rPr>
+                <w:b w:val="0"/>
+                <w:sz w:val="19"/>
+              </w:rPr>
+              <w:t>0.1341</w:t>
+            </w:r>
+          </w:p>
+        </w:tc>
+        <w:tc>
+          <w:tcPr>
+            <w:tcW w:type="dxa" w:w="1282"/>
+            <w:vAlign w:val="center"/>
+            <w:tcBorders>
+              <w:top w:val="single" w:sz="4" w:color="D9D9D9"/>
+              <w:left w:val="single" w:sz="4" w:color="D9D9D9"/>
+              <w:bottom w:val="single" w:sz="4" w:color="D9D9D9"/>
+              <w:right w:val="single" w:sz="4" w:color="D9D9D9"/>
+            </w:tcBorders>
+          </w:tcPr>
+          <w:p>
+            <w:pPr>
+              <w:keepNext w:val="0"/>
+              <w:spacing w:before="80" w:after="80"/>
+              <w:jc w:val="center"/>
+            </w:pPr>
+            <w:r>
+              <w:rPr>
+                <w:b w:val="0"/>
+                <w:sz w:val="19"/>
+              </w:rPr>
+              <w:t>0.0284</w:t>
+            </w:r>
+          </w:p>
+        </w:tc>
+        <w:tc>
+          <w:tcPr>
+            <w:tcW w:type="dxa" w:w="1282"/>
+            <w:vAlign w:val="center"/>
+            <w:tcBorders>
+              <w:top w:val="single" w:sz="4" w:color="D9D9D9"/>
+              <w:left w:val="single" w:sz="4" w:color="D9D9D9"/>
+              <w:bottom w:val="single" w:sz="4" w:color="D9D9D9"/>
+              <w:right w:val="single" w:sz="4" w:color="D9D9D9"/>
+            </w:tcBorders>
+          </w:tcPr>
+          <w:p>
+            <w:pPr>
+              <w:keepNext w:val="0"/>
+              <w:spacing w:before="80" w:after="80"/>
+              <w:jc w:val="center"/>
+            </w:pPr>
+            <w:r>
+              <w:rPr>
+                <w:b w:val="0"/>
+                <w:sz w:val="19"/>
+              </w:rPr>
+              <w:t>0.0731</w:t>
+            </w:r>
+          </w:p>
+        </w:tc>
+        <w:tc>
+          <w:tcPr>
+            <w:tcW w:type="dxa" w:w="1282"/>
+            <w:vAlign w:val="center"/>
+            <w:tcBorders>
+              <w:top w:val="single" w:sz="4" w:color="D9D9D9"/>
+              <w:left w:val="single" w:sz="4" w:color="D9D9D9"/>
+              <w:bottom w:val="single" w:sz="4" w:color="D9D9D9"/>
+              <w:right w:val="single" w:sz="4" w:color="D9D9D9"/>
+            </w:tcBorders>
+          </w:tcPr>
+          <w:p>
+            <w:pPr>
+              <w:keepNext w:val="0"/>
+              <w:spacing w:before="80" w:after="80"/>
+              <w:jc w:val="center"/>
+            </w:pPr>
+            <w:r>
+              <w:rPr>
+                <w:b w:val="0"/>
+                <w:sz w:val="19"/>
+              </w:rPr>
+              <w:t>0.0627</w:t>
+            </w:r>
+          </w:p>
+        </w:tc>
+      </w:tr>
+    </w:tbl>
+    <w:p>
+      <w:pPr>
+        <w:spacing w:after="20"/>
+      </w:pPr>
+    </w:p>
+    <w:p>
+      <w:pPr>
+        <w:pStyle w:val="Caption"/>
+        <w:keepNext/>
+      </w:pPr>
+      <w:r>
+        <w:t>Table A3. Phase-pair stability with a fixed universe of 17 columns and after excluding the three constant columns. Average ranks are used for Spearman; top-five overlap uses the stated alphabetical boundary rule.</w:t>
+      </w:r>
+    </w:p>
+    <w:tbl>
+      <w:tblPr>
+        <w:tblW w:type="auto" w:w="0"/>
+        <w:jc w:val="center"/>
+        <w:tblLayout w:type="fixed"/>
+        <w:tblLook w:firstColumn="1" w:firstRow="1" w:lastColumn="0" w:lastRow="0" w:noHBand="0" w:noVBand="1" w:val="04A0"/>
+      </w:tblPr>
+      <w:tblGrid>
+        <w:gridCol w:w="1652"/>
+        <w:gridCol w:w="1652"/>
+        <w:gridCol w:w="1652"/>
+        <w:gridCol w:w="2202"/>
+        <w:gridCol w:w="2202"/>
+      </w:tblGrid>
+      <w:tr>
+        <w:trPr>
+          <w:cantSplit/>
+          <w:tblHeader/>
+        </w:trPr>
+        <w:tc>
+          <w:tcPr>
+            <w:tcW w:type="dxa" w:w="1652"/>
+            <w:vAlign w:val="center"/>
+            <w:tcBorders>
+              <w:top w:val="single" w:sz="4" w:color="D9D9D9"/>
+              <w:left w:val="single" w:sz="4" w:color="D9D9D9"/>
+              <w:bottom w:val="single" w:sz="4" w:color="D9D9D9"/>
+              <w:right w:val="single" w:sz="4" w:color="D9D9D9"/>
+            </w:tcBorders>
+            <w:shd w:fill="F2F2F2"/>
+          </w:tcPr>
+          <w:p>
+            <w:pPr>
+              <w:keepNext/>
+              <w:spacing w:before="80" w:after="80"/>
+              <w:jc w:val="center"/>
+            </w:pPr>
+            <w:r>
+              <w:rPr>
+                <w:b/>
+                <w:sz w:val="19"/>
+              </w:rPr>
+              <w:t>Phase pair</w:t>
+            </w:r>
+          </w:p>
+        </w:tc>
+        <w:tc>
+          <w:tcPr>
+            <w:tcW w:type="dxa" w:w="1652"/>
+            <w:vAlign w:val="center"/>
+            <w:tcBorders>
+              <w:top w:val="single" w:sz="4" w:color="D9D9D9"/>
+              <w:left w:val="single" w:sz="4" w:color="D9D9D9"/>
+              <w:bottom w:val="single" w:sz="4" w:color="D9D9D9"/>
+              <w:right w:val="single" w:sz="4" w:color="D9D9D9"/>
+            </w:tcBorders>
+            <w:shd w:fill="F2F2F2"/>
+          </w:tcPr>
+          <w:p>
+            <w:pPr>
+              <w:keepNext/>
+              <w:spacing w:before="80" w:after="80"/>
+              <w:jc w:val="center"/>
+            </w:pPr>
+            <w:r>
+              <w:rPr>
+                <w:b/>
+                <w:sz w:val="19"/>
+              </w:rPr>
+              <w:t>Spearman 17</w:t>
+            </w:r>
+          </w:p>
+        </w:tc>
+        <w:tc>
+          <w:tcPr>
+            <w:tcW w:type="dxa" w:w="1652"/>
+            <w:vAlign w:val="center"/>
+            <w:tcBorders>
+              <w:top w:val="single" w:sz="4" w:color="D9D9D9"/>
+              <w:left w:val="single" w:sz="4" w:color="D9D9D9"/>
+              <w:bottom w:val="single" w:sz="4" w:color="D9D9D9"/>
+              <w:right w:val="single" w:sz="4" w:color="D9D9D9"/>
+            </w:tcBorders>
+            <w:shd w:fill="F2F2F2"/>
+          </w:tcPr>
+          <w:p>
+            <w:pPr>
+              <w:keepNext/>
+              <w:spacing w:before="80" w:after="80"/>
+              <w:jc w:val="center"/>
+            </w:pPr>
+            <w:r>
+              <w:rPr>
+                <w:b/>
+                <w:sz w:val="19"/>
+              </w:rPr>
+              <w:t>Spearman 14</w:t>
+            </w:r>
+          </w:p>
+        </w:tc>
+        <w:tc>
+          <w:tcPr>
+            <w:tcW w:type="dxa" w:w="2202"/>
+            <w:vAlign w:val="center"/>
+            <w:tcBorders>
+              <w:top w:val="single" w:sz="4" w:color="D9D9D9"/>
+              <w:left w:val="single" w:sz="4" w:color="D9D9D9"/>
+              <w:bottom w:val="single" w:sz="4" w:color="D9D9D9"/>
+              <w:right w:val="single" w:sz="4" w:color="D9D9D9"/>
+            </w:tcBorders>
+            <w:shd w:fill="F2F2F2"/>
+          </w:tcPr>
+          <w:p>
+            <w:pPr>
+              <w:keepNext/>
+              <w:spacing w:before="80" w:after="80"/>
+              <w:jc w:val="center"/>
+            </w:pPr>
+            <w:r>
+              <w:rPr>
+                <w:b/>
+                <w:sz w:val="19"/>
+              </w:rPr>
+              <w:t>Top-5 Jaccard 17</w:t>
+            </w:r>
+          </w:p>
+        </w:tc>
+        <w:tc>
+          <w:tcPr>
+            <w:tcW w:type="dxa" w:w="2202"/>
+            <w:vAlign w:val="center"/>
+            <w:tcBorders>
+              <w:top w:val="single" w:sz="4" w:color="D9D9D9"/>
+              <w:left w:val="single" w:sz="4" w:color="D9D9D9"/>
+              <w:bottom w:val="single" w:sz="4" w:color="D9D9D9"/>
+              <w:right w:val="single" w:sz="4" w:color="D9D9D9"/>
+            </w:tcBorders>
+            <w:shd w:fill="F2F2F2"/>
+          </w:tcPr>
+          <w:p>
+            <w:pPr>
+              <w:keepNext/>
+              <w:spacing w:before="80" w:after="80"/>
+              <w:jc w:val="center"/>
+            </w:pPr>
+            <w:r>
+              <w:rPr>
+                <w:b/>
+                <w:sz w:val="19"/>
+              </w:rPr>
+              <w:t>Top-5 Jaccard 14</w:t>
+            </w:r>
+          </w:p>
+        </w:tc>
+      </w:tr>
+      <w:tr>
+        <w:trPr>
+          <w:cantSplit/>
+        </w:trPr>
+        <w:tc>
+          <w:tcPr>
+            <w:tcW w:type="dxa" w:w="1652"/>
+            <w:vAlign w:val="center"/>
+            <w:tcBorders>
+              <w:top w:val="single" w:sz="4" w:color="D9D9D9"/>
+              <w:left w:val="single" w:sz="4" w:color="D9D9D9"/>
+              <w:bottom w:val="single" w:sz="4" w:color="D9D9D9"/>
+              <w:right w:val="single" w:sz="4" w:color="D9D9D9"/>
+            </w:tcBorders>
+          </w:tcPr>
+          <w:p>
+            <w:pPr>
+              <w:keepNext/>
+              <w:spacing w:before="80" w:after="80"/>
+              <w:jc w:val="center"/>
+            </w:pPr>
+            <w:r>
+              <w:rPr>
+                <w:b w:val="0"/>
+                <w:sz w:val="19"/>
+              </w:rPr>
+              <w:t>1-2</w:t>
+            </w:r>
+          </w:p>
+        </w:tc>
+        <w:tc>
+          <w:tcPr>
+            <w:tcW w:type="dxa" w:w="1652"/>
+            <w:vAlign w:val="center"/>
+            <w:tcBorders>
+              <w:top w:val="single" w:sz="4" w:color="D9D9D9"/>
+              <w:left w:val="single" w:sz="4" w:color="D9D9D9"/>
+              <w:bottom w:val="single" w:sz="4" w:color="D9D9D9"/>
+              <w:right w:val="single" w:sz="4" w:color="D9D9D9"/>
+            </w:tcBorders>
+          </w:tcPr>
+          <w:p>
+            <w:pPr>
+              <w:keepNext/>
+              <w:spacing w:before="80" w:after="80"/>
+              <w:jc w:val="center"/>
+            </w:pPr>
+            <w:r>
+              <w:rPr>
+                <w:b w:val="0"/>
+                <w:sz w:val="19"/>
+              </w:rPr>
+              <w:t>0.8354</w:t>
+            </w:r>
+          </w:p>
+        </w:tc>
+        <w:tc>
+          <w:tcPr>
+            <w:tcW w:type="dxa" w:w="1652"/>
+            <w:vAlign w:val="center"/>
+            <w:tcBorders>
+              <w:top w:val="single" w:sz="4" w:color="D9D9D9"/>
+              <w:left w:val="single" w:sz="4" w:color="D9D9D9"/>
+              <w:bottom w:val="single" w:sz="4" w:color="D9D9D9"/>
+              <w:right w:val="single" w:sz="4" w:color="D9D9D9"/>
+            </w:tcBorders>
+          </w:tcPr>
+          <w:p>
+            <w:pPr>
+              <w:keepNext/>
+              <w:spacing w:before="80" w:after="80"/>
+              <w:jc w:val="center"/>
+            </w:pPr>
+            <w:r>
+              <w:rPr>
+                <w:b w:val="0"/>
+                <w:sz w:val="19"/>
+              </w:rPr>
+              <w:t>0.8023</w:t>
+            </w:r>
+          </w:p>
+        </w:tc>
+        <w:tc>
+          <w:tcPr>
+            <w:tcW w:type="dxa" w:w="2202"/>
+            <w:vAlign w:val="center"/>
+            <w:tcBorders>
+              <w:top w:val="single" w:sz="4" w:color="D9D9D9"/>
+              <w:left w:val="single" w:sz="4" w:color="D9D9D9"/>
+              <w:bottom w:val="single" w:sz="4" w:color="D9D9D9"/>
+              <w:right w:val="single" w:sz="4" w:color="D9D9D9"/>
+            </w:tcBorders>
+          </w:tcPr>
+          <w:p>
+            <w:pPr>
+              <w:keepNext/>
+              <w:spacing w:before="80" w:after="80"/>
+              <w:jc w:val="center"/>
+            </w:pPr>
+            <w:r>
+              <w:rPr>
+                <w:b w:val="0"/>
+                <w:sz w:val="19"/>
+              </w:rPr>
+              <w:t>0.4286</w:t>
+            </w:r>
+          </w:p>
+        </w:tc>
+        <w:tc>
+          <w:tcPr>
+            <w:tcW w:type="dxa" w:w="2202"/>
+            <w:vAlign w:val="center"/>
+            <w:tcBorders>
+              <w:top w:val="single" w:sz="4" w:color="D9D9D9"/>
+              <w:left w:val="single" w:sz="4" w:color="D9D9D9"/>
+              <w:bottom w:val="single" w:sz="4" w:color="D9D9D9"/>
+              <w:right w:val="single" w:sz="4" w:color="D9D9D9"/>
+            </w:tcBorders>
+          </w:tcPr>
+          <w:p>
+            <w:pPr>
+              <w:keepNext/>
+              <w:spacing w:before="80" w:after="80"/>
+              <w:jc w:val="center"/>
+            </w:pPr>
+            <w:r>
+              <w:rPr>
+                <w:b w:val="0"/>
+                <w:sz w:val="19"/>
+              </w:rPr>
+              <w:t>0.4286</w:t>
+            </w:r>
+          </w:p>
+        </w:tc>
+      </w:tr>
+      <w:tr>
+        <w:trPr>
+          <w:cantSplit/>
+        </w:trPr>
+        <w:tc>
+          <w:tcPr>
+            <w:tcW w:type="dxa" w:w="1652"/>
+            <w:vAlign w:val="center"/>
+            <w:tcBorders>
+              <w:top w:val="single" w:sz="4" w:color="D9D9D9"/>
+              <w:left w:val="single" w:sz="4" w:color="D9D9D9"/>
+              <w:bottom w:val="single" w:sz="4" w:color="D9D9D9"/>
+              <w:right w:val="single" w:sz="4" w:color="D9D9D9"/>
+            </w:tcBorders>
+          </w:tcPr>
+          <w:p>
+            <w:pPr>
+              <w:keepNext/>
+              <w:spacing w:before="80" w:after="80"/>
+              <w:jc w:val="center"/>
+            </w:pPr>
+            <w:r>
+              <w:rPr>
+                <w:b w:val="0"/>
+                <w:sz w:val="19"/>
+              </w:rPr>
+              <w:t>1-3</w:t>
+            </w:r>
+          </w:p>
+        </w:tc>
+        <w:tc>
+          <w:tcPr>
+            <w:tcW w:type="dxa" w:w="1652"/>
+            <w:vAlign w:val="center"/>
+            <w:tcBorders>
+              <w:top w:val="single" w:sz="4" w:color="D9D9D9"/>
+              <w:left w:val="single" w:sz="4" w:color="D9D9D9"/>
+              <w:bottom w:val="single" w:sz="4" w:color="D9D9D9"/>
+              <w:right w:val="single" w:sz="4" w:color="D9D9D9"/>
+            </w:tcBorders>
+          </w:tcPr>
+          <w:p>
+            <w:pPr>
+              <w:keepNext/>
+              <w:spacing w:before="80" w:after="80"/>
+              <w:jc w:val="center"/>
+            </w:pPr>
+            <w:r>
+              <w:rPr>
+                <w:b w:val="0"/>
+                <w:sz w:val="19"/>
+              </w:rPr>
+              <w:t>0.8178</w:t>
+            </w:r>
+          </w:p>
+        </w:tc>
+        <w:tc>
+          <w:tcPr>
+            <w:tcW w:type="dxa" w:w="1652"/>
+            <w:vAlign w:val="center"/>
+            <w:tcBorders>
+              <w:top w:val="single" w:sz="4" w:color="D9D9D9"/>
+              <w:left w:val="single" w:sz="4" w:color="D9D9D9"/>
+              <w:bottom w:val="single" w:sz="4" w:color="D9D9D9"/>
+              <w:right w:val="single" w:sz="4" w:color="D9D9D9"/>
+            </w:tcBorders>
+          </w:tcPr>
+          <w:p>
+            <w:pPr>
+              <w:keepNext/>
+              <w:spacing w:before="80" w:after="80"/>
+              <w:jc w:val="center"/>
+            </w:pPr>
+            <w:r>
+              <w:rPr>
+                <w:b w:val="0"/>
+                <w:sz w:val="19"/>
+              </w:rPr>
+              <w:t>0.7932</w:t>
+            </w:r>
+          </w:p>
+        </w:tc>
+        <w:tc>
+          <w:tcPr>
+            <w:tcW w:type="dxa" w:w="2202"/>
+            <w:vAlign w:val="center"/>
+            <w:tcBorders>
+              <w:top w:val="single" w:sz="4" w:color="D9D9D9"/>
+              <w:left w:val="single" w:sz="4" w:color="D9D9D9"/>
+              <w:bottom w:val="single" w:sz="4" w:color="D9D9D9"/>
+              <w:right w:val="single" w:sz="4" w:color="D9D9D9"/>
+            </w:tcBorders>
+          </w:tcPr>
+          <w:p>
+            <w:pPr>
+              <w:keepNext/>
+              <w:spacing w:before="80" w:after="80"/>
+              <w:jc w:val="center"/>
+            </w:pPr>
+            <w:r>
+              <w:rPr>
+                <w:b w:val="0"/>
+                <w:sz w:val="19"/>
+              </w:rPr>
+              <w:t>0.6667</w:t>
+            </w:r>
+          </w:p>
+        </w:tc>
+        <w:tc>
+          <w:tcPr>
+            <w:tcW w:type="dxa" w:w="2202"/>
+            <w:vAlign w:val="center"/>
+            <w:tcBorders>
+              <w:top w:val="single" w:sz="4" w:color="D9D9D9"/>
+              <w:left w:val="single" w:sz="4" w:color="D9D9D9"/>
+              <w:bottom w:val="single" w:sz="4" w:color="D9D9D9"/>
+              <w:right w:val="single" w:sz="4" w:color="D9D9D9"/>
+            </w:tcBorders>
+          </w:tcPr>
+          <w:p>
+            <w:pPr>
+              <w:keepNext/>
+              <w:spacing w:before="80" w:after="80"/>
+              <w:jc w:val="center"/>
+            </w:pPr>
+            <w:r>
+              <w:rPr>
+                <w:b w:val="0"/>
+                <w:sz w:val="19"/>
+              </w:rPr>
+              <w:t>0.6667</w:t>
+            </w:r>
+          </w:p>
+        </w:tc>
+      </w:tr>
+      <w:tr>
+        <w:trPr>
+          <w:cantSplit/>
+        </w:trPr>
+        <w:tc>
+          <w:tcPr>
+            <w:tcW w:type="dxa" w:w="1652"/>
+            <w:vAlign w:val="center"/>
+            <w:tcBorders>
+              <w:top w:val="single" w:sz="4" w:color="D9D9D9"/>
+              <w:left w:val="single" w:sz="4" w:color="D9D9D9"/>
+              <w:bottom w:val="single" w:sz="4" w:color="D9D9D9"/>
+              <w:right w:val="single" w:sz="4" w:color="D9D9D9"/>
+            </w:tcBorders>
+          </w:tcPr>
+          <w:p>
+            <w:pPr>
+              <w:keepNext/>
+              <w:spacing w:before="80" w:after="80"/>
+              <w:jc w:val="center"/>
+            </w:pPr>
+            <w:r>
+              <w:rPr>
+                <w:b w:val="0"/>
+                <w:sz w:val="19"/>
+              </w:rPr>
+              <w:t>1-4</w:t>
+            </w:r>
+          </w:p>
+        </w:tc>
+        <w:tc>
+          <w:tcPr>
+            <w:tcW w:type="dxa" w:w="1652"/>
+            <w:vAlign w:val="center"/>
+            <w:tcBorders>
+              <w:top w:val="single" w:sz="4" w:color="D9D9D9"/>
+              <w:left w:val="single" w:sz="4" w:color="D9D9D9"/>
+              <w:bottom w:val="single" w:sz="4" w:color="D9D9D9"/>
+              <w:right w:val="single" w:sz="4" w:color="D9D9D9"/>
+            </w:tcBorders>
+          </w:tcPr>
+          <w:p>
+            <w:pPr>
+              <w:keepNext/>
+              <w:spacing w:before="80" w:after="80"/>
+              <w:jc w:val="center"/>
+            </w:pPr>
+            <w:r>
+              <w:rPr>
+                <w:b w:val="0"/>
+                <w:sz w:val="19"/>
+              </w:rPr>
+              <w:t>0.7122</w:t>
+            </w:r>
+          </w:p>
+        </w:tc>
+        <w:tc>
+          <w:tcPr>
+            <w:tcW w:type="dxa" w:w="1652"/>
+            <w:vAlign w:val="center"/>
+            <w:tcBorders>
+              <w:top w:val="single" w:sz="4" w:color="D9D9D9"/>
+              <w:left w:val="single" w:sz="4" w:color="D9D9D9"/>
+              <w:bottom w:val="single" w:sz="4" w:color="D9D9D9"/>
+              <w:right w:val="single" w:sz="4" w:color="D9D9D9"/>
+            </w:tcBorders>
+          </w:tcPr>
+          <w:p>
+            <w:pPr>
+              <w:keepNext/>
+              <w:spacing w:before="80" w:after="80"/>
+              <w:jc w:val="center"/>
+            </w:pPr>
+            <w:r>
+              <w:rPr>
+                <w:b w:val="0"/>
+                <w:sz w:val="19"/>
+              </w:rPr>
+              <w:t>0.6570</w:t>
+            </w:r>
+          </w:p>
+        </w:tc>
+        <w:tc>
+          <w:tcPr>
+            <w:tcW w:type="dxa" w:w="2202"/>
+            <w:vAlign w:val="center"/>
+            <w:tcBorders>
+              <w:top w:val="single" w:sz="4" w:color="D9D9D9"/>
+              <w:left w:val="single" w:sz="4" w:color="D9D9D9"/>
+              <w:bottom w:val="single" w:sz="4" w:color="D9D9D9"/>
+              <w:right w:val="single" w:sz="4" w:color="D9D9D9"/>
+            </w:tcBorders>
+          </w:tcPr>
+          <w:p>
+            <w:pPr>
+              <w:keepNext/>
+              <w:spacing w:before="80" w:after="80"/>
+              <w:jc w:val="center"/>
+            </w:pPr>
+            <w:r>
+              <w:rPr>
+                <w:b w:val="0"/>
+                <w:sz w:val="19"/>
+              </w:rPr>
+              <w:t>0.6667</w:t>
+            </w:r>
+          </w:p>
+        </w:tc>
+        <w:tc>
+          <w:tcPr>
+            <w:tcW w:type="dxa" w:w="2202"/>
+            <w:vAlign w:val="center"/>
+            <w:tcBorders>
+              <w:top w:val="single" w:sz="4" w:color="D9D9D9"/>
+              <w:left w:val="single" w:sz="4" w:color="D9D9D9"/>
+              <w:bottom w:val="single" w:sz="4" w:color="D9D9D9"/>
+              <w:right w:val="single" w:sz="4" w:color="D9D9D9"/>
+            </w:tcBorders>
+          </w:tcPr>
+          <w:p>
+            <w:pPr>
+              <w:keepNext/>
+              <w:spacing w:before="80" w:after="80"/>
+              <w:jc w:val="center"/>
+            </w:pPr>
+            <w:r>
+              <w:rPr>
+                <w:b w:val="0"/>
+                <w:sz w:val="19"/>
+              </w:rPr>
+              <w:t>0.6667</w:t>
+            </w:r>
+          </w:p>
+        </w:tc>
+      </w:tr>
+      <w:tr>
+        <w:trPr>
+          <w:cantSplit/>
+        </w:trPr>
+        <w:tc>
+          <w:tcPr>
+            <w:tcW w:type="dxa" w:w="1652"/>
+            <w:vAlign w:val="center"/>
+            <w:tcBorders>
+              <w:top w:val="single" w:sz="4" w:color="D9D9D9"/>
+              <w:left w:val="single" w:sz="4" w:color="D9D9D9"/>
+              <w:bottom w:val="single" w:sz="4" w:color="D9D9D9"/>
+              <w:right w:val="single" w:sz="4" w:color="D9D9D9"/>
+            </w:tcBorders>
+          </w:tcPr>
+          <w:p>
+            <w:pPr>
+              <w:keepNext/>
+              <w:spacing w:before="80" w:after="80"/>
+              <w:jc w:val="center"/>
+            </w:pPr>
+            <w:r>
+              <w:rPr>
+                <w:b w:val="0"/>
+                <w:sz w:val="19"/>
+              </w:rPr>
+              <w:t>2-3</w:t>
+            </w:r>
+          </w:p>
+        </w:tc>
+        <w:tc>
+          <w:tcPr>
+            <w:tcW w:type="dxa" w:w="1652"/>
+            <w:vAlign w:val="center"/>
+            <w:tcBorders>
+              <w:top w:val="single" w:sz="4" w:color="D9D9D9"/>
+              <w:left w:val="single" w:sz="4" w:color="D9D9D9"/>
+              <w:bottom w:val="single" w:sz="4" w:color="D9D9D9"/>
+              <w:right w:val="single" w:sz="4" w:color="D9D9D9"/>
+            </w:tcBorders>
+          </w:tcPr>
+          <w:p>
+            <w:pPr>
+              <w:keepNext/>
+              <w:spacing w:before="80" w:after="80"/>
+              <w:jc w:val="center"/>
+            </w:pPr>
+            <w:r>
+              <w:rPr>
+                <w:b w:val="0"/>
+                <w:sz w:val="19"/>
+              </w:rPr>
+              <w:t>0.9412</w:t>
+            </w:r>
+          </w:p>
+        </w:tc>
+        <w:tc>
+          <w:tcPr>
+            <w:tcW w:type="dxa" w:w="1652"/>
+            <w:vAlign w:val="center"/>
+            <w:tcBorders>
+              <w:top w:val="single" w:sz="4" w:color="D9D9D9"/>
+              <w:left w:val="single" w:sz="4" w:color="D9D9D9"/>
+              <w:bottom w:val="single" w:sz="4" w:color="D9D9D9"/>
+              <w:right w:val="single" w:sz="4" w:color="D9D9D9"/>
+            </w:tcBorders>
+          </w:tcPr>
+          <w:p>
+            <w:pPr>
+              <w:keepNext/>
+              <w:spacing w:before="80" w:after="80"/>
+              <w:jc w:val="center"/>
+            </w:pPr>
+            <w:r>
+              <w:rPr>
+                <w:b w:val="0"/>
+                <w:sz w:val="19"/>
+              </w:rPr>
+              <w:t>0.9342</w:t>
+            </w:r>
+          </w:p>
+        </w:tc>
+        <w:tc>
+          <w:tcPr>
+            <w:tcW w:type="dxa" w:w="2202"/>
+            <w:vAlign w:val="center"/>
+            <w:tcBorders>
+              <w:top w:val="single" w:sz="4" w:color="D9D9D9"/>
+              <w:left w:val="single" w:sz="4" w:color="D9D9D9"/>
+              <w:bottom w:val="single" w:sz="4" w:color="D9D9D9"/>
+              <w:right w:val="single" w:sz="4" w:color="D9D9D9"/>
+            </w:tcBorders>
+          </w:tcPr>
+          <w:p>
+            <w:pPr>
+              <w:keepNext/>
+              <w:spacing w:before="80" w:after="80"/>
+              <w:jc w:val="center"/>
+            </w:pPr>
+            <w:r>
+              <w:rPr>
+                <w:b w:val="0"/>
+                <w:sz w:val="19"/>
+              </w:rPr>
+              <w:t>0.6667</w:t>
+            </w:r>
+          </w:p>
+        </w:tc>
+        <w:tc>
+          <w:tcPr>
+            <w:tcW w:type="dxa" w:w="2202"/>
+            <w:vAlign w:val="center"/>
+            <w:tcBorders>
+              <w:top w:val="single" w:sz="4" w:color="D9D9D9"/>
+              <w:left w:val="single" w:sz="4" w:color="D9D9D9"/>
+              <w:bottom w:val="single" w:sz="4" w:color="D9D9D9"/>
+              <w:right w:val="single" w:sz="4" w:color="D9D9D9"/>
+            </w:tcBorders>
+          </w:tcPr>
+          <w:p>
+            <w:pPr>
+              <w:keepNext/>
+              <w:spacing w:before="80" w:after="80"/>
+              <w:jc w:val="center"/>
+            </w:pPr>
+            <w:r>
+              <w:rPr>
+                <w:b w:val="0"/>
+                <w:sz w:val="19"/>
+              </w:rPr>
+              <w:t>0.6667</w:t>
+            </w:r>
+          </w:p>
+        </w:tc>
+      </w:tr>
+      <w:tr>
+        <w:trPr>
+          <w:cantSplit/>
+        </w:trPr>
+        <w:tc>
+          <w:tcPr>
+            <w:tcW w:type="dxa" w:w="1652"/>
+            <w:vAlign w:val="center"/>
+            <w:tcBorders>
+              <w:top w:val="single" w:sz="4" w:color="D9D9D9"/>
+              <w:left w:val="single" w:sz="4" w:color="D9D9D9"/>
+              <w:bottom w:val="single" w:sz="4" w:color="D9D9D9"/>
+              <w:right w:val="single" w:sz="4" w:color="D9D9D9"/>
+            </w:tcBorders>
+          </w:tcPr>
+          <w:p>
+            <w:pPr>
+              <w:keepNext/>
+              <w:spacing w:before="80" w:after="80"/>
+              <w:jc w:val="center"/>
+            </w:pPr>
+            <w:r>
+              <w:rPr>
+                <w:b w:val="0"/>
+                <w:sz w:val="19"/>
+              </w:rPr>
+              <w:t>2-4</w:t>
+            </w:r>
+          </w:p>
+        </w:tc>
+        <w:tc>
+          <w:tcPr>
+            <w:tcW w:type="dxa" w:w="1652"/>
+            <w:vAlign w:val="center"/>
+            <w:tcBorders>
+              <w:top w:val="single" w:sz="4" w:color="D9D9D9"/>
+              <w:left w:val="single" w:sz="4" w:color="D9D9D9"/>
+              <w:bottom w:val="single" w:sz="4" w:color="D9D9D9"/>
+              <w:right w:val="single" w:sz="4" w:color="D9D9D9"/>
+            </w:tcBorders>
+          </w:tcPr>
+          <w:p>
+            <w:pPr>
+              <w:keepNext/>
+              <w:spacing w:before="80" w:after="80"/>
+              <w:jc w:val="center"/>
+            </w:pPr>
+            <w:r>
+              <w:rPr>
+                <w:b w:val="0"/>
+                <w:sz w:val="19"/>
+              </w:rPr>
+              <w:t>0.8306</w:t>
+            </w:r>
+          </w:p>
+        </w:tc>
+        <w:tc>
+          <w:tcPr>
+            <w:tcW w:type="dxa" w:w="1652"/>
+            <w:vAlign w:val="center"/>
+            <w:tcBorders>
+              <w:top w:val="single" w:sz="4" w:color="D9D9D9"/>
+              <w:left w:val="single" w:sz="4" w:color="D9D9D9"/>
+              <w:bottom w:val="single" w:sz="4" w:color="D9D9D9"/>
+              <w:right w:val="single" w:sz="4" w:color="D9D9D9"/>
+            </w:tcBorders>
+          </w:tcPr>
+          <w:p>
+            <w:pPr>
+              <w:keepNext/>
+              <w:spacing w:before="80" w:after="80"/>
+              <w:jc w:val="center"/>
+            </w:pPr>
+            <w:r>
+              <w:rPr>
+                <w:b w:val="0"/>
+                <w:sz w:val="19"/>
+              </w:rPr>
+              <w:t>0.7879</w:t>
+            </w:r>
+          </w:p>
+        </w:tc>
+        <w:tc>
+          <w:tcPr>
+            <w:tcW w:type="dxa" w:w="2202"/>
+            <w:vAlign w:val="center"/>
+            <w:tcBorders>
+              <w:top w:val="single" w:sz="4" w:color="D9D9D9"/>
+              <w:left w:val="single" w:sz="4" w:color="D9D9D9"/>
+              <w:bottom w:val="single" w:sz="4" w:color="D9D9D9"/>
+              <w:right w:val="single" w:sz="4" w:color="D9D9D9"/>
+            </w:tcBorders>
+          </w:tcPr>
+          <w:p>
+            <w:pPr>
+              <w:keepNext/>
+              <w:spacing w:before="80" w:after="80"/>
+              <w:jc w:val="center"/>
+            </w:pPr>
+            <w:r>
+              <w:rPr>
+                <w:b w:val="0"/>
+                <w:sz w:val="19"/>
+              </w:rPr>
+              <w:t>0.4286</w:t>
+            </w:r>
+          </w:p>
+        </w:tc>
+        <w:tc>
+          <w:tcPr>
+            <w:tcW w:type="dxa" w:w="2202"/>
+            <w:vAlign w:val="center"/>
+            <w:tcBorders>
+              <w:top w:val="single" w:sz="4" w:color="D9D9D9"/>
+              <w:left w:val="single" w:sz="4" w:color="D9D9D9"/>
+              <w:bottom w:val="single" w:sz="4" w:color="D9D9D9"/>
+              <w:right w:val="single" w:sz="4" w:color="D9D9D9"/>
+            </w:tcBorders>
+          </w:tcPr>
+          <w:p>
+            <w:pPr>
+              <w:keepNext/>
+              <w:spacing w:before="80" w:after="80"/>
+              <w:jc w:val="center"/>
+            </w:pPr>
+            <w:r>
+              <w:rPr>
+                <w:b w:val="0"/>
+                <w:sz w:val="19"/>
+              </w:rPr>
+              <w:t>0.4286</w:t>
+            </w:r>
+          </w:p>
+        </w:tc>
+      </w:tr>
+      <w:tr>
+        <w:trPr>
+          <w:cantSplit/>
+        </w:trPr>
+        <w:tc>
+          <w:tcPr>
+            <w:tcW w:type="dxa" w:w="1652"/>
+            <w:vAlign w:val="center"/>
+            <w:tcBorders>
+              <w:top w:val="single" w:sz="4" w:color="D9D9D9"/>
+              <w:left w:val="single" w:sz="4" w:color="D9D9D9"/>
+              <w:bottom w:val="single" w:sz="4" w:color="D9D9D9"/>
+              <w:right w:val="single" w:sz="4" w:color="D9D9D9"/>
+            </w:tcBorders>
+          </w:tcPr>
+          <w:p>
+            <w:pPr>
+              <w:keepNext w:val="0"/>
+              <w:spacing w:before="80" w:after="80"/>
+              <w:jc w:val="center"/>
+            </w:pPr>
+            <w:r>
+              <w:rPr>
+                <w:b w:val="0"/>
+                <w:sz w:val="19"/>
+              </w:rPr>
+              <w:t>3-4</w:t>
+            </w:r>
+          </w:p>
+        </w:tc>
+        <w:tc>
+          <w:tcPr>
+            <w:tcW w:type="dxa" w:w="1652"/>
+            <w:vAlign w:val="center"/>
+            <w:tcBorders>
+              <w:top w:val="single" w:sz="4" w:color="D9D9D9"/>
+              <w:left w:val="single" w:sz="4" w:color="D9D9D9"/>
+              <w:bottom w:val="single" w:sz="4" w:color="D9D9D9"/>
+              <w:right w:val="single" w:sz="4" w:color="D9D9D9"/>
+            </w:tcBorders>
+          </w:tcPr>
+          <w:p>
+            <w:pPr>
+              <w:keepNext w:val="0"/>
+              <w:spacing w:before="80" w:after="80"/>
+              <w:jc w:val="center"/>
+            </w:pPr>
+            <w:r>
+              <w:rPr>
+                <w:b w:val="0"/>
+                <w:sz w:val="19"/>
+              </w:rPr>
+              <w:t>0.8047</w:t>
+            </w:r>
+          </w:p>
+        </w:tc>
+        <w:tc>
+          <w:tcPr>
+            <w:tcW w:type="dxa" w:w="1652"/>
+            <w:vAlign w:val="center"/>
+            <w:tcBorders>
+              <w:top w:val="single" w:sz="4" w:color="D9D9D9"/>
+              <w:left w:val="single" w:sz="4" w:color="D9D9D9"/>
+              <w:bottom w:val="single" w:sz="4" w:color="D9D9D9"/>
+              <w:right w:val="single" w:sz="4" w:color="D9D9D9"/>
+            </w:tcBorders>
+          </w:tcPr>
+          <w:p>
+            <w:pPr>
+              <w:keepNext w:val="0"/>
+              <w:spacing w:before="80" w:after="80"/>
+              <w:jc w:val="center"/>
+            </w:pPr>
+            <w:r>
+              <w:rPr>
+                <w:b w:val="0"/>
+                <w:sz w:val="19"/>
+              </w:rPr>
+              <w:t>0.7277</w:t>
+            </w:r>
+          </w:p>
+        </w:tc>
+        <w:tc>
+          <w:tcPr>
+            <w:tcW w:type="dxa" w:w="2202"/>
+            <w:vAlign w:val="center"/>
+            <w:tcBorders>
+              <w:top w:val="single" w:sz="4" w:color="D9D9D9"/>
+              <w:left w:val="single" w:sz="4" w:color="D9D9D9"/>
+              <w:bottom w:val="single" w:sz="4" w:color="D9D9D9"/>
+              <w:right w:val="single" w:sz="4" w:color="D9D9D9"/>
+            </w:tcBorders>
+          </w:tcPr>
+          <w:p>
+            <w:pPr>
+              <w:keepNext w:val="0"/>
+              <w:spacing w:before="80" w:after="80"/>
+              <w:jc w:val="center"/>
+            </w:pPr>
+            <w:r>
+              <w:rPr>
+                <w:b w:val="0"/>
+                <w:sz w:val="19"/>
+              </w:rPr>
+              <w:t>0.4286</w:t>
+            </w:r>
+          </w:p>
+        </w:tc>
+        <w:tc>
+          <w:tcPr>
+            <w:tcW w:type="dxa" w:w="2202"/>
+            <w:vAlign w:val="center"/>
+            <w:tcBorders>
+              <w:top w:val="single" w:sz="4" w:color="D9D9D9"/>
+              <w:left w:val="single" w:sz="4" w:color="D9D9D9"/>
+              <w:bottom w:val="single" w:sz="4" w:color="D9D9D9"/>
+              <w:right w:val="single" w:sz="4" w:color="D9D9D9"/>
+            </w:tcBorders>
+          </w:tcPr>
+          <w:p>
+            <w:pPr>
+              <w:keepNext w:val="0"/>
+              <w:spacing w:before="80" w:after="80"/>
+              <w:jc w:val="center"/>
+            </w:pPr>
+            <w:r>
+              <w:rPr>
+                <w:b w:val="0"/>
+                <w:sz w:val="19"/>
+              </w:rPr>
+              <w:t>0.4286</w:t>
+            </w:r>
+          </w:p>
+        </w:tc>
+      </w:tr>
+    </w:tbl>
+    <w:p>
+      <w:pPr>
+        <w:spacing w:after="20"/>
+      </w:pPr>
     </w:p>
     <w:sectPr>
       <w:footerReference w:type="default" r:id="rId14"/>

--- a/report/technical_report.docx
+++ b/report/technical_report.docx
@@ -54,7 +54,7 @@
     </w:p>
     <w:p>
       <w:r>
-        <w:t>Matching evaluation cohorts changes the interpretation of seismic forecasting performance and provides a common basis for assessing forecast probabilities and warning workload. We evaluate logistic regression (LR), bagged CART and training-tuned XGBoost on 2,063 common test rows from the 2,578-row UCI Seismic Bumps mirror. Record order serves as a temporal proxy because timestamps and longwall identifiers are absent. Matching test rows reduces the apparent random-versus-record-order average-precision gap by 89.7 percent for LR and 86.9 percent for CART, quantifying sensitivity to evaluation-cohort composition. Training-prior correction improves LR expected calibration error from 0.2904 to 0.0271 and Brier score from 0.1462 to 0.0439. Corrected LR Brier skill is 0.0342 against the historical training-prior reference and -0.0751 against the retrospective test-prevalence reference. Nine prespecified feature combinations assess the predictive information in hazard ratings, geophone signals, seismic activity and shift type. Exact TreeSHAP identifies total seismic energy, low-energy event counts and pulse activity as recurring contributors to XGBoost predictions; importance-rank correlations across four test phases range from 0.712 to 0.941, or 0.657 to 0.934 after excluding the three constant features. At training reference budgets of 10 and 20 percent, supplementary holdout XGBoost produces 30 and 81 alerts and detects 3 and 6 of 26 hazardous shifts. These results connect the interpretation of monitoring signals to measurable detection and inspection demands. Paired intervals describe uncertainty conditional on fixed predictions.</w:t>
+        <w:t>Test-cohort composition materially changes the apparent validation gap in seismic hazard forecasting. We evaluate logistic regression (LR), bagged CART and training-tuned XGBoost on 2,063 common test rows from the 2,578-row UCI Seismic Bumps mirror. Record order serves as a temporal proxy because timestamps and longwall identifiers are absent. Matching test rows reduces the apparent random-versus-record-order average-precision gap by 89.7 percent for LR and 86.9 percent for CART. Residual differences are 0.0114 (95 percent interval [-0.0110, 0.0243]) and 0.0188 ([0.0064, 0.0323]), respectively. These changes quantify sensitivity to evaluation-cohort composition. Training-prior correction improves LR expected calibration error from 0.2904 to 0.0271 and Brier score from 0.1462 to 0.0439. Corrected LR Brier skill is 0.0342 against the historical training-prior reference and -0.0751 against the retrospective test-prevalence reference. Nine prespecified feature combinations assess the predictive information in hazard ratings, geophone signals, seismic activity and shift type. Exact TreeSHAP identifies total seismic energy, low-energy event counts and pulse activity as recurring contributors to XGBoost predictions; comparison with refitted feature ablations distinguishes model reliance from incremental predictive value. At training reference budgets of 10 and 20 percent, supplementary holdout XGBoost produces 30 and 81 alerts and detects 3 and 6 of 26 hazardous shifts. The results distinguish three properties needed for engineering interpretation: performance on comparable shifts, the probability scale of the forecasts and the detection workload of a warning rule. Paired intervals describe uncertainty conditional on fixed predictions.</w:t>
       </w:r>
     </w:p>
     <w:p>
@@ -78,7 +78,7 @@
     </w:p>
     <w:p>
       <w:r>
-        <w:t>Underground mine monitoring records rock-mass activity to support the assessment of hazardous conditions. A forecast becomes useful for engineering review when its warning decisions can be related to measured signals and inspection demands. An evaluation must therefore establish which monitoring inputs inform the fitted predictor and how its warnings translate into detected and missed hazardous shifts.</w:t>
+        <w:t>Underground mine monitoring records rock-mass activity to support the assessment of hazardous conditions. Interpreting a forecast for engineering review requires evidence about its performance on later shifts, the monitoring signals it uses and the inspections its warnings would trigger. These questions connect model evaluation to detected hazards, missed hazardous shifts and false-alert workload.</w:t>
       </w:r>
     </w:p>
     <w:p>
@@ -88,12 +88,12 @@
     </w:p>
     <w:p>
       <w:r>
-        <w:t>Validation protocols can change both the training history and the test population [3,4]. A score gap therefore needs a common test cohort before it can inform a comparison of forecasting workflows. Ranking performance also leaves an engineering question unresolved: which signals shape the predictions, and how many inspections are associated with the resulting detections? Feature ablation and model explanations address the use of monitoring information, while frozen thresholds make detection and false-alert workload measurable.</w:t>
+        <w:t>Validation protocols can change both the training history and the test population [3,4]. Comparing their scores on different shifts can therefore obscure the source of an apparent performance gap. A common test cohort makes that comparison interpretable, while probability assessment determines what the score scale conveys. Feature ablation, model explanations and frozen thresholds then connect the monitoring inputs to predictive contribution and warning workload.</w:t>
       </w:r>
     </w:p>
     <w:p>
       <w:r>
-        <w:t>We combine matched-cohort validation with training-prior calibration and an explicit assessment of monitoring information. The common cohort supports comparisons across three model families, and nine prespecified feature combinations test the contribution of each engineering group. Exact TreeSHAP traces how the fitted XGBoost models use these signals across four test phases; comparison with refitted ablations separates model reliance from observed predictive gains. Four training reference budgets connect the forecast scores to detection counts and inspection workload. Together, these analyses establish a reproducible basis for interpreting seismic forecasts in their mining context.</w:t>
+        <w:t>This study examines how evaluation-cohort composition changes the validation gap and how monitoring information translates into forecasts and warning decisions. The common cohort supports comparisons across three model families, and nine prespecified feature combinations test the contribution of each engineering group. Exact TreeSHAP traces how the fitted XGBoost models use these signals across four test phases; comparison with refitted ablations separates model reliance from observed predictive gains. Four training reference budgets quantify detections, missed shifts and inspection workload after threshold transfer. All comparisons use saved row-level predictions and explicit training-only selection rules.</w:t>
       </w:r>
     </w:p>
     <w:p>
@@ -583,7 +583,7 @@
     </w:p>
     <w:p>
       <w:r>
-        <w:t>Categorical fields retain the existing ordinal encoding. The total count nbumps is excluded because it is the sum of the energy-band counts; constant energy-band columns remain in the audited design. LR uses constant-safe training standardization and L2 regularization. The design uses the supplied shift summaries; constructing cross-shift lag features would require known longwall continuity.</w:t>
+        <w:t>Categorical fields retain the existing ordinal encoding. The total count nbumps is excluded from the retained 17-column design, which includes the energy-band counts. Constant energy-band columns remain in the audited design. LR uses constant-safe training standardization and L2 regularization. The design uses the supplied shift summaries; constructing cross-shift lag features would require known longwall continuity.</w:t>
       </w:r>
     </w:p>
     <w:p>
@@ -4358,7 +4358,7 @@
     </w:p>
     <w:p>
       <w:r>
-        <w:t>The two largest contributions, energy and nbumps2, belong to the seismic-activity group. Removing that group and refitting gives pooled XGBoost AP 0.1292 versus 0.0862 for the full design, a difference of 0.0430 with paired interval [-0.0034, 0.1067]. The interval includes zero. SHAP attributes the predictions of the full fitted model; ablation evaluates a newly fitted model with different inputs. High reliance on these signals can therefore coexist with this ablation result, without establishing that the group is harmful or the explanation is unreliable. Correlated inputs, fitted interactions and sampling variability are plausible contributors. Appendix Table A2 reports all feature sets by phase; for XGBoost, without-seismic-minus-full AP differences are 0.1058, 0.0124, -0.0031, 0.0049 across phases 1 to 4. These phase patterns accompany the pooled comparison rather than identify its cause.</w:t>
+        <w:t>The two largest contributions, energy and nbumps2, belong to the seismic-activity group. Removing that group and refitting gives pooled XGBoost AP 0.1292 versus 0.0862 for the full design, a difference of 0.0430 with paired interval [-0.0034, 0.1067]. The interval includes zero. SHAP attributes the predictions of the full fitted model; ablation evaluates a newly fitted model with different inputs. Model reliance and incremental predictive value are distinct: influential signals need not improve the performance of a refitted model under the tested configuration. The interval leaves the direction of the group-removal gain unresolved. Correlated inputs, fitted interactions and sampling variability are plausible contributors. Appendix Table A2 reports all feature sets by phase; for XGBoost, without-seismic-minus-full AP differences are 0.1058, 0.0124, -0.0031, 0.0049 across phases 1 to 4. These phase patterns accompany the pooled comparison rather than identify its cause.</w:t>
       </w:r>
     </w:p>
     <w:p>
@@ -5466,7 +5466,7 @@
     </w:p>
     <w:p>
       <w:r>
-        <w:t>TP, FP and FN categories depend on predicted alerts and observed labels. Selecting the first row within each category is deterministic and limits discretionary case picking; it is neither outcome-independent nor the only reproducible selection rule.</w:t>
+        <w:t>The TP, FP and FN categories depend on predicted alerts and observed labels. The first row in each category supplies a deterministic illustration with limited discretionary case selection.</w:t>
       </w:r>
     </w:p>
     <w:p>
@@ -8737,7 +8737,7 @@
     </w:p>
     <w:p>
       <w:r>
-        <w:t>At the 1 percent reference budget, holdout LR issues one alert and detects one hazardous shift, while CART and XGBoost issue no alerts. Detection and missed-shift counts make these sparse outcomes interpretable alongside precision. Higher budgets increase detections together with additional false-alert workload. The resulting policy curves provide evidence for selecting a budget once inspection capacity and the consequences of missed hazards are specified.</w:t>
+        <w:t>At the 1 percent reference budget, holdout LR issues one alert and detects one hazardous shift, while CART and XGBoost issue no alerts. Detection and missed-shift counts make these sparse outcomes interpretable alongside precision. Higher budgets increase detections together with additional false-alert workload. The policy curves describe the observed detection–workload tradeoff. Choosing an operating budget would also require defined inspection capacity and consequences of missed hazards.</w:t>
       </w:r>
     </w:p>
     <w:p>
@@ -8758,12 +8758,12 @@
     </w:p>
     <w:p>
       <w:r>
-        <w:t>Matched evaluation makes cohort composition visible in the interpretation of validation gaps. The large reduction in the LR and CART gaps shows why the tested shifts belong in the performance comparison alongside the training protocol. Probability assessment then supplies a separate decision-relevant distinction: calibration improvement and skill against a stated reference measure different properties of the forecasts.</w:t>
+        <w:t>Matching test rows sharply reduces the LR and CART validation gaps, showing that the evaluation cohort materially affects their apparent size. The residual gaps compare workflows that still differ in training history and size; they do not isolate a leakage effect. Probability assessment adds a second distinction. Training-prior correction improves LR calibration, but corrected probabilities have positive Brier skill against the historical reference and negative skill against the retrospective test-prevalence reference. Improvement over the raw model and advantage over a reference are separate findings.</w:t>
       </w:r>
     </w:p>
     <w:p>
       <w:r>
-        <w:t>The SHAP-ablation comparison provides an engineering reading of the monitoring signals. Energy and low-energy event counts strongly influence the fitted XGBoost predictions, while refitting without their group yields a positive pooled AP difference whose interval includes zero. This result motivates examining signal combinations and phase outcomes alongside global importance. The complete budget table carries that interpretation into warning consequences, making detections, missed shifts and false-alert workload available for the same policy comparison.</w:t>
+        <w:t>The SHAP-ablation comparison provides an engineering reading of the monitoring signals. Energy and low-energy event counts strongly influence the fitted XGBoost predictions, while refitting without their group yields a positive pooled AP difference whose interval includes zero. Their influence describes the fitted prediction mechanism; the ablation tests the performance of a different fitted model. Reading these results together prevents global importance from becoming a claim of incremental value. The warning-budget results extend this interpretation to decisions: additional detections come with additional false alerts, and a historical reference budget can produce a different alert rate on later records.</w:t>
       </w:r>
     </w:p>
     <w:p>
@@ -8794,7 +8794,7 @@
     </w:p>
     <w:p>
       <w:r>
-        <w:t>This study establishes a common basis for evaluating seismic forecasting workflows and interpreting their warning consequences. Matching test rows substantially reduces the apparent random-versus-record-order gap, identifying evaluation-cohort composition as an essential part of the comparison. Training-prior correction improves LR calibration, with probability skill interpreted against explicit historical and retrospective references. Comparing TreeSHAP with refitted ablations distinguishes feature reliance from observed predictive gains, while complete warning-budget outcomes quantify the associated detection and false-alert workload. The contribution is an evidence-based evaluation of how monitoring information becomes a forecast and what that forecast requires of an inspection policy.</w:t>
+        <w:t>Recalculating performance on common test rows substantially reduces the apparent random-versus-record-order gap. The paired residual differences and their intervals measure the remaining protocol contrast; they do not identify a causal share of leakage or drift. Training-prior correction improves LR probability assessment, while its reference-dependent Brier skill shows why calibration gains need an explicit comparator. TreeSHAP and refitted ablations distinguish the signals used by a model from their observed incremental predictive value. Frozen-budget outcomes quantify the detections, missed shifts and false alerts associated with those forecasts. The engineering contribution is an auditable connection from monitoring signals to forecasts and inspection demand: matched shifts define the performance comparison, explicit probability references define calibration value, and detected, missed and falsely alerted shifts define warning workload.</w:t>
       </w:r>
     </w:p>
     <w:p>
@@ -8812,7 +8812,7 @@
     </w:p>
     <w:p>
       <w:r>
-        <w:t>The extended analysis uses Python 3.12.14, NumPy 2.3.5, pandas 3.0.1, XGBoost 3.1.3 and SciPy 1.18.1. The legacy LR/CART baselines use the original verified Python 3.7 environment and retain their saved full-model predictions. To reproduce the extensions, install requirements-research.txt in a separate Python 3.12 environment, run run_engineering.py followed by run_research.py, run review_analysis.py to refresh the reference and stability supplements, and execute verify_research.py --replay. Report generation uses generate_report.py --docx; export_report.ps1 exports the Word document to PDF. The original experiment and report consistency checks remain available through verify_results.py --reports.</w:t>
+        <w:t>The extended analysis uses Python 3.12.14, NumPy 2.3.5, pandas 3.0.1, XGBoost 3.1.3 and SciPy 1.18.1. The legacy LR/CART baselines use the original verified Python 3.7 environment and retain their saved full-model predictions. Run commands from the repository root. Use the recorded baseline environment for python -m scripts.run_experiments and python -m scripts.run_engineering. For the extension, install requirements/requirements-research.txt in a separate Python 3.12 environment, then run python -m scripts.run_research, python -m scripts.review_analysis and python -m scripts.verify_research --replay. In a separate document environment, python -m scripts.generate_report --docx generates the paper; pwsh -NoProfile -ExecutionPolicy Bypass -File scripts/export_report.ps1 exports PDF. Use python -m scripts.verify_results --reports to check results and report agreement.</w:t>
       </w:r>
     </w:p>
     <w:p>
@@ -10924,7 +10924,7 @@
     </w:p>
     <w:p>
       <w:r>
-        <w:t>The total count nbumps is excluded from the 17-column design because its energy-band counts are retained. Ordinal ratings and the binary shift type use the fixed mappings documented in the preprocessing code; scaling is fitted within training.</w:t>
+        <w:t>The total count nbumps is excluded from the retained 17-column design, which includes the energy-band counts. Ordinal ratings and the binary shift type use the fixed mappings documented in the preprocessing code; scaling is fitted within training.</w:t>
       </w:r>
     </w:p>
     <w:p>
